--- a/26fall/1870/Note/需记忆公式.docx
+++ b/26fall/1870/Note/需记忆公式.docx
@@ -1774,16 +1774,87 @@
         <w:ind w:firstLine="420"/>
         <w:rPr>
           <w:rFonts w:hint="eastAsia"/>
-          <w:color w:val="074F6A" w:themeColor="accent4" w:themeShade="80"/>
+          <w:color w:val="E97132" w:themeColor="accent2"/>
         </w:rPr>
       </w:pPr>
       <w:bookmarkStart w:id="0" w:name="_Hlk242518332"/>
       <w:r>
         <w:rPr>
           <w:rFonts w:hint="eastAsia"/>
-          <w:color w:val="074F6A" w:themeColor="accent4" w:themeShade="80"/>
-        </w:rPr>
-        <w:t xml:space="preserve"> 谓词： P(x)                                          命题： P</w:t>
+          <w:color w:val="E97132" w:themeColor="accent2"/>
+        </w:rPr>
+        <w:t xml:space="preserve"> </w:t>
+      </w:r>
+      <w:r>
+        <w:rPr>
+          <w:rFonts w:hint="eastAsia"/>
+          <w:color w:val="E97132" w:themeColor="accent2"/>
+        </w:rPr>
+        <w:t>Predicate（</w:t>
+      </w:r>
+      <w:r>
+        <w:rPr>
+          <w:rFonts w:hint="eastAsia"/>
+          <w:color w:val="E97132" w:themeColor="accent2"/>
+        </w:rPr>
+        <w:t>谓词</w:t>
+      </w:r>
+      <w:r>
+        <w:rPr>
+          <w:rFonts w:hint="eastAsia"/>
+          <w:color w:val="E97132" w:themeColor="accent2"/>
+        </w:rPr>
+        <w:t>）</w:t>
+      </w:r>
+      <w:r>
+        <w:rPr>
+          <w:rFonts w:hint="eastAsia"/>
+          <w:color w:val="E97132" w:themeColor="accent2"/>
+        </w:rPr>
+        <w:t xml:space="preserve">： P(x)      </w:t>
+      </w:r>
+      <w:r>
+        <w:rPr>
+          <w:rFonts w:hint="eastAsia"/>
+          <w:color w:val="E97132" w:themeColor="accent2"/>
+        </w:rPr>
+        <w:t xml:space="preserve">       </w:t>
+      </w:r>
+      <w:r>
+        <w:rPr>
+          <w:color w:val="E97132" w:themeColor="accent2"/>
+        </w:rPr>
+        <w:t>proposition</w:t>
+      </w:r>
+      <w:r>
+        <w:rPr>
+          <w:rFonts w:hint="eastAsia"/>
+          <w:color w:val="E97132" w:themeColor="accent2"/>
+        </w:rPr>
+        <w:t>（命题）</w:t>
+      </w:r>
+      <w:r>
+        <w:rPr>
+          <w:rFonts w:hint="eastAsia"/>
+          <w:color w:val="E97132" w:themeColor="accent2"/>
+        </w:rPr>
+        <w:t>： P</w:t>
+      </w:r>
+      <w:r>
+        <w:rPr>
+          <w:rFonts w:hint="eastAsia"/>
+          <w:color w:val="E97132" w:themeColor="accent2"/>
+        </w:rPr>
+        <w:t xml:space="preserve">     Quantifier（量词）：</w:t>
+      </w:r>
+      <w:r>
+        <w:rPr>
+          <w:rFonts w:ascii="Cambria Math" w:hAnsi="Cambria Math" w:cs="Cambria Math"/>
+          <w:color w:val="E97132" w:themeColor="accent2"/>
+          <w:sz w:val="24"/>
+          <w:szCs w:val="24"/>
+        </w:rPr>
+        <w:t>∃∀</w:t>
       </w:r>
     </w:p>
     <w:bookmarkEnd w:id="0"/>
@@ -3291,7 +3362,39 @@
         <w:rPr>
           <w:rFonts w:asciiTheme="minorEastAsia" w:hAnsiTheme="minorEastAsia" w:hint="eastAsia"/>
         </w:rPr>
-        <w:t xml:space="preserve">接着处理量词：   </w:t>
+        <w:t>接着处理量词</w:t>
+      </w:r>
+      <w:r>
+        <w:rPr>
+          <w:rFonts w:asciiTheme="minorEastAsia" w:hAnsiTheme="minorEastAsia" w:hint="eastAsia"/>
+        </w:rPr>
+        <w:t>(</w:t>
+      </w:r>
+      <w:r>
+        <w:rPr>
+          <w:rFonts w:asciiTheme="minorEastAsia" w:hAnsiTheme="minorEastAsia" w:hint="eastAsia"/>
+          <w:color w:val="E97132" w:themeColor="accent2"/>
+        </w:rPr>
+        <w:t>多个量词一步交换</w:t>
+      </w:r>
+      <w:r>
+        <w:rPr>
+          <w:rFonts w:asciiTheme="minorEastAsia" w:hAnsiTheme="minorEastAsia" w:hint="eastAsia"/>
+          <w:color w:val="E97132" w:themeColor="accent2"/>
+        </w:rPr>
+        <w:t>完</w:t>
+      </w:r>
+      <w:r>
+        <w:rPr>
+          <w:rFonts w:asciiTheme="minorEastAsia" w:hAnsiTheme="minorEastAsia" w:hint="eastAsia"/>
+        </w:rPr>
+        <w:t xml:space="preserve">) </w:t>
+      </w:r>
+      <w:r>
+        <w:rPr>
+          <w:rFonts w:asciiTheme="minorEastAsia" w:hAnsiTheme="minorEastAsia" w:hint="eastAsia"/>
+        </w:rPr>
+        <w:t xml:space="preserve">：   </w:t>
       </w:r>
       <w:r>
         <w:rPr>
@@ -6546,7 +6649,7 @@
             <w:pPr>
               <w:jc w:val="center"/>
               <w:rPr>
-                <w:rFonts w:ascii="Cambria Math" w:hAnsi="Cambria Math" w:cs="Cambria Math" w:hint="eastAsia"/>
+                <w:rFonts w:ascii="Cambria Math" w:hAnsi="Cambria Math" w:cs="Cambria Math"/>
                 <w:color w:val="0F4761" w:themeColor="accent1" w:themeShade="BF"/>
                 <w:sz w:val="24"/>
                 <w:szCs w:val="24"/>
@@ -6596,6 +6699,82 @@
                 <w:szCs w:val="24"/>
               </w:rPr>
               <w:t xml:space="preserve"> THEN C</w:t>
+            </w:r>
+          </w:p>
+          <w:p>
+            <w:pPr>
+              <w:jc w:val="center"/>
+              <w:rPr>
+                <w:rFonts w:ascii="Cambria Math" w:hAnsi="Cambria Math" w:cs="Cambria Math"/>
+                <w:color w:val="0F4761" w:themeColor="accent1" w:themeShade="BF"/>
+                <w:sz w:val="24"/>
+                <w:szCs w:val="24"/>
+              </w:rPr>
+            </w:pPr>
+            <w:r>
+              <w:rPr>
+                <w:rFonts w:ascii="Cambria Math" w:hAnsi="Cambria Math" w:cs="Cambria Math" w:hint="eastAsia"/>
+                <w:color w:val="0F4761" w:themeColor="accent1" w:themeShade="BF"/>
+                <w:sz w:val="24"/>
+                <w:szCs w:val="24"/>
+              </w:rPr>
+              <w:t>或</w:t>
+            </w:r>
+          </w:p>
+          <w:p>
+            <w:pPr>
+              <w:ind w:firstLineChars="50" w:firstLine="120"/>
+              <w:rPr>
+                <w:rFonts w:ascii="Cambria Math" w:hAnsi="Cambria Math" w:cs="Cambria Math" w:hint="eastAsia"/>
+                <w:color w:val="0F4761" w:themeColor="accent1" w:themeShade="BF"/>
+                <w:sz w:val="24"/>
+                <w:szCs w:val="24"/>
+              </w:rPr>
+            </w:pPr>
+            <w:r>
+              <w:rPr>
+                <w:rFonts w:ascii="Cambria Math" w:hAnsi="Cambria Math" w:cs="Cambria Math" w:hint="eastAsia"/>
+                <w:color w:val="0F4761" w:themeColor="accent1" w:themeShade="BF"/>
+                <w:sz w:val="24"/>
+                <w:szCs w:val="24"/>
+              </w:rPr>
+              <w:t xml:space="preserve">    P1</w:t>
+            </w:r>
+            <w:r>
+              <w:rPr>
+                <w:rFonts w:ascii="Cambria Math" w:hAnsi="Cambria Math" w:cs="Cambria Math" w:hint="eastAsia"/>
+                <w:color w:val="0F4761" w:themeColor="accent1" w:themeShade="BF"/>
+                <w:sz w:val="24"/>
+                <w:szCs w:val="24"/>
+              </w:rPr>
+              <w:t>，</w:t>
+            </w:r>
+            <w:r>
+              <w:rPr>
+                <w:rFonts w:ascii="Cambria Math" w:hAnsi="Cambria Math" w:cs="Cambria Math" w:hint="eastAsia"/>
+                <w:color w:val="0F4761" w:themeColor="accent1" w:themeShade="BF"/>
+                <w:sz w:val="24"/>
+                <w:szCs w:val="24"/>
+              </w:rPr>
+              <w:t xml:space="preserve">P2  </w:t>
+            </w:r>
+            <w:r>
+              <w:rPr>
+                <w:rFonts w:ascii="Cambria Math" w:hAnsi="Cambria Math" w:cs="Cambria Math" w:hint="eastAsia"/>
+                <w:color w:val="0F4761" w:themeColor="accent1" w:themeShade="BF"/>
+                <w:sz w:val="24"/>
+                <w:szCs w:val="24"/>
+              </w:rPr>
+              <w:t>∴</w:t>
+            </w:r>
+            <w:r>
+              <w:rPr>
+                <w:rFonts w:ascii="Cambria Math" w:hAnsi="Cambria Math" w:cs="Cambria Math" w:hint="eastAsia"/>
+                <w:color w:val="0F4761" w:themeColor="accent1" w:themeShade="BF"/>
+                <w:sz w:val="24"/>
+                <w:szCs w:val="24"/>
+              </w:rPr>
+              <w:t xml:space="preserve"> C</w:t>
             </w:r>
           </w:p>
         </w:tc>
@@ -6643,7 +6822,7 @@
                 <v:shape id="_x0000_i1104" type="#_x0000_t75" style="width:58.5pt;height:33.75pt" o:ole="">
                   <v:imagedata r:id="rId9" o:title=""/>
                 </v:shape>
-                <o:OLEObject Type="Embed" ProgID="PBrush" ShapeID="_x0000_i1104" DrawAspect="Content" ObjectID="_1853138017" r:id="rId10"/>
+                <o:OLEObject Type="Embed" ProgID="PBrush" ShapeID="_x0000_i1104" DrawAspect="Content" ObjectID="_1853176565" r:id="rId10"/>
               </w:object>
             </w:r>
           </w:p>
@@ -6672,7 +6851,7 @@
                 <v:shape id="_x0000_i1105" type="#_x0000_t75" style="width:164.25pt;height:54pt" o:ole="">
                   <v:imagedata r:id="rId11" o:title=""/>
                 </v:shape>
-                <o:OLEObject Type="Embed" ProgID="PBrush" ShapeID="_x0000_i1105" DrawAspect="Content" ObjectID="_1853138018" r:id="rId12"/>
+                <o:OLEObject Type="Embed" ProgID="PBrush" ShapeID="_x0000_i1105" DrawAspect="Content" ObjectID="_1853176566" r:id="rId12"/>
               </w:object>
             </w:r>
           </w:p>
@@ -7622,12 +7801,109 @@
           <w:p>
             <w:pPr>
               <w:rPr>
+                <w:rFonts w:cstheme="majorBidi"/>
+                <w:color w:val="0F4761" w:themeColor="accent1" w:themeShade="BF"/>
+                <w:sz w:val="24"/>
+                <w:szCs w:val="24"/>
+              </w:rPr>
+            </w:pPr>
+            <w:r>
+              <w:rPr>
+                <w:rFonts w:cstheme="majorBidi"/>
+                <w:color w:val="0F4761" w:themeColor="accent1" w:themeShade="BF"/>
+                <w:sz w:val="24"/>
+                <w:szCs w:val="24"/>
+              </w:rPr>
+              <w:t>∨</w:t>
+            </w:r>
+            <w:r>
+              <w:rPr>
                 <w:rFonts w:cstheme="majorBidi" w:hint="eastAsia"/>
                 <w:color w:val="0F4761" w:themeColor="accent1" w:themeShade="BF"/>
                 <w:sz w:val="24"/>
                 <w:szCs w:val="24"/>
               </w:rPr>
-            </w:pPr>
+              <w:t xml:space="preserve">Elim     </w:t>
+            </w:r>
+            <w:r>
+              <w:rPr>
+                <w:rFonts w:cstheme="majorBidi" w:hint="eastAsia"/>
+                <w:color w:val="0F4761" w:themeColor="accent1" w:themeShade="BF"/>
+                <w:sz w:val="24"/>
+                <w:szCs w:val="24"/>
+              </w:rPr>
+              <w:t>i</w:t>
+            </w:r>
+            <w:r>
+              <w:rPr>
+                <w:rFonts w:cstheme="majorBidi" w:hint="eastAsia"/>
+                <w:color w:val="0F4761" w:themeColor="accent1" w:themeShade="BF"/>
+                <w:sz w:val="24"/>
+                <w:szCs w:val="24"/>
+              </w:rPr>
+              <w:t>-</w:t>
+            </w:r>
+            <w:r>
+              <w:rPr>
+                <w:rFonts w:cstheme="majorBidi" w:hint="eastAsia"/>
+                <w:color w:val="0F4761" w:themeColor="accent1" w:themeShade="BF"/>
+                <w:sz w:val="24"/>
+                <w:szCs w:val="24"/>
+              </w:rPr>
+              <w:t>j</w:t>
+            </w:r>
+            <w:r>
+              <w:rPr>
+                <w:rFonts w:cstheme="majorBidi" w:hint="eastAsia"/>
+                <w:color w:val="0F4761" w:themeColor="accent1" w:themeShade="BF"/>
+                <w:sz w:val="24"/>
+                <w:szCs w:val="24"/>
+              </w:rPr>
+              <w:t xml:space="preserve"> </w:t>
+            </w:r>
+          </w:p>
+          <w:p>
+            <w:pPr>
+              <w:rPr>
+                <w:rFonts w:cstheme="majorBidi" w:hint="eastAsia"/>
+                <w:color w:val="0F4761" w:themeColor="accent1" w:themeShade="BF"/>
+                <w:sz w:val="24"/>
+                <w:szCs w:val="24"/>
+              </w:rPr>
+            </w:pPr>
+            <w:r>
+              <w:rPr>
+                <w:rFonts w:cstheme="majorBidi" w:hint="eastAsia"/>
+                <w:color w:val="0F4761" w:themeColor="accent1" w:themeShade="BF"/>
+                <w:sz w:val="24"/>
+                <w:szCs w:val="24"/>
+              </w:rPr>
+              <w:t>含假设</w:t>
+            </w:r>
+          </w:p>
+        </w:tc>
+        <w:tc>
+          <w:tcPr>
+            <w:tcW w:w="1701" w:type="dxa"/>
+          </w:tcPr>
+          <w:p>
+            <w:pPr>
+              <w:rPr>
+                <w:rFonts w:cstheme="majorBidi" w:hint="eastAsia"/>
+                <w:color w:val="0F4761" w:themeColor="accent1" w:themeShade="BF"/>
+                <w:sz w:val="24"/>
+                <w:szCs w:val="24"/>
+              </w:rPr>
+            </w:pPr>
+            <w:r>
+              <w:rPr>
+                <w:rFonts w:cstheme="majorBidi" w:hint="eastAsia"/>
+                <w:color w:val="0F4761" w:themeColor="accent1" w:themeShade="BF"/>
+                <w:sz w:val="24"/>
+                <w:szCs w:val="24"/>
+              </w:rPr>
+              <w:t>消除</w:t>
+            </w:r>
             <w:r>
               <w:rPr>
                 <w:rFonts w:cstheme="majorBidi"/>
@@ -7637,14 +7913,31 @@
               </w:rPr>
               <w:t>∨</w:t>
             </w:r>
-            <w:r>
+          </w:p>
+        </w:tc>
+        <w:tc>
+          <w:tcPr>
+            <w:tcW w:w="6237" w:type="dxa"/>
+          </w:tcPr>
+          <w:p>
+            <w:pPr>
               <w:rPr>
                 <w:rFonts w:cstheme="majorBidi" w:hint="eastAsia"/>
                 <w:color w:val="0F4761" w:themeColor="accent1" w:themeShade="BF"/>
                 <w:sz w:val="24"/>
                 <w:szCs w:val="24"/>
               </w:rPr>
-              <w:t xml:space="preserve">Elim     </w:t>
+            </w:pPr>
+            <w:r>
+              <w:rPr>
+                <w:rFonts w:hint="eastAsia"/>
+              </w:rPr>
+              <w:object w:dxaOrig="4695" w:dyaOrig="585" w14:anchorId="684F14CB">
+                <v:shape id="_x0000_i1280" type="#_x0000_t75" style="width:234.75pt;height:29.25pt" o:ole="">
+                  <v:imagedata r:id="rId17" o:title=""/>
+                </v:shape>
+                <o:OLEObject Type="Embed" ProgID="PBrush" ShapeID="_x0000_i1280" DrawAspect="Content" ObjectID="_1853176567" r:id="rId18"/>
+              </w:object>
             </w:r>
             <w:r>
               <w:rPr>
@@ -7653,125 +7946,7 @@
                 <w:sz w:val="24"/>
                 <w:szCs w:val="24"/>
               </w:rPr>
-              <w:t>i</w:t>
-            </w:r>
-            <w:r>
-              <w:rPr>
-                <w:rFonts w:cstheme="majorBidi" w:hint="eastAsia"/>
-                <w:color w:val="0F4761" w:themeColor="accent1" w:themeShade="BF"/>
-                <w:sz w:val="24"/>
-                <w:szCs w:val="24"/>
-              </w:rPr>
-              <w:t>-</w:t>
-            </w:r>
-            <w:r>
-              <w:rPr>
-                <w:rFonts w:cstheme="majorBidi" w:hint="eastAsia"/>
-                <w:color w:val="0F4761" w:themeColor="accent1" w:themeShade="BF"/>
-                <w:sz w:val="24"/>
-                <w:szCs w:val="24"/>
-              </w:rPr>
-              <w:t>j</w:t>
-            </w:r>
-            <w:r>
-              <w:rPr>
-                <w:rFonts w:cstheme="majorBidi" w:hint="eastAsia"/>
-                <w:color w:val="0F4761" w:themeColor="accent1" w:themeShade="BF"/>
-                <w:sz w:val="24"/>
-                <w:szCs w:val="24"/>
-              </w:rPr>
-              <w:t xml:space="preserve"> </w:t>
-            </w:r>
-          </w:p>
-        </w:tc>
-        <w:tc>
-          <w:tcPr>
-            <w:tcW w:w="1701" w:type="dxa"/>
-          </w:tcPr>
-          <w:p>
-            <w:pPr>
-              <w:rPr>
-                <w:rFonts w:cstheme="majorBidi" w:hint="eastAsia"/>
-                <w:color w:val="0F4761" w:themeColor="accent1" w:themeShade="BF"/>
-                <w:sz w:val="24"/>
-                <w:szCs w:val="24"/>
-              </w:rPr>
-            </w:pPr>
-            <w:r>
-              <w:rPr>
-                <w:rFonts w:cstheme="majorBidi" w:hint="eastAsia"/>
-                <w:color w:val="0F4761" w:themeColor="accent1" w:themeShade="BF"/>
-                <w:sz w:val="24"/>
-                <w:szCs w:val="24"/>
-              </w:rPr>
-              <w:t>消除</w:t>
-            </w:r>
-            <w:r>
-              <w:rPr>
-                <w:rFonts w:cstheme="majorBidi"/>
-                <w:color w:val="0F4761" w:themeColor="accent1" w:themeShade="BF"/>
-                <w:sz w:val="24"/>
-                <w:szCs w:val="24"/>
-              </w:rPr>
-              <w:t>∨</w:t>
-            </w:r>
-          </w:p>
-        </w:tc>
-        <w:tc>
-          <w:tcPr>
-            <w:tcW w:w="6237" w:type="dxa"/>
-          </w:tcPr>
-          <w:p>
-            <w:pPr>
-              <w:rPr>
-                <w:rFonts w:cstheme="majorBidi" w:hint="eastAsia"/>
-                <w:color w:val="0F4761" w:themeColor="accent1" w:themeShade="BF"/>
-                <w:sz w:val="24"/>
-                <w:szCs w:val="24"/>
-              </w:rPr>
-            </w:pPr>
-            <w:r>
-              <w:rPr>
-                <w:rFonts w:cstheme="majorBidi"/>
-                <w:color w:val="0F4761" w:themeColor="accent1" w:themeShade="BF"/>
-                <w:sz w:val="24"/>
-                <w:szCs w:val="24"/>
-              </w:rPr>
-              <w:drawing>
-                <wp:inline distT="0" distB="0" distL="0" distR="0" wp14:anchorId="47461B0F" wp14:editId="6788EE35">
-                  <wp:extent cx="1390844" cy="304843"/>
-                  <wp:effectExtent l="0" t="0" r="0" b="0"/>
-                  <wp:docPr id="1024915526" name="图片 1"/>
-                  <wp:cNvGraphicFramePr>
-                    <a:graphicFrameLocks xmlns:a="http://schemas.openxmlformats.org/drawingml/2006/main" noChangeAspect="1"/>
-                  </wp:cNvGraphicFramePr>
-                  <a:graphic xmlns:a="http://schemas.openxmlformats.org/drawingml/2006/main">
-                    <a:graphicData uri="http://schemas.openxmlformats.org/drawingml/2006/picture">
-                      <pic:pic xmlns:pic="http://schemas.openxmlformats.org/drawingml/2006/picture">
-                        <pic:nvPicPr>
-                          <pic:cNvPr id="1024915526" name=""/>
-                          <pic:cNvPicPr/>
-                        </pic:nvPicPr>
-                        <pic:blipFill>
-                          <a:blip r:embed="rId17"/>
-                          <a:stretch>
-                            <a:fillRect/>
-                          </a:stretch>
-                        </pic:blipFill>
-                        <pic:spPr>
-                          <a:xfrm>
-                            <a:off x="0" y="0"/>
-                            <a:ext cx="1390844" cy="304843"/>
-                          </a:xfrm>
-                          <a:prstGeom prst="rect">
-                            <a:avLst/>
-                          </a:prstGeom>
-                        </pic:spPr>
-                      </pic:pic>
-                    </a:graphicData>
-                  </a:graphic>
-                </wp:inline>
-              </w:drawing>
+              <w:t xml:space="preserve">    分支逻辑</w:t>
             </w:r>
           </w:p>
         </w:tc>
@@ -7919,7 +8094,7 @@
                           <pic:cNvPicPr/>
                         </pic:nvPicPr>
                         <pic:blipFill>
-                          <a:blip r:embed="rId18"/>
+                          <a:blip r:embed="rId19"/>
                           <a:stretch>
                             <a:fillRect/>
                           </a:stretch>
@@ -8049,7 +8224,7 @@
                           <pic:cNvPicPr/>
                         </pic:nvPicPr>
                         <pic:blipFill>
-                          <a:blip r:embed="rId19"/>
+                          <a:blip r:embed="rId20"/>
                           <a:stretch>
                             <a:fillRect/>
                           </a:stretch>
@@ -8093,12 +8268,21 @@
           <w:p>
             <w:pPr>
               <w:rPr>
+                <w:rFonts w:cstheme="majorBidi"/>
+                <w:color w:val="0F4761" w:themeColor="accent1" w:themeShade="BF"/>
+                <w:sz w:val="24"/>
+                <w:szCs w:val="24"/>
+              </w:rPr>
+            </w:pPr>
+            <w:r>
+              <w:rPr>
                 <w:rFonts w:cstheme="majorBidi" w:hint="eastAsia"/>
                 <w:color w:val="0F4761" w:themeColor="accent1" w:themeShade="BF"/>
                 <w:sz w:val="24"/>
                 <w:szCs w:val="24"/>
               </w:rPr>
-            </w:pPr>
+              <w:t xml:space="preserve">=&gt; </w:t>
+            </w:r>
             <w:r>
               <w:rPr>
                 <w:rFonts w:cstheme="majorBidi" w:hint="eastAsia"/>
@@ -8106,7 +8290,7 @@
                 <w:sz w:val="24"/>
                 <w:szCs w:val="24"/>
               </w:rPr>
-              <w:t xml:space="preserve">=&gt; </w:t>
+              <w:t>Intro  i</w:t>
             </w:r>
             <w:r>
               <w:rPr>
@@ -8115,7 +8299,7 @@
                 <w:sz w:val="24"/>
                 <w:szCs w:val="24"/>
               </w:rPr>
-              <w:t>Intro  i</w:t>
+              <w:t>-</w:t>
             </w:r>
             <w:r>
               <w:rPr>
@@ -8124,16 +8308,26 @@
                 <w:sz w:val="24"/>
                 <w:szCs w:val="24"/>
               </w:rPr>
-              <w:t>-</w:t>
-            </w:r>
-            <w:r>
+              <w:t>j</w:t>
+            </w:r>
+          </w:p>
+          <w:p>
+            <w:pPr>
               <w:rPr>
                 <w:rFonts w:cstheme="majorBidi" w:hint="eastAsia"/>
                 <w:color w:val="0F4761" w:themeColor="accent1" w:themeShade="BF"/>
                 <w:sz w:val="24"/>
                 <w:szCs w:val="24"/>
               </w:rPr>
-              <w:t>j</w:t>
+            </w:pPr>
+            <w:r>
+              <w:rPr>
+                <w:rFonts w:cstheme="majorBidi" w:hint="eastAsia"/>
+                <w:color w:val="0F4761" w:themeColor="accent1" w:themeShade="BF"/>
+                <w:sz w:val="24"/>
+                <w:szCs w:val="24"/>
+              </w:rPr>
+              <w:t>含假设</w:t>
             </w:r>
           </w:p>
         </w:tc>
@@ -8180,9 +8374,9 @@
               </w:rPr>
               <w:object w:dxaOrig="5910" w:dyaOrig="615" w14:anchorId="677F3DE4">
                 <v:shape id="_x0000_i1269" type="#_x0000_t75" style="width:295.5pt;height:30.75pt" o:ole="">
-                  <v:imagedata r:id="rId20" o:title=""/>
+                  <v:imagedata r:id="rId21" o:title=""/>
                 </v:shape>
-                <o:OLEObject Type="Embed" ProgID="PBrush" ShapeID="_x0000_i1269" DrawAspect="Content" ObjectID="_1853138019" r:id="rId21"/>
+                <o:OLEObject Type="Embed" ProgID="PBrush" ShapeID="_x0000_i1269" DrawAspect="Content" ObjectID="_1853176568" r:id="rId22"/>
               </w:object>
             </w:r>
           </w:p>
@@ -8284,9 +8478,9 @@
               </w:rPr>
               <w:object w:dxaOrig="2565" w:dyaOrig="750" w14:anchorId="177642E0">
                 <v:shape id="_x0000_i1270" type="#_x0000_t75" style="width:105pt;height:30.75pt" o:ole="">
-                  <v:imagedata r:id="rId22" o:title=""/>
+                  <v:imagedata r:id="rId23" o:title=""/>
                 </v:shape>
-                <o:OLEObject Type="Embed" ProgID="PBrush" ShapeID="_x0000_i1270" DrawAspect="Content" ObjectID="_1853138020" r:id="rId23"/>
+                <o:OLEObject Type="Embed" ProgID="PBrush" ShapeID="_x0000_i1270" DrawAspect="Content" ObjectID="_1853176569" r:id="rId24"/>
               </w:object>
             </w:r>
           </w:p>
@@ -8391,10 +8585,25 @@
               </w:rPr>
               <w:object w:dxaOrig="1950" w:dyaOrig="720" w14:anchorId="2EF04632">
                 <v:shape id="_x0000_i1271" type="#_x0000_t75" style="width:86.25pt;height:31.5pt" o:ole="">
-                  <v:imagedata r:id="rId24" o:title=""/>
+                  <v:imagedata r:id="rId25" o:title=""/>
                 </v:shape>
-                <o:OLEObject Type="Embed" ProgID="PBrush" ShapeID="_x0000_i1271" DrawAspect="Content" ObjectID="_1853138021" r:id="rId25"/>
+                <o:OLEObject Type="Embed" ProgID="PBrush" ShapeID="_x0000_i1271" DrawAspect="Content" ObjectID="_1853176570" r:id="rId26"/>
               </w:object>
+            </w:r>
+            <w:r>
+              <w:rPr>
+                <w:rFonts w:hint="eastAsia"/>
+              </w:rPr>
+              <w:t xml:space="preserve">               </w:t>
+            </w:r>
+            <w:r>
+              <w:rPr>
+                <w:rFonts w:cstheme="majorBidi" w:hint="eastAsia"/>
+                <w:color w:val="0F4761" w:themeColor="accent1" w:themeShade="BF"/>
+                <w:sz w:val="24"/>
+                <w:szCs w:val="24"/>
+              </w:rPr>
+              <w:t>推出矛盾</w:t>
             </w:r>
           </w:p>
         </w:tc>
@@ -8430,7 +8639,7 @@
                     </pic:cNvPicPr>
                   </pic:nvPicPr>
                   <pic:blipFill>
-                    <a:blip r:embed="rId26">
+                    <a:blip r:embed="rId27">
                       <a:extLst>
                         <a:ext uri="{28A0092B-C50C-407E-A947-70E740481C1C}">
                           <a14:useLocalDpi xmlns:a14="http://schemas.microsoft.com/office/drawing/2010/main" val="0"/>

--- a/26fall/1870/Note/需记忆公式.docx
+++ b/26fall/1870/Note/需记忆公式.docx
@@ -6822,7 +6822,7 @@
                 <v:shape id="_x0000_i1104" type="#_x0000_t75" style="width:58.5pt;height:33.75pt" o:ole="">
                   <v:imagedata r:id="rId9" o:title=""/>
                 </v:shape>
-                <o:OLEObject Type="Embed" ProgID="PBrush" ShapeID="_x0000_i1104" DrawAspect="Content" ObjectID="_1853176565" r:id="rId10"/>
+                <o:OLEObject Type="Embed" ProgID="PBrush" ShapeID="_x0000_i1104" DrawAspect="Content" ObjectID="_1853217042" r:id="rId10"/>
               </w:object>
             </w:r>
           </w:p>
@@ -6851,7 +6851,7 @@
                 <v:shape id="_x0000_i1105" type="#_x0000_t75" style="width:164.25pt;height:54pt" o:ole="">
                   <v:imagedata r:id="rId11" o:title=""/>
                 </v:shape>
-                <o:OLEObject Type="Embed" ProgID="PBrush" ShapeID="_x0000_i1105" DrawAspect="Content" ObjectID="_1853176566" r:id="rId12"/>
+                <o:OLEObject Type="Embed" ProgID="PBrush" ShapeID="_x0000_i1105" DrawAspect="Content" ObjectID="_1853217043" r:id="rId12"/>
               </w:object>
             </w:r>
           </w:p>
@@ -7277,29 +7277,181 @@
         <w:spacing w:line="360" w:lineRule="auto"/>
         <w:ind w:firstLine="420"/>
         <w:rPr>
+          <w:rFonts w:cstheme="majorBidi"/>
+          <w:color w:val="0F4761" w:themeColor="accent1" w:themeShade="BF"/>
+          <w:sz w:val="24"/>
+          <w:szCs w:val="24"/>
+        </w:rPr>
+      </w:pPr>
+      <w:r>
+        <w:rPr>
+          <w:rFonts w:cstheme="majorBidi"/>
+          <w:color w:val="0F4761" w:themeColor="accent1" w:themeShade="BF"/>
+          <w:sz w:val="24"/>
+          <w:szCs w:val="24"/>
+        </w:rPr>
+        <w:t>如果原子命题很多，或者使用的是谓词逻辑，那么用真值表来检验（论证）就是不可行的。</w:t>
+      </w:r>
+      <w:r>
+        <w:rPr>
           <w:rFonts w:cstheme="majorBidi" w:hint="eastAsia"/>
           <w:color w:val="0F4761" w:themeColor="accent1" w:themeShade="BF"/>
           <w:sz w:val="24"/>
           <w:szCs w:val="24"/>
         </w:rPr>
-      </w:pPr>
-      <w:r>
+        <w:t>取而代之的是，我们使用推理规则（rules of inference）来验证一个论证是否有效。</w:t>
+      </w:r>
+    </w:p>
+    <w:p>
+      <w:pPr>
+        <w:spacing w:line="360" w:lineRule="auto"/>
+        <w:ind w:firstLine="420"/>
+        <w:rPr>
+          <w:rFonts w:cstheme="majorBidi" w:hint="eastAsia"/>
+          <w:color w:val="0F4761" w:themeColor="accent1" w:themeShade="BF"/>
+          <w:sz w:val="24"/>
+          <w:szCs w:val="24"/>
+        </w:rPr>
+      </w:pPr>
+      <w:r>
+        <w:rPr>
+          <w:rFonts w:cstheme="majorBidi" w:hint="eastAsia"/>
+          <w:color w:val="0F4761" w:themeColor="accent1" w:themeShade="BF"/>
+          <w:sz w:val="24"/>
+          <w:szCs w:val="24"/>
+        </w:rPr>
+        <w:t>注意事项：</w:t>
+      </w:r>
+    </w:p>
+    <w:p>
+      <w:pPr>
+        <w:pStyle w:val="a9"/>
+        <w:numPr>
+          <w:ilvl w:val="0"/>
+          <w:numId w:val="20"/>
+        </w:numPr>
+        <w:spacing w:line="360" w:lineRule="auto"/>
         <w:rPr>
           <w:rFonts w:cstheme="majorBidi"/>
           <w:color w:val="0F4761" w:themeColor="accent1" w:themeShade="BF"/>
           <w:sz w:val="24"/>
           <w:szCs w:val="24"/>
         </w:rPr>
-        <w:t>如果原子命题很多，或者使用的是谓词逻辑，那么用真值表来检验（论证）就是不可行的。</w:t>
-      </w:r>
-      <w:r>
+      </w:pPr>
+      <w:r>
+        <w:rPr>
+          <w:rFonts w:cstheme="majorBidi" w:hint="eastAsia"/>
+          <w:color w:val="E97132" w:themeColor="accent2"/>
+          <w:sz w:val="24"/>
+          <w:szCs w:val="24"/>
+        </w:rPr>
+        <w:t>如果Assumption被</w:t>
+      </w:r>
+      <w:r>
+        <w:rPr>
+          <w:rFonts w:cstheme="majorBidi" w:hint="eastAsia"/>
+          <w:color w:val="E97132" w:themeColor="accent2"/>
+          <w:sz w:val="24"/>
+          <w:szCs w:val="24"/>
+        </w:rPr>
+        <w:t>结束</w:t>
+      </w:r>
+      <w:r>
+        <w:rPr>
+          <w:rFonts w:cstheme="majorBidi" w:hint="eastAsia"/>
+          <w:color w:val="E97132" w:themeColor="accent2"/>
+          <w:sz w:val="24"/>
+          <w:szCs w:val="24"/>
+        </w:rPr>
+        <w:t>（</w:t>
+      </w:r>
+      <w:r>
+        <w:rPr>
+          <w:rFonts w:cstheme="majorBidi" w:hint="eastAsia"/>
+          <w:color w:val="E97132" w:themeColor="accent2"/>
+          <w:sz w:val="24"/>
+          <w:szCs w:val="24"/>
+        </w:rPr>
+        <w:t>结束</w:t>
+      </w:r>
+      <w:r>
+        <w:rPr>
+          <w:rFonts w:cstheme="majorBidi" w:hint="eastAsia"/>
+          <w:color w:val="E97132" w:themeColor="accent2"/>
+          <w:sz w:val="24"/>
+          <w:szCs w:val="24"/>
+        </w:rPr>
+        <w:t>缩进），</w:t>
+      </w:r>
+      <w:r>
+        <w:rPr>
+          <w:rFonts w:cstheme="majorBidi" w:hint="eastAsia"/>
+          <w:color w:val="E97132" w:themeColor="accent2"/>
+          <w:sz w:val="24"/>
+          <w:szCs w:val="24"/>
+        </w:rPr>
+        <w:t>则</w:t>
+      </w:r>
+      <w:r>
+        <w:rPr>
+          <w:rFonts w:cstheme="majorBidi" w:hint="eastAsia"/>
+          <w:color w:val="E97132" w:themeColor="accent2"/>
+          <w:sz w:val="24"/>
+          <w:szCs w:val="24"/>
+        </w:rPr>
+        <w:t>Assumption内的所有行不能被引用</w:t>
+      </w:r>
+      <w:r>
+        <w:rPr>
+          <w:rFonts w:cstheme="majorBidi" w:hint="eastAsia"/>
+          <w:color w:val="E97132" w:themeColor="accent2"/>
+          <w:sz w:val="24"/>
+          <w:szCs w:val="24"/>
+        </w:rPr>
+        <w:t xml:space="preserve"> </w:t>
+      </w:r>
+    </w:p>
+    <w:p>
+      <w:pPr>
+        <w:pStyle w:val="a9"/>
+        <w:numPr>
+          <w:ilvl w:val="0"/>
+          <w:numId w:val="20"/>
+        </w:numPr>
+        <w:spacing w:line="360" w:lineRule="auto"/>
         <w:rPr>
           <w:rFonts w:cstheme="majorBidi" w:hint="eastAsia"/>
           <w:color w:val="0F4761" w:themeColor="accent1" w:themeShade="BF"/>
           <w:sz w:val="24"/>
           <w:szCs w:val="24"/>
         </w:rPr>
-        <w:t>取而代之的是，我们使用推理规则（rules of inference）来验证一个论证是否有效。</w:t>
+      </w:pPr>
+      <w:r>
+        <w:rPr>
+          <w:rFonts w:cstheme="majorBidi" w:hint="eastAsia"/>
+          <w:color w:val="E97132" w:themeColor="accent2"/>
+          <w:sz w:val="24"/>
+          <w:szCs w:val="24"/>
+        </w:rPr>
+        <w:t>结束</w:t>
+      </w:r>
+      <w:r>
+        <w:rPr>
+          <w:rFonts w:cstheme="majorBidi" w:hint="eastAsia"/>
+          <w:color w:val="E97132" w:themeColor="accent2"/>
+          <w:sz w:val="24"/>
+          <w:szCs w:val="24"/>
+        </w:rPr>
+        <w:t>Assumption</w:t>
+      </w:r>
+      <w:r>
+        <w:rPr>
+          <w:rFonts w:cstheme="majorBidi" w:hint="eastAsia"/>
+          <w:color w:val="E97132" w:themeColor="accent2"/>
+          <w:sz w:val="24"/>
+          <w:szCs w:val="24"/>
+        </w:rPr>
+        <w:t>的那句结论（第一条缩进回退语句），引用用-</w:t>
       </w:r>
     </w:p>
     <w:p>
@@ -7936,7 +8088,7 @@
                 <v:shape id="_x0000_i1280" type="#_x0000_t75" style="width:234.75pt;height:29.25pt" o:ole="">
                   <v:imagedata r:id="rId17" o:title=""/>
                 </v:shape>
-                <o:OLEObject Type="Embed" ProgID="PBrush" ShapeID="_x0000_i1280" DrawAspect="Content" ObjectID="_1853176567" r:id="rId18"/>
+                <o:OLEObject Type="Embed" ProgID="PBrush" ShapeID="_x0000_i1280" DrawAspect="Content" ObjectID="_1853217044" r:id="rId18"/>
               </w:object>
             </w:r>
             <w:r>
@@ -8376,7 +8528,7 @@
                 <v:shape id="_x0000_i1269" type="#_x0000_t75" style="width:295.5pt;height:30.75pt" o:ole="">
                   <v:imagedata r:id="rId21" o:title=""/>
                 </v:shape>
-                <o:OLEObject Type="Embed" ProgID="PBrush" ShapeID="_x0000_i1269" DrawAspect="Content" ObjectID="_1853176568" r:id="rId22"/>
+                <o:OLEObject Type="Embed" ProgID="PBrush" ShapeID="_x0000_i1269" DrawAspect="Content" ObjectID="_1853217045" r:id="rId22"/>
               </w:object>
             </w:r>
           </w:p>
@@ -8480,7 +8632,7 @@
                 <v:shape id="_x0000_i1270" type="#_x0000_t75" style="width:105pt;height:30.75pt" o:ole="">
                   <v:imagedata r:id="rId23" o:title=""/>
                 </v:shape>
-                <o:OLEObject Type="Embed" ProgID="PBrush" ShapeID="_x0000_i1270" DrawAspect="Content" ObjectID="_1853176569" r:id="rId24"/>
+                <o:OLEObject Type="Embed" ProgID="PBrush" ShapeID="_x0000_i1270" DrawAspect="Content" ObjectID="_1853217046" r:id="rId24"/>
               </w:object>
             </w:r>
           </w:p>
@@ -8587,7 +8739,7 @@
                 <v:shape id="_x0000_i1271" type="#_x0000_t75" style="width:86.25pt;height:31.5pt" o:ole="">
                   <v:imagedata r:id="rId25" o:title=""/>
                 </v:shape>
-                <o:OLEObject Type="Embed" ProgID="PBrush" ShapeID="_x0000_i1271" DrawAspect="Content" ObjectID="_1853176570" r:id="rId26"/>
+                <o:OLEObject Type="Embed" ProgID="PBrush" ShapeID="_x0000_i1271" DrawAspect="Content" ObjectID="_1853217047" r:id="rId26"/>
               </w:object>
             </w:r>
             <w:r>
@@ -8622,10 +8774,10 @@
           <w:noProof/>
         </w:rPr>
         <w:drawing>
-          <wp:inline distT="0" distB="0" distL="0" distR="0" wp14:anchorId="2E16150D" wp14:editId="300CAF30">
-            <wp:extent cx="4686300" cy="3233129"/>
+          <wp:inline distT="0" distB="0" distL="0" distR="0" wp14:anchorId="24B2731E" wp14:editId="12057338">
+            <wp:extent cx="6645910" cy="3140075"/>
             <wp:effectExtent l="0" t="0" r="0" b="0"/>
-            <wp:docPr id="2137009659" name="图片 10"/>
+            <wp:docPr id="1865113383" name="图片 7"/>
             <wp:cNvGraphicFramePr>
               <a:graphicFrameLocks xmlns:a="http://schemas.openxmlformats.org/drawingml/2006/main" noChangeAspect="1"/>
             </wp:cNvGraphicFramePr>
@@ -8633,7 +8785,7 @@
               <a:graphicData uri="http://schemas.openxmlformats.org/drawingml/2006/picture">
                 <pic:pic xmlns:pic="http://schemas.openxmlformats.org/drawingml/2006/picture">
                   <pic:nvPicPr>
-                    <pic:cNvPr id="0" name="Picture 10"/>
+                    <pic:cNvPr id="0" name="Picture 9"/>
                     <pic:cNvPicPr>
                       <a:picLocks noChangeAspect="1" noChangeArrowheads="1"/>
                     </pic:cNvPicPr>
@@ -8654,7 +8806,7 @@
                   <pic:spPr bwMode="auto">
                     <a:xfrm>
                       <a:off x="0" y="0"/>
-                      <a:ext cx="4737824" cy="3268676"/>
+                      <a:ext cx="6645910" cy="3140075"/>
                     </a:xfrm>
                     <a:prstGeom prst="rect">
                       <a:avLst/>
@@ -9487,7 +9639,7 @@
   <w:abstractNum w:abstractNumId="7" w15:restartNumberingAfterBreak="0">
     <w:nsid w:val="32552850"/>
     <w:multiLevelType w:val="hybridMultilevel"/>
-    <w:tmpl w:val="5D8AFF94"/>
+    <w:tmpl w:val="86F4CA72"/>
     <w:lvl w:ilvl="0" w:tplc="04090001">
       <w:start w:val="1"/>
       <w:numFmt w:val="bullet"/>

--- a/26fall/1870/Note/需记忆公式.docx
+++ b/26fall/1870/Note/需记忆公式.docx
@@ -6822,7 +6822,7 @@
                 <v:shape id="_x0000_i1104" type="#_x0000_t75" style="width:58.5pt;height:33.75pt" o:ole="">
                   <v:imagedata r:id="rId9" o:title=""/>
                 </v:shape>
-                <o:OLEObject Type="Embed" ProgID="PBrush" ShapeID="_x0000_i1104" DrawAspect="Content" ObjectID="_1853217042" r:id="rId10"/>
+                <o:OLEObject Type="Embed" ProgID="PBrush" ShapeID="_x0000_i1104" DrawAspect="Content" ObjectID="_1853240803" r:id="rId10"/>
               </w:object>
             </w:r>
           </w:p>
@@ -6851,7 +6851,7 @@
                 <v:shape id="_x0000_i1105" type="#_x0000_t75" style="width:164.25pt;height:54pt" o:ole="">
                   <v:imagedata r:id="rId11" o:title=""/>
                 </v:shape>
-                <o:OLEObject Type="Embed" ProgID="PBrush" ShapeID="_x0000_i1105" DrawAspect="Content" ObjectID="_1853217043" r:id="rId12"/>
+                <o:OLEObject Type="Embed" ProgID="PBrush" ShapeID="_x0000_i1105" DrawAspect="Content" ObjectID="_1853240804" r:id="rId12"/>
               </w:object>
             </w:r>
           </w:p>
@@ -7338,6 +7338,7 @@
           <w:szCs w:val="24"/>
         </w:rPr>
       </w:pPr>
+      <w:bookmarkStart w:id="3" w:name="_Hlk242603971"/>
       <w:r>
         <w:rPr>
           <w:rFonts w:cstheme="majorBidi" w:hint="eastAsia"/>
@@ -7409,6 +7410,15 @@
           <w:szCs w:val="24"/>
         </w:rPr>
         <w:t xml:space="preserve"> </w:t>
+      </w:r>
+      <w:r>
+        <w:rPr>
+          <w:rFonts w:cstheme="majorBidi" w:hint="eastAsia"/>
+          <w:color w:val="E97132" w:themeColor="accent2"/>
+          <w:sz w:val="24"/>
+          <w:szCs w:val="24"/>
+        </w:rPr>
+        <w:t>。</w:t>
       </w:r>
     </w:p>
     <w:p>
@@ -8088,7 +8098,7 @@
                 <v:shape id="_x0000_i1280" type="#_x0000_t75" style="width:234.75pt;height:29.25pt" o:ole="">
                   <v:imagedata r:id="rId17" o:title=""/>
                 </v:shape>
-                <o:OLEObject Type="Embed" ProgID="PBrush" ShapeID="_x0000_i1280" DrawAspect="Content" ObjectID="_1853217044" r:id="rId18"/>
+                <o:OLEObject Type="Embed" ProgID="PBrush" ShapeID="_x0000_i1280" DrawAspect="Content" ObjectID="_1853240805" r:id="rId18"/>
               </w:object>
             </w:r>
             <w:r>
@@ -8528,7 +8538,7 @@
                 <v:shape id="_x0000_i1269" type="#_x0000_t75" style="width:295.5pt;height:30.75pt" o:ole="">
                   <v:imagedata r:id="rId21" o:title=""/>
                 </v:shape>
-                <o:OLEObject Type="Embed" ProgID="PBrush" ShapeID="_x0000_i1269" DrawAspect="Content" ObjectID="_1853217045" r:id="rId22"/>
+                <o:OLEObject Type="Embed" ProgID="PBrush" ShapeID="_x0000_i1269" DrawAspect="Content" ObjectID="_1853240806" r:id="rId22"/>
               </w:object>
             </w:r>
           </w:p>
@@ -8632,7 +8642,7 @@
                 <v:shape id="_x0000_i1270" type="#_x0000_t75" style="width:105pt;height:30.75pt" o:ole="">
                   <v:imagedata r:id="rId23" o:title=""/>
                 </v:shape>
-                <o:OLEObject Type="Embed" ProgID="PBrush" ShapeID="_x0000_i1270" DrawAspect="Content" ObjectID="_1853217046" r:id="rId24"/>
+                <o:OLEObject Type="Embed" ProgID="PBrush" ShapeID="_x0000_i1270" DrawAspect="Content" ObjectID="_1853240807" r:id="rId24"/>
               </w:object>
             </w:r>
           </w:p>
@@ -8739,7 +8749,7 @@
                 <v:shape id="_x0000_i1271" type="#_x0000_t75" style="width:86.25pt;height:31.5pt" o:ole="">
                   <v:imagedata r:id="rId25" o:title=""/>
                 </v:shape>
-                <o:OLEObject Type="Embed" ProgID="PBrush" ShapeID="_x0000_i1271" DrawAspect="Content" ObjectID="_1853217047" r:id="rId26"/>
+                <o:OLEObject Type="Embed" ProgID="PBrush" ShapeID="_x0000_i1271" DrawAspect="Content" ObjectID="_1853240808" r:id="rId26"/>
               </w:object>
             </w:r>
             <w:r>
@@ -8762,12 +8772,8 @@
       </w:tr>
     </w:tbl>
     <w:p/>
+    <w:bookmarkEnd w:id="3"/>
     <w:p>
-      <w:pPr>
-        <w:rPr>
-          <w:rFonts w:hint="eastAsia"/>
-        </w:rPr>
-      </w:pPr>
       <w:r>
         <w:rPr>
           <w:rFonts w:hint="eastAsia"/>
@@ -8815,6 +8821,51 @@
                     <a:ln>
                       <a:noFill/>
                     </a:ln>
+                  </pic:spPr>
+                </pic:pic>
+              </a:graphicData>
+            </a:graphic>
+          </wp:inline>
+        </w:drawing>
+      </w:r>
+    </w:p>
+    <w:p>
+      <w:pPr>
+        <w:rPr>
+          <w:rFonts w:hint="eastAsia"/>
+        </w:rPr>
+      </w:pPr>
+      <w:r>
+        <w:lastRenderedPageBreak/>
+        <w:drawing>
+          <wp:inline distT="0" distB="0" distL="0" distR="0" wp14:anchorId="7436571B" wp14:editId="63B895A0">
+            <wp:extent cx="5087060" cy="2219635"/>
+            <wp:effectExtent l="0" t="0" r="0" b="9525"/>
+            <wp:docPr id="1184318495" name="图片 1"/>
+            <wp:cNvGraphicFramePr>
+              <a:graphicFrameLocks xmlns:a="http://schemas.openxmlformats.org/drawingml/2006/main" noChangeAspect="1"/>
+            </wp:cNvGraphicFramePr>
+            <a:graphic xmlns:a="http://schemas.openxmlformats.org/drawingml/2006/main">
+              <a:graphicData uri="http://schemas.openxmlformats.org/drawingml/2006/picture">
+                <pic:pic xmlns:pic="http://schemas.openxmlformats.org/drawingml/2006/picture">
+                  <pic:nvPicPr>
+                    <pic:cNvPr id="1184318495" name=""/>
+                    <pic:cNvPicPr/>
+                  </pic:nvPicPr>
+                  <pic:blipFill>
+                    <a:blip r:embed="rId28"/>
+                    <a:stretch>
+                      <a:fillRect/>
+                    </a:stretch>
+                  </pic:blipFill>
+                  <pic:spPr>
+                    <a:xfrm>
+                      <a:off x="0" y="0"/>
+                      <a:ext cx="5087060" cy="2219635"/>
+                    </a:xfrm>
+                    <a:prstGeom prst="rect">
+                      <a:avLst/>
+                    </a:prstGeom>
                   </pic:spPr>
                 </pic:pic>
               </a:graphicData>

--- a/26fall/1870/Note/需记忆公式.docx
+++ b/26fall/1870/Note/需记忆公式.docx
@@ -27,6 +27,9 @@
           <w:ilvl w:val="1"/>
           <w:numId w:val="1"/>
         </w:numPr>
+        <w:rPr>
+          <w:rFonts w:hint="eastAsia"/>
+        </w:rPr>
       </w:pPr>
       <w:r>
         <w:rPr>
@@ -60,6 +63,9 @@
           <w:ilvl w:val="2"/>
           <w:numId w:val="1"/>
         </w:numPr>
+        <w:rPr>
+          <w:rFonts w:hint="eastAsia"/>
+        </w:rPr>
       </w:pPr>
       <w:r>
         <w:rPr>
@@ -69,6 +75,11 @@
       </w:r>
     </w:p>
     <w:p>
+      <w:pPr>
+        <w:rPr>
+          <w:rFonts w:hint="eastAsia"/>
+        </w:rPr>
+      </w:pPr>
       <w:r>
         <w:rPr>
           <w:rFonts w:hint="eastAsia"/>
@@ -131,6 +142,9 @@
           <w:ilvl w:val="2"/>
           <w:numId w:val="1"/>
         </w:numPr>
+        <w:rPr>
+          <w:rFonts w:hint="eastAsia"/>
+        </w:rPr>
       </w:pPr>
       <w:r>
         <w:t>Satisfiability, validity, equivalence</w:t>
@@ -640,6 +654,9 @@
           <w:ilvl w:val="2"/>
           <w:numId w:val="4"/>
         </w:numPr>
+        <w:rPr>
+          <w:rFonts w:hint="eastAsia"/>
+        </w:rPr>
       </w:pPr>
       <w:r>
         <w:t>Propositional</w:t>
@@ -1004,6 +1021,7 @@
                 <w:tab w:val="left" w:pos="645"/>
               </w:tabs>
               <w:rPr>
+                <w:rFonts w:hint="eastAsia"/>
                 <w:b/>
                 <w:bCs/>
               </w:rPr>
@@ -1036,6 +1054,9 @@
           <w:p>
             <w:pPr>
               <w:jc w:val="left"/>
+              <w:rPr>
+                <w:rFonts w:hint="eastAsia"/>
+              </w:rPr>
             </w:pPr>
             <w:r>
               <w:t>(A∧B)∨(A∧C)</w:t>
@@ -1055,6 +1076,7 @@
                 <w:tab w:val="left" w:pos="645"/>
               </w:tabs>
               <w:rPr>
+                <w:rFonts w:hint="eastAsia"/>
                 <w:b/>
                 <w:bCs/>
               </w:rPr>
@@ -1094,6 +1116,9 @@
           <w:p>
             <w:pPr>
               <w:jc w:val="left"/>
+              <w:rPr>
+                <w:rFonts w:hint="eastAsia"/>
+              </w:rPr>
             </w:pPr>
             <w:r>
               <w:t>A</w:t>
@@ -1113,6 +1138,7 @@
                 <w:tab w:val="left" w:pos="645"/>
               </w:tabs>
               <w:rPr>
+                <w:rFonts w:hint="eastAsia"/>
                 <w:b/>
                 <w:bCs/>
               </w:rPr>
@@ -1129,6 +1155,9 @@
                 <w:tab w:val="left" w:pos="645"/>
               </w:tabs>
               <w:jc w:val="left"/>
+              <w:rPr>
+                <w:rFonts w:hint="eastAsia"/>
+              </w:rPr>
             </w:pPr>
             <w:r>
               <w:t>A∨A</w:t>
@@ -1145,6 +1174,9 @@
                 <w:tab w:val="left" w:pos="645"/>
               </w:tabs>
               <w:jc w:val="left"/>
+              <w:rPr>
+                <w:rFonts w:hint="eastAsia"/>
+              </w:rPr>
             </w:pPr>
             <w:r>
               <w:t>A</w:t>
@@ -1164,6 +1196,7 @@
                 <w:tab w:val="left" w:pos="645"/>
               </w:tabs>
               <w:rPr>
+                <w:rFonts w:hint="eastAsia"/>
                 <w:b/>
                 <w:bCs/>
               </w:rPr>
@@ -1188,6 +1221,7 @@
               </w:tabs>
               <w:jc w:val="left"/>
               <w:rPr>
+                <w:rFonts w:hint="eastAsia"/>
                 <w:b/>
                 <w:bCs/>
               </w:rPr>
@@ -1238,6 +1272,9 @@
               <w:tabs>
                 <w:tab w:val="left" w:pos="645"/>
               </w:tabs>
+              <w:rPr>
+                <w:rFonts w:hint="eastAsia"/>
+              </w:rPr>
             </w:pPr>
           </w:p>
         </w:tc>
@@ -1277,6 +1314,7 @@
               </w:tabs>
               <w:jc w:val="left"/>
               <w:rPr>
+                <w:rFonts w:hint="eastAsia"/>
                 <w:b/>
                 <w:bCs/>
               </w:rPr>
@@ -1354,6 +1392,7 @@
               </w:tabs>
               <w:jc w:val="left"/>
               <w:rPr>
+                <w:rFonts w:hint="eastAsia"/>
                 <w:b/>
                 <w:bCs/>
               </w:rPr>
@@ -1369,7 +1408,13 @@
         </w:tc>
       </w:tr>
     </w:tbl>
-    <w:p/>
+    <w:p>
+      <w:pPr>
+        <w:rPr>
+          <w:rFonts w:hint="eastAsia"/>
+        </w:rPr>
+      </w:pPr>
+    </w:p>
     <w:p>
       <w:pPr>
         <w:pStyle w:val="4"/>
@@ -1377,6 +1422,9 @@
           <w:ilvl w:val="2"/>
           <w:numId w:val="4"/>
         </w:numPr>
+        <w:rPr>
+          <w:rFonts w:hint="eastAsia"/>
+        </w:rPr>
       </w:pPr>
       <w:r>
         <w:rPr>
@@ -1537,6 +1585,9 @@
           <w:ilvl w:val="1"/>
           <w:numId w:val="4"/>
         </w:numPr>
+        <w:rPr>
+          <w:rFonts w:hint="eastAsia"/>
+        </w:rPr>
       </w:pPr>
       <w:r>
         <w:lastRenderedPageBreak/>
@@ -1553,6 +1604,7 @@
       <w:pPr>
         <w:ind w:firstLine="420"/>
         <w:rPr>
+          <w:rFonts w:hint="eastAsia"/>
           <w:color w:val="074F6A" w:themeColor="accent4" w:themeShade="80"/>
         </w:rPr>
       </w:pPr>
@@ -1992,7 +2044,7 @@
             <w:pPr>
               <w:jc w:val="center"/>
               <w:rPr>
-                <w:rFonts w:ascii="Cambria Math" w:hAnsi="Cambria Math" w:cs="Cambria Math" w:hint="eastAsia"/>
+                <w:rFonts w:ascii="Cambria Math" w:hAnsi="Cambria Math" w:cs="Cambria Math"/>
                 <w:color w:val="0F4761" w:themeColor="accent1" w:themeShade="BF"/>
                 <w:sz w:val="24"/>
                 <w:szCs w:val="24"/>
@@ -2112,7 +2164,7 @@
           <w:p>
             <w:pPr>
               <w:rPr>
-                <w:rFonts w:ascii="Cambria Math" w:hAnsi="Cambria Math" w:cs="Cambria Math" w:hint="eastAsia"/>
+                <w:rFonts w:ascii="Cambria Math" w:hAnsi="Cambria Math" w:cs="Cambria Math"/>
                 <w:color w:val="0F4761" w:themeColor="accent1" w:themeShade="BF"/>
                 <w:sz w:val="24"/>
                 <w:szCs w:val="24"/>
@@ -2303,7 +2355,7 @@
                 <w:numId w:val="10"/>
               </w:numPr>
               <w:rPr>
-                <w:rFonts w:ascii="Cambria Math" w:hAnsi="Cambria Math" w:cs="Cambria Math" w:hint="eastAsia"/>
+                <w:rFonts w:ascii="Cambria Math" w:hAnsi="Cambria Math" w:cs="Cambria Math"/>
                 <w:color w:val="0F4761" w:themeColor="accent1" w:themeShade="BF"/>
                 <w:sz w:val="24"/>
                 <w:szCs w:val="24"/>
@@ -2398,7 +2450,7 @@
               <w:widowControl/>
               <w:jc w:val="center"/>
               <w:rPr>
-                <w:rFonts w:cstheme="majorBidi"/>
+                <w:rFonts w:cstheme="majorBidi" w:hint="eastAsia"/>
                 <w:color w:val="0F4761" w:themeColor="accent1" w:themeShade="BF"/>
                 <w:sz w:val="24"/>
                 <w:szCs w:val="24"/>
@@ -2512,16 +2564,7 @@
                 <w:sz w:val="24"/>
                 <w:szCs w:val="24"/>
               </w:rPr>
-              <w:t xml:space="preserve"> </w:t>
-            </w:r>
-            <w:r>
-              <w:rPr>
-                <w:rFonts w:ascii="Cambria Math" w:hAnsi="Cambria Math" w:cs="Cambria Math" w:hint="eastAsia"/>
-                <w:color w:val="0F4761" w:themeColor="accent1" w:themeShade="BF"/>
-                <w:sz w:val="24"/>
-                <w:szCs w:val="24"/>
-              </w:rPr>
-              <w:t xml:space="preserve">exist integer x </w:t>
+              <w:t xml:space="preserve"> exist integer x </w:t>
             </w:r>
           </w:p>
           <w:p>
@@ -2572,16 +2615,7 @@
                 <w:sz w:val="24"/>
                 <w:szCs w:val="24"/>
               </w:rPr>
-              <w:t xml:space="preserve"> </w:t>
-            </w:r>
-            <w:r>
-              <w:rPr>
-                <w:rFonts w:ascii="Cambria Math" w:hAnsi="Cambria Math" w:cs="Cambria Math"/>
-                <w:color w:val="0F4761" w:themeColor="accent1" w:themeShade="BF"/>
-                <w:sz w:val="24"/>
-                <w:szCs w:val="24"/>
-              </w:rPr>
-              <w:t>∀</w:t>
+              <w:t xml:space="preserve"> ∀</w:t>
             </w:r>
             <w:r>
               <w:rPr>
@@ -2608,34 +2642,7 @@
                 <w:sz w:val="24"/>
                 <w:szCs w:val="24"/>
               </w:rPr>
-              <w:t xml:space="preserve"> </w:t>
-            </w:r>
-            <w:r>
-              <w:rPr>
-                <w:rFonts w:ascii="Cambria Math" w:hAnsi="Cambria Math" w:cs="Cambria Math" w:hint="eastAsia"/>
-                <w:color w:val="0F4761" w:themeColor="accent1" w:themeShade="BF"/>
-                <w:sz w:val="24"/>
-                <w:szCs w:val="24"/>
-              </w:rPr>
-              <w:t>every</w:t>
-            </w:r>
-            <w:r>
-              <w:rPr>
-                <w:rFonts w:ascii="Cambria Math" w:hAnsi="Cambria Math" w:cs="Cambria Math" w:hint="eastAsia"/>
-                <w:color w:val="0F4761" w:themeColor="accent1" w:themeShade="BF"/>
-                <w:sz w:val="24"/>
-                <w:szCs w:val="24"/>
-              </w:rPr>
-              <w:t xml:space="preserve"> integer x</w:t>
-            </w:r>
-            <w:r>
-              <w:rPr>
-                <w:rFonts w:ascii="Cambria Math" w:hAnsi="Cambria Math" w:cs="Cambria Math" w:hint="eastAsia"/>
-                <w:color w:val="0F4761" w:themeColor="accent1" w:themeShade="BF"/>
-                <w:sz w:val="24"/>
-                <w:szCs w:val="24"/>
-              </w:rPr>
-              <w:t xml:space="preserve"> and y</w:t>
+              <w:t xml:space="preserve"> every integer x and y</w:t>
             </w:r>
           </w:p>
           <w:p>
@@ -2645,6 +2652,9 @@
                 <w:ilvl w:val="0"/>
                 <w:numId w:val="12"/>
               </w:numPr>
+              <w:rPr>
+                <w:rFonts w:hint="eastAsia"/>
+              </w:rPr>
             </w:pPr>
             <w:r>
               <w:rPr>
@@ -2689,16 +2699,7 @@
                 <w:sz w:val="24"/>
                 <w:szCs w:val="24"/>
               </w:rPr>
-              <w:t>y</w:t>
-            </w:r>
-            <w:r>
-              <w:rPr>
-                <w:rFonts w:ascii="Cambria Math" w:hAnsi="Cambria Math" w:cs="Cambria Math" w:hint="eastAsia"/>
-                <w:color w:val="0F4761" w:themeColor="accent1" w:themeShade="BF"/>
-                <w:sz w:val="24"/>
-                <w:szCs w:val="24"/>
-              </w:rPr>
-              <w:t xml:space="preserve">, </w:t>
+              <w:t xml:space="preserve">y, </w:t>
             </w:r>
             <w:r>
               <w:rPr>
@@ -2716,34 +2717,7 @@
                 <w:sz w:val="24"/>
                 <w:szCs w:val="24"/>
               </w:rPr>
-              <w:t>exist integer x</w:t>
-            </w:r>
-            <w:r>
-              <w:rPr>
-                <w:rFonts w:ascii="Cambria Math" w:hAnsi="Cambria Math" w:cs="Cambria Math" w:hint="eastAsia"/>
-                <w:color w:val="0F4761" w:themeColor="accent1" w:themeShade="BF"/>
-                <w:sz w:val="24"/>
-                <w:szCs w:val="24"/>
-              </w:rPr>
-              <w:t xml:space="preserve"> and  </w:t>
-            </w:r>
-            <w:r>
-              <w:rPr>
-                <w:rFonts w:ascii="Cambria Math" w:hAnsi="Cambria Math" w:cs="Cambria Math" w:hint="eastAsia"/>
-                <w:color w:val="0F4761" w:themeColor="accent1" w:themeShade="BF"/>
-                <w:sz w:val="24"/>
-                <w:szCs w:val="24"/>
-              </w:rPr>
-              <w:t>every integer</w:t>
-            </w:r>
-            <w:r>
-              <w:rPr>
-                <w:rFonts w:ascii="Cambria Math" w:hAnsi="Cambria Math" w:cs="Cambria Math" w:hint="eastAsia"/>
-                <w:color w:val="0F4761" w:themeColor="accent1" w:themeShade="BF"/>
-                <w:sz w:val="24"/>
-                <w:szCs w:val="24"/>
-              </w:rPr>
-              <w:t xml:space="preserve"> y</w:t>
+              <w:t>exist integer x and  every integer y</w:t>
             </w:r>
           </w:p>
           <w:p>
@@ -2753,6 +2727,9 @@
                 <w:ilvl w:val="0"/>
                 <w:numId w:val="12"/>
               </w:numPr>
+              <w:rPr>
+                <w:rFonts w:hint="eastAsia"/>
+              </w:rPr>
             </w:pPr>
             <w:r>
               <w:rPr>
@@ -2825,6 +2802,9 @@
                 <w:ilvl w:val="0"/>
                 <w:numId w:val="12"/>
               </w:numPr>
+              <w:rPr>
+                <w:rFonts w:hint="eastAsia"/>
+              </w:rPr>
             </w:pPr>
             <w:r>
               <w:rPr>
@@ -2842,16 +2822,7 @@
                 <w:sz w:val="24"/>
                 <w:szCs w:val="24"/>
               </w:rPr>
-              <w:t>A=&gt;B</w:t>
-            </w:r>
-            <w:r>
-              <w:rPr>
-                <w:rFonts w:ascii="Cambria Math" w:hAnsi="Cambria Math" w:cs="Cambria Math" w:hint="eastAsia"/>
-                <w:color w:val="0F4761" w:themeColor="accent1" w:themeShade="BF"/>
-                <w:sz w:val="24"/>
-                <w:szCs w:val="24"/>
-              </w:rPr>
-              <w:t>,</w:t>
+              <w:t>A=&gt;B,</w:t>
             </w:r>
             <w:r>
               <w:rPr>
@@ -2869,34 +2840,7 @@
                 <w:sz w:val="24"/>
                 <w:szCs w:val="24"/>
               </w:rPr>
-              <w:t xml:space="preserve">if  </w:t>
-            </w:r>
-            <w:r>
-              <w:rPr>
-                <w:rFonts w:ascii="Cambria Math" w:hAnsi="Cambria Math" w:cs="Cambria Math" w:hint="eastAsia"/>
-                <w:color w:val="0F4761" w:themeColor="accent1" w:themeShade="BF"/>
-                <w:sz w:val="24"/>
-                <w:szCs w:val="24"/>
-              </w:rPr>
-              <w:t>A</w:t>
-            </w:r>
-            <w:r>
-              <w:rPr>
-                <w:rFonts w:ascii="Cambria Math" w:hAnsi="Cambria Math" w:cs="Cambria Math" w:hint="eastAsia"/>
-                <w:color w:val="0F4761" w:themeColor="accent1" w:themeShade="BF"/>
-                <w:sz w:val="24"/>
-                <w:szCs w:val="24"/>
-              </w:rPr>
-              <w:t xml:space="preserve"> then</w:t>
-            </w:r>
-            <w:r>
-              <w:rPr>
-                <w:rFonts w:ascii="Cambria Math" w:hAnsi="Cambria Math" w:cs="Cambria Math" w:hint="eastAsia"/>
-                <w:color w:val="0F4761" w:themeColor="accent1" w:themeShade="BF"/>
-                <w:sz w:val="24"/>
-                <w:szCs w:val="24"/>
-              </w:rPr>
-              <w:t xml:space="preserve"> B</w:t>
+              <w:t>if  A then B</w:t>
             </w:r>
           </w:p>
           <w:p>
@@ -2941,7 +2885,13 @@
         </w:tc>
       </w:tr>
     </w:tbl>
-    <w:p/>
+    <w:p>
+      <w:pPr>
+        <w:rPr>
+          <w:rFonts w:hint="eastAsia"/>
+        </w:rPr>
+      </w:pPr>
+    </w:p>
     <w:p>
       <w:pPr>
         <w:pStyle w:val="4"/>
@@ -2950,18 +2900,15 @@
           <w:numId w:val="8"/>
         </w:numPr>
         <w:ind w:left="709" w:hanging="709"/>
-      </w:pPr>
-      <w:r>
         <w:rPr>
           <w:rFonts w:hint="eastAsia"/>
         </w:rPr>
-        <w:t>否定</w:t>
-      </w:r>
+      </w:pPr>
       <w:r>
         <w:rPr>
           <w:rFonts w:hint="eastAsia"/>
         </w:rPr>
-        <w:t>量词</w:t>
+        <w:t>否定量词</w:t>
       </w:r>
       <w:r>
         <w:rPr>
@@ -3062,16 +3009,7 @@
           <w:sz w:val="24"/>
           <w:szCs w:val="24"/>
         </w:rPr>
-        <w:t xml:space="preserve"> Q(y)</w:t>
-      </w:r>
-      <w:r>
-        <w:rPr>
-          <w:rFonts w:cstheme="majorBidi" w:hint="eastAsia"/>
-          <w:color w:val="0F4761" w:themeColor="accent1" w:themeShade="BF"/>
-          <w:sz w:val="24"/>
-          <w:szCs w:val="24"/>
-        </w:rPr>
-        <w:t xml:space="preserve">     =&gt;   </w:t>
+        <w:t xml:space="preserve"> Q(y)     =&gt;   </w:t>
       </w:r>
       <w:r>
         <w:rPr>
@@ -3217,7 +3155,7 @@
       <w:pPr>
         <w:ind w:firstLineChars="200" w:firstLine="420"/>
         <w:rPr>
-          <w:rFonts w:asciiTheme="minorEastAsia" w:hAnsiTheme="minorEastAsia"/>
+          <w:rFonts w:asciiTheme="minorEastAsia" w:hAnsiTheme="minorEastAsia" w:hint="eastAsia"/>
         </w:rPr>
       </w:pPr>
       <w:r>
@@ -3244,7 +3182,7 @@
           <w:numId w:val="16"/>
         </w:numPr>
         <w:rPr>
-          <w:rFonts w:asciiTheme="minorEastAsia" w:hAnsiTheme="minorEastAsia"/>
+          <w:rFonts w:asciiTheme="minorEastAsia" w:hAnsiTheme="minorEastAsia" w:hint="eastAsia"/>
         </w:rPr>
       </w:pPr>
       <w:r>
@@ -3258,14 +3196,7 @@
           <w:rFonts w:asciiTheme="minorEastAsia" w:hAnsiTheme="minorEastAsia" w:hint="eastAsia"/>
           <w:color w:val="E97132" w:themeColor="accent2"/>
         </w:rPr>
-        <w:t>式</w:t>
-      </w:r>
-      <w:r>
-        <w:rPr>
-          <w:rFonts w:asciiTheme="minorEastAsia" w:hAnsiTheme="minorEastAsia" w:hint="eastAsia"/>
-          <w:color w:val="E97132" w:themeColor="accent2"/>
-        </w:rPr>
-        <w:t>首存在</w:t>
+        <w:t>式首存在</w:t>
       </w:r>
       <w:r>
         <w:rPr>
@@ -3355,7 +3286,7 @@
           <w:numId w:val="16"/>
         </w:numPr>
         <w:rPr>
-          <w:rFonts w:asciiTheme="minorEastAsia" w:hAnsiTheme="minorEastAsia"/>
+          <w:rFonts w:asciiTheme="minorEastAsia" w:hAnsiTheme="minorEastAsia" w:hint="eastAsia"/>
         </w:rPr>
       </w:pPr>
       <w:r>
@@ -3407,19 +3338,7 @@
         <w:rPr>
           <w:rFonts w:asciiTheme="minorEastAsia" w:hAnsiTheme="minorEastAsia" w:hint="eastAsia"/>
         </w:rPr>
-        <w:t>。</w:t>
-      </w:r>
-      <w:r>
-        <w:rPr>
-          <w:rFonts w:asciiTheme="minorEastAsia" w:hAnsiTheme="minorEastAsia" w:hint="eastAsia"/>
-        </w:rPr>
-        <w:t>（本例</w:t>
-      </w:r>
-      <w:r>
-        <w:rPr>
-          <w:rFonts w:asciiTheme="minorEastAsia" w:hAnsiTheme="minorEastAsia" w:hint="eastAsia"/>
-        </w:rPr>
-        <w:t>：</w:t>
+        <w:t>。（本例：</w:t>
       </w:r>
       <w:r>
         <w:rPr>
@@ -3458,13 +3377,7 @@
         <w:rPr>
           <w:rFonts w:asciiTheme="minorEastAsia" w:hAnsiTheme="minorEastAsia" w:hint="eastAsia"/>
         </w:rPr>
-        <w:t xml:space="preserve"> </w:t>
-      </w:r>
-      <w:r>
-        <w:rPr>
-          <w:rFonts w:asciiTheme="minorEastAsia" w:hAnsiTheme="minorEastAsia" w:hint="eastAsia"/>
-        </w:rPr>
-        <w:t>）</w:t>
+        <w:t xml:space="preserve"> ）</w:t>
       </w:r>
     </w:p>
     <w:p>
@@ -3484,7 +3397,7 @@
           <w:numId w:val="16"/>
         </w:numPr>
         <w:rPr>
-          <w:rFonts w:asciiTheme="minorEastAsia" w:hAnsiTheme="minorEastAsia"/>
+          <w:rFonts w:asciiTheme="minorEastAsia" w:hAnsiTheme="minorEastAsia" w:hint="eastAsia"/>
         </w:rPr>
       </w:pPr>
       <w:r>
@@ -3504,13 +3417,7 @@
         <w:rPr>
           <w:rFonts w:asciiTheme="minorEastAsia" w:hAnsiTheme="minorEastAsia" w:hint="eastAsia"/>
         </w:rPr>
-        <w:t>。</w:t>
-      </w:r>
-      <w:r>
-        <w:rPr>
-          <w:rFonts w:asciiTheme="minorEastAsia" w:hAnsiTheme="minorEastAsia" w:hint="eastAsia"/>
-        </w:rPr>
-        <w:t>（本例：</w:t>
+        <w:t>。（本例：</w:t>
       </w:r>
       <w:r>
         <w:rPr>
@@ -3549,13 +3456,7 @@
         <w:rPr>
           <w:rFonts w:asciiTheme="minorEastAsia" w:hAnsiTheme="minorEastAsia" w:hint="eastAsia"/>
         </w:rPr>
-        <w:t xml:space="preserve"> </w:t>
-      </w:r>
-      <w:r>
-        <w:rPr>
-          <w:rFonts w:asciiTheme="minorEastAsia" w:hAnsiTheme="minorEastAsia" w:hint="eastAsia"/>
-        </w:rPr>
-        <w:t xml:space="preserve"> </w:t>
+        <w:t xml:space="preserve">  </w:t>
       </w:r>
       <w:r>
         <w:rPr>
@@ -3575,26 +3476,13 @@
           <w:rFonts w:asciiTheme="minorEastAsia" w:hAnsiTheme="minorEastAsia" w:hint="eastAsia"/>
           <w:color w:val="E97132" w:themeColor="accent2"/>
         </w:rPr>
-        <w:t>)</w:t>
+        <w:t xml:space="preserve">) </w:t>
       </w:r>
       <w:r>
         <w:rPr>
           <w:rFonts w:asciiTheme="minorEastAsia" w:hAnsiTheme="minorEastAsia" w:hint="eastAsia"/>
-          <w:color w:val="E97132" w:themeColor="accent2"/>
-        </w:rPr>
-        <w:t xml:space="preserve"> </w:t>
-      </w:r>
-      <w:r>
-        <w:rPr>
-          <w:rFonts w:asciiTheme="minorEastAsia" w:hAnsiTheme="minorEastAsia" w:hint="eastAsia"/>
-        </w:rPr>
-        <w:t>）</w:t>
-      </w:r>
-      <w:r>
-        <w:rPr>
-          <w:rFonts w:asciiTheme="minorEastAsia" w:hAnsiTheme="minorEastAsia" w:hint="eastAsia"/>
-        </w:rPr>
-        <w:t xml:space="preserve">  </w:t>
+        </w:rPr>
+        <w:t xml:space="preserve">）  </w:t>
       </w:r>
     </w:p>
     <w:p>
@@ -3694,7 +3582,7 @@
             <w:pPr>
               <w:jc w:val="center"/>
               <w:rPr>
-                <w:rFonts w:ascii="Cambria Math" w:hAnsi="Cambria Math" w:cs="Cambria Math" w:hint="eastAsia"/>
+                <w:rFonts w:ascii="Cambria Math" w:hAnsi="Cambria Math" w:cs="Cambria Math"/>
                 <w:color w:val="0F4761" w:themeColor="accent1" w:themeShade="BF"/>
                 <w:sz w:val="24"/>
                 <w:szCs w:val="24"/>
@@ -3737,15 +3625,15 @@
               <w:ind w:firstLineChars="200" w:firstLine="480"/>
               <w:jc w:val="center"/>
               <w:rPr>
-                <w:rFonts w:ascii="Cambria Math" w:hAnsi="Cambria Math" w:cs="Cambria Math" w:hint="eastAsia"/>
-                <w:color w:val="0F4761" w:themeColor="accent1" w:themeShade="BF"/>
-                <w:sz w:val="24"/>
-                <w:szCs w:val="24"/>
-              </w:rPr>
-            </w:pPr>
-            <w:r>
-              <w:rPr>
                 <w:rFonts w:ascii="Cambria Math" w:hAnsi="Cambria Math" w:cs="Cambria Math"/>
+                <w:color w:val="0F4761" w:themeColor="accent1" w:themeShade="BF"/>
+                <w:sz w:val="24"/>
+                <w:szCs w:val="24"/>
+              </w:rPr>
+            </w:pPr>
+            <w:r>
+              <w:rPr>
+                <w:rFonts w:ascii="Cambria Math" w:hAnsi="Cambria Math" w:cs="Cambria Math"/>
                 <w:b/>
                 <w:bCs/>
                 <w:color w:val="E97132" w:themeColor="accent2"/>
@@ -3818,7 +3706,7 @@
             <w:pPr>
               <w:jc w:val="center"/>
               <w:rPr>
-                <w:rFonts w:ascii="Cambria Math" w:hAnsi="Cambria Math" w:cs="Cambria Math" w:hint="eastAsia"/>
+                <w:rFonts w:ascii="Cambria Math" w:hAnsi="Cambria Math" w:cs="Cambria Math"/>
                 <w:color w:val="0F4761" w:themeColor="accent1" w:themeShade="BF"/>
                 <w:sz w:val="24"/>
                 <w:szCs w:val="24"/>
@@ -3907,15 +3795,15 @@
               <w:ind w:firstLineChars="200" w:firstLine="480"/>
               <w:jc w:val="center"/>
               <w:rPr>
-                <w:rFonts w:ascii="Cambria Math" w:hAnsi="Cambria Math" w:cs="Cambria Math" w:hint="eastAsia"/>
-                <w:color w:val="0F4761" w:themeColor="accent1" w:themeShade="BF"/>
-                <w:sz w:val="24"/>
-                <w:szCs w:val="24"/>
-              </w:rPr>
-            </w:pPr>
-            <w:r>
-              <w:rPr>
                 <w:rFonts w:ascii="Cambria Math" w:hAnsi="Cambria Math" w:cs="Cambria Math"/>
+                <w:color w:val="0F4761" w:themeColor="accent1" w:themeShade="BF"/>
+                <w:sz w:val="24"/>
+                <w:szCs w:val="24"/>
+              </w:rPr>
+            </w:pPr>
+            <w:r>
+              <w:rPr>
+                <w:rFonts w:ascii="Cambria Math" w:hAnsi="Cambria Math" w:cs="Cambria Math"/>
                 <w:b/>
                 <w:bCs/>
                 <w:color w:val="E97132" w:themeColor="accent2"/>
@@ -3999,7 +3887,7 @@
             <w:pPr>
               <w:jc w:val="center"/>
               <w:rPr>
-                <w:rFonts w:ascii="Cambria Math" w:hAnsi="Cambria Math" w:cs="Cambria Math" w:hint="eastAsia"/>
+                <w:rFonts w:ascii="Cambria Math" w:hAnsi="Cambria Math" w:cs="Cambria Math"/>
                 <w:color w:val="0F4761" w:themeColor="accent1" w:themeShade="BF"/>
                 <w:sz w:val="24"/>
                 <w:szCs w:val="24"/>
@@ -4063,7 +3951,7 @@
             <w:pPr>
               <w:jc w:val="center"/>
               <w:rPr>
-                <w:rFonts w:cstheme="majorBidi"/>
+                <w:rFonts w:cstheme="majorBidi" w:hint="eastAsia"/>
                 <w:color w:val="0F4761" w:themeColor="accent1" w:themeShade="BF"/>
                 <w:sz w:val="24"/>
                 <w:szCs w:val="24"/>
@@ -4406,7 +4294,7 @@
               <w:ind w:firstLineChars="500" w:firstLine="1050"/>
               <w:jc w:val="center"/>
               <w:rPr>
-                <w:rFonts w:cstheme="majorBidi"/>
+                <w:rFonts w:cstheme="majorBidi" w:hint="eastAsia"/>
                 <w:b/>
                 <w:bCs/>
                 <w:color w:val="E97132" w:themeColor="accent2"/>
@@ -4420,47 +4308,7 @@
                 <w:b/>
                 <w:bCs/>
               </w:rPr>
-              <w:t>多</w:t>
-            </w:r>
-            <w:r>
-              <w:rPr>
-                <w:rFonts w:hint="eastAsia"/>
-                <w:b/>
-                <w:bCs/>
-              </w:rPr>
-              <w:t>量词、</w:t>
-            </w:r>
-            <w:r>
-              <w:rPr>
-                <w:rFonts w:hint="eastAsia"/>
-                <w:b/>
-                <w:bCs/>
-              </w:rPr>
-              <w:t>多</w:t>
-            </w:r>
-            <w:r>
-              <w:rPr>
-                <w:rFonts w:hint="eastAsia"/>
-                <w:b/>
-                <w:bCs/>
-              </w:rPr>
-              <w:t>谓词</w:t>
-            </w:r>
-            <w:r>
-              <w:rPr>
-                <w:rFonts w:hint="eastAsia"/>
-                <w:b/>
-                <w:bCs/>
-              </w:rPr>
-              <w:t xml:space="preserve"> </w:t>
-            </w:r>
-            <w:r>
-              <w:rPr>
-                <w:rFonts w:hint="eastAsia"/>
-                <w:b/>
-                <w:bCs/>
-              </w:rPr>
-              <w:t>(简化起见，只列出</w:t>
+              <w:t>多量词、多谓词 (简化起见，只列出</w:t>
             </w:r>
             <w:r>
               <w:rPr>
@@ -4507,7 +4355,7 @@
             <w:pPr>
               <w:jc w:val="center"/>
               <w:rPr>
-                <w:rFonts w:cstheme="majorBidi"/>
+                <w:rFonts w:cstheme="majorBidi" w:hint="eastAsia"/>
                 <w:color w:val="0F4761" w:themeColor="accent1" w:themeShade="BF"/>
                 <w:sz w:val="24"/>
                 <w:szCs w:val="24"/>
@@ -4550,15 +4398,15 @@
               <w:ind w:firstLineChars="200" w:firstLine="480"/>
               <w:jc w:val="center"/>
               <w:rPr>
-                <w:rFonts w:ascii="Cambria Math" w:hAnsi="Cambria Math" w:cs="Cambria Math" w:hint="eastAsia"/>
-                <w:color w:val="0F4761" w:themeColor="accent1" w:themeShade="BF"/>
-                <w:sz w:val="24"/>
-                <w:szCs w:val="24"/>
-              </w:rPr>
-            </w:pPr>
-            <w:r>
-              <w:rPr>
                 <w:rFonts w:ascii="Cambria Math" w:hAnsi="Cambria Math" w:cs="Cambria Math"/>
+                <w:color w:val="0F4761" w:themeColor="accent1" w:themeShade="BF"/>
+                <w:sz w:val="24"/>
+                <w:szCs w:val="24"/>
+              </w:rPr>
+            </w:pPr>
+            <w:r>
+              <w:rPr>
+                <w:rFonts w:ascii="Cambria Math" w:hAnsi="Cambria Math" w:cs="Cambria Math"/>
                 <w:b/>
                 <w:bCs/>
                 <w:color w:val="E97132" w:themeColor="accent2"/>
@@ -4619,16 +4467,7 @@
                 <w:sz w:val="24"/>
                 <w:szCs w:val="24"/>
               </w:rPr>
-              <w:t xml:space="preserve">    </w:t>
-            </w:r>
-            <w:r>
-              <w:rPr>
-                <w:rFonts w:ascii="Cambria Math" w:hAnsi="Cambria Math" w:cs="Cambria Math" w:hint="eastAsia"/>
-                <w:color w:val="0F4761" w:themeColor="accent1" w:themeShade="BF"/>
-                <w:sz w:val="24"/>
-                <w:szCs w:val="24"/>
-              </w:rPr>
-              <w:t xml:space="preserve">  </w:t>
+              <w:t xml:space="preserve">      </w:t>
             </w:r>
             <w:r>
               <w:rPr>
@@ -4646,16 +4485,7 @@
                 <w:sz w:val="24"/>
                 <w:szCs w:val="24"/>
               </w:rPr>
-              <w:t xml:space="preserve"> </w:t>
-            </w:r>
-            <w:r>
-              <w:rPr>
-                <w:rFonts w:cstheme="majorBidi"/>
-                <w:color w:val="0F4761" w:themeColor="accent1" w:themeShade="BF"/>
-                <w:sz w:val="24"/>
-                <w:szCs w:val="24"/>
-              </w:rPr>
-              <w:t>∧</w:t>
+              <w:t xml:space="preserve"> ∧</w:t>
             </w:r>
             <w:r>
               <w:rPr>
@@ -4809,16 +4639,7 @@
                 <w:sz w:val="24"/>
                 <w:szCs w:val="24"/>
               </w:rPr>
-              <w:t>Q(y)</w:t>
-            </w:r>
-            <w:r>
-              <w:rPr>
-                <w:rFonts w:cstheme="majorBidi" w:hint="eastAsia"/>
-                <w:color w:val="0F4761" w:themeColor="accent1" w:themeShade="BF"/>
-                <w:sz w:val="24"/>
-                <w:szCs w:val="24"/>
-              </w:rPr>
-              <w:t xml:space="preserve"> </w:t>
+              <w:t xml:space="preserve">Q(y) </w:t>
             </w:r>
             <w:r>
               <w:rPr>
@@ -5060,16 +4881,7 @@
                 <w:sz w:val="24"/>
                 <w:szCs w:val="24"/>
               </w:rPr>
-              <w:t xml:space="preserve"> </w:t>
-            </w:r>
-            <w:r>
-              <w:rPr>
-                <w:rFonts w:cstheme="majorBidi" w:hint="eastAsia"/>
-                <w:color w:val="0F4761" w:themeColor="accent1" w:themeShade="BF"/>
-                <w:sz w:val="24"/>
-                <w:szCs w:val="24"/>
-              </w:rPr>
-              <w:t xml:space="preserve">        </w:t>
+              <w:t xml:space="preserve">         </w:t>
             </w:r>
             <w:r>
               <w:rPr>
@@ -5111,7 +4923,7 @@
             <w:pPr>
               <w:jc w:val="center"/>
               <w:rPr>
-                <w:rFonts w:cstheme="majorBidi"/>
+                <w:rFonts w:cstheme="majorBidi" w:hint="eastAsia"/>
                 <w:color w:val="0F4761" w:themeColor="accent1" w:themeShade="BF"/>
                 <w:sz w:val="24"/>
                 <w:szCs w:val="24"/>
@@ -5128,7 +4940,7 @@
               <w:ind w:firstLineChars="200" w:firstLine="480"/>
               <w:jc w:val="center"/>
               <w:rPr>
-                <w:rFonts w:ascii="Cambria Math" w:hAnsi="Cambria Math" w:cs="Cambria Math" w:hint="eastAsia"/>
+                <w:rFonts w:ascii="Cambria Math" w:hAnsi="Cambria Math" w:cs="Cambria Math"/>
                 <w:color w:val="0F4761" w:themeColor="accent1" w:themeShade="BF"/>
                 <w:sz w:val="24"/>
                 <w:szCs w:val="24"/>
@@ -5257,7 +5069,7 @@
               <w:ind w:firstLineChars="500" w:firstLine="1200"/>
               <w:jc w:val="center"/>
               <w:rPr>
-                <w:rFonts w:cstheme="majorBidi"/>
+                <w:rFonts w:cstheme="majorBidi" w:hint="eastAsia"/>
                 <w:b/>
                 <w:bCs/>
                 <w:color w:val="E97132" w:themeColor="accent2"/>
@@ -5424,7 +5236,7 @@
             <w:pPr>
               <w:jc w:val="center"/>
               <w:rPr>
-                <w:rFonts w:cstheme="majorBidi"/>
+                <w:rFonts w:cstheme="majorBidi" w:hint="eastAsia"/>
                 <w:color w:val="0F4761" w:themeColor="accent1" w:themeShade="BF"/>
                 <w:sz w:val="24"/>
                 <w:szCs w:val="24"/>
@@ -5467,7 +5279,7 @@
               <w:ind w:firstLineChars="200" w:firstLine="480"/>
               <w:jc w:val="center"/>
               <w:rPr>
-                <w:rFonts w:ascii="Cambria Math" w:hAnsi="Cambria Math" w:cs="Cambria Math" w:hint="eastAsia"/>
+                <w:rFonts w:ascii="Cambria Math" w:hAnsi="Cambria Math" w:cs="Cambria Math"/>
                 <w:color w:val="0F4761" w:themeColor="accent1" w:themeShade="BF"/>
                 <w:sz w:val="24"/>
                 <w:szCs w:val="24"/>
@@ -5525,16 +5337,7 @@
                 <w:sz w:val="24"/>
                 <w:szCs w:val="24"/>
               </w:rPr>
-              <w:t xml:space="preserve">  </w:t>
-            </w:r>
-            <w:r>
-              <w:rPr>
-                <w:rFonts w:ascii="Cambria Math" w:hAnsi="Cambria Math" w:cs="Cambria Math" w:hint="eastAsia"/>
-                <w:color w:val="0F4761" w:themeColor="accent1" w:themeShade="BF"/>
-                <w:sz w:val="24"/>
-                <w:szCs w:val="24"/>
-              </w:rPr>
-              <w:t xml:space="preserve">   </w:t>
+              <w:t xml:space="preserve">     </w:t>
             </w:r>
             <w:r>
               <w:rPr>
@@ -5574,7 +5377,7 @@
               <w:ind w:firstLineChars="500" w:firstLine="1200"/>
               <w:jc w:val="center"/>
               <w:rPr>
-                <w:rFonts w:cstheme="majorBidi"/>
+                <w:rFonts w:cstheme="majorBidi" w:hint="eastAsia"/>
                 <w:b/>
                 <w:bCs/>
                 <w:color w:val="E97132" w:themeColor="accent2"/>
@@ -5746,7 +5549,7 @@
               <w:ind w:firstLineChars="200" w:firstLine="480"/>
               <w:jc w:val="center"/>
               <w:rPr>
-                <w:rFonts w:ascii="Cambria Math" w:hAnsi="Cambria Math" w:cs="Cambria Math" w:hint="eastAsia"/>
+                <w:rFonts w:ascii="Cambria Math" w:hAnsi="Cambria Math" w:cs="Cambria Math"/>
                 <w:color w:val="0F4761" w:themeColor="accent1" w:themeShade="BF"/>
                 <w:sz w:val="24"/>
                 <w:szCs w:val="24"/>
@@ -5873,18 +5676,7 @@
                 <w:sz w:val="24"/>
                 <w:szCs w:val="24"/>
               </w:rPr>
-              <w:t xml:space="preserve"> </w:t>
-            </w:r>
-            <w:r>
-              <w:rPr>
-                <w:rFonts w:cstheme="majorBidi" w:hint="eastAsia"/>
-                <w:b/>
-                <w:bCs/>
-                <w:color w:val="E97132" w:themeColor="accent2"/>
-                <w:sz w:val="24"/>
-                <w:szCs w:val="24"/>
-              </w:rPr>
-              <w:t>)</w:t>
+              <w:t xml:space="preserve"> )</w:t>
             </w:r>
           </w:p>
         </w:tc>
@@ -5897,11 +5689,266 @@
               <w:ind w:firstLineChars="500" w:firstLine="1200"/>
               <w:jc w:val="center"/>
               <w:rPr>
+                <w:rFonts w:cstheme="majorBidi" w:hint="eastAsia"/>
+                <w:color w:val="E97132" w:themeColor="accent2"/>
+                <w:sz w:val="24"/>
+                <w:szCs w:val="24"/>
+              </w:rPr>
+            </w:pPr>
+            <w:r>
+              <w:rPr>
                 <w:rFonts w:cstheme="majorBidi"/>
                 <w:color w:val="E97132" w:themeColor="accent2"/>
                 <w:sz w:val="24"/>
                 <w:szCs w:val="24"/>
               </w:rPr>
+              <w:t>¬</w:t>
+            </w:r>
+            <w:r>
+              <w:rPr>
+                <w:rFonts w:ascii="Cambria Math" w:hAnsi="Cambria Math" w:cs="Cambria Math"/>
+                <w:color w:val="E97132" w:themeColor="accent2"/>
+                <w:sz w:val="24"/>
+                <w:szCs w:val="24"/>
+              </w:rPr>
+              <w:t>∃</w:t>
+            </w:r>
+            <w:r>
+              <w:rPr>
+                <w:rFonts w:cstheme="majorBidi" w:hint="eastAsia"/>
+                <w:color w:val="0F4761" w:themeColor="accent1" w:themeShade="BF"/>
+                <w:sz w:val="24"/>
+                <w:szCs w:val="24"/>
+              </w:rPr>
+              <w:t>x</w:t>
+            </w:r>
+            <w:r>
+              <w:rPr>
+                <w:rFonts w:ascii="Cambria Math" w:hAnsi="Cambria Math" w:cs="Cambria Math"/>
+                <w:color w:val="E97132" w:themeColor="accent2"/>
+                <w:sz w:val="24"/>
+                <w:szCs w:val="24"/>
+              </w:rPr>
+              <w:t>∀</w:t>
+            </w:r>
+            <w:r>
+              <w:rPr>
+                <w:rFonts w:ascii="Cambria Math" w:hAnsi="Cambria Math" w:cs="Cambria Math" w:hint="eastAsia"/>
+                <w:color w:val="0F4761" w:themeColor="accent1" w:themeShade="BF"/>
+                <w:sz w:val="24"/>
+                <w:szCs w:val="24"/>
+              </w:rPr>
+              <w:t>y</w:t>
+            </w:r>
+            <w:r>
+              <w:rPr>
+                <w:rFonts w:cstheme="majorBidi" w:hint="eastAsia"/>
+                <w:color w:val="0F4761" w:themeColor="accent1" w:themeShade="BF"/>
+                <w:sz w:val="24"/>
+                <w:szCs w:val="24"/>
+              </w:rPr>
+              <w:t>,</w:t>
+            </w:r>
+            <w:r>
+              <w:rPr>
+                <w:rFonts w:cstheme="majorBidi" w:hint="eastAsia"/>
+                <w:color w:val="0F4761" w:themeColor="accent1" w:themeShade="BF"/>
+                <w:sz w:val="24"/>
+                <w:szCs w:val="24"/>
+              </w:rPr>
+              <w:t xml:space="preserve"> </w:t>
+            </w:r>
+            <w:r>
+              <w:rPr>
+                <w:rFonts w:cstheme="majorBidi"/>
+                <w:color w:val="EE0000"/>
+                <w:sz w:val="24"/>
+                <w:szCs w:val="24"/>
+              </w:rPr>
+              <w:t xml:space="preserve"> </w:t>
+            </w:r>
+            <w:r>
+              <w:rPr>
+                <w:rFonts w:cstheme="majorBidi" w:hint="eastAsia"/>
+                <w:color w:val="EE0000"/>
+                <w:sz w:val="24"/>
+                <w:szCs w:val="24"/>
+              </w:rPr>
+              <w:t xml:space="preserve">     </w:t>
+            </w:r>
+            <w:r>
+              <w:rPr>
+                <w:rFonts w:ascii="Cambria Math" w:hAnsi="Cambria Math" w:cs="Cambria Math" w:hint="eastAsia"/>
+                <w:color w:val="0F4761" w:themeColor="accent1" w:themeShade="BF"/>
+                <w:sz w:val="24"/>
+                <w:szCs w:val="24"/>
+              </w:rPr>
+              <w:t>P(x)</w:t>
+            </w:r>
+            <w:r>
+              <w:rPr>
+                <w:rFonts w:cstheme="majorBidi"/>
+                <w:color w:val="0F4761" w:themeColor="accent1" w:themeShade="BF"/>
+                <w:sz w:val="24"/>
+                <w:szCs w:val="24"/>
+              </w:rPr>
+              <w:t>∧</w:t>
+            </w:r>
+            <w:r>
+              <w:rPr>
+                <w:rFonts w:cstheme="majorBidi" w:hint="eastAsia"/>
+                <w:color w:val="0F4761" w:themeColor="accent1" w:themeShade="BF"/>
+                <w:sz w:val="24"/>
+                <w:szCs w:val="24"/>
+              </w:rPr>
+              <w:t xml:space="preserve">Q(y) </w:t>
+            </w:r>
+          </w:p>
+        </w:tc>
+      </w:tr>
+      <w:tr>
+        <w:tc>
+          <w:tcPr>
+            <w:tcW w:w="2518" w:type="dxa"/>
+            <w:vMerge/>
+          </w:tcPr>
+          <w:p>
+            <w:pPr>
+              <w:jc w:val="center"/>
+              <w:rPr>
+                <w:rFonts w:cstheme="majorBidi" w:hint="eastAsia"/>
+                <w:color w:val="0F4761" w:themeColor="accent1" w:themeShade="BF"/>
+                <w:sz w:val="24"/>
+                <w:szCs w:val="24"/>
+              </w:rPr>
+            </w:pPr>
+          </w:p>
+        </w:tc>
+        <w:tc>
+          <w:tcPr>
+            <w:tcW w:w="4111" w:type="dxa"/>
+          </w:tcPr>
+          <w:p>
+            <w:pPr>
+              <w:ind w:firstLineChars="200" w:firstLine="480"/>
+              <w:jc w:val="center"/>
+              <w:rPr>
+                <w:rFonts w:ascii="Cambria Math" w:hAnsi="Cambria Math" w:cs="Cambria Math"/>
+                <w:color w:val="0F4761" w:themeColor="accent1" w:themeShade="BF"/>
+                <w:sz w:val="24"/>
+                <w:szCs w:val="24"/>
+              </w:rPr>
+            </w:pPr>
+            <w:r>
+              <w:rPr>
+                <w:rFonts w:ascii="Cambria Math" w:hAnsi="Cambria Math" w:cs="Cambria Math" w:hint="eastAsia"/>
+                <w:color w:val="0F4761" w:themeColor="accent1" w:themeShade="BF"/>
+                <w:sz w:val="24"/>
+                <w:szCs w:val="24"/>
+              </w:rPr>
+              <w:t xml:space="preserve">      </w:t>
+            </w:r>
+            <w:r>
+              <w:rPr>
+                <w:rFonts w:ascii="Cambria Math" w:hAnsi="Cambria Math" w:cs="Cambria Math"/>
+                <w:color w:val="0F4761" w:themeColor="accent1" w:themeShade="BF"/>
+                <w:sz w:val="24"/>
+                <w:szCs w:val="24"/>
+              </w:rPr>
+              <w:t>∀</w:t>
+            </w:r>
+            <w:r>
+              <w:rPr>
+                <w:rFonts w:ascii="Cambria Math" w:hAnsi="Cambria Math" w:cs="Cambria Math"/>
+                <w:color w:val="0F4761" w:themeColor="accent1" w:themeShade="BF"/>
+                <w:sz w:val="24"/>
+                <w:szCs w:val="24"/>
+              </w:rPr>
+              <w:t>x∃</w:t>
+            </w:r>
+            <w:r>
+              <w:rPr>
+                <w:rFonts w:asciiTheme="minorEastAsia" w:hAnsiTheme="minorEastAsia" w:cstheme="majorBidi" w:hint="eastAsia"/>
+                <w:color w:val="0F4761" w:themeColor="accent1" w:themeShade="BF"/>
+                <w:sz w:val="24"/>
+                <w:szCs w:val="24"/>
+              </w:rPr>
+              <w:t>y</w:t>
+            </w:r>
+            <w:r>
+              <w:rPr>
+                <w:rFonts w:ascii="Cambria Math" w:hAnsi="Cambria Math" w:cs="Cambria Math" w:hint="eastAsia"/>
+                <w:color w:val="0F4761" w:themeColor="accent1" w:themeShade="BF"/>
+                <w:sz w:val="24"/>
+                <w:szCs w:val="24"/>
+              </w:rPr>
+              <w:t>,</w:t>
+            </w:r>
+            <w:r>
+              <w:rPr>
+                <w:rFonts w:ascii="Cambria Math" w:hAnsi="Cambria Math" w:cs="Cambria Math" w:hint="eastAsia"/>
+                <w:color w:val="0F4761" w:themeColor="accent1" w:themeShade="BF"/>
+                <w:sz w:val="24"/>
+                <w:szCs w:val="24"/>
+              </w:rPr>
+              <w:t xml:space="preserve">   </w:t>
+            </w:r>
+            <w:r>
+              <w:rPr>
+                <w:rFonts w:ascii="Cambria Math" w:hAnsi="Cambria Math" w:cs="Cambria Math"/>
+                <w:b/>
+                <w:bCs/>
+                <w:color w:val="E97132" w:themeColor="accent2"/>
+                <w:sz w:val="24"/>
+                <w:szCs w:val="24"/>
+              </w:rPr>
+              <w:t>¬</w:t>
+            </w:r>
+            <w:r>
+              <w:rPr>
+                <w:rFonts w:ascii="Cambria Math" w:hAnsi="Cambria Math" w:cs="Cambria Math" w:hint="eastAsia"/>
+                <w:color w:val="0F4761" w:themeColor="accent1" w:themeShade="BF"/>
+                <w:sz w:val="24"/>
+                <w:szCs w:val="24"/>
+              </w:rPr>
+              <w:t xml:space="preserve"> P(x)</w:t>
+            </w:r>
+            <w:r>
+              <w:rPr>
+                <w:rFonts w:cstheme="majorBidi"/>
+                <w:color w:val="0F4761" w:themeColor="accent1" w:themeShade="BF"/>
+                <w:sz w:val="24"/>
+                <w:szCs w:val="24"/>
+              </w:rPr>
+              <w:t xml:space="preserve"> ∧</w:t>
+            </w:r>
+            <w:r>
+              <w:rPr>
+                <w:rFonts w:cstheme="majorBidi" w:hint="eastAsia"/>
+                <w:color w:val="0F4761" w:themeColor="accent1" w:themeShade="BF"/>
+                <w:sz w:val="24"/>
+                <w:szCs w:val="24"/>
+              </w:rPr>
+              <w:t xml:space="preserve"> Q(y)</w:t>
+            </w:r>
+          </w:p>
+        </w:tc>
+        <w:tc>
+          <w:tcPr>
+            <w:tcW w:w="4053" w:type="dxa"/>
+          </w:tcPr>
+          <w:p>
+            <w:pPr>
+              <w:ind w:firstLineChars="500" w:firstLine="1200"/>
+              <w:jc w:val="center"/>
+              <w:rPr>
+                <w:rFonts w:cstheme="majorBidi" w:hint="eastAsia"/>
+                <w:b/>
+                <w:bCs/>
+                <w:color w:val="E97132" w:themeColor="accent2"/>
+                <w:sz w:val="24"/>
+                <w:szCs w:val="24"/>
+              </w:rPr>
             </w:pPr>
             <w:r>
               <w:rPr>
@@ -5959,21 +6006,12 @@
             </w:r>
             <w:r>
               <w:rPr>
-                <w:rFonts w:cstheme="majorBidi" w:hint="eastAsia"/>
-                <w:color w:val="0F4761" w:themeColor="accent1" w:themeShade="BF"/>
-                <w:sz w:val="24"/>
-                <w:szCs w:val="24"/>
-              </w:rPr>
-              <w:t xml:space="preserve"> </w:t>
-            </w:r>
-            <w:r>
-              <w:rPr>
                 <w:rFonts w:cstheme="majorBidi"/>
-                <w:color w:val="EE0000"/>
-                <w:sz w:val="24"/>
-                <w:szCs w:val="24"/>
-              </w:rPr>
-              <w:t xml:space="preserve"> </w:t>
+                <w:color w:val="E97132" w:themeColor="accent2"/>
+                <w:sz w:val="24"/>
+                <w:szCs w:val="24"/>
+              </w:rPr>
+              <w:t xml:space="preserve"> ¬</w:t>
             </w:r>
             <w:r>
               <w:rPr>
@@ -5982,253 +6020,7 @@
                 <w:sz w:val="24"/>
                 <w:szCs w:val="24"/>
               </w:rPr>
-              <w:t xml:space="preserve">     </w:t>
-            </w:r>
-            <w:r>
-              <w:rPr>
-                <w:rFonts w:ascii="Cambria Math" w:hAnsi="Cambria Math" w:cs="Cambria Math" w:hint="eastAsia"/>
-                <w:color w:val="0F4761" w:themeColor="accent1" w:themeShade="BF"/>
-                <w:sz w:val="24"/>
-                <w:szCs w:val="24"/>
-              </w:rPr>
-              <w:t>P(x)</w:t>
-            </w:r>
-            <w:r>
-              <w:rPr>
-                <w:rFonts w:cstheme="majorBidi"/>
-                <w:color w:val="0F4761" w:themeColor="accent1" w:themeShade="BF"/>
-                <w:sz w:val="24"/>
-                <w:szCs w:val="24"/>
-              </w:rPr>
-              <w:t>∧</w:t>
-            </w:r>
-            <w:r>
-              <w:rPr>
-                <w:rFonts w:cstheme="majorBidi" w:hint="eastAsia"/>
-                <w:color w:val="0F4761" w:themeColor="accent1" w:themeShade="BF"/>
-                <w:sz w:val="24"/>
-                <w:szCs w:val="24"/>
-              </w:rPr>
-              <w:t xml:space="preserve">Q(y) </w:t>
-            </w:r>
-          </w:p>
-        </w:tc>
-      </w:tr>
-      <w:tr>
-        <w:tc>
-          <w:tcPr>
-            <w:tcW w:w="2518" w:type="dxa"/>
-            <w:vMerge/>
-          </w:tcPr>
-          <w:p>
-            <w:pPr>
-              <w:jc w:val="center"/>
-              <w:rPr>
-                <w:rFonts w:cstheme="majorBidi"/>
-                <w:color w:val="0F4761" w:themeColor="accent1" w:themeShade="BF"/>
-                <w:sz w:val="24"/>
-                <w:szCs w:val="24"/>
-              </w:rPr>
-            </w:pPr>
-          </w:p>
-        </w:tc>
-        <w:tc>
-          <w:tcPr>
-            <w:tcW w:w="4111" w:type="dxa"/>
-          </w:tcPr>
-          <w:p>
-            <w:pPr>
-              <w:ind w:firstLineChars="200" w:firstLine="480"/>
-              <w:jc w:val="center"/>
-              <w:rPr>
-                <w:rFonts w:ascii="Cambria Math" w:hAnsi="Cambria Math" w:cs="Cambria Math" w:hint="eastAsia"/>
-                <w:color w:val="0F4761" w:themeColor="accent1" w:themeShade="BF"/>
-                <w:sz w:val="24"/>
-                <w:szCs w:val="24"/>
-              </w:rPr>
-            </w:pPr>
-            <w:r>
-              <w:rPr>
-                <w:rFonts w:ascii="Cambria Math" w:hAnsi="Cambria Math" w:cs="Cambria Math" w:hint="eastAsia"/>
-                <w:color w:val="0F4761" w:themeColor="accent1" w:themeShade="BF"/>
-                <w:sz w:val="24"/>
-                <w:szCs w:val="24"/>
-              </w:rPr>
-              <w:t xml:space="preserve">      </w:t>
-            </w:r>
-            <w:r>
-              <w:rPr>
-                <w:rFonts w:ascii="Cambria Math" w:hAnsi="Cambria Math" w:cs="Cambria Math"/>
-                <w:color w:val="0F4761" w:themeColor="accent1" w:themeShade="BF"/>
-                <w:sz w:val="24"/>
-                <w:szCs w:val="24"/>
-              </w:rPr>
-              <w:t>∀</w:t>
-            </w:r>
-            <w:r>
-              <w:rPr>
-                <w:rFonts w:ascii="Cambria Math" w:hAnsi="Cambria Math" w:cs="Cambria Math"/>
-                <w:color w:val="0F4761" w:themeColor="accent1" w:themeShade="BF"/>
-                <w:sz w:val="24"/>
-                <w:szCs w:val="24"/>
-              </w:rPr>
-              <w:t>x∃</w:t>
-            </w:r>
-            <w:r>
-              <w:rPr>
-                <w:rFonts w:asciiTheme="minorEastAsia" w:hAnsiTheme="minorEastAsia" w:cstheme="majorBidi" w:hint="eastAsia"/>
-                <w:color w:val="0F4761" w:themeColor="accent1" w:themeShade="BF"/>
-                <w:sz w:val="24"/>
-                <w:szCs w:val="24"/>
-              </w:rPr>
-              <w:t>y</w:t>
-            </w:r>
-            <w:r>
-              <w:rPr>
-                <w:rFonts w:ascii="Cambria Math" w:hAnsi="Cambria Math" w:cs="Cambria Math" w:hint="eastAsia"/>
-                <w:color w:val="0F4761" w:themeColor="accent1" w:themeShade="BF"/>
-                <w:sz w:val="24"/>
-                <w:szCs w:val="24"/>
-              </w:rPr>
-              <w:t>,</w:t>
-            </w:r>
-            <w:r>
-              <w:rPr>
-                <w:rFonts w:ascii="Cambria Math" w:hAnsi="Cambria Math" w:cs="Cambria Math" w:hint="eastAsia"/>
-                <w:color w:val="0F4761" w:themeColor="accent1" w:themeShade="BF"/>
-                <w:sz w:val="24"/>
-                <w:szCs w:val="24"/>
-              </w:rPr>
-              <w:t xml:space="preserve">   </w:t>
-            </w:r>
-            <w:r>
-              <w:rPr>
-                <w:rFonts w:ascii="Cambria Math" w:hAnsi="Cambria Math" w:cs="Cambria Math"/>
-                <w:b/>
-                <w:bCs/>
-                <w:color w:val="E97132" w:themeColor="accent2"/>
-                <w:sz w:val="24"/>
-                <w:szCs w:val="24"/>
-              </w:rPr>
-              <w:t>¬</w:t>
-            </w:r>
-            <w:r>
-              <w:rPr>
-                <w:rFonts w:ascii="Cambria Math" w:hAnsi="Cambria Math" w:cs="Cambria Math" w:hint="eastAsia"/>
-                <w:color w:val="0F4761" w:themeColor="accent1" w:themeShade="BF"/>
-                <w:sz w:val="24"/>
-                <w:szCs w:val="24"/>
-              </w:rPr>
-              <w:t xml:space="preserve"> P(x)</w:t>
-            </w:r>
-            <w:r>
-              <w:rPr>
-                <w:rFonts w:cstheme="majorBidi"/>
-                <w:color w:val="0F4761" w:themeColor="accent1" w:themeShade="BF"/>
-                <w:sz w:val="24"/>
-                <w:szCs w:val="24"/>
-              </w:rPr>
-              <w:t xml:space="preserve"> ∧</w:t>
-            </w:r>
-            <w:r>
-              <w:rPr>
-                <w:rFonts w:cstheme="majorBidi" w:hint="eastAsia"/>
-                <w:color w:val="0F4761" w:themeColor="accent1" w:themeShade="BF"/>
-                <w:sz w:val="24"/>
-                <w:szCs w:val="24"/>
-              </w:rPr>
-              <w:t xml:space="preserve"> Q(y)</w:t>
-            </w:r>
-          </w:p>
-        </w:tc>
-        <w:tc>
-          <w:tcPr>
-            <w:tcW w:w="4053" w:type="dxa"/>
-          </w:tcPr>
-          <w:p>
-            <w:pPr>
-              <w:ind w:firstLineChars="500" w:firstLine="1200"/>
-              <w:jc w:val="center"/>
-              <w:rPr>
-                <w:rFonts w:cstheme="majorBidi"/>
-                <w:b/>
-                <w:bCs/>
-                <w:color w:val="E97132" w:themeColor="accent2"/>
-                <w:sz w:val="24"/>
-                <w:szCs w:val="24"/>
-              </w:rPr>
-            </w:pPr>
-            <w:r>
-              <w:rPr>
-                <w:rFonts w:cstheme="majorBidi"/>
-                <w:color w:val="E97132" w:themeColor="accent2"/>
-                <w:sz w:val="24"/>
-                <w:szCs w:val="24"/>
-              </w:rPr>
-              <w:t>¬</w:t>
-            </w:r>
-            <w:r>
-              <w:rPr>
-                <w:rFonts w:ascii="Cambria Math" w:hAnsi="Cambria Math" w:cs="Cambria Math"/>
-                <w:color w:val="E97132" w:themeColor="accent2"/>
-                <w:sz w:val="24"/>
-                <w:szCs w:val="24"/>
-              </w:rPr>
-              <w:t>∃</w:t>
-            </w:r>
-            <w:r>
-              <w:rPr>
-                <w:rFonts w:cstheme="majorBidi" w:hint="eastAsia"/>
-                <w:color w:val="0F4761" w:themeColor="accent1" w:themeShade="BF"/>
-                <w:sz w:val="24"/>
-                <w:szCs w:val="24"/>
-              </w:rPr>
-              <w:t>x</w:t>
-            </w:r>
-            <w:r>
-              <w:rPr>
-                <w:rFonts w:ascii="Cambria Math" w:hAnsi="Cambria Math" w:cs="Cambria Math"/>
-                <w:color w:val="E97132" w:themeColor="accent2"/>
-                <w:sz w:val="24"/>
-                <w:szCs w:val="24"/>
-              </w:rPr>
-              <w:t>∀</w:t>
-            </w:r>
-            <w:r>
-              <w:rPr>
-                <w:rFonts w:ascii="Cambria Math" w:hAnsi="Cambria Math" w:cs="Cambria Math" w:hint="eastAsia"/>
-                <w:color w:val="0F4761" w:themeColor="accent1" w:themeShade="BF"/>
-                <w:sz w:val="24"/>
-                <w:szCs w:val="24"/>
-              </w:rPr>
-              <w:t>y</w:t>
-            </w:r>
-            <w:r>
-              <w:rPr>
-                <w:rFonts w:cstheme="majorBidi" w:hint="eastAsia"/>
-                <w:color w:val="0F4761" w:themeColor="accent1" w:themeShade="BF"/>
-                <w:sz w:val="24"/>
-                <w:szCs w:val="24"/>
-              </w:rPr>
-              <w:t>,</w:t>
-            </w:r>
-            <w:r>
-              <w:rPr>
-                <w:rFonts w:cstheme="majorBidi"/>
-                <w:color w:val="E97132" w:themeColor="accent2"/>
-                <w:sz w:val="24"/>
-                <w:szCs w:val="24"/>
-              </w:rPr>
               <w:t xml:space="preserve"> </w:t>
-            </w:r>
-            <w:r>
-              <w:rPr>
-                <w:rFonts w:cstheme="majorBidi"/>
-                <w:color w:val="E97132" w:themeColor="accent2"/>
-                <w:sz w:val="24"/>
-                <w:szCs w:val="24"/>
-              </w:rPr>
-              <w:t>¬</w:t>
             </w:r>
             <w:r>
               <w:rPr>
@@ -6237,7 +6029,18 @@
                 <w:sz w:val="24"/>
                 <w:szCs w:val="24"/>
               </w:rPr>
-              <w:t xml:space="preserve"> </w:t>
+              <w:t>(</w:t>
+            </w:r>
+            <w:r>
+              <w:rPr>
+                <w:rFonts w:ascii="Cambria Math" w:hAnsi="Cambria Math" w:cs="Cambria Math"/>
+                <w:b/>
+                <w:bCs/>
+                <w:color w:val="E97132" w:themeColor="accent2"/>
+                <w:sz w:val="24"/>
+                <w:szCs w:val="24"/>
+              </w:rPr>
+              <w:t>¬</w:t>
             </w:r>
             <w:r>
               <w:rPr>
@@ -6246,26 +6049,6 @@
                 <w:sz w:val="24"/>
                 <w:szCs w:val="24"/>
               </w:rPr>
-              <w:t>(</w:t>
-            </w:r>
-            <w:r>
-              <w:rPr>
-                <w:rFonts w:ascii="Cambria Math" w:hAnsi="Cambria Math" w:cs="Cambria Math"/>
-                <w:b/>
-                <w:bCs/>
-                <w:color w:val="E97132" w:themeColor="accent2"/>
-                <w:sz w:val="24"/>
-                <w:szCs w:val="24"/>
-              </w:rPr>
-              <w:t>¬</w:t>
-            </w:r>
-            <w:r>
-              <w:rPr>
-                <w:rFonts w:cstheme="majorBidi" w:hint="eastAsia"/>
-                <w:color w:val="EE0000"/>
-                <w:sz w:val="24"/>
-                <w:szCs w:val="24"/>
-              </w:rPr>
               <w:t xml:space="preserve"> </w:t>
             </w:r>
             <w:r>
@@ -6308,7 +6091,13 @@
         </w:tc>
       </w:tr>
     </w:tbl>
-    <w:p/>
+    <w:p>
+      <w:pPr>
+        <w:rPr>
+          <w:rFonts w:hint="eastAsia"/>
+        </w:rPr>
+      </w:pPr>
+    </w:p>
     <w:bookmarkEnd w:id="1"/>
     <w:p>
       <w:pPr>
@@ -6318,13 +6107,19 @@
           <w:numId w:val="4"/>
         </w:numPr>
         <w:ind w:left="567" w:hanging="567"/>
-      </w:pPr>
-      <w:r>
         <w:rPr>
           <w:rFonts w:hint="eastAsia"/>
         </w:rPr>
+      </w:pPr>
+      <w:r>
+        <w:rPr>
+          <w:rFonts w:hint="eastAsia"/>
+        </w:rPr>
         <w:lastRenderedPageBreak/>
-        <w:t>Proof</w:t>
+        <w:t>A</w:t>
+      </w:r>
+      <w:r>
+        <w:t>rguments</w:t>
       </w:r>
       <w:r>
         <w:rPr>
@@ -6336,7 +6131,7 @@
         <w:rPr>
           <w:rFonts w:hint="eastAsia"/>
         </w:rPr>
-        <w:t>证明</w:t>
+        <w:t>论证</w:t>
       </w:r>
       <w:r>
         <w:rPr>
@@ -6348,6 +6143,9 @@
     <w:p>
       <w:pPr>
         <w:pStyle w:val="4"/>
+        <w:rPr>
+          <w:rFonts w:hint="eastAsia"/>
+        </w:rPr>
       </w:pPr>
       <w:r>
         <w:rPr>
@@ -6373,20 +6171,20 @@
     </w:p>
     <w:p>
       <w:pPr>
+        <w:rPr>
+          <w:rFonts w:cstheme="majorBidi" w:hint="eastAsia"/>
+          <w:color w:val="0F4761" w:themeColor="accent1" w:themeShade="BF"/>
+          <w:sz w:val="24"/>
+          <w:szCs w:val="24"/>
+        </w:rPr>
+      </w:pPr>
+      <w:r>
         <w:rPr>
           <w:rFonts w:cstheme="majorBidi"/>
           <w:color w:val="0F4761" w:themeColor="accent1" w:themeShade="BF"/>
           <w:sz w:val="24"/>
           <w:szCs w:val="24"/>
         </w:rPr>
-      </w:pPr>
-      <w:r>
-        <w:rPr>
-          <w:rFonts w:cstheme="majorBidi"/>
-          <w:color w:val="0F4761" w:themeColor="accent1" w:themeShade="BF"/>
-          <w:sz w:val="24"/>
-          <w:szCs w:val="24"/>
-        </w:rPr>
         <w:t>arguments</w:t>
       </w:r>
       <w:r>
@@ -6403,7 +6201,7 @@
       <w:pPr>
         <w:ind w:firstLineChars="600" w:firstLine="1440"/>
         <w:rPr>
-          <w:rFonts w:cstheme="majorBidi"/>
+          <w:rFonts w:cstheme="majorBidi" w:hint="eastAsia"/>
           <w:color w:val="0F4761" w:themeColor="accent1" w:themeShade="BF"/>
           <w:sz w:val="24"/>
           <w:szCs w:val="24"/>
@@ -6489,7 +6287,7 @@
             <w:pPr>
               <w:jc w:val="center"/>
               <w:rPr>
-                <w:rFonts w:ascii="Cambria Math" w:hAnsi="Cambria Math" w:cs="Cambria Math" w:hint="eastAsia"/>
+                <w:rFonts w:ascii="Cambria Math" w:hAnsi="Cambria Math" w:cs="Cambria Math"/>
                 <w:color w:val="0F4761" w:themeColor="accent1" w:themeShade="BF"/>
                 <w:sz w:val="24"/>
                 <w:szCs w:val="24"/>
@@ -6517,7 +6315,7 @@
             <w:pPr>
               <w:jc w:val="center"/>
               <w:rPr>
-                <w:rFonts w:ascii="Cambria Math" w:hAnsi="Cambria Math" w:cs="Cambria Math" w:hint="eastAsia"/>
+                <w:rFonts w:ascii="Cambria Math" w:hAnsi="Cambria Math" w:cs="Cambria Math"/>
                 <w:color w:val="0F4761" w:themeColor="accent1" w:themeShade="BF"/>
                 <w:sz w:val="24"/>
                 <w:szCs w:val="24"/>
@@ -6545,7 +6343,7 @@
             <w:pPr>
               <w:jc w:val="center"/>
               <w:rPr>
-                <w:rFonts w:ascii="Cambria Math" w:hAnsi="Cambria Math" w:cs="Cambria Math" w:hint="eastAsia"/>
+                <w:rFonts w:ascii="Cambria Math" w:hAnsi="Cambria Math" w:cs="Cambria Math"/>
                 <w:color w:val="0F4761" w:themeColor="accent1" w:themeShade="BF"/>
                 <w:sz w:val="24"/>
                 <w:szCs w:val="24"/>
@@ -6573,7 +6371,7 @@
             <w:pPr>
               <w:jc w:val="center"/>
               <w:rPr>
-                <w:rFonts w:ascii="Cambria Math" w:hAnsi="Cambria Math" w:cs="Cambria Math" w:hint="eastAsia"/>
+                <w:rFonts w:ascii="Cambria Math" w:hAnsi="Cambria Math" w:cs="Cambria Math"/>
                 <w:color w:val="0F4761" w:themeColor="accent1" w:themeShade="BF"/>
                 <w:sz w:val="24"/>
                 <w:szCs w:val="24"/>
@@ -6603,7 +6401,7 @@
             <w:pPr>
               <w:jc w:val="center"/>
               <w:rPr>
-                <w:rFonts w:ascii="Cambria Math" w:hAnsi="Cambria Math" w:cs="Cambria Math" w:hint="eastAsia"/>
+                <w:rFonts w:ascii="Cambria Math" w:hAnsi="Cambria Math" w:cs="Cambria Math"/>
                 <w:color w:val="0F4761" w:themeColor="accent1" w:themeShade="BF"/>
                 <w:sz w:val="24"/>
                 <w:szCs w:val="24"/>
@@ -6725,7 +6523,7 @@
             <w:pPr>
               <w:ind w:firstLineChars="50" w:firstLine="120"/>
               <w:rPr>
-                <w:rFonts w:ascii="Cambria Math" w:hAnsi="Cambria Math" w:cs="Cambria Math" w:hint="eastAsia"/>
+                <w:rFonts w:ascii="Cambria Math" w:hAnsi="Cambria Math" w:cs="Cambria Math"/>
                 <w:color w:val="0F4761" w:themeColor="accent1" w:themeShade="BF"/>
                 <w:sz w:val="24"/>
                 <w:szCs w:val="24"/>
@@ -6789,7 +6587,7 @@
             <w:pPr>
               <w:jc w:val="center"/>
               <w:rPr>
-                <w:rFonts w:ascii="Cambria Math" w:hAnsi="Cambria Math" w:cs="Cambria Math" w:hint="eastAsia"/>
+                <w:rFonts w:ascii="Cambria Math" w:hAnsi="Cambria Math" w:cs="Cambria Math"/>
                 <w:color w:val="0F4761" w:themeColor="accent1" w:themeShade="BF"/>
                 <w:sz w:val="24"/>
                 <w:szCs w:val="24"/>
@@ -6819,10 +6617,10 @@
                   <v:path o:extrusionok="f" gradientshapeok="t" o:connecttype="rect"/>
                   <o:lock v:ext="edit" aspectratio="t"/>
                 </v:shapetype>
-                <v:shape id="_x0000_i1104" type="#_x0000_t75" style="width:58.5pt;height:33.75pt" o:ole="">
+                <v:shape id="_x0000_i1025" type="#_x0000_t75" style="width:58.4pt;height:33.95pt" o:ole="">
                   <v:imagedata r:id="rId9" o:title=""/>
                 </v:shape>
-                <o:OLEObject Type="Embed" ProgID="PBrush" ShapeID="_x0000_i1104" DrawAspect="Content" ObjectID="_1853240803" r:id="rId10"/>
+                <o:OLEObject Type="Embed" ProgID="PBrush" ShapeID="_x0000_i1025" DrawAspect="Content" ObjectID="_1853484746" r:id="rId10"/>
               </w:object>
             </w:r>
           </w:p>
@@ -6837,7 +6635,7 @@
           <w:p>
             <w:pPr>
               <w:rPr>
-                <w:rFonts w:ascii="Cambria Math" w:hAnsi="Cambria Math" w:cs="Cambria Math" w:hint="eastAsia"/>
+                <w:rFonts w:ascii="Cambria Math" w:hAnsi="Cambria Math" w:cs="Cambria Math"/>
                 <w:color w:val="0F4761" w:themeColor="accent1" w:themeShade="BF"/>
                 <w:sz w:val="24"/>
                 <w:szCs w:val="24"/>
@@ -6848,10 +6646,10 @@
                 <w:rFonts w:hint="eastAsia"/>
               </w:rPr>
               <w:object w:dxaOrig="4215" w:dyaOrig="1395" w14:anchorId="413C9BAD">
-                <v:shape id="_x0000_i1105" type="#_x0000_t75" style="width:164.25pt;height:54pt" o:ole="">
+                <v:shape id="_x0000_i1026" type="#_x0000_t75" style="width:164.4pt;height:53.65pt" o:ole="">
                   <v:imagedata r:id="rId11" o:title=""/>
                 </v:shape>
-                <o:OLEObject Type="Embed" ProgID="PBrush" ShapeID="_x0000_i1105" DrawAspect="Content" ObjectID="_1853240804" r:id="rId12"/>
+                <o:OLEObject Type="Embed" ProgID="PBrush" ShapeID="_x0000_i1026" DrawAspect="Content" ObjectID="_1853484747" r:id="rId12"/>
               </w:object>
             </w:r>
           </w:p>
@@ -6865,6 +6663,9 @@
           <w:ilvl w:val="0"/>
           <w:numId w:val="20"/>
         </w:numPr>
+        <w:rPr>
+          <w:rFonts w:hint="eastAsia"/>
+        </w:rPr>
       </w:pPr>
       <w:r>
         <w:rPr>
@@ -6874,6 +6675,11 @@
       </w:r>
     </w:p>
     <w:p>
+      <w:pPr>
+        <w:rPr>
+          <w:rFonts w:hint="eastAsia"/>
+        </w:rPr>
+      </w:pPr>
       <w:r>
         <w:rPr>
           <w:rFonts w:hint="eastAsia"/>
@@ -6934,7 +6740,6 @@
         </w:drawing>
       </w:r>
     </w:p>
-    <w:p/>
     <w:p>
       <w:pPr>
         <w:rPr>
@@ -6944,25 +6749,23 @@
     </w:p>
     <w:p>
       <w:pPr>
+        <w:rPr>
+          <w:rFonts w:hint="eastAsia"/>
+        </w:rPr>
+      </w:pPr>
+    </w:p>
+    <w:p>
+      <w:pPr>
         <w:pStyle w:val="4"/>
-      </w:pPr>
-      <w:r>
         <w:rPr>
           <w:rFonts w:hint="eastAsia"/>
         </w:rPr>
-        <w:t>1.3.</w:t>
-      </w:r>
+      </w:pPr>
       <w:r>
         <w:rPr>
           <w:rFonts w:hint="eastAsia"/>
         </w:rPr>
-        <w:t>2</w:t>
-      </w:r>
-      <w:r>
-        <w:rPr>
-          <w:rFonts w:hint="eastAsia"/>
-        </w:rPr>
-        <w:t xml:space="preserve">. </w:t>
+        <w:t xml:space="preserve">1.3.2. </w:t>
       </w:r>
       <w:r>
         <w:t>Valid arguments</w:t>
@@ -6983,7 +6786,7 @@
         <w:spacing w:line="360" w:lineRule="auto"/>
         <w:jc w:val="left"/>
         <w:rPr>
-          <w:rFonts w:cstheme="majorBidi"/>
+          <w:rFonts w:cstheme="majorBidi" w:hint="eastAsia"/>
           <w:color w:val="0F4761" w:themeColor="accent1" w:themeShade="BF"/>
           <w:sz w:val="24"/>
           <w:szCs w:val="24"/>
@@ -7233,6 +7036,9 @@
     <w:p>
       <w:pPr>
         <w:pStyle w:val="4"/>
+        <w:rPr>
+          <w:rFonts w:hint="eastAsia"/>
+        </w:rPr>
       </w:pPr>
       <w:r>
         <w:rPr>
@@ -7277,7 +7083,7 @@
         <w:spacing w:line="360" w:lineRule="auto"/>
         <w:ind w:firstLine="420"/>
         <w:rPr>
-          <w:rFonts w:cstheme="majorBidi"/>
+          <w:rFonts w:cstheme="majorBidi" w:hint="eastAsia"/>
           <w:color w:val="0F4761" w:themeColor="accent1" w:themeShade="BF"/>
           <w:sz w:val="24"/>
           <w:szCs w:val="24"/>
@@ -7332,7 +7138,7 @@
         </w:numPr>
         <w:spacing w:line="360" w:lineRule="auto"/>
         <w:rPr>
-          <w:rFonts w:cstheme="majorBidi"/>
+          <w:rFonts w:cstheme="majorBidi" w:hint="eastAsia"/>
           <w:color w:val="0F4761" w:themeColor="accent1" w:themeShade="BF"/>
           <w:sz w:val="24"/>
           <w:szCs w:val="24"/>
@@ -7452,16 +7258,7 @@
           <w:sz w:val="24"/>
           <w:szCs w:val="24"/>
         </w:rPr>
-        <w:t>Assumption</w:t>
-      </w:r>
-      <w:r>
-        <w:rPr>
-          <w:rFonts w:cstheme="majorBidi" w:hint="eastAsia"/>
-          <w:color w:val="E97132" w:themeColor="accent2"/>
-          <w:sz w:val="24"/>
-          <w:szCs w:val="24"/>
-        </w:rPr>
-        <w:t>的那句结论（第一条缩进回退语句），引用用-</w:t>
+        <w:t>Assumption的那句结论（第一条缩进回退语句），引用用-</w:t>
       </w:r>
     </w:p>
     <w:p>
@@ -7521,7 +7318,7 @@
             <w:pPr>
               <w:jc w:val="center"/>
               <w:rPr>
-                <w:rFonts w:cstheme="majorBidi"/>
+                <w:rFonts w:cstheme="majorBidi" w:hint="eastAsia"/>
                 <w:b/>
                 <w:bCs/>
                 <w:sz w:val="24"/>
@@ -7587,7 +7384,7 @@
             <w:pPr>
               <w:jc w:val="center"/>
               <w:rPr>
-                <w:rFonts w:cstheme="majorBidi"/>
+                <w:rFonts w:cstheme="majorBidi" w:hint="eastAsia"/>
                 <w:b/>
                 <w:bCs/>
                 <w:sz w:val="24"/>
@@ -7712,6 +7509,7 @@
             <w:r>
               <w:rPr>
                 <w:rFonts w:cstheme="majorBidi"/>
+                <w:noProof/>
                 <w:color w:val="0F4761" w:themeColor="accent1" w:themeShade="BF"/>
                 <w:sz w:val="24"/>
                 <w:szCs w:val="24"/>
@@ -7890,6 +7688,7 @@
             <w:r>
               <w:rPr>
                 <w:rFonts w:cstheme="majorBidi"/>
+                <w:noProof/>
                 <w:color w:val="0F4761" w:themeColor="accent1" w:themeShade="BF"/>
                 <w:sz w:val="24"/>
                 <w:szCs w:val="24"/>
@@ -7963,12 +7762,109 @@
           <w:p>
             <w:pPr>
               <w:rPr>
+                <w:rFonts w:cstheme="majorBidi" w:hint="eastAsia"/>
+                <w:color w:val="0F4761" w:themeColor="accent1" w:themeShade="BF"/>
+                <w:sz w:val="24"/>
+                <w:szCs w:val="24"/>
+              </w:rPr>
+            </w:pPr>
+            <w:r>
+              <w:rPr>
                 <w:rFonts w:cstheme="majorBidi"/>
                 <w:color w:val="0F4761" w:themeColor="accent1" w:themeShade="BF"/>
                 <w:sz w:val="24"/>
                 <w:szCs w:val="24"/>
               </w:rPr>
-            </w:pPr>
+              <w:t>∨</w:t>
+            </w:r>
+            <w:r>
+              <w:rPr>
+                <w:rFonts w:cstheme="majorBidi" w:hint="eastAsia"/>
+                <w:color w:val="0F4761" w:themeColor="accent1" w:themeShade="BF"/>
+                <w:sz w:val="24"/>
+                <w:szCs w:val="24"/>
+              </w:rPr>
+              <w:t xml:space="preserve">Elim     </w:t>
+            </w:r>
+            <w:r>
+              <w:rPr>
+                <w:rFonts w:cstheme="majorBidi" w:hint="eastAsia"/>
+                <w:color w:val="0F4761" w:themeColor="accent1" w:themeShade="BF"/>
+                <w:sz w:val="24"/>
+                <w:szCs w:val="24"/>
+              </w:rPr>
+              <w:t>i</w:t>
+            </w:r>
+            <w:r>
+              <w:rPr>
+                <w:rFonts w:cstheme="majorBidi" w:hint="eastAsia"/>
+                <w:color w:val="0F4761" w:themeColor="accent1" w:themeShade="BF"/>
+                <w:sz w:val="24"/>
+                <w:szCs w:val="24"/>
+              </w:rPr>
+              <w:t>-</w:t>
+            </w:r>
+            <w:r>
+              <w:rPr>
+                <w:rFonts w:cstheme="majorBidi" w:hint="eastAsia"/>
+                <w:color w:val="0F4761" w:themeColor="accent1" w:themeShade="BF"/>
+                <w:sz w:val="24"/>
+                <w:szCs w:val="24"/>
+              </w:rPr>
+              <w:t>j</w:t>
+            </w:r>
+            <w:r>
+              <w:rPr>
+                <w:rFonts w:cstheme="majorBidi" w:hint="eastAsia"/>
+                <w:color w:val="0F4761" w:themeColor="accent1" w:themeShade="BF"/>
+                <w:sz w:val="24"/>
+                <w:szCs w:val="24"/>
+              </w:rPr>
+              <w:t xml:space="preserve"> </w:t>
+            </w:r>
+          </w:p>
+          <w:p>
+            <w:pPr>
+              <w:rPr>
+                <w:rFonts w:cstheme="majorBidi" w:hint="eastAsia"/>
+                <w:color w:val="0F4761" w:themeColor="accent1" w:themeShade="BF"/>
+                <w:sz w:val="24"/>
+                <w:szCs w:val="24"/>
+              </w:rPr>
+            </w:pPr>
+            <w:r>
+              <w:rPr>
+                <w:rFonts w:cstheme="majorBidi" w:hint="eastAsia"/>
+                <w:color w:val="0F4761" w:themeColor="accent1" w:themeShade="BF"/>
+                <w:sz w:val="24"/>
+                <w:szCs w:val="24"/>
+              </w:rPr>
+              <w:t>含假设</w:t>
+            </w:r>
+          </w:p>
+        </w:tc>
+        <w:tc>
+          <w:tcPr>
+            <w:tcW w:w="1701" w:type="dxa"/>
+          </w:tcPr>
+          <w:p>
+            <w:pPr>
+              <w:rPr>
+                <w:rFonts w:cstheme="majorBidi" w:hint="eastAsia"/>
+                <w:color w:val="0F4761" w:themeColor="accent1" w:themeShade="BF"/>
+                <w:sz w:val="24"/>
+                <w:szCs w:val="24"/>
+              </w:rPr>
+            </w:pPr>
+            <w:r>
+              <w:rPr>
+                <w:rFonts w:cstheme="majorBidi" w:hint="eastAsia"/>
+                <w:color w:val="0F4761" w:themeColor="accent1" w:themeShade="BF"/>
+                <w:sz w:val="24"/>
+                <w:szCs w:val="24"/>
+              </w:rPr>
+              <w:t>消除</w:t>
+            </w:r>
             <w:r>
               <w:rPr>
                 <w:rFonts w:cstheme="majorBidi"/>
@@ -7978,127 +7874,30 @@
               </w:rPr>
               <w:t>∨</w:t>
             </w:r>
-            <w:r>
+          </w:p>
+        </w:tc>
+        <w:tc>
+          <w:tcPr>
+            <w:tcW w:w="6237" w:type="dxa"/>
+          </w:tcPr>
+          <w:p>
+            <w:pPr>
               <w:rPr>
                 <w:rFonts w:cstheme="majorBidi" w:hint="eastAsia"/>
                 <w:color w:val="0F4761" w:themeColor="accent1" w:themeShade="BF"/>
                 <w:sz w:val="24"/>
                 <w:szCs w:val="24"/>
               </w:rPr>
-              <w:t xml:space="preserve">Elim     </w:t>
-            </w:r>
-            <w:r>
-              <w:rPr>
-                <w:rFonts w:cstheme="majorBidi" w:hint="eastAsia"/>
-                <w:color w:val="0F4761" w:themeColor="accent1" w:themeShade="BF"/>
-                <w:sz w:val="24"/>
-                <w:szCs w:val="24"/>
-              </w:rPr>
-              <w:t>i</w:t>
-            </w:r>
-            <w:r>
-              <w:rPr>
-                <w:rFonts w:cstheme="majorBidi" w:hint="eastAsia"/>
-                <w:color w:val="0F4761" w:themeColor="accent1" w:themeShade="BF"/>
-                <w:sz w:val="24"/>
-                <w:szCs w:val="24"/>
-              </w:rPr>
-              <w:t>-</w:t>
-            </w:r>
-            <w:r>
-              <w:rPr>
-                <w:rFonts w:cstheme="majorBidi" w:hint="eastAsia"/>
-                <w:color w:val="0F4761" w:themeColor="accent1" w:themeShade="BF"/>
-                <w:sz w:val="24"/>
-                <w:szCs w:val="24"/>
-              </w:rPr>
-              <w:t>j</w:t>
-            </w:r>
-            <w:r>
-              <w:rPr>
-                <w:rFonts w:cstheme="majorBidi" w:hint="eastAsia"/>
-                <w:color w:val="0F4761" w:themeColor="accent1" w:themeShade="BF"/>
-                <w:sz w:val="24"/>
-                <w:szCs w:val="24"/>
-              </w:rPr>
-              <w:t xml:space="preserve"> </w:t>
-            </w:r>
-          </w:p>
-          <w:p>
-            <w:pPr>
-              <w:rPr>
-                <w:rFonts w:cstheme="majorBidi" w:hint="eastAsia"/>
-                <w:color w:val="0F4761" w:themeColor="accent1" w:themeShade="BF"/>
-                <w:sz w:val="24"/>
-                <w:szCs w:val="24"/>
-              </w:rPr>
-            </w:pPr>
-            <w:r>
-              <w:rPr>
-                <w:rFonts w:cstheme="majorBidi" w:hint="eastAsia"/>
-                <w:color w:val="0F4761" w:themeColor="accent1" w:themeShade="BF"/>
-                <w:sz w:val="24"/>
-                <w:szCs w:val="24"/>
-              </w:rPr>
-              <w:t>含假设</w:t>
-            </w:r>
-          </w:p>
-        </w:tc>
-        <w:tc>
-          <w:tcPr>
-            <w:tcW w:w="1701" w:type="dxa"/>
-          </w:tcPr>
-          <w:p>
-            <w:pPr>
-              <w:rPr>
-                <w:rFonts w:cstheme="majorBidi" w:hint="eastAsia"/>
-                <w:color w:val="0F4761" w:themeColor="accent1" w:themeShade="BF"/>
-                <w:sz w:val="24"/>
-                <w:szCs w:val="24"/>
-              </w:rPr>
-            </w:pPr>
-            <w:r>
-              <w:rPr>
-                <w:rFonts w:cstheme="majorBidi" w:hint="eastAsia"/>
-                <w:color w:val="0F4761" w:themeColor="accent1" w:themeShade="BF"/>
-                <w:sz w:val="24"/>
-                <w:szCs w:val="24"/>
-              </w:rPr>
-              <w:t>消除</w:t>
-            </w:r>
-            <w:r>
-              <w:rPr>
-                <w:rFonts w:cstheme="majorBidi"/>
-                <w:color w:val="0F4761" w:themeColor="accent1" w:themeShade="BF"/>
-                <w:sz w:val="24"/>
-                <w:szCs w:val="24"/>
-              </w:rPr>
-              <w:t>∨</w:t>
-            </w:r>
-          </w:p>
-        </w:tc>
-        <w:tc>
-          <w:tcPr>
-            <w:tcW w:w="6237" w:type="dxa"/>
-          </w:tcPr>
-          <w:p>
-            <w:pPr>
-              <w:rPr>
-                <w:rFonts w:cstheme="majorBidi" w:hint="eastAsia"/>
-                <w:color w:val="0F4761" w:themeColor="accent1" w:themeShade="BF"/>
-                <w:sz w:val="24"/>
-                <w:szCs w:val="24"/>
-              </w:rPr>
             </w:pPr>
             <w:r>
               <w:rPr>
                 <w:rFonts w:hint="eastAsia"/>
               </w:rPr>
               <w:object w:dxaOrig="4695" w:dyaOrig="585" w14:anchorId="684F14CB">
-                <v:shape id="_x0000_i1280" type="#_x0000_t75" style="width:234.75pt;height:29.25pt" o:ole="">
+                <v:shape id="_x0000_i1027" type="#_x0000_t75" style="width:235pt;height:29.2pt" o:ole="">
                   <v:imagedata r:id="rId17" o:title=""/>
                 </v:shape>
-                <o:OLEObject Type="Embed" ProgID="PBrush" ShapeID="_x0000_i1280" DrawAspect="Content" ObjectID="_1853240805" r:id="rId18"/>
+                <o:OLEObject Type="Embed" ProgID="PBrush" ShapeID="_x0000_i1027" DrawAspect="Content" ObjectID="_1853484748" r:id="rId18"/>
               </w:object>
             </w:r>
             <w:r>
@@ -8236,6 +8035,7 @@
             <w:r>
               <w:rPr>
                 <w:rFonts w:cstheme="majorBidi"/>
+                <w:noProof/>
                 <w:color w:val="0F4761" w:themeColor="accent1" w:themeShade="BF"/>
                 <w:sz w:val="24"/>
                 <w:szCs w:val="24"/>
@@ -8366,6 +8166,7 @@
             <w:r>
               <w:rPr>
                 <w:rFonts w:cstheme="majorBidi"/>
+                <w:noProof/>
                 <w:color w:val="0F4761" w:themeColor="accent1" w:themeShade="BF"/>
                 <w:sz w:val="24"/>
                 <w:szCs w:val="24"/>
@@ -8430,19 +8231,19 @@
           <w:p>
             <w:pPr>
               <w:rPr>
-                <w:rFonts w:cstheme="majorBidi"/>
-                <w:color w:val="0F4761" w:themeColor="accent1" w:themeShade="BF"/>
-                <w:sz w:val="24"/>
-                <w:szCs w:val="24"/>
-              </w:rPr>
-            </w:pPr>
-            <w:r>
-              <w:rPr>
                 <w:rFonts w:cstheme="majorBidi" w:hint="eastAsia"/>
                 <w:color w:val="0F4761" w:themeColor="accent1" w:themeShade="BF"/>
                 <w:sz w:val="24"/>
                 <w:szCs w:val="24"/>
               </w:rPr>
+            </w:pPr>
+            <w:r>
+              <w:rPr>
+                <w:rFonts w:cstheme="majorBidi" w:hint="eastAsia"/>
+                <w:color w:val="0F4761" w:themeColor="accent1" w:themeShade="BF"/>
+                <w:sz w:val="24"/>
+                <w:szCs w:val="24"/>
+              </w:rPr>
               <w:t xml:space="preserve">=&gt; </w:t>
             </w:r>
             <w:r>
@@ -8535,10 +8336,10 @@
                 <w:rFonts w:hint="eastAsia"/>
               </w:rPr>
               <w:object w:dxaOrig="5910" w:dyaOrig="615" w14:anchorId="677F3DE4">
-                <v:shape id="_x0000_i1269" type="#_x0000_t75" style="width:295.5pt;height:30.75pt" o:ole="">
+                <v:shape id="_x0000_i1028" type="#_x0000_t75" style="width:295.45pt;height:30.55pt" o:ole="">
                   <v:imagedata r:id="rId21" o:title=""/>
                 </v:shape>
-                <o:OLEObject Type="Embed" ProgID="PBrush" ShapeID="_x0000_i1269" DrawAspect="Content" ObjectID="_1853240806" r:id="rId22"/>
+                <o:OLEObject Type="Embed" ProgID="PBrush" ShapeID="_x0000_i1028" DrawAspect="Content" ObjectID="_1853484749" r:id="rId22"/>
               </w:object>
             </w:r>
           </w:p>
@@ -8639,10 +8440,10 @@
                 <w:rFonts w:hint="eastAsia"/>
               </w:rPr>
               <w:object w:dxaOrig="2565" w:dyaOrig="750" w14:anchorId="177642E0">
-                <v:shape id="_x0000_i1270" type="#_x0000_t75" style="width:105pt;height:30.75pt" o:ole="">
+                <v:shape id="_x0000_i1029" type="#_x0000_t75" style="width:105.3pt;height:30.55pt" o:ole="">
                   <v:imagedata r:id="rId23" o:title=""/>
                 </v:shape>
-                <o:OLEObject Type="Embed" ProgID="PBrush" ShapeID="_x0000_i1270" DrawAspect="Content" ObjectID="_1853240807" r:id="rId24"/>
+                <o:OLEObject Type="Embed" ProgID="PBrush" ShapeID="_x0000_i1029" DrawAspect="Content" ObjectID="_1853484750" r:id="rId24"/>
               </w:object>
             </w:r>
           </w:p>
@@ -8672,19 +8473,19 @@
           <w:p>
             <w:pPr>
               <w:rPr>
+                <w:rFonts w:cstheme="majorBidi" w:hint="eastAsia"/>
+                <w:color w:val="0F4761" w:themeColor="accent1" w:themeShade="BF"/>
+                <w:sz w:val="24"/>
+                <w:szCs w:val="24"/>
+              </w:rPr>
+            </w:pPr>
+            <w:r>
+              <w:rPr>
                 <w:rFonts w:cstheme="majorBidi"/>
                 <w:color w:val="0F4761" w:themeColor="accent1" w:themeShade="BF"/>
                 <w:sz w:val="24"/>
                 <w:szCs w:val="24"/>
               </w:rPr>
-            </w:pPr>
-            <w:r>
-              <w:rPr>
-                <w:rFonts w:cstheme="majorBidi"/>
-                <w:color w:val="0F4761" w:themeColor="accent1" w:themeShade="BF"/>
-                <w:sz w:val="24"/>
-                <w:szCs w:val="24"/>
-              </w:rPr>
               <w:t>¬Intro</w:t>
             </w:r>
             <w:r>
@@ -8746,10 +8547,10 @@
                 <w:rFonts w:hint="eastAsia"/>
               </w:rPr>
               <w:object w:dxaOrig="1950" w:dyaOrig="720" w14:anchorId="2EF04632">
-                <v:shape id="_x0000_i1271" type="#_x0000_t75" style="width:86.25pt;height:31.5pt" o:ole="">
+                <v:shape id="_x0000_i1030" type="#_x0000_t75" style="width:86.25pt;height:31.25pt" o:ole="">
                   <v:imagedata r:id="rId25" o:title=""/>
                 </v:shape>
-                <o:OLEObject Type="Embed" ProgID="PBrush" ShapeID="_x0000_i1271" DrawAspect="Content" ObjectID="_1853240808" r:id="rId26"/>
+                <o:OLEObject Type="Embed" ProgID="PBrush" ShapeID="_x0000_i1030" DrawAspect="Content" ObjectID="_1853484751" r:id="rId26"/>
               </w:object>
             </w:r>
             <w:r>
@@ -8771,9 +8572,20 @@
         </w:tc>
       </w:tr>
     </w:tbl>
-    <w:p/>
+    <w:p>
+      <w:pPr>
+        <w:rPr>
+          <w:rFonts w:hint="eastAsia"/>
+        </w:rPr>
+      </w:pPr>
+    </w:p>
     <w:bookmarkEnd w:id="3"/>
     <w:p>
+      <w:pPr>
+        <w:rPr>
+          <w:rFonts w:hint="eastAsia"/>
+        </w:rPr>
+      </w:pPr>
       <w:r>
         <w:rPr>
           <w:rFonts w:hint="eastAsia"/>
@@ -8830,12 +8642,10 @@
       </w:r>
     </w:p>
     <w:p>
-      <w:pPr>
-        <w:rPr>
-          <w:rFonts w:hint="eastAsia"/>
-        </w:rPr>
-      </w:pPr>
-      <w:r>
+      <w:r>
+        <w:rPr>
+          <w:noProof/>
+        </w:rPr>
         <w:lastRenderedPageBreak/>
         <w:drawing>
           <wp:inline distT="0" distB="0" distL="0" distR="0" wp14:anchorId="7436571B" wp14:editId="63B895A0">
@@ -8873,6 +8683,871 @@
           </wp:inline>
         </w:drawing>
       </w:r>
+    </w:p>
+    <w:p/>
+    <w:p/>
+    <w:p>
+      <w:pPr>
+        <w:pStyle w:val="3"/>
+        <w:numPr>
+          <w:ilvl w:val="1"/>
+          <w:numId w:val="4"/>
+        </w:numPr>
+        <w:ind w:left="567" w:hanging="567"/>
+      </w:pPr>
+      <w:r>
+        <w:rPr>
+          <w:rFonts w:hint="eastAsia"/>
+        </w:rPr>
+        <w:t>Proof（</w:t>
+      </w:r>
+      <w:r>
+        <w:rPr>
+          <w:rFonts w:hint="eastAsia"/>
+        </w:rPr>
+        <w:t>证明</w:t>
+      </w:r>
+      <w:r>
+        <w:rPr>
+          <w:rFonts w:hint="eastAsia"/>
+        </w:rPr>
+        <w:t>）</w:t>
+      </w:r>
+    </w:p>
+    <w:p>
+      <w:pPr>
+        <w:rPr>
+          <w:b/>
+          <w:bCs/>
+        </w:rPr>
+      </w:pPr>
+      <w:r>
+        <w:rPr>
+          <w:rFonts w:hint="eastAsia"/>
+          <w:b/>
+          <w:bCs/>
+        </w:rPr>
+        <w:t>如要证明 X =&gt; Y</w:t>
+      </w:r>
+      <w:r>
+        <w:rPr>
+          <w:rFonts w:hint="eastAsia"/>
+          <w:b/>
+          <w:bCs/>
+        </w:rPr>
+        <w:t>:</w:t>
+      </w:r>
+    </w:p>
+    <w:p>
+      <w:pPr>
+        <w:rPr>
+          <w:rFonts w:hint="eastAsia"/>
+          <w:b/>
+          <w:bCs/>
+        </w:rPr>
+      </w:pPr>
+    </w:p>
+    <w:tbl>
+      <w:tblPr>
+        <w:tblStyle w:val="af2"/>
+        <w:tblW w:w="0" w:type="auto"/>
+        <w:tblLook w:val="04A0" w:firstRow="1" w:lastRow="0" w:firstColumn="1" w:lastColumn="0" w:noHBand="0" w:noVBand="1"/>
+      </w:tblPr>
+      <w:tblGrid>
+        <w:gridCol w:w="2670"/>
+        <w:gridCol w:w="7219"/>
+      </w:tblGrid>
+      <w:tr>
+        <w:tc>
+          <w:tcPr>
+            <w:tcW w:w="2670" w:type="dxa"/>
+            <w:shd w:val="clear" w:color="auto" w:fill="CAEDFB" w:themeFill="accent4" w:themeFillTint="33"/>
+          </w:tcPr>
+          <w:p>
+            <w:pPr>
+              <w:jc w:val="center"/>
+              <w:rPr>
+                <w:rFonts w:hint="eastAsia"/>
+                <w:b/>
+                <w:bCs/>
+              </w:rPr>
+            </w:pPr>
+            <w:r>
+              <w:rPr>
+                <w:rFonts w:hint="eastAsia"/>
+                <w:b/>
+                <w:bCs/>
+              </w:rPr>
+              <w:t>证明方法</w:t>
+            </w:r>
+          </w:p>
+        </w:tc>
+        <w:tc>
+          <w:tcPr>
+            <w:tcW w:w="7219" w:type="dxa"/>
+            <w:shd w:val="clear" w:color="auto" w:fill="CAEDFB" w:themeFill="accent4" w:themeFillTint="33"/>
+          </w:tcPr>
+          <w:p>
+            <w:pPr>
+              <w:jc w:val="center"/>
+              <w:rPr>
+                <w:rFonts w:hint="eastAsia"/>
+                <w:b/>
+                <w:bCs/>
+              </w:rPr>
+            </w:pPr>
+            <w:r>
+              <w:rPr>
+                <w:rFonts w:hint="eastAsia"/>
+                <w:b/>
+                <w:bCs/>
+              </w:rPr>
+              <w:t>证明方式</w:t>
+            </w:r>
+          </w:p>
+        </w:tc>
+      </w:tr>
+      <w:tr>
+        <w:tc>
+          <w:tcPr>
+            <w:tcW w:w="2670" w:type="dxa"/>
+          </w:tcPr>
+          <w:p>
+            <w:pPr>
+              <w:jc w:val="center"/>
+              <w:rPr>
+                <w:rFonts w:eastAsiaTheme="minorHAnsi"/>
+                <w:b/>
+                <w:bCs/>
+                <w:szCs w:val="21"/>
+                <w:shd w:val="clear" w:color="auto" w:fill="F2CEED" w:themeFill="accent5" w:themeFillTint="33"/>
+              </w:rPr>
+            </w:pPr>
+            <w:r>
+              <w:rPr>
+                <w:rFonts w:eastAsiaTheme="minorHAnsi"/>
+                <w:b/>
+                <w:bCs/>
+                <w:szCs w:val="21"/>
+                <w:shd w:val="clear" w:color="auto" w:fill="F2CEED" w:themeFill="accent5" w:themeFillTint="33"/>
+              </w:rPr>
+              <w:t>Direct proof</w:t>
+            </w:r>
+          </w:p>
+          <w:p>
+            <w:pPr>
+              <w:jc w:val="center"/>
+              <w:rPr>
+                <w:rFonts w:hint="eastAsia"/>
+                <w:szCs w:val="21"/>
+              </w:rPr>
+            </w:pPr>
+            <w:r>
+              <w:rPr>
+                <w:rFonts w:eastAsiaTheme="minorHAnsi" w:hint="eastAsia"/>
+                <w:b/>
+                <w:bCs/>
+                <w:szCs w:val="21"/>
+                <w:shd w:val="clear" w:color="auto" w:fill="F2CEED" w:themeFill="accent5" w:themeFillTint="33"/>
+              </w:rPr>
+              <w:t>直接证明</w:t>
+            </w:r>
+          </w:p>
+        </w:tc>
+        <w:tc>
+          <w:tcPr>
+            <w:tcW w:w="7219" w:type="dxa"/>
+          </w:tcPr>
+          <w:p>
+            <w:pPr>
+              <w:rPr>
+                <w:rFonts w:hint="eastAsia"/>
+              </w:rPr>
+            </w:pPr>
+            <w:r>
+              <w:rPr>
+                <w:rFonts w:eastAsiaTheme="minorHAnsi"/>
+                <w:b/>
+                <w:bCs/>
+                <w:sz w:val="24"/>
+                <w:szCs w:val="24"/>
+              </w:rPr>
+              <w:t xml:space="preserve">assume that </w:t>
+            </w:r>
+            <w:r>
+              <w:rPr>
+                <w:rFonts w:eastAsiaTheme="minorHAnsi"/>
+                <w:b/>
+                <w:bCs/>
+                <w:i/>
+                <w:iCs/>
+                <w:sz w:val="24"/>
+                <w:szCs w:val="24"/>
+              </w:rPr>
+              <w:t xml:space="preserve">X </w:t>
+            </w:r>
+            <w:r>
+              <w:rPr>
+                <w:rFonts w:eastAsiaTheme="minorHAnsi"/>
+                <w:b/>
+                <w:bCs/>
+                <w:sz w:val="24"/>
+                <w:szCs w:val="24"/>
+              </w:rPr>
+              <w:t>is true</w:t>
+            </w:r>
+            <w:r>
+              <w:rPr>
+                <w:rFonts w:eastAsiaTheme="minorHAnsi" w:hint="eastAsia"/>
+                <w:b/>
+                <w:bCs/>
+                <w:sz w:val="24"/>
+                <w:szCs w:val="24"/>
+              </w:rPr>
+              <w:t xml:space="preserve"> </w:t>
+            </w:r>
+            <w:r>
+              <w:rPr>
+                <w:rFonts w:eastAsiaTheme="minorHAnsi"/>
+                <w:b/>
+                <w:bCs/>
+                <w:sz w:val="24"/>
+                <w:szCs w:val="24"/>
+              </w:rPr>
+              <w:t>deduce</w:t>
+            </w:r>
+            <w:r>
+              <w:rPr>
+                <w:rFonts w:eastAsiaTheme="minorHAnsi" w:hint="eastAsia"/>
+                <w:b/>
+                <w:bCs/>
+                <w:sz w:val="24"/>
+                <w:szCs w:val="24"/>
+              </w:rPr>
+              <w:t xml:space="preserve"> Y</w:t>
+            </w:r>
+          </w:p>
+        </w:tc>
+      </w:tr>
+      <w:tr>
+        <w:tc>
+          <w:tcPr>
+            <w:tcW w:w="2670" w:type="dxa"/>
+          </w:tcPr>
+          <w:p>
+            <w:pPr>
+              <w:jc w:val="center"/>
+              <w:rPr>
+                <w:rFonts w:eastAsiaTheme="minorHAnsi"/>
+                <w:b/>
+                <w:bCs/>
+                <w:szCs w:val="21"/>
+                <w:shd w:val="clear" w:color="auto" w:fill="F2CEED" w:themeFill="accent5" w:themeFillTint="33"/>
+              </w:rPr>
+            </w:pPr>
+            <w:r>
+              <w:rPr>
+                <w:rFonts w:eastAsiaTheme="minorHAnsi"/>
+                <w:b/>
+                <w:bCs/>
+                <w:szCs w:val="21"/>
+                <w:shd w:val="clear" w:color="auto" w:fill="F2CEED" w:themeFill="accent5" w:themeFillTint="33"/>
+              </w:rPr>
+              <w:t>Contrapositive proof</w:t>
+            </w:r>
+          </w:p>
+          <w:p>
+            <w:pPr>
+              <w:jc w:val="center"/>
+              <w:rPr>
+                <w:rFonts w:hint="eastAsia"/>
+                <w:szCs w:val="21"/>
+              </w:rPr>
+            </w:pPr>
+            <w:r>
+              <w:rPr>
+                <w:rFonts w:eastAsiaTheme="minorHAnsi"/>
+                <w:b/>
+                <w:bCs/>
+                <w:szCs w:val="21"/>
+                <w:shd w:val="clear" w:color="auto" w:fill="F2CEED" w:themeFill="accent5" w:themeFillTint="33"/>
+              </w:rPr>
+              <w:t>逆否证明</w:t>
+            </w:r>
+          </w:p>
+        </w:tc>
+        <w:tc>
+          <w:tcPr>
+            <w:tcW w:w="7219" w:type="dxa"/>
+          </w:tcPr>
+          <w:p>
+            <w:pPr>
+              <w:jc w:val="left"/>
+              <w:rPr>
+                <w:rFonts w:eastAsiaTheme="minorHAnsi" w:hint="eastAsia"/>
+                <w:b/>
+                <w:bCs/>
+                <w:sz w:val="24"/>
+                <w:szCs w:val="24"/>
+              </w:rPr>
+            </w:pPr>
+            <w:r>
+              <w:rPr>
+                <w:rFonts w:eastAsiaTheme="minorHAnsi"/>
+                <w:b/>
+                <w:bCs/>
+                <w:sz w:val="24"/>
+                <w:szCs w:val="24"/>
+              </w:rPr>
+              <w:t>(</w:t>
+            </w:r>
+            <w:r>
+              <w:rPr>
+                <w:rFonts w:eastAsiaTheme="minorHAnsi"/>
+                <w:b/>
+                <w:bCs/>
+                <w:i/>
+                <w:iCs/>
+                <w:sz w:val="24"/>
+                <w:szCs w:val="24"/>
+              </w:rPr>
+              <w:t xml:space="preserve">¬Y </w:t>
+            </w:r>
+            <w:r>
+              <w:rPr>
+                <w:rFonts w:eastAsiaTheme="minorHAnsi"/>
+                <w:b/>
+                <w:bCs/>
+                <w:sz w:val="24"/>
+                <w:szCs w:val="24"/>
+              </w:rPr>
+              <w:t xml:space="preserve">) </w:t>
+            </w:r>
+            <w:r>
+              <w:rPr>
+                <w:rFonts w:ascii="Cambria Math" w:eastAsiaTheme="minorHAnsi" w:hAnsi="Cambria Math" w:cs="Cambria Math"/>
+                <w:b/>
+                <w:bCs/>
+                <w:i/>
+                <w:iCs/>
+                <w:sz w:val="24"/>
+                <w:szCs w:val="24"/>
+              </w:rPr>
+              <w:t>⇒</w:t>
+            </w:r>
+            <w:r>
+              <w:rPr>
+                <w:rFonts w:eastAsiaTheme="minorHAnsi"/>
+                <w:b/>
+                <w:bCs/>
+                <w:i/>
+                <w:iCs/>
+                <w:sz w:val="24"/>
+                <w:szCs w:val="24"/>
+              </w:rPr>
+              <w:t xml:space="preserve"> </w:t>
+            </w:r>
+            <w:r>
+              <w:rPr>
+                <w:rFonts w:eastAsiaTheme="minorHAnsi"/>
+                <w:b/>
+                <w:bCs/>
+                <w:sz w:val="24"/>
+                <w:szCs w:val="24"/>
+              </w:rPr>
+              <w:t>(</w:t>
+            </w:r>
+            <w:r>
+              <w:rPr>
+                <w:rFonts w:eastAsiaTheme="minorHAnsi"/>
+                <w:b/>
+                <w:bCs/>
+                <w:i/>
+                <w:iCs/>
+                <w:sz w:val="24"/>
+                <w:szCs w:val="24"/>
+              </w:rPr>
+              <w:t>¬X</w:t>
+            </w:r>
+            <w:r>
+              <w:rPr>
+                <w:rFonts w:eastAsiaTheme="minorHAnsi"/>
+                <w:b/>
+                <w:bCs/>
+                <w:sz w:val="24"/>
+                <w:szCs w:val="24"/>
+              </w:rPr>
+              <w:t>).</w:t>
+            </w:r>
+          </w:p>
+          <w:p>
+            <w:pPr>
+              <w:rPr>
+                <w:rFonts w:hint="eastAsia"/>
+              </w:rPr>
+            </w:pPr>
+          </w:p>
+        </w:tc>
+      </w:tr>
+      <w:tr>
+        <w:tc>
+          <w:tcPr>
+            <w:tcW w:w="2670" w:type="dxa"/>
+          </w:tcPr>
+          <w:p>
+            <w:pPr>
+              <w:jc w:val="center"/>
+              <w:rPr>
+                <w:rFonts w:eastAsiaTheme="minorHAnsi"/>
+                <w:b/>
+                <w:bCs/>
+                <w:szCs w:val="21"/>
+                <w:shd w:val="clear" w:color="auto" w:fill="F2CEED" w:themeFill="accent5" w:themeFillTint="33"/>
+              </w:rPr>
+            </w:pPr>
+            <w:r>
+              <w:rPr>
+                <w:rFonts w:eastAsiaTheme="minorHAnsi"/>
+                <w:b/>
+                <w:bCs/>
+                <w:szCs w:val="21"/>
+                <w:shd w:val="clear" w:color="auto" w:fill="F2CEED" w:themeFill="accent5" w:themeFillTint="33"/>
+              </w:rPr>
+              <w:t>Proof by contradiction</w:t>
+            </w:r>
+          </w:p>
+          <w:p>
+            <w:pPr>
+              <w:jc w:val="center"/>
+              <w:rPr>
+                <w:rFonts w:hint="eastAsia"/>
+                <w:szCs w:val="21"/>
+              </w:rPr>
+            </w:pPr>
+            <w:r>
+              <w:rPr>
+                <w:rFonts w:eastAsiaTheme="minorHAnsi" w:hint="eastAsia"/>
+                <w:b/>
+                <w:bCs/>
+                <w:szCs w:val="21"/>
+                <w:shd w:val="clear" w:color="auto" w:fill="F2CEED" w:themeFill="accent5" w:themeFillTint="33"/>
+              </w:rPr>
+              <w:t>矛盾证明</w:t>
+            </w:r>
+          </w:p>
+        </w:tc>
+        <w:tc>
+          <w:tcPr>
+            <w:tcW w:w="7219" w:type="dxa"/>
+          </w:tcPr>
+          <w:p>
+            <w:pPr>
+              <w:jc w:val="left"/>
+              <w:rPr>
+                <w:rFonts w:eastAsiaTheme="minorHAnsi" w:hint="eastAsia"/>
+                <w:b/>
+                <w:bCs/>
+                <w:sz w:val="24"/>
+                <w:szCs w:val="24"/>
+              </w:rPr>
+            </w:pPr>
+            <w:bookmarkStart w:id="4" w:name="_Hlk242796443"/>
+            <w:r>
+              <w:rPr>
+                <w:rFonts w:eastAsiaTheme="minorHAnsi"/>
+                <w:b/>
+                <w:bCs/>
+                <w:sz w:val="24"/>
+                <w:szCs w:val="24"/>
+              </w:rPr>
+              <w:t>(</w:t>
+            </w:r>
+            <w:r>
+              <w:rPr>
+                <w:rFonts w:eastAsiaTheme="minorHAnsi"/>
+                <w:b/>
+                <w:bCs/>
+                <w:i/>
+                <w:iCs/>
+                <w:sz w:val="24"/>
+                <w:szCs w:val="24"/>
+              </w:rPr>
+              <w:t>¬X</w:t>
+            </w:r>
+            <w:r>
+              <w:rPr>
+                <w:rFonts w:eastAsiaTheme="minorHAnsi"/>
+                <w:b/>
+                <w:bCs/>
+                <w:sz w:val="24"/>
+                <w:szCs w:val="24"/>
+              </w:rPr>
+              <w:t xml:space="preserve">) </w:t>
+            </w:r>
+            <w:r>
+              <w:rPr>
+                <w:rFonts w:ascii="Cambria Math" w:eastAsiaTheme="minorHAnsi" w:hAnsi="Cambria Math" w:cs="Cambria Math"/>
+                <w:b/>
+                <w:bCs/>
+                <w:i/>
+                <w:iCs/>
+                <w:sz w:val="24"/>
+                <w:szCs w:val="24"/>
+              </w:rPr>
+              <w:t>⇒</w:t>
+            </w:r>
+            <w:r>
+              <w:rPr>
+                <w:rFonts w:eastAsiaTheme="minorHAnsi"/>
+                <w:b/>
+                <w:bCs/>
+                <w:i/>
+                <w:iCs/>
+                <w:sz w:val="24"/>
+                <w:szCs w:val="24"/>
+              </w:rPr>
+              <w:t xml:space="preserve"> </w:t>
+            </w:r>
+            <w:r>
+              <w:rPr>
+                <w:rFonts w:eastAsiaTheme="minorHAnsi"/>
+                <w:b/>
+                <w:bCs/>
+                <w:sz w:val="24"/>
+                <w:szCs w:val="24"/>
+              </w:rPr>
+              <w:t>(</w:t>
+            </w:r>
+            <w:r>
+              <w:rPr>
+                <w:rFonts w:eastAsiaTheme="minorHAnsi"/>
+                <w:b/>
+                <w:bCs/>
+                <w:i/>
+                <w:iCs/>
+                <w:sz w:val="24"/>
+                <w:szCs w:val="24"/>
+              </w:rPr>
+              <w:t xml:space="preserve">P ∧ </w:t>
+            </w:r>
+            <w:r>
+              <w:rPr>
+                <w:rFonts w:eastAsiaTheme="minorHAnsi"/>
+                <w:b/>
+                <w:bCs/>
+                <w:sz w:val="24"/>
+                <w:szCs w:val="24"/>
+              </w:rPr>
+              <w:t>(</w:t>
+            </w:r>
+            <w:r>
+              <w:rPr>
+                <w:rFonts w:eastAsiaTheme="minorHAnsi"/>
+                <w:b/>
+                <w:bCs/>
+                <w:i/>
+                <w:iCs/>
+                <w:sz w:val="24"/>
+                <w:szCs w:val="24"/>
+              </w:rPr>
+              <w:t>¬P</w:t>
+            </w:r>
+            <w:r>
+              <w:rPr>
+                <w:rFonts w:eastAsiaTheme="minorHAnsi"/>
+                <w:b/>
+                <w:bCs/>
+                <w:sz w:val="24"/>
+                <w:szCs w:val="24"/>
+              </w:rPr>
+              <w:t>))</w:t>
+            </w:r>
+          </w:p>
+          <w:bookmarkEnd w:id="4"/>
+          <w:p>
+            <w:pPr>
+              <w:rPr>
+                <w:rFonts w:hint="eastAsia"/>
+              </w:rPr>
+            </w:pPr>
+          </w:p>
+        </w:tc>
+      </w:tr>
+      <w:tr>
+        <w:tc>
+          <w:tcPr>
+            <w:tcW w:w="2670" w:type="dxa"/>
+          </w:tcPr>
+          <w:p>
+            <w:pPr>
+              <w:jc w:val="center"/>
+              <w:rPr>
+                <w:rFonts w:eastAsiaTheme="minorHAnsi"/>
+                <w:b/>
+                <w:bCs/>
+                <w:szCs w:val="21"/>
+                <w:shd w:val="clear" w:color="auto" w:fill="F2CEED" w:themeFill="accent5" w:themeFillTint="33"/>
+              </w:rPr>
+            </w:pPr>
+          </w:p>
+          <w:p>
+            <w:pPr>
+              <w:jc w:val="center"/>
+              <w:rPr>
+                <w:rFonts w:eastAsiaTheme="minorHAnsi"/>
+                <w:b/>
+                <w:bCs/>
+                <w:szCs w:val="21"/>
+                <w:shd w:val="clear" w:color="auto" w:fill="F2CEED" w:themeFill="accent5" w:themeFillTint="33"/>
+              </w:rPr>
+            </w:pPr>
+            <w:r>
+              <w:rPr>
+                <w:rFonts w:eastAsiaTheme="minorHAnsi" w:hint="eastAsia"/>
+                <w:b/>
+                <w:bCs/>
+                <w:szCs w:val="21"/>
+                <w:shd w:val="clear" w:color="auto" w:fill="F2CEED" w:themeFill="accent5" w:themeFillTint="33"/>
+              </w:rPr>
+              <w:t>Weak Induction</w:t>
+            </w:r>
+          </w:p>
+          <w:p>
+            <w:pPr>
+              <w:jc w:val="center"/>
+              <w:rPr>
+                <w:rFonts w:hint="eastAsia"/>
+                <w:szCs w:val="21"/>
+              </w:rPr>
+            </w:pPr>
+            <w:r>
+              <w:rPr>
+                <w:rFonts w:eastAsiaTheme="minorHAnsi" w:hint="eastAsia"/>
+                <w:b/>
+                <w:bCs/>
+                <w:szCs w:val="21"/>
+                <w:shd w:val="clear" w:color="auto" w:fill="F2CEED" w:themeFill="accent5" w:themeFillTint="33"/>
+              </w:rPr>
+              <w:t>弱</w:t>
+            </w:r>
+            <w:r>
+              <w:rPr>
+                <w:rFonts w:eastAsiaTheme="minorHAnsi" w:hint="eastAsia"/>
+                <w:b/>
+                <w:bCs/>
+                <w:szCs w:val="21"/>
+                <w:shd w:val="clear" w:color="auto" w:fill="F2CEED" w:themeFill="accent5" w:themeFillTint="33"/>
+              </w:rPr>
+              <w:t>归纳法</w:t>
+            </w:r>
+          </w:p>
+        </w:tc>
+        <w:tc>
+          <w:tcPr>
+            <w:tcW w:w="7219" w:type="dxa"/>
+          </w:tcPr>
+          <w:p>
+            <w:r>
+              <w:rPr>
+                <w:rFonts w:hint="eastAsia"/>
+              </w:rPr>
+              <w:object w:dxaOrig="4095" w:dyaOrig="750" w14:anchorId="07D841E8">
+                <v:shape id="_x0000_i1034" type="#_x0000_t75" style="width:204.45pt;height:37.35pt" o:ole="">
+                  <v:imagedata r:id="rId29" o:title=""/>
+                </v:shape>
+                <o:OLEObject Type="Embed" ProgID="PBrush" ShapeID="_x0000_i1034" DrawAspect="Content" ObjectID="_1853484752" r:id="rId30"/>
+              </w:object>
+            </w:r>
+          </w:p>
+          <w:p>
+            <w:pPr>
+              <w:rPr>
+                <w:rFonts w:hint="eastAsia"/>
+              </w:rPr>
+            </w:pPr>
+          </w:p>
+        </w:tc>
+      </w:tr>
+      <w:tr>
+        <w:tc>
+          <w:tcPr>
+            <w:tcW w:w="2670" w:type="dxa"/>
+          </w:tcPr>
+          <w:p>
+            <w:pPr>
+              <w:jc w:val="center"/>
+              <w:rPr>
+                <w:rFonts w:eastAsiaTheme="minorHAnsi"/>
+                <w:b/>
+                <w:bCs/>
+                <w:szCs w:val="21"/>
+                <w:shd w:val="clear" w:color="auto" w:fill="F2CEED" w:themeFill="accent5" w:themeFillTint="33"/>
+              </w:rPr>
+            </w:pPr>
+          </w:p>
+          <w:p>
+            <w:pPr>
+              <w:jc w:val="center"/>
+              <w:rPr>
+                <w:rFonts w:eastAsiaTheme="minorHAnsi"/>
+                <w:b/>
+                <w:bCs/>
+                <w:szCs w:val="21"/>
+                <w:shd w:val="clear" w:color="auto" w:fill="F2CEED" w:themeFill="accent5" w:themeFillTint="33"/>
+              </w:rPr>
+            </w:pPr>
+          </w:p>
+          <w:p>
+            <w:pPr>
+              <w:jc w:val="center"/>
+              <w:rPr>
+                <w:rFonts w:eastAsiaTheme="minorHAnsi" w:hint="eastAsia"/>
+                <w:b/>
+                <w:bCs/>
+                <w:szCs w:val="21"/>
+                <w:shd w:val="clear" w:color="auto" w:fill="F2CEED" w:themeFill="accent5" w:themeFillTint="33"/>
+              </w:rPr>
+            </w:pPr>
+            <w:r>
+              <w:rPr>
+                <w:rFonts w:eastAsiaTheme="minorHAnsi" w:hint="eastAsia"/>
+                <w:b/>
+                <w:bCs/>
+                <w:szCs w:val="21"/>
+                <w:shd w:val="clear" w:color="auto" w:fill="F2CEED" w:themeFill="accent5" w:themeFillTint="33"/>
+              </w:rPr>
+              <w:t>Strong Induction</w:t>
+            </w:r>
+          </w:p>
+          <w:p>
+            <w:pPr>
+              <w:jc w:val="center"/>
+              <w:rPr>
+                <w:rFonts w:eastAsiaTheme="minorHAnsi" w:hint="eastAsia"/>
+                <w:b/>
+                <w:bCs/>
+                <w:szCs w:val="21"/>
+                <w:shd w:val="clear" w:color="auto" w:fill="F2CEED" w:themeFill="accent5" w:themeFillTint="33"/>
+              </w:rPr>
+            </w:pPr>
+            <w:r>
+              <w:rPr>
+                <w:rFonts w:eastAsiaTheme="minorHAnsi" w:hint="eastAsia"/>
+                <w:b/>
+                <w:bCs/>
+                <w:szCs w:val="21"/>
+                <w:shd w:val="clear" w:color="auto" w:fill="F2CEED" w:themeFill="accent5" w:themeFillTint="33"/>
+              </w:rPr>
+              <w:t>强归纳法</w:t>
+            </w:r>
+          </w:p>
+        </w:tc>
+        <w:tc>
+          <w:tcPr>
+            <w:tcW w:w="7219" w:type="dxa"/>
+          </w:tcPr>
+          <w:p>
+            <w:r>
+              <w:drawing>
+                <wp:inline distT="0" distB="0" distL="0" distR="0" wp14:anchorId="6C727AFD" wp14:editId="7EE52B8D">
+                  <wp:extent cx="4029637" cy="409632"/>
+                  <wp:effectExtent l="0" t="0" r="9525" b="9525"/>
+                  <wp:docPr id="519782512" name="图片 1"/>
+                  <wp:cNvGraphicFramePr>
+                    <a:graphicFrameLocks xmlns:a="http://schemas.openxmlformats.org/drawingml/2006/main" noChangeAspect="1"/>
+                  </wp:cNvGraphicFramePr>
+                  <a:graphic xmlns:a="http://schemas.openxmlformats.org/drawingml/2006/main">
+                    <a:graphicData uri="http://schemas.openxmlformats.org/drawingml/2006/picture">
+                      <pic:pic xmlns:pic="http://schemas.openxmlformats.org/drawingml/2006/picture">
+                        <pic:nvPicPr>
+                          <pic:cNvPr id="519782512" name=""/>
+                          <pic:cNvPicPr/>
+                        </pic:nvPicPr>
+                        <pic:blipFill>
+                          <a:blip r:embed="rId31"/>
+                          <a:stretch>
+                            <a:fillRect/>
+                          </a:stretch>
+                        </pic:blipFill>
+                        <pic:spPr>
+                          <a:xfrm>
+                            <a:off x="0" y="0"/>
+                            <a:ext cx="4029637" cy="409632"/>
+                          </a:xfrm>
+                          <a:prstGeom prst="rect">
+                            <a:avLst/>
+                          </a:prstGeom>
+                        </pic:spPr>
+                      </pic:pic>
+                    </a:graphicData>
+                  </a:graphic>
+                </wp:inline>
+              </w:drawing>
+            </w:r>
+          </w:p>
+          <w:p/>
+          <w:p>
+            <w:r>
+              <w:drawing>
+                <wp:inline distT="0" distB="0" distL="0" distR="0" wp14:anchorId="1D899BA8" wp14:editId="0EA9B8E0">
+                  <wp:extent cx="3659961" cy="1578634"/>
+                  <wp:effectExtent l="0" t="0" r="0" b="0"/>
+                  <wp:docPr id="2087475843" name="图片 1"/>
+                  <wp:cNvGraphicFramePr>
+                    <a:graphicFrameLocks xmlns:a="http://schemas.openxmlformats.org/drawingml/2006/main" noChangeAspect="1"/>
+                  </wp:cNvGraphicFramePr>
+                  <a:graphic xmlns:a="http://schemas.openxmlformats.org/drawingml/2006/main">
+                    <a:graphicData uri="http://schemas.openxmlformats.org/drawingml/2006/picture">
+                      <pic:pic xmlns:pic="http://schemas.openxmlformats.org/drawingml/2006/picture">
+                        <pic:nvPicPr>
+                          <pic:cNvPr id="2087475843" name=""/>
+                          <pic:cNvPicPr/>
+                        </pic:nvPicPr>
+                        <pic:blipFill>
+                          <a:blip r:embed="rId32"/>
+                          <a:stretch>
+                            <a:fillRect/>
+                          </a:stretch>
+                        </pic:blipFill>
+                        <pic:spPr>
+                          <a:xfrm>
+                            <a:off x="0" y="0"/>
+                            <a:ext cx="3675036" cy="1585136"/>
+                          </a:xfrm>
+                          <a:prstGeom prst="rect">
+                            <a:avLst/>
+                          </a:prstGeom>
+                        </pic:spPr>
+                      </pic:pic>
+                    </a:graphicData>
+                  </a:graphic>
+                </wp:inline>
+              </w:drawing>
+            </w:r>
+          </w:p>
+          <w:p>
+            <w:pPr>
+              <w:rPr>
+                <w:rFonts w:hint="eastAsia"/>
+              </w:rPr>
+            </w:pPr>
+          </w:p>
+        </w:tc>
+      </w:tr>
+    </w:tbl>
+    <w:p>
+      <w:pPr>
+        <w:rPr>
+          <w:rFonts w:hint="eastAsia"/>
+        </w:rPr>
+      </w:pPr>
+    </w:p>
+    <w:p>
+      <w:pPr>
+        <w:rPr>
+          <w:rFonts w:hint="eastAsia"/>
+        </w:rPr>
+      </w:pPr>
     </w:p>
     <w:sectPr>
       <w:pgSz w:w="11906" w:h="16838"/>
@@ -11858,6 +12533,7 @@
   <w:style w:type="character" w:default="1" w:styleId="a0">
     <w:name w:val="Default Paragraph Font"/>
     <w:uiPriority w:val="1"/>
+    <w:semiHidden/>
     <w:unhideWhenUsed/>
   </w:style>
   <w:style w:type="table" w:default="1" w:styleId="a1">

--- a/26fall/1870/Note/需记忆公式.docx
+++ b/26fall/1870/Note/需记忆公式.docx
@@ -31,12 +31,6 @@
           <w:rFonts w:hint="eastAsia"/>
         </w:rPr>
       </w:pPr>
-      <w:r>
-        <w:rPr>
-          <w:rFonts w:hint="eastAsia"/>
-        </w:rPr>
-        <w:t xml:space="preserve"> </w:t>
-      </w:r>
       <w:r>
         <w:t>Propositional logic</w:t>
       </w:r>
@@ -6617,10 +6611,10 @@
                   <v:path o:extrusionok="f" gradientshapeok="t" o:connecttype="rect"/>
                   <o:lock v:ext="edit" aspectratio="t"/>
                 </v:shapetype>
-                <v:shape id="_x0000_i1025" type="#_x0000_t75" style="width:58.4pt;height:33.95pt" o:ole="">
+                <v:shape id="_x0000_i1025" type="#_x0000_t75" style="width:58.5pt;height:33.75pt" o:ole="">
                   <v:imagedata r:id="rId9" o:title=""/>
                 </v:shape>
-                <o:OLEObject Type="Embed" ProgID="PBrush" ShapeID="_x0000_i1025" DrawAspect="Content" ObjectID="_1853484746" r:id="rId10"/>
+                <o:OLEObject Type="Embed" ProgID="PBrush" ShapeID="_x0000_i1025" DrawAspect="Content" ObjectID="_1853742723" r:id="rId10"/>
               </w:object>
             </w:r>
           </w:p>
@@ -6646,10 +6640,10 @@
                 <w:rFonts w:hint="eastAsia"/>
               </w:rPr>
               <w:object w:dxaOrig="4215" w:dyaOrig="1395" w14:anchorId="413C9BAD">
-                <v:shape id="_x0000_i1026" type="#_x0000_t75" style="width:164.4pt;height:53.65pt" o:ole="">
+                <v:shape id="_x0000_i1026" type="#_x0000_t75" style="width:164.25pt;height:54pt" o:ole="">
                   <v:imagedata r:id="rId11" o:title=""/>
                 </v:shape>
-                <o:OLEObject Type="Embed" ProgID="PBrush" ShapeID="_x0000_i1026" DrawAspect="Content" ObjectID="_1853484747" r:id="rId12"/>
+                <o:OLEObject Type="Embed" ProgID="PBrush" ShapeID="_x0000_i1026" DrawAspect="Content" ObjectID="_1853742724" r:id="rId12"/>
               </w:object>
             </w:r>
           </w:p>
@@ -7894,10 +7888,10 @@
                 <w:rFonts w:hint="eastAsia"/>
               </w:rPr>
               <w:object w:dxaOrig="4695" w:dyaOrig="585" w14:anchorId="684F14CB">
-                <v:shape id="_x0000_i1027" type="#_x0000_t75" style="width:235pt;height:29.2pt" o:ole="">
+                <v:shape id="_x0000_i1027" type="#_x0000_t75" style="width:234.75pt;height:29.25pt" o:ole="">
                   <v:imagedata r:id="rId17" o:title=""/>
                 </v:shape>
-                <o:OLEObject Type="Embed" ProgID="PBrush" ShapeID="_x0000_i1027" DrawAspect="Content" ObjectID="_1853484748" r:id="rId18"/>
+                <o:OLEObject Type="Embed" ProgID="PBrush" ShapeID="_x0000_i1027" DrawAspect="Content" ObjectID="_1853742725" r:id="rId18"/>
               </w:object>
             </w:r>
             <w:r>
@@ -8336,10 +8330,10 @@
                 <w:rFonts w:hint="eastAsia"/>
               </w:rPr>
               <w:object w:dxaOrig="5910" w:dyaOrig="615" w14:anchorId="677F3DE4">
-                <v:shape id="_x0000_i1028" type="#_x0000_t75" style="width:295.45pt;height:30.55pt" o:ole="">
+                <v:shape id="_x0000_i1028" type="#_x0000_t75" style="width:295.5pt;height:30.75pt" o:ole="">
                   <v:imagedata r:id="rId21" o:title=""/>
                 </v:shape>
-                <o:OLEObject Type="Embed" ProgID="PBrush" ShapeID="_x0000_i1028" DrawAspect="Content" ObjectID="_1853484749" r:id="rId22"/>
+                <o:OLEObject Type="Embed" ProgID="PBrush" ShapeID="_x0000_i1028" DrawAspect="Content" ObjectID="_1853742726" r:id="rId22"/>
               </w:object>
             </w:r>
           </w:p>
@@ -8440,10 +8434,10 @@
                 <w:rFonts w:hint="eastAsia"/>
               </w:rPr>
               <w:object w:dxaOrig="2565" w:dyaOrig="750" w14:anchorId="177642E0">
-                <v:shape id="_x0000_i1029" type="#_x0000_t75" style="width:105.3pt;height:30.55pt" o:ole="">
+                <v:shape id="_x0000_i1029" type="#_x0000_t75" style="width:105pt;height:30.75pt" o:ole="">
                   <v:imagedata r:id="rId23" o:title=""/>
                 </v:shape>
-                <o:OLEObject Type="Embed" ProgID="PBrush" ShapeID="_x0000_i1029" DrawAspect="Content" ObjectID="_1853484750" r:id="rId24"/>
+                <o:OLEObject Type="Embed" ProgID="PBrush" ShapeID="_x0000_i1029" DrawAspect="Content" ObjectID="_1853742727" r:id="rId24"/>
               </w:object>
             </w:r>
           </w:p>
@@ -8547,10 +8541,10 @@
                 <w:rFonts w:hint="eastAsia"/>
               </w:rPr>
               <w:object w:dxaOrig="1950" w:dyaOrig="720" w14:anchorId="2EF04632">
-                <v:shape id="_x0000_i1030" type="#_x0000_t75" style="width:86.25pt;height:31.25pt" o:ole="">
+                <v:shape id="_x0000_i1030" type="#_x0000_t75" style="width:86.25pt;height:31.5pt" o:ole="">
                   <v:imagedata r:id="rId25" o:title=""/>
                 </v:shape>
-                <o:OLEObject Type="Embed" ProgID="PBrush" ShapeID="_x0000_i1030" DrawAspect="Content" ObjectID="_1853484751" r:id="rId26"/>
+                <o:OLEObject Type="Embed" ProgID="PBrush" ShapeID="_x0000_i1030" DrawAspect="Content" ObjectID="_1853742728" r:id="rId26"/>
               </w:object>
             </w:r>
             <w:r>
@@ -8642,6 +8636,11 @@
       </w:r>
     </w:p>
     <w:p>
+      <w:pPr>
+        <w:rPr>
+          <w:rFonts w:hint="eastAsia"/>
+        </w:rPr>
+      </w:pPr>
       <w:r>
         <w:rPr>
           <w:noProof/>
@@ -8684,8 +8683,20 @@
         </w:drawing>
       </w:r>
     </w:p>
-    <w:p/>
-    <w:p/>
+    <w:p>
+      <w:pPr>
+        <w:rPr>
+          <w:rFonts w:hint="eastAsia"/>
+        </w:rPr>
+      </w:pPr>
+    </w:p>
+    <w:p>
+      <w:pPr>
+        <w:rPr>
+          <w:rFonts w:hint="eastAsia"/>
+        </w:rPr>
+      </w:pPr>
+    </w:p>
     <w:p>
       <w:pPr>
         <w:pStyle w:val="3"/>
@@ -8694,29 +8705,21 @@
           <w:numId w:val="4"/>
         </w:numPr>
         <w:ind w:left="567" w:hanging="567"/>
-      </w:pPr>
-      <w:r>
         <w:rPr>
           <w:rFonts w:hint="eastAsia"/>
         </w:rPr>
-        <w:t>Proof（</w:t>
-      </w:r>
+      </w:pPr>
       <w:r>
         <w:rPr>
           <w:rFonts w:hint="eastAsia"/>
         </w:rPr>
-        <w:t>证明</w:t>
-      </w:r>
-      <w:r>
-        <w:rPr>
-          <w:rFonts w:hint="eastAsia"/>
-        </w:rPr>
-        <w:t>）</w:t>
+        <w:t>Proof（证明）</w:t>
       </w:r>
     </w:p>
     <w:p>
       <w:pPr>
         <w:rPr>
+          <w:rFonts w:hint="eastAsia"/>
           <w:b/>
           <w:bCs/>
         </w:rPr>
@@ -8816,7 +8819,7 @@
             <w:pPr>
               <w:jc w:val="center"/>
               <w:rPr>
-                <w:rFonts w:eastAsiaTheme="minorHAnsi"/>
+                <w:rFonts w:eastAsiaTheme="minorHAnsi" w:hint="eastAsia"/>
                 <w:b/>
                 <w:bCs/>
                 <w:szCs w:val="21"/>
@@ -8938,7 +8941,7 @@
             <w:pPr>
               <w:jc w:val="center"/>
               <w:rPr>
-                <w:rFonts w:eastAsiaTheme="minorHAnsi"/>
+                <w:rFonts w:eastAsiaTheme="minorHAnsi" w:hint="eastAsia"/>
                 <w:b/>
                 <w:bCs/>
                 <w:szCs w:val="21"/>
@@ -9098,7 +9101,7 @@
             <w:pPr>
               <w:jc w:val="center"/>
               <w:rPr>
-                <w:rFonts w:eastAsiaTheme="minorHAnsi"/>
+                <w:rFonts w:eastAsiaTheme="minorHAnsi" w:hint="eastAsia"/>
                 <w:b/>
                 <w:bCs/>
                 <w:szCs w:val="21"/>
@@ -9282,7 +9285,7 @@
             <w:pPr>
               <w:jc w:val="center"/>
               <w:rPr>
-                <w:rFonts w:eastAsiaTheme="minorHAnsi"/>
+                <w:rFonts w:eastAsiaTheme="minorHAnsi" w:hint="eastAsia"/>
                 <w:b/>
                 <w:bCs/>
                 <w:szCs w:val="21"/>
@@ -9294,7 +9297,7 @@
             <w:pPr>
               <w:jc w:val="center"/>
               <w:rPr>
-                <w:rFonts w:eastAsiaTheme="minorHAnsi"/>
+                <w:rFonts w:eastAsiaTheme="minorHAnsi" w:hint="eastAsia"/>
                 <w:b/>
                 <w:bCs/>
                 <w:szCs w:val="21"/>
@@ -9328,9 +9331,49 @@
                 <w:szCs w:val="21"/>
                 <w:shd w:val="clear" w:color="auto" w:fill="F2CEED" w:themeFill="accent5" w:themeFillTint="33"/>
               </w:rPr>
-              <w:t>弱</w:t>
-            </w:r>
-            <w:r>
+              <w:t>弱归纳法</w:t>
+            </w:r>
+          </w:p>
+        </w:tc>
+        <w:tc>
+          <w:tcPr>
+            <w:tcW w:w="7219" w:type="dxa"/>
+          </w:tcPr>
+          <w:p>
+            <w:pPr>
+              <w:rPr>
+                <w:rFonts w:hint="eastAsia"/>
+              </w:rPr>
+            </w:pPr>
+            <w:r>
+              <w:rPr>
+                <w:rFonts w:hint="eastAsia"/>
+              </w:rPr>
+              <w:object w:dxaOrig="4095" w:dyaOrig="750" w14:anchorId="07D841E8">
+                <v:shape id="_x0000_i1031" type="#_x0000_t75" style="width:204.75pt;height:37.5pt" o:ole="">
+                  <v:imagedata r:id="rId29" o:title=""/>
+                </v:shape>
+                <o:OLEObject Type="Embed" ProgID="PBrush" ShapeID="_x0000_i1031" DrawAspect="Content" ObjectID="_1853742729" r:id="rId30"/>
+              </w:object>
+            </w:r>
+          </w:p>
+          <w:p>
+            <w:pPr>
+              <w:rPr>
+                <w:rFonts w:hint="eastAsia"/>
+              </w:rPr>
+            </w:pPr>
+          </w:p>
+        </w:tc>
+      </w:tr>
+      <w:tr>
+        <w:tc>
+          <w:tcPr>
+            <w:tcW w:w="2670" w:type="dxa"/>
+          </w:tcPr>
+          <w:p>
+            <w:pPr>
+              <w:jc w:val="center"/>
               <w:rPr>
                 <w:rFonts w:eastAsiaTheme="minorHAnsi" w:hint="eastAsia"/>
                 <w:b/>
@@ -9338,46 +9381,13 @@
                 <w:szCs w:val="21"/>
                 <w:shd w:val="clear" w:color="auto" w:fill="F2CEED" w:themeFill="accent5" w:themeFillTint="33"/>
               </w:rPr>
-              <w:t>归纳法</w:t>
-            </w:r>
-          </w:p>
-        </w:tc>
-        <w:tc>
-          <w:tcPr>
-            <w:tcW w:w="7219" w:type="dxa"/>
-          </w:tcPr>
-          <w:p>
-            <w:r>
-              <w:rPr>
-                <w:rFonts w:hint="eastAsia"/>
-              </w:rPr>
-              <w:object w:dxaOrig="4095" w:dyaOrig="750" w14:anchorId="07D841E8">
-                <v:shape id="_x0000_i1034" type="#_x0000_t75" style="width:204.45pt;height:37.35pt" o:ole="">
-                  <v:imagedata r:id="rId29" o:title=""/>
-                </v:shape>
-                <o:OLEObject Type="Embed" ProgID="PBrush" ShapeID="_x0000_i1034" DrawAspect="Content" ObjectID="_1853484752" r:id="rId30"/>
-              </w:object>
-            </w:r>
-          </w:p>
-          <w:p>
-            <w:pPr>
-              <w:rPr>
-                <w:rFonts w:hint="eastAsia"/>
-              </w:rPr>
-            </w:pPr>
-          </w:p>
-        </w:tc>
-      </w:tr>
-      <w:tr>
-        <w:tc>
-          <w:tcPr>
-            <w:tcW w:w="2670" w:type="dxa"/>
-          </w:tcPr>
+            </w:pPr>
+          </w:p>
           <w:p>
             <w:pPr>
               <w:jc w:val="center"/>
               <w:rPr>
-                <w:rFonts w:eastAsiaTheme="minorHAnsi"/>
+                <w:rFonts w:eastAsiaTheme="minorHAnsi" w:hint="eastAsia"/>
                 <w:b/>
                 <w:bCs/>
                 <w:szCs w:val="21"/>
@@ -9389,17 +9399,14 @@
             <w:pPr>
               <w:jc w:val="center"/>
               <w:rPr>
-                <w:rFonts w:eastAsiaTheme="minorHAnsi"/>
+                <w:rFonts w:eastAsiaTheme="minorHAnsi" w:hint="eastAsia"/>
                 <w:b/>
                 <w:bCs/>
                 <w:szCs w:val="21"/>
                 <w:shd w:val="clear" w:color="auto" w:fill="F2CEED" w:themeFill="accent5" w:themeFillTint="33"/>
               </w:rPr>
             </w:pPr>
-          </w:p>
-          <w:p>
-            <w:pPr>
-              <w:jc w:val="center"/>
+            <w:r>
               <w:rPr>
                 <w:rFonts w:eastAsiaTheme="minorHAnsi" w:hint="eastAsia"/>
                 <w:b/>
@@ -9407,8 +9414,12 @@
                 <w:szCs w:val="21"/>
                 <w:shd w:val="clear" w:color="auto" w:fill="F2CEED" w:themeFill="accent5" w:themeFillTint="33"/>
               </w:rPr>
-            </w:pPr>
-            <w:r>
+              <w:t>Strong Induction</w:t>
+            </w:r>
+          </w:p>
+          <w:p>
+            <w:pPr>
+              <w:jc w:val="center"/>
               <w:rPr>
                 <w:rFonts w:eastAsiaTheme="minorHAnsi" w:hint="eastAsia"/>
                 <w:b/>
@@ -9416,12 +9427,8 @@
                 <w:szCs w:val="21"/>
                 <w:shd w:val="clear" w:color="auto" w:fill="F2CEED" w:themeFill="accent5" w:themeFillTint="33"/>
               </w:rPr>
-              <w:t>Strong Induction</w:t>
-            </w:r>
-          </w:p>
-          <w:p>
-            <w:pPr>
-              <w:jc w:val="center"/>
+            </w:pPr>
+            <w:r>
               <w:rPr>
                 <w:rFonts w:eastAsiaTheme="minorHAnsi" w:hint="eastAsia"/>
                 <w:b/>
@@ -9429,15 +9436,6 @@
                 <w:szCs w:val="21"/>
                 <w:shd w:val="clear" w:color="auto" w:fill="F2CEED" w:themeFill="accent5" w:themeFillTint="33"/>
               </w:rPr>
-            </w:pPr>
-            <w:r>
-              <w:rPr>
-                <w:rFonts w:eastAsiaTheme="minorHAnsi" w:hint="eastAsia"/>
-                <w:b/>
-                <w:bCs/>
-                <w:szCs w:val="21"/>
-                <w:shd w:val="clear" w:color="auto" w:fill="F2CEED" w:themeFill="accent5" w:themeFillTint="33"/>
-              </w:rPr>
               <w:t>强归纳法</w:t>
             </w:r>
           </w:p>
@@ -9447,7 +9445,15 @@
             <w:tcW w:w="7219" w:type="dxa"/>
           </w:tcPr>
           <w:p>
-            <w:r>
+            <w:pPr>
+              <w:rPr>
+                <w:rFonts w:hint="eastAsia"/>
+              </w:rPr>
+            </w:pPr>
+            <w:r>
+              <w:rPr>
+                <w:noProof/>
+              </w:rPr>
               <w:drawing>
                 <wp:inline distT="0" distB="0" distL="0" distR="0" wp14:anchorId="6C727AFD" wp14:editId="7EE52B8D">
                   <wp:extent cx="4029637" cy="409632"/>
@@ -9485,9 +9491,23 @@
               </w:drawing>
             </w:r>
           </w:p>
-          <w:p/>
-          <w:p>
-            <w:r>
+          <w:p>
+            <w:pPr>
+              <w:rPr>
+                <w:rFonts w:hint="eastAsia"/>
+              </w:rPr>
+            </w:pPr>
+          </w:p>
+          <w:p>
+            <w:pPr>
+              <w:rPr>
+                <w:rFonts w:hint="eastAsia"/>
+              </w:rPr>
+            </w:pPr>
+            <w:r>
+              <w:rPr>
+                <w:noProof/>
+              </w:rPr>
               <w:drawing>
                 <wp:inline distT="0" distB="0" distL="0" distR="0" wp14:anchorId="1D899BA8" wp14:editId="0EA9B8E0">
                   <wp:extent cx="3659961" cy="1578634"/>
@@ -9544,6 +9564,2228 @@
     </w:p>
     <w:p>
       <w:pPr>
+        <w:widowControl/>
+        <w:jc w:val="left"/>
+        <w:rPr>
+          <w:rFonts w:hint="eastAsia"/>
+        </w:rPr>
+      </w:pPr>
+      <w:r>
+        <w:rPr>
+          <w:rFonts w:hint="eastAsia"/>
+        </w:rPr>
+        <w:br w:type="page"/>
+      </w:r>
+    </w:p>
+    <w:p>
+      <w:pPr>
+        <w:pStyle w:val="2"/>
+        <w:rPr>
+          <w:rFonts w:hint="eastAsia"/>
+        </w:rPr>
+      </w:pPr>
+      <w:r>
+        <w:rPr>
+          <w:rFonts w:hint="eastAsia"/>
+        </w:rPr>
+        <w:lastRenderedPageBreak/>
+        <w:t xml:space="preserve">2. </w:t>
+      </w:r>
+      <w:r>
+        <w:rPr>
+          <w:rFonts w:hint="eastAsia"/>
+        </w:rPr>
+        <w:t>Set（集合）</w:t>
+      </w:r>
+    </w:p>
+    <w:p>
+      <w:pPr>
+        <w:pStyle w:val="3"/>
+        <w:rPr>
+          <w:rFonts w:hint="eastAsia"/>
+        </w:rPr>
+      </w:pPr>
+      <w:r>
+        <w:rPr>
+          <w:rFonts w:hint="eastAsia"/>
+        </w:rPr>
+        <w:t>2</w:t>
+      </w:r>
+      <w:r>
+        <w:rPr>
+          <w:rFonts w:hint="eastAsia"/>
+        </w:rPr>
+        <w:t>.1 定义</w:t>
+      </w:r>
+    </w:p>
+    <w:tbl>
+      <w:tblPr>
+        <w:tblStyle w:val="af2"/>
+        <w:tblW w:w="0" w:type="auto"/>
+        <w:tblBorders>
+          <w:top w:val="none" w:sz="0" w:space="0" w:color="auto"/>
+          <w:left w:val="none" w:sz="0" w:space="0" w:color="auto"/>
+          <w:bottom w:val="none" w:sz="0" w:space="0" w:color="auto"/>
+          <w:right w:val="none" w:sz="0" w:space="0" w:color="auto"/>
+          <w:insideH w:val="none" w:sz="0" w:space="0" w:color="auto"/>
+          <w:insideV w:val="none" w:sz="0" w:space="0" w:color="auto"/>
+        </w:tblBorders>
+        <w:tblLook w:val="04A0" w:firstRow="1" w:lastRow="0" w:firstColumn="1" w:lastColumn="0" w:noHBand="0" w:noVBand="1"/>
+      </w:tblPr>
+      <w:tblGrid>
+        <w:gridCol w:w="2122"/>
+        <w:gridCol w:w="4115"/>
+        <w:gridCol w:w="4219"/>
+      </w:tblGrid>
+      <w:tr>
+        <w:tc>
+          <w:tcPr>
+            <w:tcW w:w="2122" w:type="dxa"/>
+          </w:tcPr>
+          <w:p>
+            <w:pPr>
+              <w:jc w:val="left"/>
+              <w:rPr>
+                <w:rFonts w:eastAsiaTheme="minorHAnsi" w:hint="eastAsia"/>
+                <w:b/>
+                <w:bCs/>
+                <w:sz w:val="24"/>
+                <w:szCs w:val="24"/>
+              </w:rPr>
+            </w:pPr>
+            <w:r>
+              <w:rPr>
+                <w:rFonts w:eastAsiaTheme="minorHAnsi" w:hint="eastAsia"/>
+                <w:b/>
+                <w:bCs/>
+                <w:sz w:val="24"/>
+                <w:szCs w:val="24"/>
+              </w:rPr>
+              <w:t>Z</w:t>
+            </w:r>
+          </w:p>
+        </w:tc>
+        <w:tc>
+          <w:tcPr>
+            <w:tcW w:w="4115" w:type="dxa"/>
+          </w:tcPr>
+          <w:p>
+            <w:pPr>
+              <w:jc w:val="left"/>
+              <w:rPr>
+                <w:rFonts w:eastAsiaTheme="minorHAnsi" w:hint="eastAsia"/>
+                <w:b/>
+                <w:bCs/>
+                <w:sz w:val="24"/>
+                <w:szCs w:val="24"/>
+              </w:rPr>
+            </w:pPr>
+            <w:r>
+              <w:rPr>
+                <w:rFonts w:eastAsiaTheme="minorHAnsi"/>
+                <w:b/>
+                <w:bCs/>
+                <w:sz w:val="24"/>
+                <w:szCs w:val="24"/>
+              </w:rPr>
+              <w:t>{... , -2, -1, 0, 1, 2, ...}</w:t>
+            </w:r>
+          </w:p>
+        </w:tc>
+        <w:tc>
+          <w:tcPr>
+            <w:tcW w:w="4219" w:type="dxa"/>
+          </w:tcPr>
+          <w:p>
+            <w:pPr>
+              <w:jc w:val="left"/>
+              <w:rPr>
+                <w:rFonts w:eastAsiaTheme="minorHAnsi" w:hint="eastAsia"/>
+                <w:b/>
+                <w:bCs/>
+                <w:sz w:val="24"/>
+                <w:szCs w:val="24"/>
+              </w:rPr>
+            </w:pPr>
+            <w:r>
+              <w:rPr>
+                <w:rFonts w:eastAsiaTheme="minorHAnsi" w:hint="eastAsia"/>
+                <w:b/>
+                <w:bCs/>
+                <w:sz w:val="24"/>
+                <w:szCs w:val="24"/>
+              </w:rPr>
+              <w:t>所有整数</w:t>
+            </w:r>
+          </w:p>
+        </w:tc>
+      </w:tr>
+      <w:tr>
+        <w:tc>
+          <w:tcPr>
+            <w:tcW w:w="2122" w:type="dxa"/>
+          </w:tcPr>
+          <w:p>
+            <w:pPr>
+              <w:jc w:val="left"/>
+              <w:rPr>
+                <w:rFonts w:eastAsiaTheme="minorHAnsi" w:hint="eastAsia"/>
+                <w:b/>
+                <w:bCs/>
+                <w:sz w:val="24"/>
+                <w:szCs w:val="24"/>
+              </w:rPr>
+            </w:pPr>
+            <w:r>
+              <w:rPr>
+                <w:rFonts w:eastAsiaTheme="minorHAnsi" w:hint="eastAsia"/>
+                <w:b/>
+                <w:bCs/>
+                <w:sz w:val="24"/>
+                <w:szCs w:val="24"/>
+              </w:rPr>
+              <w:t>Z+   、 n</w:t>
+            </w:r>
+          </w:p>
+        </w:tc>
+        <w:tc>
+          <w:tcPr>
+            <w:tcW w:w="4115" w:type="dxa"/>
+          </w:tcPr>
+          <w:p>
+            <w:pPr>
+              <w:jc w:val="left"/>
+              <w:rPr>
+                <w:rFonts w:eastAsiaTheme="minorHAnsi" w:hint="eastAsia"/>
+                <w:b/>
+                <w:bCs/>
+                <w:sz w:val="24"/>
+                <w:szCs w:val="24"/>
+              </w:rPr>
+            </w:pPr>
+            <w:r>
+              <w:rPr>
+                <w:rFonts w:eastAsiaTheme="minorHAnsi"/>
+                <w:b/>
+                <w:bCs/>
+                <w:sz w:val="24"/>
+                <w:szCs w:val="24"/>
+              </w:rPr>
+              <w:t>{1, 2, ... , n}</w:t>
+            </w:r>
+          </w:p>
+        </w:tc>
+        <w:tc>
+          <w:tcPr>
+            <w:tcW w:w="4219" w:type="dxa"/>
+          </w:tcPr>
+          <w:p>
+            <w:pPr>
+              <w:jc w:val="left"/>
+              <w:rPr>
+                <w:rFonts w:eastAsiaTheme="minorHAnsi" w:hint="eastAsia"/>
+                <w:b/>
+                <w:bCs/>
+                <w:sz w:val="24"/>
+                <w:szCs w:val="24"/>
+              </w:rPr>
+            </w:pPr>
+            <w:r>
+              <w:rPr>
+                <w:rFonts w:eastAsiaTheme="minorHAnsi" w:hint="eastAsia"/>
+                <w:b/>
+                <w:bCs/>
+                <w:sz w:val="24"/>
+                <w:szCs w:val="24"/>
+              </w:rPr>
+              <w:t>正整数（不包含0）</w:t>
+            </w:r>
+          </w:p>
+        </w:tc>
+      </w:tr>
+      <w:tr>
+        <w:tc>
+          <w:tcPr>
+            <w:tcW w:w="2122" w:type="dxa"/>
+          </w:tcPr>
+          <w:p>
+            <w:pPr>
+              <w:jc w:val="left"/>
+              <w:rPr>
+                <w:rFonts w:eastAsiaTheme="minorHAnsi" w:hint="eastAsia"/>
+                <w:b/>
+                <w:bCs/>
+                <w:sz w:val="24"/>
+                <w:szCs w:val="24"/>
+              </w:rPr>
+            </w:pPr>
+            <w:r>
+              <w:rPr>
+                <w:rFonts w:eastAsiaTheme="minorHAnsi" w:hint="eastAsia"/>
+                <w:b/>
+                <w:bCs/>
+                <w:sz w:val="24"/>
+                <w:szCs w:val="24"/>
+              </w:rPr>
+              <w:t>Z-</w:t>
+            </w:r>
+          </w:p>
+        </w:tc>
+        <w:tc>
+          <w:tcPr>
+            <w:tcW w:w="4115" w:type="dxa"/>
+          </w:tcPr>
+          <w:p>
+            <w:pPr>
+              <w:jc w:val="left"/>
+              <w:rPr>
+                <w:rFonts w:eastAsiaTheme="minorHAnsi" w:hint="eastAsia"/>
+                <w:b/>
+                <w:bCs/>
+                <w:sz w:val="24"/>
+                <w:szCs w:val="24"/>
+              </w:rPr>
+            </w:pPr>
+            <w:r>
+              <w:rPr>
+                <w:rFonts w:eastAsiaTheme="minorHAnsi"/>
+                <w:b/>
+                <w:bCs/>
+                <w:sz w:val="24"/>
+                <w:szCs w:val="24"/>
+              </w:rPr>
+              <w:t>{... , -2, -1}</w:t>
+            </w:r>
+          </w:p>
+        </w:tc>
+        <w:tc>
+          <w:tcPr>
+            <w:tcW w:w="4219" w:type="dxa"/>
+          </w:tcPr>
+          <w:p>
+            <w:pPr>
+              <w:jc w:val="left"/>
+              <w:rPr>
+                <w:rFonts w:eastAsiaTheme="minorHAnsi" w:hint="eastAsia"/>
+                <w:b/>
+                <w:bCs/>
+                <w:sz w:val="24"/>
+                <w:szCs w:val="24"/>
+              </w:rPr>
+            </w:pPr>
+            <w:r>
+              <w:rPr>
+                <w:rFonts w:eastAsiaTheme="minorHAnsi" w:hint="eastAsia"/>
+                <w:b/>
+                <w:bCs/>
+                <w:sz w:val="24"/>
+                <w:szCs w:val="24"/>
+              </w:rPr>
+              <w:t>负整数（不包含0）</w:t>
+            </w:r>
+          </w:p>
+        </w:tc>
+      </w:tr>
+      <w:tr>
+        <w:tc>
+          <w:tcPr>
+            <w:tcW w:w="2122" w:type="dxa"/>
+          </w:tcPr>
+          <w:p>
+            <w:pPr>
+              <w:jc w:val="left"/>
+              <w:rPr>
+                <w:rFonts w:eastAsiaTheme="minorHAnsi" w:hint="eastAsia"/>
+                <w:b/>
+                <w:bCs/>
+                <w:sz w:val="24"/>
+                <w:szCs w:val="24"/>
+              </w:rPr>
+            </w:pPr>
+            <w:r>
+              <w:rPr>
+                <w:rFonts w:eastAsiaTheme="minorHAnsi"/>
+                <w:b/>
+                <w:bCs/>
+                <w:sz w:val="24"/>
+                <w:szCs w:val="24"/>
+              </w:rPr>
+              <w:t>Q</w:t>
+            </w:r>
+          </w:p>
+        </w:tc>
+        <w:tc>
+          <w:tcPr>
+            <w:tcW w:w="4115" w:type="dxa"/>
+          </w:tcPr>
+          <w:p>
+            <w:pPr>
+              <w:jc w:val="left"/>
+              <w:rPr>
+                <w:rFonts w:eastAsiaTheme="minorHAnsi" w:hint="eastAsia"/>
+                <w:b/>
+                <w:bCs/>
+                <w:sz w:val="24"/>
+                <w:szCs w:val="24"/>
+              </w:rPr>
+            </w:pPr>
+            <w:r>
+              <w:rPr>
+                <w:rFonts w:eastAsiaTheme="minorHAnsi"/>
+                <w:b/>
+                <w:bCs/>
+                <w:sz w:val="24"/>
+                <w:szCs w:val="24"/>
+              </w:rPr>
+              <w:t xml:space="preserve">{p/q | p ∈ Z, q ∈ Z, q </w:t>
+            </w:r>
+            <w:r>
+              <w:rPr>
+                <w:rFonts w:ascii="Times New Roman" w:eastAsiaTheme="minorHAnsi" w:hAnsi="Times New Roman" w:cs="Times New Roman"/>
+                <w:b/>
+                <w:bCs/>
+                <w:sz w:val="24"/>
+                <w:szCs w:val="24"/>
+              </w:rPr>
+              <w:t≯</w:t>
+            </w:r>
+            <w:r>
+              <w:rPr>
+                <w:rFonts w:eastAsiaTheme="minorHAnsi"/>
+                <w:b/>
+                <w:bCs/>
+                <w:sz w:val="24"/>
+                <w:szCs w:val="24"/>
+              </w:rPr>
+              <w:t xml:space="preserve">= 0} </w:t>
+            </w:r>
+          </w:p>
+        </w:tc>
+        <w:tc>
+          <w:tcPr>
+            <w:tcW w:w="4219" w:type="dxa"/>
+          </w:tcPr>
+          <w:p>
+            <w:pPr>
+              <w:jc w:val="left"/>
+              <w:rPr>
+                <w:rFonts w:eastAsiaTheme="minorHAnsi" w:hint="eastAsia"/>
+                <w:b/>
+                <w:bCs/>
+                <w:sz w:val="24"/>
+                <w:szCs w:val="24"/>
+              </w:rPr>
+            </w:pPr>
+            <w:r>
+              <w:rPr>
+                <w:rFonts w:eastAsiaTheme="minorHAnsi" w:hint="eastAsia"/>
+                <w:b/>
+                <w:bCs/>
+                <w:sz w:val="24"/>
+                <w:szCs w:val="24"/>
+              </w:rPr>
+              <w:t>有理数: 整数+分数+无限循环小数</w:t>
+            </w:r>
+          </w:p>
+        </w:tc>
+      </w:tr>
+      <w:tr>
+        <w:tc>
+          <w:tcPr>
+            <w:tcW w:w="2122" w:type="dxa"/>
+          </w:tcPr>
+          <w:p>
+            <w:pPr>
+              <w:jc w:val="left"/>
+              <w:rPr>
+                <w:rFonts w:eastAsiaTheme="minorHAnsi" w:hint="eastAsia"/>
+                <w:b/>
+                <w:bCs/>
+                <w:sz w:val="24"/>
+                <w:szCs w:val="24"/>
+              </w:rPr>
+            </w:pPr>
+            <w:r>
+              <w:rPr>
+                <w:rFonts w:eastAsiaTheme="minorHAnsi" w:hint="eastAsia"/>
+                <w:b/>
+                <w:bCs/>
+                <w:sz w:val="24"/>
+                <w:szCs w:val="24"/>
+              </w:rPr>
+              <w:t>R</w:t>
+            </w:r>
+          </w:p>
+        </w:tc>
+        <w:tc>
+          <w:tcPr>
+            <w:tcW w:w="4115" w:type="dxa"/>
+          </w:tcPr>
+          <w:p>
+            <w:pPr>
+              <w:jc w:val="left"/>
+              <w:rPr>
+                <w:rFonts w:eastAsiaTheme="minorHAnsi" w:hint="eastAsia"/>
+                <w:b/>
+                <w:bCs/>
+                <w:sz w:val="24"/>
+                <w:szCs w:val="24"/>
+              </w:rPr>
+            </w:pPr>
+          </w:p>
+        </w:tc>
+        <w:tc>
+          <w:tcPr>
+            <w:tcW w:w="4219" w:type="dxa"/>
+          </w:tcPr>
+          <w:p>
+            <w:pPr>
+              <w:jc w:val="left"/>
+              <w:rPr>
+                <w:rFonts w:eastAsiaTheme="minorHAnsi" w:hint="eastAsia"/>
+                <w:b/>
+                <w:bCs/>
+                <w:sz w:val="24"/>
+                <w:szCs w:val="24"/>
+              </w:rPr>
+            </w:pPr>
+            <w:r>
+              <w:rPr>
+                <w:rFonts w:eastAsiaTheme="minorHAnsi" w:hint="eastAsia"/>
+                <w:b/>
+                <w:bCs/>
+                <w:sz w:val="24"/>
+                <w:szCs w:val="24"/>
+              </w:rPr>
+              <w:t>所有实数：有理数+无理数</w:t>
+            </w:r>
+          </w:p>
+        </w:tc>
+      </w:tr>
+      <w:tr>
+        <w:tc>
+          <w:tcPr>
+            <w:tcW w:w="2122" w:type="dxa"/>
+          </w:tcPr>
+          <w:p>
+            <w:pPr>
+              <w:jc w:val="left"/>
+              <w:rPr>
+                <w:rFonts w:eastAsiaTheme="minorHAnsi" w:hint="eastAsia"/>
+                <w:b/>
+                <w:bCs/>
+                <w:sz w:val="24"/>
+                <w:szCs w:val="24"/>
+              </w:rPr>
+            </w:pPr>
+            <w:r>
+              <w:rPr>
+                <w:rFonts w:eastAsiaTheme="minorHAnsi"/>
+                <w:b/>
+                <w:bCs/>
+                <w:sz w:val="24"/>
+                <w:szCs w:val="24"/>
+              </w:rPr>
+              <w:t>{x ∈ Z | x ≥ 0}</w:t>
+            </w:r>
+          </w:p>
+        </w:tc>
+        <w:tc>
+          <w:tcPr>
+            <w:tcW w:w="4115" w:type="dxa"/>
+          </w:tcPr>
+          <w:p>
+            <w:pPr>
+              <w:jc w:val="left"/>
+              <w:rPr>
+                <w:rFonts w:eastAsiaTheme="minorHAnsi" w:hint="eastAsia"/>
+                <w:b/>
+                <w:bCs/>
+                <w:sz w:val="24"/>
+                <w:szCs w:val="24"/>
+              </w:rPr>
+            </w:pPr>
+            <w:r>
+              <w:rPr>
+                <w:rFonts w:eastAsiaTheme="minorHAnsi"/>
+                <w:b/>
+                <w:bCs/>
+                <w:sz w:val="24"/>
+                <w:szCs w:val="24"/>
+              </w:rPr>
+              <w:t>{</w:t>
+            </w:r>
+            <w:r>
+              <w:rPr>
+                <w:rFonts w:eastAsiaTheme="minorHAnsi" w:hint="eastAsia"/>
+                <w:b/>
+                <w:bCs/>
+                <w:sz w:val="24"/>
+                <w:szCs w:val="24"/>
+              </w:rPr>
+              <w:t>0,</w:t>
+            </w:r>
+            <w:r>
+              <w:rPr>
+                <w:rFonts w:eastAsiaTheme="minorHAnsi"/>
+                <w:b/>
+                <w:bCs/>
+                <w:sz w:val="24"/>
+                <w:szCs w:val="24"/>
+              </w:rPr>
+              <w:t>1, 2, ... , n}</w:t>
+            </w:r>
+          </w:p>
+        </w:tc>
+        <w:tc>
+          <w:tcPr>
+            <w:tcW w:w="4219" w:type="dxa"/>
+          </w:tcPr>
+          <w:p>
+            <w:pPr>
+              <w:jc w:val="left"/>
+              <w:rPr>
+                <w:rFonts w:eastAsiaTheme="minorHAnsi" w:hint="eastAsia"/>
+                <w:b/>
+                <w:bCs/>
+                <w:sz w:val="24"/>
+                <w:szCs w:val="24"/>
+              </w:rPr>
+            </w:pPr>
+            <w:r>
+              <w:rPr>
+                <w:rFonts w:eastAsiaTheme="minorHAnsi" w:hint="eastAsia"/>
+                <w:b/>
+                <w:bCs/>
+                <w:sz w:val="24"/>
+                <w:szCs w:val="24"/>
+              </w:rPr>
+              <w:t>非负整数</w:t>
+            </w:r>
+          </w:p>
+        </w:tc>
+      </w:tr>
+    </w:tbl>
+    <w:p>
+      <w:pPr>
+        <w:rPr>
+          <w:rFonts w:hint="eastAsia"/>
+        </w:rPr>
+      </w:pPr>
+    </w:p>
+    <w:p>
+      <w:pPr>
+        <w:pStyle w:val="3"/>
+        <w:jc w:val="left"/>
+        <w:rPr>
+          <w:rFonts w:hint="eastAsia"/>
+        </w:rPr>
+      </w:pPr>
+      <w:r>
+        <w:rPr>
+          <w:rFonts w:hint="eastAsia"/>
+        </w:rPr>
+        <w:t>3.2 S</w:t>
+      </w:r>
+      <w:r>
+        <w:t>ubsets</w:t>
+      </w:r>
+      <w:r>
+        <w:rPr>
+          <w:rFonts w:hint="eastAsia"/>
+        </w:rPr>
+        <w:t>、proper subset、power set（子集、真子集、幂集）</w:t>
+      </w:r>
+      <w:r>
+        <w:rPr>
+          <w:rFonts w:hint="eastAsia"/>
+          <w:noProof/>
+        </w:rPr>
+        <w:drawing>
+          <wp:inline distT="0" distB="0" distL="0" distR="0" wp14:anchorId="7C8631C3" wp14:editId="432FFABA">
+            <wp:extent cx="6645910" cy="657225"/>
+            <wp:effectExtent l="0" t="0" r="2540" b="9525"/>
+            <wp:docPr id="1183459901" name="图片 1"/>
+            <wp:cNvGraphicFramePr>
+              <a:graphicFrameLocks xmlns:a="http://schemas.openxmlformats.org/drawingml/2006/main" noChangeAspect="1"/>
+            </wp:cNvGraphicFramePr>
+            <a:graphic xmlns:a="http://schemas.openxmlformats.org/drawingml/2006/main">
+              <a:graphicData uri="http://schemas.openxmlformats.org/drawingml/2006/picture">
+                <pic:pic xmlns:pic="http://schemas.openxmlformats.org/drawingml/2006/picture">
+                  <pic:nvPicPr>
+                    <pic:cNvPr id="0" name="Picture 13"/>
+                    <pic:cNvPicPr>
+                      <a:picLocks noChangeAspect="1" noChangeArrowheads="1"/>
+                    </pic:cNvPicPr>
+                  </pic:nvPicPr>
+                  <pic:blipFill>
+                    <a:blip r:embed="rId33">
+                      <a:extLst>
+                        <a:ext uri="{28A0092B-C50C-407E-A947-70E740481C1C}">
+                          <a14:useLocalDpi xmlns:a14="http://schemas.microsoft.com/office/drawing/2010/main" val="0"/>
+                        </a:ext>
+                      </a:extLst>
+                    </a:blip>
+                    <a:srcRect/>
+                    <a:stretch>
+                      <a:fillRect/>
+                    </a:stretch>
+                  </pic:blipFill>
+                  <pic:spPr bwMode="auto">
+                    <a:xfrm>
+                      <a:off x="0" y="0"/>
+                      <a:ext cx="6645910" cy="657225"/>
+                    </a:xfrm>
+                    <a:prstGeom prst="rect">
+                      <a:avLst/>
+                    </a:prstGeom>
+                    <a:noFill/>
+                    <a:ln>
+                      <a:noFill/>
+                    </a:ln>
+                  </pic:spPr>
+                </pic:pic>
+              </a:graphicData>
+            </a:graphic>
+          </wp:inline>
+        </w:drawing>
+      </w:r>
+    </w:p>
+    <w:p>
+      <w:pPr>
+        <w:rPr>
+          <w:rFonts w:hint="eastAsia"/>
+        </w:rPr>
+      </w:pPr>
+      <w:r>
+        <w:rPr>
+          <w:noProof/>
+        </w:rPr>
+        <w:drawing>
+          <wp:inline distT="0" distB="0" distL="0" distR="0" wp14:anchorId="22B29933" wp14:editId="38ABF505">
+            <wp:extent cx="6645910" cy="1771650"/>
+            <wp:effectExtent l="0" t="0" r="2540" b="0"/>
+            <wp:docPr id="1370189456" name="图片 1"/>
+            <wp:cNvGraphicFramePr>
+              <a:graphicFrameLocks xmlns:a="http://schemas.openxmlformats.org/drawingml/2006/main" noChangeAspect="1"/>
+            </wp:cNvGraphicFramePr>
+            <a:graphic xmlns:a="http://schemas.openxmlformats.org/drawingml/2006/main">
+              <a:graphicData uri="http://schemas.openxmlformats.org/drawingml/2006/picture">
+                <pic:pic xmlns:pic="http://schemas.openxmlformats.org/drawingml/2006/picture">
+                  <pic:nvPicPr>
+                    <pic:cNvPr id="1370189456" name=""/>
+                    <pic:cNvPicPr/>
+                  </pic:nvPicPr>
+                  <pic:blipFill>
+                    <a:blip r:embed="rId34"/>
+                    <a:stretch>
+                      <a:fillRect/>
+                    </a:stretch>
+                  </pic:blipFill>
+                  <pic:spPr>
+                    <a:xfrm>
+                      <a:off x="0" y="0"/>
+                      <a:ext cx="6645910" cy="1771650"/>
+                    </a:xfrm>
+                    <a:prstGeom prst="rect">
+                      <a:avLst/>
+                    </a:prstGeom>
+                  </pic:spPr>
+                </pic:pic>
+              </a:graphicData>
+            </a:graphic>
+          </wp:inline>
+        </w:drawing>
+      </w:r>
+    </w:p>
+    <w:p>
+      <w:pPr>
+        <w:rPr>
+          <w:rFonts w:hint="eastAsia"/>
+        </w:rPr>
+      </w:pPr>
+    </w:p>
+    <w:p>
+      <w:pPr>
+        <w:rPr>
+          <w:rFonts w:hint="eastAsia"/>
+        </w:rPr>
+      </w:pPr>
+      <w:r>
+        <w:rPr>
+          <w:rFonts w:hint="eastAsia"/>
+          <w:noProof/>
+        </w:rPr>
+        <w:drawing>
+          <wp:inline distT="0" distB="0" distL="0" distR="0" wp14:anchorId="37E3A333" wp14:editId="32F8A1F6">
+            <wp:extent cx="6638925" cy="1619250"/>
+            <wp:effectExtent l="0" t="0" r="9525" b="0"/>
+            <wp:docPr id="1924871490" name="图片 2"/>
+            <wp:cNvGraphicFramePr>
+              <a:graphicFrameLocks xmlns:a="http://schemas.openxmlformats.org/drawingml/2006/main" noChangeAspect="1"/>
+            </wp:cNvGraphicFramePr>
+            <a:graphic xmlns:a="http://schemas.openxmlformats.org/drawingml/2006/main">
+              <a:graphicData uri="http://schemas.openxmlformats.org/drawingml/2006/picture">
+                <pic:pic xmlns:pic="http://schemas.openxmlformats.org/drawingml/2006/picture">
+                  <pic:nvPicPr>
+                    <pic:cNvPr id="0" name="Picture 14"/>
+                    <pic:cNvPicPr>
+                      <a:picLocks noChangeAspect="1" noChangeArrowheads="1"/>
+                    </pic:cNvPicPr>
+                  </pic:nvPicPr>
+                  <pic:blipFill>
+                    <a:blip r:embed="rId35">
+                      <a:extLst>
+                        <a:ext uri="{28A0092B-C50C-407E-A947-70E740481C1C}">
+                          <a14:useLocalDpi xmlns:a14="http://schemas.microsoft.com/office/drawing/2010/main" val="0"/>
+                        </a:ext>
+                      </a:extLst>
+                    </a:blip>
+                    <a:srcRect/>
+                    <a:stretch>
+                      <a:fillRect/>
+                    </a:stretch>
+                  </pic:blipFill>
+                  <pic:spPr bwMode="auto">
+                    <a:xfrm>
+                      <a:off x="0" y="0"/>
+                      <a:ext cx="6638925" cy="1619250"/>
+                    </a:xfrm>
+                    <a:prstGeom prst="rect">
+                      <a:avLst/>
+                    </a:prstGeom>
+                    <a:noFill/>
+                    <a:ln>
+                      <a:noFill/>
+                    </a:ln>
+                  </pic:spPr>
+                </pic:pic>
+              </a:graphicData>
+            </a:graphic>
+          </wp:inline>
+        </w:drawing>
+      </w:r>
+    </w:p>
+    <w:p>
+      <w:pPr>
+        <w:rPr>
+          <w:rFonts w:hint="eastAsia"/>
+        </w:rPr>
+      </w:pPr>
+      <w:r>
+        <w:rPr>
+          <w:noProof/>
+        </w:rPr>
+        <w:drawing>
+          <wp:inline distT="0" distB="0" distL="0" distR="0" wp14:anchorId="076A2A52" wp14:editId="0EE63800">
+            <wp:extent cx="6645910" cy="1649730"/>
+            <wp:effectExtent l="0" t="0" r="2540" b="7620"/>
+            <wp:docPr id="1655955103" name="图片 1"/>
+            <wp:cNvGraphicFramePr>
+              <a:graphicFrameLocks xmlns:a="http://schemas.openxmlformats.org/drawingml/2006/main" noChangeAspect="1"/>
+            </wp:cNvGraphicFramePr>
+            <a:graphic xmlns:a="http://schemas.openxmlformats.org/drawingml/2006/main">
+              <a:graphicData uri="http://schemas.openxmlformats.org/drawingml/2006/picture">
+                <pic:pic xmlns:pic="http://schemas.openxmlformats.org/drawingml/2006/picture">
+                  <pic:nvPicPr>
+                    <pic:cNvPr id="1655955103" name=""/>
+                    <pic:cNvPicPr/>
+                  </pic:nvPicPr>
+                  <pic:blipFill>
+                    <a:blip r:embed="rId36"/>
+                    <a:stretch>
+                      <a:fillRect/>
+                    </a:stretch>
+                  </pic:blipFill>
+                  <pic:spPr>
+                    <a:xfrm>
+                      <a:off x="0" y="0"/>
+                      <a:ext cx="6645910" cy="1649730"/>
+                    </a:xfrm>
+                    <a:prstGeom prst="rect">
+                      <a:avLst/>
+                    </a:prstGeom>
+                  </pic:spPr>
+                </pic:pic>
+              </a:graphicData>
+            </a:graphic>
+          </wp:inline>
+        </w:drawing>
+      </w:r>
+    </w:p>
+    <w:p>
+      <w:pPr>
+        <w:pStyle w:val="3"/>
+        <w:rPr>
+          <w:rFonts w:hint="eastAsia"/>
+        </w:rPr>
+      </w:pPr>
+      <w:r>
+        <w:rPr>
+          <w:rFonts w:hint="eastAsia"/>
+        </w:rPr>
+        <w:lastRenderedPageBreak/>
+        <w:t>2.3 Set operations</w:t>
+      </w:r>
+    </w:p>
+    <w:p>
+      <w:pPr>
+        <w:rPr>
+          <w:rFonts w:hint="eastAsia"/>
+          <w:b/>
+          <w:bCs/>
+          <w:sz w:val="28"/>
+          <w:szCs w:val="28"/>
+        </w:rPr>
+      </w:pPr>
+      <w:r>
+        <w:rPr>
+          <w:b/>
+          <w:bCs/>
+          <w:sz w:val="28"/>
+          <w:szCs w:val="28"/>
+        </w:rPr>
+        <w:t>If A and B are sets</w:t>
+      </w:r>
+      <w:r>
+        <w:rPr>
+          <w:rFonts w:hint="eastAsia"/>
+          <w:b/>
+          <w:bCs/>
+          <w:sz w:val="28"/>
+          <w:szCs w:val="28"/>
+        </w:rPr>
+        <w:t>:</w:t>
+      </w:r>
+    </w:p>
+    <w:tbl>
+      <w:tblPr>
+        <w:tblStyle w:val="af2"/>
+        <w:tblW w:w="0" w:type="auto"/>
+        <w:tblBorders>
+          <w:left w:val="none" w:sz="0" w:space="0" w:color="auto"/>
+          <w:bottom w:val="none" w:sz="0" w:space="0" w:color="auto"/>
+          <w:right w:val="none" w:sz="0" w:space="0" w:color="auto"/>
+          <w:insideH w:val="none" w:sz="0" w:space="0" w:color="auto"/>
+          <w:insideV w:val="none" w:sz="0" w:space="0" w:color="auto"/>
+        </w:tblBorders>
+        <w:tblLook w:val="04A0" w:firstRow="1" w:lastRow="0" w:firstColumn="1" w:lastColumn="0" w:noHBand="0" w:noVBand="1"/>
+      </w:tblPr>
+      <w:tblGrid>
+        <w:gridCol w:w="2830"/>
+        <w:gridCol w:w="4140"/>
+        <w:gridCol w:w="3486"/>
+      </w:tblGrid>
+      <w:tr>
+        <w:tc>
+          <w:tcPr>
+            <w:tcW w:w="2830" w:type="dxa"/>
+          </w:tcPr>
+          <w:p>
+            <w:pPr>
+              <w:jc w:val="left"/>
+              <w:rPr>
+                <w:rFonts w:eastAsiaTheme="minorHAnsi" w:hint="eastAsia"/>
+                <w:b/>
+                <w:bCs/>
+                <w:sz w:val="24"/>
+                <w:szCs w:val="24"/>
+              </w:rPr>
+            </w:pPr>
+            <w:r>
+              <w:rPr>
+                <w:rFonts w:eastAsiaTheme="minorHAnsi" w:hint="eastAsia"/>
+                <w:b/>
+                <w:bCs/>
+                <w:sz w:val="24"/>
+                <w:szCs w:val="24"/>
+              </w:rPr>
+              <w:t>I</w:t>
+            </w:r>
+            <w:r>
+              <w:rPr>
+                <w:rFonts w:eastAsiaTheme="minorHAnsi"/>
+                <w:b/>
+                <w:bCs/>
+                <w:sz w:val="24"/>
+                <w:szCs w:val="24"/>
+              </w:rPr>
+              <w:t>ntersection</w:t>
+            </w:r>
+          </w:p>
+        </w:tc>
+        <w:tc>
+          <w:tcPr>
+            <w:tcW w:w="4140" w:type="dxa"/>
+          </w:tcPr>
+          <w:p>
+            <w:pPr>
+              <w:jc w:val="left"/>
+              <w:rPr>
+                <w:rFonts w:eastAsiaTheme="minorHAnsi" w:hint="eastAsia"/>
+                <w:b/>
+                <w:bCs/>
+                <w:sz w:val="24"/>
+                <w:szCs w:val="24"/>
+              </w:rPr>
+            </w:pPr>
+            <w:r>
+              <w:rPr>
+                <w:rFonts w:eastAsiaTheme="minorHAnsi"/>
+                <w:b/>
+                <w:bCs/>
+                <w:sz w:val="24"/>
+                <w:szCs w:val="24"/>
+              </w:rPr>
+              <w:t xml:space="preserve">{x | x ∈ A </w:t>
+            </w:r>
+            <w:r>
+              <w:rPr>
+                <w:rFonts w:eastAsiaTheme="minorHAnsi" w:hint="eastAsia"/>
+                <w:b/>
+                <w:bCs/>
+                <w:sz w:val="24"/>
+                <w:szCs w:val="24"/>
+              </w:rPr>
+              <w:t xml:space="preserve">and  </w:t>
+            </w:r>
+            <w:r>
+              <w:rPr>
+                <w:rFonts w:eastAsiaTheme="minorHAnsi"/>
+                <w:b/>
+                <w:bCs/>
+                <w:sz w:val="24"/>
+                <w:szCs w:val="24"/>
+              </w:rPr>
+              <w:t>x ∈ B}</w:t>
+            </w:r>
+          </w:p>
+        </w:tc>
+        <w:tc>
+          <w:tcPr>
+            <w:tcW w:w="3486" w:type="dxa"/>
+          </w:tcPr>
+          <w:p>
+            <w:pPr>
+              <w:jc w:val="left"/>
+              <w:rPr>
+                <w:rFonts w:eastAsiaTheme="minorHAnsi" w:hint="eastAsia"/>
+                <w:b/>
+                <w:bCs/>
+                <w:sz w:val="24"/>
+                <w:szCs w:val="24"/>
+              </w:rPr>
+            </w:pPr>
+            <w:r>
+              <w:rPr>
+                <w:rFonts w:eastAsiaTheme="minorHAnsi" w:hint="eastAsia"/>
+                <w:b/>
+                <w:bCs/>
+                <w:sz w:val="24"/>
+                <w:szCs w:val="24"/>
+              </w:rPr>
+              <w:t xml:space="preserve">交集 </w:t>
+            </w:r>
+            <w:r>
+              <w:rPr>
+                <w:rFonts w:eastAsiaTheme="minorHAnsi" w:hint="eastAsia"/>
+                <w:b/>
+                <w:bCs/>
+                <w:sz w:val="24"/>
+                <w:szCs w:val="24"/>
+              </w:rPr>
+              <w:t xml:space="preserve"> </w:t>
+            </w:r>
+            <w:r>
+              <w:rPr>
+                <w:rFonts w:eastAsiaTheme="minorHAnsi" w:hint="eastAsia"/>
+                <w:b/>
+                <w:bCs/>
+                <w:sz w:val="24"/>
+                <w:szCs w:val="24"/>
+              </w:rPr>
+              <w:t xml:space="preserve">       </w:t>
+            </w:r>
+            <w:r>
+              <w:rPr>
+                <w:rFonts w:eastAsiaTheme="minorHAnsi"/>
+                <w:b/>
+                <w:bCs/>
+                <w:sz w:val="24"/>
+                <w:szCs w:val="24"/>
+              </w:rPr>
+              <w:t>A ∩ B</w:t>
+            </w:r>
+          </w:p>
+        </w:tc>
+      </w:tr>
+      <w:tr>
+        <w:tc>
+          <w:tcPr>
+            <w:tcW w:w="2830" w:type="dxa"/>
+          </w:tcPr>
+          <w:p>
+            <w:pPr>
+              <w:jc w:val="left"/>
+              <w:rPr>
+                <w:rFonts w:eastAsiaTheme="minorHAnsi" w:hint="eastAsia"/>
+                <w:b/>
+                <w:bCs/>
+                <w:sz w:val="24"/>
+                <w:szCs w:val="24"/>
+              </w:rPr>
+            </w:pPr>
+            <w:r>
+              <w:rPr>
+                <w:rFonts w:eastAsiaTheme="minorHAnsi" w:hint="eastAsia"/>
+                <w:b/>
+                <w:bCs/>
+                <w:sz w:val="24"/>
+                <w:szCs w:val="24"/>
+              </w:rPr>
+              <w:t>U</w:t>
+            </w:r>
+            <w:r>
+              <w:rPr>
+                <w:rFonts w:eastAsiaTheme="minorHAnsi"/>
+                <w:b/>
+                <w:bCs/>
+                <w:sz w:val="24"/>
+                <w:szCs w:val="24"/>
+              </w:rPr>
+              <w:t>nion</w:t>
+            </w:r>
+          </w:p>
+        </w:tc>
+        <w:tc>
+          <w:tcPr>
+            <w:tcW w:w="4140" w:type="dxa"/>
+          </w:tcPr>
+          <w:p>
+            <w:pPr>
+              <w:jc w:val="left"/>
+              <w:rPr>
+                <w:rFonts w:eastAsiaTheme="minorHAnsi" w:hint="eastAsia"/>
+                <w:b/>
+                <w:bCs/>
+                <w:sz w:val="24"/>
+                <w:szCs w:val="24"/>
+              </w:rPr>
+            </w:pPr>
+            <w:r>
+              <w:rPr>
+                <w:rFonts w:eastAsiaTheme="minorHAnsi"/>
+                <w:b/>
+                <w:bCs/>
+                <w:sz w:val="24"/>
+                <w:szCs w:val="24"/>
+              </w:rPr>
+              <w:t xml:space="preserve">{x | x ∈ A or </w:t>
+            </w:r>
+            <w:r>
+              <w:rPr>
+                <w:rFonts w:eastAsiaTheme="minorHAnsi" w:hint="eastAsia"/>
+                <w:b/>
+                <w:bCs/>
+                <w:sz w:val="24"/>
+                <w:szCs w:val="24"/>
+              </w:rPr>
+              <w:t xml:space="preserve">   </w:t>
+            </w:r>
+            <w:r>
+              <w:rPr>
+                <w:rFonts w:eastAsiaTheme="minorHAnsi"/>
+                <w:b/>
+                <w:bCs/>
+                <w:sz w:val="24"/>
+                <w:szCs w:val="24"/>
+              </w:rPr>
+              <w:t>x ∈ B}</w:t>
+            </w:r>
+          </w:p>
+        </w:tc>
+        <w:tc>
+          <w:tcPr>
+            <w:tcW w:w="3486" w:type="dxa"/>
+          </w:tcPr>
+          <w:p>
+            <w:pPr>
+              <w:jc w:val="left"/>
+              <w:rPr>
+                <w:rFonts w:eastAsiaTheme="minorHAnsi" w:hint="eastAsia"/>
+                <w:b/>
+                <w:bCs/>
+                <w:sz w:val="24"/>
+                <w:szCs w:val="24"/>
+              </w:rPr>
+            </w:pPr>
+            <w:r>
+              <w:rPr>
+                <w:rFonts w:eastAsiaTheme="minorHAnsi" w:hint="eastAsia"/>
+                <w:b/>
+                <w:bCs/>
+                <w:sz w:val="24"/>
+                <w:szCs w:val="24"/>
+              </w:rPr>
+              <w:t>并集</w:t>
+            </w:r>
+            <w:r>
+              <w:rPr>
+                <w:rFonts w:eastAsiaTheme="minorHAnsi" w:hint="eastAsia"/>
+                <w:b/>
+                <w:bCs/>
+                <w:sz w:val="24"/>
+                <w:szCs w:val="24"/>
+              </w:rPr>
+              <w:t xml:space="preserve"> </w:t>
+            </w:r>
+            <w:r>
+              <w:rPr>
+                <w:rFonts w:eastAsiaTheme="minorHAnsi" w:hint="eastAsia"/>
+                <w:b/>
+                <w:bCs/>
+                <w:sz w:val="24"/>
+                <w:szCs w:val="24"/>
+              </w:rPr>
+              <w:t xml:space="preserve"> </w:t>
+            </w:r>
+            <w:r>
+              <w:rPr>
+                <w:rFonts w:eastAsiaTheme="minorHAnsi" w:hint="eastAsia"/>
+                <w:b/>
+                <w:bCs/>
+                <w:sz w:val="24"/>
+                <w:szCs w:val="24"/>
+              </w:rPr>
+              <w:t xml:space="preserve"> </w:t>
+            </w:r>
+            <w:r>
+              <w:rPr>
+                <w:rFonts w:eastAsiaTheme="minorHAnsi" w:hint="eastAsia"/>
+                <w:b/>
+                <w:bCs/>
+                <w:sz w:val="24"/>
+                <w:szCs w:val="24"/>
+              </w:rPr>
+              <w:t xml:space="preserve">      </w:t>
+            </w:r>
+            <w:r>
+              <w:rPr>
+                <w:rFonts w:eastAsiaTheme="minorHAnsi"/>
+                <w:b/>
+                <w:bCs/>
+                <w:sz w:val="24"/>
+                <w:szCs w:val="24"/>
+              </w:rPr>
+              <w:t>A ∪B</w:t>
+            </w:r>
+          </w:p>
+        </w:tc>
+      </w:tr>
+      <w:tr>
+        <w:tc>
+          <w:tcPr>
+            <w:tcW w:w="2830" w:type="dxa"/>
+          </w:tcPr>
+          <w:p>
+            <w:pPr>
+              <w:jc w:val="left"/>
+              <w:rPr>
+                <w:rFonts w:eastAsiaTheme="minorHAnsi" w:hint="eastAsia"/>
+                <w:b/>
+                <w:bCs/>
+                <w:sz w:val="24"/>
+                <w:szCs w:val="24"/>
+              </w:rPr>
+            </w:pPr>
+            <w:r>
+              <w:rPr>
+                <w:rFonts w:eastAsiaTheme="minorHAnsi" w:hint="eastAsia"/>
+                <w:b/>
+                <w:bCs/>
+                <w:sz w:val="24"/>
+                <w:szCs w:val="24"/>
+              </w:rPr>
+              <w:t>C</w:t>
+            </w:r>
+            <w:r>
+              <w:rPr>
+                <w:rFonts w:eastAsiaTheme="minorHAnsi"/>
+                <w:b/>
+                <w:bCs/>
+                <w:sz w:val="24"/>
+                <w:szCs w:val="24"/>
+              </w:rPr>
+              <w:t>omplement</w:t>
+            </w:r>
+          </w:p>
+        </w:tc>
+        <w:tc>
+          <w:tcPr>
+            <w:tcW w:w="4140" w:type="dxa"/>
+          </w:tcPr>
+          <w:p>
+            <w:pPr>
+              <w:jc w:val="left"/>
+              <w:rPr>
+                <w:rFonts w:eastAsiaTheme="minorHAnsi" w:hint="eastAsia"/>
+                <w:b/>
+                <w:bCs/>
+                <w:sz w:val="24"/>
+                <w:szCs w:val="24"/>
+              </w:rPr>
+            </w:pPr>
+            <w:r>
+              <w:rPr>
+                <w:rFonts w:eastAsiaTheme="minorHAnsi"/>
+                <w:b/>
+                <w:bCs/>
+                <w:sz w:val="24"/>
+                <w:szCs w:val="24"/>
+              </w:rPr>
+              <w:t xml:space="preserve">{x ∈ U | x </w:t>
+            </w:r>
+            <w:r>
+              <w:rPr>
+                <w:rFonts w:eastAsiaTheme="minorHAnsi" w:hint="eastAsia"/>
+                <w:b/>
+                <w:bCs/>
+                <w:sz w:val="24"/>
+                <w:szCs w:val="24"/>
+              </w:rPr>
+              <w:t xml:space="preserve"> </w:t>
+            </w:r>
+            <w:r>
+              <w:rPr>
+                <w:rFonts w:ascii="Cambria Math" w:eastAsiaTheme="minorHAnsi" w:hAnsi="Cambria Math" w:cs="Cambria Math" w:hint="eastAsia"/>
+                <w:b/>
+                <w:bCs/>
+                <w:sz w:val="24"/>
+                <w:szCs w:val="24"/>
+              </w:rPr>
+              <w:t>∉</w:t>
+            </w:r>
+            <w:r>
+              <w:rPr>
+                <w:rFonts w:ascii="Cambria Math" w:eastAsiaTheme="minorHAnsi" w:hAnsi="Cambria Math" w:cs="Cambria Math" w:hint="eastAsia"/>
+                <w:b/>
+                <w:bCs/>
+                <w:sz w:val="24"/>
+                <w:szCs w:val="24"/>
+              </w:rPr>
+              <w:t xml:space="preserve"> </w:t>
+            </w:r>
+            <w:r>
+              <w:rPr>
+                <w:rFonts w:eastAsiaTheme="minorHAnsi"/>
+                <w:b/>
+                <w:bCs/>
+                <w:sz w:val="24"/>
+                <w:szCs w:val="24"/>
+              </w:rPr>
+              <w:t xml:space="preserve"> A}</w:t>
+            </w:r>
+          </w:p>
+        </w:tc>
+        <w:tc>
+          <w:tcPr>
+            <w:tcW w:w="3486" w:type="dxa"/>
+          </w:tcPr>
+          <w:p>
+            <w:pPr>
+              <w:jc w:val="left"/>
+              <w:rPr>
+                <w:rFonts w:eastAsiaTheme="minorHAnsi" w:hint="eastAsia"/>
+                <w:b/>
+                <w:bCs/>
+                <w:sz w:val="24"/>
+                <w:szCs w:val="24"/>
+              </w:rPr>
+            </w:pPr>
+            <w:r>
+              <w:rPr>
+                <w:rFonts w:eastAsiaTheme="minorHAnsi" w:hint="eastAsia"/>
+                <w:b/>
+                <w:bCs/>
+                <w:sz w:val="24"/>
+                <w:szCs w:val="24"/>
+              </w:rPr>
+              <w:t xml:space="preserve">补集         </w:t>
+            </w:r>
+            <w:r>
+              <w:rPr>
+                <w:rFonts w:eastAsiaTheme="minorHAnsi"/>
+                <w:b/>
+                <w:bCs/>
+                <w:sz w:val="24"/>
+                <w:szCs w:val="24"/>
+              </w:rPr>
+              <w:t>¬A</w:t>
+            </w:r>
+          </w:p>
+        </w:tc>
+      </w:tr>
+      <w:tr>
+        <w:tc>
+          <w:tcPr>
+            <w:tcW w:w="2830" w:type="dxa"/>
+          </w:tcPr>
+          <w:p>
+            <w:pPr>
+              <w:jc w:val="left"/>
+              <w:rPr>
+                <w:rFonts w:eastAsiaTheme="minorHAnsi" w:hint="eastAsia"/>
+                <w:b/>
+                <w:bCs/>
+                <w:sz w:val="24"/>
+                <w:szCs w:val="24"/>
+              </w:rPr>
+            </w:pPr>
+            <w:r>
+              <w:rPr>
+                <w:rFonts w:eastAsiaTheme="minorHAnsi" w:hint="eastAsia"/>
+                <w:b/>
+                <w:bCs/>
+                <w:sz w:val="24"/>
+                <w:szCs w:val="24"/>
+              </w:rPr>
+              <w:t>R</w:t>
+            </w:r>
+            <w:r>
+              <w:rPr>
+                <w:rFonts w:eastAsiaTheme="minorHAnsi"/>
+                <w:b/>
+                <w:bCs/>
+                <w:sz w:val="24"/>
+                <w:szCs w:val="24"/>
+              </w:rPr>
+              <w:t xml:space="preserve">elative </w:t>
+            </w:r>
+            <w:r>
+              <w:rPr>
+                <w:rFonts w:eastAsiaTheme="minorHAnsi" w:hint="eastAsia"/>
+                <w:b/>
+                <w:bCs/>
+                <w:sz w:val="24"/>
+                <w:szCs w:val="24"/>
+              </w:rPr>
+              <w:t>C</w:t>
+            </w:r>
+            <w:r>
+              <w:rPr>
+                <w:rFonts w:eastAsiaTheme="minorHAnsi"/>
+                <w:b/>
+                <w:bCs/>
+                <w:sz w:val="24"/>
+                <w:szCs w:val="24"/>
+              </w:rPr>
+              <w:t>omplement</w:t>
+            </w:r>
+            <w:r>
+              <w:rPr>
+                <w:rFonts w:eastAsiaTheme="minorHAnsi" w:hint="eastAsia"/>
+                <w:b/>
+                <w:bCs/>
+                <w:sz w:val="24"/>
+                <w:szCs w:val="24"/>
+              </w:rPr>
+              <w:t>/</w:t>
+            </w:r>
+          </w:p>
+          <w:p>
+            <w:pPr>
+              <w:jc w:val="left"/>
+              <w:rPr>
+                <w:rFonts w:eastAsiaTheme="minorHAnsi" w:hint="eastAsia"/>
+                <w:b/>
+                <w:bCs/>
+                <w:sz w:val="24"/>
+                <w:szCs w:val="24"/>
+              </w:rPr>
+            </w:pPr>
+            <w:r>
+              <w:rPr>
+                <w:rFonts w:eastAsiaTheme="minorHAnsi" w:hint="eastAsia"/>
+                <w:b/>
+                <w:bCs/>
+                <w:sz w:val="24"/>
+                <w:szCs w:val="24"/>
+              </w:rPr>
+              <w:t>D</w:t>
+            </w:r>
+            <w:r>
+              <w:rPr>
+                <w:rFonts w:eastAsiaTheme="minorHAnsi"/>
+                <w:b/>
+                <w:bCs/>
+                <w:sz w:val="24"/>
+                <w:szCs w:val="24"/>
+              </w:rPr>
+              <w:t>ifference</w:t>
+            </w:r>
+          </w:p>
+        </w:tc>
+        <w:tc>
+          <w:tcPr>
+            <w:tcW w:w="4140" w:type="dxa"/>
+          </w:tcPr>
+          <w:p>
+            <w:pPr>
+              <w:jc w:val="left"/>
+              <w:rPr>
+                <w:rFonts w:eastAsiaTheme="minorHAnsi" w:hint="eastAsia"/>
+                <w:b/>
+                <w:bCs/>
+                <w:sz w:val="24"/>
+                <w:szCs w:val="24"/>
+              </w:rPr>
+            </w:pPr>
+            <w:r>
+              <w:rPr>
+                <w:rFonts w:eastAsiaTheme="minorHAnsi"/>
+                <w:b/>
+                <w:bCs/>
+                <w:sz w:val="24"/>
+                <w:szCs w:val="24"/>
+              </w:rPr>
+              <w:t>{x | x ∈</w:t>
+            </w:r>
+            <w:r>
+              <w:rPr>
+                <w:rFonts w:eastAsiaTheme="minorHAnsi" w:hint="eastAsia"/>
+                <w:b/>
+                <w:bCs/>
+                <w:sz w:val="24"/>
+                <w:szCs w:val="24"/>
+              </w:rPr>
+              <w:t xml:space="preserve"> </w:t>
+            </w:r>
+            <w:r>
+              <w:rPr>
+                <w:rFonts w:eastAsiaTheme="minorHAnsi"/>
+                <w:b/>
+                <w:bCs/>
+                <w:sz w:val="24"/>
+                <w:szCs w:val="24"/>
+              </w:rPr>
+              <w:t>A,</w:t>
+            </w:r>
+            <w:r>
+              <w:rPr>
+                <w:rFonts w:eastAsiaTheme="minorHAnsi" w:hint="eastAsia"/>
+                <w:b/>
+                <w:bCs/>
+                <w:sz w:val="24"/>
+                <w:szCs w:val="24"/>
+              </w:rPr>
+              <w:t xml:space="preserve">     </w:t>
+            </w:r>
+            <w:r>
+              <w:rPr>
+                <w:rFonts w:eastAsiaTheme="minorHAnsi"/>
+                <w:b/>
+                <w:bCs/>
+                <w:sz w:val="24"/>
+                <w:szCs w:val="24"/>
+              </w:rPr>
+              <w:t xml:space="preserve"> </w:t>
+            </w:r>
+            <w:r>
+              <w:rPr>
+                <w:rFonts w:eastAsiaTheme="minorHAnsi" w:hint="eastAsia"/>
+                <w:b/>
+                <w:bCs/>
+                <w:sz w:val="24"/>
+                <w:szCs w:val="24"/>
+              </w:rPr>
+              <w:t xml:space="preserve"> </w:t>
+            </w:r>
+            <w:r>
+              <w:rPr>
+                <w:rFonts w:eastAsiaTheme="minorHAnsi"/>
+                <w:b/>
+                <w:bCs/>
+                <w:sz w:val="24"/>
+                <w:szCs w:val="24"/>
+              </w:rPr>
+              <w:t xml:space="preserve">x </w:t>
+            </w:r>
+            <w:r>
+              <w:rPr>
+                <w:rFonts w:eastAsiaTheme="minorHAnsi" w:hint="eastAsia"/>
+                <w:b/>
+                <w:bCs/>
+                <w:sz w:val="24"/>
+                <w:szCs w:val="24"/>
+              </w:rPr>
+              <w:t xml:space="preserve"> </w:t>
+            </w:r>
+            <w:r>
+              <w:rPr>
+                <w:rFonts w:ascii="Cambria Math" w:eastAsiaTheme="minorHAnsi" w:hAnsi="Cambria Math" w:cs="Cambria Math" w:hint="eastAsia"/>
+                <w:b/>
+                <w:bCs/>
+                <w:sz w:val="24"/>
+                <w:szCs w:val="24"/>
+              </w:rPr>
+              <w:t>∉</w:t>
+            </w:r>
+            <w:r>
+              <w:rPr>
+                <w:rFonts w:eastAsiaTheme="minorHAnsi"/>
+                <w:b/>
+                <w:bCs/>
+                <w:sz w:val="24"/>
+                <w:szCs w:val="24"/>
+              </w:rPr>
+              <w:t xml:space="preserve"> B}</w:t>
+            </w:r>
+          </w:p>
+        </w:tc>
+        <w:tc>
+          <w:tcPr>
+            <w:tcW w:w="3486" w:type="dxa"/>
+          </w:tcPr>
+          <w:p>
+            <w:pPr>
+              <w:jc w:val="left"/>
+              <w:rPr>
+                <w:rFonts w:eastAsiaTheme="minorHAnsi" w:hint="eastAsia"/>
+                <w:b/>
+                <w:bCs/>
+                <w:sz w:val="24"/>
+                <w:szCs w:val="24"/>
+              </w:rPr>
+            </w:pPr>
+            <w:r>
+              <w:rPr>
+                <w:rFonts w:eastAsiaTheme="minorHAnsi" w:hint="eastAsia"/>
+                <w:b/>
+                <w:bCs/>
+                <w:sz w:val="24"/>
+                <w:szCs w:val="24"/>
+              </w:rPr>
+              <w:t xml:space="preserve">对称补集/差集         </w:t>
+            </w:r>
+          </w:p>
+          <w:p>
+            <w:pPr>
+              <w:ind w:firstLineChars="450" w:firstLine="1080"/>
+              <w:jc w:val="left"/>
+              <w:rPr>
+                <w:rFonts w:eastAsiaTheme="minorHAnsi" w:hint="eastAsia"/>
+                <w:b/>
+                <w:bCs/>
+                <w:sz w:val="24"/>
+                <w:szCs w:val="24"/>
+              </w:rPr>
+            </w:pPr>
+            <w:r>
+              <w:rPr>
+                <w:rFonts w:eastAsiaTheme="minorHAnsi" w:hint="eastAsia"/>
+                <w:b/>
+                <w:bCs/>
+                <w:sz w:val="24"/>
+                <w:szCs w:val="24"/>
+              </w:rPr>
+              <w:t xml:space="preserve">A \ B </w:t>
+            </w:r>
+          </w:p>
+        </w:tc>
+      </w:tr>
+      <w:tr>
+        <w:tc>
+          <w:tcPr>
+            <w:tcW w:w="2830" w:type="dxa"/>
+          </w:tcPr>
+          <w:p>
+            <w:pPr>
+              <w:jc w:val="left"/>
+              <w:rPr>
+                <w:rFonts w:eastAsiaTheme="minorHAnsi" w:hint="eastAsia"/>
+                <w:b/>
+                <w:bCs/>
+                <w:sz w:val="24"/>
+                <w:szCs w:val="24"/>
+              </w:rPr>
+            </w:pPr>
+            <w:r>
+              <w:rPr>
+                <w:rFonts w:eastAsiaTheme="minorHAnsi" w:hint="eastAsia"/>
+                <w:b/>
+                <w:bCs/>
+                <w:sz w:val="24"/>
+                <w:szCs w:val="24"/>
+              </w:rPr>
+              <w:t>S</w:t>
+            </w:r>
+            <w:r>
+              <w:rPr>
+                <w:rFonts w:eastAsiaTheme="minorHAnsi"/>
+                <w:b/>
+                <w:bCs/>
+                <w:sz w:val="24"/>
+                <w:szCs w:val="24"/>
+              </w:rPr>
+              <w:t xml:space="preserve">ymmetric </w:t>
+            </w:r>
+            <w:r>
+              <w:rPr>
+                <w:rFonts w:eastAsiaTheme="minorHAnsi" w:hint="eastAsia"/>
+                <w:b/>
+                <w:bCs/>
+                <w:sz w:val="24"/>
+                <w:szCs w:val="24"/>
+              </w:rPr>
+              <w:t>D</w:t>
+            </w:r>
+            <w:r>
+              <w:rPr>
+                <w:rFonts w:eastAsiaTheme="minorHAnsi"/>
+                <w:b/>
+                <w:bCs/>
+                <w:sz w:val="24"/>
+                <w:szCs w:val="24"/>
+              </w:rPr>
+              <w:t>ifference</w:t>
+            </w:r>
+          </w:p>
+        </w:tc>
+        <w:tc>
+          <w:tcPr>
+            <w:tcW w:w="4140" w:type="dxa"/>
+          </w:tcPr>
+          <w:p>
+            <w:pPr>
+              <w:jc w:val="left"/>
+              <w:rPr>
+                <w:rFonts w:eastAsiaTheme="minorHAnsi" w:hint="eastAsia"/>
+                <w:b/>
+                <w:bCs/>
+                <w:sz w:val="24"/>
+                <w:szCs w:val="24"/>
+              </w:rPr>
+            </w:pPr>
+            <w:r>
+              <w:rPr>
+                <w:rFonts w:eastAsiaTheme="minorHAnsi"/>
+                <w:b/>
+                <w:bCs/>
+                <w:sz w:val="24"/>
+                <w:szCs w:val="24"/>
+              </w:rPr>
+              <w:t>{x | x ∈ A</w:t>
+            </w:r>
+            <w:r>
+              <w:rPr>
+                <w:rFonts w:eastAsiaTheme="minorHAnsi" w:hint="eastAsia"/>
+                <w:b/>
+                <w:bCs/>
+                <w:sz w:val="24"/>
+                <w:szCs w:val="24"/>
+              </w:rPr>
+              <w:t>\</w:t>
+            </w:r>
+            <w:r>
+              <w:rPr>
+                <w:rFonts w:eastAsiaTheme="minorHAnsi"/>
+                <w:b/>
+                <w:bCs/>
+                <w:sz w:val="24"/>
+                <w:szCs w:val="24"/>
+              </w:rPr>
+              <w:t>B or x ∈ B</w:t>
+            </w:r>
+            <w:r>
+              <w:rPr>
+                <w:rFonts w:eastAsiaTheme="minorHAnsi" w:hint="eastAsia"/>
+                <w:b/>
+                <w:bCs/>
+                <w:sz w:val="24"/>
+                <w:szCs w:val="24"/>
+              </w:rPr>
+              <w:t>\</w:t>
+            </w:r>
+            <w:r>
+              <w:rPr>
+                <w:rFonts w:eastAsiaTheme="minorHAnsi"/>
+                <w:b/>
+                <w:bCs/>
+                <w:sz w:val="24"/>
+                <w:szCs w:val="24"/>
+              </w:rPr>
+              <w:t>A}</w:t>
+            </w:r>
+          </w:p>
+          <w:p>
+            <w:pPr>
+              <w:jc w:val="left"/>
+              <w:rPr>
+                <w:rFonts w:eastAsiaTheme="minorHAnsi" w:hint="eastAsia"/>
+                <w:b/>
+                <w:bCs/>
+                <w:sz w:val="24"/>
+                <w:szCs w:val="24"/>
+              </w:rPr>
+            </w:pPr>
+            <w:r>
+              <w:rPr>
+                <w:rFonts w:eastAsiaTheme="minorHAnsi" w:hint="eastAsia"/>
+                <w:b/>
+                <w:bCs/>
+                <w:sz w:val="24"/>
+                <w:szCs w:val="24"/>
+              </w:rPr>
+              <w:t>只属于A部分 + 只属于B部分</w:t>
+            </w:r>
+          </w:p>
+          <w:p>
+            <w:pPr>
+              <w:jc w:val="left"/>
+              <w:rPr>
+                <w:rFonts w:eastAsiaTheme="minorHAnsi" w:hint="eastAsia"/>
+                <w:b/>
+                <w:bCs/>
+                <w:sz w:val="24"/>
+                <w:szCs w:val="24"/>
+              </w:rPr>
+            </w:pPr>
+          </w:p>
+        </w:tc>
+        <w:tc>
+          <w:tcPr>
+            <w:tcW w:w="3486" w:type="dxa"/>
+          </w:tcPr>
+          <w:p>
+            <w:pPr>
+              <w:jc w:val="left"/>
+              <w:rPr>
+                <w:rFonts w:eastAsiaTheme="minorHAnsi" w:hint="eastAsia"/>
+                <w:b/>
+                <w:bCs/>
+                <w:sz w:val="24"/>
+                <w:szCs w:val="24"/>
+              </w:rPr>
+            </w:pPr>
+            <w:r>
+              <w:rPr>
+                <w:rFonts w:eastAsiaTheme="minorHAnsi" w:hint="eastAsia"/>
+                <w:b/>
+                <w:bCs/>
+                <w:sz w:val="24"/>
+                <w:szCs w:val="24"/>
+              </w:rPr>
+              <w:t xml:space="preserve">对称差     </w:t>
+            </w:r>
+            <w:r>
+              <w:rPr>
+                <w:rFonts w:eastAsiaTheme="minorHAnsi"/>
+                <w:b/>
+                <w:bCs/>
+                <w:sz w:val="24"/>
+                <w:szCs w:val="24"/>
+              </w:rPr>
+              <w:t>A△B</w:t>
+            </w:r>
+            <w:r>
+              <w:rPr>
+                <w:rFonts w:eastAsiaTheme="minorHAnsi" w:hint="eastAsia"/>
+                <w:b/>
+                <w:bCs/>
+                <w:sz w:val="24"/>
+                <w:szCs w:val="24"/>
+              </w:rPr>
+              <w:t xml:space="preserve"> </w:t>
+            </w:r>
+          </w:p>
+          <w:p>
+            <w:pPr>
+              <w:jc w:val="left"/>
+              <w:rPr>
+                <w:rFonts w:eastAsiaTheme="minorHAnsi" w:hint="eastAsia"/>
+                <w:b/>
+                <w:bCs/>
+                <w:sz w:val="24"/>
+                <w:szCs w:val="24"/>
+              </w:rPr>
+            </w:pPr>
+            <w:r>
+              <w:rPr>
+                <w:rFonts w:eastAsiaTheme="minorHAnsi" w:hint="eastAsia"/>
+                <w:b/>
+                <w:bCs/>
+                <w:sz w:val="24"/>
+                <w:szCs w:val="24"/>
+              </w:rPr>
+              <w:t xml:space="preserve">等价于   </w:t>
+            </w:r>
+            <w:r>
+              <w:rPr>
+                <w:rFonts w:eastAsiaTheme="minorHAnsi" w:hint="eastAsia"/>
+                <w:b/>
+                <w:bCs/>
+                <w:sz w:val="24"/>
+                <w:szCs w:val="24"/>
+              </w:rPr>
+              <w:t xml:space="preserve"> </w:t>
+            </w:r>
+            <w:r>
+              <w:rPr>
+                <w:rFonts w:eastAsiaTheme="minorHAnsi"/>
+                <w:b/>
+                <w:bCs/>
+                <w:sz w:val="24"/>
+                <w:szCs w:val="24"/>
+              </w:rPr>
+              <w:t>(A</w:t>
+            </w:r>
+            <w:r>
+              <w:rPr>
+                <w:rFonts w:eastAsiaTheme="minorHAnsi" w:hint="eastAsia"/>
+                <w:b/>
+                <w:bCs/>
+                <w:sz w:val="24"/>
+                <w:szCs w:val="24"/>
+              </w:rPr>
+              <w:t>-</w:t>
+            </w:r>
+            <w:r>
+              <w:rPr>
+                <w:rFonts w:eastAsiaTheme="minorHAnsi"/>
+                <w:b/>
+                <w:bCs/>
+                <w:sz w:val="24"/>
+                <w:szCs w:val="24"/>
+              </w:rPr>
+              <w:t>B) ∪ (B</w:t>
+            </w:r>
+            <w:r>
+              <w:rPr>
+                <w:rFonts w:eastAsiaTheme="minorHAnsi" w:hint="eastAsia"/>
+                <w:b/>
+                <w:bCs/>
+                <w:sz w:val="24"/>
+                <w:szCs w:val="24"/>
+              </w:rPr>
+              <w:t>-</w:t>
+            </w:r>
+            <w:r>
+              <w:rPr>
+                <w:rFonts w:eastAsiaTheme="minorHAnsi"/>
+                <w:b/>
+                <w:bCs/>
+                <w:sz w:val="24"/>
+                <w:szCs w:val="24"/>
+              </w:rPr>
+              <w:t>A)</w:t>
+            </w:r>
+          </w:p>
+          <w:p>
+            <w:pPr>
+              <w:jc w:val="left"/>
+              <w:rPr>
+                <w:rFonts w:eastAsiaTheme="minorHAnsi" w:hint="eastAsia"/>
+                <w:b/>
+                <w:bCs/>
+                <w:sz w:val="24"/>
+                <w:szCs w:val="24"/>
+              </w:rPr>
+            </w:pPr>
+            <w:r>
+              <w:rPr>
+                <w:rFonts w:eastAsiaTheme="minorHAnsi" w:hint="eastAsia"/>
+                <w:b/>
+                <w:bCs/>
+                <w:sz w:val="24"/>
+                <w:szCs w:val="24"/>
+              </w:rPr>
+              <w:t xml:space="preserve">等价于    </w:t>
+            </w:r>
+            <w:r>
+              <w:rPr>
+                <w:rFonts w:eastAsiaTheme="minorHAnsi"/>
+                <w:b/>
+                <w:bCs/>
+                <w:sz w:val="24"/>
+                <w:szCs w:val="24"/>
+              </w:rPr>
+              <w:t>(</w:t>
+            </w:r>
+            <w:r>
+              <w:rPr>
+                <w:rFonts w:eastAsiaTheme="minorHAnsi"/>
+                <w:b/>
+                <w:bCs/>
+                <w:sz w:val="24"/>
+                <w:szCs w:val="24"/>
+              </w:rPr>
+              <w:t>A∪B</w:t>
+            </w:r>
+            <w:r>
+              <w:rPr>
+                <w:rFonts w:eastAsiaTheme="minorHAnsi"/>
+                <w:b/>
+                <w:bCs/>
+                <w:sz w:val="24"/>
+                <w:szCs w:val="24"/>
+              </w:rPr>
+              <w:t>)</w:t>
+            </w:r>
+            <w:r>
+              <w:rPr>
+                <w:rFonts w:eastAsiaTheme="minorHAnsi" w:hint="eastAsia"/>
+                <w:b/>
+                <w:bCs/>
+                <w:sz w:val="24"/>
+                <w:szCs w:val="24"/>
+              </w:rPr>
+              <w:t xml:space="preserve"> </w:t>
+            </w:r>
+            <w:r>
+              <w:rPr>
+                <w:rFonts w:eastAsiaTheme="minorHAnsi"/>
+                <w:b/>
+                <w:bCs/>
+                <w:sz w:val="24"/>
+                <w:szCs w:val="24"/>
+              </w:rPr>
+              <w:t>–</w:t>
+            </w:r>
+            <w:r>
+              <w:rPr>
+                <w:rFonts w:eastAsiaTheme="minorHAnsi" w:hint="eastAsia"/>
+                <w:b/>
+                <w:bCs/>
+                <w:sz w:val="24"/>
+                <w:szCs w:val="24"/>
+              </w:rPr>
+              <w:t xml:space="preserve"> (</w:t>
+            </w:r>
+            <w:r>
+              <w:rPr>
+                <w:rFonts w:eastAsiaTheme="minorHAnsi"/>
+                <w:b/>
+                <w:bCs/>
+                <w:sz w:val="24"/>
+                <w:szCs w:val="24"/>
+              </w:rPr>
+              <w:t>A ∩ B</w:t>
+            </w:r>
+            <w:r>
+              <w:rPr>
+                <w:rFonts w:eastAsiaTheme="minorHAnsi" w:hint="eastAsia"/>
+                <w:b/>
+                <w:bCs/>
+                <w:sz w:val="24"/>
+                <w:szCs w:val="24"/>
+              </w:rPr>
+              <w:t>）</w:t>
+            </w:r>
+          </w:p>
+        </w:tc>
+      </w:tr>
+      <w:tr>
+        <w:tc>
+          <w:tcPr>
+            <w:tcW w:w="2830" w:type="dxa"/>
+          </w:tcPr>
+          <w:p>
+            <w:pPr>
+              <w:jc w:val="left"/>
+              <w:rPr>
+                <w:rFonts w:eastAsiaTheme="minorHAnsi" w:hint="eastAsia"/>
+                <w:b/>
+                <w:bCs/>
+                <w:sz w:val="24"/>
+                <w:szCs w:val="24"/>
+              </w:rPr>
+            </w:pPr>
+          </w:p>
+        </w:tc>
+        <w:tc>
+          <w:tcPr>
+            <w:tcW w:w="4140" w:type="dxa"/>
+          </w:tcPr>
+          <w:p>
+            <w:pPr>
+              <w:jc w:val="left"/>
+              <w:rPr>
+                <w:rFonts w:eastAsiaTheme="minorHAnsi" w:hint="eastAsia"/>
+                <w:b/>
+                <w:bCs/>
+                <w:sz w:val="24"/>
+                <w:szCs w:val="24"/>
+              </w:rPr>
+            </w:pPr>
+          </w:p>
+        </w:tc>
+        <w:tc>
+          <w:tcPr>
+            <w:tcW w:w="3486" w:type="dxa"/>
+          </w:tcPr>
+          <w:p>
+            <w:pPr>
+              <w:jc w:val="left"/>
+              <w:rPr>
+                <w:rFonts w:eastAsiaTheme="minorHAnsi" w:hint="eastAsia"/>
+                <w:b/>
+                <w:bCs/>
+                <w:sz w:val="24"/>
+                <w:szCs w:val="24"/>
+              </w:rPr>
+            </w:pPr>
+          </w:p>
+        </w:tc>
+      </w:tr>
+    </w:tbl>
+    <w:p>
+      <w:pPr>
+        <w:rPr>
+          <w:rFonts w:hint="eastAsia"/>
+        </w:rPr>
+      </w:pPr>
+      <w:r>
+        <w:rPr>
+          <w:noProof/>
+        </w:rPr>
+        <w:drawing>
+          <wp:inline distT="0" distB="0" distL="0" distR="0" wp14:anchorId="5FBAC1E9" wp14:editId="5AD69898">
+            <wp:extent cx="6703060" cy="5266507"/>
+            <wp:effectExtent l="0" t="0" r="0" b="0"/>
+            <wp:docPr id="436153280" name="图片 4"/>
+            <wp:cNvGraphicFramePr>
+              <a:graphicFrameLocks xmlns:a="http://schemas.openxmlformats.org/drawingml/2006/main" noChangeAspect="1"/>
+            </wp:cNvGraphicFramePr>
+            <a:graphic xmlns:a="http://schemas.openxmlformats.org/drawingml/2006/main">
+              <a:graphicData uri="http://schemas.openxmlformats.org/drawingml/2006/picture">
+                <pic:pic xmlns:pic="http://schemas.openxmlformats.org/drawingml/2006/picture">
+                  <pic:nvPicPr>
+                    <pic:cNvPr id="0" name="Picture 16"/>
+                    <pic:cNvPicPr>
+                      <a:picLocks noChangeAspect="1" noChangeArrowheads="1"/>
+                    </pic:cNvPicPr>
+                  </pic:nvPicPr>
+                  <pic:blipFill>
+                    <a:blip r:embed="rId37">
+                      <a:extLst>
+                        <a:ext uri="{28A0092B-C50C-407E-A947-70E740481C1C}">
+                          <a14:useLocalDpi xmlns:a14="http://schemas.microsoft.com/office/drawing/2010/main" val="0"/>
+                        </a:ext>
+                      </a:extLst>
+                    </a:blip>
+                    <a:srcRect/>
+                    <a:stretch>
+                      <a:fillRect/>
+                    </a:stretch>
+                  </pic:blipFill>
+                  <pic:spPr bwMode="auto">
+                    <a:xfrm>
+                      <a:off x="0" y="0"/>
+                      <a:ext cx="6703635" cy="5266959"/>
+                    </a:xfrm>
+                    <a:prstGeom prst="rect">
+                      <a:avLst/>
+                    </a:prstGeom>
+                    <a:noFill/>
+                    <a:ln>
+                      <a:noFill/>
+                    </a:ln>
+                  </pic:spPr>
+                </pic:pic>
+              </a:graphicData>
+            </a:graphic>
+          </wp:inline>
+        </w:drawing>
+      </w:r>
+    </w:p>
+    <w:p>
+      <w:pPr>
+        <w:rPr>
+          <w:rFonts w:hint="eastAsia"/>
+        </w:rPr>
+      </w:pPr>
+    </w:p>
+    <w:p>
+      <w:pPr>
+        <w:pStyle w:val="3"/>
+        <w:rPr>
+          <w:rFonts w:hint="eastAsia"/>
+        </w:rPr>
+      </w:pPr>
+      <w:r>
+        <w:rPr>
+          <w:rFonts w:hint="eastAsia"/>
+        </w:rPr>
+        <w:lastRenderedPageBreak/>
+        <w:t xml:space="preserve">2.4 </w:t>
+      </w:r>
+      <w:r>
+        <w:t>Venn diagrams</w:t>
+      </w:r>
+    </w:p>
+    <w:p>
+      <w:pPr>
+        <w:rPr>
+          <w:rFonts w:hint="eastAsia"/>
+        </w:rPr>
+      </w:pPr>
+      <w:r>
+        <w:rPr>
+          <w:rFonts w:hint="eastAsia"/>
+          <w:noProof/>
+        </w:rPr>
+        <w:drawing>
+          <wp:inline distT="0" distB="0" distL="0" distR="0" wp14:anchorId="3420E593" wp14:editId="27F098A2">
+            <wp:extent cx="6872091" cy="2800350"/>
+            <wp:effectExtent l="0" t="0" r="0" b="0"/>
+            <wp:docPr id="328794758" name="图片 5"/>
+            <wp:cNvGraphicFramePr>
+              <a:graphicFrameLocks xmlns:a="http://schemas.openxmlformats.org/drawingml/2006/main" noChangeAspect="1"/>
+            </wp:cNvGraphicFramePr>
+            <a:graphic xmlns:a="http://schemas.openxmlformats.org/drawingml/2006/main">
+              <a:graphicData uri="http://schemas.openxmlformats.org/drawingml/2006/picture">
+                <pic:pic xmlns:pic="http://schemas.openxmlformats.org/drawingml/2006/picture">
+                  <pic:nvPicPr>
+                    <pic:cNvPr id="0" name="Picture 17"/>
+                    <pic:cNvPicPr>
+                      <a:picLocks noChangeAspect="1" noChangeArrowheads="1"/>
+                    </pic:cNvPicPr>
+                  </pic:nvPicPr>
+                  <pic:blipFill>
+                    <a:blip r:embed="rId38">
+                      <a:extLst>
+                        <a:ext uri="{28A0092B-C50C-407E-A947-70E740481C1C}">
+                          <a14:useLocalDpi xmlns:a14="http://schemas.microsoft.com/office/drawing/2010/main" val="0"/>
+                        </a:ext>
+                      </a:extLst>
+                    </a:blip>
+                    <a:srcRect/>
+                    <a:stretch>
+                      <a:fillRect/>
+                    </a:stretch>
+                  </pic:blipFill>
+                  <pic:spPr bwMode="auto">
+                    <a:xfrm>
+                      <a:off x="0" y="0"/>
+                      <a:ext cx="6881383" cy="2804137"/>
+                    </a:xfrm>
+                    <a:prstGeom prst="rect">
+                      <a:avLst/>
+                    </a:prstGeom>
+                    <a:noFill/>
+                    <a:ln>
+                      <a:noFill/>
+                    </a:ln>
+                  </pic:spPr>
+                </pic:pic>
+              </a:graphicData>
+            </a:graphic>
+          </wp:inline>
+        </w:drawing>
+      </w:r>
+    </w:p>
+    <w:p>
+      <w:pPr>
         <w:rPr>
           <w:rFonts w:hint="eastAsia"/>
         </w:rPr>
@@ -11411,7 +13653,7 @@
         <w:rFonts w:hint="default"/>
       </w:rPr>
     </w:lvl>
-    <w:lvl w:ilvl="1" w:tplc="04090019" w:tentative="1">
+    <w:lvl w:ilvl="1" w:tplc="04090019">
       <w:start w:val="1"/>
       <w:numFmt w:val="lowerLetter"/>
       <w:lvlText w:val="%2)"/>

--- a/26fall/1870/Note/需记忆公式.docx
+++ b/26fall/1870/Note/需记忆公式.docx
@@ -6264,10 +6264,10 @@
         <w:tblLook w:val="04A0" w:firstRow="1" w:lastRow="0" w:firstColumn="1" w:lastColumn="0" w:noHBand="0" w:noVBand="1"/>
       </w:tblPr>
       <w:tblGrid>
-        <w:gridCol w:w="2199"/>
-        <w:gridCol w:w="2742"/>
-        <w:gridCol w:w="2241"/>
-        <w:gridCol w:w="3500"/>
+        <w:gridCol w:w="2198"/>
+        <w:gridCol w:w="2740"/>
+        <w:gridCol w:w="2240"/>
+        <w:gridCol w:w="3504"/>
       </w:tblGrid>
       <w:tr>
         <w:tc>
@@ -6614,7 +6614,7 @@
                 <v:shape id="_x0000_i1025" type="#_x0000_t75" style="width:58.5pt;height:33.75pt" o:ole="">
                   <v:imagedata r:id="rId9" o:title=""/>
                 </v:shape>
-                <o:OLEObject Type="Embed" ProgID="PBrush" ShapeID="_x0000_i1025" DrawAspect="Content" ObjectID="_1853742723" r:id="rId10"/>
+                <o:OLEObject Type="Embed" ProgID="PBrush" ShapeID="_x0000_i1025" DrawAspect="Content" ObjectID="_1854252452" r:id="rId10"/>
               </w:object>
             </w:r>
           </w:p>
@@ -6643,7 +6643,7 @@
                 <v:shape id="_x0000_i1026" type="#_x0000_t75" style="width:164.25pt;height:54pt" o:ole="">
                   <v:imagedata r:id="rId11" o:title=""/>
                 </v:shape>
-                <o:OLEObject Type="Embed" ProgID="PBrush" ShapeID="_x0000_i1026" DrawAspect="Content" ObjectID="_1853742724" r:id="rId12"/>
+                <o:OLEObject Type="Embed" ProgID="PBrush" ShapeID="_x0000_i1026" DrawAspect="Content" ObjectID="_1854252453" r:id="rId12"/>
               </w:object>
             </w:r>
           </w:p>
@@ -7891,7 +7891,7 @@
                 <v:shape id="_x0000_i1027" type="#_x0000_t75" style="width:234.75pt;height:29.25pt" o:ole="">
                   <v:imagedata r:id="rId17" o:title=""/>
                 </v:shape>
-                <o:OLEObject Type="Embed" ProgID="PBrush" ShapeID="_x0000_i1027" DrawAspect="Content" ObjectID="_1853742725" r:id="rId18"/>
+                <o:OLEObject Type="Embed" ProgID="PBrush" ShapeID="_x0000_i1027" DrawAspect="Content" ObjectID="_1854252454" r:id="rId18"/>
               </w:object>
             </w:r>
             <w:r>
@@ -8333,7 +8333,7 @@
                 <v:shape id="_x0000_i1028" type="#_x0000_t75" style="width:295.5pt;height:30.75pt" o:ole="">
                   <v:imagedata r:id="rId21" o:title=""/>
                 </v:shape>
-                <o:OLEObject Type="Embed" ProgID="PBrush" ShapeID="_x0000_i1028" DrawAspect="Content" ObjectID="_1853742726" r:id="rId22"/>
+                <o:OLEObject Type="Embed" ProgID="PBrush" ShapeID="_x0000_i1028" DrawAspect="Content" ObjectID="_1854252455" r:id="rId22"/>
               </w:object>
             </w:r>
           </w:p>
@@ -8437,7 +8437,7 @@
                 <v:shape id="_x0000_i1029" type="#_x0000_t75" style="width:105pt;height:30.75pt" o:ole="">
                   <v:imagedata r:id="rId23" o:title=""/>
                 </v:shape>
-                <o:OLEObject Type="Embed" ProgID="PBrush" ShapeID="_x0000_i1029" DrawAspect="Content" ObjectID="_1853742727" r:id="rId24"/>
+                <o:OLEObject Type="Embed" ProgID="PBrush" ShapeID="_x0000_i1029" DrawAspect="Content" ObjectID="_1854252456" r:id="rId24"/>
               </w:object>
             </w:r>
           </w:p>
@@ -8544,7 +8544,7 @@
                 <v:shape id="_x0000_i1030" type="#_x0000_t75" style="width:86.25pt;height:31.5pt" o:ole="">
                   <v:imagedata r:id="rId25" o:title=""/>
                 </v:shape>
-                <o:OLEObject Type="Embed" ProgID="PBrush" ShapeID="_x0000_i1030" DrawAspect="Content" ObjectID="_1853742728" r:id="rId26"/>
+                <o:OLEObject Type="Embed" ProgID="PBrush" ShapeID="_x0000_i1030" DrawAspect="Content" ObjectID="_1854252457" r:id="rId26"/>
               </w:object>
             </w:r>
             <w:r>
@@ -9353,7 +9353,7 @@
                 <v:shape id="_x0000_i1031" type="#_x0000_t75" style="width:204.75pt;height:37.5pt" o:ole="">
                   <v:imagedata r:id="rId29" o:title=""/>
                 </v:shape>
-                <o:OLEObject Type="Embed" ProgID="PBrush" ShapeID="_x0000_i1031" DrawAspect="Content" ObjectID="_1853742729" r:id="rId30"/>
+                <o:OLEObject Type="Embed" ProgID="PBrush" ShapeID="_x0000_i1031" DrawAspect="Content" ObjectID="_1854252458" r:id="rId30"/>
               </w:object>
             </w:r>
           </w:p>
@@ -11786,6 +11786,2841 @@
     </w:p>
     <w:p>
       <w:pPr>
+        <w:pStyle w:val="3"/>
+        <w:rPr>
+          <w:rFonts w:hint="eastAsia"/>
+        </w:rPr>
+      </w:pPr>
+      <w:r>
+        <w:rPr>
+          <w:rFonts w:hint="eastAsia"/>
+        </w:rPr>
+        <w:t xml:space="preserve">2.5 </w:t>
+      </w:r>
+      <w:r>
+        <w:t>Ordered pairs</w:t>
+      </w:r>
+      <w:r>
+        <w:rPr>
+          <w:rFonts w:hint="eastAsia"/>
+        </w:rPr>
+        <w:t>（有序对</w:t>
+      </w:r>
+      <w:r>
+        <w:t>）</w:t>
+      </w:r>
+      <w:r>
+        <w:rPr>
+          <w:rFonts w:hint="eastAsia"/>
+        </w:rPr>
+        <w:t xml:space="preserve"> </w:t>
+      </w:r>
+    </w:p>
+    <w:p>
+      <w:pPr>
+        <w:jc w:val="center"/>
+        <w:rPr>
+          <w:rFonts w:hint="eastAsia"/>
+        </w:rPr>
+      </w:pPr>
+      <w:r>
+        <w:rPr>
+          <w:noProof/>
+        </w:rPr>
+        <w:drawing>
+          <wp:inline distT="0" distB="0" distL="0" distR="0" wp14:anchorId="3E6F5A7C" wp14:editId="50EF0E9A">
+            <wp:extent cx="4657136" cy="1066800"/>
+            <wp:effectExtent l="0" t="0" r="0" b="0"/>
+            <wp:docPr id="746429047" name="图片 1"/>
+            <wp:cNvGraphicFramePr>
+              <a:graphicFrameLocks xmlns:a="http://schemas.openxmlformats.org/drawingml/2006/main" noChangeAspect="1"/>
+            </wp:cNvGraphicFramePr>
+            <a:graphic xmlns:a="http://schemas.openxmlformats.org/drawingml/2006/main">
+              <a:graphicData uri="http://schemas.openxmlformats.org/drawingml/2006/picture">
+                <pic:pic xmlns:pic="http://schemas.openxmlformats.org/drawingml/2006/picture">
+                  <pic:nvPicPr>
+                    <pic:cNvPr id="746429047" name=""/>
+                    <pic:cNvPicPr/>
+                  </pic:nvPicPr>
+                  <pic:blipFill>
+                    <a:blip r:embed="rId39"/>
+                    <a:stretch>
+                      <a:fillRect/>
+                    </a:stretch>
+                  </pic:blipFill>
+                  <pic:spPr>
+                    <a:xfrm>
+                      <a:off x="0" y="0"/>
+                      <a:ext cx="4691499" cy="1074672"/>
+                    </a:xfrm>
+                    <a:prstGeom prst="rect">
+                      <a:avLst/>
+                    </a:prstGeom>
+                  </pic:spPr>
+                </pic:pic>
+              </a:graphicData>
+            </a:graphic>
+          </wp:inline>
+        </w:drawing>
+      </w:r>
+    </w:p>
+    <w:p>
+      <w:pPr>
+        <w:pStyle w:val="a9"/>
+        <w:numPr>
+          <w:ilvl w:val="0"/>
+          <w:numId w:val="22"/>
+        </w:numPr>
+        <w:jc w:val="left"/>
+        <w:rPr>
+          <w:rFonts w:hint="eastAsia"/>
+          <w:color w:val="074F6A" w:themeColor="accent4" w:themeShade="80"/>
+          <w:sz w:val="24"/>
+          <w:szCs w:val="24"/>
+        </w:rPr>
+      </w:pPr>
+      <w:r>
+        <w:rPr>
+          <w:rFonts w:hint="eastAsia"/>
+          <w:color w:val="074F6A" w:themeColor="accent4" w:themeShade="80"/>
+          <w:sz w:val="24"/>
+          <w:szCs w:val="24"/>
+        </w:rPr>
+        <w:t>集合中的元素各不相同，但序列中的元素可以重复。</w:t>
+      </w:r>
+    </w:p>
+    <w:p>
+      <w:pPr>
+        <w:pStyle w:val="a9"/>
+        <w:numPr>
+          <w:ilvl w:val="0"/>
+          <w:numId w:val="22"/>
+        </w:numPr>
+        <w:jc w:val="left"/>
+        <w:rPr>
+          <w:rFonts w:hint="eastAsia"/>
+          <w:color w:val="074F6A" w:themeColor="accent4" w:themeShade="80"/>
+          <w:sz w:val="24"/>
+          <w:szCs w:val="24"/>
+        </w:rPr>
+      </w:pPr>
+      <w:r>
+        <w:rPr>
+          <w:rFonts w:hint="eastAsia"/>
+          <w:color w:val="074F6A" w:themeColor="accent4" w:themeShade="80"/>
+          <w:sz w:val="24"/>
+          <w:szCs w:val="24"/>
+        </w:rPr>
+        <w:t>集合中的元素没有顺序，但序列中的元素有顺序。</w:t>
+      </w:r>
+    </w:p>
+    <w:p>
+      <w:pPr>
+        <w:pStyle w:val="a9"/>
+        <w:numPr>
+          <w:ilvl w:val="0"/>
+          <w:numId w:val="22"/>
+        </w:numPr>
+        <w:jc w:val="left"/>
+        <w:rPr>
+          <w:rFonts w:hint="eastAsia"/>
+          <w:color w:val="074F6A" w:themeColor="accent4" w:themeShade="80"/>
+          <w:sz w:val="24"/>
+          <w:szCs w:val="24"/>
+        </w:rPr>
+      </w:pPr>
+      <w:r>
+        <w:rPr>
+          <w:rFonts w:hint="eastAsia"/>
+          <w:color w:val="074F6A" w:themeColor="accent4" w:themeShade="80"/>
+          <w:sz w:val="24"/>
+          <w:szCs w:val="24"/>
+        </w:rPr>
+        <w:t>集合用{}，序列用()。</w:t>
+      </w:r>
+    </w:p>
+    <w:p>
+      <w:pPr>
+        <w:jc w:val="left"/>
+        <w:rPr>
+          <w:rFonts w:hint="eastAsia"/>
+        </w:rPr>
+      </w:pPr>
+    </w:p>
+    <w:p>
+      <w:pPr>
+        <w:pStyle w:val="4"/>
+        <w:numPr>
+          <w:ilvl w:val="1"/>
+          <w:numId w:val="23"/>
+        </w:numPr>
+        <w:jc w:val="left"/>
+        <w:rPr>
+          <w:rFonts w:hint="eastAsia"/>
+        </w:rPr>
+      </w:pPr>
+      <w:r>
+        <w:t>Cartesian products</w:t>
+      </w:r>
+      <w:r>
+        <w:rPr>
+          <w:rFonts w:hint="eastAsia"/>
+        </w:rPr>
+        <w:t>（笛卡尔积）</w:t>
+      </w:r>
+    </w:p>
+    <w:p>
+      <w:pPr>
+        <w:jc w:val="center"/>
+        <w:rPr>
+          <w:rFonts w:hint="eastAsia"/>
+        </w:rPr>
+      </w:pPr>
+      <w:r>
+        <w:rPr>
+          <w:noProof/>
+        </w:rPr>
+        <w:drawing>
+          <wp:inline distT="0" distB="0" distL="0" distR="0" wp14:anchorId="7E1015B0" wp14:editId="4A1D08C8">
+            <wp:extent cx="3990975" cy="980600"/>
+            <wp:effectExtent l="0" t="0" r="0" b="0"/>
+            <wp:docPr id="524464470" name="图片 1"/>
+            <wp:cNvGraphicFramePr>
+              <a:graphicFrameLocks xmlns:a="http://schemas.openxmlformats.org/drawingml/2006/main" noChangeAspect="1"/>
+            </wp:cNvGraphicFramePr>
+            <a:graphic xmlns:a="http://schemas.openxmlformats.org/drawingml/2006/main">
+              <a:graphicData uri="http://schemas.openxmlformats.org/drawingml/2006/picture">
+                <pic:pic xmlns:pic="http://schemas.openxmlformats.org/drawingml/2006/picture">
+                  <pic:nvPicPr>
+                    <pic:cNvPr id="524464470" name=""/>
+                    <pic:cNvPicPr/>
+                  </pic:nvPicPr>
+                  <pic:blipFill>
+                    <a:blip r:embed="rId40"/>
+                    <a:stretch>
+                      <a:fillRect/>
+                    </a:stretch>
+                  </pic:blipFill>
+                  <pic:spPr>
+                    <a:xfrm>
+                      <a:off x="0" y="0"/>
+                      <a:ext cx="4096289" cy="1006476"/>
+                    </a:xfrm>
+                    <a:prstGeom prst="rect">
+                      <a:avLst/>
+                    </a:prstGeom>
+                  </pic:spPr>
+                </pic:pic>
+              </a:graphicData>
+            </a:graphic>
+          </wp:inline>
+        </w:drawing>
+      </w:r>
+    </w:p>
+    <w:p>
+      <w:pPr>
+        <w:pStyle w:val="a9"/>
+        <w:ind w:left="360"/>
+        <w:jc w:val="center"/>
+        <w:rPr>
+          <w:rFonts w:ascii="仿宋" w:eastAsia="仿宋" w:hAnsi="仿宋" w:hint="eastAsia"/>
+          <w:b/>
+          <w:bCs/>
+          <w:sz w:val="28"/>
+          <w:szCs w:val="28"/>
+        </w:rPr>
+      </w:pPr>
+      <w:r>
+        <w:rPr>
+          <w:rFonts w:ascii="Cambria Math" w:hAnsi="Cambria Math" w:cs="Cambria Math"/>
+          <w:noProof/>
+          <w:color w:val="0F4761" w:themeColor="accent1" w:themeShade="BF"/>
+          <w:sz w:val="24"/>
+          <w:szCs w:val="24"/>
+        </w:rPr>
+        <w:drawing>
+          <wp:inline distT="0" distB="0" distL="0" distR="0" wp14:anchorId="56E6C6A2" wp14:editId="6E5F16DB">
+            <wp:extent cx="5276850" cy="1721807"/>
+            <wp:effectExtent l="0" t="0" r="0" b="0"/>
+            <wp:docPr id="1923118799" name="图片 1"/>
+            <wp:cNvGraphicFramePr>
+              <a:graphicFrameLocks xmlns:a="http://schemas.openxmlformats.org/drawingml/2006/main" noChangeAspect="1"/>
+            </wp:cNvGraphicFramePr>
+            <a:graphic xmlns:a="http://schemas.openxmlformats.org/drawingml/2006/main">
+              <a:graphicData uri="http://schemas.openxmlformats.org/drawingml/2006/picture">
+                <pic:pic xmlns:pic="http://schemas.openxmlformats.org/drawingml/2006/picture">
+                  <pic:nvPicPr>
+                    <pic:cNvPr id="1923118799" name=""/>
+                    <pic:cNvPicPr/>
+                  </pic:nvPicPr>
+                  <pic:blipFill>
+                    <a:blip r:embed="rId41"/>
+                    <a:stretch>
+                      <a:fillRect/>
+                    </a:stretch>
+                  </pic:blipFill>
+                  <pic:spPr>
+                    <a:xfrm>
+                      <a:off x="0" y="0"/>
+                      <a:ext cx="5303451" cy="1730487"/>
+                    </a:xfrm>
+                    <a:prstGeom prst="rect">
+                      <a:avLst/>
+                    </a:prstGeom>
+                  </pic:spPr>
+                </pic:pic>
+              </a:graphicData>
+            </a:graphic>
+          </wp:inline>
+        </w:drawing>
+      </w:r>
+    </w:p>
+    <w:p>
+      <w:pPr>
+        <w:pStyle w:val="4"/>
+        <w:numPr>
+          <w:ilvl w:val="1"/>
+          <w:numId w:val="23"/>
+        </w:numPr>
+        <w:jc w:val="left"/>
+        <w:rPr>
+          <w:rFonts w:hint="eastAsia"/>
+        </w:rPr>
+      </w:pPr>
+      <w:r>
+        <w:lastRenderedPageBreak/>
+        <w:t>Tuples</w:t>
+      </w:r>
+      <w:r>
+        <w:rPr>
+          <w:rFonts w:hint="eastAsia"/>
+        </w:rPr>
+        <w:t>（元组）</w:t>
+      </w:r>
+    </w:p>
+    <w:p>
+      <w:pPr>
+        <w:jc w:val="center"/>
+        <w:rPr>
+          <w:rFonts w:hint="eastAsia"/>
+        </w:rPr>
+      </w:pPr>
+      <w:r>
+        <w:rPr>
+          <w:noProof/>
+        </w:rPr>
+        <w:drawing>
+          <wp:inline distT="0" distB="0" distL="0" distR="0" wp14:anchorId="50FCBFE0" wp14:editId="0B59D902">
+            <wp:extent cx="4743450" cy="1913706"/>
+            <wp:effectExtent l="0" t="0" r="0" b="0"/>
+            <wp:docPr id="1358513572" name="图片 1"/>
+            <wp:cNvGraphicFramePr>
+              <a:graphicFrameLocks xmlns:a="http://schemas.openxmlformats.org/drawingml/2006/main" noChangeAspect="1"/>
+            </wp:cNvGraphicFramePr>
+            <a:graphic xmlns:a="http://schemas.openxmlformats.org/drawingml/2006/main">
+              <a:graphicData uri="http://schemas.openxmlformats.org/drawingml/2006/picture">
+                <pic:pic xmlns:pic="http://schemas.openxmlformats.org/drawingml/2006/picture">
+                  <pic:nvPicPr>
+                    <pic:cNvPr id="1358513572" name=""/>
+                    <pic:cNvPicPr/>
+                  </pic:nvPicPr>
+                  <pic:blipFill>
+                    <a:blip r:embed="rId42"/>
+                    <a:stretch>
+                      <a:fillRect/>
+                    </a:stretch>
+                  </pic:blipFill>
+                  <pic:spPr>
+                    <a:xfrm>
+                      <a:off x="0" y="0"/>
+                      <a:ext cx="4757002" cy="1919173"/>
+                    </a:xfrm>
+                    <a:prstGeom prst="rect">
+                      <a:avLst/>
+                    </a:prstGeom>
+                  </pic:spPr>
+                </pic:pic>
+              </a:graphicData>
+            </a:graphic>
+          </wp:inline>
+        </w:drawing>
+      </w:r>
+    </w:p>
+    <w:p>
+      <w:pPr>
+        <w:jc w:val="left"/>
+        <w:rPr>
+          <w:rFonts w:hint="eastAsia"/>
+          <w:color w:val="074F6A" w:themeColor="accent4" w:themeShade="80"/>
+          <w:sz w:val="24"/>
+          <w:szCs w:val="24"/>
+        </w:rPr>
+      </w:pPr>
+      <w:r>
+        <w:rPr>
+          <w:rFonts w:hint="eastAsia"/>
+          <w:color w:val="074F6A" w:themeColor="accent4" w:themeShade="80"/>
+          <w:sz w:val="24"/>
+          <w:szCs w:val="24"/>
+        </w:rPr>
+        <w:t xml:space="preserve"> n-tuple是n个set的Cartesian products</w:t>
+      </w:r>
+      <w:r>
+        <w:rPr>
+          <w:rFonts w:hint="eastAsia"/>
+          <w:color w:val="074F6A" w:themeColor="accent4" w:themeShade="80"/>
+          <w:sz w:val="24"/>
+          <w:szCs w:val="24"/>
+        </w:rPr>
+        <w:t>，其结果(a1,a2,...,an)是每个set出一个值的全排列</w:t>
+      </w:r>
+    </w:p>
+    <w:p>
+      <w:pPr>
+        <w:jc w:val="left"/>
+        <w:rPr>
+          <w:rFonts w:hint="eastAsia"/>
+        </w:rPr>
+      </w:pPr>
+      <w:r>
+        <w:rPr>
+          <w:noProof/>
+        </w:rPr>
+        <w:drawing>
+          <wp:inline distT="0" distB="0" distL="0" distR="0" wp14:anchorId="10E6D308" wp14:editId="023AA151">
+            <wp:extent cx="6645910" cy="1374140"/>
+            <wp:effectExtent l="0" t="0" r="2540" b="0"/>
+            <wp:docPr id="540113046" name="图片 1"/>
+            <wp:cNvGraphicFramePr>
+              <a:graphicFrameLocks xmlns:a="http://schemas.openxmlformats.org/drawingml/2006/main" noChangeAspect="1"/>
+            </wp:cNvGraphicFramePr>
+            <a:graphic xmlns:a="http://schemas.openxmlformats.org/drawingml/2006/main">
+              <a:graphicData uri="http://schemas.openxmlformats.org/drawingml/2006/picture">
+                <pic:pic xmlns:pic="http://schemas.openxmlformats.org/drawingml/2006/picture">
+                  <pic:nvPicPr>
+                    <pic:cNvPr id="540113046" name=""/>
+                    <pic:cNvPicPr/>
+                  </pic:nvPicPr>
+                  <pic:blipFill>
+                    <a:blip r:embed="rId43"/>
+                    <a:stretch>
+                      <a:fillRect/>
+                    </a:stretch>
+                  </pic:blipFill>
+                  <pic:spPr>
+                    <a:xfrm>
+                      <a:off x="0" y="0"/>
+                      <a:ext cx="6645910" cy="1374140"/>
+                    </a:xfrm>
+                    <a:prstGeom prst="rect">
+                      <a:avLst/>
+                    </a:prstGeom>
+                  </pic:spPr>
+                </pic:pic>
+              </a:graphicData>
+            </a:graphic>
+          </wp:inline>
+        </w:drawing>
+      </w:r>
+    </w:p>
+    <w:p>
+      <w:pPr>
+        <w:jc w:val="left"/>
+        <w:rPr>
+          <w:rFonts w:hint="eastAsia"/>
+        </w:rPr>
+      </w:pPr>
+    </w:p>
+    <w:p>
+      <w:pPr>
+        <w:pStyle w:val="4"/>
+        <w:numPr>
+          <w:ilvl w:val="1"/>
+          <w:numId w:val="23"/>
+        </w:numPr>
+        <w:ind w:left="567" w:hanging="567"/>
+        <w:jc w:val="left"/>
+        <w:rPr>
+          <w:rFonts w:hint="eastAsia"/>
+        </w:rPr>
+      </w:pPr>
+      <w:r>
+        <w:t>Data structures</w:t>
+      </w:r>
+    </w:p>
+    <w:p>
+      <w:pPr>
+        <w:rPr>
+          <w:rFonts w:hint="eastAsia"/>
+        </w:rPr>
+      </w:pPr>
+      <w:r>
+        <w:rPr>
+          <w:rFonts w:hint="eastAsia"/>
+          <w:noProof/>
+        </w:rPr>
+        <w:drawing>
+          <wp:inline distT="0" distB="0" distL="0" distR="0" wp14:anchorId="1E4B57E0" wp14:editId="4B76EFBD">
+            <wp:extent cx="6638925" cy="2905125"/>
+            <wp:effectExtent l="0" t="0" r="9525" b="9525"/>
+            <wp:docPr id="2096370922" name="图片 1"/>
+            <wp:cNvGraphicFramePr>
+              <a:graphicFrameLocks xmlns:a="http://schemas.openxmlformats.org/drawingml/2006/main" noChangeAspect="1"/>
+            </wp:cNvGraphicFramePr>
+            <a:graphic xmlns:a="http://schemas.openxmlformats.org/drawingml/2006/main">
+              <a:graphicData uri="http://schemas.openxmlformats.org/drawingml/2006/picture">
+                <pic:pic xmlns:pic="http://schemas.openxmlformats.org/drawingml/2006/picture">
+                  <pic:nvPicPr>
+                    <pic:cNvPr id="0" name="Picture 13"/>
+                    <pic:cNvPicPr>
+                      <a:picLocks noChangeAspect="1" noChangeArrowheads="1"/>
+                    </pic:cNvPicPr>
+                  </pic:nvPicPr>
+                  <pic:blipFill>
+                    <a:blip r:embed="rId44">
+                      <a:extLst>
+                        <a:ext uri="{28A0092B-C50C-407E-A947-70E740481C1C}">
+                          <a14:useLocalDpi xmlns:a14="http://schemas.microsoft.com/office/drawing/2010/main" val="0"/>
+                        </a:ext>
+                      </a:extLst>
+                    </a:blip>
+                    <a:srcRect/>
+                    <a:stretch>
+                      <a:fillRect/>
+                    </a:stretch>
+                  </pic:blipFill>
+                  <pic:spPr bwMode="auto">
+                    <a:xfrm>
+                      <a:off x="0" y="0"/>
+                      <a:ext cx="6638925" cy="2905125"/>
+                    </a:xfrm>
+                    <a:prstGeom prst="rect">
+                      <a:avLst/>
+                    </a:prstGeom>
+                    <a:noFill/>
+                    <a:ln>
+                      <a:noFill/>
+                    </a:ln>
+                  </pic:spPr>
+                </pic:pic>
+              </a:graphicData>
+            </a:graphic>
+          </wp:inline>
+        </w:drawing>
+      </w:r>
+    </w:p>
+    <w:p>
+      <w:pPr>
+        <w:widowControl/>
+        <w:jc w:val="left"/>
+        <w:rPr>
+          <w:rFonts w:hint="eastAsia"/>
+        </w:rPr>
+      </w:pPr>
+      <w:r>
+        <w:rPr>
+          <w:rFonts w:hint="eastAsia"/>
+        </w:rPr>
+        <w:br w:type="page"/>
+      </w:r>
+    </w:p>
+    <w:p>
+      <w:pPr>
+        <w:pStyle w:val="2"/>
+        <w:rPr>
+          <w:rFonts w:hint="eastAsia"/>
+        </w:rPr>
+      </w:pPr>
+      <w:r>
+        <w:rPr>
+          <w:rFonts w:hint="eastAsia"/>
+        </w:rPr>
+        <w:lastRenderedPageBreak/>
+        <w:t xml:space="preserve">3. </w:t>
+      </w:r>
+      <w:r>
+        <w:rPr>
+          <w:rFonts w:hint="eastAsia"/>
+        </w:rPr>
+        <w:t>Function（函数）</w:t>
+      </w:r>
+    </w:p>
+    <w:p>
+      <w:pPr>
+        <w:pStyle w:val="3"/>
+        <w:rPr>
+          <w:rFonts w:hint="eastAsia"/>
+        </w:rPr>
+      </w:pPr>
+      <w:r>
+        <w:rPr>
+          <w:rFonts w:hint="eastAsia"/>
+        </w:rPr>
+        <w:t>3.1 概念和定义</w:t>
+      </w:r>
+    </w:p>
+    <w:p>
+      <w:pPr>
+        <w:pStyle w:val="4"/>
+        <w:rPr>
+          <w:rFonts w:hint="eastAsia"/>
+        </w:rPr>
+      </w:pPr>
+      <w:r>
+        <w:rPr>
+          <w:rFonts w:hint="eastAsia"/>
+        </w:rPr>
+        <w:t>3.1.1 domain、codomain、range/image(</w:t>
+      </w:r>
+      <w:r>
+        <w:rPr>
+          <w:rFonts w:hint="eastAsia"/>
+          <w:color w:val="074F6A" w:themeColor="accent4" w:themeShade="80"/>
+        </w:rPr>
+        <w:t>定义</w:t>
+      </w:r>
+      <w:r>
+        <w:rPr>
+          <w:rFonts w:hint="eastAsia"/>
+        </w:rPr>
+        <w:t>域</w:t>
+      </w:r>
+      <w:r>
+        <w:rPr>
+          <w:rFonts w:hint="eastAsia"/>
+        </w:rPr>
+        <w:t>，</w:t>
+      </w:r>
+      <w:r>
+        <w:rPr>
+          <w:rFonts w:hint="eastAsia"/>
+        </w:rPr>
+        <w:t>陪域</w:t>
+      </w:r>
+      <w:r>
+        <w:rPr>
+          <w:rFonts w:hint="eastAsia"/>
+        </w:rPr>
+        <w:t>，值</w:t>
+      </w:r>
+      <w:r>
+        <w:rPr>
+          <w:rFonts w:hint="eastAsia"/>
+        </w:rPr>
+        <w:t>域</w:t>
+      </w:r>
+      <w:r>
+        <w:rPr>
+          <w:rFonts w:hint="eastAsia"/>
+        </w:rPr>
+        <w:t>/像)</w:t>
+      </w:r>
+    </w:p>
+    <w:p>
+      <w:pPr>
+        <w:rPr>
+          <w:rFonts w:hint="eastAsia"/>
+        </w:rPr>
+      </w:pPr>
+      <w:r>
+        <w:rPr>
+          <w:rFonts w:hint="eastAsia"/>
+          <w:noProof/>
+        </w:rPr>
+        <w:drawing>
+          <wp:inline distT="0" distB="0" distL="0" distR="0" wp14:anchorId="6BDF72D4" wp14:editId="76452E51">
+            <wp:extent cx="6638925" cy="1247775"/>
+            <wp:effectExtent l="0" t="0" r="9525" b="9525"/>
+            <wp:docPr id="778487101" name="图片 4"/>
+            <wp:cNvGraphicFramePr>
+              <a:graphicFrameLocks xmlns:a="http://schemas.openxmlformats.org/drawingml/2006/main" noChangeAspect="1"/>
+            </wp:cNvGraphicFramePr>
+            <a:graphic xmlns:a="http://schemas.openxmlformats.org/drawingml/2006/main">
+              <a:graphicData uri="http://schemas.openxmlformats.org/drawingml/2006/picture">
+                <pic:pic xmlns:pic="http://schemas.openxmlformats.org/drawingml/2006/picture">
+                  <pic:nvPicPr>
+                    <pic:cNvPr id="0" name="Picture 16"/>
+                    <pic:cNvPicPr>
+                      <a:picLocks noChangeAspect="1" noChangeArrowheads="1"/>
+                    </pic:cNvPicPr>
+                  </pic:nvPicPr>
+                  <pic:blipFill>
+                    <a:blip r:embed="rId45">
+                      <a:extLst>
+                        <a:ext uri="{28A0092B-C50C-407E-A947-70E740481C1C}">
+                          <a14:useLocalDpi xmlns:a14="http://schemas.microsoft.com/office/drawing/2010/main" val="0"/>
+                        </a:ext>
+                      </a:extLst>
+                    </a:blip>
+                    <a:srcRect/>
+                    <a:stretch>
+                      <a:fillRect/>
+                    </a:stretch>
+                  </pic:blipFill>
+                  <pic:spPr bwMode="auto">
+                    <a:xfrm>
+                      <a:off x="0" y="0"/>
+                      <a:ext cx="6638925" cy="1247775"/>
+                    </a:xfrm>
+                    <a:prstGeom prst="rect">
+                      <a:avLst/>
+                    </a:prstGeom>
+                    <a:noFill/>
+                    <a:ln>
+                      <a:noFill/>
+                    </a:ln>
+                  </pic:spPr>
+                </pic:pic>
+              </a:graphicData>
+            </a:graphic>
+          </wp:inline>
+        </w:drawing>
+      </w:r>
+    </w:p>
+    <w:p>
+      <w:pPr>
+        <w:jc w:val="center"/>
+        <w:rPr>
+          <w:rFonts w:hint="eastAsia"/>
+          <w:color w:val="074F6A" w:themeColor="accent4" w:themeShade="80"/>
+        </w:rPr>
+      </w:pPr>
+      <w:r>
+        <w:rPr>
+          <w:rFonts w:hint="eastAsia"/>
+          <w:noProof/>
+          <w:color w:val="074F6A" w:themeColor="accent4" w:themeShade="80"/>
+        </w:rPr>
+        <w:drawing>
+          <wp:inline distT="0" distB="0" distL="0" distR="0" wp14:anchorId="570ECAA4" wp14:editId="6D80E119">
+            <wp:extent cx="4396435" cy="1704999"/>
+            <wp:effectExtent l="0" t="0" r="4445" b="0"/>
+            <wp:docPr id="93245409" name="图片 1"/>
+            <wp:cNvGraphicFramePr>
+              <a:graphicFrameLocks xmlns:a="http://schemas.openxmlformats.org/drawingml/2006/main" noChangeAspect="1"/>
+            </wp:cNvGraphicFramePr>
+            <a:graphic xmlns:a="http://schemas.openxmlformats.org/drawingml/2006/main">
+              <a:graphicData uri="http://schemas.openxmlformats.org/drawingml/2006/picture">
+                <pic:pic xmlns:pic="http://schemas.openxmlformats.org/drawingml/2006/picture">
+                  <pic:nvPicPr>
+                    <pic:cNvPr id="0" name="Picture 13"/>
+                    <pic:cNvPicPr>
+                      <a:picLocks noChangeAspect="1" noChangeArrowheads="1"/>
+                    </pic:cNvPicPr>
+                  </pic:nvPicPr>
+                  <pic:blipFill>
+                    <a:blip r:embed="rId46">
+                      <a:extLst>
+                        <a:ext uri="{28A0092B-C50C-407E-A947-70E740481C1C}">
+                          <a14:useLocalDpi xmlns:a14="http://schemas.microsoft.com/office/drawing/2010/main" val="0"/>
+                        </a:ext>
+                      </a:extLst>
+                    </a:blip>
+                    <a:srcRect/>
+                    <a:stretch>
+                      <a:fillRect/>
+                    </a:stretch>
+                  </pic:blipFill>
+                  <pic:spPr bwMode="auto">
+                    <a:xfrm>
+                      <a:off x="0" y="0"/>
+                      <a:ext cx="4402335" cy="1707287"/>
+                    </a:xfrm>
+                    <a:prstGeom prst="rect">
+                      <a:avLst/>
+                    </a:prstGeom>
+                    <a:noFill/>
+                    <a:ln>
+                      <a:noFill/>
+                    </a:ln>
+                  </pic:spPr>
+                </pic:pic>
+              </a:graphicData>
+            </a:graphic>
+          </wp:inline>
+        </w:drawing>
+      </w:r>
+    </w:p>
+    <w:p>
+      <w:pPr>
+        <w:jc w:val="center"/>
+        <w:rPr>
+          <w:rFonts w:hint="eastAsia"/>
+          <w:color w:val="074F6A" w:themeColor="accent4" w:themeShade="80"/>
+        </w:rPr>
+      </w:pPr>
+    </w:p>
+    <w:p>
+      <w:pPr>
+        <w:pStyle w:val="4"/>
+        <w:rPr>
+          <w:rFonts w:hint="eastAsia"/>
+        </w:rPr>
+      </w:pPr>
+      <w:r>
+        <w:rPr>
+          <w:rFonts w:hint="eastAsia"/>
+        </w:rPr>
+        <w:t xml:space="preserve">3.1.2 </w:t>
+      </w:r>
+      <w:r>
+        <w:t>notation</w:t>
+      </w:r>
+      <w:r>
+        <w:rPr>
+          <w:rFonts w:hint="eastAsia"/>
+        </w:rPr>
+        <w:t>（函数表示法）</w:t>
+      </w:r>
+    </w:p>
+    <w:p>
+      <w:pPr>
+        <w:rPr>
+          <w:rFonts w:hint="eastAsia"/>
+        </w:rPr>
+      </w:pPr>
+      <w:r>
+        <w:rPr>
+          <w:noProof/>
+        </w:rPr>
+        <w:drawing>
+          <wp:inline distT="0" distB="0" distL="0" distR="0" wp14:anchorId="04486F07" wp14:editId="69D8053B">
+            <wp:extent cx="6645910" cy="492125"/>
+            <wp:effectExtent l="0" t="0" r="2540" b="3175"/>
+            <wp:docPr id="824599875" name="图片 1"/>
+            <wp:cNvGraphicFramePr>
+              <a:graphicFrameLocks xmlns:a="http://schemas.openxmlformats.org/drawingml/2006/main" noChangeAspect="1"/>
+            </wp:cNvGraphicFramePr>
+            <a:graphic xmlns:a="http://schemas.openxmlformats.org/drawingml/2006/main">
+              <a:graphicData uri="http://schemas.openxmlformats.org/drawingml/2006/picture">
+                <pic:pic xmlns:pic="http://schemas.openxmlformats.org/drawingml/2006/picture">
+                  <pic:nvPicPr>
+                    <pic:cNvPr id="824599875" name=""/>
+                    <pic:cNvPicPr/>
+                  </pic:nvPicPr>
+                  <pic:blipFill>
+                    <a:blip r:embed="rId47"/>
+                    <a:stretch>
+                      <a:fillRect/>
+                    </a:stretch>
+                  </pic:blipFill>
+                  <pic:spPr>
+                    <a:xfrm>
+                      <a:off x="0" y="0"/>
+                      <a:ext cx="6645910" cy="492125"/>
+                    </a:xfrm>
+                    <a:prstGeom prst="rect">
+                      <a:avLst/>
+                    </a:prstGeom>
+                  </pic:spPr>
+                </pic:pic>
+              </a:graphicData>
+            </a:graphic>
+          </wp:inline>
+        </w:drawing>
+      </w:r>
+    </w:p>
+    <w:p>
+      <w:pPr>
+        <w:pStyle w:val="a9"/>
+        <w:numPr>
+          <w:ilvl w:val="0"/>
+          <w:numId w:val="25"/>
+        </w:numPr>
+        <w:rPr>
+          <w:rFonts w:hint="eastAsia"/>
+          <w:color w:val="074F6A" w:themeColor="accent4" w:themeShade="80"/>
+        </w:rPr>
+      </w:pPr>
+      <w:r>
+        <w:rPr>
+          <w:color w:val="074F6A" w:themeColor="accent4" w:themeShade="80"/>
+        </w:rPr>
+        <w:t>我们写f:</w:t>
+      </w:r>
+      <w:r>
+        <w:rPr>
+          <w:rFonts w:hint="eastAsia"/>
+          <w:color w:val="074F6A" w:themeColor="accent4" w:themeShade="80"/>
+        </w:rPr>
+        <w:t xml:space="preserve"> </w:t>
+      </w:r>
+      <w:r>
+        <w:rPr>
+          <w:color w:val="074F6A" w:themeColor="accent4" w:themeShade="80"/>
+        </w:rPr>
+        <w:t>A→ B表示f是从</w:t>
+      </w:r>
+      <w:r>
+        <w:rPr>
+          <w:rFonts w:hint="eastAsia"/>
+          <w:color w:val="074F6A" w:themeColor="accent4" w:themeShade="80"/>
+        </w:rPr>
+        <w:t>domain A</w:t>
+      </w:r>
+      <w:r>
+        <w:rPr>
+          <w:color w:val="074F6A" w:themeColor="accent4" w:themeShade="80"/>
+        </w:rPr>
+        <w:t>到</w:t>
+      </w:r>
+      <w:r>
+        <w:rPr>
+          <w:rFonts w:hint="eastAsia"/>
+          <w:color w:val="074F6A" w:themeColor="accent4" w:themeShade="80"/>
+        </w:rPr>
+        <w:t>codomain B</w:t>
+      </w:r>
+      <w:r>
+        <w:rPr>
+          <w:color w:val="074F6A" w:themeColor="accent4" w:themeShade="80"/>
+        </w:rPr>
+        <w:t>的</w:t>
+      </w:r>
+      <w:r>
+        <w:rPr>
+          <w:rFonts w:hint="eastAsia"/>
+          <w:color w:val="074F6A" w:themeColor="accent4" w:themeShade="80"/>
+        </w:rPr>
+        <w:t>function。</w:t>
+      </w:r>
+    </w:p>
+    <w:p>
+      <w:pPr>
+        <w:pStyle w:val="a9"/>
+        <w:numPr>
+          <w:ilvl w:val="0"/>
+          <w:numId w:val="25"/>
+        </w:numPr>
+        <w:rPr>
+          <w:rFonts w:hint="eastAsia"/>
+          <w:color w:val="074F6A" w:themeColor="accent4" w:themeShade="80"/>
+        </w:rPr>
+      </w:pPr>
+      <w:r>
+        <w:rPr>
+          <w:color w:val="074F6A" w:themeColor="accent4" w:themeShade="80"/>
+        </w:rPr>
+        <w:t>如果a∈</w:t>
+      </w:r>
+      <w:r>
+        <w:rPr>
+          <w:rFonts w:hint="eastAsia"/>
+          <w:color w:val="074F6A" w:themeColor="accent4" w:themeShade="80"/>
+        </w:rPr>
+        <w:t>A</w:t>
+      </w:r>
+      <w:r>
+        <w:rPr>
+          <w:color w:val="074F6A" w:themeColor="accent4" w:themeShade="80"/>
+        </w:rPr>
+        <w:t>，</w:t>
+      </w:r>
+      <w:r>
+        <w:rPr>
+          <w:rFonts w:hint="eastAsia"/>
+          <w:color w:val="074F6A" w:themeColor="accent4" w:themeShade="80"/>
+        </w:rPr>
+        <w:t>b</w:t>
+      </w:r>
+      <w:r>
+        <w:rPr>
+          <w:color w:val="074F6A" w:themeColor="accent4" w:themeShade="80"/>
+        </w:rPr>
+        <w:t>是B中唯一的元素，使得（a，B）在函数中，那么我们写f（a）=</w:t>
+      </w:r>
+      <w:r>
+        <w:rPr>
+          <w:rFonts w:hint="eastAsia"/>
+          <w:color w:val="074F6A" w:themeColor="accent4" w:themeShade="80"/>
+        </w:rPr>
+        <w:t>b</w:t>
+      </w:r>
+      <w:r>
+        <w:rPr>
+          <w:color w:val="074F6A" w:themeColor="accent4" w:themeShade="80"/>
+        </w:rPr>
+        <w:t>，我们说</w:t>
+      </w:r>
+      <w:r>
+        <w:rPr>
+          <w:rFonts w:hint="eastAsia"/>
+          <w:color w:val="074F6A" w:themeColor="accent4" w:themeShade="80"/>
+        </w:rPr>
+        <w:t>b is the image of a</w:t>
+      </w:r>
+      <w:r>
+        <w:rPr>
+          <w:rFonts w:hint="eastAsia"/>
+          <w:color w:val="074F6A" w:themeColor="accent4" w:themeShade="80"/>
+        </w:rPr>
+        <w:t>（b是a的像）</w:t>
+      </w:r>
+      <w:r>
+        <w:rPr>
+          <w:color w:val="074F6A" w:themeColor="accent4" w:themeShade="80"/>
+        </w:rPr>
+        <w:t>。</w:t>
+      </w:r>
+      <w:r>
+        <w:rPr>
+          <w:rFonts w:hint="eastAsia"/>
+          <w:color w:val="074F6A" w:themeColor="accent4" w:themeShade="80"/>
+        </w:rPr>
+        <w:t>我们还可以说</w:t>
+      </w:r>
+      <w:r>
+        <w:rPr>
+          <w:rFonts w:hint="eastAsia"/>
+          <w:color w:val="074F6A" w:themeColor="accent4" w:themeShade="80"/>
+        </w:rPr>
+        <w:t>a is mapped to b</w:t>
+      </w:r>
+      <w:r>
+        <w:rPr>
+          <w:rFonts w:hint="eastAsia"/>
+          <w:color w:val="074F6A" w:themeColor="accent4" w:themeShade="80"/>
+        </w:rPr>
+        <w:t>（a映射到b）,即f: a-&gt;b</w:t>
+      </w:r>
+    </w:p>
+    <w:p>
+      <w:pPr>
+        <w:pStyle w:val="a9"/>
+        <w:numPr>
+          <w:ilvl w:val="0"/>
+          <w:numId w:val="25"/>
+        </w:numPr>
+        <w:rPr>
+          <w:rFonts w:hint="eastAsia"/>
+          <w:color w:val="074F6A" w:themeColor="accent4" w:themeShade="80"/>
+        </w:rPr>
+      </w:pPr>
+      <w:r>
+        <w:rPr>
+          <w:rFonts w:hint="eastAsia"/>
+          <w:color w:val="074F6A" w:themeColor="accent4" w:themeShade="80"/>
+        </w:rPr>
+        <w:t>两种表示法的区别：</w:t>
+      </w:r>
+    </w:p>
+    <w:p>
+      <w:pPr>
+        <w:pStyle w:val="a9"/>
+        <w:numPr>
+          <w:ilvl w:val="1"/>
+          <w:numId w:val="25"/>
+        </w:numPr>
+        <w:rPr>
+          <w:rFonts w:hint="eastAsia"/>
+          <w:color w:val="074F6A" w:themeColor="accent4" w:themeShade="80"/>
+        </w:rPr>
+      </w:pPr>
+      <w:r>
+        <w:rPr>
+          <w:rFonts w:hint="eastAsia"/>
+          <w:color w:val="074F6A" w:themeColor="accent4" w:themeShade="80"/>
+        </w:rPr>
+        <w:t xml:space="preserve">f: A -&gt; B       </w:t>
+      </w:r>
+      <w:r>
+        <w:rPr>
+          <w:color w:val="074F6A" w:themeColor="accent4" w:themeShade="80"/>
+        </w:rPr>
+        <w:t>f是一个具有</w:t>
+      </w:r>
+      <w:r>
+        <w:rPr>
+          <w:rFonts w:hint="eastAsia"/>
+          <w:color w:val="074F6A" w:themeColor="accent4" w:themeShade="80"/>
+        </w:rPr>
+        <w:t>domain A</w:t>
+      </w:r>
+      <w:r>
+        <w:rPr>
+          <w:color w:val="074F6A" w:themeColor="accent4" w:themeShade="80"/>
+        </w:rPr>
+        <w:t>和</w:t>
+      </w:r>
+      <w:r>
+        <w:rPr>
+          <w:rFonts w:hint="eastAsia"/>
+          <w:color w:val="074F6A" w:themeColor="accent4" w:themeShade="80"/>
+        </w:rPr>
+        <w:t>codomain B</w:t>
+      </w:r>
+      <w:r>
+        <w:rPr>
+          <w:color w:val="074F6A" w:themeColor="accent4" w:themeShade="80"/>
+        </w:rPr>
+        <w:t>的函数</w:t>
+      </w:r>
+    </w:p>
+    <w:p>
+      <w:pPr>
+        <w:pStyle w:val="a9"/>
+        <w:numPr>
+          <w:ilvl w:val="1"/>
+          <w:numId w:val="25"/>
+        </w:numPr>
+        <w:rPr>
+          <w:rFonts w:hint="eastAsia"/>
+          <w:color w:val="074F6A" w:themeColor="accent4" w:themeShade="80"/>
+        </w:rPr>
+      </w:pPr>
+      <w:r>
+        <w:rPr>
+          <w:rFonts w:hint="eastAsia"/>
+          <w:color w:val="074F6A" w:themeColor="accent4" w:themeShade="80"/>
+        </w:rPr>
+        <w:t xml:space="preserve">f: a-&gt;b         </w:t>
+      </w:r>
+      <w:r>
+        <w:rPr>
+          <w:color w:val="074F6A" w:themeColor="accent4" w:themeShade="80"/>
+        </w:rPr>
+        <w:t>函数f将元素a映射到元素b。</w:t>
+      </w:r>
+    </w:p>
+    <w:p>
+      <w:pPr>
+        <w:rPr>
+          <w:rFonts w:hint="eastAsia"/>
+          <w:color w:val="074F6A" w:themeColor="accent4" w:themeShade="80"/>
+        </w:rPr>
+      </w:pPr>
+    </w:p>
+    <w:p>
+      <w:pPr>
+        <w:pStyle w:val="4"/>
+        <w:rPr>
+          <w:rFonts w:hint="eastAsia"/>
+        </w:rPr>
+      </w:pPr>
+      <w:r>
+        <w:rPr>
+          <w:rFonts w:hint="eastAsia"/>
+        </w:rPr>
+        <w:t>3.1.3 definition</w:t>
+      </w:r>
+    </w:p>
+    <w:p>
+      <w:pPr>
+        <w:rPr>
+          <w:rFonts w:hint="eastAsia"/>
+        </w:rPr>
+      </w:pPr>
+      <w:r>
+        <w:rPr>
+          <w:rFonts w:hint="eastAsia"/>
+          <w:noProof/>
+        </w:rPr>
+        <w:drawing>
+          <wp:inline distT="0" distB="0" distL="0" distR="0" wp14:anchorId="1F4D9049" wp14:editId="7DA510EA">
+            <wp:extent cx="6962775" cy="539440"/>
+            <wp:effectExtent l="0" t="0" r="0" b="0"/>
+            <wp:docPr id="197557337" name="图片 8"/>
+            <wp:cNvGraphicFramePr>
+              <a:graphicFrameLocks xmlns:a="http://schemas.openxmlformats.org/drawingml/2006/main" noChangeAspect="1"/>
+            </wp:cNvGraphicFramePr>
+            <a:graphic xmlns:a="http://schemas.openxmlformats.org/drawingml/2006/main">
+              <a:graphicData uri="http://schemas.openxmlformats.org/drawingml/2006/picture">
+                <pic:pic xmlns:pic="http://schemas.openxmlformats.org/drawingml/2006/picture">
+                  <pic:nvPicPr>
+                    <pic:cNvPr id="0" name="Picture 20"/>
+                    <pic:cNvPicPr>
+                      <a:picLocks noChangeAspect="1" noChangeArrowheads="1"/>
+                    </pic:cNvPicPr>
+                  </pic:nvPicPr>
+                  <pic:blipFill>
+                    <a:blip r:embed="rId48">
+                      <a:extLst>
+                        <a:ext uri="{28A0092B-C50C-407E-A947-70E740481C1C}">
+                          <a14:useLocalDpi xmlns:a14="http://schemas.microsoft.com/office/drawing/2010/main" val="0"/>
+                        </a:ext>
+                      </a:extLst>
+                    </a:blip>
+                    <a:srcRect/>
+                    <a:stretch>
+                      <a:fillRect/>
+                    </a:stretch>
+                  </pic:blipFill>
+                  <pic:spPr bwMode="auto">
+                    <a:xfrm>
+                      <a:off x="0" y="0"/>
+                      <a:ext cx="7058812" cy="546880"/>
+                    </a:xfrm>
+                    <a:prstGeom prst="rect">
+                      <a:avLst/>
+                    </a:prstGeom>
+                    <a:noFill/>
+                    <a:ln>
+                      <a:noFill/>
+                    </a:ln>
+                  </pic:spPr>
+                </pic:pic>
+              </a:graphicData>
+            </a:graphic>
+          </wp:inline>
+        </w:drawing>
+      </w:r>
+    </w:p>
+    <w:p>
+      <w:pPr>
+        <w:rPr>
+          <w:rFonts w:hint="eastAsia"/>
+          <w:color w:val="074F6A" w:themeColor="accent4" w:themeShade="80"/>
+        </w:rPr>
+      </w:pPr>
+      <w:r>
+        <w:rPr>
+          <w:color w:val="074F6A" w:themeColor="accent4" w:themeShade="80"/>
+        </w:rPr>
+        <w:t>假设A和B是集合。一个以A为</w:t>
+      </w:r>
+      <w:r>
+        <w:rPr>
+          <w:rFonts w:hint="eastAsia"/>
+          <w:color w:val="074F6A" w:themeColor="accent4" w:themeShade="80"/>
+        </w:rPr>
+        <w:t>domain</w:t>
+      </w:r>
+      <w:r>
+        <w:rPr>
+          <w:color w:val="074F6A" w:themeColor="accent4" w:themeShade="80"/>
+        </w:rPr>
+        <w:t>、B为</w:t>
+      </w:r>
+      <w:r>
+        <w:rPr>
+          <w:rFonts w:hint="eastAsia"/>
+          <w:color w:val="074F6A" w:themeColor="accent4" w:themeShade="80"/>
+        </w:rPr>
+        <w:t>codomain</w:t>
+      </w:r>
+      <w:r>
+        <w:rPr>
+          <w:color w:val="074F6A" w:themeColor="accent4" w:themeShade="80"/>
+        </w:rPr>
+        <w:t>的</w:t>
+      </w:r>
+      <w:r>
+        <w:rPr>
+          <w:rFonts w:hint="eastAsia"/>
+          <w:color w:val="074F6A" w:themeColor="accent4" w:themeShade="80"/>
+        </w:rPr>
+        <w:t>funton</w:t>
+      </w:r>
+      <w:r>
+        <w:rPr>
+          <w:color w:val="074F6A" w:themeColor="accent4" w:themeShade="80"/>
+        </w:rPr>
+        <w:t>是一个A x B</w:t>
+      </w:r>
+      <w:r>
+        <w:rPr>
+          <w:rFonts w:hint="eastAsia"/>
+          <w:color w:val="074F6A" w:themeColor="accent4" w:themeShade="80"/>
+        </w:rPr>
+        <w:t>的</w:t>
+      </w:r>
+      <w:r>
+        <w:rPr>
+          <w:color w:val="074F6A" w:themeColor="accent4" w:themeShade="80"/>
+        </w:rPr>
+        <w:t>子集，</w:t>
+      </w:r>
+      <w:r>
+        <w:rPr>
+          <w:color w:val="EE0000"/>
+        </w:rPr>
+        <w:t>对于每个元素</w:t>
+      </w:r>
+      <w:r>
+        <w:rPr>
+          <w:rFonts w:hint="eastAsia"/>
+          <w:color w:val="EE0000"/>
+        </w:rPr>
+        <w:t>a∈</w:t>
+      </w:r>
+      <w:r>
+        <w:rPr>
+          <w:color w:val="EE0000"/>
+        </w:rPr>
+        <w:t>A</w:t>
+      </w:r>
+      <w:r>
+        <w:rPr>
+          <w:color w:val="074F6A" w:themeColor="accent4" w:themeShade="80"/>
+        </w:rPr>
+        <w:t>，f中都有一个以</w:t>
+      </w:r>
+      <w:r>
+        <w:rPr>
+          <w:rFonts w:hint="eastAsia"/>
+          <w:color w:val="074F6A" w:themeColor="accent4" w:themeShade="80"/>
+        </w:rPr>
+        <w:t>a</w:t>
+      </w:r>
+      <w:r>
+        <w:rPr>
+          <w:color w:val="074F6A" w:themeColor="accent4" w:themeShade="80"/>
+        </w:rPr>
+        <w:t>为第一个元素的有序对。</w:t>
+      </w:r>
+    </w:p>
+    <w:p>
+      <w:pPr>
+        <w:rPr>
+          <w:rFonts w:hint="eastAsia"/>
+          <w:color w:val="074F6A" w:themeColor="accent4" w:themeShade="80"/>
+        </w:rPr>
+      </w:pPr>
+      <w:r>
+        <w:rPr>
+          <w:rFonts w:hint="eastAsia"/>
+          <w:color w:val="074F6A" w:themeColor="accent4" w:themeShade="80"/>
+        </w:rPr>
+        <w:t>函数判断关键：</w:t>
+      </w:r>
+    </w:p>
+    <w:p>
+      <w:pPr>
+        <w:pStyle w:val="a9"/>
+        <w:numPr>
+          <w:ilvl w:val="0"/>
+          <w:numId w:val="26"/>
+        </w:numPr>
+        <w:rPr>
+          <w:rFonts w:hint="eastAsia"/>
+          <w:color w:val="074F6A" w:themeColor="accent4" w:themeShade="80"/>
+        </w:rPr>
+      </w:pPr>
+      <w:r>
+        <w:rPr>
+          <w:rFonts w:hint="eastAsia"/>
+          <w:color w:val="EE0000"/>
+        </w:rPr>
+        <w:t>需要domain A中的每个元素都出现</w:t>
+      </w:r>
+    </w:p>
+    <w:p>
+      <w:pPr>
+        <w:pStyle w:val="a9"/>
+        <w:numPr>
+          <w:ilvl w:val="0"/>
+          <w:numId w:val="26"/>
+        </w:numPr>
+        <w:rPr>
+          <w:rFonts w:hint="eastAsia"/>
+          <w:color w:val="074F6A" w:themeColor="accent4" w:themeShade="80"/>
+        </w:rPr>
+      </w:pPr>
+      <w:r>
+        <w:rPr>
+          <w:rFonts w:hint="eastAsia"/>
+          <w:color w:val="EE0000"/>
+        </w:rPr>
+        <w:t>每一个a∈</w:t>
+      </w:r>
+      <w:r>
+        <w:rPr>
+          <w:color w:val="EE0000"/>
+        </w:rPr>
+        <w:t>A</w:t>
+      </w:r>
+      <w:r>
+        <w:rPr>
+          <w:rFonts w:hint="eastAsia"/>
+          <w:color w:val="EE0000"/>
+        </w:rPr>
+        <w:t>，只有唯一的y对应（1对1映射）</w:t>
+      </w:r>
+    </w:p>
+    <w:p>
+      <w:pPr>
+        <w:jc w:val="left"/>
+        <w:rPr>
+          <w:rFonts w:hint="eastAsia"/>
+          <w:color w:val="074F6A" w:themeColor="accent4" w:themeShade="80"/>
+        </w:rPr>
+      </w:pPr>
+    </w:p>
+    <w:p>
+      <w:pPr>
+        <w:pStyle w:val="4"/>
+        <w:rPr>
+          <w:rFonts w:hint="eastAsia"/>
+        </w:rPr>
+      </w:pPr>
+      <w:r>
+        <w:rPr>
+          <w:rFonts w:hint="eastAsia"/>
+        </w:rPr>
+        <w:lastRenderedPageBreak/>
+        <w:t xml:space="preserve">3.1.4 </w:t>
+      </w:r>
+      <w:r>
+        <w:t>Arrow diagrams</w:t>
+      </w:r>
+    </w:p>
+    <w:p>
+      <w:pPr>
+        <w:rPr>
+          <w:rFonts w:hint="eastAsia"/>
+        </w:rPr>
+      </w:pPr>
+      <w:r>
+        <w:rPr>
+          <w:rFonts w:hint="eastAsia"/>
+          <w:noProof/>
+        </w:rPr>
+        <w:drawing>
+          <wp:inline distT="0" distB="0" distL="0" distR="0" wp14:anchorId="314325DA" wp14:editId="780FD750">
+            <wp:extent cx="6642100" cy="380365"/>
+            <wp:effectExtent l="0" t="0" r="6350" b="635"/>
+            <wp:docPr id="1876706176" name="图片 3"/>
+            <wp:cNvGraphicFramePr>
+              <a:graphicFrameLocks xmlns:a="http://schemas.openxmlformats.org/drawingml/2006/main" noChangeAspect="1"/>
+            </wp:cNvGraphicFramePr>
+            <a:graphic xmlns:a="http://schemas.openxmlformats.org/drawingml/2006/main">
+              <a:graphicData uri="http://schemas.openxmlformats.org/drawingml/2006/picture">
+                <pic:pic xmlns:pic="http://schemas.openxmlformats.org/drawingml/2006/picture">
+                  <pic:nvPicPr>
+                    <pic:cNvPr id="0" name="Picture 15"/>
+                    <pic:cNvPicPr>
+                      <a:picLocks noChangeAspect="1" noChangeArrowheads="1"/>
+                    </pic:cNvPicPr>
+                  </pic:nvPicPr>
+                  <pic:blipFill>
+                    <a:blip r:embed="rId49">
+                      <a:extLst>
+                        <a:ext uri="{28A0092B-C50C-407E-A947-70E740481C1C}">
+                          <a14:useLocalDpi xmlns:a14="http://schemas.microsoft.com/office/drawing/2010/main" val="0"/>
+                        </a:ext>
+                      </a:extLst>
+                    </a:blip>
+                    <a:srcRect/>
+                    <a:stretch>
+                      <a:fillRect/>
+                    </a:stretch>
+                  </pic:blipFill>
+                  <pic:spPr bwMode="auto">
+                    <a:xfrm>
+                      <a:off x="0" y="0"/>
+                      <a:ext cx="6642100" cy="380365"/>
+                    </a:xfrm>
+                    <a:prstGeom prst="rect">
+                      <a:avLst/>
+                    </a:prstGeom>
+                    <a:noFill/>
+                    <a:ln>
+                      <a:noFill/>
+                    </a:ln>
+                  </pic:spPr>
+                </pic:pic>
+              </a:graphicData>
+            </a:graphic>
+          </wp:inline>
+        </w:drawing>
+      </w:r>
+    </w:p>
+    <w:p>
+      <w:pPr>
+        <w:jc w:val="center"/>
+        <w:rPr>
+          <w:rFonts w:hint="eastAsia"/>
+        </w:rPr>
+      </w:pPr>
+      <w:r>
+        <w:rPr>
+          <w:noProof/>
+        </w:rPr>
+        <w:drawing>
+          <wp:inline distT="0" distB="0" distL="0" distR="0" wp14:anchorId="12C3FDF8" wp14:editId="6E264129">
+            <wp:extent cx="4754880" cy="2859015"/>
+            <wp:effectExtent l="0" t="0" r="0" b="0"/>
+            <wp:docPr id="1111976400" name="图片 1"/>
+            <wp:cNvGraphicFramePr>
+              <a:graphicFrameLocks xmlns:a="http://schemas.openxmlformats.org/drawingml/2006/main" noChangeAspect="1"/>
+            </wp:cNvGraphicFramePr>
+            <a:graphic xmlns:a="http://schemas.openxmlformats.org/drawingml/2006/main">
+              <a:graphicData uri="http://schemas.openxmlformats.org/drawingml/2006/picture">
+                <pic:pic xmlns:pic="http://schemas.openxmlformats.org/drawingml/2006/picture">
+                  <pic:nvPicPr>
+                    <pic:cNvPr id="1111976400" name=""/>
+                    <pic:cNvPicPr/>
+                  </pic:nvPicPr>
+                  <pic:blipFill>
+                    <a:blip r:embed="rId50"/>
+                    <a:stretch>
+                      <a:fillRect/>
+                    </a:stretch>
+                  </pic:blipFill>
+                  <pic:spPr>
+                    <a:xfrm>
+                      <a:off x="0" y="0"/>
+                      <a:ext cx="4785151" cy="2877217"/>
+                    </a:xfrm>
+                    <a:prstGeom prst="rect">
+                      <a:avLst/>
+                    </a:prstGeom>
+                  </pic:spPr>
+                </pic:pic>
+              </a:graphicData>
+            </a:graphic>
+          </wp:inline>
+        </w:drawing>
+      </w:r>
+    </w:p>
+    <w:p>
+      <w:pPr>
+        <w:pStyle w:val="3"/>
+        <w:rPr>
+          <w:rFonts w:hint="eastAsia"/>
+        </w:rPr>
+      </w:pPr>
+      <w:r>
+        <w:rPr>
+          <w:rFonts w:hint="eastAsia"/>
+        </w:rPr>
+        <w:t xml:space="preserve">3.2 </w:t>
+      </w:r>
+      <w:r>
+        <w:rPr>
+          <w:rFonts w:hint="eastAsia"/>
+        </w:rPr>
+        <w:t>Composition of functions</w:t>
+      </w:r>
+      <w:r>
+        <w:rPr>
+          <w:rFonts w:hint="eastAsia"/>
+        </w:rPr>
+        <w:t>（复合函数）</w:t>
+      </w:r>
+    </w:p>
+    <w:p>
+      <w:pPr>
+        <w:rPr>
+          <w:rFonts w:hint="eastAsia"/>
+        </w:rPr>
+      </w:pPr>
+      <w:r>
+        <w:rPr>
+          <w:rFonts w:hint="eastAsia"/>
+          <w:noProof/>
+        </w:rPr>
+        <w:drawing>
+          <wp:inline distT="0" distB="0" distL="0" distR="0" wp14:anchorId="13E69EA5" wp14:editId="1160DDC3">
+            <wp:extent cx="6638925" cy="628650"/>
+            <wp:effectExtent l="0" t="0" r="9525" b="0"/>
+            <wp:docPr id="952238157" name="图片 9"/>
+            <wp:cNvGraphicFramePr>
+              <a:graphicFrameLocks xmlns:a="http://schemas.openxmlformats.org/drawingml/2006/main" noChangeAspect="1"/>
+            </wp:cNvGraphicFramePr>
+            <a:graphic xmlns:a="http://schemas.openxmlformats.org/drawingml/2006/main">
+              <a:graphicData uri="http://schemas.openxmlformats.org/drawingml/2006/picture">
+                <pic:pic xmlns:pic="http://schemas.openxmlformats.org/drawingml/2006/picture">
+                  <pic:nvPicPr>
+                    <pic:cNvPr id="0" name="Picture 21"/>
+                    <pic:cNvPicPr>
+                      <a:picLocks noChangeAspect="1" noChangeArrowheads="1"/>
+                    </pic:cNvPicPr>
+                  </pic:nvPicPr>
+                  <pic:blipFill>
+                    <a:blip r:embed="rId51">
+                      <a:extLst>
+                        <a:ext uri="{28A0092B-C50C-407E-A947-70E740481C1C}">
+                          <a14:useLocalDpi xmlns:a14="http://schemas.microsoft.com/office/drawing/2010/main" val="0"/>
+                        </a:ext>
+                      </a:extLst>
+                    </a:blip>
+                    <a:srcRect/>
+                    <a:stretch>
+                      <a:fillRect/>
+                    </a:stretch>
+                  </pic:blipFill>
+                  <pic:spPr bwMode="auto">
+                    <a:xfrm>
+                      <a:off x="0" y="0"/>
+                      <a:ext cx="6638925" cy="628650"/>
+                    </a:xfrm>
+                    <a:prstGeom prst="rect">
+                      <a:avLst/>
+                    </a:prstGeom>
+                    <a:noFill/>
+                    <a:ln>
+                      <a:noFill/>
+                    </a:ln>
+                  </pic:spPr>
+                </pic:pic>
+              </a:graphicData>
+            </a:graphic>
+          </wp:inline>
+        </w:drawing>
+      </w:r>
+    </w:p>
+    <w:p>
+      <w:pPr>
+        <w:jc w:val="center"/>
+        <w:rPr>
+          <w:rFonts w:hint="eastAsia"/>
+        </w:rPr>
+      </w:pPr>
+      <w:r>
+        <w:rPr>
+          <w:noProof/>
+        </w:rPr>
+        <w:drawing>
+          <wp:inline distT="0" distB="0" distL="0" distR="0" wp14:anchorId="4C282FB2" wp14:editId="6B28B035">
+            <wp:extent cx="4587903" cy="4379279"/>
+            <wp:effectExtent l="0" t="0" r="0" b="0"/>
+            <wp:docPr id="1872043969" name="图片 4"/>
+            <wp:cNvGraphicFramePr>
+              <a:graphicFrameLocks xmlns:a="http://schemas.openxmlformats.org/drawingml/2006/main" noChangeAspect="1"/>
+            </wp:cNvGraphicFramePr>
+            <a:graphic xmlns:a="http://schemas.openxmlformats.org/drawingml/2006/main">
+              <a:graphicData uri="http://schemas.openxmlformats.org/drawingml/2006/picture">
+                <pic:pic xmlns:pic="http://schemas.openxmlformats.org/drawingml/2006/picture">
+                  <pic:nvPicPr>
+                    <pic:cNvPr id="0" name="Picture 16"/>
+                    <pic:cNvPicPr>
+                      <a:picLocks noChangeAspect="1" noChangeArrowheads="1"/>
+                    </pic:cNvPicPr>
+                  </pic:nvPicPr>
+                  <pic:blipFill>
+                    <a:blip r:embed="rId52">
+                      <a:extLst>
+                        <a:ext uri="{28A0092B-C50C-407E-A947-70E740481C1C}">
+                          <a14:useLocalDpi xmlns:a14="http://schemas.microsoft.com/office/drawing/2010/main" val="0"/>
+                        </a:ext>
+                      </a:extLst>
+                    </a:blip>
+                    <a:srcRect/>
+                    <a:stretch>
+                      <a:fillRect/>
+                    </a:stretch>
+                  </pic:blipFill>
+                  <pic:spPr bwMode="auto">
+                    <a:xfrm>
+                      <a:off x="0" y="0"/>
+                      <a:ext cx="4600958" cy="4391740"/>
+                    </a:xfrm>
+                    <a:prstGeom prst="rect">
+                      <a:avLst/>
+                    </a:prstGeom>
+                    <a:noFill/>
+                    <a:ln>
+                      <a:noFill/>
+                    </a:ln>
+                  </pic:spPr>
+                </pic:pic>
+              </a:graphicData>
+            </a:graphic>
+          </wp:inline>
+        </w:drawing>
+      </w:r>
+    </w:p>
+    <w:p>
+      <w:pPr>
+        <w:jc w:val="left"/>
+        <w:rPr>
+          <w:rFonts w:hint="eastAsia"/>
+        </w:rPr>
+      </w:pPr>
+      <w:r>
+        <w:rPr>
+          <w:noProof/>
+        </w:rPr>
+        <w:lastRenderedPageBreak/>
+        <w:drawing>
+          <wp:inline distT="0" distB="0" distL="0" distR="0" wp14:anchorId="5E9130AC" wp14:editId="03050EFB">
+            <wp:extent cx="6042355" cy="292707"/>
+            <wp:effectExtent l="0" t="0" r="0" b="0"/>
+            <wp:docPr id="1037615760" name="图片 1"/>
+            <wp:cNvGraphicFramePr>
+              <a:graphicFrameLocks xmlns:a="http://schemas.openxmlformats.org/drawingml/2006/main" noChangeAspect="1"/>
+            </wp:cNvGraphicFramePr>
+            <a:graphic xmlns:a="http://schemas.openxmlformats.org/drawingml/2006/main">
+              <a:graphicData uri="http://schemas.openxmlformats.org/drawingml/2006/picture">
+                <pic:pic xmlns:pic="http://schemas.openxmlformats.org/drawingml/2006/picture">
+                  <pic:nvPicPr>
+                    <pic:cNvPr id="1037615760" name=""/>
+                    <pic:cNvPicPr/>
+                  </pic:nvPicPr>
+                  <pic:blipFill>
+                    <a:blip r:embed="rId53"/>
+                    <a:stretch>
+                      <a:fillRect/>
+                    </a:stretch>
+                  </pic:blipFill>
+                  <pic:spPr>
+                    <a:xfrm>
+                      <a:off x="0" y="0"/>
+                      <a:ext cx="6079300" cy="294497"/>
+                    </a:xfrm>
+                    <a:prstGeom prst="rect">
+                      <a:avLst/>
+                    </a:prstGeom>
+                  </pic:spPr>
+                </pic:pic>
+              </a:graphicData>
+            </a:graphic>
+          </wp:inline>
+        </w:drawing>
+      </w:r>
+    </w:p>
+    <w:p>
+      <w:pPr>
+        <w:widowControl/>
+        <w:jc w:val="left"/>
+        <w:rPr>
+          <w:rFonts w:hint="eastAsia"/>
+        </w:rPr>
+      </w:pPr>
+    </w:p>
+    <w:p>
+      <w:pPr>
+        <w:pStyle w:val="3"/>
+        <w:rPr>
+          <w:rFonts w:hint="eastAsia"/>
+        </w:rPr>
+      </w:pPr>
+      <w:r>
+        <w:rPr>
+          <w:rFonts w:hint="eastAsia"/>
+        </w:rPr>
+        <w:t>3</w:t>
+      </w:r>
+      <w:r>
+        <w:rPr>
+          <w:rFonts w:hint="eastAsia"/>
+        </w:rPr>
+        <w:t xml:space="preserve">.3 </w:t>
+      </w:r>
+      <w:r>
+        <w:t>Identit</w:t>
+      </w:r>
+      <w:r>
+        <w:rPr>
+          <w:rFonts w:hint="eastAsia"/>
+        </w:rPr>
+        <w:t>y function</w:t>
+      </w:r>
+      <w:r>
+        <w:t xml:space="preserve"> </w:t>
+      </w:r>
+      <w:r>
+        <w:rPr>
+          <w:rFonts w:hint="eastAsia"/>
+        </w:rPr>
+        <w:t>(恒等函数)</w:t>
+      </w:r>
+    </w:p>
+    <w:p>
+      <w:pPr>
+        <w:rPr>
+          <w:rFonts w:hint="eastAsia"/>
+        </w:rPr>
+      </w:pPr>
+      <w:r>
+        <w:rPr>
+          <w:rFonts w:hint="eastAsia"/>
+          <w:noProof/>
+        </w:rPr>
+        <w:drawing>
+          <wp:inline distT="0" distB="0" distL="0" distR="0" wp14:anchorId="741C5426" wp14:editId="2627F65B">
+            <wp:extent cx="5335325" cy="3613841"/>
+            <wp:effectExtent l="0" t="0" r="0" b="0"/>
+            <wp:docPr id="240588157" name="图片 5"/>
+            <wp:cNvGraphicFramePr>
+              <a:graphicFrameLocks xmlns:a="http://schemas.openxmlformats.org/drawingml/2006/main" noChangeAspect="1"/>
+            </wp:cNvGraphicFramePr>
+            <a:graphic xmlns:a="http://schemas.openxmlformats.org/drawingml/2006/main">
+              <a:graphicData uri="http://schemas.openxmlformats.org/drawingml/2006/picture">
+                <pic:pic xmlns:pic="http://schemas.openxmlformats.org/drawingml/2006/picture">
+                  <pic:nvPicPr>
+                    <pic:cNvPr id="0" name="Picture 17"/>
+                    <pic:cNvPicPr>
+                      <a:picLocks noChangeAspect="1" noChangeArrowheads="1"/>
+                    </pic:cNvPicPr>
+                  </pic:nvPicPr>
+                  <pic:blipFill>
+                    <a:blip r:embed="rId54">
+                      <a:extLst>
+                        <a:ext uri="{28A0092B-C50C-407E-A947-70E740481C1C}">
+                          <a14:useLocalDpi xmlns:a14="http://schemas.microsoft.com/office/drawing/2010/main" val="0"/>
+                        </a:ext>
+                      </a:extLst>
+                    </a:blip>
+                    <a:srcRect/>
+                    <a:stretch>
+                      <a:fillRect/>
+                    </a:stretch>
+                  </pic:blipFill>
+                  <pic:spPr bwMode="auto">
+                    <a:xfrm>
+                      <a:off x="0" y="0"/>
+                      <a:ext cx="5350821" cy="3624337"/>
+                    </a:xfrm>
+                    <a:prstGeom prst="rect">
+                      <a:avLst/>
+                    </a:prstGeom>
+                    <a:noFill/>
+                    <a:ln>
+                      <a:noFill/>
+                    </a:ln>
+                  </pic:spPr>
+                </pic:pic>
+              </a:graphicData>
+            </a:graphic>
+          </wp:inline>
+        </w:drawing>
+      </w:r>
+    </w:p>
+    <w:p>
+      <w:pPr>
+        <w:rPr>
+          <w:rFonts w:hint="eastAsia"/>
+        </w:rPr>
+      </w:pPr>
+    </w:p>
+    <w:p>
+      <w:pPr>
+        <w:pStyle w:val="3"/>
+        <w:rPr>
+          <w:rFonts w:hint="eastAsia"/>
+        </w:rPr>
+      </w:pPr>
+      <w:r>
+        <w:rPr>
+          <w:rFonts w:hint="eastAsia"/>
+        </w:rPr>
+        <w:t>3</w:t>
+      </w:r>
+      <w:r>
+        <w:rPr>
+          <w:rFonts w:hint="eastAsia"/>
+        </w:rPr>
+        <w:t xml:space="preserve">.4 </w:t>
+      </w:r>
+      <w:r>
+        <w:rPr>
+          <w:rFonts w:hint="eastAsia"/>
+        </w:rPr>
+        <w:t>Inverse Functions</w:t>
+      </w:r>
+      <w:r>
+        <w:t xml:space="preserve"> </w:t>
+      </w:r>
+      <w:r>
+        <w:rPr>
+          <w:rFonts w:hint="eastAsia"/>
+        </w:rPr>
+        <w:t>(反函数)</w:t>
+      </w:r>
+    </w:p>
+    <w:p>
+      <w:pPr>
+        <w:jc w:val="left"/>
+        <w:rPr>
+          <w:rFonts w:hint="eastAsia"/>
+        </w:rPr>
+      </w:pPr>
+      <w:r>
+        <w:rPr>
+          <w:rFonts w:hint="eastAsia"/>
+          <w:noProof/>
+        </w:rPr>
+        <w:drawing>
+          <wp:inline distT="0" distB="0" distL="0" distR="0" wp14:anchorId="7712D892" wp14:editId="0042DC9E">
+            <wp:extent cx="5883965" cy="3749767"/>
+            <wp:effectExtent l="0" t="0" r="0" b="0"/>
+            <wp:docPr id="456226027" name="图片 7"/>
+            <wp:cNvGraphicFramePr>
+              <a:graphicFrameLocks xmlns:a="http://schemas.openxmlformats.org/drawingml/2006/main" noChangeAspect="1"/>
+            </wp:cNvGraphicFramePr>
+            <a:graphic xmlns:a="http://schemas.openxmlformats.org/drawingml/2006/main">
+              <a:graphicData uri="http://schemas.openxmlformats.org/drawingml/2006/picture">
+                <pic:pic xmlns:pic="http://schemas.openxmlformats.org/drawingml/2006/picture">
+                  <pic:nvPicPr>
+                    <pic:cNvPr id="0" name="Picture 19"/>
+                    <pic:cNvPicPr>
+                      <a:picLocks noChangeAspect="1" noChangeArrowheads="1"/>
+                    </pic:cNvPicPr>
+                  </pic:nvPicPr>
+                  <pic:blipFill>
+                    <a:blip r:embed="rId55">
+                      <a:extLst>
+                        <a:ext uri="{28A0092B-C50C-407E-A947-70E740481C1C}">
+                          <a14:useLocalDpi xmlns:a14="http://schemas.microsoft.com/office/drawing/2010/main" val="0"/>
+                        </a:ext>
+                      </a:extLst>
+                    </a:blip>
+                    <a:srcRect/>
+                    <a:stretch>
+                      <a:fillRect/>
+                    </a:stretch>
+                  </pic:blipFill>
+                  <pic:spPr bwMode="auto">
+                    <a:xfrm>
+                      <a:off x="0" y="0"/>
+                      <a:ext cx="5901427" cy="3760895"/>
+                    </a:xfrm>
+                    <a:prstGeom prst="rect">
+                      <a:avLst/>
+                    </a:prstGeom>
+                    <a:noFill/>
+                    <a:ln>
+                      <a:noFill/>
+                    </a:ln>
+                  </pic:spPr>
+                </pic:pic>
+              </a:graphicData>
+            </a:graphic>
+          </wp:inline>
+        </w:drawing>
+      </w:r>
+    </w:p>
+    <w:p>
+      <w:pPr>
+        <w:jc w:val="left"/>
+        <w:rPr>
+          <w:rFonts w:hint="eastAsia"/>
+        </w:rPr>
+      </w:pPr>
+      <w:r>
+        <w:rPr>
+          <w:noProof/>
+        </w:rPr>
+        <w:drawing>
+          <wp:inline distT="0" distB="0" distL="0" distR="0" wp14:anchorId="33B62DE9" wp14:editId="6F0C0594">
+            <wp:extent cx="5486400" cy="235895"/>
+            <wp:effectExtent l="0" t="0" r="0" b="0"/>
+            <wp:docPr id="809500141" name="图片 1"/>
+            <wp:cNvGraphicFramePr>
+              <a:graphicFrameLocks xmlns:a="http://schemas.openxmlformats.org/drawingml/2006/main" noChangeAspect="1"/>
+            </wp:cNvGraphicFramePr>
+            <a:graphic xmlns:a="http://schemas.openxmlformats.org/drawingml/2006/main">
+              <a:graphicData uri="http://schemas.openxmlformats.org/drawingml/2006/picture">
+                <pic:pic xmlns:pic="http://schemas.openxmlformats.org/drawingml/2006/picture">
+                  <pic:nvPicPr>
+                    <pic:cNvPr id="809500141" name=""/>
+                    <pic:cNvPicPr/>
+                  </pic:nvPicPr>
+                  <pic:blipFill>
+                    <a:blip r:embed="rId56"/>
+                    <a:stretch>
+                      <a:fillRect/>
+                    </a:stretch>
+                  </pic:blipFill>
+                  <pic:spPr>
+                    <a:xfrm>
+                      <a:off x="0" y="0"/>
+                      <a:ext cx="5646205" cy="242766"/>
+                    </a:xfrm>
+                    <a:prstGeom prst="rect">
+                      <a:avLst/>
+                    </a:prstGeom>
+                  </pic:spPr>
+                </pic:pic>
+              </a:graphicData>
+            </a:graphic>
+          </wp:inline>
+        </w:drawing>
+      </w:r>
+    </w:p>
+    <w:p>
+      <w:pPr>
+        <w:pStyle w:val="3"/>
+        <w:rPr>
+          <w:rFonts w:hint="eastAsia"/>
+        </w:rPr>
+      </w:pPr>
+      <w:r>
+        <w:rPr>
+          <w:rFonts w:hint="eastAsia"/>
+        </w:rPr>
+        <w:lastRenderedPageBreak/>
+        <w:t>3</w:t>
+      </w:r>
+      <w:r>
+        <w:rPr>
+          <w:rFonts w:hint="eastAsia"/>
+        </w:rPr>
+        <w:t xml:space="preserve">.5 </w:t>
+      </w:r>
+      <w:r>
+        <w:t>Properties</w:t>
+      </w:r>
+      <w:r>
+        <w:rPr>
+          <w:rFonts w:hint="eastAsia"/>
+        </w:rPr>
+        <w:t>：</w:t>
+      </w:r>
+      <w:r>
+        <w:t>injective</w:t>
+      </w:r>
+      <w:r>
+        <w:rPr>
+          <w:rFonts w:hint="eastAsia"/>
+        </w:rPr>
+        <w:t>/</w:t>
+      </w:r>
+      <w:r>
+        <w:t>surjective</w:t>
+      </w:r>
+      <w:r>
+        <w:rPr>
+          <w:rFonts w:hint="eastAsia"/>
+        </w:rPr>
+        <w:t>/</w:t>
+      </w:r>
+      <w:r>
+        <w:t>bijective</w:t>
+      </w:r>
+      <w:r>
+        <w:rPr>
+          <w:rFonts w:hint="eastAsia"/>
+        </w:rPr>
+        <w:t>/function(单射/满射/双射)</w:t>
+      </w:r>
+    </w:p>
+    <w:p>
+      <w:pPr>
+        <w:rPr>
+          <w:rFonts w:hint="eastAsia"/>
+        </w:rPr>
+      </w:pPr>
+      <w:r>
+        <w:rPr>
+          <w:rFonts w:hint="eastAsia"/>
+          <w:noProof/>
+        </w:rPr>
+        <w:drawing>
+          <wp:inline distT="0" distB="0" distL="0" distR="0" wp14:anchorId="3B3EF8F9" wp14:editId="79E24C2F">
+            <wp:extent cx="6629400" cy="1619250"/>
+            <wp:effectExtent l="0" t="0" r="0" b="0"/>
+            <wp:docPr id="596953141" name="图片 10"/>
+            <wp:cNvGraphicFramePr>
+              <a:graphicFrameLocks xmlns:a="http://schemas.openxmlformats.org/drawingml/2006/main" noChangeAspect="1"/>
+            </wp:cNvGraphicFramePr>
+            <a:graphic xmlns:a="http://schemas.openxmlformats.org/drawingml/2006/main">
+              <a:graphicData uri="http://schemas.openxmlformats.org/drawingml/2006/picture">
+                <pic:pic xmlns:pic="http://schemas.openxmlformats.org/drawingml/2006/picture">
+                  <pic:nvPicPr>
+                    <pic:cNvPr id="0" name="Picture 22"/>
+                    <pic:cNvPicPr>
+                      <a:picLocks noChangeAspect="1" noChangeArrowheads="1"/>
+                    </pic:cNvPicPr>
+                  </pic:nvPicPr>
+                  <pic:blipFill>
+                    <a:blip r:embed="rId57">
+                      <a:extLst>
+                        <a:ext uri="{28A0092B-C50C-407E-A947-70E740481C1C}">
+                          <a14:useLocalDpi xmlns:a14="http://schemas.microsoft.com/office/drawing/2010/main" val="0"/>
+                        </a:ext>
+                      </a:extLst>
+                    </a:blip>
+                    <a:srcRect/>
+                    <a:stretch>
+                      <a:fillRect/>
+                    </a:stretch>
+                  </pic:blipFill>
+                  <pic:spPr bwMode="auto">
+                    <a:xfrm>
+                      <a:off x="0" y="0"/>
+                      <a:ext cx="6629400" cy="1619250"/>
+                    </a:xfrm>
+                    <a:prstGeom prst="rect">
+                      <a:avLst/>
+                    </a:prstGeom>
+                    <a:noFill/>
+                    <a:ln>
+                      <a:noFill/>
+                    </a:ln>
+                  </pic:spPr>
+                </pic:pic>
+              </a:graphicData>
+            </a:graphic>
+          </wp:inline>
+        </w:drawing>
+      </w:r>
+    </w:p>
+    <w:p>
+      <w:pPr>
+        <w:rPr>
+          <w:rFonts w:hint="eastAsia"/>
+        </w:rPr>
+      </w:pPr>
+    </w:p>
+    <w:p>
+      <w:pPr>
+        <w:widowControl/>
+        <w:jc w:val="left"/>
+        <w:rPr>
+          <w:rFonts w:hint="eastAsia"/>
+          <w:color w:val="074F6A" w:themeColor="accent4" w:themeShade="80"/>
+        </w:rPr>
+      </w:pPr>
+      <w:r>
+        <w:rPr>
+          <w:rFonts w:hint="eastAsia"/>
+          <w:color w:val="074F6A" w:themeColor="accent4" w:themeShade="80"/>
+        </w:rPr>
+        <w:t>Function是包含Injective</w:t>
+      </w:r>
+      <w:r>
+        <w:rPr>
+          <w:rFonts w:hint="eastAsia"/>
+          <w:color w:val="074F6A" w:themeColor="accent4" w:themeShade="80"/>
+        </w:rPr>
+        <w:t>、</w:t>
+      </w:r>
+      <w:r>
+        <w:rPr>
+          <w:rFonts w:hint="eastAsia"/>
+          <w:color w:val="074F6A" w:themeColor="accent4" w:themeShade="80"/>
+        </w:rPr>
+        <w:t>surjective</w:t>
+      </w:r>
+      <w:r>
+        <w:rPr>
+          <w:rFonts w:hint="eastAsia"/>
+          <w:color w:val="074F6A" w:themeColor="accent4" w:themeShade="80"/>
+        </w:rPr>
+        <w:t>、bijective</w:t>
+      </w:r>
+      <w:r>
+        <w:rPr>
+          <w:rFonts w:hint="eastAsia"/>
+          <w:color w:val="074F6A" w:themeColor="accent4" w:themeShade="80"/>
+        </w:rPr>
+        <w:t>的</w:t>
+      </w:r>
+      <w:r>
+        <w:rPr>
+          <w:rFonts w:hint="eastAsia"/>
+          <w:color w:val="074F6A" w:themeColor="accent4" w:themeShade="80"/>
+        </w:rPr>
+        <w:t>。 A的每一个元素a都有射出且只有一个射出，这是function、</w:t>
+      </w:r>
+      <w:r>
+        <w:rPr>
+          <w:rFonts w:hint="eastAsia"/>
+          <w:color w:val="074F6A" w:themeColor="accent4" w:themeShade="80"/>
+        </w:rPr>
+        <w:t>Injective</w:t>
+      </w:r>
+      <w:r>
+        <w:rPr>
+          <w:rFonts w:hint="eastAsia"/>
+          <w:color w:val="074F6A" w:themeColor="accent4" w:themeShade="80"/>
+        </w:rPr>
+        <w:t>、</w:t>
+      </w:r>
+      <w:r>
+        <w:rPr>
+          <w:rFonts w:hint="eastAsia"/>
+          <w:color w:val="074F6A" w:themeColor="accent4" w:themeShade="80"/>
+        </w:rPr>
+        <w:t>surjective</w:t>
+      </w:r>
+      <w:r>
+        <w:rPr>
+          <w:rFonts w:hint="eastAsia"/>
+          <w:color w:val="074F6A" w:themeColor="accent4" w:themeShade="80"/>
+        </w:rPr>
+        <w:t>、bijective的共同要求；它们的区别在于B输入规则不同。</w:t>
+      </w:r>
+    </w:p>
+    <w:tbl>
+      <w:tblPr>
+        <w:tblStyle w:val="5-1"/>
+        <w:tblW w:w="10627" w:type="dxa"/>
+        <w:tblLook w:val="04A0" w:firstRow="1" w:lastRow="0" w:firstColumn="1" w:lastColumn="0" w:noHBand="0" w:noVBand="1"/>
+      </w:tblPr>
+      <w:tblGrid>
+        <w:gridCol w:w="1838"/>
+        <w:gridCol w:w="3969"/>
+        <w:gridCol w:w="4820"/>
+      </w:tblGrid>
+      <w:tr>
+        <w:trPr>
+          <w:cnfStyle w:val="100000000000" w:firstRow="1" w:lastRow="0" w:firstColumn="0" w:lastColumn="0" w:oddVBand="0" w:evenVBand="0" w:oddHBand="0" w:evenHBand="0" w:firstRowFirstColumn="0" w:firstRowLastColumn="0" w:lastRowFirstColumn="0" w:lastRowLastColumn="0"/>
+        </w:trPr>
+        <w:tc>
+          <w:tcPr>
+            <w:cnfStyle w:val="001000000000" w:firstRow="0" w:lastRow="0" w:firstColumn="1" w:lastColumn="0" w:oddVBand="0" w:evenVBand="0" w:oddHBand="0" w:evenHBand="0" w:firstRowFirstColumn="0" w:firstRowLastColumn="0" w:lastRowFirstColumn="0" w:lastRowLastColumn="0"/>
+            <w:tcW w:w="1838" w:type="dxa"/>
+          </w:tcPr>
+          <w:p>
+            <w:pPr>
+              <w:jc w:val="center"/>
+              <w:rPr>
+                <w:rFonts w:hint="eastAsia"/>
+                <w:b w:val="0"/>
+                <w:bCs w:val="0"/>
+              </w:rPr>
+            </w:pPr>
+            <w:r>
+              <w:rPr>
+                <w:rFonts w:hint="eastAsia"/>
+                <w:b w:val="0"/>
+                <w:bCs w:val="0"/>
+              </w:rPr>
+              <w:t>f: A -&gt;B</w:t>
+            </w:r>
+          </w:p>
+        </w:tc>
+        <w:tc>
+          <w:tcPr>
+            <w:tcW w:w="3969" w:type="dxa"/>
+          </w:tcPr>
+          <w:p>
+            <w:pPr>
+              <w:jc w:val="center"/>
+              <w:cnfStyle w:val="100000000000" w:firstRow="1" w:lastRow="0" w:firstColumn="0" w:lastColumn="0" w:oddVBand="0" w:evenVBand="0" w:oddHBand="0" w:evenHBand="0" w:firstRowFirstColumn="0" w:firstRowLastColumn="0" w:lastRowFirstColumn="0" w:lastRowLastColumn="0"/>
+              <w:rPr>
+                <w:rFonts w:hint="eastAsia"/>
+                <w:b w:val="0"/>
+                <w:bCs w:val="0"/>
+              </w:rPr>
+            </w:pPr>
+            <w:r>
+              <w:rPr>
+                <w:rFonts w:hint="eastAsia"/>
+                <w:b w:val="0"/>
+                <w:bCs w:val="0"/>
+              </w:rPr>
+              <w:t>对左边domain A要求</w:t>
+            </w:r>
+          </w:p>
+        </w:tc>
+        <w:tc>
+          <w:tcPr>
+            <w:tcW w:w="4820" w:type="dxa"/>
+          </w:tcPr>
+          <w:p>
+            <w:pPr>
+              <w:jc w:val="center"/>
+              <w:cnfStyle w:val="100000000000" w:firstRow="1" w:lastRow="0" w:firstColumn="0" w:lastColumn="0" w:oddVBand="0" w:evenVBand="0" w:oddHBand="0" w:evenHBand="0" w:firstRowFirstColumn="0" w:firstRowLastColumn="0" w:lastRowFirstColumn="0" w:lastRowLastColumn="0"/>
+              <w:rPr>
+                <w:rFonts w:hint="eastAsia"/>
+                <w:b w:val="0"/>
+                <w:bCs w:val="0"/>
+              </w:rPr>
+            </w:pPr>
+            <w:r>
+              <w:rPr>
+                <w:rFonts w:hint="eastAsia"/>
+                <w:b w:val="0"/>
+                <w:bCs w:val="0"/>
+              </w:rPr>
+              <w:t>对右边codomain B要求</w:t>
+            </w:r>
+          </w:p>
+        </w:tc>
+      </w:tr>
+      <w:tr>
+        <w:trPr>
+          <w:cnfStyle w:val="000000100000" w:firstRow="0" w:lastRow="0" w:firstColumn="0" w:lastColumn="0" w:oddVBand="0" w:evenVBand="0" w:oddHBand="1" w:evenHBand="0" w:firstRowFirstColumn="0" w:firstRowLastColumn="0" w:lastRowFirstColumn="0" w:lastRowLastColumn="0"/>
+        </w:trPr>
+        <w:tc>
+          <w:tcPr>
+            <w:cnfStyle w:val="001000000000" w:firstRow="0" w:lastRow="0" w:firstColumn="1" w:lastColumn="0" w:oddVBand="0" w:evenVBand="0" w:oddHBand="0" w:evenHBand="0" w:firstRowFirstColumn="0" w:firstRowLastColumn="0" w:lastRowFirstColumn="0" w:lastRowLastColumn="0"/>
+            <w:tcW w:w="1838" w:type="dxa"/>
+          </w:tcPr>
+          <w:p>
+            <w:pPr>
+              <w:rPr>
+                <w:rFonts w:hint="eastAsia"/>
+              </w:rPr>
+            </w:pPr>
+            <w:r>
+              <w:rPr>
+                <w:rFonts w:hint="eastAsia"/>
+              </w:rPr>
+              <w:t>function</w:t>
+            </w:r>
+          </w:p>
+        </w:tc>
+        <w:tc>
+          <w:tcPr>
+            <w:tcW w:w="3969" w:type="dxa"/>
+            <w:vMerge w:val="restart"/>
+          </w:tcPr>
+          <w:p>
+            <w:pPr>
+              <w:cnfStyle w:val="000000100000" w:firstRow="0" w:lastRow="0" w:firstColumn="0" w:lastColumn="0" w:oddVBand="0" w:evenVBand="0" w:oddHBand="1" w:evenHBand="0" w:firstRowFirstColumn="0" w:firstRowLastColumn="0" w:lastRowFirstColumn="0" w:lastRowLastColumn="0"/>
+              <w:rPr>
+                <w:color w:val="074F6A" w:themeColor="accent4" w:themeShade="80"/>
+              </w:rPr>
+            </w:pPr>
+          </w:p>
+          <w:p>
+            <w:pPr>
+              <w:pStyle w:val="a9"/>
+              <w:numPr>
+                <w:ilvl w:val="0"/>
+                <w:numId w:val="29"/>
+              </w:numPr>
+              <w:cnfStyle w:val="000000100000" w:firstRow="0" w:lastRow="0" w:firstColumn="0" w:lastColumn="0" w:oddVBand="0" w:evenVBand="0" w:oddHBand="1" w:evenHBand="0" w:firstRowFirstColumn="0" w:firstRowLastColumn="0" w:lastRowFirstColumn="0" w:lastRowLastColumn="0"/>
+              <w:rPr>
+                <w:color w:val="074F6A" w:themeColor="accent4" w:themeShade="80"/>
+              </w:rPr>
+            </w:pPr>
+            <w:r>
+              <w:rPr>
+                <w:rFonts w:hint="eastAsia"/>
+                <w:color w:val="074F6A" w:themeColor="accent4" w:themeShade="80"/>
+              </w:rPr>
+              <w:t>每一个元素a都有射出</w:t>
+            </w:r>
+          </w:p>
+          <w:p>
+            <w:pPr>
+              <w:pStyle w:val="a9"/>
+              <w:numPr>
+                <w:ilvl w:val="0"/>
+                <w:numId w:val="29"/>
+              </w:numPr>
+              <w:cnfStyle w:val="000000100000" w:firstRow="0" w:lastRow="0" w:firstColumn="0" w:lastColumn="0" w:oddVBand="0" w:evenVBand="0" w:oddHBand="1" w:evenHBand="0" w:firstRowFirstColumn="0" w:firstRowLastColumn="0" w:lastRowFirstColumn="0" w:lastRowLastColumn="0"/>
+              <w:rPr>
+                <w:rFonts w:hint="eastAsia"/>
+              </w:rPr>
+            </w:pPr>
+            <w:r>
+              <w:rPr>
+                <w:rFonts w:hint="eastAsia"/>
+                <w:color w:val="074F6A" w:themeColor="accent4" w:themeShade="80"/>
+              </w:rPr>
+              <w:t>每一个元素a只有一条射出</w:t>
+            </w:r>
+          </w:p>
+        </w:tc>
+        <w:tc>
+          <w:tcPr>
+            <w:tcW w:w="4820" w:type="dxa"/>
+          </w:tcPr>
+          <w:p>
+            <w:pPr>
+              <w:cnfStyle w:val="000000100000" w:firstRow="0" w:lastRow="0" w:firstColumn="0" w:lastColumn="0" w:oddVBand="0" w:evenVBand="0" w:oddHBand="1" w:evenHBand="0" w:firstRowFirstColumn="0" w:firstRowLastColumn="0" w:lastRowFirstColumn="0" w:lastRowLastColumn="0"/>
+              <w:rPr>
+                <w:rFonts w:hint="eastAsia"/>
+              </w:rPr>
+            </w:pPr>
+            <w:r>
+              <w:rPr>
+                <w:rFonts w:hint="eastAsia"/>
+              </w:rPr>
+              <w:t>无要求</w:t>
+            </w:r>
+          </w:p>
+        </w:tc>
+      </w:tr>
+      <w:tr>
+        <w:tc>
+          <w:tcPr>
+            <w:cnfStyle w:val="001000000000" w:firstRow="0" w:lastRow="0" w:firstColumn="1" w:lastColumn="0" w:oddVBand="0" w:evenVBand="0" w:oddHBand="0" w:evenHBand="0" w:firstRowFirstColumn="0" w:firstRowLastColumn="0" w:lastRowFirstColumn="0" w:lastRowLastColumn="0"/>
+            <w:tcW w:w="1838" w:type="dxa"/>
+          </w:tcPr>
+          <w:p>
+            <w:pPr>
+              <w:rPr>
+                <w:rFonts w:hint="eastAsia"/>
+              </w:rPr>
+            </w:pPr>
+            <w:r>
+              <w:rPr>
+                <w:rFonts w:hint="eastAsia"/>
+              </w:rPr>
+              <w:t>Injective(单射)</w:t>
+            </w:r>
+          </w:p>
+        </w:tc>
+        <w:tc>
+          <w:tcPr>
+            <w:tcW w:w="3969" w:type="dxa"/>
+            <w:vMerge/>
+          </w:tcPr>
+          <w:p>
+            <w:pPr>
+              <w:cnfStyle w:val="000000000000" w:firstRow="0" w:lastRow="0" w:firstColumn="0" w:lastColumn="0" w:oddVBand="0" w:evenVBand="0" w:oddHBand="0" w:evenHBand="0" w:firstRowFirstColumn="0" w:firstRowLastColumn="0" w:lastRowFirstColumn="0" w:lastRowLastColumn="0"/>
+              <w:rPr>
+                <w:rFonts w:hint="eastAsia"/>
+              </w:rPr>
+            </w:pPr>
+          </w:p>
+        </w:tc>
+        <w:tc>
+          <w:tcPr>
+            <w:tcW w:w="4820" w:type="dxa"/>
+          </w:tcPr>
+          <w:p>
+            <w:pPr>
+              <w:pStyle w:val="a9"/>
+              <w:numPr>
+                <w:ilvl w:val="0"/>
+                <w:numId w:val="28"/>
+              </w:numPr>
+              <w:cnfStyle w:val="000000000000" w:firstRow="0" w:lastRow="0" w:firstColumn="0" w:lastColumn="0" w:oddVBand="0" w:evenVBand="0" w:oddHBand="0" w:evenHBand="0" w:firstRowFirstColumn="0" w:firstRowLastColumn="0" w:lastRowFirstColumn="0" w:lastRowLastColumn="0"/>
+              <w:rPr>
+                <w:rFonts w:hint="eastAsia"/>
+              </w:rPr>
+            </w:pPr>
+            <w:r>
+              <w:rPr>
+                <w:rFonts w:hint="eastAsia"/>
+                <w:color w:val="074F6A" w:themeColor="accent4" w:themeShade="80"/>
+              </w:rPr>
+              <w:t>每个元素b只有一个a（单）射入</w:t>
+            </w:r>
+          </w:p>
+        </w:tc>
+      </w:tr>
+      <w:tr>
+        <w:trPr>
+          <w:cnfStyle w:val="000000100000" w:firstRow="0" w:lastRow="0" w:firstColumn="0" w:lastColumn="0" w:oddVBand="0" w:evenVBand="0" w:oddHBand="1" w:evenHBand="0" w:firstRowFirstColumn="0" w:firstRowLastColumn="0" w:lastRowFirstColumn="0" w:lastRowLastColumn="0"/>
+        </w:trPr>
+        <w:tc>
+          <w:tcPr>
+            <w:cnfStyle w:val="001000000000" w:firstRow="0" w:lastRow="0" w:firstColumn="1" w:lastColumn="0" w:oddVBand="0" w:evenVBand="0" w:oddHBand="0" w:evenHBand="0" w:firstRowFirstColumn="0" w:firstRowLastColumn="0" w:lastRowFirstColumn="0" w:lastRowLastColumn="0"/>
+            <w:tcW w:w="1838" w:type="dxa"/>
+          </w:tcPr>
+          <w:p>
+            <w:pPr>
+              <w:rPr>
+                <w:rFonts w:hint="eastAsia"/>
+              </w:rPr>
+            </w:pPr>
+            <w:r>
+              <w:rPr>
+                <w:rFonts w:hint="eastAsia"/>
+              </w:rPr>
+              <w:t>Surjective(满射)</w:t>
+            </w:r>
+          </w:p>
+        </w:tc>
+        <w:tc>
+          <w:tcPr>
+            <w:tcW w:w="3969" w:type="dxa"/>
+            <w:vMerge/>
+          </w:tcPr>
+          <w:p>
+            <w:pPr>
+              <w:cnfStyle w:val="000000100000" w:firstRow="0" w:lastRow="0" w:firstColumn="0" w:lastColumn="0" w:oddVBand="0" w:evenVBand="0" w:oddHBand="1" w:evenHBand="0" w:firstRowFirstColumn="0" w:firstRowLastColumn="0" w:lastRowFirstColumn="0" w:lastRowLastColumn="0"/>
+              <w:rPr>
+                <w:rFonts w:hint="eastAsia"/>
+              </w:rPr>
+            </w:pPr>
+          </w:p>
+        </w:tc>
+        <w:tc>
+          <w:tcPr>
+            <w:tcW w:w="4820" w:type="dxa"/>
+          </w:tcPr>
+          <w:p>
+            <w:pPr>
+              <w:pStyle w:val="a9"/>
+              <w:numPr>
+                <w:ilvl w:val="0"/>
+                <w:numId w:val="28"/>
+              </w:numPr>
+              <w:cnfStyle w:val="000000100000" w:firstRow="0" w:lastRow="0" w:firstColumn="0" w:lastColumn="0" w:oddVBand="0" w:evenVBand="0" w:oddHBand="1" w:evenHBand="0" w:firstRowFirstColumn="0" w:firstRowLastColumn="0" w:lastRowFirstColumn="0" w:lastRowLastColumn="0"/>
+              <w:rPr>
+                <w:rFonts w:hint="eastAsia"/>
+              </w:rPr>
+            </w:pPr>
+            <w:r>
+              <w:rPr>
+                <w:rFonts w:hint="eastAsia"/>
+                <w:color w:val="074F6A" w:themeColor="accent4" w:themeShade="80"/>
+              </w:rPr>
+              <w:t>每个元素b（满）都有a射入</w:t>
+            </w:r>
+          </w:p>
+        </w:tc>
+      </w:tr>
+      <w:tr>
+        <w:tc>
+          <w:tcPr>
+            <w:cnfStyle w:val="001000000000" w:firstRow="0" w:lastRow="0" w:firstColumn="1" w:lastColumn="0" w:oddVBand="0" w:evenVBand="0" w:oddHBand="0" w:evenHBand="0" w:firstRowFirstColumn="0" w:firstRowLastColumn="0" w:lastRowFirstColumn="0" w:lastRowLastColumn="0"/>
+            <w:tcW w:w="1838" w:type="dxa"/>
+          </w:tcPr>
+          <w:p>
+            <w:pPr>
+              <w:rPr>
+                <w:rFonts w:hint="eastAsia"/>
+              </w:rPr>
+            </w:pPr>
+            <w:r>
+              <w:rPr>
+                <w:rFonts w:hint="eastAsia"/>
+              </w:rPr>
+              <w:t>B</w:t>
+            </w:r>
+            <w:r>
+              <w:rPr>
+                <w:rFonts w:hint="eastAsia"/>
+              </w:rPr>
+              <w:t>ijective</w:t>
+            </w:r>
+            <w:r>
+              <w:rPr>
+                <w:rFonts w:hint="eastAsia"/>
+              </w:rPr>
+              <w:t>(双射）</w:t>
+            </w:r>
+          </w:p>
+        </w:tc>
+        <w:tc>
+          <w:tcPr>
+            <w:tcW w:w="3969" w:type="dxa"/>
+            <w:vMerge/>
+          </w:tcPr>
+          <w:p>
+            <w:pPr>
+              <w:cnfStyle w:val="000000000000" w:firstRow="0" w:lastRow="0" w:firstColumn="0" w:lastColumn="0" w:oddVBand="0" w:evenVBand="0" w:oddHBand="0" w:evenHBand="0" w:firstRowFirstColumn="0" w:firstRowLastColumn="0" w:lastRowFirstColumn="0" w:lastRowLastColumn="0"/>
+              <w:rPr>
+                <w:rFonts w:hint="eastAsia"/>
+              </w:rPr>
+            </w:pPr>
+          </w:p>
+        </w:tc>
+        <w:tc>
+          <w:tcPr>
+            <w:tcW w:w="4820" w:type="dxa"/>
+          </w:tcPr>
+          <w:p>
+            <w:pPr>
+              <w:cnfStyle w:val="000000000000" w:firstRow="0" w:lastRow="0" w:firstColumn="0" w:lastColumn="0" w:oddVBand="0" w:evenVBand="0" w:oddHBand="0" w:evenHBand="0" w:firstRowFirstColumn="0" w:firstRowLastColumn="0" w:lastRowFirstColumn="0" w:lastRowLastColumn="0"/>
+            </w:pPr>
+            <w:r>
+              <w:rPr>
+                <w:rFonts w:hint="eastAsia"/>
+                <w:color w:val="074F6A" w:themeColor="accent4" w:themeShade="80"/>
+              </w:rPr>
+              <w:t>即是</w:t>
+            </w:r>
+            <w:r>
+              <w:rPr>
+                <w:rFonts w:hint="eastAsia"/>
+              </w:rPr>
+              <w:t>Injective，又是Surjective</w:t>
+            </w:r>
+          </w:p>
+          <w:p>
+            <w:pPr>
+              <w:pStyle w:val="a9"/>
+              <w:numPr>
+                <w:ilvl w:val="0"/>
+                <w:numId w:val="27"/>
+              </w:numPr>
+              <w:cnfStyle w:val="000000000000" w:firstRow="0" w:lastRow="0" w:firstColumn="0" w:lastColumn="0" w:oddVBand="0" w:evenVBand="0" w:oddHBand="0" w:evenHBand="0" w:firstRowFirstColumn="0" w:firstRowLastColumn="0" w:lastRowFirstColumn="0" w:lastRowLastColumn="0"/>
+              <w:rPr>
+                <w:color w:val="074F6A" w:themeColor="accent4" w:themeShade="80"/>
+              </w:rPr>
+            </w:pPr>
+            <w:r>
+              <w:rPr>
+                <w:rFonts w:hint="eastAsia"/>
+                <w:color w:val="074F6A" w:themeColor="accent4" w:themeShade="80"/>
+              </w:rPr>
+              <w:t>每个元素b只有一个a（单）射入</w:t>
+            </w:r>
+          </w:p>
+          <w:p>
+            <w:pPr>
+              <w:pStyle w:val="a9"/>
+              <w:numPr>
+                <w:ilvl w:val="0"/>
+                <w:numId w:val="27"/>
+              </w:numPr>
+              <w:cnfStyle w:val="000000000000" w:firstRow="0" w:lastRow="0" w:firstColumn="0" w:lastColumn="0" w:oddVBand="0" w:evenVBand="0" w:oddHBand="0" w:evenHBand="0" w:firstRowFirstColumn="0" w:firstRowLastColumn="0" w:lastRowFirstColumn="0" w:lastRowLastColumn="0"/>
+              <w:rPr>
+                <w:rFonts w:hint="eastAsia"/>
+                <w:color w:val="074F6A" w:themeColor="accent4" w:themeShade="80"/>
+              </w:rPr>
+            </w:pPr>
+            <w:r>
+              <w:rPr>
+                <w:rFonts w:hint="eastAsia"/>
+                <w:color w:val="074F6A" w:themeColor="accent4" w:themeShade="80"/>
+              </w:rPr>
+              <w:t>每个元素b（满）都有a射入</w:t>
+            </w:r>
+          </w:p>
+        </w:tc>
+      </w:tr>
+    </w:tbl>
+    <w:p>
+      <w:pPr>
+        <w:rPr>
+          <w:rFonts w:hint="eastAsia"/>
+        </w:rPr>
+      </w:pPr>
+    </w:p>
+    <w:p>
+      <w:pPr>
+        <w:pStyle w:val="4"/>
+        <w:rPr>
+          <w:rFonts w:hint="eastAsia"/>
+        </w:rPr>
+      </w:pPr>
+      <w:r>
+        <w:rPr>
+          <w:rFonts w:hint="eastAsia"/>
+        </w:rPr>
+        <w:t>3</w:t>
+      </w:r>
+      <w:r>
+        <w:rPr>
+          <w:rFonts w:hint="eastAsia"/>
+        </w:rPr>
+        <w:t>.5.1 Injective的例子</w:t>
+      </w:r>
+    </w:p>
+    <w:p>
+      <w:pPr>
+        <w:widowControl/>
+        <w:jc w:val="left"/>
+        <w:rPr>
+          <w:rFonts w:hint="eastAsia"/>
+          <w:color w:val="074F6A" w:themeColor="accent4" w:themeShade="80"/>
+        </w:rPr>
+      </w:pPr>
+      <w:r>
+        <w:rPr>
+          <w:noProof/>
+          <w:color w:val="074F6A" w:themeColor="accent4" w:themeShade="80"/>
+        </w:rPr>
+        <w:drawing>
+          <wp:inline distT="0" distB="0" distL="0" distR="0" wp14:anchorId="79919E35" wp14:editId="1D8E5627">
+            <wp:extent cx="5287992" cy="3486499"/>
+            <wp:effectExtent l="0" t="0" r="0" b="0"/>
+            <wp:docPr id="764433590" name="图片 8"/>
+            <wp:cNvGraphicFramePr>
+              <a:graphicFrameLocks xmlns:a="http://schemas.openxmlformats.org/drawingml/2006/main" noChangeAspect="1"/>
+            </wp:cNvGraphicFramePr>
+            <a:graphic xmlns:a="http://schemas.openxmlformats.org/drawingml/2006/main">
+              <a:graphicData uri="http://schemas.openxmlformats.org/drawingml/2006/picture">
+                <pic:pic xmlns:pic="http://schemas.openxmlformats.org/drawingml/2006/picture">
+                  <pic:nvPicPr>
+                    <pic:cNvPr id="0" name="Picture 20"/>
+                    <pic:cNvPicPr>
+                      <a:picLocks noChangeAspect="1" noChangeArrowheads="1"/>
+                    </pic:cNvPicPr>
+                  </pic:nvPicPr>
+                  <pic:blipFill>
+                    <a:blip r:embed="rId58">
+                      <a:extLst>
+                        <a:ext uri="{28A0092B-C50C-407E-A947-70E740481C1C}">
+                          <a14:useLocalDpi xmlns:a14="http://schemas.microsoft.com/office/drawing/2010/main" val="0"/>
+                        </a:ext>
+                      </a:extLst>
+                    </a:blip>
+                    <a:srcRect/>
+                    <a:stretch>
+                      <a:fillRect/>
+                    </a:stretch>
+                  </pic:blipFill>
+                  <pic:spPr bwMode="auto">
+                    <a:xfrm>
+                      <a:off x="0" y="0"/>
+                      <a:ext cx="5312172" cy="3502442"/>
+                    </a:xfrm>
+                    <a:prstGeom prst="rect">
+                      <a:avLst/>
+                    </a:prstGeom>
+                    <a:noFill/>
+                    <a:ln>
+                      <a:noFill/>
+                    </a:ln>
+                  </pic:spPr>
+                </pic:pic>
+              </a:graphicData>
+            </a:graphic>
+          </wp:inline>
+        </w:drawing>
+      </w:r>
+    </w:p>
+    <w:p>
+      <w:pPr>
+        <w:pStyle w:val="4"/>
+        <w:rPr>
+          <w:rFonts w:hint="eastAsia"/>
+        </w:rPr>
+      </w:pPr>
+      <w:r>
+        <w:rPr>
+          <w:rFonts w:hint="eastAsia"/>
+        </w:rPr>
+        <w:lastRenderedPageBreak/>
+        <w:t>3</w:t>
+      </w:r>
+      <w:r>
+        <w:rPr>
+          <w:rFonts w:hint="eastAsia"/>
+        </w:rPr>
+        <w:t>.5.2 Surjective的例子</w:t>
+      </w:r>
+    </w:p>
+    <w:p>
+      <w:pPr>
+        <w:rPr>
+          <w:rFonts w:hint="eastAsia"/>
+        </w:rPr>
+      </w:pPr>
+      <w:r>
+        <w:rPr>
+          <w:rFonts w:hint="eastAsia"/>
+          <w:noProof/>
+        </w:rPr>
+        <w:drawing>
+          <wp:inline distT="0" distB="0" distL="0" distR="0" wp14:anchorId="636701AA" wp14:editId="163F1653">
+            <wp:extent cx="5361940" cy="3283291"/>
+            <wp:effectExtent l="0" t="0" r="0" b="0"/>
+            <wp:docPr id="424454519" name="图片 10"/>
+            <wp:cNvGraphicFramePr>
+              <a:graphicFrameLocks xmlns:a="http://schemas.openxmlformats.org/drawingml/2006/main" noChangeAspect="1"/>
+            </wp:cNvGraphicFramePr>
+            <a:graphic xmlns:a="http://schemas.openxmlformats.org/drawingml/2006/main">
+              <a:graphicData uri="http://schemas.openxmlformats.org/drawingml/2006/picture">
+                <pic:pic xmlns:pic="http://schemas.openxmlformats.org/drawingml/2006/picture">
+                  <pic:nvPicPr>
+                    <pic:cNvPr id="0" name="Picture 22"/>
+                    <pic:cNvPicPr>
+                      <a:picLocks noChangeAspect="1" noChangeArrowheads="1"/>
+                    </pic:cNvPicPr>
+                  </pic:nvPicPr>
+                  <pic:blipFill>
+                    <a:blip r:embed="rId59">
+                      <a:extLst>
+                        <a:ext uri="{28A0092B-C50C-407E-A947-70E740481C1C}">
+                          <a14:useLocalDpi xmlns:a14="http://schemas.microsoft.com/office/drawing/2010/main" val="0"/>
+                        </a:ext>
+                      </a:extLst>
+                    </a:blip>
+                    <a:srcRect/>
+                    <a:stretch>
+                      <a:fillRect/>
+                    </a:stretch>
+                  </pic:blipFill>
+                  <pic:spPr bwMode="auto">
+                    <a:xfrm>
+                      <a:off x="0" y="0"/>
+                      <a:ext cx="5373548" cy="3290399"/>
+                    </a:xfrm>
+                    <a:prstGeom prst="rect">
+                      <a:avLst/>
+                    </a:prstGeom>
+                    <a:noFill/>
+                    <a:ln>
+                      <a:noFill/>
+                    </a:ln>
+                  </pic:spPr>
+                </pic:pic>
+              </a:graphicData>
+            </a:graphic>
+          </wp:inline>
+        </w:drawing>
+      </w:r>
+    </w:p>
+    <w:p>
+      <w:pPr>
+        <w:pStyle w:val="4"/>
+        <w:rPr>
+          <w:rFonts w:hint="eastAsia"/>
+        </w:rPr>
+      </w:pPr>
+      <w:r>
+        <w:rPr>
+          <w:rFonts w:hint="eastAsia"/>
+        </w:rPr>
+        <w:t>3</w:t>
+      </w:r>
+      <w:r>
+        <w:rPr>
+          <w:rFonts w:hint="eastAsia"/>
+        </w:rPr>
+        <w:t>.5.3 Bijective的例子</w:t>
+      </w:r>
+    </w:p>
+    <w:p>
+      <w:pPr>
+        <w:rPr>
+          <w:rFonts w:hint="eastAsia"/>
+        </w:rPr>
+      </w:pPr>
+      <w:r>
+        <w:rPr>
+          <w:rFonts w:hint="eastAsia"/>
+          <w:noProof/>
+        </w:rPr>
+        <w:drawing>
+          <wp:inline distT="0" distB="0" distL="0" distR="0" wp14:anchorId="01C4AF51" wp14:editId="718654FF">
+            <wp:extent cx="5362041" cy="3047034"/>
+            <wp:effectExtent l="0" t="0" r="0" b="1270"/>
+            <wp:docPr id="1400768012" name="图片 11"/>
+            <wp:cNvGraphicFramePr>
+              <a:graphicFrameLocks xmlns:a="http://schemas.openxmlformats.org/drawingml/2006/main" noChangeAspect="1"/>
+            </wp:cNvGraphicFramePr>
+            <a:graphic xmlns:a="http://schemas.openxmlformats.org/drawingml/2006/main">
+              <a:graphicData uri="http://schemas.openxmlformats.org/drawingml/2006/picture">
+                <pic:pic xmlns:pic="http://schemas.openxmlformats.org/drawingml/2006/picture">
+                  <pic:nvPicPr>
+                    <pic:cNvPr id="0" name="Picture 23"/>
+                    <pic:cNvPicPr>
+                      <a:picLocks noChangeAspect="1" noChangeArrowheads="1"/>
+                    </pic:cNvPicPr>
+                  </pic:nvPicPr>
+                  <pic:blipFill>
+                    <a:blip r:embed="rId60">
+                      <a:extLst>
+                        <a:ext uri="{28A0092B-C50C-407E-A947-70E740481C1C}">
+                          <a14:useLocalDpi xmlns:a14="http://schemas.microsoft.com/office/drawing/2010/main" val="0"/>
+                        </a:ext>
+                      </a:extLst>
+                    </a:blip>
+                    <a:srcRect/>
+                    <a:stretch>
+                      <a:fillRect/>
+                    </a:stretch>
+                  </pic:blipFill>
+                  <pic:spPr bwMode="auto">
+                    <a:xfrm>
+                      <a:off x="0" y="0"/>
+                      <a:ext cx="5391053" cy="3063521"/>
+                    </a:xfrm>
+                    <a:prstGeom prst="rect">
+                      <a:avLst/>
+                    </a:prstGeom>
+                    <a:noFill/>
+                    <a:ln>
+                      <a:noFill/>
+                    </a:ln>
+                  </pic:spPr>
+                </pic:pic>
+              </a:graphicData>
+            </a:graphic>
+          </wp:inline>
+        </w:drawing>
+      </w:r>
+    </w:p>
+    <w:p>
+      <w:pPr>
+        <w:widowControl/>
+        <w:jc w:val="left"/>
+        <w:rPr>
+          <w:rFonts w:hint="eastAsia"/>
+          <w:color w:val="074F6A" w:themeColor="accent4" w:themeShade="80"/>
+        </w:rPr>
+      </w:pPr>
+    </w:p>
+    <w:p>
+      <w:pPr>
         <w:rPr>
           <w:rFonts w:hint="eastAsia"/>
         </w:rPr>
@@ -12177,6 +15012,119 @@
     </w:lvl>
   </w:abstractNum>
   <w:abstractNum w:abstractNumId="3" w15:restartNumberingAfterBreak="0">
+    <w:nsid w:val="1069396E"/>
+    <w:multiLevelType w:val="hybridMultilevel"/>
+    <w:tmpl w:val="C7C8FD7E"/>
+    <w:lvl w:ilvl="0" w:tplc="04090001">
+      <w:start w:val="1"/>
+      <w:numFmt w:val="bullet"/>
+      <w:lvlText w:val=""/>
+      <w:lvlJc w:val="left"/>
+      <w:pPr>
+        <w:ind w:left="440" w:hanging="440"/>
+      </w:pPr>
+      <w:rPr>
+        <w:rFonts w:ascii="Wingdings" w:hAnsi="Wingdings" w:hint="default"/>
+      </w:rPr>
+    </w:lvl>
+    <w:lvl w:ilvl="1" w:tplc="04090003" w:tentative="1">
+      <w:start w:val="1"/>
+      <w:numFmt w:val="bullet"/>
+      <w:lvlText w:val=""/>
+      <w:lvlJc w:val="left"/>
+      <w:pPr>
+        <w:ind w:left="880" w:hanging="440"/>
+      </w:pPr>
+      <w:rPr>
+        <w:rFonts w:ascii="Wingdings" w:hAnsi="Wingdings" w:hint="default"/>
+      </w:rPr>
+    </w:lvl>
+    <w:lvl w:ilvl="2" w:tplc="04090005" w:tentative="1">
+      <w:start w:val="1"/>
+      <w:numFmt w:val="bullet"/>
+      <w:lvlText w:val=""/>
+      <w:lvlJc w:val="left"/>
+      <w:pPr>
+        <w:ind w:left="1320" w:hanging="440"/>
+      </w:pPr>
+      <w:rPr>
+        <w:rFonts w:ascii="Wingdings" w:hAnsi="Wingdings" w:hint="default"/>
+      </w:rPr>
+    </w:lvl>
+    <w:lvl w:ilvl="3" w:tplc="04090001" w:tentative="1">
+      <w:start w:val="1"/>
+      <w:numFmt w:val="bullet"/>
+      <w:lvlText w:val=""/>
+      <w:lvlJc w:val="left"/>
+      <w:pPr>
+        <w:ind w:left="1760" w:hanging="440"/>
+      </w:pPr>
+      <w:rPr>
+        <w:rFonts w:ascii="Wingdings" w:hAnsi="Wingdings" w:hint="default"/>
+      </w:rPr>
+    </w:lvl>
+    <w:lvl w:ilvl="4" w:tplc="04090003" w:tentative="1">
+      <w:start w:val="1"/>
+      <w:numFmt w:val="bullet"/>
+      <w:lvlText w:val=""/>
+      <w:lvlJc w:val="left"/>
+      <w:pPr>
+        <w:ind w:left="2200" w:hanging="440"/>
+      </w:pPr>
+      <w:rPr>
+        <w:rFonts w:ascii="Wingdings" w:hAnsi="Wingdings" w:hint="default"/>
+      </w:rPr>
+    </w:lvl>
+    <w:lvl w:ilvl="5" w:tplc="04090005" w:tentative="1">
+      <w:start w:val="1"/>
+      <w:numFmt w:val="bullet"/>
+      <w:lvlText w:val=""/>
+      <w:lvlJc w:val="left"/>
+      <w:pPr>
+        <w:ind w:left="2640" w:hanging="440"/>
+      </w:pPr>
+      <w:rPr>
+        <w:rFonts w:ascii="Wingdings" w:hAnsi="Wingdings" w:hint="default"/>
+      </w:rPr>
+    </w:lvl>
+    <w:lvl w:ilvl="6" w:tplc="04090001" w:tentative="1">
+      <w:start w:val="1"/>
+      <w:numFmt w:val="bullet"/>
+      <w:lvlText w:val=""/>
+      <w:lvlJc w:val="left"/>
+      <w:pPr>
+        <w:ind w:left="3080" w:hanging="440"/>
+      </w:pPr>
+      <w:rPr>
+        <w:rFonts w:ascii="Wingdings" w:hAnsi="Wingdings" w:hint="default"/>
+      </w:rPr>
+    </w:lvl>
+    <w:lvl w:ilvl="7" w:tplc="04090003" w:tentative="1">
+      <w:start w:val="1"/>
+      <w:numFmt w:val="bullet"/>
+      <w:lvlText w:val=""/>
+      <w:lvlJc w:val="left"/>
+      <w:pPr>
+        <w:ind w:left="3520" w:hanging="440"/>
+      </w:pPr>
+      <w:rPr>
+        <w:rFonts w:ascii="Wingdings" w:hAnsi="Wingdings" w:hint="default"/>
+      </w:rPr>
+    </w:lvl>
+    <w:lvl w:ilvl="8" w:tplc="04090005" w:tentative="1">
+      <w:start w:val="1"/>
+      <w:numFmt w:val="bullet"/>
+      <w:lvlText w:val=""/>
+      <w:lvlJc w:val="left"/>
+      <w:pPr>
+        <w:ind w:left="3960" w:hanging="440"/>
+      </w:pPr>
+      <w:rPr>
+        <w:rFonts w:ascii="Wingdings" w:hAnsi="Wingdings" w:hint="default"/>
+      </w:rPr>
+    </w:lvl>
+  </w:abstractNum>
+  <w:abstractNum w:abstractNumId="4" w15:restartNumberingAfterBreak="0">
     <w:nsid w:val="137E6B1C"/>
     <w:multiLevelType w:val="hybridMultilevel"/>
     <w:tmpl w:val="AE56982C"/>
@@ -12289,7 +15237,206 @@
       </w:rPr>
     </w:lvl>
   </w:abstractNum>
-  <w:abstractNum w:abstractNumId="4" w15:restartNumberingAfterBreak="0">
+  <w:abstractNum w:abstractNumId="5" w15:restartNumberingAfterBreak="0">
+    <w:nsid w:val="16015BCD"/>
+    <w:multiLevelType w:val="hybridMultilevel"/>
+    <w:tmpl w:val="8FB2479C"/>
+    <w:lvl w:ilvl="0" w:tplc="04090001">
+      <w:start w:val="1"/>
+      <w:numFmt w:val="bullet"/>
+      <w:lvlText w:val=""/>
+      <w:lvlJc w:val="left"/>
+      <w:pPr>
+        <w:ind w:left="440" w:hanging="440"/>
+      </w:pPr>
+      <w:rPr>
+        <w:rFonts w:ascii="Wingdings" w:hAnsi="Wingdings" w:hint="default"/>
+      </w:rPr>
+    </w:lvl>
+    <w:lvl w:ilvl="1" w:tplc="04090003">
+      <w:start w:val="1"/>
+      <w:numFmt w:val="bullet"/>
+      <w:lvlText w:val=""/>
+      <w:lvlJc w:val="left"/>
+      <w:pPr>
+        <w:ind w:left="880" w:hanging="440"/>
+      </w:pPr>
+      <w:rPr>
+        <w:rFonts w:ascii="Wingdings" w:hAnsi="Wingdings" w:hint="default"/>
+      </w:rPr>
+    </w:lvl>
+    <w:lvl w:ilvl="2" w:tplc="04090005" w:tentative="1">
+      <w:start w:val="1"/>
+      <w:numFmt w:val="bullet"/>
+      <w:lvlText w:val=""/>
+      <w:lvlJc w:val="left"/>
+      <w:pPr>
+        <w:ind w:left="1320" w:hanging="440"/>
+      </w:pPr>
+      <w:rPr>
+        <w:rFonts w:ascii="Wingdings" w:hAnsi="Wingdings" w:hint="default"/>
+      </w:rPr>
+    </w:lvl>
+    <w:lvl w:ilvl="3" w:tplc="04090001" w:tentative="1">
+      <w:start w:val="1"/>
+      <w:numFmt w:val="bullet"/>
+      <w:lvlText w:val=""/>
+      <w:lvlJc w:val="left"/>
+      <w:pPr>
+        <w:ind w:left="1760" w:hanging="440"/>
+      </w:pPr>
+      <w:rPr>
+        <w:rFonts w:ascii="Wingdings" w:hAnsi="Wingdings" w:hint="default"/>
+      </w:rPr>
+    </w:lvl>
+    <w:lvl w:ilvl="4" w:tplc="04090003" w:tentative="1">
+      <w:start w:val="1"/>
+      <w:numFmt w:val="bullet"/>
+      <w:lvlText w:val=""/>
+      <w:lvlJc w:val="left"/>
+      <w:pPr>
+        <w:ind w:left="2200" w:hanging="440"/>
+      </w:pPr>
+      <w:rPr>
+        <w:rFonts w:ascii="Wingdings" w:hAnsi="Wingdings" w:hint="default"/>
+      </w:rPr>
+    </w:lvl>
+    <w:lvl w:ilvl="5" w:tplc="04090005" w:tentative="1">
+      <w:start w:val="1"/>
+      <w:numFmt w:val="bullet"/>
+      <w:lvlText w:val=""/>
+      <w:lvlJc w:val="left"/>
+      <w:pPr>
+        <w:ind w:left="2640" w:hanging="440"/>
+      </w:pPr>
+      <w:rPr>
+        <w:rFonts w:ascii="Wingdings" w:hAnsi="Wingdings" w:hint="default"/>
+      </w:rPr>
+    </w:lvl>
+    <w:lvl w:ilvl="6" w:tplc="04090001" w:tentative="1">
+      <w:start w:val="1"/>
+      <w:numFmt w:val="bullet"/>
+      <w:lvlText w:val=""/>
+      <w:lvlJc w:val="left"/>
+      <w:pPr>
+        <w:ind w:left="3080" w:hanging="440"/>
+      </w:pPr>
+      <w:rPr>
+        <w:rFonts w:ascii="Wingdings" w:hAnsi="Wingdings" w:hint="default"/>
+      </w:rPr>
+    </w:lvl>
+    <w:lvl w:ilvl="7" w:tplc="04090003" w:tentative="1">
+      <w:start w:val="1"/>
+      <w:numFmt w:val="bullet"/>
+      <w:lvlText w:val=""/>
+      <w:lvlJc w:val="left"/>
+      <w:pPr>
+        <w:ind w:left="3520" w:hanging="440"/>
+      </w:pPr>
+      <w:rPr>
+        <w:rFonts w:ascii="Wingdings" w:hAnsi="Wingdings" w:hint="default"/>
+      </w:rPr>
+    </w:lvl>
+    <w:lvl w:ilvl="8" w:tplc="04090005" w:tentative="1">
+      <w:start w:val="1"/>
+      <w:numFmt w:val="bullet"/>
+      <w:lvlText w:val=""/>
+      <w:lvlJc w:val="left"/>
+      <w:pPr>
+        <w:ind w:left="3960" w:hanging="440"/>
+      </w:pPr>
+      <w:rPr>
+        <w:rFonts w:ascii="Wingdings" w:hAnsi="Wingdings" w:hint="default"/>
+      </w:rPr>
+    </w:lvl>
+  </w:abstractNum>
+  <w:abstractNum w:abstractNumId="6" w15:restartNumberingAfterBreak="0">
+    <w:nsid w:val="1B96004E"/>
+    <w:multiLevelType w:val="hybridMultilevel"/>
+    <w:tmpl w:val="BC78DCE6"/>
+    <w:lvl w:ilvl="0" w:tplc="0409000F">
+      <w:start w:val="1"/>
+      <w:numFmt w:val="decimal"/>
+      <w:lvlText w:val="%1."/>
+      <w:lvlJc w:val="left"/>
+      <w:pPr>
+        <w:ind w:left="440" w:hanging="440"/>
+      </w:pPr>
+    </w:lvl>
+    <w:lvl w:ilvl="1" w:tplc="04090019" w:tentative="1">
+      <w:start w:val="1"/>
+      <w:numFmt w:val="lowerLetter"/>
+      <w:lvlText w:val="%2)"/>
+      <w:lvlJc w:val="left"/>
+      <w:pPr>
+        <w:ind w:left="880" w:hanging="440"/>
+      </w:pPr>
+    </w:lvl>
+    <w:lvl w:ilvl="2" w:tplc="0409001B" w:tentative="1">
+      <w:start w:val="1"/>
+      <w:numFmt w:val="lowerRoman"/>
+      <w:lvlText w:val="%3."/>
+      <w:lvlJc w:val="right"/>
+      <w:pPr>
+        <w:ind w:left="1320" w:hanging="440"/>
+      </w:pPr>
+    </w:lvl>
+    <w:lvl w:ilvl="3" w:tplc="0409000F" w:tentative="1">
+      <w:start w:val="1"/>
+      <w:numFmt w:val="decimal"/>
+      <w:lvlText w:val="%4."/>
+      <w:lvlJc w:val="left"/>
+      <w:pPr>
+        <w:ind w:left="1760" w:hanging="440"/>
+      </w:pPr>
+    </w:lvl>
+    <w:lvl w:ilvl="4" w:tplc="04090019" w:tentative="1">
+      <w:start w:val="1"/>
+      <w:numFmt w:val="lowerLetter"/>
+      <w:lvlText w:val="%5)"/>
+      <w:lvlJc w:val="left"/>
+      <w:pPr>
+        <w:ind w:left="2200" w:hanging="440"/>
+      </w:pPr>
+    </w:lvl>
+    <w:lvl w:ilvl="5" w:tplc="0409001B" w:tentative="1">
+      <w:start w:val="1"/>
+      <w:numFmt w:val="lowerRoman"/>
+      <w:lvlText w:val="%6."/>
+      <w:lvlJc w:val="right"/>
+      <w:pPr>
+        <w:ind w:left="2640" w:hanging="440"/>
+      </w:pPr>
+    </w:lvl>
+    <w:lvl w:ilvl="6" w:tplc="0409000F" w:tentative="1">
+      <w:start w:val="1"/>
+      <w:numFmt w:val="decimal"/>
+      <w:lvlText w:val="%7."/>
+      <w:lvlJc w:val="left"/>
+      <w:pPr>
+        <w:ind w:left="3080" w:hanging="440"/>
+      </w:pPr>
+    </w:lvl>
+    <w:lvl w:ilvl="7" w:tplc="04090019" w:tentative="1">
+      <w:start w:val="1"/>
+      <w:numFmt w:val="lowerLetter"/>
+      <w:lvlText w:val="%8)"/>
+      <w:lvlJc w:val="left"/>
+      <w:pPr>
+        <w:ind w:left="3520" w:hanging="440"/>
+      </w:pPr>
+    </w:lvl>
+    <w:lvl w:ilvl="8" w:tplc="0409001B" w:tentative="1">
+      <w:start w:val="1"/>
+      <w:numFmt w:val="lowerRoman"/>
+      <w:lvlText w:val="%9."/>
+      <w:lvlJc w:val="right"/>
+      <w:pPr>
+        <w:ind w:left="3960" w:hanging="440"/>
+      </w:pPr>
+    </w:lvl>
+  </w:abstractNum>
+  <w:abstractNum w:abstractNumId="7" w15:restartNumberingAfterBreak="0">
     <w:nsid w:val="22612681"/>
     <w:multiLevelType w:val="multilevel"/>
     <w:tmpl w:val="94365A06"/>
@@ -12402,7 +15549,7 @@
       </w:rPr>
     </w:lvl>
   </w:abstractNum>
-  <w:abstractNum w:abstractNumId="5" w15:restartNumberingAfterBreak="0">
+  <w:abstractNum w:abstractNumId="8" w15:restartNumberingAfterBreak="0">
     <w:nsid w:val="2E2E63D3"/>
     <w:multiLevelType w:val="hybridMultilevel"/>
     <w:tmpl w:val="04CED32C"/>
@@ -12491,7 +15638,7 @@
       </w:pPr>
     </w:lvl>
   </w:abstractNum>
-  <w:abstractNum w:abstractNumId="6" w15:restartNumberingAfterBreak="0">
+  <w:abstractNum w:abstractNumId="9" w15:restartNumberingAfterBreak="0">
     <w:nsid w:val="2E8B5973"/>
     <w:multiLevelType w:val="multilevel"/>
     <w:tmpl w:val="A0A2D074"/>
@@ -12604,7 +15751,7 @@
       </w:rPr>
     </w:lvl>
   </w:abstractNum>
-  <w:abstractNum w:abstractNumId="7" w15:restartNumberingAfterBreak="0">
+  <w:abstractNum w:abstractNumId="10" w15:restartNumberingAfterBreak="0">
     <w:nsid w:val="32552850"/>
     <w:multiLevelType w:val="hybridMultilevel"/>
     <w:tmpl w:val="86F4CA72"/>
@@ -12717,7 +15864,7 @@
       </w:rPr>
     </w:lvl>
   </w:abstractNum>
-  <w:abstractNum w:abstractNumId="8" w15:restartNumberingAfterBreak="0">
+  <w:abstractNum w:abstractNumId="11" w15:restartNumberingAfterBreak="0">
     <w:nsid w:val="35801D4F"/>
     <w:multiLevelType w:val="hybridMultilevel"/>
     <w:tmpl w:val="CE04F402"/>
@@ -12808,7 +15955,7 @@
       </w:pPr>
     </w:lvl>
   </w:abstractNum>
-  <w:abstractNum w:abstractNumId="9" w15:restartNumberingAfterBreak="0">
+  <w:abstractNum w:abstractNumId="12" w15:restartNumberingAfterBreak="0">
     <w:nsid w:val="36837818"/>
     <w:multiLevelType w:val="hybridMultilevel"/>
     <w:tmpl w:val="FB14EA26"/>
@@ -12921,7 +16068,7 @@
       </w:rPr>
     </w:lvl>
   </w:abstractNum>
-  <w:abstractNum w:abstractNumId="10" w15:restartNumberingAfterBreak="0">
+  <w:abstractNum w:abstractNumId="13" w15:restartNumberingAfterBreak="0">
     <w:nsid w:val="3B974129"/>
     <w:multiLevelType w:val="hybridMultilevel"/>
     <w:tmpl w:val="ED6E3154"/>
@@ -13034,7 +16181,7 @@
       </w:rPr>
     </w:lvl>
   </w:abstractNum>
-  <w:abstractNum w:abstractNumId="11" w15:restartNumberingAfterBreak="0">
+  <w:abstractNum w:abstractNumId="14" w15:restartNumberingAfterBreak="0">
     <w:nsid w:val="3E173A56"/>
     <w:multiLevelType w:val="multilevel"/>
     <w:tmpl w:val="839A49D8"/>
@@ -13147,7 +16294,7 @@
       </w:rPr>
     </w:lvl>
   </w:abstractNum>
-  <w:abstractNum w:abstractNumId="12" w15:restartNumberingAfterBreak="0">
+  <w:abstractNum w:abstractNumId="15" w15:restartNumberingAfterBreak="0">
     <w:nsid w:val="425B7028"/>
     <w:multiLevelType w:val="hybridMultilevel"/>
     <w:tmpl w:val="0E72744E"/>
@@ -13236,7 +16383,233 @@
       </w:pPr>
     </w:lvl>
   </w:abstractNum>
-  <w:abstractNum w:abstractNumId="13" w15:restartNumberingAfterBreak="0">
+  <w:abstractNum w:abstractNumId="16" w15:restartNumberingAfterBreak="0">
+    <w:nsid w:val="43461A5F"/>
+    <w:multiLevelType w:val="hybridMultilevel"/>
+    <w:tmpl w:val="FE1060EA"/>
+    <w:lvl w:ilvl="0" w:tplc="04090001">
+      <w:start w:val="1"/>
+      <w:numFmt w:val="bullet"/>
+      <w:lvlText w:val=""/>
+      <w:lvlJc w:val="left"/>
+      <w:pPr>
+        <w:ind w:left="440" w:hanging="440"/>
+      </w:pPr>
+      <w:rPr>
+        <w:rFonts w:ascii="Wingdings" w:hAnsi="Wingdings" w:hint="default"/>
+      </w:rPr>
+    </w:lvl>
+    <w:lvl w:ilvl="1" w:tplc="04090003" w:tentative="1">
+      <w:start w:val="1"/>
+      <w:numFmt w:val="bullet"/>
+      <w:lvlText w:val=""/>
+      <w:lvlJc w:val="left"/>
+      <w:pPr>
+        <w:ind w:left="880" w:hanging="440"/>
+      </w:pPr>
+      <w:rPr>
+        <w:rFonts w:ascii="Wingdings" w:hAnsi="Wingdings" w:hint="default"/>
+      </w:rPr>
+    </w:lvl>
+    <w:lvl w:ilvl="2" w:tplc="04090005" w:tentative="1">
+      <w:start w:val="1"/>
+      <w:numFmt w:val="bullet"/>
+      <w:lvlText w:val=""/>
+      <w:lvlJc w:val="left"/>
+      <w:pPr>
+        <w:ind w:left="1320" w:hanging="440"/>
+      </w:pPr>
+      <w:rPr>
+        <w:rFonts w:ascii="Wingdings" w:hAnsi="Wingdings" w:hint="default"/>
+      </w:rPr>
+    </w:lvl>
+    <w:lvl w:ilvl="3" w:tplc="04090001" w:tentative="1">
+      <w:start w:val="1"/>
+      <w:numFmt w:val="bullet"/>
+      <w:lvlText w:val=""/>
+      <w:lvlJc w:val="left"/>
+      <w:pPr>
+        <w:ind w:left="1760" w:hanging="440"/>
+      </w:pPr>
+      <w:rPr>
+        <w:rFonts w:ascii="Wingdings" w:hAnsi="Wingdings" w:hint="default"/>
+      </w:rPr>
+    </w:lvl>
+    <w:lvl w:ilvl="4" w:tplc="04090003" w:tentative="1">
+      <w:start w:val="1"/>
+      <w:numFmt w:val="bullet"/>
+      <w:lvlText w:val=""/>
+      <w:lvlJc w:val="left"/>
+      <w:pPr>
+        <w:ind w:left="2200" w:hanging="440"/>
+      </w:pPr>
+      <w:rPr>
+        <w:rFonts w:ascii="Wingdings" w:hAnsi="Wingdings" w:hint="default"/>
+      </w:rPr>
+    </w:lvl>
+    <w:lvl w:ilvl="5" w:tplc="04090005" w:tentative="1">
+      <w:start w:val="1"/>
+      <w:numFmt w:val="bullet"/>
+      <w:lvlText w:val=""/>
+      <w:lvlJc w:val="left"/>
+      <w:pPr>
+        <w:ind w:left="2640" w:hanging="440"/>
+      </w:pPr>
+      <w:rPr>
+        <w:rFonts w:ascii="Wingdings" w:hAnsi="Wingdings" w:hint="default"/>
+      </w:rPr>
+    </w:lvl>
+    <w:lvl w:ilvl="6" w:tplc="04090001" w:tentative="1">
+      <w:start w:val="1"/>
+      <w:numFmt w:val="bullet"/>
+      <w:lvlText w:val=""/>
+      <w:lvlJc w:val="left"/>
+      <w:pPr>
+        <w:ind w:left="3080" w:hanging="440"/>
+      </w:pPr>
+      <w:rPr>
+        <w:rFonts w:ascii="Wingdings" w:hAnsi="Wingdings" w:hint="default"/>
+      </w:rPr>
+    </w:lvl>
+    <w:lvl w:ilvl="7" w:tplc="04090003" w:tentative="1">
+      <w:start w:val="1"/>
+      <w:numFmt w:val="bullet"/>
+      <w:lvlText w:val=""/>
+      <w:lvlJc w:val="left"/>
+      <w:pPr>
+        <w:ind w:left="3520" w:hanging="440"/>
+      </w:pPr>
+      <w:rPr>
+        <w:rFonts w:ascii="Wingdings" w:hAnsi="Wingdings" w:hint="default"/>
+      </w:rPr>
+    </w:lvl>
+    <w:lvl w:ilvl="8" w:tplc="04090005" w:tentative="1">
+      <w:start w:val="1"/>
+      <w:numFmt w:val="bullet"/>
+      <w:lvlText w:val=""/>
+      <w:lvlJc w:val="left"/>
+      <w:pPr>
+        <w:ind w:left="3960" w:hanging="440"/>
+      </w:pPr>
+      <w:rPr>
+        <w:rFonts w:ascii="Wingdings" w:hAnsi="Wingdings" w:hint="default"/>
+      </w:rPr>
+    </w:lvl>
+  </w:abstractNum>
+  <w:abstractNum w:abstractNumId="17" w15:restartNumberingAfterBreak="0">
+    <w:nsid w:val="46D7603E"/>
+    <w:multiLevelType w:val="multilevel"/>
+    <w:tmpl w:val="F8581290"/>
+    <w:lvl w:ilvl="0">
+      <w:start w:val="2"/>
+      <w:numFmt w:val="decimal"/>
+      <w:lvlText w:val="%1"/>
+      <w:lvlJc w:val="left"/>
+      <w:pPr>
+        <w:ind w:left="360" w:hanging="360"/>
+      </w:pPr>
+      <w:rPr>
+        <w:rFonts w:hint="default"/>
+      </w:rPr>
+    </w:lvl>
+    <w:lvl w:ilvl="1">
+      <w:start w:val="6"/>
+      <w:numFmt w:val="decimal"/>
+      <w:lvlText w:val="%1.%2"/>
+      <w:lvlJc w:val="left"/>
+      <w:pPr>
+        <w:ind w:left="720" w:hanging="720"/>
+      </w:pPr>
+      <w:rPr>
+        <w:rFonts w:hint="default"/>
+      </w:rPr>
+    </w:lvl>
+    <w:lvl w:ilvl="2">
+      <w:start w:val="1"/>
+      <w:numFmt w:val="decimal"/>
+      <w:lvlText w:val="%1.%2.%3"/>
+      <w:lvlJc w:val="left"/>
+      <w:pPr>
+        <w:ind w:left="720" w:hanging="720"/>
+      </w:pPr>
+      <w:rPr>
+        <w:rFonts w:hint="default"/>
+      </w:rPr>
+    </w:lvl>
+    <w:lvl w:ilvl="3">
+      <w:start w:val="1"/>
+      <w:numFmt w:val="decimal"/>
+      <w:lvlText w:val="%1.%2.%3.%4"/>
+      <w:lvlJc w:val="left"/>
+      <w:pPr>
+        <w:ind w:left="1080" w:hanging="1080"/>
+      </w:pPr>
+      <w:rPr>
+        <w:rFonts w:hint="default"/>
+      </w:rPr>
+    </w:lvl>
+    <w:lvl w:ilvl="4">
+      <w:start w:val="1"/>
+      <w:numFmt w:val="decimal"/>
+      <w:lvlText w:val="%1.%2.%3.%4.%5"/>
+      <w:lvlJc w:val="left"/>
+      <w:pPr>
+        <w:ind w:left="1440" w:hanging="1440"/>
+      </w:pPr>
+      <w:rPr>
+        <w:rFonts w:hint="default"/>
+      </w:rPr>
+    </w:lvl>
+    <w:lvl w:ilvl="5">
+      <w:start w:val="1"/>
+      <w:numFmt w:val="decimal"/>
+      <w:lvlText w:val="%1.%2.%3.%4.%5.%6"/>
+      <w:lvlJc w:val="left"/>
+      <w:pPr>
+        <w:ind w:left="1440" w:hanging="1440"/>
+      </w:pPr>
+      <w:rPr>
+        <w:rFonts w:hint="default"/>
+      </w:rPr>
+    </w:lvl>
+    <w:lvl w:ilvl="6">
+      <w:start w:val="1"/>
+      <w:numFmt w:val="decimal"/>
+      <w:lvlText w:val="%1.%2.%3.%4.%5.%6.%7"/>
+      <w:lvlJc w:val="left"/>
+      <w:pPr>
+        <w:ind w:left="1800" w:hanging="1800"/>
+      </w:pPr>
+      <w:rPr>
+        <w:rFonts w:hint="default"/>
+      </w:rPr>
+    </w:lvl>
+    <w:lvl w:ilvl="7">
+      <w:start w:val="1"/>
+      <w:numFmt w:val="decimal"/>
+      <w:lvlText w:val="%1.%2.%3.%4.%5.%6.%7.%8"/>
+      <w:lvlJc w:val="left"/>
+      <w:pPr>
+        <w:ind w:left="1800" w:hanging="1800"/>
+      </w:pPr>
+      <w:rPr>
+        <w:rFonts w:hint="default"/>
+      </w:rPr>
+    </w:lvl>
+    <w:lvl w:ilvl="8">
+      <w:start w:val="1"/>
+      <w:numFmt w:val="decimal"/>
+      <w:lvlText w:val="%1.%2.%3.%4.%5.%6.%7.%8.%9"/>
+      <w:lvlJc w:val="left"/>
+      <w:pPr>
+        <w:ind w:left="2160" w:hanging="2160"/>
+      </w:pPr>
+      <w:rPr>
+        <w:rFonts w:hint="default"/>
+      </w:rPr>
+    </w:lvl>
+  </w:abstractNum>
+  <w:abstractNum w:abstractNumId="18" w15:restartNumberingAfterBreak="0">
     <w:nsid w:val="49DB0B05"/>
     <w:multiLevelType w:val="hybridMultilevel"/>
     <w:tmpl w:val="C09A67EE"/>
@@ -13322,7 +16695,120 @@
       </w:pPr>
     </w:lvl>
   </w:abstractNum>
-  <w:abstractNum w:abstractNumId="14" w15:restartNumberingAfterBreak="0">
+  <w:abstractNum w:abstractNumId="19" w15:restartNumberingAfterBreak="0">
+    <w:nsid w:val="4B427A87"/>
+    <w:multiLevelType w:val="hybridMultilevel"/>
+    <w:tmpl w:val="D3BEB142"/>
+    <w:lvl w:ilvl="0" w:tplc="04090001">
+      <w:start w:val="1"/>
+      <w:numFmt w:val="bullet"/>
+      <w:lvlText w:val=""/>
+      <w:lvlJc w:val="left"/>
+      <w:pPr>
+        <w:ind w:left="440" w:hanging="440"/>
+      </w:pPr>
+      <w:rPr>
+        <w:rFonts w:ascii="Wingdings" w:hAnsi="Wingdings" w:hint="default"/>
+      </w:rPr>
+    </w:lvl>
+    <w:lvl w:ilvl="1" w:tplc="04090003" w:tentative="1">
+      <w:start w:val="1"/>
+      <w:numFmt w:val="bullet"/>
+      <w:lvlText w:val=""/>
+      <w:lvlJc w:val="left"/>
+      <w:pPr>
+        <w:ind w:left="880" w:hanging="440"/>
+      </w:pPr>
+      <w:rPr>
+        <w:rFonts w:ascii="Wingdings" w:hAnsi="Wingdings" w:hint="default"/>
+      </w:rPr>
+    </w:lvl>
+    <w:lvl w:ilvl="2" w:tplc="04090005" w:tentative="1">
+      <w:start w:val="1"/>
+      <w:numFmt w:val="bullet"/>
+      <w:lvlText w:val=""/>
+      <w:lvlJc w:val="left"/>
+      <w:pPr>
+        <w:ind w:left="1320" w:hanging="440"/>
+      </w:pPr>
+      <w:rPr>
+        <w:rFonts w:ascii="Wingdings" w:hAnsi="Wingdings" w:hint="default"/>
+      </w:rPr>
+    </w:lvl>
+    <w:lvl w:ilvl="3" w:tplc="04090001" w:tentative="1">
+      <w:start w:val="1"/>
+      <w:numFmt w:val="bullet"/>
+      <w:lvlText w:val=""/>
+      <w:lvlJc w:val="left"/>
+      <w:pPr>
+        <w:ind w:left="1760" w:hanging="440"/>
+      </w:pPr>
+      <w:rPr>
+        <w:rFonts w:ascii="Wingdings" w:hAnsi="Wingdings" w:hint="default"/>
+      </w:rPr>
+    </w:lvl>
+    <w:lvl w:ilvl="4" w:tplc="04090003" w:tentative="1">
+      <w:start w:val="1"/>
+      <w:numFmt w:val="bullet"/>
+      <w:lvlText w:val=""/>
+      <w:lvlJc w:val="left"/>
+      <w:pPr>
+        <w:ind w:left="2200" w:hanging="440"/>
+      </w:pPr>
+      <w:rPr>
+        <w:rFonts w:ascii="Wingdings" w:hAnsi="Wingdings" w:hint="default"/>
+      </w:rPr>
+    </w:lvl>
+    <w:lvl w:ilvl="5" w:tplc="04090005" w:tentative="1">
+      <w:start w:val="1"/>
+      <w:numFmt w:val="bullet"/>
+      <w:lvlText w:val=""/>
+      <w:lvlJc w:val="left"/>
+      <w:pPr>
+        <w:ind w:left="2640" w:hanging="440"/>
+      </w:pPr>
+      <w:rPr>
+        <w:rFonts w:ascii="Wingdings" w:hAnsi="Wingdings" w:hint="default"/>
+      </w:rPr>
+    </w:lvl>
+    <w:lvl w:ilvl="6" w:tplc="04090001" w:tentative="1">
+      <w:start w:val="1"/>
+      <w:numFmt w:val="bullet"/>
+      <w:lvlText w:val=""/>
+      <w:lvlJc w:val="left"/>
+      <w:pPr>
+        <w:ind w:left="3080" w:hanging="440"/>
+      </w:pPr>
+      <w:rPr>
+        <w:rFonts w:ascii="Wingdings" w:hAnsi="Wingdings" w:hint="default"/>
+      </w:rPr>
+    </w:lvl>
+    <w:lvl w:ilvl="7" w:tplc="04090003" w:tentative="1">
+      <w:start w:val="1"/>
+      <w:numFmt w:val="bullet"/>
+      <w:lvlText w:val=""/>
+      <w:lvlJc w:val="left"/>
+      <w:pPr>
+        <w:ind w:left="3520" w:hanging="440"/>
+      </w:pPr>
+      <w:rPr>
+        <w:rFonts w:ascii="Wingdings" w:hAnsi="Wingdings" w:hint="default"/>
+      </w:rPr>
+    </w:lvl>
+    <w:lvl w:ilvl="8" w:tplc="04090005" w:tentative="1">
+      <w:start w:val="1"/>
+      <w:numFmt w:val="bullet"/>
+      <w:lvlText w:val=""/>
+      <w:lvlJc w:val="left"/>
+      <w:pPr>
+        <w:ind w:left="3960" w:hanging="440"/>
+      </w:pPr>
+      <w:rPr>
+        <w:rFonts w:ascii="Wingdings" w:hAnsi="Wingdings" w:hint="default"/>
+      </w:rPr>
+    </w:lvl>
+  </w:abstractNum>
+  <w:abstractNum w:abstractNumId="20" w15:restartNumberingAfterBreak="0">
     <w:nsid w:val="53687F90"/>
     <w:multiLevelType w:val="hybridMultilevel"/>
     <w:tmpl w:val="DB606EA2"/>
@@ -13411,7 +16897,7 @@
       </w:pPr>
     </w:lvl>
   </w:abstractNum>
-  <w:abstractNum w:abstractNumId="15" w15:restartNumberingAfterBreak="0">
+  <w:abstractNum w:abstractNumId="21" w15:restartNumberingAfterBreak="0">
     <w:nsid w:val="5B2909CC"/>
     <w:multiLevelType w:val="multilevel"/>
     <w:tmpl w:val="FCEA69C8"/>
@@ -13524,7 +17010,7 @@
       </w:rPr>
     </w:lvl>
   </w:abstractNum>
-  <w:abstractNum w:abstractNumId="16" w15:restartNumberingAfterBreak="0">
+  <w:abstractNum w:abstractNumId="22" w15:restartNumberingAfterBreak="0">
     <w:nsid w:val="5D142187"/>
     <w:multiLevelType w:val="multilevel"/>
     <w:tmpl w:val="0409001F"/>
@@ -13637,7 +17123,7 @@
       </w:rPr>
     </w:lvl>
   </w:abstractNum>
-  <w:abstractNum w:abstractNumId="17" w15:restartNumberingAfterBreak="0">
+  <w:abstractNum w:abstractNumId="23" w15:restartNumberingAfterBreak="0">
     <w:nsid w:val="5EFB1C64"/>
     <w:multiLevelType w:val="hybridMultilevel"/>
     <w:tmpl w:val="A100EB5E"/>
@@ -13726,7 +17212,120 @@
       </w:pPr>
     </w:lvl>
   </w:abstractNum>
-  <w:abstractNum w:abstractNumId="18" w15:restartNumberingAfterBreak="0">
+  <w:abstractNum w:abstractNumId="24" w15:restartNumberingAfterBreak="0">
+    <w:nsid w:val="73320A3D"/>
+    <w:multiLevelType w:val="hybridMultilevel"/>
+    <w:tmpl w:val="13F62C12"/>
+    <w:lvl w:ilvl="0" w:tplc="04090001">
+      <w:start w:val="1"/>
+      <w:numFmt w:val="bullet"/>
+      <w:lvlText w:val=""/>
+      <w:lvlJc w:val="left"/>
+      <w:pPr>
+        <w:ind w:left="440" w:hanging="440"/>
+      </w:pPr>
+      <w:rPr>
+        <w:rFonts w:ascii="Wingdings" w:hAnsi="Wingdings" w:hint="default"/>
+      </w:rPr>
+    </w:lvl>
+    <w:lvl w:ilvl="1" w:tplc="04090003" w:tentative="1">
+      <w:start w:val="1"/>
+      <w:numFmt w:val="bullet"/>
+      <w:lvlText w:val=""/>
+      <w:lvlJc w:val="left"/>
+      <w:pPr>
+        <w:ind w:left="880" w:hanging="440"/>
+      </w:pPr>
+      <w:rPr>
+        <w:rFonts w:ascii="Wingdings" w:hAnsi="Wingdings" w:hint="default"/>
+      </w:rPr>
+    </w:lvl>
+    <w:lvl w:ilvl="2" w:tplc="04090005" w:tentative="1">
+      <w:start w:val="1"/>
+      <w:numFmt w:val="bullet"/>
+      <w:lvlText w:val=""/>
+      <w:lvlJc w:val="left"/>
+      <w:pPr>
+        <w:ind w:left="1320" w:hanging="440"/>
+      </w:pPr>
+      <w:rPr>
+        <w:rFonts w:ascii="Wingdings" w:hAnsi="Wingdings" w:hint="default"/>
+      </w:rPr>
+    </w:lvl>
+    <w:lvl w:ilvl="3" w:tplc="04090001" w:tentative="1">
+      <w:start w:val="1"/>
+      <w:numFmt w:val="bullet"/>
+      <w:lvlText w:val=""/>
+      <w:lvlJc w:val="left"/>
+      <w:pPr>
+        <w:ind w:left="1760" w:hanging="440"/>
+      </w:pPr>
+      <w:rPr>
+        <w:rFonts w:ascii="Wingdings" w:hAnsi="Wingdings" w:hint="default"/>
+      </w:rPr>
+    </w:lvl>
+    <w:lvl w:ilvl="4" w:tplc="04090003" w:tentative="1">
+      <w:start w:val="1"/>
+      <w:numFmt w:val="bullet"/>
+      <w:lvlText w:val=""/>
+      <w:lvlJc w:val="left"/>
+      <w:pPr>
+        <w:ind w:left="2200" w:hanging="440"/>
+      </w:pPr>
+      <w:rPr>
+        <w:rFonts w:ascii="Wingdings" w:hAnsi="Wingdings" w:hint="default"/>
+      </w:rPr>
+    </w:lvl>
+    <w:lvl w:ilvl="5" w:tplc="04090005" w:tentative="1">
+      <w:start w:val="1"/>
+      <w:numFmt w:val="bullet"/>
+      <w:lvlText w:val=""/>
+      <w:lvlJc w:val="left"/>
+      <w:pPr>
+        <w:ind w:left="2640" w:hanging="440"/>
+      </w:pPr>
+      <w:rPr>
+        <w:rFonts w:ascii="Wingdings" w:hAnsi="Wingdings" w:hint="default"/>
+      </w:rPr>
+    </w:lvl>
+    <w:lvl w:ilvl="6" w:tplc="04090001" w:tentative="1">
+      <w:start w:val="1"/>
+      <w:numFmt w:val="bullet"/>
+      <w:lvlText w:val=""/>
+      <w:lvlJc w:val="left"/>
+      <w:pPr>
+        <w:ind w:left="3080" w:hanging="440"/>
+      </w:pPr>
+      <w:rPr>
+        <w:rFonts w:ascii="Wingdings" w:hAnsi="Wingdings" w:hint="default"/>
+      </w:rPr>
+    </w:lvl>
+    <w:lvl w:ilvl="7" w:tplc="04090003" w:tentative="1">
+      <w:start w:val="1"/>
+      <w:numFmt w:val="bullet"/>
+      <w:lvlText w:val=""/>
+      <w:lvlJc w:val="left"/>
+      <w:pPr>
+        <w:ind w:left="3520" w:hanging="440"/>
+      </w:pPr>
+      <w:rPr>
+        <w:rFonts w:ascii="Wingdings" w:hAnsi="Wingdings" w:hint="default"/>
+      </w:rPr>
+    </w:lvl>
+    <w:lvl w:ilvl="8" w:tplc="04090005" w:tentative="1">
+      <w:start w:val="1"/>
+      <w:numFmt w:val="bullet"/>
+      <w:lvlText w:val=""/>
+      <w:lvlJc w:val="left"/>
+      <w:pPr>
+        <w:ind w:left="3960" w:hanging="440"/>
+      </w:pPr>
+      <w:rPr>
+        <w:rFonts w:ascii="Wingdings" w:hAnsi="Wingdings" w:hint="default"/>
+      </w:rPr>
+    </w:lvl>
+  </w:abstractNum>
+  <w:abstractNum w:abstractNumId="25" w15:restartNumberingAfterBreak="0">
     <w:nsid w:val="77084836"/>
     <w:multiLevelType w:val="multilevel"/>
     <w:tmpl w:val="EED29006"/>
@@ -13875,7 +17474,120 @@
       </w:rPr>
     </w:lvl>
   </w:abstractNum>
-  <w:abstractNum w:abstractNumId="19" w15:restartNumberingAfterBreak="0">
+  <w:abstractNum w:abstractNumId="26" w15:restartNumberingAfterBreak="0">
+    <w:nsid w:val="7A0D077A"/>
+    <w:multiLevelType w:val="hybridMultilevel"/>
+    <w:tmpl w:val="C01EAF04"/>
+    <w:lvl w:ilvl="0" w:tplc="04090001">
+      <w:start w:val="1"/>
+      <w:numFmt w:val="bullet"/>
+      <w:lvlText w:val=""/>
+      <w:lvlJc w:val="left"/>
+      <w:pPr>
+        <w:ind w:left="440" w:hanging="440"/>
+      </w:pPr>
+      <w:rPr>
+        <w:rFonts w:ascii="Wingdings" w:hAnsi="Wingdings" w:hint="default"/>
+      </w:rPr>
+    </w:lvl>
+    <w:lvl w:ilvl="1" w:tplc="04090003" w:tentative="1">
+      <w:start w:val="1"/>
+      <w:numFmt w:val="bullet"/>
+      <w:lvlText w:val=""/>
+      <w:lvlJc w:val="left"/>
+      <w:pPr>
+        <w:ind w:left="880" w:hanging="440"/>
+      </w:pPr>
+      <w:rPr>
+        <w:rFonts w:ascii="Wingdings" w:hAnsi="Wingdings" w:hint="default"/>
+      </w:rPr>
+    </w:lvl>
+    <w:lvl w:ilvl="2" w:tplc="04090005" w:tentative="1">
+      <w:start w:val="1"/>
+      <w:numFmt w:val="bullet"/>
+      <w:lvlText w:val=""/>
+      <w:lvlJc w:val="left"/>
+      <w:pPr>
+        <w:ind w:left="1320" w:hanging="440"/>
+      </w:pPr>
+      <w:rPr>
+        <w:rFonts w:ascii="Wingdings" w:hAnsi="Wingdings" w:hint="default"/>
+      </w:rPr>
+    </w:lvl>
+    <w:lvl w:ilvl="3" w:tplc="04090001" w:tentative="1">
+      <w:start w:val="1"/>
+      <w:numFmt w:val="bullet"/>
+      <w:lvlText w:val=""/>
+      <w:lvlJc w:val="left"/>
+      <w:pPr>
+        <w:ind w:left="1760" w:hanging="440"/>
+      </w:pPr>
+      <w:rPr>
+        <w:rFonts w:ascii="Wingdings" w:hAnsi="Wingdings" w:hint="default"/>
+      </w:rPr>
+    </w:lvl>
+    <w:lvl w:ilvl="4" w:tplc="04090003" w:tentative="1">
+      <w:start w:val="1"/>
+      <w:numFmt w:val="bullet"/>
+      <w:lvlText w:val=""/>
+      <w:lvlJc w:val="left"/>
+      <w:pPr>
+        <w:ind w:left="2200" w:hanging="440"/>
+      </w:pPr>
+      <w:rPr>
+        <w:rFonts w:ascii="Wingdings" w:hAnsi="Wingdings" w:hint="default"/>
+      </w:rPr>
+    </w:lvl>
+    <w:lvl w:ilvl="5" w:tplc="04090005" w:tentative="1">
+      <w:start w:val="1"/>
+      <w:numFmt w:val="bullet"/>
+      <w:lvlText w:val=""/>
+      <w:lvlJc w:val="left"/>
+      <w:pPr>
+        <w:ind w:left="2640" w:hanging="440"/>
+      </w:pPr>
+      <w:rPr>
+        <w:rFonts w:ascii="Wingdings" w:hAnsi="Wingdings" w:hint="default"/>
+      </w:rPr>
+    </w:lvl>
+    <w:lvl w:ilvl="6" w:tplc="04090001" w:tentative="1">
+      <w:start w:val="1"/>
+      <w:numFmt w:val="bullet"/>
+      <w:lvlText w:val=""/>
+      <w:lvlJc w:val="left"/>
+      <w:pPr>
+        <w:ind w:left="3080" w:hanging="440"/>
+      </w:pPr>
+      <w:rPr>
+        <w:rFonts w:ascii="Wingdings" w:hAnsi="Wingdings" w:hint="default"/>
+      </w:rPr>
+    </w:lvl>
+    <w:lvl w:ilvl="7" w:tplc="04090003" w:tentative="1">
+      <w:start w:val="1"/>
+      <w:numFmt w:val="bullet"/>
+      <w:lvlText w:val=""/>
+      <w:lvlJc w:val="left"/>
+      <w:pPr>
+        <w:ind w:left="3520" w:hanging="440"/>
+      </w:pPr>
+      <w:rPr>
+        <w:rFonts w:ascii="Wingdings" w:hAnsi="Wingdings" w:hint="default"/>
+      </w:rPr>
+    </w:lvl>
+    <w:lvl w:ilvl="8" w:tplc="04090005" w:tentative="1">
+      <w:start w:val="1"/>
+      <w:numFmt w:val="bullet"/>
+      <w:lvlText w:val=""/>
+      <w:lvlJc w:val="left"/>
+      <w:pPr>
+        <w:ind w:left="3960" w:hanging="440"/>
+      </w:pPr>
+      <w:rPr>
+        <w:rFonts w:ascii="Wingdings" w:hAnsi="Wingdings" w:hint="default"/>
+      </w:rPr>
+    </w:lvl>
+  </w:abstractNum>
+  <w:abstractNum w:abstractNumId="27" w15:restartNumberingAfterBreak="0">
     <w:nsid w:val="7A5C712F"/>
     <w:multiLevelType w:val="multilevel"/>
     <w:tmpl w:val="619C202E"/>
@@ -13996,7 +17708,7 @@
       </w:rPr>
     </w:lvl>
   </w:abstractNum>
-  <w:abstractNum w:abstractNumId="20" w15:restartNumberingAfterBreak="0">
+  <w:abstractNum w:abstractNumId="28" w15:restartNumberingAfterBreak="0">
     <w:nsid w:val="7DA86810"/>
     <w:multiLevelType w:val="hybridMultilevel"/>
     <w:tmpl w:val="05087DEA"/>
@@ -14110,67 +17822,91 @@
     </w:lvl>
   </w:abstractNum>
   <w:num w:numId="1" w16cid:durableId="1240867659">
-    <w:abstractNumId w:val="16"/>
+    <w:abstractNumId w:val="22"/>
   </w:num>
   <w:num w:numId="2" w16cid:durableId="196630198">
-    <w:abstractNumId w:val="13"/>
+    <w:abstractNumId w:val="18"/>
   </w:num>
   <w:num w:numId="3" w16cid:durableId="1513374809">
     <w:abstractNumId w:val="2"/>
   </w:num>
   <w:num w:numId="4" w16cid:durableId="1452363633">
-    <w:abstractNumId w:val="15"/>
+    <w:abstractNumId w:val="21"/>
   </w:num>
   <w:num w:numId="5" w16cid:durableId="198785566">
-    <w:abstractNumId w:val="19"/>
+    <w:abstractNumId w:val="27"/>
   </w:num>
   <w:num w:numId="6" w16cid:durableId="771628036">
-    <w:abstractNumId w:val="11"/>
+    <w:abstractNumId w:val="14"/>
   </w:num>
   <w:num w:numId="7" w16cid:durableId="1531380041">
     <w:abstractNumId w:val="0"/>
   </w:num>
   <w:num w:numId="8" w16cid:durableId="1339576219">
-    <w:abstractNumId w:val="6"/>
+    <w:abstractNumId w:val="9"/>
   </w:num>
   <w:num w:numId="9" w16cid:durableId="1898274004">
-    <w:abstractNumId w:val="5"/>
+    <w:abstractNumId w:val="8"/>
   </w:num>
   <w:num w:numId="10" w16cid:durableId="493574660">
-    <w:abstractNumId w:val="12"/>
+    <w:abstractNumId w:val="15"/>
   </w:num>
   <w:num w:numId="11" w16cid:durableId="1743673916">
     <w:abstractNumId w:val="1"/>
   </w:num>
   <w:num w:numId="12" w16cid:durableId="1302998764">
-    <w:abstractNumId w:val="14"/>
+    <w:abstractNumId w:val="20"/>
   </w:num>
   <w:num w:numId="13" w16cid:durableId="797458006">
+    <w:abstractNumId w:val="13"/>
+  </w:num>
+  <w:num w:numId="14" w16cid:durableId="749229815">
+    <w:abstractNumId w:val="4"/>
+  </w:num>
+  <w:num w:numId="15" w16cid:durableId="1317491897">
+    <w:abstractNumId w:val="11"/>
+  </w:num>
+  <w:num w:numId="16" w16cid:durableId="1494445906">
+    <w:abstractNumId w:val="23"/>
+  </w:num>
+  <w:num w:numId="17" w16cid:durableId="84814034">
+    <w:abstractNumId w:val="7"/>
+  </w:num>
+  <w:num w:numId="18" w16cid:durableId="1756508992">
+    <w:abstractNumId w:val="25"/>
+  </w:num>
+  <w:num w:numId="19" w16cid:durableId="1629967288">
+    <w:abstractNumId w:val="28"/>
+  </w:num>
+  <w:num w:numId="20" w16cid:durableId="1238829811">
     <w:abstractNumId w:val="10"/>
   </w:num>
-  <w:num w:numId="14" w16cid:durableId="749229815">
+  <w:num w:numId="21" w16cid:durableId="2105564320">
+    <w:abstractNumId w:val="12"/>
+  </w:num>
+  <w:num w:numId="22" w16cid:durableId="659119520">
+    <w:abstractNumId w:val="6"/>
+  </w:num>
+  <w:num w:numId="23" w16cid:durableId="1294288819">
+    <w:abstractNumId w:val="17"/>
+  </w:num>
+  <w:num w:numId="24" w16cid:durableId="1892157358">
+    <w:abstractNumId w:val="16"/>
+  </w:num>
+  <w:num w:numId="25" w16cid:durableId="164051344">
+    <w:abstractNumId w:val="5"/>
+  </w:num>
+  <w:num w:numId="26" w16cid:durableId="747965557">
     <w:abstractNumId w:val="3"/>
   </w:num>
-  <w:num w:numId="15" w16cid:durableId="1317491897">
-    <w:abstractNumId w:val="8"/>
+  <w:num w:numId="27" w16cid:durableId="2066369263">
+    <w:abstractNumId w:val="24"/>
   </w:num>
-  <w:num w:numId="16" w16cid:durableId="1494445906">
-    <w:abstractNumId w:val="17"/>
+  <w:num w:numId="28" w16cid:durableId="1422525299">
+    <w:abstractNumId w:val="26"/>
   </w:num>
-  <w:num w:numId="17" w16cid:durableId="84814034">
-    <w:abstractNumId w:val="4"/>
-  </w:num>
-  <w:num w:numId="18" w16cid:durableId="1756508992">
-    <w:abstractNumId w:val="18"/>
-  </w:num>
-  <w:num w:numId="19" w16cid:durableId="1629967288">
-    <w:abstractNumId w:val="20"/>
-  </w:num>
-  <w:num w:numId="20" w16cid:durableId="1238829811">
-    <w:abstractNumId w:val="7"/>
-  </w:num>
-  <w:num w:numId="21" w16cid:durableId="2105564320">
-    <w:abstractNumId w:val="9"/>
+  <w:num w:numId="29" w16cid:durableId="910238763">
+    <w:abstractNumId w:val="19"/>
   </w:num>
 </w:numbering>
 </file>
@@ -15168,6 +18904,109 @@
       </w:tblBorders>
     </w:tblPr>
   </w:style>
+  <w:style w:type="table" w:styleId="5-1">
+    <w:name w:val="Grid Table 5 Dark Accent 1"/>
+    <w:basedOn w:val="a1"/>
+    <w:uiPriority w:val="50"/>
+    <w:rsid w:val="001C243A"/>
+    <w:tblPr>
+      <w:tblStyleRowBandSize w:val="1"/>
+      <w:tblStyleColBandSize w:val="1"/>
+      <w:tblBorders>
+        <w:top w:val="single" w:sz="4" w:space="0" w:color="FFFFFF" w:themeColor="background1"/>
+        <w:left w:val="single" w:sz="4" w:space="0" w:color="FFFFFF" w:themeColor="background1"/>
+        <w:bottom w:val="single" w:sz="4" w:space="0" w:color="FFFFFF" w:themeColor="background1"/>
+        <w:right w:val="single" w:sz="4" w:space="0" w:color="FFFFFF" w:themeColor="background1"/>
+        <w:insideH w:val="single" w:sz="4" w:space="0" w:color="FFFFFF" w:themeColor="background1"/>
+        <w:insideV w:val="single" w:sz="4" w:space="0" w:color="FFFFFF" w:themeColor="background1"/>
+      </w:tblBorders>
+    </w:tblPr>
+    <w:tcPr>
+      <w:shd w:val="clear" w:color="auto" w:fill="C1E4F5" w:themeFill="accent1" w:themeFillTint="33"/>
+    </w:tcPr>
+    <w:tblStylePr w:type="firstRow">
+      <w:rPr>
+        <w:b/>
+        <w:bCs/>
+        <w:color w:val="FFFFFF" w:themeColor="background1"/>
+      </w:rPr>
+      <w:tblPr/>
+      <w:tcPr>
+        <w:tcBorders>
+          <w:top w:val="single" w:sz="4" w:space="0" w:color="FFFFFF" w:themeColor="background1"/>
+          <w:left w:val="single" w:sz="4" w:space="0" w:color="FFFFFF" w:themeColor="background1"/>
+          <w:right w:val="single" w:sz="4" w:space="0" w:color="FFFFFF" w:themeColor="background1"/>
+          <w:insideH w:val="nil"/>
+          <w:insideV w:val="nil"/>
+        </w:tcBorders>
+        <w:shd w:val="clear" w:color="auto" w:fill="156082" w:themeFill="accent1"/>
+      </w:tcPr>
+    </w:tblStylePr>
+    <w:tblStylePr w:type="lastRow">
+      <w:rPr>
+        <w:b/>
+        <w:bCs/>
+        <w:color w:val="FFFFFF" w:themeColor="background1"/>
+      </w:rPr>
+      <w:tblPr/>
+      <w:tcPr>
+        <w:tcBorders>
+          <w:left w:val="single" w:sz="4" w:space="0" w:color="FFFFFF" w:themeColor="background1"/>
+          <w:bottom w:val="single" w:sz="4" w:space="0" w:color="FFFFFF" w:themeColor="background1"/>
+          <w:right w:val="single" w:sz="4" w:space="0" w:color="FFFFFF" w:themeColor="background1"/>
+          <w:insideH w:val="nil"/>
+          <w:insideV w:val="nil"/>
+        </w:tcBorders>
+        <w:shd w:val="clear" w:color="auto" w:fill="156082" w:themeFill="accent1"/>
+      </w:tcPr>
+    </w:tblStylePr>
+    <w:tblStylePr w:type="firstCol">
+      <w:rPr>
+        <w:b/>
+        <w:bCs/>
+        <w:color w:val="FFFFFF" w:themeColor="background1"/>
+      </w:rPr>
+      <w:tblPr/>
+      <w:tcPr>
+        <w:tcBorders>
+          <w:top w:val="single" w:sz="4" w:space="0" w:color="FFFFFF" w:themeColor="background1"/>
+          <w:left w:val="single" w:sz="4" w:space="0" w:color="FFFFFF" w:themeColor="background1"/>
+          <w:bottom w:val="single" w:sz="4" w:space="0" w:color="FFFFFF" w:themeColor="background1"/>
+          <w:insideV w:val="nil"/>
+        </w:tcBorders>
+        <w:shd w:val="clear" w:color="auto" w:fill="156082" w:themeFill="accent1"/>
+      </w:tcPr>
+    </w:tblStylePr>
+    <w:tblStylePr w:type="lastCol">
+      <w:rPr>
+        <w:b/>
+        <w:bCs/>
+        <w:color w:val="FFFFFF" w:themeColor="background1"/>
+      </w:rPr>
+      <w:tblPr/>
+      <w:tcPr>
+        <w:tcBorders>
+          <w:top w:val="single" w:sz="4" w:space="0" w:color="FFFFFF" w:themeColor="background1"/>
+          <w:bottom w:val="single" w:sz="4" w:space="0" w:color="FFFFFF" w:themeColor="background1"/>
+          <w:right w:val="single" w:sz="4" w:space="0" w:color="FFFFFF" w:themeColor="background1"/>
+          <w:insideV w:val="nil"/>
+        </w:tcBorders>
+        <w:shd w:val="clear" w:color="auto" w:fill="156082" w:themeFill="accent1"/>
+      </w:tcPr>
+    </w:tblStylePr>
+    <w:tblStylePr w:type="band1Vert">
+      <w:tblPr/>
+      <w:tcPr>
+        <w:shd w:val="clear" w:color="auto" w:fill="83CAEB" w:themeFill="accent1" w:themeFillTint="66"/>
+      </w:tcPr>
+    </w:tblStylePr>
+    <w:tblStylePr w:type="band1Horz">
+      <w:tblPr/>
+      <w:tcPr>
+        <w:shd w:val="clear" w:color="auto" w:fill="83CAEB" w:themeFill="accent1" w:themeFillTint="66"/>
+      </w:tcPr>
+    </w:tblStylePr>
+  </w:style>
 </w:styles>
 </file>
 

--- a/26fall/1870/Note/需记忆公式.docx
+++ b/26fall/1870/Note/需记忆公式.docx
@@ -6264,10 +6264,10 @@
         <w:tblLook w:val="04A0" w:firstRow="1" w:lastRow="0" w:firstColumn="1" w:lastColumn="0" w:noHBand="0" w:noVBand="1"/>
       </w:tblPr>
       <w:tblGrid>
-        <w:gridCol w:w="2198"/>
-        <w:gridCol w:w="2740"/>
-        <w:gridCol w:w="2240"/>
-        <w:gridCol w:w="3504"/>
+        <w:gridCol w:w="2199"/>
+        <w:gridCol w:w="2742"/>
+        <w:gridCol w:w="2241"/>
+        <w:gridCol w:w="3500"/>
       </w:tblGrid>
       <w:tr>
         <w:tc>
@@ -6611,10 +6611,10 @@
                   <v:path o:extrusionok="f" gradientshapeok="t" o:connecttype="rect"/>
                   <o:lock v:ext="edit" aspectratio="t"/>
                 </v:shapetype>
-                <v:shape id="_x0000_i1025" type="#_x0000_t75" style="width:58.5pt;height:33.75pt" o:ole="">
+                <v:shape id="_x0000_i1025" type="#_x0000_t75" style="width:58.25pt;height:33.8pt" o:ole="">
                   <v:imagedata r:id="rId9" o:title=""/>
                 </v:shape>
-                <o:OLEObject Type="Embed" ProgID="PBrush" ShapeID="_x0000_i1025" DrawAspect="Content" ObjectID="_1854252452" r:id="rId10"/>
+                <o:OLEObject Type="Embed" ProgID="PBrush" ShapeID="_x0000_i1025" DrawAspect="Content" ObjectID="_1854429718" r:id="rId10"/>
               </w:object>
             </w:r>
           </w:p>
@@ -6640,10 +6640,10 @@
                 <w:rFonts w:hint="eastAsia"/>
               </w:rPr>
               <w:object w:dxaOrig="4215" w:dyaOrig="1395" w14:anchorId="413C9BAD">
-                <v:shape id="_x0000_i1026" type="#_x0000_t75" style="width:164.25pt;height:54pt" o:ole="">
+                <v:shape id="_x0000_i1026" type="#_x0000_t75" style="width:164.05pt;height:53.85pt" o:ole="">
                   <v:imagedata r:id="rId11" o:title=""/>
                 </v:shape>
-                <o:OLEObject Type="Embed" ProgID="PBrush" ShapeID="_x0000_i1026" DrawAspect="Content" ObjectID="_1854252453" r:id="rId12"/>
+                <o:OLEObject Type="Embed" ProgID="PBrush" ShapeID="_x0000_i1026" DrawAspect="Content" ObjectID="_1854429719" r:id="rId12"/>
               </w:object>
             </w:r>
           </w:p>
@@ -7888,10 +7888,10 @@
                 <w:rFonts w:hint="eastAsia"/>
               </w:rPr>
               <w:object w:dxaOrig="4695" w:dyaOrig="585" w14:anchorId="684F14CB">
-                <v:shape id="_x0000_i1027" type="#_x0000_t75" style="width:234.75pt;height:29.25pt" o:ole="">
+                <v:shape id="_x0000_i1027" type="#_x0000_t75" style="width:234.8pt;height:29.45pt" o:ole="">
                   <v:imagedata r:id="rId17" o:title=""/>
                 </v:shape>
-                <o:OLEObject Type="Embed" ProgID="PBrush" ShapeID="_x0000_i1027" DrawAspect="Content" ObjectID="_1854252454" r:id="rId18"/>
+                <o:OLEObject Type="Embed" ProgID="PBrush" ShapeID="_x0000_i1027" DrawAspect="Content" ObjectID="_1854429720" r:id="rId18"/>
               </w:object>
             </w:r>
             <w:r>
@@ -8330,10 +8330,10 @@
                 <w:rFonts w:hint="eastAsia"/>
               </w:rPr>
               <w:object w:dxaOrig="5910" w:dyaOrig="615" w14:anchorId="677F3DE4">
-                <v:shape id="_x0000_i1028" type="#_x0000_t75" style="width:295.5pt;height:30.75pt" o:ole="">
+                <v:shape id="_x0000_i1028" type="#_x0000_t75" style="width:295.5pt;height:30.7pt" o:ole="">
                   <v:imagedata r:id="rId21" o:title=""/>
                 </v:shape>
-                <o:OLEObject Type="Embed" ProgID="PBrush" ShapeID="_x0000_i1028" DrawAspect="Content" ObjectID="_1854252455" r:id="rId22"/>
+                <o:OLEObject Type="Embed" ProgID="PBrush" ShapeID="_x0000_i1028" DrawAspect="Content" ObjectID="_1854429721" r:id="rId22"/>
               </w:object>
             </w:r>
           </w:p>
@@ -8434,10 +8434,10 @@
                 <w:rFonts w:hint="eastAsia"/>
               </w:rPr>
               <w:object w:dxaOrig="2565" w:dyaOrig="750" w14:anchorId="177642E0">
-                <v:shape id="_x0000_i1029" type="#_x0000_t75" style="width:105pt;height:30.75pt" o:ole="">
+                <v:shape id="_x0000_i1029" type="#_x0000_t75" style="width:105.2pt;height:30.7pt" o:ole="">
                   <v:imagedata r:id="rId23" o:title=""/>
                 </v:shape>
-                <o:OLEObject Type="Embed" ProgID="PBrush" ShapeID="_x0000_i1029" DrawAspect="Content" ObjectID="_1854252456" r:id="rId24"/>
+                <o:OLEObject Type="Embed" ProgID="PBrush" ShapeID="_x0000_i1029" DrawAspect="Content" ObjectID="_1854429722" r:id="rId24"/>
               </w:object>
             </w:r>
           </w:p>
@@ -8541,10 +8541,10 @@
                 <w:rFonts w:hint="eastAsia"/>
               </w:rPr>
               <w:object w:dxaOrig="1950" w:dyaOrig="720" w14:anchorId="2EF04632">
-                <v:shape id="_x0000_i1030" type="#_x0000_t75" style="width:86.25pt;height:31.5pt" o:ole="">
+                <v:shape id="_x0000_i1030" type="#_x0000_t75" style="width:86.4pt;height:31.3pt" o:ole="">
                   <v:imagedata r:id="rId25" o:title=""/>
                 </v:shape>
-                <o:OLEObject Type="Embed" ProgID="PBrush" ShapeID="_x0000_i1030" DrawAspect="Content" ObjectID="_1854252457" r:id="rId26"/>
+                <o:OLEObject Type="Embed" ProgID="PBrush" ShapeID="_x0000_i1030" DrawAspect="Content" ObjectID="_1854429723" r:id="rId26"/>
               </w:object>
             </w:r>
             <w:r>
@@ -9350,10 +9350,10 @@
                 <w:rFonts w:hint="eastAsia"/>
               </w:rPr>
               <w:object w:dxaOrig="4095" w:dyaOrig="750" w14:anchorId="07D841E8">
-                <v:shape id="_x0000_i1031" type="#_x0000_t75" style="width:204.75pt;height:37.5pt" o:ole="">
+                <v:shape id="_x0000_i1031" type="#_x0000_t75" style="width:204.75pt;height:37.55pt" o:ole="">
                   <v:imagedata r:id="rId29" o:title=""/>
                 </v:shape>
-                <o:OLEObject Type="Embed" ProgID="PBrush" ShapeID="_x0000_i1031" DrawAspect="Content" ObjectID="_1854252458" r:id="rId30"/>
+                <o:OLEObject Type="Embed" ProgID="PBrush" ShapeID="_x0000_i1031" DrawAspect="Content" ObjectID="_1854429724" r:id="rId30"/>
               </w:object>
             </w:r>
           </w:p>
@@ -12356,26 +12356,11 @@
         <w:rPr>
           <w:rFonts w:hint="eastAsia"/>
         </w:rPr>
-        <w:t>3.1 概念和定义</w:t>
-      </w:r>
-    </w:p>
-    <w:p>
-      <w:pPr>
-        <w:pStyle w:val="4"/>
-        <w:rPr>
-          <w:rFonts w:hint="eastAsia"/>
-        </w:rPr>
-      </w:pPr>
-      <w:r>
-        <w:rPr>
-          <w:rFonts w:hint="eastAsia"/>
-        </w:rPr>
-        <w:t>3.1.1 domain、codomain、range/image(</w:t>
-      </w:r>
-      <w:r>
-        <w:rPr>
-          <w:rFonts w:hint="eastAsia"/>
-          <w:color w:val="074F6A" w:themeColor="accent4" w:themeShade="80"/>
+        <w:t>3.1 domain、codomain、range/image(</w:t>
+      </w:r>
+      <w:r>
+        <w:rPr>
+          <w:rFonts w:hint="eastAsia"/>
         </w:rPr>
         <w:t>定义</w:t>
       </w:r>
@@ -12552,42 +12537,68 @@
     </w:p>
     <w:p>
       <w:pPr>
-        <w:pStyle w:val="4"/>
-        <w:rPr>
-          <w:rFonts w:hint="eastAsia"/>
-        </w:rPr>
-      </w:pPr>
-      <w:r>
-        <w:rPr>
-          <w:rFonts w:hint="eastAsia"/>
-        </w:rPr>
-        <w:t xml:space="preserve">3.1.2 </w:t>
-      </w:r>
-      <w:r>
-        <w:t>notation</w:t>
-      </w:r>
-      <w:r>
-        <w:rPr>
-          <w:rFonts w:hint="eastAsia"/>
-        </w:rPr>
-        <w:t>（函数表示法）</w:t>
+        <w:pStyle w:val="3"/>
+      </w:pPr>
+      <w:r>
+        <w:rPr>
+          <w:rFonts w:hint="eastAsia"/>
+        </w:rPr>
+        <w:t>3.2</w:t>
+      </w:r>
+      <w:r>
+        <w:rPr>
+          <w:rFonts w:hint="eastAsia"/>
+        </w:rPr>
+        <w:t xml:space="preserve"> </w:t>
+      </w:r>
+      <w:r>
+        <w:rPr>
+          <w:rFonts w:hint="eastAsia"/>
+        </w:rPr>
+        <w:t>函数表示法</w:t>
       </w:r>
     </w:p>
     <w:p>
       <w:pPr>
-        <w:rPr>
-          <w:rFonts w:hint="eastAsia"/>
-        </w:rPr>
-      </w:pPr>
-      <w:r>
-        <w:rPr>
-          <w:noProof/>
-        </w:rPr>
+        <w:pStyle w:val="4"/>
+      </w:pPr>
+      <w:r>
+        <w:rPr>
+          <w:rFonts w:hint="eastAsia"/>
+        </w:rPr>
+        <w:t xml:space="preserve">1. </w:t>
+      </w:r>
+      <w:r>
+        <w:tab/>
+      </w:r>
+      <w:r>
+        <w:rPr>
+          <w:rFonts w:hint="eastAsia"/>
+        </w:rPr>
+        <w:t xml:space="preserve">Ordered </w:t>
+      </w:r>
+      <w:r>
+        <w:t>pair</w:t>
+      </w:r>
+      <w:r>
+        <w:rPr>
+          <w:rFonts w:hint="eastAsia"/>
+        </w:rPr>
+        <w:t>（有序对）</w:t>
+      </w:r>
+    </w:p>
+    <w:p>
+      <w:pPr>
+        <w:rPr>
+          <w:rFonts w:hint="eastAsia"/>
+        </w:rPr>
+      </w:pPr>
+      <w:r>
         <w:drawing>
-          <wp:inline distT="0" distB="0" distL="0" distR="0" wp14:anchorId="04486F07" wp14:editId="69D8053B">
-            <wp:extent cx="6645910" cy="492125"/>
-            <wp:effectExtent l="0" t="0" r="2540" b="3175"/>
-            <wp:docPr id="824599875" name="图片 1"/>
+          <wp:inline distT="0" distB="0" distL="0" distR="0" wp14:anchorId="64FE998F" wp14:editId="1655E02A">
+            <wp:extent cx="2105319" cy="352474"/>
+            <wp:effectExtent l="0" t="0" r="9525" b="9525"/>
+            <wp:docPr id="1563060662" name="图片 1"/>
             <wp:cNvGraphicFramePr>
               <a:graphicFrameLocks xmlns:a="http://schemas.openxmlformats.org/drawingml/2006/main" noChangeAspect="1"/>
             </wp:cNvGraphicFramePr>
@@ -12595,7 +12606,7 @@
               <a:graphicData uri="http://schemas.openxmlformats.org/drawingml/2006/picture">
                 <pic:pic xmlns:pic="http://schemas.openxmlformats.org/drawingml/2006/picture">
                   <pic:nvPicPr>
-                    <pic:cNvPr id="824599875" name=""/>
+                    <pic:cNvPr id="1563060662" name=""/>
                     <pic:cNvPicPr/>
                   </pic:nvPicPr>
                   <pic:blipFill>
@@ -12607,7 +12618,7 @@
                   <pic:spPr>
                     <a:xfrm>
                       <a:off x="0" y="0"/>
-                      <a:ext cx="6645910" cy="492125"/>
+                      <a:ext cx="2105319" cy="352474"/>
                     </a:xfrm>
                     <a:prstGeom prst="rect">
                       <a:avLst/>
@@ -12622,304 +12633,28 @@
     </w:p>
     <w:p>
       <w:pPr>
-        <w:pStyle w:val="a9"/>
-        <w:numPr>
-          <w:ilvl w:val="0"/>
-          <w:numId w:val="25"/>
-        </w:numPr>
-        <w:rPr>
-          <w:rFonts w:hint="eastAsia"/>
-          <w:color w:val="074F6A" w:themeColor="accent4" w:themeShade="80"/>
-        </w:rPr>
-      </w:pPr>
-      <w:r>
-        <w:rPr>
-          <w:color w:val="074F6A" w:themeColor="accent4" w:themeShade="80"/>
-        </w:rPr>
-        <w:t>我们写f:</w:t>
-      </w:r>
-      <w:r>
-        <w:rPr>
-          <w:rFonts w:hint="eastAsia"/>
-          <w:color w:val="074F6A" w:themeColor="accent4" w:themeShade="80"/>
-        </w:rPr>
-        <w:t xml:space="preserve"> </w:t>
-      </w:r>
-      <w:r>
-        <w:rPr>
-          <w:color w:val="074F6A" w:themeColor="accent4" w:themeShade="80"/>
-        </w:rPr>
-        <w:t>A→ B表示f是从</w:t>
-      </w:r>
-      <w:r>
-        <w:rPr>
-          <w:rFonts w:hint="eastAsia"/>
-          <w:color w:val="074F6A" w:themeColor="accent4" w:themeShade="80"/>
-        </w:rPr>
-        <w:t>domain A</w:t>
-      </w:r>
-      <w:r>
-        <w:rPr>
-          <w:color w:val="074F6A" w:themeColor="accent4" w:themeShade="80"/>
-        </w:rPr>
-        <w:t>到</w:t>
-      </w:r>
-      <w:r>
-        <w:rPr>
-          <w:rFonts w:hint="eastAsia"/>
-          <w:color w:val="074F6A" w:themeColor="accent4" w:themeShade="80"/>
-        </w:rPr>
-        <w:t>codomain B</w:t>
-      </w:r>
-      <w:r>
-        <w:rPr>
-          <w:color w:val="074F6A" w:themeColor="accent4" w:themeShade="80"/>
-        </w:rPr>
-        <w:t>的</w:t>
-      </w:r>
-      <w:r>
-        <w:rPr>
-          <w:rFonts w:hint="eastAsia"/>
-          <w:color w:val="074F6A" w:themeColor="accent4" w:themeShade="80"/>
-        </w:rPr>
-        <w:t>function。</w:t>
+        <w:pStyle w:val="4"/>
+      </w:pPr>
+      <w:r>
+        <w:rPr>
+          <w:rFonts w:hint="eastAsia"/>
+        </w:rPr>
+        <w:t xml:space="preserve">2.  </w:t>
+      </w:r>
+      <w:r>
+        <w:t>Arrow diagrams</w:t>
       </w:r>
     </w:p>
     <w:p>
       <w:pPr>
-        <w:pStyle w:val="a9"/>
-        <w:numPr>
-          <w:ilvl w:val="0"/>
-          <w:numId w:val="25"/>
-        </w:numPr>
-        <w:rPr>
-          <w:rFonts w:hint="eastAsia"/>
-          <w:color w:val="074F6A" w:themeColor="accent4" w:themeShade="80"/>
-        </w:rPr>
-      </w:pPr>
-      <w:r>
-        <w:rPr>
-          <w:color w:val="074F6A" w:themeColor="accent4" w:themeShade="80"/>
-        </w:rPr>
-        <w:t>如果a∈</w:t>
-      </w:r>
-      <w:r>
-        <w:rPr>
-          <w:rFonts w:hint="eastAsia"/>
-          <w:color w:val="074F6A" w:themeColor="accent4" w:themeShade="80"/>
-        </w:rPr>
-        <w:t>A</w:t>
-      </w:r>
-      <w:r>
-        <w:rPr>
-          <w:color w:val="074F6A" w:themeColor="accent4" w:themeShade="80"/>
-        </w:rPr>
-        <w:t>，</w:t>
-      </w:r>
-      <w:r>
-        <w:rPr>
-          <w:rFonts w:hint="eastAsia"/>
-          <w:color w:val="074F6A" w:themeColor="accent4" w:themeShade="80"/>
-        </w:rPr>
-        <w:t>b</w:t>
-      </w:r>
-      <w:r>
-        <w:rPr>
-          <w:color w:val="074F6A" w:themeColor="accent4" w:themeShade="80"/>
-        </w:rPr>
-        <w:t>是B中唯一的元素，使得（a，B）在函数中，那么我们写f（a）=</w:t>
-      </w:r>
-      <w:r>
-        <w:rPr>
-          <w:rFonts w:hint="eastAsia"/>
-          <w:color w:val="074F6A" w:themeColor="accent4" w:themeShade="80"/>
-        </w:rPr>
-        <w:t>b</w:t>
-      </w:r>
-      <w:r>
-        <w:rPr>
-          <w:color w:val="074F6A" w:themeColor="accent4" w:themeShade="80"/>
-        </w:rPr>
-        <w:t>，我们说</w:t>
-      </w:r>
-      <w:r>
-        <w:rPr>
-          <w:rFonts w:hint="eastAsia"/>
-          <w:color w:val="074F6A" w:themeColor="accent4" w:themeShade="80"/>
-        </w:rPr>
-        <w:t>b is the image of a</w:t>
-      </w:r>
-      <w:r>
-        <w:rPr>
-          <w:rFonts w:hint="eastAsia"/>
-          <w:color w:val="074F6A" w:themeColor="accent4" w:themeShade="80"/>
-        </w:rPr>
-        <w:t>（b是a的像）</w:t>
-      </w:r>
-      <w:r>
-        <w:rPr>
-          <w:color w:val="074F6A" w:themeColor="accent4" w:themeShade="80"/>
-        </w:rPr>
-        <w:t>。</w:t>
-      </w:r>
-      <w:r>
-        <w:rPr>
-          <w:rFonts w:hint="eastAsia"/>
-          <w:color w:val="074F6A" w:themeColor="accent4" w:themeShade="80"/>
-        </w:rPr>
-        <w:t>我们还可以说</w:t>
-      </w:r>
-      <w:r>
-        <w:rPr>
-          <w:rFonts w:hint="eastAsia"/>
-          <w:color w:val="074F6A" w:themeColor="accent4" w:themeShade="80"/>
-        </w:rPr>
-        <w:t>a is mapped to b</w:t>
-      </w:r>
-      <w:r>
-        <w:rPr>
-          <w:rFonts w:hint="eastAsia"/>
-          <w:color w:val="074F6A" w:themeColor="accent4" w:themeShade="80"/>
-        </w:rPr>
-        <w:t>（a映射到b）,即f: a-&gt;b</w:t>
-      </w:r>
-    </w:p>
-    <w:p>
-      <w:pPr>
-        <w:pStyle w:val="a9"/>
-        <w:numPr>
-          <w:ilvl w:val="0"/>
-          <w:numId w:val="25"/>
-        </w:numPr>
-        <w:rPr>
-          <w:rFonts w:hint="eastAsia"/>
-          <w:color w:val="074F6A" w:themeColor="accent4" w:themeShade="80"/>
-        </w:rPr>
-      </w:pPr>
-      <w:r>
-        <w:rPr>
-          <w:rFonts w:hint="eastAsia"/>
-          <w:color w:val="074F6A" w:themeColor="accent4" w:themeShade="80"/>
-        </w:rPr>
-        <w:t>两种表示法的区别：</w:t>
-      </w:r>
-    </w:p>
-    <w:p>
-      <w:pPr>
-        <w:pStyle w:val="a9"/>
-        <w:numPr>
-          <w:ilvl w:val="1"/>
-          <w:numId w:val="25"/>
-        </w:numPr>
-        <w:rPr>
-          <w:rFonts w:hint="eastAsia"/>
-          <w:color w:val="074F6A" w:themeColor="accent4" w:themeShade="80"/>
-        </w:rPr>
-      </w:pPr>
-      <w:r>
-        <w:rPr>
-          <w:rFonts w:hint="eastAsia"/>
-          <w:color w:val="074F6A" w:themeColor="accent4" w:themeShade="80"/>
-        </w:rPr>
-        <w:t xml:space="preserve">f: A -&gt; B       </w:t>
-      </w:r>
-      <w:r>
-        <w:rPr>
-          <w:color w:val="074F6A" w:themeColor="accent4" w:themeShade="80"/>
-        </w:rPr>
-        <w:t>f是一个具有</w:t>
-      </w:r>
-      <w:r>
-        <w:rPr>
-          <w:rFonts w:hint="eastAsia"/>
-          <w:color w:val="074F6A" w:themeColor="accent4" w:themeShade="80"/>
-        </w:rPr>
-        <w:t>domain A</w:t>
-      </w:r>
-      <w:r>
-        <w:rPr>
-          <w:color w:val="074F6A" w:themeColor="accent4" w:themeShade="80"/>
-        </w:rPr>
-        <w:t>和</w:t>
-      </w:r>
-      <w:r>
-        <w:rPr>
-          <w:rFonts w:hint="eastAsia"/>
-          <w:color w:val="074F6A" w:themeColor="accent4" w:themeShade="80"/>
-        </w:rPr>
-        <w:t>codomain B</w:t>
-      </w:r>
-      <w:r>
-        <w:rPr>
-          <w:color w:val="074F6A" w:themeColor="accent4" w:themeShade="80"/>
-        </w:rPr>
-        <w:t>的函数</w:t>
-      </w:r>
-    </w:p>
-    <w:p>
-      <w:pPr>
-        <w:pStyle w:val="a9"/>
-        <w:numPr>
-          <w:ilvl w:val="1"/>
-          <w:numId w:val="25"/>
-        </w:numPr>
-        <w:rPr>
-          <w:rFonts w:hint="eastAsia"/>
-          <w:color w:val="074F6A" w:themeColor="accent4" w:themeShade="80"/>
-        </w:rPr>
-      </w:pPr>
-      <w:r>
-        <w:rPr>
-          <w:rFonts w:hint="eastAsia"/>
-          <w:color w:val="074F6A" w:themeColor="accent4" w:themeShade="80"/>
-        </w:rPr>
-        <w:t xml:space="preserve">f: a-&gt;b         </w:t>
-      </w:r>
-      <w:r>
-        <w:rPr>
-          <w:color w:val="074F6A" w:themeColor="accent4" w:themeShade="80"/>
-        </w:rPr>
-        <w:t>函数f将元素a映射到元素b。</w:t>
-      </w:r>
-    </w:p>
-    <w:p>
-      <w:pPr>
-        <w:rPr>
-          <w:rFonts w:hint="eastAsia"/>
-          <w:color w:val="074F6A" w:themeColor="accent4" w:themeShade="80"/>
-        </w:rPr>
-      </w:pPr>
-    </w:p>
-    <w:p>
-      <w:pPr>
-        <w:pStyle w:val="4"/>
-        <w:rPr>
-          <w:rFonts w:hint="eastAsia"/>
-        </w:rPr>
-      </w:pPr>
-      <w:r>
-        <w:rPr>
-          <w:rFonts w:hint="eastAsia"/>
-        </w:rPr>
-        <w:t>3.1.3 definition</w:t>
-      </w:r>
-    </w:p>
-    <w:p>
-      <w:pPr>
-        <w:rPr>
-          <w:rFonts w:hint="eastAsia"/>
-        </w:rPr>
-      </w:pPr>
-      <w:r>
-        <w:rPr>
-          <w:rFonts w:hint="eastAsia"/>
-          <w:noProof/>
-        </w:rPr>
+        <w:jc w:val="center"/>
+      </w:pPr>
+      <w:r>
         <w:drawing>
-          <wp:inline distT="0" distB="0" distL="0" distR="0" wp14:anchorId="1F4D9049" wp14:editId="7DA510EA">
-            <wp:extent cx="6962775" cy="539440"/>
-            <wp:effectExtent l="0" t="0" r="0" b="0"/>
-            <wp:docPr id="197557337" name="图片 8"/>
+          <wp:inline distT="0" distB="0" distL="0" distR="0" wp14:anchorId="546AB98C" wp14:editId="1D5D237A">
+            <wp:extent cx="3762900" cy="1505160"/>
+            <wp:effectExtent l="0" t="0" r="9525" b="0"/>
+            <wp:docPr id="1875205511" name="图片 1"/>
             <wp:cNvGraphicFramePr>
               <a:graphicFrameLocks xmlns:a="http://schemas.openxmlformats.org/drawingml/2006/main" noChangeAspect="1"/>
             </wp:cNvGraphicFramePr>
@@ -12927,36 +12662,23 @@
               <a:graphicData uri="http://schemas.openxmlformats.org/drawingml/2006/picture">
                 <pic:pic xmlns:pic="http://schemas.openxmlformats.org/drawingml/2006/picture">
                   <pic:nvPicPr>
-                    <pic:cNvPr id="0" name="Picture 20"/>
-                    <pic:cNvPicPr>
-                      <a:picLocks noChangeAspect="1" noChangeArrowheads="1"/>
-                    </pic:cNvPicPr>
+                    <pic:cNvPr id="1875205511" name=""/>
+                    <pic:cNvPicPr/>
                   </pic:nvPicPr>
                   <pic:blipFill>
-                    <a:blip r:embed="rId48">
-                      <a:extLst>
-                        <a:ext uri="{28A0092B-C50C-407E-A947-70E740481C1C}">
-                          <a14:useLocalDpi xmlns:a14="http://schemas.microsoft.com/office/drawing/2010/main" val="0"/>
-                        </a:ext>
-                      </a:extLst>
-                    </a:blip>
-                    <a:srcRect/>
+                    <a:blip r:embed="rId48"/>
                     <a:stretch>
                       <a:fillRect/>
                     </a:stretch>
                   </pic:blipFill>
-                  <pic:spPr bwMode="auto">
+                  <pic:spPr>
                     <a:xfrm>
                       <a:off x="0" y="0"/>
-                      <a:ext cx="7058812" cy="546880"/>
+                      <a:ext cx="3762900" cy="1505160"/>
                     </a:xfrm>
                     <a:prstGeom prst="rect">
                       <a:avLst/>
                     </a:prstGeom>
-                    <a:noFill/>
-                    <a:ln>
-                      <a:noFill/>
-                    </a:ln>
                   </pic:spPr>
                 </pic:pic>
               </a:graphicData>
@@ -12967,121 +12689,27 @@
     </w:p>
     <w:p>
       <w:pPr>
-        <w:rPr>
-          <w:rFonts w:hint="eastAsia"/>
-          <w:color w:val="074F6A" w:themeColor="accent4" w:themeShade="80"/>
-        </w:rPr>
-      </w:pPr>
-      <w:r>
-        <w:rPr>
-          <w:color w:val="074F6A" w:themeColor="accent4" w:themeShade="80"/>
-        </w:rPr>
-        <w:t>假设A和B是集合。一个以A为</w:t>
-      </w:r>
-      <w:r>
-        <w:rPr>
-          <w:rFonts w:hint="eastAsia"/>
-          <w:color w:val="074F6A" w:themeColor="accent4" w:themeShade="80"/>
-        </w:rPr>
-        <w:t>domain</w:t>
-      </w:r>
-      <w:r>
-        <w:rPr>
-          <w:color w:val="074F6A" w:themeColor="accent4" w:themeShade="80"/>
-        </w:rPr>
-        <w:t>、B为</w:t>
-      </w:r>
-      <w:r>
-        <w:rPr>
-          <w:rFonts w:hint="eastAsia"/>
-          <w:color w:val="074F6A" w:themeColor="accent4" w:themeShade="80"/>
-        </w:rPr>
-        <w:t>codomain</w:t>
-      </w:r>
-      <w:r>
-        <w:rPr>
-          <w:color w:val="074F6A" w:themeColor="accent4" w:themeShade="80"/>
-        </w:rPr>
-        <w:t>的</w:t>
-      </w:r>
-      <w:r>
-        <w:rPr>
-          <w:rFonts w:hint="eastAsia"/>
-          <w:color w:val="074F6A" w:themeColor="accent4" w:themeShade="80"/>
-        </w:rPr>
-        <w:t>funton</w:t>
-      </w:r>
-      <w:r>
-        <w:rPr>
-          <w:color w:val="074F6A" w:themeColor="accent4" w:themeShade="80"/>
-        </w:rPr>
-        <w:t>是一个A x B</w:t>
-      </w:r>
-      <w:r>
-        <w:rPr>
-          <w:rFonts w:hint="eastAsia"/>
-          <w:color w:val="074F6A" w:themeColor="accent4" w:themeShade="80"/>
-        </w:rPr>
-        <w:t>的</w:t>
-      </w:r>
-      <w:r>
-        <w:rPr>
-          <w:color w:val="074F6A" w:themeColor="accent4" w:themeShade="80"/>
-        </w:rPr>
-        <w:t>子集，</w:t>
-      </w:r>
-      <w:r>
-        <w:rPr>
-          <w:color w:val="EE0000"/>
-        </w:rPr>
-        <w:t>对于每个元素</w:t>
-      </w:r>
-      <w:r>
-        <w:rPr>
-          <w:rFonts w:hint="eastAsia"/>
-          <w:color w:val="EE0000"/>
-        </w:rPr>
-        <w:t>a∈</w:t>
-      </w:r>
-      <w:r>
-        <w:rPr>
-          <w:color w:val="EE0000"/>
-        </w:rPr>
-        <w:t>A</w:t>
-      </w:r>
-      <w:r>
-        <w:rPr>
-          <w:color w:val="074F6A" w:themeColor="accent4" w:themeShade="80"/>
-        </w:rPr>
-        <w:t>，f中都有一个以</w:t>
-      </w:r>
-      <w:r>
-        <w:rPr>
-          <w:rFonts w:hint="eastAsia"/>
-          <w:color w:val="074F6A" w:themeColor="accent4" w:themeShade="80"/>
-        </w:rPr>
-        <w:t>a</w:t>
-      </w:r>
-      <w:r>
-        <w:rPr>
-          <w:color w:val="074F6A" w:themeColor="accent4" w:themeShade="80"/>
-        </w:rPr>
-        <w:t>为第一个元素的有序对。</w:t>
-      </w:r>
+        <w:jc w:val="left"/>
+      </w:pPr>
     </w:p>
     <w:p>
       <w:pPr>
-        <w:rPr>
-          <w:rFonts w:hint="eastAsia"/>
-          <w:color w:val="074F6A" w:themeColor="accent4" w:themeShade="80"/>
-        </w:rPr>
-      </w:pPr>
-      <w:r>
-        <w:rPr>
-          <w:rFonts w:hint="eastAsia"/>
-          <w:color w:val="074F6A" w:themeColor="accent4" w:themeShade="80"/>
-        </w:rPr>
-        <w:t>函数判断关键：</w:t>
+        <w:pStyle w:val="3"/>
+        <w:rPr>
+          <w:rFonts w:hint="eastAsia"/>
+        </w:rPr>
+      </w:pPr>
+      <w:r>
+        <w:rPr>
+          <w:rFonts w:hint="eastAsia"/>
+        </w:rPr>
+        <w:t xml:space="preserve">3.3 </w:t>
+      </w:r>
+      <w:r>
+        <w:rPr>
+          <w:rFonts w:hint="eastAsia"/>
+        </w:rPr>
+        <w:t>函数判断方法</w:t>
       </w:r>
     </w:p>
     <w:p>
@@ -13094,14 +12722,72 @@
         <w:rPr>
           <w:rFonts w:hint="eastAsia"/>
           <w:color w:val="074F6A" w:themeColor="accent4" w:themeShade="80"/>
+          <w:sz w:val="24"/>
+          <w:szCs w:val="24"/>
         </w:rPr>
       </w:pPr>
       <w:r>
         <w:rPr>
           <w:rFonts w:hint="eastAsia"/>
           <w:color w:val="EE0000"/>
-        </w:rPr>
-        <w:t>需要domain A中的每个元素都出现</w:t>
+          <w:sz w:val="24"/>
+          <w:szCs w:val="24"/>
+        </w:rPr>
+        <w:t>domain A中的每个元素都</w:t>
+      </w:r>
+      <w:r>
+        <w:rPr>
+          <w:rFonts w:hint="eastAsia"/>
+          <w:color w:val="EE0000"/>
+          <w:sz w:val="24"/>
+          <w:szCs w:val="24"/>
+        </w:rPr>
+        <w:t>有射出</w:t>
+      </w:r>
+      <w:r>
+        <w:rPr>
+          <w:rFonts w:hint="eastAsia"/>
+          <w:color w:val="EE0000"/>
+          <w:sz w:val="24"/>
+          <w:szCs w:val="24"/>
+        </w:rPr>
+        <w:t xml:space="preserve"> (</w:t>
+      </w:r>
+      <w:r>
+        <w:rPr>
+          <w:rFonts w:hint="eastAsia"/>
+          <w:color w:val="EE0000"/>
+          <w:sz w:val="24"/>
+          <w:szCs w:val="24"/>
+        </w:rPr>
+        <w:t xml:space="preserve"> </w:t>
+      </w:r>
+      <w:r>
+        <w:rPr>
+          <w:rFonts w:hint="eastAsia"/>
+          <w:color w:val="EE0000"/>
+          <w:sz w:val="24"/>
+          <w:szCs w:val="24"/>
+        </w:rPr>
+        <w:t>All a</w:t>
+      </w:r>
+      <w:r>
+        <w:rPr>
+          <w:rFonts w:hint="eastAsia"/>
+          <w:color w:val="EE0000"/>
+          <w:sz w:val="24"/>
+          <w:szCs w:val="24"/>
+        </w:rPr>
+        <w:t xml:space="preserve"> </w:t>
+      </w:r>
+      <w:r>
+        <w:rPr>
+          <w:rFonts w:hint="eastAsia"/>
+          <w:color w:val="EE0000"/>
+          <w:sz w:val="24"/>
+          <w:szCs w:val="24"/>
+        </w:rPr>
+        <w:t>)</w:t>
       </w:r>
     </w:p>
     <w:p>
@@ -13114,41 +12800,82 @@
         <w:rPr>
           <w:rFonts w:hint="eastAsia"/>
           <w:color w:val="074F6A" w:themeColor="accent4" w:themeShade="80"/>
+          <w:sz w:val="24"/>
+          <w:szCs w:val="24"/>
         </w:rPr>
       </w:pPr>
       <w:r>
         <w:rPr>
           <w:rFonts w:hint="eastAsia"/>
           <w:color w:val="EE0000"/>
-        </w:rPr>
-        <w:t>每一个a∈</w:t>
-      </w:r>
-      <w:r>
-        <w:rPr>
+          <w:sz w:val="24"/>
+          <w:szCs w:val="24"/>
+        </w:rPr>
+        <w:t>domain A中的每个元素</w:t>
+      </w:r>
+      <w:r>
+        <w:rPr>
+          <w:rFonts w:hint="eastAsia"/>
           <w:color w:val="EE0000"/>
-        </w:rPr>
-        <w:t>A</w:t>
+          <w:sz w:val="24"/>
+          <w:szCs w:val="24"/>
+        </w:rPr>
+        <w:t>只有一个射出</w:t>
       </w:r>
       <w:r>
         <w:rPr>
           <w:rFonts w:hint="eastAsia"/>
           <w:color w:val="EE0000"/>
-        </w:rPr>
-        <w:t>，只有唯一的y对应（1对1映射）</w:t>
+          <w:sz w:val="24"/>
+          <w:szCs w:val="24"/>
+        </w:rPr>
+        <w:t>（</w:t>
+      </w:r>
+      <w:r>
+        <w:rPr>
+          <w:rFonts w:hint="eastAsia"/>
+          <w:color w:val="EE0000"/>
+          <w:sz w:val="24"/>
+          <w:szCs w:val="24"/>
+        </w:rPr>
+        <w:t>a</w:t>
+      </w:r>
+      <w:r>
+        <w:rPr>
+          <w:rFonts w:hint="eastAsia"/>
+          <w:color w:val="EE0000"/>
+          <w:sz w:val="24"/>
+          <w:szCs w:val="24"/>
+        </w:rPr>
+        <w:t xml:space="preserve"> 1</w:t>
+      </w:r>
+      <w:r>
+        <w:rPr>
+          <w:rFonts w:hint="eastAsia"/>
+          <w:color w:val="EE0000"/>
+          <w:sz w:val="24"/>
+          <w:szCs w:val="24"/>
+        </w:rPr>
+        <w:t>出</w:t>
+      </w:r>
+      <w:r>
+        <w:rPr>
+          <w:rFonts w:hint="eastAsia"/>
+          <w:color w:val="EE0000"/>
+          <w:sz w:val="24"/>
+          <w:szCs w:val="24"/>
+        </w:rPr>
+        <w:t>）</w:t>
       </w:r>
     </w:p>
     <w:p>
       <w:pPr>
         <w:jc w:val="left"/>
-        <w:rPr>
-          <w:rFonts w:hint="eastAsia"/>
-          <w:color w:val="074F6A" w:themeColor="accent4" w:themeShade="80"/>
-        </w:rPr>
       </w:pPr>
     </w:p>
     <w:p>
       <w:pPr>
-        <w:pStyle w:val="4"/>
+        <w:pStyle w:val="3"/>
         <w:rPr>
           <w:rFonts w:hint="eastAsia"/>
         </w:rPr>
@@ -13158,17 +12885,143 @@
           <w:rFonts w:hint="eastAsia"/>
         </w:rPr>
         <w:lastRenderedPageBreak/>
-        <w:t xml:space="preserve">3.1.4 </w:t>
-      </w:r>
-      <w:r>
-        <w:t>Arrow diagrams</w:t>
+        <w:t>3.</w:t>
+      </w:r>
+      <w:r>
+        <w:rPr>
+          <w:rFonts w:hint="eastAsia"/>
+        </w:rPr>
+        <w:t>4</w:t>
+      </w:r>
+      <w:r>
+        <w:rPr>
+          <w:rFonts w:hint="eastAsia"/>
+        </w:rPr>
+        <w:t xml:space="preserve"> </w:t>
+      </w:r>
+      <w:r>
+        <w:rPr>
+          <w:rFonts w:hint="eastAsia"/>
+        </w:rPr>
+        <w:t>特殊</w:t>
+      </w:r>
+      <w:r>
+        <w:rPr>
+          <w:rFonts w:hint="eastAsia"/>
+        </w:rPr>
+        <w:t>函数</w:t>
       </w:r>
     </w:p>
     <w:p>
       <w:pPr>
-        <w:rPr>
-          <w:rFonts w:hint="eastAsia"/>
-        </w:rPr>
+        <w:pStyle w:val="4"/>
+      </w:pPr>
+      <w:r>
+        <w:rPr>
+          <w:rFonts w:hint="eastAsia"/>
+        </w:rPr>
+        <w:t xml:space="preserve">1. </w:t>
+      </w:r>
+      <w:r>
+        <w:rPr>
+          <w:rFonts w:hint="eastAsia"/>
+        </w:rPr>
+        <w:t xml:space="preserve"> </w:t>
+      </w:r>
+      <w:r>
+        <w:rPr>
+          <w:rFonts w:hint="eastAsia"/>
+        </w:rPr>
+        <w:t>Composition of functions</w:t>
+      </w:r>
+      <w:r>
+        <w:rPr>
+          <w:rFonts w:hint="eastAsia"/>
+        </w:rPr>
+        <w:t>（复合函数）</w:t>
+      </w:r>
+    </w:p>
+    <w:p>
+      <w:pPr>
+        <w:pStyle w:val="5"/>
+        <w:rPr>
+          <w:rFonts w:ascii="宋体" w:eastAsia="宋体" w:hAnsi="宋体"/>
+        </w:rPr>
+      </w:pPr>
+      <w:r>
+        <w:rPr>
+          <w:rFonts w:hint="eastAsia"/>
+        </w:rPr>
+        <w:t>复合函数写法</w:t>
+      </w:r>
+      <w:r>
+        <w:rPr>
+          <w:rFonts w:ascii="宋体" w:eastAsia="宋体" w:hAnsi="宋体" w:hint="eastAsia"/>
+        </w:rPr>
+        <w:t xml:space="preserve">       </w:t>
+      </w:r>
+      <w:r>
+        <w:rPr>
+          <w:rFonts w:ascii="宋体" w:eastAsia="宋体" w:hAnsi="宋体" w:hint="eastAsia"/>
+        </w:rPr>
+        <w:t>g o f</w:t>
+      </w:r>
+    </w:p>
+    <w:p>
+      <w:pPr>
+        <w:pStyle w:val="5"/>
+        <w:rPr>
+          <w:rFonts w:hint="eastAsia"/>
+        </w:rPr>
+      </w:pPr>
+      <w:r>
+        <w:rPr>
+          <w:rFonts w:hint="eastAsia"/>
+        </w:rPr>
+        <w:t>复合函数</w:t>
+      </w:r>
+      <w:r>
+        <w:rPr>
+          <w:rFonts w:hint="eastAsia"/>
+        </w:rPr>
+        <w:t xml:space="preserve">求解方法 </w:t>
+      </w:r>
+    </w:p>
+    <w:p>
+      <w:pPr>
+        <w:ind w:firstLine="360"/>
+        <w:rPr>
+          <w:rFonts w:hint="eastAsia"/>
+        </w:rPr>
+      </w:pPr>
+      <w:r>
+        <w:rPr>
+          <w:rFonts w:ascii="宋体" w:eastAsia="宋体" w:hAnsi="宋体" w:hint="eastAsia"/>
+          <w:sz w:val="24"/>
+          <w:szCs w:val="24"/>
+        </w:rPr>
+        <w:t>复合</w:t>
+      </w:r>
+      <w:r>
+        <w:rPr>
+          <w:rFonts w:ascii="宋体" w:eastAsia="宋体" w:hAnsi="宋体" w:hint="eastAsia"/>
+          <w:sz w:val="24"/>
+          <w:szCs w:val="24"/>
+        </w:rPr>
+        <w:t>函数的计算方法是Arrow Diagram，</w:t>
+      </w:r>
+      <w:r>
+        <w:rPr>
+          <w:rFonts w:ascii="宋体" w:eastAsia="宋体" w:hAnsi="宋体" w:hint="eastAsia"/>
+          <w:sz w:val="24"/>
+          <w:szCs w:val="24"/>
+        </w:rPr>
+        <w:t>举例如下：</w:t>
+      </w:r>
+    </w:p>
+    <w:p>
+      <w:pPr>
+        <w:jc w:val="center"/>
       </w:pPr>
       <w:r>
         <w:rPr>
@@ -13176,10 +13029,10 @@
           <w:noProof/>
         </w:rPr>
         <w:drawing>
-          <wp:inline distT="0" distB="0" distL="0" distR="0" wp14:anchorId="314325DA" wp14:editId="780FD750">
-            <wp:extent cx="6642100" cy="380365"/>
-            <wp:effectExtent l="0" t="0" r="6350" b="635"/>
-            <wp:docPr id="1876706176" name="图片 3"/>
+          <wp:inline distT="0" distB="0" distL="0" distR="0" wp14:anchorId="55E2564C" wp14:editId="76EFB256">
+            <wp:extent cx="4691270" cy="2402468"/>
+            <wp:effectExtent l="0" t="0" r="0" b="0"/>
+            <wp:docPr id="898107314" name="图片 1"/>
             <wp:cNvGraphicFramePr>
               <a:graphicFrameLocks xmlns:a="http://schemas.openxmlformats.org/drawingml/2006/main" noChangeAspect="1"/>
             </wp:cNvGraphicFramePr>
@@ -13187,7 +13040,7 @@
               <a:graphicData uri="http://schemas.openxmlformats.org/drawingml/2006/picture">
                 <pic:pic xmlns:pic="http://schemas.openxmlformats.org/drawingml/2006/picture">
                   <pic:nvPicPr>
-                    <pic:cNvPr id="0" name="Picture 15"/>
+                    <pic:cNvPr id="0" name="Picture 8"/>
                     <pic:cNvPicPr>
                       <a:picLocks noChangeAspect="1" noChangeArrowheads="1"/>
                     </pic:cNvPicPr>
@@ -13208,7 +13061,7 @@
                   <pic:spPr bwMode="auto">
                     <a:xfrm>
                       <a:off x="0" y="0"/>
-                      <a:ext cx="6642100" cy="380365"/>
+                      <a:ext cx="4713961" cy="2414088"/>
                     </a:xfrm>
                     <a:prstGeom prst="rect">
                       <a:avLst/>
@@ -13227,212 +13080,38 @@
     </w:p>
     <w:p>
       <w:pPr>
-        <w:jc w:val="center"/>
-        <w:rPr>
-          <w:rFonts w:hint="eastAsia"/>
-        </w:rPr>
-      </w:pPr>
-      <w:r>
-        <w:rPr>
-          <w:noProof/>
-        </w:rPr>
-        <w:drawing>
-          <wp:inline distT="0" distB="0" distL="0" distR="0" wp14:anchorId="12C3FDF8" wp14:editId="6E264129">
-            <wp:extent cx="4754880" cy="2859015"/>
-            <wp:effectExtent l="0" t="0" r="0" b="0"/>
-            <wp:docPr id="1111976400" name="图片 1"/>
-            <wp:cNvGraphicFramePr>
-              <a:graphicFrameLocks xmlns:a="http://schemas.openxmlformats.org/drawingml/2006/main" noChangeAspect="1"/>
-            </wp:cNvGraphicFramePr>
-            <a:graphic xmlns:a="http://schemas.openxmlformats.org/drawingml/2006/main">
-              <a:graphicData uri="http://schemas.openxmlformats.org/drawingml/2006/picture">
-                <pic:pic xmlns:pic="http://schemas.openxmlformats.org/drawingml/2006/picture">
-                  <pic:nvPicPr>
-                    <pic:cNvPr id="1111976400" name=""/>
-                    <pic:cNvPicPr/>
-                  </pic:nvPicPr>
-                  <pic:blipFill>
-                    <a:blip r:embed="rId50"/>
-                    <a:stretch>
-                      <a:fillRect/>
-                    </a:stretch>
-                  </pic:blipFill>
-                  <pic:spPr>
-                    <a:xfrm>
-                      <a:off x="0" y="0"/>
-                      <a:ext cx="4785151" cy="2877217"/>
-                    </a:xfrm>
-                    <a:prstGeom prst="rect">
-                      <a:avLst/>
-                    </a:prstGeom>
-                  </pic:spPr>
-                </pic:pic>
-              </a:graphicData>
-            </a:graphic>
-          </wp:inline>
-        </w:drawing>
+        <w:pStyle w:val="5"/>
+        <w:rPr>
+          <w:rFonts w:hint="eastAsia"/>
+        </w:rPr>
+      </w:pPr>
+      <w:r>
+        <w:rPr>
+          <w:rFonts w:hint="eastAsia"/>
+        </w:rPr>
+        <w:t>复合函数</w:t>
+      </w:r>
+      <w:r>
+        <w:rPr>
+          <w:rFonts w:hint="eastAsia"/>
+        </w:rPr>
+        <w:t>性质</w:t>
+      </w:r>
+      <w:r>
+        <w:rPr>
+          <w:rFonts w:hint="eastAsia"/>
+        </w:rPr>
+        <w:t xml:space="preserve"> </w:t>
       </w:r>
     </w:p>
     <w:p>
       <w:pPr>
-        <w:pStyle w:val="3"/>
-        <w:rPr>
-          <w:rFonts w:hint="eastAsia"/>
-        </w:rPr>
-      </w:pPr>
-      <w:r>
-        <w:rPr>
-          <w:rFonts w:hint="eastAsia"/>
-        </w:rPr>
-        <w:t xml:space="preserve">3.2 </w:t>
-      </w:r>
-      <w:r>
-        <w:rPr>
-          <w:rFonts w:hint="eastAsia"/>
-        </w:rPr>
-        <w:t>Composition of functions</w:t>
-      </w:r>
-      <w:r>
-        <w:rPr>
-          <w:rFonts w:hint="eastAsia"/>
-        </w:rPr>
-        <w:t>（复合函数）</w:t>
-      </w:r>
-    </w:p>
-    <w:p>
-      <w:pPr>
-        <w:rPr>
-          <w:rFonts w:hint="eastAsia"/>
-        </w:rPr>
-      </w:pPr>
-      <w:r>
-        <w:rPr>
-          <w:rFonts w:hint="eastAsia"/>
+        <w:jc w:val="left"/>
+      </w:pPr>
+      <w:r>
+        <w:rPr>
           <w:noProof/>
         </w:rPr>
-        <w:drawing>
-          <wp:inline distT="0" distB="0" distL="0" distR="0" wp14:anchorId="13E69EA5" wp14:editId="1160DDC3">
-            <wp:extent cx="6638925" cy="628650"/>
-            <wp:effectExtent l="0" t="0" r="9525" b="0"/>
-            <wp:docPr id="952238157" name="图片 9"/>
-            <wp:cNvGraphicFramePr>
-              <a:graphicFrameLocks xmlns:a="http://schemas.openxmlformats.org/drawingml/2006/main" noChangeAspect="1"/>
-            </wp:cNvGraphicFramePr>
-            <a:graphic xmlns:a="http://schemas.openxmlformats.org/drawingml/2006/main">
-              <a:graphicData uri="http://schemas.openxmlformats.org/drawingml/2006/picture">
-                <pic:pic xmlns:pic="http://schemas.openxmlformats.org/drawingml/2006/picture">
-                  <pic:nvPicPr>
-                    <pic:cNvPr id="0" name="Picture 21"/>
-                    <pic:cNvPicPr>
-                      <a:picLocks noChangeAspect="1" noChangeArrowheads="1"/>
-                    </pic:cNvPicPr>
-                  </pic:nvPicPr>
-                  <pic:blipFill>
-                    <a:blip r:embed="rId51">
-                      <a:extLst>
-                        <a:ext uri="{28A0092B-C50C-407E-A947-70E740481C1C}">
-                          <a14:useLocalDpi xmlns:a14="http://schemas.microsoft.com/office/drawing/2010/main" val="0"/>
-                        </a:ext>
-                      </a:extLst>
-                    </a:blip>
-                    <a:srcRect/>
-                    <a:stretch>
-                      <a:fillRect/>
-                    </a:stretch>
-                  </pic:blipFill>
-                  <pic:spPr bwMode="auto">
-                    <a:xfrm>
-                      <a:off x="0" y="0"/>
-                      <a:ext cx="6638925" cy="628650"/>
-                    </a:xfrm>
-                    <a:prstGeom prst="rect">
-                      <a:avLst/>
-                    </a:prstGeom>
-                    <a:noFill/>
-                    <a:ln>
-                      <a:noFill/>
-                    </a:ln>
-                  </pic:spPr>
-                </pic:pic>
-              </a:graphicData>
-            </a:graphic>
-          </wp:inline>
-        </w:drawing>
-      </w:r>
-    </w:p>
-    <w:p>
-      <w:pPr>
-        <w:jc w:val="center"/>
-        <w:rPr>
-          <w:rFonts w:hint="eastAsia"/>
-        </w:rPr>
-      </w:pPr>
-      <w:r>
-        <w:rPr>
-          <w:noProof/>
-        </w:rPr>
-        <w:drawing>
-          <wp:inline distT="0" distB="0" distL="0" distR="0" wp14:anchorId="4C282FB2" wp14:editId="6B28B035">
-            <wp:extent cx="4587903" cy="4379279"/>
-            <wp:effectExtent l="0" t="0" r="0" b="0"/>
-            <wp:docPr id="1872043969" name="图片 4"/>
-            <wp:cNvGraphicFramePr>
-              <a:graphicFrameLocks xmlns:a="http://schemas.openxmlformats.org/drawingml/2006/main" noChangeAspect="1"/>
-            </wp:cNvGraphicFramePr>
-            <a:graphic xmlns:a="http://schemas.openxmlformats.org/drawingml/2006/main">
-              <a:graphicData uri="http://schemas.openxmlformats.org/drawingml/2006/picture">
-                <pic:pic xmlns:pic="http://schemas.openxmlformats.org/drawingml/2006/picture">
-                  <pic:nvPicPr>
-                    <pic:cNvPr id="0" name="Picture 16"/>
-                    <pic:cNvPicPr>
-                      <a:picLocks noChangeAspect="1" noChangeArrowheads="1"/>
-                    </pic:cNvPicPr>
-                  </pic:nvPicPr>
-                  <pic:blipFill>
-                    <a:blip r:embed="rId52">
-                      <a:extLst>
-                        <a:ext uri="{28A0092B-C50C-407E-A947-70E740481C1C}">
-                          <a14:useLocalDpi xmlns:a14="http://schemas.microsoft.com/office/drawing/2010/main" val="0"/>
-                        </a:ext>
-                      </a:extLst>
-                    </a:blip>
-                    <a:srcRect/>
-                    <a:stretch>
-                      <a:fillRect/>
-                    </a:stretch>
-                  </pic:blipFill>
-                  <pic:spPr bwMode="auto">
-                    <a:xfrm>
-                      <a:off x="0" y="0"/>
-                      <a:ext cx="4600958" cy="4391740"/>
-                    </a:xfrm>
-                    <a:prstGeom prst="rect">
-                      <a:avLst/>
-                    </a:prstGeom>
-                    <a:noFill/>
-                    <a:ln>
-                      <a:noFill/>
-                    </a:ln>
-                  </pic:spPr>
-                </pic:pic>
-              </a:graphicData>
-            </a:graphic>
-          </wp:inline>
-        </w:drawing>
-      </w:r>
-    </w:p>
-    <w:p>
-      <w:pPr>
-        <w:jc w:val="left"/>
-        <w:rPr>
-          <w:rFonts w:hint="eastAsia"/>
-        </w:rPr>
-      </w:pPr>
-      <w:r>
-        <w:rPr>
-          <w:noProof/>
-        </w:rPr>
-        <w:lastRenderedPageBreak/>
         <w:drawing>
           <wp:inline distT="0" distB="0" distL="0" distR="0" wp14:anchorId="5E9130AC" wp14:editId="03050EFB">
             <wp:extent cx="6042355" cy="292707"/>
@@ -13449,7 +13128,7 @@
                     <pic:cNvPicPr/>
                   </pic:nvPicPr>
                   <pic:blipFill>
-                    <a:blip r:embed="rId53"/>
+                    <a:blip r:embed="rId50"/>
                     <a:stretch>
                       <a:fillRect/>
                     </a:stretch>
@@ -13472,32 +13151,17 @@
     </w:p>
     <w:p>
       <w:pPr>
-        <w:widowControl/>
         <w:jc w:val="left"/>
-        <w:rPr>
-          <w:rFonts w:hint="eastAsia"/>
-        </w:rPr>
       </w:pPr>
     </w:p>
     <w:p>
       <w:pPr>
-        <w:pStyle w:val="3"/>
-        <w:rPr>
-          <w:rFonts w:hint="eastAsia"/>
-        </w:rPr>
-      </w:pPr>
-      <w:r>
-        <w:rPr>
-          <w:rFonts w:hint="eastAsia"/>
-        </w:rPr>
-        <w:t>3</w:t>
-      </w:r>
-      <w:r>
-        <w:rPr>
-          <w:rFonts w:hint="eastAsia"/>
-        </w:rPr>
-        <w:t xml:space="preserve">.3 </w:t>
-      </w:r>
+        <w:pStyle w:val="4"/>
+        <w:numPr>
+          <w:ilvl w:val="0"/>
+          <w:numId w:val="4"/>
+        </w:numPr>
+      </w:pPr>
       <w:r>
         <w:t>Identit</w:t>
       </w:r>
@@ -13519,20 +13183,103 @@
     </w:p>
     <w:p>
       <w:pPr>
-        <w:rPr>
-          <w:rFonts w:hint="eastAsia"/>
-        </w:rPr>
-      </w:pPr>
-      <w:r>
-        <w:rPr>
-          <w:rFonts w:hint="eastAsia"/>
-          <w:noProof/>
+        <w:pStyle w:val="5"/>
+      </w:pPr>
+      <w:r>
+        <w:rPr>
+          <w:rFonts w:hint="eastAsia"/>
+        </w:rPr>
+        <w:t>定义和写法（id</w:t>
+      </w:r>
+      <w:r>
+        <w:rPr>
+          <w:rFonts w:hint="eastAsia"/>
+          <w:vertAlign w:val="subscript"/>
+        </w:rPr>
+        <w:t>A</w:t>
+      </w:r>
+      <w:r>
+        <w:rPr>
+          <w:rFonts w:hint="eastAsia"/>
+        </w:rPr>
+        <w:t>）</w:t>
+      </w:r>
+      <w:r>
+        <w:rPr>
+          <w:rFonts w:hint="eastAsia"/>
+        </w:rPr>
+        <w:t>：</w:t>
+      </w:r>
+      <w:r>
+        <w:rPr>
+          <w:rFonts w:hint="eastAsia"/>
+        </w:rPr>
+        <w:t xml:space="preserve">  </w:t>
+      </w:r>
+    </w:p>
+    <w:p>
+      <w:r>
+        <w:rPr>
+          <w:rFonts w:cstheme="majorBidi" w:hint="eastAsia"/>
+          <w:color w:val="0F4761" w:themeColor="accent1" w:themeShade="BF"/>
+        </w:rPr>
+        <w:t xml:space="preserve">  </w:t>
+      </w:r>
+      <w:r>
+        <w:rPr>
+          <w:rFonts w:hint="eastAsia"/>
+        </w:rPr>
+        <w:t xml:space="preserve"> </w:t>
+      </w:r>
+      <w:r>
+        <w:rPr>
+          <w:rFonts w:hint="eastAsia"/>
+        </w:rPr>
+        <w:t xml:space="preserve">集合A中的每个元素a都映射到它自己，即 </w:t>
+      </w:r>
+      <w:r>
+        <w:rPr>
+          <w:rFonts w:ascii="Cambria Math" w:hAnsi="Cambria Math" w:cs="Cambria Math"/>
+        </w:rPr>
+        <w:t>∀</w:t>
+      </w:r>
+      <w:r>
+        <w:rPr>
+          <w:rFonts w:hint="eastAsia"/>
+        </w:rPr>
+        <w:t>a ∈A  （a, a</w:t>
+      </w:r>
+      <w:r>
+        <w:t>）</w:t>
+      </w:r>
+      <w:r>
+        <w:rPr>
+          <w:rFonts w:hint="eastAsia"/>
+        </w:rPr>
+        <w:t>∈ f</w:t>
+      </w:r>
+    </w:p>
+    <w:p>
+      <w:pPr>
+        <w:ind w:firstLine="420"/>
+        <w:jc w:val="center"/>
+        <w:rPr>
+          <w:rFonts w:ascii="宋体" w:eastAsia="宋体" w:hAnsi="宋体"/>
+          <w:sz w:val="24"/>
+          <w:szCs w:val="24"/>
+        </w:rPr>
+      </w:pPr>
+      <w:r>
+        <w:rPr>
+          <w:rFonts w:ascii="宋体" w:eastAsia="宋体" w:hAnsi="宋体"/>
+          <w:sz w:val="24"/>
+          <w:szCs w:val="24"/>
         </w:rPr>
         <w:drawing>
-          <wp:inline distT="0" distB="0" distL="0" distR="0" wp14:anchorId="741C5426" wp14:editId="2627F65B">
-            <wp:extent cx="5335325" cy="3613841"/>
+          <wp:inline distT="0" distB="0" distL="0" distR="0" wp14:anchorId="30B2FA8C" wp14:editId="69DCECF1">
+            <wp:extent cx="2952750" cy="1573309"/>
             <wp:effectExtent l="0" t="0" r="0" b="0"/>
-            <wp:docPr id="240588157" name="图片 5"/>
+            <wp:docPr id="1120892263" name="图片 1"/>
             <wp:cNvGraphicFramePr>
               <a:graphicFrameLocks xmlns:a="http://schemas.openxmlformats.org/drawingml/2006/main" noChangeAspect="1"/>
             </wp:cNvGraphicFramePr>
@@ -13540,7 +13287,268 @@
               <a:graphicData uri="http://schemas.openxmlformats.org/drawingml/2006/picture">
                 <pic:pic xmlns:pic="http://schemas.openxmlformats.org/drawingml/2006/picture">
                   <pic:nvPicPr>
-                    <pic:cNvPr id="0" name="Picture 17"/>
+                    <pic:cNvPr id="1120892263" name=""/>
+                    <pic:cNvPicPr/>
+                  </pic:nvPicPr>
+                  <pic:blipFill>
+                    <a:blip r:embed="rId51"/>
+                    <a:stretch>
+                      <a:fillRect/>
+                    </a:stretch>
+                  </pic:blipFill>
+                  <pic:spPr>
+                    <a:xfrm>
+                      <a:off x="0" y="0"/>
+                      <a:ext cx="3022808" cy="1610638"/>
+                    </a:xfrm>
+                    <a:prstGeom prst="rect">
+                      <a:avLst/>
+                    </a:prstGeom>
+                  </pic:spPr>
+                </pic:pic>
+              </a:graphicData>
+            </a:graphic>
+          </wp:inline>
+        </w:drawing>
+      </w:r>
+    </w:p>
+    <w:p>
+      <w:pPr>
+        <w:pStyle w:val="5"/>
+      </w:pPr>
+      <w:r>
+        <w:rPr>
+          <w:rFonts w:hint="eastAsia"/>
+        </w:rPr>
+        <w:t>恒等函数</w:t>
+      </w:r>
+      <w:r>
+        <w:rPr>
+          <w:rFonts w:hint="eastAsia"/>
+        </w:rPr>
+        <w:t>性质：</w:t>
+      </w:r>
+    </w:p>
+    <w:p>
+      <w:pPr>
+        <w:jc w:val="center"/>
+        <w:rPr>
+          <w:rFonts w:cstheme="majorBidi" w:hint="eastAsia"/>
+          <w:color w:val="0F4761" w:themeColor="accent1" w:themeShade="BF"/>
+          <w:sz w:val="24"/>
+          <w:szCs w:val="24"/>
+        </w:rPr>
+      </w:pPr>
+      <w:r>
+        <w:rPr>
+          <w:rFonts w:cstheme="majorBidi"/>
+          <w:color w:val="0F4761" w:themeColor="accent1" w:themeShade="BF"/>
+          <w:sz w:val="24"/>
+          <w:szCs w:val="24"/>
+        </w:rPr>
+        <w:drawing>
+          <wp:inline distT="0" distB="0" distL="0" distR="0" wp14:anchorId="6D81BDCA" wp14:editId="2C4B307C">
+            <wp:extent cx="4925683" cy="727008"/>
+            <wp:effectExtent l="0" t="0" r="0" b="0"/>
+            <wp:docPr id="995419737" name="图片 1"/>
+            <wp:cNvGraphicFramePr>
+              <a:graphicFrameLocks xmlns:a="http://schemas.openxmlformats.org/drawingml/2006/main" noChangeAspect="1"/>
+            </wp:cNvGraphicFramePr>
+            <a:graphic xmlns:a="http://schemas.openxmlformats.org/drawingml/2006/main">
+              <a:graphicData uri="http://schemas.openxmlformats.org/drawingml/2006/picture">
+                <pic:pic xmlns:pic="http://schemas.openxmlformats.org/drawingml/2006/picture">
+                  <pic:nvPicPr>
+                    <pic:cNvPr id="995419737" name=""/>
+                    <pic:cNvPicPr/>
+                  </pic:nvPicPr>
+                  <pic:blipFill>
+                    <a:blip r:embed="rId52"/>
+                    <a:stretch>
+                      <a:fillRect/>
+                    </a:stretch>
+                  </pic:blipFill>
+                  <pic:spPr>
+                    <a:xfrm>
+                      <a:off x="0" y="0"/>
+                      <a:ext cx="4961376" cy="732276"/>
+                    </a:xfrm>
+                    <a:prstGeom prst="rect">
+                      <a:avLst/>
+                    </a:prstGeom>
+                  </pic:spPr>
+                </pic:pic>
+              </a:graphicData>
+            </a:graphic>
+          </wp:inline>
+        </w:drawing>
+      </w:r>
+    </w:p>
+    <w:p>
+      <w:pPr>
+        <w:pStyle w:val="4"/>
+        <w:numPr>
+          <w:ilvl w:val="0"/>
+          <w:numId w:val="4"/>
+        </w:numPr>
+      </w:pPr>
+      <w:r>
+        <w:rPr>
+          <w:rFonts w:hint="eastAsia"/>
+        </w:rPr>
+        <w:lastRenderedPageBreak/>
+        <w:t xml:space="preserve"> </w:t>
+      </w:r>
+      <w:r>
+        <w:rPr>
+          <w:rFonts w:hint="eastAsia"/>
+        </w:rPr>
+        <w:t>Inverse Functions</w:t>
+      </w:r>
+      <w:r>
+        <w:t xml:space="preserve"> </w:t>
+      </w:r>
+      <w:r>
+        <w:rPr>
+          <w:rFonts w:hint="eastAsia"/>
+        </w:rPr>
+        <w:t>(反函数)</w:t>
+      </w:r>
+    </w:p>
+    <w:p>
+      <w:pPr>
+        <w:pStyle w:val="5"/>
+        <w:rPr>
+          <w:rFonts w:ascii="宋体" w:eastAsia="宋体" w:hAnsi="宋体"/>
+          <w:vertAlign w:val="superscript"/>
+        </w:rPr>
+      </w:pPr>
+      <w:r>
+        <w:rPr>
+          <w:rFonts w:hint="eastAsia"/>
+        </w:rPr>
+        <w:t>定义和</w:t>
+      </w:r>
+      <w:r>
+        <w:rPr>
+          <w:rFonts w:hint="eastAsia"/>
+        </w:rPr>
+        <w:t>写法</w:t>
+      </w:r>
+      <w:r>
+        <w:rPr>
+          <w:rFonts w:ascii="宋体" w:eastAsia="宋体" w:hAnsi="宋体" w:hint="eastAsia"/>
+        </w:rPr>
+        <w:t xml:space="preserve">       f</w:t>
+      </w:r>
+      <w:r>
+        <w:rPr>
+          <w:rFonts w:ascii="宋体" w:eastAsia="宋体" w:hAnsi="宋体" w:hint="eastAsia"/>
+          <w:vertAlign w:val="superscript"/>
+        </w:rPr>
+        <w:t>-1</w:t>
+      </w:r>
+    </w:p>
+    <w:p>
+      <w:pPr>
+        <w:rPr>
+          <w:rFonts w:hint="eastAsia"/>
+        </w:rPr>
+      </w:pPr>
+      <w:r>
+        <w:drawing>
+          <wp:inline distT="0" distB="0" distL="0" distR="0" wp14:anchorId="44E03D3B" wp14:editId="6999D879">
+            <wp:extent cx="5839640" cy="514422"/>
+            <wp:effectExtent l="0" t="0" r="0" b="0"/>
+            <wp:docPr id="1842416582" name="图片 1"/>
+            <wp:cNvGraphicFramePr>
+              <a:graphicFrameLocks xmlns:a="http://schemas.openxmlformats.org/drawingml/2006/main" noChangeAspect="1"/>
+            </wp:cNvGraphicFramePr>
+            <a:graphic xmlns:a="http://schemas.openxmlformats.org/drawingml/2006/main">
+              <a:graphicData uri="http://schemas.openxmlformats.org/drawingml/2006/picture">
+                <pic:pic xmlns:pic="http://schemas.openxmlformats.org/drawingml/2006/picture">
+                  <pic:nvPicPr>
+                    <pic:cNvPr id="1842416582" name=""/>
+                    <pic:cNvPicPr/>
+                  </pic:nvPicPr>
+                  <pic:blipFill>
+                    <a:blip r:embed="rId53"/>
+                    <a:stretch>
+                      <a:fillRect/>
+                    </a:stretch>
+                  </pic:blipFill>
+                  <pic:spPr>
+                    <a:xfrm>
+                      <a:off x="0" y="0"/>
+                      <a:ext cx="5839640" cy="514422"/>
+                    </a:xfrm>
+                    <a:prstGeom prst="rect">
+                      <a:avLst/>
+                    </a:prstGeom>
+                  </pic:spPr>
+                </pic:pic>
+              </a:graphicData>
+            </a:graphic>
+          </wp:inline>
+        </w:drawing>
+      </w:r>
+    </w:p>
+    <w:p>
+      <w:pPr>
+        <w:pStyle w:val="5"/>
+      </w:pPr>
+      <w:r>
+        <w:rPr>
+          <w:rFonts w:hint="eastAsia"/>
+        </w:rPr>
+        <w:t>反函数求解方法</w:t>
+      </w:r>
+    </w:p>
+    <w:p>
+      <w:pPr>
+        <w:ind w:firstLine="360"/>
+        <w:rPr>
+          <w:rFonts w:hint="eastAsia"/>
+        </w:rPr>
+      </w:pPr>
+      <w:r>
+        <w:rPr>
+          <w:rFonts w:ascii="宋体" w:eastAsia="宋体" w:hAnsi="宋体" w:hint="eastAsia"/>
+          <w:sz w:val="24"/>
+          <w:szCs w:val="24"/>
+        </w:rPr>
+        <w:t>反</w:t>
+      </w:r>
+      <w:r>
+        <w:rPr>
+          <w:rFonts w:ascii="宋体" w:eastAsia="宋体" w:hAnsi="宋体" w:hint="eastAsia"/>
+          <w:sz w:val="24"/>
+          <w:szCs w:val="24"/>
+        </w:rPr>
+        <w:t>函数的计算方法是Arrow Diagram，举例如下：</w:t>
+      </w:r>
+    </w:p>
+    <w:p>
+      <w:pPr>
+        <w:jc w:val="center"/>
+      </w:pPr>
+      <w:r>
+        <w:rPr>
+          <w:rFonts w:hint="eastAsia"/>
+          <w:noProof/>
+        </w:rPr>
+        <w:drawing>
+          <wp:inline distT="0" distB="0" distL="0" distR="0" wp14:anchorId="0913079A" wp14:editId="0CB8E1E3">
+            <wp:extent cx="3262884" cy="1546379"/>
+            <wp:effectExtent l="0" t="0" r="0" b="0"/>
+            <wp:docPr id="502574955" name="图片 2"/>
+            <wp:cNvGraphicFramePr>
+              <a:graphicFrameLocks xmlns:a="http://schemas.openxmlformats.org/drawingml/2006/main" noChangeAspect="1"/>
+            </wp:cNvGraphicFramePr>
+            <a:graphic xmlns:a="http://schemas.openxmlformats.org/drawingml/2006/main">
+              <a:graphicData uri="http://schemas.openxmlformats.org/drawingml/2006/picture">
+                <pic:pic xmlns:pic="http://schemas.openxmlformats.org/drawingml/2006/picture">
+                  <pic:nvPicPr>
+                    <pic:cNvPr id="0" name="Picture 9"/>
                     <pic:cNvPicPr>
                       <a:picLocks noChangeAspect="1" noChangeArrowheads="1"/>
                     </pic:cNvPicPr>
@@ -13561,7 +13569,7 @@
                   <pic:spPr bwMode="auto">
                     <a:xfrm>
                       <a:off x="0" y="0"/>
-                      <a:ext cx="5350821" cy="3624337"/>
+                      <a:ext cx="3268217" cy="1548906"/>
                     </a:xfrm>
                     <a:prstGeom prst="rect">
                       <a:avLst/>
@@ -13580,63 +13588,33 @@
     </w:p>
     <w:p>
       <w:pPr>
-        <w:rPr>
-          <w:rFonts w:hint="eastAsia"/>
-        </w:rPr>
-      </w:pPr>
+        <w:pStyle w:val="5"/>
+      </w:pPr>
+      <w:r>
+        <w:rPr>
+          <w:rFonts w:hint="eastAsia"/>
+        </w:rPr>
+        <w:t>反函数</w:t>
+      </w:r>
+      <w:r>
+        <w:rPr>
+          <w:rFonts w:hint="eastAsia"/>
+        </w:rPr>
+        <w:t>性质</w:t>
+      </w:r>
     </w:p>
     <w:p>
       <w:pPr>
-        <w:pStyle w:val="3"/>
-        <w:rPr>
-          <w:rFonts w:hint="eastAsia"/>
-        </w:rPr>
-      </w:pPr>
-      <w:r>
-        <w:rPr>
-          <w:rFonts w:hint="eastAsia"/>
-        </w:rPr>
-        <w:t>3</w:t>
-      </w:r>
-      <w:r>
-        <w:rPr>
-          <w:rFonts w:hint="eastAsia"/>
-        </w:rPr>
-        <w:t xml:space="preserve">.4 </w:t>
-      </w:r>
-      <w:r>
-        <w:rPr>
-          <w:rFonts w:hint="eastAsia"/>
-        </w:rPr>
-        <w:t>Inverse Functions</w:t>
-      </w:r>
-      <w:r>
-        <w:t xml:space="preserve"> </w:t>
-      </w:r>
-      <w:r>
-        <w:rPr>
-          <w:rFonts w:hint="eastAsia"/>
-        </w:rPr>
-        <w:t>(反函数)</w:t>
-      </w:r>
-    </w:p>
-    <w:p>
-      <w:pPr>
-        <w:jc w:val="left"/>
-        <w:rPr>
-          <w:rFonts w:hint="eastAsia"/>
-        </w:rPr>
-      </w:pPr>
-      <w:r>
-        <w:rPr>
-          <w:rFonts w:hint="eastAsia"/>
-          <w:noProof/>
-        </w:rPr>
+        <w:rPr>
+          <w:rFonts w:hint="eastAsia"/>
+        </w:rPr>
+      </w:pPr>
+      <w:r>
         <w:drawing>
-          <wp:inline distT="0" distB="0" distL="0" distR="0" wp14:anchorId="7712D892" wp14:editId="0042DC9E">
-            <wp:extent cx="5883965" cy="3749767"/>
-            <wp:effectExtent l="0" t="0" r="0" b="0"/>
-            <wp:docPr id="456226027" name="图片 7"/>
+          <wp:inline distT="0" distB="0" distL="0" distR="0" wp14:anchorId="61D657EB" wp14:editId="76F7BC8B">
+            <wp:extent cx="3019846" cy="752580"/>
+            <wp:effectExtent l="0" t="0" r="9525" b="9525"/>
+            <wp:docPr id="1308774100" name="图片 1"/>
             <wp:cNvGraphicFramePr>
               <a:graphicFrameLocks xmlns:a="http://schemas.openxmlformats.org/drawingml/2006/main" noChangeAspect="1"/>
             </wp:cNvGraphicFramePr>
@@ -13644,36 +13622,23 @@
               <a:graphicData uri="http://schemas.openxmlformats.org/drawingml/2006/picture">
                 <pic:pic xmlns:pic="http://schemas.openxmlformats.org/drawingml/2006/picture">
                   <pic:nvPicPr>
-                    <pic:cNvPr id="0" name="Picture 19"/>
-                    <pic:cNvPicPr>
-                      <a:picLocks noChangeAspect="1" noChangeArrowheads="1"/>
-                    </pic:cNvPicPr>
+                    <pic:cNvPr id="1308774100" name=""/>
+                    <pic:cNvPicPr/>
                   </pic:nvPicPr>
                   <pic:blipFill>
-                    <a:blip r:embed="rId55">
-                      <a:extLst>
-                        <a:ext uri="{28A0092B-C50C-407E-A947-70E740481C1C}">
-                          <a14:useLocalDpi xmlns:a14="http://schemas.microsoft.com/office/drawing/2010/main" val="0"/>
-                        </a:ext>
-                      </a:extLst>
-                    </a:blip>
-                    <a:srcRect/>
+                    <a:blip r:embed="rId55"/>
                     <a:stretch>
                       <a:fillRect/>
                     </a:stretch>
                   </pic:blipFill>
-                  <pic:spPr bwMode="auto">
+                  <pic:spPr>
                     <a:xfrm>
                       <a:off x="0" y="0"/>
-                      <a:ext cx="5901427" cy="3760895"/>
+                      <a:ext cx="3019846" cy="752580"/>
                     </a:xfrm>
                     <a:prstGeom prst="rect">
                       <a:avLst/>
                     </a:prstGeom>
-                    <a:noFill/>
-                    <a:ln>
-                      <a:noFill/>
-                    </a:ln>
                   </pic:spPr>
                 </pic:pic>
               </a:graphicData>
@@ -13688,6 +13653,11 @@
         <w:rPr>
           <w:rFonts w:hint="eastAsia"/>
         </w:rPr>
+      </w:pPr>
+    </w:p>
+    <w:p>
+      <w:pPr>
+        <w:jc w:val="left"/>
       </w:pPr>
       <w:r>
         <w:rPr>
@@ -13732,74 +13702,136 @@
     </w:p>
     <w:p>
       <w:pPr>
-        <w:pStyle w:val="3"/>
-        <w:rPr>
-          <w:rFonts w:hint="eastAsia"/>
-        </w:rPr>
-      </w:pPr>
-      <w:r>
-        <w:rPr>
-          <w:rFonts w:hint="eastAsia"/>
-        </w:rPr>
-        <w:lastRenderedPageBreak/>
-        <w:t>3</w:t>
-      </w:r>
-      <w:r>
-        <w:rPr>
-          <w:rFonts w:hint="eastAsia"/>
-        </w:rPr>
-        <w:t xml:space="preserve">.5 </w:t>
-      </w:r>
-      <w:r>
-        <w:t>Properties</w:t>
-      </w:r>
-      <w:r>
-        <w:rPr>
-          <w:rFonts w:hint="eastAsia"/>
-        </w:rPr>
-        <w:t>：</w:t>
-      </w:r>
-      <w:r>
-        <w:t>injective</w:t>
-      </w:r>
-      <w:r>
-        <w:rPr>
-          <w:rFonts w:hint="eastAsia"/>
-        </w:rPr>
-        <w:t>/</w:t>
-      </w:r>
-      <w:r>
-        <w:t>surjective</w:t>
-      </w:r>
-      <w:r>
-        <w:rPr>
-          <w:rFonts w:hint="eastAsia"/>
-        </w:rPr>
-        <w:t>/</w:t>
-      </w:r>
-      <w:r>
-        <w:t>bijective</w:t>
-      </w:r>
-      <w:r>
-        <w:rPr>
-          <w:rFonts w:hint="eastAsia"/>
-        </w:rPr>
-        <w:t>/function(单射/满射/双射)</w:t>
-      </w:r>
+        <w:jc w:val="left"/>
+        <w:rPr>
+          <w:rFonts w:hint="eastAsia"/>
+        </w:rPr>
+      </w:pPr>
     </w:p>
     <w:p>
       <w:pPr>
-        <w:rPr>
-          <w:rFonts w:hint="eastAsia"/>
-        </w:rPr>
-      </w:pPr>
-      <w:r>
-        <w:rPr>
-          <w:rFonts w:hint="eastAsia"/>
+        <w:pStyle w:val="3"/>
+        <w:numPr>
+          <w:ilvl w:val="1"/>
+          <w:numId w:val="22"/>
+        </w:numPr>
+      </w:pPr>
+      <w:r>
+        <w:rPr>
+          <w:rFonts w:hint="eastAsia"/>
+        </w:rPr>
+        <w:lastRenderedPageBreak/>
+        <w:t>函数性质</w:t>
+      </w:r>
+      <w:r>
+        <w:rPr>
+          <w:rFonts w:hint="eastAsia"/>
+        </w:rPr>
+        <w:t>：</w:t>
+      </w:r>
+      <w:r>
+        <w:t>injective</w:t>
+      </w:r>
+      <w:r>
+        <w:rPr>
+          <w:rFonts w:hint="eastAsia"/>
+        </w:rPr>
+        <w:t>/</w:t>
+      </w:r>
+      <w:r>
+        <w:t>surjective</w:t>
+      </w:r>
+      <w:r>
+        <w:rPr>
+          <w:rFonts w:hint="eastAsia"/>
+        </w:rPr>
+        <w:t>/</w:t>
+      </w:r>
+      <w:r>
+        <w:t>bijective</w:t>
+      </w:r>
+      <w:r>
+        <w:rPr>
+          <w:rFonts w:hint="eastAsia"/>
+        </w:rPr>
+        <w:t>/function(单射/满射/双射)</w:t>
+      </w:r>
+    </w:p>
+    <w:p>
+      <w:pPr>
+        <w:rPr>
+          <w:rFonts w:hint="eastAsia"/>
+        </w:rPr>
+      </w:pPr>
+      <w:r>
+        <w:rPr>
           <w:noProof/>
         </w:rPr>
         <w:drawing>
-          <wp:inline distT="0" distB="0" distL="0" distR="0" wp14:anchorId="3B3EF8F9" wp14:editId="79E24C2F">
+          <wp:inline distT="0" distB="0" distL="0" distR="0" wp14:anchorId="2265AE09" wp14:editId="31D25615">
+            <wp:extent cx="6863772" cy="3761105"/>
+            <wp:effectExtent l="0" t="0" r="0" b="0"/>
+            <wp:docPr id="1613295581" name="图片 4"/>
+            <wp:cNvGraphicFramePr>
+              <a:graphicFrameLocks xmlns:a="http://schemas.openxmlformats.org/drawingml/2006/main" noChangeAspect="1"/>
+            </wp:cNvGraphicFramePr>
+            <a:graphic xmlns:a="http://schemas.openxmlformats.org/drawingml/2006/main">
+              <a:graphicData uri="http://schemas.openxmlformats.org/drawingml/2006/picture">
+                <pic:pic xmlns:pic="http://schemas.openxmlformats.org/drawingml/2006/picture">
+                  <pic:nvPicPr>
+                    <pic:cNvPr id="0" name="Picture 16"/>
+                    <pic:cNvPicPr>
+                      <a:picLocks noChangeAspect="1" noChangeArrowheads="1"/>
+                    </pic:cNvPicPr>
+                  </pic:nvPicPr>
+                  <pic:blipFill>
+                    <a:blip r:embed="rId57">
+                      <a:extLst>
+                        <a:ext uri="{28A0092B-C50C-407E-A947-70E740481C1C}">
+                          <a14:useLocalDpi xmlns:a14="http://schemas.microsoft.com/office/drawing/2010/main" val="0"/>
+                        </a:ext>
+                      </a:extLst>
+                    </a:blip>
+                    <a:srcRect/>
+                    <a:stretch>
+                      <a:fillRect/>
+                    </a:stretch>
+                  </pic:blipFill>
+                  <pic:spPr bwMode="auto">
+                    <a:xfrm>
+                      <a:off x="0" y="0"/>
+                      <a:ext cx="6870748" cy="3764928"/>
+                    </a:xfrm>
+                    <a:prstGeom prst="rect">
+                      <a:avLst/>
+                    </a:prstGeom>
+                    <a:noFill/>
+                    <a:ln>
+                      <a:noFill/>
+                    </a:ln>
+                  </pic:spPr>
+                </pic:pic>
+              </a:graphicData>
+            </a:graphic>
+          </wp:inline>
+        </w:drawing>
+      </w:r>
+    </w:p>
+    <w:p>
+      <w:pPr>
+        <w:rPr>
+          <w:rFonts w:hint="eastAsia"/>
+        </w:rPr>
+      </w:pPr>
+    </w:p>
+    <w:p>
+      <w:r>
+        <w:rPr>
+          <w:rFonts w:hint="eastAsia"/>
+          <w:noProof/>
+        </w:rPr>
+        <w:drawing>
+          <wp:inline distT="0" distB="0" distL="0" distR="0" wp14:anchorId="3155D689" wp14:editId="45141139">
             <wp:extent cx="6629400" cy="1619250"/>
             <wp:effectExtent l="0" t="0" r="0" b="0"/>
             <wp:docPr id="596953141" name="图片 10"/>
@@ -13816,7 +13848,7 @@
                     </pic:cNvPicPr>
                   </pic:nvPicPr>
                   <pic:blipFill>
-                    <a:blip r:embed="rId57">
+                    <a:blip r:embed="rId58">
                       <a:extLst>
                         <a:ext uri="{28A0092B-C50C-407E-A947-70E740481C1C}">
                           <a14:useLocalDpi xmlns:a14="http://schemas.microsoft.com/office/drawing/2010/main" val="0"/>
@@ -13848,103 +13880,17 @@
         </w:drawing>
       </w:r>
     </w:p>
-    <w:p>
-      <w:pPr>
-        <w:rPr>
-          <w:rFonts w:hint="eastAsia"/>
-        </w:rPr>
-      </w:pPr>
-    </w:p>
-    <w:p>
-      <w:pPr>
-        <w:widowControl/>
-        <w:jc w:val="left"/>
-        <w:rPr>
-          <w:rFonts w:hint="eastAsia"/>
-          <w:color w:val="074F6A" w:themeColor="accent4" w:themeShade="80"/>
-        </w:rPr>
-      </w:pPr>
-      <w:r>
-        <w:rPr>
-          <w:rFonts w:hint="eastAsia"/>
-          <w:color w:val="074F6A" w:themeColor="accent4" w:themeShade="80"/>
-        </w:rPr>
-        <w:t>Function是包含Injective</w:t>
-      </w:r>
-      <w:r>
-        <w:rPr>
-          <w:rFonts w:hint="eastAsia"/>
-          <w:color w:val="074F6A" w:themeColor="accent4" w:themeShade="80"/>
-        </w:rPr>
-        <w:t>、</w:t>
-      </w:r>
-      <w:r>
-        <w:rPr>
-          <w:rFonts w:hint="eastAsia"/>
-          <w:color w:val="074F6A" w:themeColor="accent4" w:themeShade="80"/>
-        </w:rPr>
-        <w:t>surjective</w:t>
-      </w:r>
-      <w:r>
-        <w:rPr>
-          <w:rFonts w:hint="eastAsia"/>
-          <w:color w:val="074F6A" w:themeColor="accent4" w:themeShade="80"/>
-        </w:rPr>
-        <w:t>、bijective</w:t>
-      </w:r>
-      <w:r>
-        <w:rPr>
-          <w:rFonts w:hint="eastAsia"/>
-          <w:color w:val="074F6A" w:themeColor="accent4" w:themeShade="80"/>
-        </w:rPr>
-        <w:t>的</w:t>
-      </w:r>
-      <w:r>
-        <w:rPr>
-          <w:rFonts w:hint="eastAsia"/>
-          <w:color w:val="074F6A" w:themeColor="accent4" w:themeShade="80"/>
-        </w:rPr>
-        <w:t>。 A的每一个元素a都有射出且只有一个射出，这是function、</w:t>
-      </w:r>
-      <w:r>
-        <w:rPr>
-          <w:rFonts w:hint="eastAsia"/>
-          <w:color w:val="074F6A" w:themeColor="accent4" w:themeShade="80"/>
-        </w:rPr>
-        <w:t>Injective</w:t>
-      </w:r>
-      <w:r>
-        <w:rPr>
-          <w:rFonts w:hint="eastAsia"/>
-          <w:color w:val="074F6A" w:themeColor="accent4" w:themeShade="80"/>
-        </w:rPr>
-        <w:t>、</w:t>
-      </w:r>
-      <w:r>
-        <w:rPr>
-          <w:rFonts w:hint="eastAsia"/>
-          <w:color w:val="074F6A" w:themeColor="accent4" w:themeShade="80"/>
-        </w:rPr>
-        <w:t>surjective</w:t>
-      </w:r>
-      <w:r>
-        <w:rPr>
-          <w:rFonts w:hint="eastAsia"/>
-          <w:color w:val="074F6A" w:themeColor="accent4" w:themeShade="80"/>
-        </w:rPr>
-        <w:t>、bijective的共同要求；它们的区别在于B输入规则不同。</w:t>
-      </w:r>
-    </w:p>
     <w:tbl>
       <w:tblPr>
         <w:tblStyle w:val="5-1"/>
-        <w:tblW w:w="10627" w:type="dxa"/>
+        <w:tblW w:w="10456" w:type="dxa"/>
         <w:tblLook w:val="04A0" w:firstRow="1" w:lastRow="0" w:firstColumn="1" w:lastColumn="0" w:noHBand="0" w:noVBand="1"/>
       </w:tblPr>
       <w:tblGrid>
-        <w:gridCol w:w="1838"/>
-        <w:gridCol w:w="3969"/>
-        <w:gridCol w:w="4820"/>
+        <w:gridCol w:w="1739"/>
+        <w:gridCol w:w="3785"/>
+        <w:gridCol w:w="2693"/>
+        <w:gridCol w:w="2239"/>
       </w:tblGrid>
       <w:tr>
         <w:trPr>
@@ -13953,7 +13899,7 @@
         <w:tc>
           <w:tcPr>
             <w:cnfStyle w:val="001000000000" w:firstRow="0" w:lastRow="0" w:firstColumn="1" w:lastColumn="0" w:oddVBand="0" w:evenVBand="0" w:oddHBand="0" w:evenHBand="0" w:firstRowFirstColumn="0" w:firstRowLastColumn="0" w:lastRowFirstColumn="0" w:lastRowLastColumn="0"/>
-            <w:tcW w:w="1838" w:type="dxa"/>
+            <w:tcW w:w="1739" w:type="dxa"/>
           </w:tcPr>
           <w:p>
             <w:pPr>
@@ -13976,7 +13922,7 @@
         </w:tc>
         <w:tc>
           <w:tcPr>
-            <w:tcW w:w="3969" w:type="dxa"/>
+            <w:tcW w:w="3785" w:type="dxa"/>
           </w:tcPr>
           <w:p>
             <w:pPr>
@@ -14000,7 +13946,8 @@
         </w:tc>
         <w:tc>
           <w:tcPr>
-            <w:tcW w:w="4820" w:type="dxa"/>
+            <w:tcW w:w="4932" w:type="dxa"/>
+            <w:gridSpan w:val="2"/>
           </w:tcPr>
           <w:p>
             <w:pPr>
@@ -14008,8 +13955,6 @@
               <w:cnfStyle w:val="100000000000" w:firstRow="1" w:lastRow="0" w:firstColumn="0" w:lastColumn="0" w:oddVBand="0" w:evenVBand="0" w:oddHBand="0" w:evenHBand="0" w:firstRowFirstColumn="0" w:firstRowLastColumn="0" w:lastRowFirstColumn="0" w:lastRowLastColumn="0"/>
               <w:rPr>
                 <w:rFonts w:hint="eastAsia"/>
-                <w:b w:val="0"/>
-                <w:bCs w:val="0"/>
               </w:rPr>
             </w:pPr>
             <w:r>
@@ -14030,7 +13975,85 @@
         <w:tc>
           <w:tcPr>
             <w:cnfStyle w:val="001000000000" w:firstRow="0" w:lastRow="0" w:firstColumn="1" w:lastColumn="0" w:oddVBand="0" w:evenVBand="0" w:oddHBand="0" w:evenHBand="0" w:firstRowFirstColumn="0" w:firstRowLastColumn="0" w:lastRowFirstColumn="0" w:lastRowLastColumn="0"/>
-            <w:tcW w:w="1838" w:type="dxa"/>
+            <w:tcW w:w="1739" w:type="dxa"/>
+          </w:tcPr>
+          <w:p>
+            <w:pPr>
+              <w:rPr>
+                <w:rFonts w:hint="eastAsia"/>
+              </w:rPr>
+            </w:pPr>
+          </w:p>
+        </w:tc>
+        <w:tc>
+          <w:tcPr>
+            <w:tcW w:w="3785" w:type="dxa"/>
+          </w:tcPr>
+          <w:p>
+            <w:pPr>
+              <w:pStyle w:val="a9"/>
+              <w:ind w:left="440"/>
+              <w:cnfStyle w:val="000000100000" w:firstRow="0" w:lastRow="0" w:firstColumn="0" w:lastColumn="0" w:oddVBand="0" w:evenVBand="0" w:oddHBand="1" w:evenHBand="0" w:firstRowFirstColumn="0" w:firstRowLastColumn="0" w:lastRowFirstColumn="0" w:lastRowLastColumn="0"/>
+              <w:rPr>
+                <w:rFonts w:hint="eastAsia"/>
+              </w:rPr>
+            </w:pPr>
+          </w:p>
+        </w:tc>
+        <w:tc>
+          <w:tcPr>
+            <w:tcW w:w="2693" w:type="dxa"/>
+          </w:tcPr>
+          <w:p>
+            <w:pPr>
+              <w:jc w:val="center"/>
+              <w:cnfStyle w:val="000000100000" w:firstRow="0" w:lastRow="0" w:firstColumn="0" w:lastColumn="0" w:oddVBand="0" w:evenVBand="0" w:oddHBand="1" w:evenHBand="0" w:firstRowFirstColumn="0" w:firstRowLastColumn="0" w:lastRowFirstColumn="0" w:lastRowLastColumn="0"/>
+              <w:rPr>
+                <w:rFonts w:hint="eastAsia"/>
+                <w:b/>
+                <w:bCs/>
+              </w:rPr>
+            </w:pPr>
+            <w:r>
+              <w:rPr>
+                <w:rFonts w:hint="eastAsia"/>
+                <w:b/>
+                <w:bCs/>
+              </w:rPr>
+              <w:t>范围</w:t>
+            </w:r>
+          </w:p>
+        </w:tc>
+        <w:tc>
+          <w:tcPr>
+            <w:tcW w:w="2239" w:type="dxa"/>
+          </w:tcPr>
+          <w:p>
+            <w:pPr>
+              <w:jc w:val="center"/>
+              <w:cnfStyle w:val="000000100000" w:firstRow="0" w:lastRow="0" w:firstColumn="0" w:lastColumn="0" w:oddVBand="0" w:evenVBand="0" w:oddHBand="1" w:evenHBand="0" w:firstRowFirstColumn="0" w:firstRowLastColumn="0" w:lastRowFirstColumn="0" w:lastRowLastColumn="0"/>
+              <w:rPr>
+                <w:rFonts w:hint="eastAsia"/>
+                <w:b/>
+                <w:bCs/>
+              </w:rPr>
+            </w:pPr>
+            <w:r>
+              <w:rPr>
+                <w:rFonts w:hint="eastAsia"/>
+                <w:b/>
+                <w:bCs/>
+              </w:rPr>
+              <w:t>数量</w:t>
+            </w:r>
+          </w:p>
+        </w:tc>
+      </w:tr>
+      <w:tr>
+        <w:tc>
+          <w:tcPr>
+            <w:cnfStyle w:val="001000000000" w:firstRow="0" w:lastRow="0" w:firstColumn="1" w:lastColumn="0" w:oddVBand="0" w:evenVBand="0" w:oddHBand="0" w:evenHBand="0" w:firstRowFirstColumn="0" w:firstRowLastColumn="0" w:lastRowFirstColumn="0" w:lastRowLastColumn="0"/>
+            <w:tcW w:w="1739" w:type="dxa"/>
           </w:tcPr>
           <w:p>
             <w:pPr>
@@ -14048,14 +14071,26 @@
         </w:tc>
         <w:tc>
           <w:tcPr>
-            <w:tcW w:w="3969" w:type="dxa"/>
+            <w:tcW w:w="3785" w:type="dxa"/>
             <w:vMerge w:val="restart"/>
           </w:tcPr>
           <w:p>
             <w:pPr>
-              <w:cnfStyle w:val="000000100000" w:firstRow="0" w:lastRow="0" w:firstColumn="0" w:lastColumn="0" w:oddVBand="0" w:evenVBand="0" w:oddHBand="1" w:evenHBand="0" w:firstRowFirstColumn="0" w:firstRowLastColumn="0" w:lastRowFirstColumn="0" w:lastRowLastColumn="0"/>
-              <w:rPr>
-                <w:color w:val="074F6A" w:themeColor="accent4" w:themeShade="80"/>
+              <w:pStyle w:val="a9"/>
+              <w:ind w:left="440"/>
+              <w:cnfStyle w:val="000000000000" w:firstRow="0" w:lastRow="0" w:firstColumn="0" w:lastColumn="0" w:oddVBand="0" w:evenVBand="0" w:oddHBand="0" w:evenHBand="0" w:firstRowFirstColumn="0" w:firstRowLastColumn="0" w:lastRowFirstColumn="0" w:lastRowLastColumn="0"/>
+              <w:rPr>
+                <w:rFonts w:hint="eastAsia"/>
+              </w:rPr>
+            </w:pPr>
+          </w:p>
+          <w:p>
+            <w:pPr>
+              <w:pStyle w:val="a9"/>
+              <w:ind w:left="440"/>
+              <w:cnfStyle w:val="000000000000" w:firstRow="0" w:lastRow="0" w:firstColumn="0" w:lastColumn="0" w:oddVBand="0" w:evenVBand="0" w:oddHBand="0" w:evenHBand="0" w:firstRowFirstColumn="0" w:firstRowLastColumn="0" w:lastRowFirstColumn="0" w:lastRowLastColumn="0"/>
+              <w:rPr>
+                <w:rFonts w:hint="eastAsia"/>
               </w:rPr>
             </w:pPr>
           </w:p>
@@ -14066,116 +14101,47 @@
                 <w:ilvl w:val="0"/>
                 <w:numId w:val="29"/>
               </w:numPr>
-              <w:cnfStyle w:val="000000100000" w:firstRow="0" w:lastRow="0" w:firstColumn="0" w:lastColumn="0" w:oddVBand="0" w:evenVBand="0" w:oddHBand="1" w:evenHBand="0" w:firstRowFirstColumn="0" w:firstRowLastColumn="0" w:lastRowFirstColumn="0" w:lastRowLastColumn="0"/>
-              <w:rPr>
-                <w:color w:val="074F6A" w:themeColor="accent4" w:themeShade="80"/>
-              </w:rPr>
-            </w:pPr>
-            <w:r>
-              <w:rPr>
-                <w:rFonts w:hint="eastAsia"/>
-                <w:color w:val="074F6A" w:themeColor="accent4" w:themeShade="80"/>
-              </w:rPr>
-              <w:t>每一个元素a都有射出</w:t>
-            </w:r>
-          </w:p>
-          <w:p>
-            <w:pPr>
-              <w:pStyle w:val="a9"/>
-              <w:numPr>
-                <w:ilvl w:val="0"/>
-                <w:numId w:val="29"/>
-              </w:numPr>
-              <w:cnfStyle w:val="000000100000" w:firstRow="0" w:lastRow="0" w:firstColumn="0" w:lastColumn="0" w:oddVBand="0" w:evenVBand="0" w:oddHBand="1" w:evenHBand="0" w:firstRowFirstColumn="0" w:firstRowLastColumn="0" w:lastRowFirstColumn="0" w:lastRowLastColumn="0"/>
-              <w:rPr>
-                <w:rFonts w:hint="eastAsia"/>
-              </w:rPr>
-            </w:pPr>
-            <w:r>
-              <w:rPr>
-                <w:rFonts w:hint="eastAsia"/>
-                <w:color w:val="074F6A" w:themeColor="accent4" w:themeShade="80"/>
-              </w:rPr>
-              <w:t>每一个元素a只有一条射出</w:t>
-            </w:r>
-          </w:p>
-        </w:tc>
-        <w:tc>
-          <w:tcPr>
-            <w:tcW w:w="4820" w:type="dxa"/>
-          </w:tcPr>
-          <w:p>
-            <w:pPr>
-              <w:cnfStyle w:val="000000100000" w:firstRow="0" w:lastRow="0" w:firstColumn="0" w:lastColumn="0" w:oddVBand="0" w:evenVBand="0" w:oddHBand="1" w:evenHBand="0" w:firstRowFirstColumn="0" w:firstRowLastColumn="0" w:lastRowFirstColumn="0" w:lastRowLastColumn="0"/>
-              <w:rPr>
-                <w:rFonts w:hint="eastAsia"/>
-              </w:rPr>
-            </w:pPr>
-            <w:r>
-              <w:rPr>
-                <w:rFonts w:hint="eastAsia"/>
-              </w:rPr>
-              <w:t>无要求</w:t>
-            </w:r>
-          </w:p>
-        </w:tc>
-      </w:tr>
-      <w:tr>
-        <w:tc>
-          <w:tcPr>
-            <w:cnfStyle w:val="001000000000" w:firstRow="0" w:lastRow="0" w:firstColumn="1" w:lastColumn="0" w:oddVBand="0" w:evenVBand="0" w:oddHBand="0" w:evenHBand="0" w:firstRowFirstColumn="0" w:firstRowLastColumn="0" w:lastRowFirstColumn="0" w:lastRowLastColumn="0"/>
-            <w:tcW w:w="1838" w:type="dxa"/>
-          </w:tcPr>
-          <w:p>
-            <w:pPr>
-              <w:rPr>
-                <w:rFonts w:hint="eastAsia"/>
-              </w:rPr>
-            </w:pPr>
-            <w:r>
-              <w:rPr>
-                <w:rFonts w:hint="eastAsia"/>
-              </w:rPr>
-              <w:t>Injective(单射)</w:t>
-            </w:r>
-          </w:p>
-        </w:tc>
-        <w:tc>
-          <w:tcPr>
-            <w:tcW w:w="3969" w:type="dxa"/>
-            <w:vMerge/>
-          </w:tcPr>
-          <w:p>
-            <w:pPr>
               <w:cnfStyle w:val="000000000000" w:firstRow="0" w:lastRow="0" w:firstColumn="0" w:lastColumn="0" w:oddVBand="0" w:evenVBand="0" w:oddHBand="0" w:evenHBand="0" w:firstRowFirstColumn="0" w:firstRowLastColumn="0" w:lastRowFirstColumn="0" w:lastRowLastColumn="0"/>
               <w:rPr>
                 <w:rFonts w:hint="eastAsia"/>
               </w:rPr>
             </w:pPr>
-          </w:p>
-        </w:tc>
-        <w:tc>
-          <w:tcPr>
-            <w:tcW w:w="4820" w:type="dxa"/>
-          </w:tcPr>
-          <w:p>
-            <w:pPr>
-              <w:pStyle w:val="a9"/>
-              <w:numPr>
-                <w:ilvl w:val="0"/>
-                <w:numId w:val="28"/>
-              </w:numPr>
+            <w:r>
+              <w:rPr>
+                <w:rFonts w:hint="eastAsia"/>
+              </w:rPr>
+              <w:t>All a, a 只1射出</w:t>
+            </w:r>
+          </w:p>
+        </w:tc>
+        <w:tc>
+          <w:tcPr>
+            <w:tcW w:w="4932" w:type="dxa"/>
+            <w:gridSpan w:val="2"/>
+          </w:tcPr>
+          <w:p>
+            <w:pPr>
+              <w:jc w:val="center"/>
               <w:cnfStyle w:val="000000000000" w:firstRow="0" w:lastRow="0" w:firstColumn="0" w:lastColumn="0" w:oddVBand="0" w:evenVBand="0" w:oddHBand="0" w:evenHBand="0" w:firstRowFirstColumn="0" w:firstRowLastColumn="0" w:lastRowFirstColumn="0" w:lastRowLastColumn="0"/>
               <w:rPr>
                 <w:rFonts w:hint="eastAsia"/>
-              </w:rPr>
-            </w:pPr>
-            <w:r>
-              <w:rPr>
-                <w:rFonts w:hint="eastAsia"/>
-                <w:color w:val="074F6A" w:themeColor="accent4" w:themeShade="80"/>
-              </w:rPr>
-              <w:t>每个元素b只有一个a（单）射入</w:t>
+                <w:b/>
+                <w:bCs/>
+              </w:rPr>
+            </w:pPr>
+            <w:r>
+              <w:rPr>
+                <w:rFonts w:hint="eastAsia"/>
+              </w:rPr>
+              <w:t xml:space="preserve">    </w:t>
+            </w:r>
+            <w:r>
+              <w:rPr>
+                <w:rFonts w:hint="eastAsia"/>
+                <w:b/>
+                <w:bCs/>
+              </w:rPr>
+              <w:t xml:space="preserve">   /</w:t>
             </w:r>
           </w:p>
         </w:tc>
@@ -14187,25 +14153,25 @@
         <w:tc>
           <w:tcPr>
             <w:cnfStyle w:val="001000000000" w:firstRow="0" w:lastRow="0" w:firstColumn="1" w:lastColumn="0" w:oddVBand="0" w:evenVBand="0" w:oddHBand="0" w:evenHBand="0" w:firstRowFirstColumn="0" w:firstRowLastColumn="0" w:lastRowFirstColumn="0" w:lastRowLastColumn="0"/>
-            <w:tcW w:w="1838" w:type="dxa"/>
-          </w:tcPr>
-          <w:p>
-            <w:pPr>
-              <w:rPr>
-                <w:rFonts w:hint="eastAsia"/>
-              </w:rPr>
-            </w:pPr>
-            <w:r>
-              <w:rPr>
-                <w:rFonts w:hint="eastAsia"/>
-              </w:rPr>
-              <w:t>Surjective(满射)</w:t>
-            </w:r>
-          </w:p>
-        </w:tc>
-        <w:tc>
-          <w:tcPr>
-            <w:tcW w:w="3969" w:type="dxa"/>
+            <w:tcW w:w="1739" w:type="dxa"/>
+          </w:tcPr>
+          <w:p>
+            <w:pPr>
+              <w:rPr>
+                <w:rFonts w:hint="eastAsia"/>
+              </w:rPr>
+            </w:pPr>
+            <w:r>
+              <w:rPr>
+                <w:rFonts w:hint="eastAsia"/>
+              </w:rPr>
+              <w:t>Injective(单射)</w:t>
+            </w:r>
+          </w:p>
+        </w:tc>
+        <w:tc>
+          <w:tcPr>
+            <w:tcW w:w="3785" w:type="dxa"/>
             <w:vMerge/>
           </w:tcPr>
           <w:p>
@@ -14219,26 +14185,52 @@
         </w:tc>
         <w:tc>
           <w:tcPr>
-            <w:tcW w:w="4820" w:type="dxa"/>
-          </w:tcPr>
-          <w:p>
-            <w:pPr>
-              <w:pStyle w:val="a9"/>
-              <w:numPr>
-                <w:ilvl w:val="0"/>
-                <w:numId w:val="28"/>
-              </w:numPr>
+            <w:tcW w:w="2693" w:type="dxa"/>
+          </w:tcPr>
+          <w:p>
+            <w:pPr>
+              <w:jc w:val="center"/>
               <w:cnfStyle w:val="000000100000" w:firstRow="0" w:lastRow="0" w:firstColumn="0" w:lastColumn="0" w:oddVBand="0" w:evenVBand="0" w:oddHBand="1" w:evenHBand="0" w:firstRowFirstColumn="0" w:firstRowLastColumn="0" w:lastRowFirstColumn="0" w:lastRowLastColumn="0"/>
               <w:rPr>
                 <w:rFonts w:hint="eastAsia"/>
-              </w:rPr>
-            </w:pPr>
-            <w:r>
-              <w:rPr>
-                <w:rFonts w:hint="eastAsia"/>
+                <w:b/>
+                <w:bCs/>
+              </w:rPr>
+            </w:pPr>
+            <w:r>
+              <w:rPr>
+                <w:rFonts w:hint="eastAsia"/>
+                <w:b/>
+                <w:bCs/>
                 <w:color w:val="074F6A" w:themeColor="accent4" w:themeShade="80"/>
               </w:rPr>
-              <w:t>每个元素b（满）都有a射入</w:t>
+              <w:t>Part b</w:t>
+            </w:r>
+          </w:p>
+        </w:tc>
+        <w:tc>
+          <w:tcPr>
+            <w:tcW w:w="2239" w:type="dxa"/>
+          </w:tcPr>
+          <w:p>
+            <w:pPr>
+              <w:jc w:val="center"/>
+              <w:cnfStyle w:val="000000100000" w:firstRow="0" w:lastRow="0" w:firstColumn="0" w:lastColumn="0" w:oddVBand="0" w:evenVBand="0" w:oddHBand="1" w:evenHBand="0" w:firstRowFirstColumn="0" w:firstRowLastColumn="0" w:lastRowFirstColumn="0" w:lastRowLastColumn="0"/>
+              <w:rPr>
+                <w:rFonts w:hint="eastAsia"/>
+                <w:b/>
+                <w:bCs/>
+                <w:color w:val="074F6A" w:themeColor="accent4" w:themeShade="80"/>
+              </w:rPr>
+            </w:pPr>
+            <w:r>
+              <w:rPr>
+                <w:rFonts w:hint="eastAsia"/>
+                <w:b/>
+                <w:bCs/>
+                <w:color w:val="074F6A" w:themeColor="accent4" w:themeShade="80"/>
+              </w:rPr>
+              <w:t>1个射入</w:t>
             </w:r>
           </w:p>
         </w:tc>
@@ -14247,7 +14239,93 @@
         <w:tc>
           <w:tcPr>
             <w:cnfStyle w:val="001000000000" w:firstRow="0" w:lastRow="0" w:firstColumn="1" w:lastColumn="0" w:oddVBand="0" w:evenVBand="0" w:oddHBand="0" w:evenHBand="0" w:firstRowFirstColumn="0" w:firstRowLastColumn="0" w:lastRowFirstColumn="0" w:lastRowLastColumn="0"/>
-            <w:tcW w:w="1838" w:type="dxa"/>
+            <w:tcW w:w="1739" w:type="dxa"/>
+          </w:tcPr>
+          <w:p>
+            <w:pPr>
+              <w:rPr>
+                <w:rFonts w:hint="eastAsia"/>
+              </w:rPr>
+            </w:pPr>
+            <w:r>
+              <w:rPr>
+                <w:rFonts w:hint="eastAsia"/>
+              </w:rPr>
+              <w:t>Surjective(满射)</w:t>
+            </w:r>
+          </w:p>
+        </w:tc>
+        <w:tc>
+          <w:tcPr>
+            <w:tcW w:w="3785" w:type="dxa"/>
+            <w:vMerge/>
+          </w:tcPr>
+          <w:p>
+            <w:pPr>
+              <w:cnfStyle w:val="000000000000" w:firstRow="0" w:lastRow="0" w:firstColumn="0" w:lastColumn="0" w:oddVBand="0" w:evenVBand="0" w:oddHBand="0" w:evenHBand="0" w:firstRowFirstColumn="0" w:firstRowLastColumn="0" w:lastRowFirstColumn="0" w:lastRowLastColumn="0"/>
+              <w:rPr>
+                <w:rFonts w:hint="eastAsia"/>
+              </w:rPr>
+            </w:pPr>
+          </w:p>
+        </w:tc>
+        <w:tc>
+          <w:tcPr>
+            <w:tcW w:w="2693" w:type="dxa"/>
+          </w:tcPr>
+          <w:p>
+            <w:pPr>
+              <w:jc w:val="center"/>
+              <w:cnfStyle w:val="000000000000" w:firstRow="0" w:lastRow="0" w:firstColumn="0" w:lastColumn="0" w:oddVBand="0" w:evenVBand="0" w:oddHBand="0" w:evenHBand="0" w:firstRowFirstColumn="0" w:firstRowLastColumn="0" w:lastRowFirstColumn="0" w:lastRowLastColumn="0"/>
+              <w:rPr>
+                <w:rFonts w:hint="eastAsia"/>
+                <w:b/>
+                <w:bCs/>
+              </w:rPr>
+            </w:pPr>
+            <w:r>
+              <w:rPr>
+                <w:rFonts w:hint="eastAsia"/>
+                <w:b/>
+                <w:bCs/>
+              </w:rPr>
+              <w:t>All b</w:t>
+            </w:r>
+          </w:p>
+        </w:tc>
+        <w:tc>
+          <w:tcPr>
+            <w:tcW w:w="2239" w:type="dxa"/>
+          </w:tcPr>
+          <w:p>
+            <w:pPr>
+              <w:jc w:val="center"/>
+              <w:cnfStyle w:val="000000000000" w:firstRow="0" w:lastRow="0" w:firstColumn="0" w:lastColumn="0" w:oddVBand="0" w:evenVBand="0" w:oddHBand="0" w:evenHBand="0" w:firstRowFirstColumn="0" w:firstRowLastColumn="0" w:lastRowFirstColumn="0" w:lastRowLastColumn="0"/>
+              <w:rPr>
+                <w:rFonts w:hint="eastAsia"/>
+                <w:b/>
+                <w:bCs/>
+              </w:rPr>
+            </w:pPr>
+            <w:r>
+              <w:rPr>
+                <w:rFonts w:hint="eastAsia"/>
+                <w:b/>
+                <w:bCs/>
+              </w:rPr>
+              <w:t>/</w:t>
+            </w:r>
+          </w:p>
+        </w:tc>
+      </w:tr>
+      <w:tr>
+        <w:trPr>
+          <w:cnfStyle w:val="000000100000" w:firstRow="0" w:lastRow="0" w:firstColumn="0" w:lastColumn="0" w:oddVBand="0" w:evenVBand="0" w:oddHBand="1" w:evenHBand="0" w:firstRowFirstColumn="0" w:firstRowLastColumn="0" w:lastRowFirstColumn="0" w:lastRowLastColumn="0"/>
+        </w:trPr>
+        <w:tc>
+          <w:tcPr>
+            <w:cnfStyle w:val="001000000000" w:firstRow="0" w:lastRow="0" w:firstColumn="1" w:lastColumn="0" w:oddVBand="0" w:evenVBand="0" w:oddHBand="0" w:evenHBand="0" w:firstRowFirstColumn="0" w:firstRowLastColumn="0" w:lastRowFirstColumn="0" w:lastRowLastColumn="0"/>
+            <w:tcW w:w="1739" w:type="dxa"/>
           </w:tcPr>
           <w:p>
             <w:pPr>
@@ -14277,130 +14355,328 @@
         </w:tc>
         <w:tc>
           <w:tcPr>
-            <w:tcW w:w="3969" w:type="dxa"/>
+            <w:tcW w:w="3785" w:type="dxa"/>
             <w:vMerge/>
           </w:tcPr>
           <w:p>
             <w:pPr>
-              <w:cnfStyle w:val="000000000000" w:firstRow="0" w:lastRow="0" w:firstColumn="0" w:lastColumn="0" w:oddVBand="0" w:evenVBand="0" w:oddHBand="0" w:evenHBand="0" w:firstRowFirstColumn="0" w:firstRowLastColumn="0" w:lastRowFirstColumn="0" w:lastRowLastColumn="0"/>
-              <w:rPr>
-                <w:rFonts w:hint="eastAsia"/>
-              </w:rPr>
-            </w:pPr>
-          </w:p>
-        </w:tc>
-        <w:tc>
-          <w:tcPr>
-            <w:tcW w:w="4820" w:type="dxa"/>
-          </w:tcPr>
-          <w:p>
-            <w:pPr>
-              <w:cnfStyle w:val="000000000000" w:firstRow="0" w:lastRow="0" w:firstColumn="0" w:lastColumn="0" w:oddVBand="0" w:evenVBand="0" w:oddHBand="0" w:evenHBand="0" w:firstRowFirstColumn="0" w:firstRowLastColumn="0" w:lastRowFirstColumn="0" w:lastRowLastColumn="0"/>
-            </w:pPr>
-            <w:r>
-              <w:rPr>
-                <w:rFonts w:hint="eastAsia"/>
-                <w:color w:val="074F6A" w:themeColor="accent4" w:themeShade="80"/>
-              </w:rPr>
-              <w:t>即是</w:t>
-            </w:r>
-            <w:r>
-              <w:rPr>
-                <w:rFonts w:hint="eastAsia"/>
-              </w:rPr>
-              <w:t>Injective，又是Surjective</w:t>
-            </w:r>
-          </w:p>
-          <w:p>
-            <w:pPr>
-              <w:pStyle w:val="a9"/>
-              <w:numPr>
-                <w:ilvl w:val="0"/>
-                <w:numId w:val="27"/>
-              </w:numPr>
-              <w:cnfStyle w:val="000000000000" w:firstRow="0" w:lastRow="0" w:firstColumn="0" w:lastColumn="0" w:oddVBand="0" w:evenVBand="0" w:oddHBand="0" w:evenHBand="0" w:firstRowFirstColumn="0" w:firstRowLastColumn="0" w:lastRowFirstColumn="0" w:lastRowLastColumn="0"/>
-              <w:rPr>
-                <w:color w:val="074F6A" w:themeColor="accent4" w:themeShade="80"/>
-              </w:rPr>
-            </w:pPr>
-            <w:r>
-              <w:rPr>
-                <w:rFonts w:hint="eastAsia"/>
-                <w:color w:val="074F6A" w:themeColor="accent4" w:themeShade="80"/>
-              </w:rPr>
-              <w:t>每个元素b只有一个a（单）射入</w:t>
-            </w:r>
-          </w:p>
-          <w:p>
-            <w:pPr>
-              <w:pStyle w:val="a9"/>
-              <w:numPr>
-                <w:ilvl w:val="0"/>
-                <w:numId w:val="27"/>
-              </w:numPr>
-              <w:cnfStyle w:val="000000000000" w:firstRow="0" w:lastRow="0" w:firstColumn="0" w:lastColumn="0" w:oddVBand="0" w:evenVBand="0" w:oddHBand="0" w:evenHBand="0" w:firstRowFirstColumn="0" w:firstRowLastColumn="0" w:lastRowFirstColumn="0" w:lastRowLastColumn="0"/>
-              <w:rPr>
-                <w:rFonts w:hint="eastAsia"/>
-                <w:color w:val="074F6A" w:themeColor="accent4" w:themeShade="80"/>
-              </w:rPr>
-            </w:pPr>
-            <w:r>
-              <w:rPr>
-                <w:rFonts w:hint="eastAsia"/>
-                <w:color w:val="074F6A" w:themeColor="accent4" w:themeShade="80"/>
-              </w:rPr>
-              <w:t>每个元素b（满）都有a射入</w:t>
+              <w:cnfStyle w:val="000000100000" w:firstRow="0" w:lastRow="0" w:firstColumn="0" w:lastColumn="0" w:oddVBand="0" w:evenVBand="0" w:oddHBand="1" w:evenHBand="0" w:firstRowFirstColumn="0" w:firstRowLastColumn="0" w:lastRowFirstColumn="0" w:lastRowLastColumn="0"/>
+              <w:rPr>
+                <w:rFonts w:hint="eastAsia"/>
+              </w:rPr>
+            </w:pPr>
+          </w:p>
+        </w:tc>
+        <w:tc>
+          <w:tcPr>
+            <w:tcW w:w="4932" w:type="dxa"/>
+            <w:gridSpan w:val="2"/>
+          </w:tcPr>
+          <w:p>
+            <w:pPr>
+              <w:jc w:val="center"/>
+              <w:cnfStyle w:val="000000100000" w:firstRow="0" w:lastRow="0" w:firstColumn="0" w:lastColumn="0" w:oddVBand="0" w:evenVBand="0" w:oddHBand="1" w:evenHBand="0" w:firstRowFirstColumn="0" w:firstRowLastColumn="0" w:lastRowFirstColumn="0" w:lastRowLastColumn="0"/>
+              <w:rPr>
+                <w:rFonts w:hint="eastAsia"/>
+                <w:b/>
+                <w:bCs/>
+              </w:rPr>
+            </w:pPr>
+            <w:r>
+              <w:rPr>
+                <w:rFonts w:hint="eastAsia"/>
+                <w:b/>
+                <w:bCs/>
+              </w:rPr>
+              <w:t>同时满足Injective &amp; Surjective</w:t>
             </w:r>
           </w:p>
         </w:tc>
       </w:tr>
     </w:tbl>
+    <w:p/>
     <w:p>
       <w:pPr>
-        <w:rPr>
-          <w:rFonts w:hint="eastAsia"/>
-        </w:rPr>
-      </w:pPr>
+        <w:widowControl/>
+        <w:jc w:val="left"/>
+        <w:rPr>
+          <w:rFonts w:hint="eastAsia"/>
+        </w:rPr>
+      </w:pPr>
+      <w:r>
+        <w:rPr>
+          <w:rFonts w:hint="eastAsia"/>
+        </w:rPr>
+        <w:br w:type="page"/>
+      </w:r>
     </w:p>
     <w:p>
       <w:pPr>
-        <w:pStyle w:val="4"/>
-        <w:rPr>
-          <w:rFonts w:hint="eastAsia"/>
-        </w:rPr>
-      </w:pPr>
-      <w:r>
-        <w:rPr>
-          <w:rFonts w:hint="eastAsia"/>
-        </w:rPr>
-        <w:t>3</w:t>
-      </w:r>
-      <w:r>
-        <w:rPr>
-          <w:rFonts w:hint="eastAsia"/>
-        </w:rPr>
-        <w:t>.5.1 Injective的例子</w:t>
+        <w:pStyle w:val="2"/>
+        <w:rPr>
+          <w:rFonts w:hint="eastAsia"/>
+        </w:rPr>
+      </w:pPr>
+      <w:r>
+        <w:rPr>
+          <w:rFonts w:hint="eastAsia"/>
+        </w:rPr>
+        <w:lastRenderedPageBreak/>
+        <w:t>4</w:t>
+      </w:r>
+      <w:r>
+        <w:rPr>
+          <w:rFonts w:hint="eastAsia"/>
+        </w:rPr>
+        <w:t xml:space="preserve">. </w:t>
+      </w:r>
+      <w:r>
+        <w:rPr>
+          <w:rFonts w:hint="eastAsia"/>
+        </w:rPr>
+        <w:t>Relation</w:t>
+      </w:r>
+      <w:r>
+        <w:rPr>
+          <w:rFonts w:hint="eastAsia"/>
+        </w:rPr>
+        <w:t>（</w:t>
+      </w:r>
+      <w:r>
+        <w:rPr>
+          <w:rFonts w:hint="eastAsia"/>
+        </w:rPr>
+        <w:t>关系</w:t>
+      </w:r>
+      <w:r>
+        <w:rPr>
+          <w:rFonts w:hint="eastAsia"/>
+        </w:rPr>
+        <w:t>）</w:t>
       </w:r>
     </w:p>
     <w:p>
       <w:pPr>
-        <w:widowControl/>
-        <w:jc w:val="left"/>
-        <w:rPr>
-          <w:rFonts w:hint="eastAsia"/>
+        <w:pStyle w:val="3"/>
+      </w:pPr>
+      <w:r>
+        <w:rPr>
+          <w:rFonts w:hint="eastAsia"/>
+        </w:rPr>
+        <w:t>4</w:t>
+      </w:r>
+      <w:r>
+        <w:rPr>
+          <w:rFonts w:hint="eastAsia"/>
+        </w:rPr>
+        <w:t xml:space="preserve">.1 </w:t>
+      </w:r>
+      <w:r>
+        <w:rPr>
+          <w:rFonts w:hint="eastAsia"/>
+        </w:rPr>
+        <w:t>定义</w:t>
+      </w:r>
+    </w:p>
+    <w:p>
+      <w:pPr>
+        <w:pStyle w:val="af3"/>
+        <w:numPr>
+          <w:ilvl w:val="0"/>
+          <w:numId w:val="27"/>
+        </w:numPr>
+        <w:shd w:val="clear" w:color="auto" w:fill="FFFFFF"/>
+        <w:spacing w:before="0" w:beforeAutospacing="0" w:after="0" w:afterAutospacing="0"/>
+        <w:rPr>
+          <w:rFonts w:ascii="Arial" w:hAnsi="Arial" w:cs="Arial"/>
           <w:color w:val="074F6A" w:themeColor="accent4" w:themeShade="80"/>
         </w:rPr>
       </w:pPr>
       <w:r>
         <w:rPr>
+          <w:rFonts w:ascii="Arial" w:hAnsi="Arial" w:cs="Arial"/>
+          <w:color w:val="074F6A" w:themeColor="accent4" w:themeShade="80"/>
+        </w:rPr>
+        <w:t>关系就像函数更通用的版本。回想一下，</w:t>
+      </w:r>
+      <w:r>
+        <w:rPr>
+          <w:rFonts w:ascii="Arial" w:hAnsi="Arial" w:cs="Arial" w:hint="eastAsia"/>
+          <w:color w:val="074F6A" w:themeColor="accent4" w:themeShade="80"/>
+        </w:rPr>
+        <w:t>Function</w:t>
+      </w:r>
+      <w:r>
+        <w:rPr>
+          <w:rFonts w:ascii="Arial" w:hAnsi="Arial" w:cs="Arial"/>
+          <w:color w:val="074F6A" w:themeColor="accent4" w:themeShade="80"/>
+        </w:rPr>
+        <w:t>的每个输入只有一个输出</w:t>
+      </w:r>
+      <w:r>
+        <w:rPr>
+          <w:rFonts w:ascii="Arial" w:hAnsi="Arial" w:cs="Arial" w:hint="eastAsia"/>
+          <w:color w:val="074F6A" w:themeColor="accent4" w:themeShade="80"/>
+        </w:rPr>
+        <w:t>（</w:t>
+      </w:r>
+      <w:r>
+        <w:rPr>
+          <w:rFonts w:ascii="Arial" w:hAnsi="Arial" w:cs="Arial" w:hint="eastAsia"/>
+          <w:color w:val="074F6A" w:themeColor="accent4" w:themeShade="80"/>
+        </w:rPr>
+        <w:t>all a; 1a-&gt;1b</w:t>
+      </w:r>
+      <w:r>
+        <w:rPr>
+          <w:rFonts w:ascii="Arial" w:hAnsi="Arial" w:cs="Arial" w:hint="eastAsia"/>
+          <w:color w:val="074F6A" w:themeColor="accent4" w:themeShade="80"/>
+        </w:rPr>
+        <w:t>）</w:t>
+      </w:r>
+      <w:r>
+        <w:rPr>
+          <w:rFonts w:ascii="Arial" w:hAnsi="Arial" w:cs="Arial"/>
+          <w:color w:val="074F6A" w:themeColor="accent4" w:themeShade="80"/>
+        </w:rPr>
+        <w:t>。</w:t>
+      </w:r>
+    </w:p>
+    <w:p>
+      <w:pPr>
+        <w:pStyle w:val="af3"/>
+        <w:shd w:val="clear" w:color="auto" w:fill="FFFFFF"/>
+        <w:spacing w:before="0" w:beforeAutospacing="0" w:after="0" w:afterAutospacing="0"/>
+        <w:ind w:left="440"/>
+        <w:rPr>
+          <w:rFonts w:ascii="Arial" w:hAnsi="Arial" w:cs="Arial"/>
+          <w:color w:val="074F6A" w:themeColor="accent4" w:themeShade="80"/>
+        </w:rPr>
+      </w:pPr>
+    </w:p>
+    <w:p>
+      <w:pPr>
+        <w:pStyle w:val="af3"/>
+        <w:numPr>
+          <w:ilvl w:val="0"/>
+          <w:numId w:val="27"/>
+        </w:numPr>
+        <w:shd w:val="clear" w:color="auto" w:fill="FFFFFF"/>
+        <w:spacing w:before="0" w:beforeAutospacing="0" w:after="0" w:afterAutospacing="0"/>
+        <w:rPr>
+          <w:rFonts w:ascii="Arial" w:hAnsi="Arial" w:cs="Arial"/>
+          <w:color w:val="074F6A" w:themeColor="accent4" w:themeShade="80"/>
+        </w:rPr>
+      </w:pPr>
+      <w:r>
+        <w:rPr>
+          <w:rFonts w:ascii="Arial" w:hAnsi="Arial" w:cs="Arial"/>
+          <w:color w:val="074F6A" w:themeColor="accent4" w:themeShade="80"/>
+        </w:rPr>
+        <w:t>在</w:t>
+      </w:r>
+      <w:r>
+        <w:rPr>
+          <w:rFonts w:ascii="Arial" w:hAnsi="Arial" w:cs="Arial" w:hint="eastAsia"/>
+          <w:color w:val="074F6A" w:themeColor="accent4" w:themeShade="80"/>
+        </w:rPr>
+        <w:t>Relation</w:t>
+      </w:r>
+      <w:r>
+        <w:rPr>
+          <w:rFonts w:ascii="Arial" w:hAnsi="Arial" w:cs="Arial"/>
+          <w:color w:val="074F6A" w:themeColor="accent4" w:themeShade="80"/>
+        </w:rPr>
+        <w:t>中，我们放宽了这个条件，给定的输入可能有零个输出，也可能有任意多个输出</w:t>
+      </w:r>
+      <w:r>
+        <w:rPr>
+          <w:rFonts w:ascii="Arial" w:hAnsi="Arial" w:cs="Arial" w:hint="eastAsia"/>
+          <w:color w:val="074F6A" w:themeColor="accent4" w:themeShade="80"/>
+        </w:rPr>
+        <w:t>（</w:t>
+      </w:r>
+      <w:r>
+        <w:rPr>
+          <w:rFonts w:ascii="Arial" w:hAnsi="Arial" w:cs="Arial" w:hint="eastAsia"/>
+          <w:color w:val="074F6A" w:themeColor="accent4" w:themeShade="80"/>
+        </w:rPr>
+        <w:t>1:0..n</w:t>
+      </w:r>
+      <w:r>
+        <w:rPr>
+          <w:rFonts w:ascii="Arial" w:hAnsi="Arial" w:cs="Arial" w:hint="eastAsia"/>
+          <w:color w:val="074F6A" w:themeColor="accent4" w:themeShade="80"/>
+        </w:rPr>
+        <w:t>）</w:t>
+      </w:r>
+      <w:r>
+        <w:rPr>
+          <w:rFonts w:ascii="Arial" w:hAnsi="Arial" w:cs="Arial"/>
+          <w:color w:val="074F6A" w:themeColor="accent4" w:themeShade="80"/>
+        </w:rPr>
+        <w:t>。因此，</w:t>
+      </w:r>
+      <w:r>
+        <w:rPr>
+          <w:rFonts w:ascii="Arial" w:hAnsi="Arial" w:cs="Arial" w:hint="eastAsia"/>
+          <w:color w:val="074F6A" w:themeColor="accent4" w:themeShade="80"/>
+        </w:rPr>
+        <w:t>Relation</w:t>
+      </w:r>
+      <w:r>
+        <w:rPr>
+          <w:rFonts w:ascii="Arial" w:hAnsi="Arial" w:cs="Arial"/>
+          <w:color w:val="074F6A" w:themeColor="accent4" w:themeShade="80"/>
+        </w:rPr>
+        <w:t>有时被称为</w:t>
+      </w:r>
+      <w:r>
+        <w:rPr>
+          <w:rFonts w:ascii="Arial" w:hAnsi="Arial" w:cs="Arial" w:hint="eastAsia"/>
+          <w:color w:val="074F6A" w:themeColor="accent4" w:themeShade="80"/>
+        </w:rPr>
+        <w:t>one-to-many function(</w:t>
+      </w:r>
+      <w:r>
+        <w:rPr>
+          <w:rFonts w:ascii="Arial" w:hAnsi="Arial" w:cs="Arial"/>
+          <w:color w:val="074F6A" w:themeColor="accent4" w:themeShade="80"/>
+        </w:rPr>
+        <w:t>一对多函数</w:t>
+      </w:r>
+      <w:r>
+        <w:rPr>
+          <w:rFonts w:ascii="Arial" w:hAnsi="Arial" w:cs="Arial" w:hint="eastAsia"/>
+          <w:color w:val="074F6A" w:themeColor="accent4" w:themeShade="80"/>
+        </w:rPr>
+        <w:t>)</w:t>
+      </w:r>
+      <w:r>
+        <w:rPr>
+          <w:rFonts w:ascii="Arial" w:hAnsi="Arial" w:cs="Arial"/>
+          <w:color w:val="074F6A" w:themeColor="accent4" w:themeShade="80"/>
+        </w:rPr>
+        <w:t>。</w:t>
+      </w:r>
+    </w:p>
+    <w:p>
+      <w:pPr>
+        <w:rPr>
+          <w:rFonts w:hint="eastAsia"/>
+        </w:rPr>
+      </w:pPr>
+      <w:r>
+        <w:rPr>
+          <w:rFonts w:hint="eastAsia"/>
           <w:noProof/>
           <w:color w:val="074F6A" w:themeColor="accent4" w:themeShade="80"/>
         </w:rPr>
         <w:drawing>
-          <wp:inline distT="0" distB="0" distL="0" distR="0" wp14:anchorId="79919E35" wp14:editId="1D8E5627">
-            <wp:extent cx="5287992" cy="3486499"/>
+          <wp:inline distT="0" distB="0" distL="0" distR="0" wp14:anchorId="51280550" wp14:editId="7EADB43C">
+            <wp:extent cx="5096786" cy="2459677"/>
             <wp:effectExtent l="0" t="0" r="0" b="0"/>
-            <wp:docPr id="764433590" name="图片 8"/>
+            <wp:docPr id="1550388437" name="图片 1"/>
             <wp:cNvGraphicFramePr>
               <a:graphicFrameLocks xmlns:a="http://schemas.openxmlformats.org/drawingml/2006/main" noChangeAspect="1"/>
             </wp:cNvGraphicFramePr>
@@ -14408,89 +14684,7 @@
               <a:graphicData uri="http://schemas.openxmlformats.org/drawingml/2006/picture">
                 <pic:pic xmlns:pic="http://schemas.openxmlformats.org/drawingml/2006/picture">
                   <pic:nvPicPr>
-                    <pic:cNvPr id="0" name="Picture 20"/>
-                    <pic:cNvPicPr>
-                      <a:picLocks noChangeAspect="1" noChangeArrowheads="1"/>
-                    </pic:cNvPicPr>
-                  </pic:nvPicPr>
-                  <pic:blipFill>
-                    <a:blip r:embed="rId58">
-                      <a:extLst>
-                        <a:ext uri="{28A0092B-C50C-407E-A947-70E740481C1C}">
-                          <a14:useLocalDpi xmlns:a14="http://schemas.microsoft.com/office/drawing/2010/main" val="0"/>
-                        </a:ext>
-                      </a:extLst>
-                    </a:blip>
-                    <a:srcRect/>
-                    <a:stretch>
-                      <a:fillRect/>
-                    </a:stretch>
-                  </pic:blipFill>
-                  <pic:spPr bwMode="auto">
-                    <a:xfrm>
-                      <a:off x="0" y="0"/>
-                      <a:ext cx="5312172" cy="3502442"/>
-                    </a:xfrm>
-                    <a:prstGeom prst="rect">
-                      <a:avLst/>
-                    </a:prstGeom>
-                    <a:noFill/>
-                    <a:ln>
-                      <a:noFill/>
-                    </a:ln>
-                  </pic:spPr>
-                </pic:pic>
-              </a:graphicData>
-            </a:graphic>
-          </wp:inline>
-        </w:drawing>
-      </w:r>
-    </w:p>
-    <w:p>
-      <w:pPr>
-        <w:pStyle w:val="4"/>
-        <w:rPr>
-          <w:rFonts w:hint="eastAsia"/>
-        </w:rPr>
-      </w:pPr>
-      <w:r>
-        <w:rPr>
-          <w:rFonts w:hint="eastAsia"/>
-        </w:rPr>
-        <w:lastRenderedPageBreak/>
-        <w:t>3</w:t>
-      </w:r>
-      <w:r>
-        <w:rPr>
-          <w:rFonts w:hint="eastAsia"/>
-        </w:rPr>
-        <w:t>.5.2 Surjective的例子</w:t>
-      </w:r>
-    </w:p>
-    <w:p>
-      <w:pPr>
-        <w:rPr>
-          <w:rFonts w:hint="eastAsia"/>
-        </w:rPr>
-      </w:pPr>
-      <w:r>
-        <w:rPr>
-          <w:rFonts w:hint="eastAsia"/>
-          <w:noProof/>
-        </w:rPr>
-        <w:drawing>
-          <wp:inline distT="0" distB="0" distL="0" distR="0" wp14:anchorId="636701AA" wp14:editId="163F1653">
-            <wp:extent cx="5361940" cy="3283291"/>
-            <wp:effectExtent l="0" t="0" r="0" b="0"/>
-            <wp:docPr id="424454519" name="图片 10"/>
-            <wp:cNvGraphicFramePr>
-              <a:graphicFrameLocks xmlns:a="http://schemas.openxmlformats.org/drawingml/2006/main" noChangeAspect="1"/>
-            </wp:cNvGraphicFramePr>
-            <a:graphic xmlns:a="http://schemas.openxmlformats.org/drawingml/2006/main">
-              <a:graphicData uri="http://schemas.openxmlformats.org/drawingml/2006/picture">
-                <pic:pic xmlns:pic="http://schemas.openxmlformats.org/drawingml/2006/picture">
-                  <pic:nvPicPr>
-                    <pic:cNvPr id="0" name="Picture 22"/>
+                    <pic:cNvPr id="0" name="Picture 13"/>
                     <pic:cNvPicPr>
                       <a:picLocks noChangeAspect="1" noChangeArrowheads="1"/>
                     </pic:cNvPicPr>
@@ -14511,7 +14705,7 @@
                   <pic:spPr bwMode="auto">
                     <a:xfrm>
                       <a:off x="0" y="0"/>
-                      <a:ext cx="5373548" cy="3290399"/>
+                      <a:ext cx="5100954" cy="2461688"/>
                     </a:xfrm>
                     <a:prstGeom prst="rect">
                       <a:avLst/>
@@ -14529,41 +14723,17 @@
       </w:r>
     </w:p>
     <w:p>
-      <w:pPr>
-        <w:pStyle w:val="4"/>
-        <w:rPr>
-          <w:rFonts w:hint="eastAsia"/>
-        </w:rPr>
-      </w:pPr>
-      <w:r>
-        <w:rPr>
-          <w:rFonts w:hint="eastAsia"/>
-        </w:rPr>
-        <w:t>3</w:t>
-      </w:r>
-      <w:r>
-        <w:rPr>
-          <w:rFonts w:hint="eastAsia"/>
-        </w:rPr>
-        <w:t>.5.3 Bijective的例子</w:t>
-      </w:r>
-    </w:p>
-    <w:p>
-      <w:pPr>
-        <w:rPr>
-          <w:rFonts w:hint="eastAsia"/>
-        </w:rPr>
-      </w:pPr>
       <w:r>
         <w:rPr>
           <w:rFonts w:hint="eastAsia"/>
           <w:noProof/>
+          <w:color w:val="074F6A" w:themeColor="accent4" w:themeShade="80"/>
         </w:rPr>
         <w:drawing>
-          <wp:inline distT="0" distB="0" distL="0" distR="0" wp14:anchorId="01C4AF51" wp14:editId="718654FF">
-            <wp:extent cx="5362041" cy="3047034"/>
-            <wp:effectExtent l="0" t="0" r="0" b="1270"/>
-            <wp:docPr id="1400768012" name="图片 11"/>
+          <wp:inline distT="0" distB="0" distL="0" distR="0" wp14:anchorId="04DE9FEF" wp14:editId="6BAA43DA">
+            <wp:extent cx="6642100" cy="1578610"/>
+            <wp:effectExtent l="0" t="0" r="6350" b="2540"/>
+            <wp:docPr id="379997919" name="图片 5"/>
             <wp:cNvGraphicFramePr>
               <a:graphicFrameLocks xmlns:a="http://schemas.openxmlformats.org/drawingml/2006/main" noChangeAspect="1"/>
             </wp:cNvGraphicFramePr>
@@ -14571,7 +14741,7 @@
               <a:graphicData uri="http://schemas.openxmlformats.org/drawingml/2006/picture">
                 <pic:pic xmlns:pic="http://schemas.openxmlformats.org/drawingml/2006/picture">
                   <pic:nvPicPr>
-                    <pic:cNvPr id="0" name="Picture 23"/>
+                    <pic:cNvPr id="0" name="Picture 17"/>
                     <pic:cNvPicPr>
                       <a:picLocks noChangeAspect="1" noChangeArrowheads="1"/>
                     </pic:cNvPicPr>
@@ -14592,7 +14762,7 @@
                   <pic:spPr bwMode="auto">
                     <a:xfrm>
                       <a:off x="0" y="0"/>
-                      <a:ext cx="5391053" cy="3063521"/>
+                      <a:ext cx="6642100" cy="1578610"/>
                     </a:xfrm>
                     <a:prstGeom prst="rect">
                       <a:avLst/>
@@ -14611,11 +14781,4301 @@
     </w:p>
     <w:p>
       <w:pPr>
-        <w:widowControl/>
+        <w:pStyle w:val="3"/>
+      </w:pPr>
+      <w:r>
+        <w:rPr>
+          <w:rFonts w:hint="eastAsia"/>
+        </w:rPr>
+        <w:t>4</w:t>
+      </w:r>
+      <w:r>
+        <w:rPr>
+          <w:rFonts w:hint="eastAsia"/>
+        </w:rPr>
+        <w:t>.</w:t>
+      </w:r>
+      <w:r>
+        <w:rPr>
+          <w:rFonts w:hint="eastAsia"/>
+        </w:rPr>
+        <w:t>2</w:t>
+      </w:r>
+      <w:r>
+        <w:rPr>
+          <w:rFonts w:hint="eastAsia"/>
+        </w:rPr>
+        <w:t xml:space="preserve"> </w:t>
+      </w:r>
+      <w:r>
+        <w:rPr>
+          <w:rFonts w:hint="eastAsia"/>
+        </w:rPr>
+        <w:t>Relation和Function的区别</w:t>
+      </w:r>
+    </w:p>
+    <w:tbl>
+      <w:tblPr>
+        <w:tblStyle w:val="af2"/>
+        <w:tblW w:w="0" w:type="auto"/>
+        <w:tblBorders>
+          <w:top w:val="none" w:sz="0" w:space="0" w:color="auto"/>
+          <w:left w:val="none" w:sz="0" w:space="0" w:color="auto"/>
+          <w:bottom w:val="none" w:sz="0" w:space="0" w:color="auto"/>
+          <w:right w:val="none" w:sz="0" w:space="0" w:color="auto"/>
+          <w:insideH w:val="none" w:sz="0" w:space="0" w:color="auto"/>
+          <w:insideV w:val="none" w:sz="0" w:space="0" w:color="auto"/>
+        </w:tblBorders>
+        <w:tblLook w:val="04A0" w:firstRow="1" w:lastRow="0" w:firstColumn="1" w:lastColumn="0" w:noHBand="0" w:noVBand="1"/>
+      </w:tblPr>
+      <w:tblGrid>
+        <w:gridCol w:w="2547"/>
+        <w:gridCol w:w="3544"/>
+        <w:gridCol w:w="4365"/>
+      </w:tblGrid>
+      <w:tr>
+        <w:tc>
+          <w:tcPr>
+            <w:tcW w:w="2547" w:type="dxa"/>
+            <w:tcBorders>
+              <w:bottom w:val="single" w:sz="4" w:space="0" w:color="auto"/>
+            </w:tcBorders>
+          </w:tcPr>
+          <w:p>
+            <w:pPr>
+              <w:widowControl/>
+              <w:jc w:val="left"/>
+              <w:rPr>
+                <w:rFonts w:hint="eastAsia"/>
+                <w:color w:val="074F6A" w:themeColor="accent4" w:themeShade="80"/>
+              </w:rPr>
+            </w:pPr>
+          </w:p>
+        </w:tc>
+        <w:tc>
+          <w:tcPr>
+            <w:tcW w:w="3544" w:type="dxa"/>
+            <w:tcBorders>
+              <w:bottom w:val="single" w:sz="4" w:space="0" w:color="auto"/>
+            </w:tcBorders>
+          </w:tcPr>
+          <w:p>
+            <w:pPr>
+              <w:widowControl/>
+              <w:jc w:val="center"/>
+              <w:rPr>
+                <w:rFonts w:hint="eastAsia"/>
+                <w:b/>
+                <w:bCs/>
+                <w:color w:val="074F6A" w:themeColor="accent4" w:themeShade="80"/>
+              </w:rPr>
+            </w:pPr>
+            <w:r>
+              <w:rPr>
+                <w:rFonts w:hint="eastAsia"/>
+                <w:b/>
+                <w:bCs/>
+                <w:color w:val="074F6A" w:themeColor="accent4" w:themeShade="80"/>
+              </w:rPr>
+              <w:t>Function</w:t>
+            </w:r>
+          </w:p>
+        </w:tc>
+        <w:tc>
+          <w:tcPr>
+            <w:tcW w:w="4365" w:type="dxa"/>
+            <w:tcBorders>
+              <w:bottom w:val="single" w:sz="4" w:space="0" w:color="auto"/>
+            </w:tcBorders>
+          </w:tcPr>
+          <w:p>
+            <w:pPr>
+              <w:widowControl/>
+              <w:jc w:val="center"/>
+              <w:rPr>
+                <w:rFonts w:hint="eastAsia"/>
+                <w:b/>
+                <w:bCs/>
+                <w:color w:val="074F6A" w:themeColor="accent4" w:themeShade="80"/>
+              </w:rPr>
+            </w:pPr>
+            <w:r>
+              <w:rPr>
+                <w:rFonts w:hint="eastAsia"/>
+                <w:b/>
+                <w:bCs/>
+                <w:color w:val="074F6A" w:themeColor="accent4" w:themeShade="80"/>
+              </w:rPr>
+              <w:t>Relation</w:t>
+            </w:r>
+            <w:r>
+              <w:rPr>
+                <w:rFonts w:hint="eastAsia"/>
+                <w:b/>
+                <w:bCs/>
+                <w:color w:val="074F6A" w:themeColor="accent4" w:themeShade="80"/>
+              </w:rPr>
+              <w:t>（对左边domain无任何限制）</w:t>
+            </w:r>
+          </w:p>
+        </w:tc>
+      </w:tr>
+      <w:tr>
+        <w:tc>
+          <w:tcPr>
+            <w:tcW w:w="2547" w:type="dxa"/>
+            <w:tcBorders>
+              <w:top w:val="single" w:sz="4" w:space="0" w:color="auto"/>
+            </w:tcBorders>
+          </w:tcPr>
+          <w:p>
+            <w:pPr>
+              <w:widowControl/>
+              <w:jc w:val="left"/>
+              <w:rPr>
+                <w:rFonts w:hint="eastAsia"/>
+                <w:color w:val="074F6A" w:themeColor="accent4" w:themeShade="80"/>
+              </w:rPr>
+            </w:pPr>
+            <w:r>
+              <w:rPr>
+                <w:rFonts w:hint="eastAsia"/>
+                <w:color w:val="074F6A" w:themeColor="accent4" w:themeShade="80"/>
+              </w:rPr>
+              <w:t>对左边domain A的要求</w:t>
+            </w:r>
+          </w:p>
+        </w:tc>
+        <w:tc>
+          <w:tcPr>
+            <w:tcW w:w="3544" w:type="dxa"/>
+            <w:tcBorders>
+              <w:top w:val="single" w:sz="4" w:space="0" w:color="auto"/>
+            </w:tcBorders>
+          </w:tcPr>
+          <w:p>
+            <w:pPr>
+              <w:pStyle w:val="a9"/>
+              <w:widowControl/>
+              <w:numPr>
+                <w:ilvl w:val="0"/>
+                <w:numId w:val="30"/>
+              </w:numPr>
+              <w:jc w:val="left"/>
+              <w:rPr>
+                <w:rFonts w:hint="eastAsia"/>
+                <w:color w:val="074F6A" w:themeColor="accent4" w:themeShade="80"/>
+              </w:rPr>
+            </w:pPr>
+            <w:r>
+              <w:rPr>
+                <w:rFonts w:hint="eastAsia"/>
+                <w:color w:val="074F6A" w:themeColor="accent4" w:themeShade="80"/>
+              </w:rPr>
+              <w:t>A的每个元素都有</w:t>
+            </w:r>
+            <w:r>
+              <w:rPr>
+                <w:rFonts w:hint="eastAsia"/>
+                <w:color w:val="074F6A" w:themeColor="accent4" w:themeShade="80"/>
+              </w:rPr>
+              <w:t>射出</w:t>
+            </w:r>
+          </w:p>
+          <w:p>
+            <w:pPr>
+              <w:pStyle w:val="a9"/>
+              <w:widowControl/>
+              <w:numPr>
+                <w:ilvl w:val="0"/>
+                <w:numId w:val="30"/>
+              </w:numPr>
+              <w:jc w:val="left"/>
+              <w:rPr>
+                <w:rFonts w:hint="eastAsia"/>
+                <w:color w:val="074F6A" w:themeColor="accent4" w:themeShade="80"/>
+              </w:rPr>
+            </w:pPr>
+            <w:r>
+              <w:rPr>
+                <w:rFonts w:hint="eastAsia"/>
+                <w:color w:val="074F6A" w:themeColor="accent4" w:themeShade="80"/>
+              </w:rPr>
+              <w:t>A的每个元素且仅有一条射出</w:t>
+            </w:r>
+          </w:p>
+        </w:tc>
+        <w:tc>
+          <w:tcPr>
+            <w:tcW w:w="4365" w:type="dxa"/>
+            <w:tcBorders>
+              <w:top w:val="single" w:sz="4" w:space="0" w:color="auto"/>
+            </w:tcBorders>
+          </w:tcPr>
+          <w:p>
+            <w:pPr>
+              <w:pStyle w:val="a9"/>
+              <w:widowControl/>
+              <w:numPr>
+                <w:ilvl w:val="0"/>
+                <w:numId w:val="30"/>
+              </w:numPr>
+              <w:jc w:val="left"/>
+              <w:rPr>
+                <w:rFonts w:hint="eastAsia"/>
+                <w:color w:val="074F6A" w:themeColor="accent4" w:themeShade="80"/>
+              </w:rPr>
+            </w:pPr>
+            <w:r>
+              <w:rPr>
+                <w:rFonts w:hint="eastAsia"/>
+                <w:color w:val="074F6A" w:themeColor="accent4" w:themeShade="80"/>
+              </w:rPr>
+              <w:t>没有要求，甚至可以没有元素射出</w:t>
+            </w:r>
+          </w:p>
+          <w:p>
+            <w:pPr>
+              <w:pStyle w:val="a9"/>
+              <w:widowControl/>
+              <w:numPr>
+                <w:ilvl w:val="0"/>
+                <w:numId w:val="30"/>
+              </w:numPr>
+              <w:jc w:val="left"/>
+              <w:rPr>
+                <w:rFonts w:hint="eastAsia"/>
+                <w:color w:val="074F6A" w:themeColor="accent4" w:themeShade="80"/>
+              </w:rPr>
+            </w:pPr>
+            <w:r>
+              <w:rPr>
+                <w:rFonts w:hint="eastAsia"/>
+                <w:color w:val="074F6A" w:themeColor="accent4" w:themeShade="80"/>
+              </w:rPr>
+              <w:t>没有要求，</w:t>
+            </w:r>
+            <w:r>
+              <w:rPr>
+                <w:rFonts w:hint="eastAsia"/>
+                <w:color w:val="074F6A" w:themeColor="accent4" w:themeShade="80"/>
+              </w:rPr>
+              <w:t>每个元素</w:t>
+            </w:r>
+            <w:r>
+              <w:rPr>
+                <w:rFonts w:hint="eastAsia"/>
+                <w:color w:val="074F6A" w:themeColor="accent4" w:themeShade="80"/>
+              </w:rPr>
+              <w:t>有没有射出都可</w:t>
+            </w:r>
+          </w:p>
+        </w:tc>
+      </w:tr>
+    </w:tbl>
+    <w:p>
+      <w:pPr>
+        <w:rPr>
+          <w:rFonts w:hint="eastAsia"/>
+        </w:rPr>
+      </w:pPr>
+    </w:p>
+    <w:p/>
+    <w:p>
+      <w:pPr>
+        <w:pStyle w:val="3"/>
+      </w:pPr>
+      <w:r>
+        <w:rPr>
+          <w:rFonts w:hint="eastAsia"/>
+        </w:rPr>
+        <w:t>4.</w:t>
+      </w:r>
+      <w:r>
+        <w:rPr>
+          <w:rFonts w:hint="eastAsia"/>
+        </w:rPr>
+        <w:t>3</w:t>
+      </w:r>
+      <w:r>
+        <w:rPr>
+          <w:rFonts w:hint="eastAsia"/>
+        </w:rPr>
+        <w:t xml:space="preserve"> </w:t>
+      </w:r>
+      <w:r>
+        <w:rPr>
+          <w:rFonts w:hint="eastAsia"/>
+        </w:rPr>
+        <w:t>Relation表示法</w:t>
+      </w:r>
+    </w:p>
+    <w:p>
+      <w:pPr>
+        <w:pStyle w:val="4"/>
+      </w:pPr>
+      <w:r>
+        <w:rPr>
+          <w:rFonts w:hint="eastAsia"/>
+        </w:rPr>
+        <w:t xml:space="preserve">1. </w:t>
+      </w:r>
+      <w:r>
+        <w:tab/>
+      </w:r>
+      <w:r>
+        <w:rPr>
+          <w:rFonts w:hint="eastAsia"/>
+        </w:rPr>
+        <w:t xml:space="preserve">Ordered </w:t>
+      </w:r>
+      <w:r>
+        <w:t>pair</w:t>
+      </w:r>
+      <w:r>
+        <w:rPr>
+          <w:rFonts w:hint="eastAsia"/>
+        </w:rPr>
+        <w:t>（有序对）</w:t>
+      </w:r>
+    </w:p>
+    <w:p>
+      <w:r>
+        <w:drawing>
+          <wp:inline distT="0" distB="0" distL="0" distR="0" wp14:anchorId="410F1FFF" wp14:editId="7C4B41F0">
+            <wp:extent cx="4629796" cy="228632"/>
+            <wp:effectExtent l="0" t="0" r="0" b="0"/>
+            <wp:docPr id="1929096580" name="图片 1"/>
+            <wp:cNvGraphicFramePr>
+              <a:graphicFrameLocks xmlns:a="http://schemas.openxmlformats.org/drawingml/2006/main" noChangeAspect="1"/>
+            </wp:cNvGraphicFramePr>
+            <a:graphic xmlns:a="http://schemas.openxmlformats.org/drawingml/2006/main">
+              <a:graphicData uri="http://schemas.openxmlformats.org/drawingml/2006/picture">
+                <pic:pic xmlns:pic="http://schemas.openxmlformats.org/drawingml/2006/picture">
+                  <pic:nvPicPr>
+                    <pic:cNvPr id="1929096580" name=""/>
+                    <pic:cNvPicPr/>
+                  </pic:nvPicPr>
+                  <pic:blipFill>
+                    <a:blip r:embed="rId61"/>
+                    <a:stretch>
+                      <a:fillRect/>
+                    </a:stretch>
+                  </pic:blipFill>
+                  <pic:spPr>
+                    <a:xfrm>
+                      <a:off x="0" y="0"/>
+                      <a:ext cx="4629796" cy="228632"/>
+                    </a:xfrm>
+                    <a:prstGeom prst="rect">
+                      <a:avLst/>
+                    </a:prstGeom>
+                  </pic:spPr>
+                </pic:pic>
+              </a:graphicData>
+            </a:graphic>
+          </wp:inline>
+        </w:drawing>
+      </w:r>
+    </w:p>
+    <w:p/>
+    <w:p>
+      <w:pPr>
+        <w:pStyle w:val="4"/>
+      </w:pPr>
+      <w:r>
+        <w:rPr>
+          <w:rFonts w:hint="eastAsia"/>
+        </w:rPr>
+        <w:t>2.  Directed graph（有向图，用来表示A R A（A到A）的关系）</w:t>
+      </w:r>
+    </w:p>
+    <w:p>
+      <w:pPr>
         <w:jc w:val="left"/>
-        <w:rPr>
-          <w:rFonts w:hint="eastAsia"/>
+      </w:pPr>
+      <w:r>
+        <w:drawing>
+          <wp:inline distT="0" distB="0" distL="0" distR="0" wp14:anchorId="72C6920F" wp14:editId="46DE36EB">
+            <wp:extent cx="4067743" cy="219106"/>
+            <wp:effectExtent l="0" t="0" r="0" b="9525"/>
+            <wp:docPr id="1945695165" name="图片 1"/>
+            <wp:cNvGraphicFramePr>
+              <a:graphicFrameLocks xmlns:a="http://schemas.openxmlformats.org/drawingml/2006/main" noChangeAspect="1"/>
+            </wp:cNvGraphicFramePr>
+            <a:graphic xmlns:a="http://schemas.openxmlformats.org/drawingml/2006/main">
+              <a:graphicData uri="http://schemas.openxmlformats.org/drawingml/2006/picture">
+                <pic:pic xmlns:pic="http://schemas.openxmlformats.org/drawingml/2006/picture">
+                  <pic:nvPicPr>
+                    <pic:cNvPr id="1945695165" name=""/>
+                    <pic:cNvPicPr/>
+                  </pic:nvPicPr>
+                  <pic:blipFill>
+                    <a:blip r:embed="rId62"/>
+                    <a:stretch>
+                      <a:fillRect/>
+                    </a:stretch>
+                  </pic:blipFill>
+                  <pic:spPr>
+                    <a:xfrm>
+                      <a:off x="0" y="0"/>
+                      <a:ext cx="4067743" cy="219106"/>
+                    </a:xfrm>
+                    <a:prstGeom prst="rect">
+                      <a:avLst/>
+                    </a:prstGeom>
+                  </pic:spPr>
+                </pic:pic>
+              </a:graphicData>
+            </a:graphic>
+          </wp:inline>
+        </w:drawing>
+      </w:r>
+    </w:p>
+    <w:p>
+      <w:pPr>
+        <w:jc w:val="center"/>
+      </w:pPr>
+      <w:r>
+        <w:lastRenderedPageBreak/>
+        <w:drawing>
+          <wp:inline distT="0" distB="0" distL="0" distR="0" wp14:anchorId="55EDBDBF" wp14:editId="1C952334">
+            <wp:extent cx="6645910" cy="1530985"/>
+            <wp:effectExtent l="0" t="0" r="0" b="0"/>
+            <wp:docPr id="1344248769" name="图片 1"/>
+            <wp:cNvGraphicFramePr>
+              <a:graphicFrameLocks xmlns:a="http://schemas.openxmlformats.org/drawingml/2006/main" noChangeAspect="1"/>
+            </wp:cNvGraphicFramePr>
+            <a:graphic xmlns:a="http://schemas.openxmlformats.org/drawingml/2006/main">
+              <a:graphicData uri="http://schemas.openxmlformats.org/drawingml/2006/picture">
+                <pic:pic xmlns:pic="http://schemas.openxmlformats.org/drawingml/2006/picture">
+                  <pic:nvPicPr>
+                    <pic:cNvPr id="1344248769" name=""/>
+                    <pic:cNvPicPr/>
+                  </pic:nvPicPr>
+                  <pic:blipFill>
+                    <a:blip r:embed="rId63"/>
+                    <a:stretch>
+                      <a:fillRect/>
+                    </a:stretch>
+                  </pic:blipFill>
+                  <pic:spPr>
+                    <a:xfrm>
+                      <a:off x="0" y="0"/>
+                      <a:ext cx="6645910" cy="1530985"/>
+                    </a:xfrm>
+                    <a:prstGeom prst="rect">
+                      <a:avLst/>
+                    </a:prstGeom>
+                  </pic:spPr>
+                </pic:pic>
+              </a:graphicData>
+            </a:graphic>
+          </wp:inline>
+        </w:drawing>
+      </w:r>
+    </w:p>
+    <w:p>
+      <w:pPr>
+        <w:rPr>
+          <w:rFonts w:hint="eastAsia"/>
+        </w:rPr>
+      </w:pPr>
+    </w:p>
+    <w:p>
+      <w:pPr>
+        <w:pStyle w:val="3"/>
+        <w:numPr>
+          <w:ilvl w:val="1"/>
+          <w:numId w:val="10"/>
+        </w:numPr>
+        <w:rPr>
+          <w:rFonts w:ascii="宋体" w:eastAsia="宋体" w:hAnsi="宋体"/>
           <w:color w:val="074F6A" w:themeColor="accent4" w:themeShade="80"/>
+          <w:sz w:val="24"/>
+          <w:szCs w:val="24"/>
+        </w:rPr>
+      </w:pPr>
+      <w:r>
+        <w:rPr>
+          <w:rFonts w:hint="eastAsia"/>
+        </w:rPr>
+        <w:t>关系</w:t>
+      </w:r>
+      <w:r>
+        <w:rPr>
+          <w:rFonts w:hint="eastAsia"/>
+        </w:rPr>
+        <w:t>性质：</w:t>
+      </w:r>
+      <w:r>
+        <w:t>reflexivity, symmetry, anti-symmetry, and transitivity</w:t>
+      </w:r>
+    </w:p>
+    <w:p>
+      <w:pPr>
+        <w:pStyle w:val="4"/>
+        <w:numPr>
+          <w:ilvl w:val="0"/>
+          <w:numId w:val="34"/>
+        </w:numPr>
+        <w:rPr>
+          <w:rFonts w:hint="eastAsia"/>
+        </w:rPr>
+      </w:pPr>
+      <w:r>
+        <w:t>Reflexive relations</w:t>
+      </w:r>
+      <w:r>
+        <w:rPr>
+          <w:rFonts w:hint="eastAsia"/>
+        </w:rPr>
+        <w:t>(反身性</w:t>
+      </w:r>
+      <w:r>
+        <w:rPr>
+          <w:rFonts w:hint="eastAsia"/>
+        </w:rPr>
+        <w:t>关系</w:t>
+      </w:r>
+      <w:r>
+        <w:rPr>
+          <w:rFonts w:hint="eastAsia"/>
+        </w:rPr>
+        <w:t>)</w:t>
+      </w:r>
+    </w:p>
+    <w:p>
+      <w:pPr>
+        <w:jc w:val="center"/>
+        <w:rPr>
+          <w:rFonts w:hint="eastAsia"/>
+        </w:rPr>
+      </w:pPr>
+      <w:r>
+        <w:rPr>
+          <w:noProof/>
+        </w:rPr>
+        <w:drawing>
+          <wp:inline distT="0" distB="0" distL="0" distR="0" wp14:anchorId="227A07FD" wp14:editId="217491AF">
+            <wp:extent cx="4703154" cy="2595940"/>
+            <wp:effectExtent l="0" t="0" r="0" b="0"/>
+            <wp:docPr id="1249073650" name="图片 11"/>
+            <wp:cNvGraphicFramePr>
+              <a:graphicFrameLocks xmlns:a="http://schemas.openxmlformats.org/drawingml/2006/main" noChangeAspect="1"/>
+            </wp:cNvGraphicFramePr>
+            <a:graphic xmlns:a="http://schemas.openxmlformats.org/drawingml/2006/main">
+              <a:graphicData uri="http://schemas.openxmlformats.org/drawingml/2006/picture">
+                <pic:pic xmlns:pic="http://schemas.openxmlformats.org/drawingml/2006/picture">
+                  <pic:nvPicPr>
+                    <pic:cNvPr id="0" name="Picture 23"/>
+                    <pic:cNvPicPr>
+                      <a:picLocks noChangeAspect="1" noChangeArrowheads="1"/>
+                    </pic:cNvPicPr>
+                  </pic:nvPicPr>
+                  <pic:blipFill>
+                    <a:blip r:embed="rId64">
+                      <a:extLst>
+                        <a:ext uri="{28A0092B-C50C-407E-A947-70E740481C1C}">
+                          <a14:useLocalDpi xmlns:a14="http://schemas.microsoft.com/office/drawing/2010/main" val="0"/>
+                        </a:ext>
+                      </a:extLst>
+                    </a:blip>
+                    <a:srcRect/>
+                    <a:stretch>
+                      <a:fillRect/>
+                    </a:stretch>
+                  </pic:blipFill>
+                  <pic:spPr bwMode="auto">
+                    <a:xfrm>
+                      <a:off x="0" y="0"/>
+                      <a:ext cx="4713256" cy="2601516"/>
+                    </a:xfrm>
+                    <a:prstGeom prst="rect">
+                      <a:avLst/>
+                    </a:prstGeom>
+                    <a:noFill/>
+                    <a:ln>
+                      <a:noFill/>
+                    </a:ln>
+                  </pic:spPr>
+                </pic:pic>
+              </a:graphicData>
+            </a:graphic>
+          </wp:inline>
+        </w:drawing>
+      </w:r>
+    </w:p>
+    <w:p>
+      <w:pPr>
+        <w:jc w:val="center"/>
+        <w:rPr>
+          <w:rFonts w:ascii="宋体" w:eastAsia="宋体" w:hAnsi="宋体" w:hint="eastAsia"/>
+          <w:color w:val="074F6A" w:themeColor="accent4" w:themeShade="80"/>
+          <w:sz w:val="24"/>
+          <w:szCs w:val="24"/>
+        </w:rPr>
+      </w:pPr>
+      <w:r>
+        <w:rPr>
+          <w:rFonts w:ascii="Cambria Math" w:eastAsia="宋体" w:hAnsi="Cambria Math" w:cs="Cambria Math"/>
+          <w:color w:val="074F6A" w:themeColor="accent4" w:themeShade="80"/>
+          <w:sz w:val="24"/>
+          <w:szCs w:val="24"/>
+        </w:rPr>
+        <w:t>∀</w:t>
+      </w:r>
+      <w:r>
+        <w:rPr>
+          <w:rFonts w:ascii="宋体" w:eastAsia="宋体" w:hAnsi="宋体" w:hint="eastAsia"/>
+          <w:color w:val="074F6A" w:themeColor="accent4" w:themeShade="80"/>
+          <w:sz w:val="24"/>
+          <w:szCs w:val="24"/>
+        </w:rPr>
+        <w:t xml:space="preserve"> a ∈ A， （a，a） ∈ </w:t>
+      </w:r>
+      <w:r>
+        <w:rPr>
+          <w:rFonts w:ascii="宋体" w:eastAsia="宋体" w:hAnsi="宋体" w:hint="eastAsia"/>
+          <w:color w:val="074F6A" w:themeColor="accent4" w:themeShade="80"/>
+          <w:sz w:val="24"/>
+          <w:szCs w:val="24"/>
+        </w:rPr>
+        <w:t>R</w:t>
+      </w:r>
+    </w:p>
+    <w:p>
+      <w:pPr>
+        <w:jc w:val="center"/>
+        <w:rPr>
+          <w:rFonts w:ascii="宋体" w:eastAsia="宋体" w:hAnsi="宋体" w:hint="eastAsia"/>
+          <w:color w:val="074F6A" w:themeColor="accent4" w:themeShade="80"/>
+          <w:sz w:val="24"/>
+          <w:szCs w:val="24"/>
+        </w:rPr>
+      </w:pPr>
+    </w:p>
+    <w:tbl>
+      <w:tblPr>
+        <w:tblStyle w:val="af2"/>
+        <w:tblW w:w="0" w:type="auto"/>
+        <w:tblLook w:val="04A0" w:firstRow="1" w:lastRow="0" w:firstColumn="1" w:lastColumn="0" w:noHBand="0" w:noVBand="1"/>
+      </w:tblPr>
+      <w:tblGrid>
+        <w:gridCol w:w="988"/>
+        <w:gridCol w:w="5670"/>
+        <w:gridCol w:w="3798"/>
+      </w:tblGrid>
+      <w:tr>
+        <w:tc>
+          <w:tcPr>
+            <w:tcW w:w="988" w:type="dxa"/>
+          </w:tcPr>
+          <w:p>
+            <w:pPr>
+              <w:rPr>
+                <w:rFonts w:hint="eastAsia"/>
+              </w:rPr>
+            </w:pPr>
+            <w:r>
+              <w:rPr>
+                <w:rFonts w:hint="eastAsia"/>
+              </w:rPr>
+              <w:t>(i)</w:t>
+            </w:r>
+          </w:p>
+        </w:tc>
+        <w:tc>
+          <w:tcPr>
+            <w:tcW w:w="5670" w:type="dxa"/>
+          </w:tcPr>
+          <w:p>
+            <w:pPr>
+              <w:jc w:val="left"/>
+              <w:rPr>
+                <w:rFonts w:ascii="宋体" w:eastAsia="宋体" w:hAnsi="宋体" w:hint="eastAsia"/>
+                <w:sz w:val="24"/>
+                <w:szCs w:val="24"/>
+              </w:rPr>
+            </w:pPr>
+            <w:r>
+              <w:rPr>
+                <w:rFonts w:ascii="宋体" w:eastAsia="宋体" w:hAnsi="宋体" w:hint="eastAsia"/>
+                <w:sz w:val="24"/>
+                <w:szCs w:val="24"/>
+              </w:rPr>
+              <w:t>(x,x),(y,y),(z,z)</w:t>
+            </w:r>
+          </w:p>
+        </w:tc>
+        <w:tc>
+          <w:tcPr>
+            <w:tcW w:w="3798" w:type="dxa"/>
+          </w:tcPr>
+          <w:p>
+            <w:pPr>
+              <w:rPr>
+                <w:rFonts w:hint="eastAsia"/>
+              </w:rPr>
+            </w:pPr>
+            <w:r>
+              <w:rPr>
+                <w:rFonts w:hint="eastAsia"/>
+              </w:rPr>
+              <w:t>每个点都有一个指向自己的箭头(Loop)</w:t>
+            </w:r>
+          </w:p>
+        </w:tc>
+      </w:tr>
+    </w:tbl>
+    <w:p>
+      <w:pPr>
+        <w:jc w:val="left"/>
+        <w:rPr>
+          <w:rFonts w:hint="eastAsia"/>
+        </w:rPr>
+      </w:pPr>
+    </w:p>
+    <w:p>
+      <w:pPr>
+        <w:pStyle w:val="4"/>
+        <w:numPr>
+          <w:ilvl w:val="0"/>
+          <w:numId w:val="34"/>
+        </w:numPr>
+        <w:rPr>
+          <w:rFonts w:hint="eastAsia"/>
+        </w:rPr>
+      </w:pPr>
+      <w:r>
+        <w:t>Symmetric relations</w:t>
+      </w:r>
+      <w:r>
+        <w:rPr>
+          <w:rFonts w:hint="eastAsia"/>
+        </w:rPr>
+        <w:t>（对称性关系）</w:t>
+      </w:r>
+    </w:p>
+    <w:p>
+      <w:pPr>
+        <w:jc w:val="center"/>
+        <w:rPr>
+          <w:rFonts w:hint="eastAsia"/>
+        </w:rPr>
+      </w:pPr>
+      <w:r>
+        <w:rPr>
+          <w:rFonts w:hint="eastAsia"/>
+          <w:noProof/>
+        </w:rPr>
+        <w:drawing>
+          <wp:inline distT="0" distB="0" distL="0" distR="0" wp14:anchorId="61E6CE36" wp14:editId="0E22EE3C">
+            <wp:extent cx="4859651" cy="2846567"/>
+            <wp:effectExtent l="0" t="0" r="0" b="0"/>
+            <wp:docPr id="892656949" name="图片 9"/>
+            <wp:cNvGraphicFramePr>
+              <a:graphicFrameLocks xmlns:a="http://schemas.openxmlformats.org/drawingml/2006/main" noChangeAspect="1"/>
+            </wp:cNvGraphicFramePr>
+            <a:graphic xmlns:a="http://schemas.openxmlformats.org/drawingml/2006/main">
+              <a:graphicData uri="http://schemas.openxmlformats.org/drawingml/2006/picture">
+                <pic:pic xmlns:pic="http://schemas.openxmlformats.org/drawingml/2006/picture">
+                  <pic:nvPicPr>
+                    <pic:cNvPr id="0" name="Picture 21"/>
+                    <pic:cNvPicPr>
+                      <a:picLocks noChangeAspect="1" noChangeArrowheads="1"/>
+                    </pic:cNvPicPr>
+                  </pic:nvPicPr>
+                  <pic:blipFill>
+                    <a:blip r:embed="rId65">
+                      <a:extLst>
+                        <a:ext uri="{28A0092B-C50C-407E-A947-70E740481C1C}">
+                          <a14:useLocalDpi xmlns:a14="http://schemas.microsoft.com/office/drawing/2010/main" val="0"/>
+                        </a:ext>
+                      </a:extLst>
+                    </a:blip>
+                    <a:srcRect/>
+                    <a:stretch>
+                      <a:fillRect/>
+                    </a:stretch>
+                  </pic:blipFill>
+                  <pic:spPr bwMode="auto">
+                    <a:xfrm>
+                      <a:off x="0" y="0"/>
+                      <a:ext cx="4884574" cy="2861166"/>
+                    </a:xfrm>
+                    <a:prstGeom prst="rect">
+                      <a:avLst/>
+                    </a:prstGeom>
+                    <a:noFill/>
+                    <a:ln>
+                      <a:noFill/>
+                    </a:ln>
+                  </pic:spPr>
+                </pic:pic>
+              </a:graphicData>
+            </a:graphic>
+          </wp:inline>
+        </w:drawing>
+      </w:r>
+    </w:p>
+    <w:p>
+      <w:pPr>
+        <w:jc w:val="center"/>
+        <w:rPr>
+          <w:rFonts w:ascii="宋体" w:eastAsia="宋体" w:hAnsi="宋体" w:hint="eastAsia"/>
+          <w:color w:val="074F6A" w:themeColor="accent4" w:themeShade="80"/>
+          <w:sz w:val="24"/>
+          <w:szCs w:val="24"/>
+        </w:rPr>
+      </w:pPr>
+      <w:r>
+        <w:rPr>
+          <w:rFonts w:ascii="Cambria Math" w:eastAsia="宋体" w:hAnsi="Cambria Math" w:cs="Cambria Math"/>
+          <w:color w:val="074F6A" w:themeColor="accent4" w:themeShade="80"/>
+          <w:sz w:val="24"/>
+          <w:szCs w:val="24"/>
+        </w:rPr>
+        <w:lastRenderedPageBreak/>
+        <w:t>∀</w:t>
+      </w:r>
+      <w:r>
+        <w:rPr>
+          <w:rFonts w:ascii="宋体" w:eastAsia="宋体" w:hAnsi="宋体" w:hint="eastAsia"/>
+          <w:color w:val="074F6A" w:themeColor="accent4" w:themeShade="80"/>
+          <w:sz w:val="24"/>
+          <w:szCs w:val="24"/>
+        </w:rPr>
+        <w:t xml:space="preserve"> a</w:t>
+      </w:r>
+      <w:r>
+        <w:rPr>
+          <w:rFonts w:ascii="宋体" w:eastAsia="宋体" w:hAnsi="宋体" w:hint="eastAsia"/>
+          <w:color w:val="074F6A" w:themeColor="accent4" w:themeShade="80"/>
+          <w:sz w:val="24"/>
+          <w:szCs w:val="24"/>
+        </w:rPr>
+        <w:t xml:space="preserve"> </w:t>
+      </w:r>
+      <w:r>
+        <w:rPr>
+          <w:rFonts w:ascii="Cambria Math" w:eastAsia="宋体" w:hAnsi="Cambria Math" w:cs="Cambria Math"/>
+          <w:color w:val="074F6A" w:themeColor="accent4" w:themeShade="80"/>
+          <w:sz w:val="24"/>
+          <w:szCs w:val="24"/>
+        </w:rPr>
+        <w:t>∀</w:t>
+      </w:r>
+      <w:r>
+        <w:rPr>
+          <w:rFonts w:ascii="宋体" w:eastAsia="宋体" w:hAnsi="宋体" w:hint="eastAsia"/>
+          <w:color w:val="074F6A" w:themeColor="accent4" w:themeShade="80"/>
+          <w:sz w:val="24"/>
+          <w:szCs w:val="24"/>
+        </w:rPr>
+        <w:t xml:space="preserve"> </w:t>
+      </w:r>
+      <w:r>
+        <w:rPr>
+          <w:rFonts w:ascii="宋体" w:eastAsia="宋体" w:hAnsi="宋体" w:hint="eastAsia"/>
+          <w:color w:val="074F6A" w:themeColor="accent4" w:themeShade="80"/>
+          <w:sz w:val="24"/>
+          <w:szCs w:val="24"/>
+        </w:rPr>
+        <w:t>b</w:t>
+      </w:r>
+      <w:r>
+        <w:rPr>
+          <w:rFonts w:ascii="宋体" w:eastAsia="宋体" w:hAnsi="宋体" w:hint="eastAsia"/>
+          <w:color w:val="074F6A" w:themeColor="accent4" w:themeShade="80"/>
+          <w:sz w:val="24"/>
+          <w:szCs w:val="24"/>
+        </w:rPr>
+        <w:t xml:space="preserve"> ∈ A， （a，</w:t>
+      </w:r>
+      <w:r>
+        <w:rPr>
+          <w:rFonts w:ascii="宋体" w:eastAsia="宋体" w:hAnsi="宋体" w:hint="eastAsia"/>
+          <w:color w:val="074F6A" w:themeColor="accent4" w:themeShade="80"/>
+          <w:sz w:val="24"/>
+          <w:szCs w:val="24"/>
+        </w:rPr>
+        <w:t>b</w:t>
+      </w:r>
+      <w:r>
+        <w:rPr>
+          <w:rFonts w:ascii="宋体" w:eastAsia="宋体" w:hAnsi="宋体" w:hint="eastAsia"/>
+          <w:color w:val="074F6A" w:themeColor="accent4" w:themeShade="80"/>
+          <w:sz w:val="24"/>
+          <w:szCs w:val="24"/>
+        </w:rPr>
+        <w:t xml:space="preserve">） ∈ </w:t>
+      </w:r>
+      <w:r>
+        <w:rPr>
+          <w:rFonts w:ascii="宋体" w:eastAsia="宋体" w:hAnsi="宋体" w:hint="eastAsia"/>
+          <w:color w:val="074F6A" w:themeColor="accent4" w:themeShade="80"/>
+          <w:sz w:val="24"/>
+          <w:szCs w:val="24"/>
+        </w:rPr>
+        <w:t xml:space="preserve">R  =&gt; </w:t>
+      </w:r>
+      <w:r>
+        <w:rPr>
+          <w:rFonts w:ascii="宋体" w:eastAsia="宋体" w:hAnsi="宋体" w:hint="eastAsia"/>
+          <w:color w:val="074F6A" w:themeColor="accent4" w:themeShade="80"/>
+          <w:sz w:val="24"/>
+          <w:szCs w:val="24"/>
+        </w:rPr>
+        <w:t>（</w:t>
+      </w:r>
+      <w:r>
+        <w:rPr>
+          <w:rFonts w:ascii="宋体" w:eastAsia="宋体" w:hAnsi="宋体" w:hint="eastAsia"/>
+          <w:color w:val="074F6A" w:themeColor="accent4" w:themeShade="80"/>
+          <w:sz w:val="24"/>
+          <w:szCs w:val="24"/>
+        </w:rPr>
+        <w:t>b</w:t>
+      </w:r>
+      <w:r>
+        <w:rPr>
+          <w:rFonts w:ascii="宋体" w:eastAsia="宋体" w:hAnsi="宋体" w:hint="eastAsia"/>
+          <w:color w:val="074F6A" w:themeColor="accent4" w:themeShade="80"/>
+          <w:sz w:val="24"/>
+          <w:szCs w:val="24"/>
+        </w:rPr>
+        <w:t>，</w:t>
+      </w:r>
+      <w:r>
+        <w:rPr>
+          <w:rFonts w:ascii="宋体" w:eastAsia="宋体" w:hAnsi="宋体" w:hint="eastAsia"/>
+          <w:color w:val="074F6A" w:themeColor="accent4" w:themeShade="80"/>
+          <w:sz w:val="24"/>
+          <w:szCs w:val="24"/>
+        </w:rPr>
+        <w:t>a</w:t>
+      </w:r>
+      <w:r>
+        <w:rPr>
+          <w:rFonts w:ascii="宋体" w:eastAsia="宋体" w:hAnsi="宋体" w:hint="eastAsia"/>
+          <w:color w:val="074F6A" w:themeColor="accent4" w:themeShade="80"/>
+          <w:sz w:val="24"/>
+          <w:szCs w:val="24"/>
+        </w:rPr>
+        <w:t xml:space="preserve">） ∈ </w:t>
+      </w:r>
+      <w:r>
+        <w:rPr>
+          <w:rFonts w:ascii="宋体" w:eastAsia="宋体" w:hAnsi="宋体" w:hint="eastAsia"/>
+          <w:color w:val="074F6A" w:themeColor="accent4" w:themeShade="80"/>
+          <w:sz w:val="24"/>
+          <w:szCs w:val="24"/>
+        </w:rPr>
+        <w:t>R</w:t>
+      </w:r>
+    </w:p>
+    <w:p>
+      <w:pPr>
+        <w:jc w:val="center"/>
+        <w:rPr>
+          <w:rFonts w:ascii="宋体" w:eastAsia="宋体" w:hAnsi="宋体" w:hint="eastAsia"/>
+          <w:color w:val="074F6A" w:themeColor="accent4" w:themeShade="80"/>
+          <w:sz w:val="24"/>
+          <w:szCs w:val="24"/>
+        </w:rPr>
+      </w:pPr>
+    </w:p>
+    <w:tbl>
+      <w:tblPr>
+        <w:tblStyle w:val="af2"/>
+        <w:tblW w:w="0" w:type="auto"/>
+        <w:tblLook w:val="04A0" w:firstRow="1" w:lastRow="0" w:firstColumn="1" w:lastColumn="0" w:noHBand="0" w:noVBand="1"/>
+      </w:tblPr>
+      <w:tblGrid>
+        <w:gridCol w:w="846"/>
+        <w:gridCol w:w="5812"/>
+        <w:gridCol w:w="3798"/>
+      </w:tblGrid>
+      <w:tr>
+        <w:tc>
+          <w:tcPr>
+            <w:tcW w:w="846" w:type="dxa"/>
+          </w:tcPr>
+          <w:p>
+            <w:pPr>
+              <w:rPr>
+                <w:rFonts w:hint="eastAsia"/>
+              </w:rPr>
+            </w:pPr>
+            <w:r>
+              <w:rPr>
+                <w:rFonts w:hint="eastAsia"/>
+              </w:rPr>
+              <w:t>(i)</w:t>
+            </w:r>
+          </w:p>
+        </w:tc>
+        <w:tc>
+          <w:tcPr>
+            <w:tcW w:w="5812" w:type="dxa"/>
+          </w:tcPr>
+          <w:p>
+            <w:pPr>
+              <w:jc w:val="left"/>
+              <w:rPr>
+                <w:rFonts w:ascii="宋体" w:eastAsia="宋体" w:hAnsi="宋体" w:hint="eastAsia"/>
+                <w:sz w:val="24"/>
+                <w:szCs w:val="24"/>
+              </w:rPr>
+            </w:pPr>
+            <w:r>
+              <w:rPr>
+                <w:rFonts w:ascii="宋体" w:eastAsia="宋体" w:hAnsi="宋体" w:hint="eastAsia"/>
+                <w:sz w:val="24"/>
+                <w:szCs w:val="24"/>
+              </w:rPr>
+              <w:t>(x,y)=&gt;(y,x)  (x,z)=&gt;(z,x)   (y,z)=&gt;(z,y)</w:t>
+            </w:r>
+          </w:p>
+        </w:tc>
+        <w:tc>
+          <w:tcPr>
+            <w:tcW w:w="3798" w:type="dxa"/>
+          </w:tcPr>
+          <w:p>
+            <w:pPr>
+              <w:rPr>
+                <w:rFonts w:hint="eastAsia"/>
+              </w:rPr>
+            </w:pPr>
+            <w:r>
+              <w:rPr>
+                <w:rFonts w:hint="eastAsia"/>
+              </w:rPr>
+              <w:t>所有箭头都是双向的（loop算双向）</w:t>
+            </w:r>
+          </w:p>
+        </w:tc>
+      </w:tr>
+    </w:tbl>
+    <w:p>
+      <w:pPr>
+        <w:rPr>
+          <w:rFonts w:hint="eastAsia"/>
+        </w:rPr>
+      </w:pPr>
+    </w:p>
+    <w:p>
+      <w:pPr>
+        <w:pStyle w:val="4"/>
+        <w:numPr>
+          <w:ilvl w:val="0"/>
+          <w:numId w:val="34"/>
+        </w:numPr>
+        <w:rPr>
+          <w:rFonts w:hint="eastAsia"/>
+        </w:rPr>
+      </w:pPr>
+      <w:r>
+        <w:t>Anti-symmetric relations</w:t>
+      </w:r>
+      <w:r>
+        <w:rPr>
+          <w:rFonts w:hint="eastAsia"/>
+        </w:rPr>
+        <w:t>（反对称性关系）</w:t>
+      </w:r>
+    </w:p>
+    <w:p>
+      <w:pPr>
+        <w:jc w:val="center"/>
+        <w:rPr>
+          <w:rFonts w:hint="eastAsia"/>
+        </w:rPr>
+      </w:pPr>
+      <w:r>
+        <w:rPr>
+          <w:rFonts w:hint="eastAsia"/>
+          <w:noProof/>
+        </w:rPr>
+        <w:drawing>
+          <wp:inline distT="0" distB="0" distL="0" distR="0" wp14:anchorId="0870CFC5" wp14:editId="18E1580D">
+            <wp:extent cx="4838820" cy="2777927"/>
+            <wp:effectExtent l="0" t="0" r="0" b="0"/>
+            <wp:docPr id="1775194837" name="图片 10"/>
+            <wp:cNvGraphicFramePr>
+              <a:graphicFrameLocks xmlns:a="http://schemas.openxmlformats.org/drawingml/2006/main" noChangeAspect="1"/>
+            </wp:cNvGraphicFramePr>
+            <a:graphic xmlns:a="http://schemas.openxmlformats.org/drawingml/2006/main">
+              <a:graphicData uri="http://schemas.openxmlformats.org/drawingml/2006/picture">
+                <pic:pic xmlns:pic="http://schemas.openxmlformats.org/drawingml/2006/picture">
+                  <pic:nvPicPr>
+                    <pic:cNvPr id="0" name="Picture 22"/>
+                    <pic:cNvPicPr>
+                      <a:picLocks noChangeAspect="1" noChangeArrowheads="1"/>
+                    </pic:cNvPicPr>
+                  </pic:nvPicPr>
+                  <pic:blipFill>
+                    <a:blip r:embed="rId66">
+                      <a:extLst>
+                        <a:ext uri="{28A0092B-C50C-407E-A947-70E740481C1C}">
+                          <a14:useLocalDpi xmlns:a14="http://schemas.microsoft.com/office/drawing/2010/main" val="0"/>
+                        </a:ext>
+                      </a:extLst>
+                    </a:blip>
+                    <a:srcRect/>
+                    <a:stretch>
+                      <a:fillRect/>
+                    </a:stretch>
+                  </pic:blipFill>
+                  <pic:spPr bwMode="auto">
+                    <a:xfrm>
+                      <a:off x="0" y="0"/>
+                      <a:ext cx="4851236" cy="2785055"/>
+                    </a:xfrm>
+                    <a:prstGeom prst="rect">
+                      <a:avLst/>
+                    </a:prstGeom>
+                    <a:noFill/>
+                    <a:ln>
+                      <a:noFill/>
+                    </a:ln>
+                  </pic:spPr>
+                </pic:pic>
+              </a:graphicData>
+            </a:graphic>
+          </wp:inline>
+        </w:drawing>
+      </w:r>
+    </w:p>
+    <w:p>
+      <w:pPr>
+        <w:jc w:val="center"/>
+        <w:rPr>
+          <w:rFonts w:ascii="宋体" w:eastAsia="宋体" w:hAnsi="宋体" w:hint="eastAsia"/>
+          <w:color w:val="074F6A" w:themeColor="accent4" w:themeShade="80"/>
+          <w:sz w:val="24"/>
+          <w:szCs w:val="24"/>
+        </w:rPr>
+      </w:pPr>
+      <w:r>
+        <w:rPr>
+          <w:rFonts w:ascii="Cambria Math" w:eastAsia="宋体" w:hAnsi="Cambria Math" w:cs="Cambria Math"/>
+          <w:color w:val="074F6A" w:themeColor="accent4" w:themeShade="80"/>
+          <w:sz w:val="24"/>
+          <w:szCs w:val="24"/>
+        </w:rPr>
+        <w:t>∀</w:t>
+      </w:r>
+      <w:r>
+        <w:rPr>
+          <w:rFonts w:ascii="宋体" w:eastAsia="宋体" w:hAnsi="宋体" w:hint="eastAsia"/>
+          <w:color w:val="074F6A" w:themeColor="accent4" w:themeShade="80"/>
+          <w:sz w:val="24"/>
+          <w:szCs w:val="24"/>
+        </w:rPr>
+        <w:t xml:space="preserve"> a</w:t>
+      </w:r>
+      <w:r>
+        <w:rPr>
+          <w:rFonts w:ascii="宋体" w:eastAsia="宋体" w:hAnsi="宋体" w:hint="eastAsia"/>
+          <w:color w:val="074F6A" w:themeColor="accent4" w:themeShade="80"/>
+          <w:sz w:val="24"/>
+          <w:szCs w:val="24"/>
+        </w:rPr>
+        <w:t xml:space="preserve"> </w:t>
+      </w:r>
+      <w:r>
+        <w:rPr>
+          <w:rFonts w:ascii="Cambria Math" w:eastAsia="宋体" w:hAnsi="Cambria Math" w:cs="Cambria Math"/>
+          <w:color w:val="074F6A" w:themeColor="accent4" w:themeShade="80"/>
+          <w:sz w:val="24"/>
+          <w:szCs w:val="24"/>
+        </w:rPr>
+        <w:t>∀</w:t>
+      </w:r>
+      <w:r>
+        <w:rPr>
+          <w:rFonts w:ascii="宋体" w:eastAsia="宋体" w:hAnsi="宋体" w:hint="eastAsia"/>
+          <w:color w:val="074F6A" w:themeColor="accent4" w:themeShade="80"/>
+          <w:sz w:val="24"/>
+          <w:szCs w:val="24"/>
+        </w:rPr>
+        <w:t xml:space="preserve"> </w:t>
+      </w:r>
+      <w:r>
+        <w:rPr>
+          <w:rFonts w:ascii="宋体" w:eastAsia="宋体" w:hAnsi="宋体" w:hint="eastAsia"/>
+          <w:color w:val="074F6A" w:themeColor="accent4" w:themeShade="80"/>
+          <w:sz w:val="24"/>
+          <w:szCs w:val="24"/>
+        </w:rPr>
+        <w:t>b</w:t>
+      </w:r>
+      <w:r>
+        <w:rPr>
+          <w:rFonts w:ascii="宋体" w:eastAsia="宋体" w:hAnsi="宋体" w:hint="eastAsia"/>
+          <w:color w:val="074F6A" w:themeColor="accent4" w:themeShade="80"/>
+          <w:sz w:val="24"/>
+          <w:szCs w:val="24"/>
+        </w:rPr>
+        <w:t xml:space="preserve"> ∈ A， （a，</w:t>
+      </w:r>
+      <w:r>
+        <w:rPr>
+          <w:rFonts w:ascii="宋体" w:eastAsia="宋体" w:hAnsi="宋体" w:hint="eastAsia"/>
+          <w:color w:val="074F6A" w:themeColor="accent4" w:themeShade="80"/>
+          <w:sz w:val="24"/>
+          <w:szCs w:val="24"/>
+        </w:rPr>
+        <w:t>b</w:t>
+      </w:r>
+      <w:r>
+        <w:rPr>
+          <w:rFonts w:ascii="宋体" w:eastAsia="宋体" w:hAnsi="宋体" w:hint="eastAsia"/>
+          <w:color w:val="074F6A" w:themeColor="accent4" w:themeShade="80"/>
+          <w:sz w:val="24"/>
+          <w:szCs w:val="24"/>
+        </w:rPr>
+        <w:t xml:space="preserve">） ∈ </w:t>
+      </w:r>
+      <w:r>
+        <w:rPr>
+          <w:rFonts w:ascii="宋体" w:eastAsia="宋体" w:hAnsi="宋体" w:hint="eastAsia"/>
+          <w:color w:val="074F6A" w:themeColor="accent4" w:themeShade="80"/>
+          <w:sz w:val="24"/>
+          <w:szCs w:val="24"/>
+        </w:rPr>
+        <w:t xml:space="preserve">R and </w:t>
+      </w:r>
+      <w:r>
+        <w:rPr>
+          <w:rFonts w:ascii="宋体" w:eastAsia="宋体" w:hAnsi="宋体" w:hint="eastAsia"/>
+          <w:color w:val="074F6A" w:themeColor="accent4" w:themeShade="80"/>
+          <w:sz w:val="24"/>
+          <w:szCs w:val="24"/>
+        </w:rPr>
+        <w:t>（</w:t>
+      </w:r>
+      <w:r>
+        <w:rPr>
+          <w:rFonts w:ascii="宋体" w:eastAsia="宋体" w:hAnsi="宋体" w:hint="eastAsia"/>
+          <w:color w:val="074F6A" w:themeColor="accent4" w:themeShade="80"/>
+          <w:sz w:val="24"/>
+          <w:szCs w:val="24"/>
+        </w:rPr>
+        <w:t>b</w:t>
+      </w:r>
+      <w:r>
+        <w:rPr>
+          <w:rFonts w:ascii="宋体" w:eastAsia="宋体" w:hAnsi="宋体" w:hint="eastAsia"/>
+          <w:color w:val="074F6A" w:themeColor="accent4" w:themeShade="80"/>
+          <w:sz w:val="24"/>
+          <w:szCs w:val="24"/>
+        </w:rPr>
+        <w:t>，</w:t>
+      </w:r>
+      <w:r>
+        <w:rPr>
+          <w:rFonts w:ascii="宋体" w:eastAsia="宋体" w:hAnsi="宋体" w:hint="eastAsia"/>
+          <w:color w:val="074F6A" w:themeColor="accent4" w:themeShade="80"/>
+          <w:sz w:val="24"/>
+          <w:szCs w:val="24"/>
+        </w:rPr>
+        <w:t>a</w:t>
+      </w:r>
+      <w:r>
+        <w:rPr>
+          <w:rFonts w:ascii="宋体" w:eastAsia="宋体" w:hAnsi="宋体" w:hint="eastAsia"/>
+          <w:color w:val="074F6A" w:themeColor="accent4" w:themeShade="80"/>
+          <w:sz w:val="24"/>
+          <w:szCs w:val="24"/>
+        </w:rPr>
+        <w:t xml:space="preserve">） ∈ </w:t>
+      </w:r>
+      <w:r>
+        <w:rPr>
+          <w:rFonts w:ascii="宋体" w:eastAsia="宋体" w:hAnsi="宋体" w:hint="eastAsia"/>
+          <w:color w:val="074F6A" w:themeColor="accent4" w:themeShade="80"/>
+          <w:sz w:val="24"/>
+          <w:szCs w:val="24"/>
+        </w:rPr>
+        <w:t>R  =&gt; a = b</w:t>
+      </w:r>
+    </w:p>
+    <w:p>
+      <w:pPr>
+        <w:rPr>
+          <w:rFonts w:hint="eastAsia"/>
+        </w:rPr>
+      </w:pPr>
+    </w:p>
+    <w:tbl>
+      <w:tblPr>
+        <w:tblStyle w:val="af2"/>
+        <w:tblW w:w="0" w:type="auto"/>
+        <w:tblLook w:val="04A0" w:firstRow="1" w:lastRow="0" w:firstColumn="1" w:lastColumn="0" w:noHBand="0" w:noVBand="1"/>
+      </w:tblPr>
+      <w:tblGrid>
+        <w:gridCol w:w="1129"/>
+        <w:gridCol w:w="5529"/>
+        <w:gridCol w:w="3798"/>
+      </w:tblGrid>
+      <w:tr>
+        <w:tc>
+          <w:tcPr>
+            <w:tcW w:w="1129" w:type="dxa"/>
+          </w:tcPr>
+          <w:p>
+            <w:pPr>
+              <w:rPr>
+                <w:rFonts w:hint="eastAsia"/>
+              </w:rPr>
+            </w:pPr>
+            <w:r>
+              <w:rPr>
+                <w:rFonts w:hint="eastAsia"/>
+              </w:rPr>
+              <w:t>(i)</w:t>
+            </w:r>
+          </w:p>
+        </w:tc>
+        <w:tc>
+          <w:tcPr>
+            <w:tcW w:w="5529" w:type="dxa"/>
+          </w:tcPr>
+          <w:p>
+            <w:pPr>
+              <w:jc w:val="left"/>
+              <w:rPr>
+                <w:rFonts w:ascii="宋体" w:eastAsia="宋体" w:hAnsi="宋体" w:hint="eastAsia"/>
+                <w:sz w:val="24"/>
+                <w:szCs w:val="24"/>
+              </w:rPr>
+            </w:pPr>
+            <w:r>
+              <w:rPr>
+                <w:rFonts w:hint="eastAsia"/>
+              </w:rPr>
+              <w:t>不存在（a，b） ∈ R and （b，a） ∈ R的情况</w:t>
+            </w:r>
+          </w:p>
+        </w:tc>
+        <w:tc>
+          <w:tcPr>
+            <w:tcW w:w="3798" w:type="dxa"/>
+          </w:tcPr>
+          <w:p>
+            <w:pPr>
+              <w:rPr>
+                <w:rFonts w:hint="eastAsia"/>
+              </w:rPr>
+            </w:pPr>
+            <w:r>
+              <w:rPr>
+                <w:rFonts w:hint="eastAsia"/>
+              </w:rPr>
+              <w:t>除去loop，剩下的没有双向箭头</w:t>
+            </w:r>
+          </w:p>
+        </w:tc>
+      </w:tr>
+    </w:tbl>
+    <w:p>
+      <w:pPr>
+        <w:rPr>
+          <w:rFonts w:hint="eastAsia"/>
+        </w:rPr>
+      </w:pPr>
+    </w:p>
+    <w:p>
+      <w:pPr>
+        <w:pStyle w:val="4"/>
+        <w:numPr>
+          <w:ilvl w:val="0"/>
+          <w:numId w:val="34"/>
+        </w:numPr>
+        <w:rPr>
+          <w:rFonts w:hint="eastAsia"/>
+        </w:rPr>
+      </w:pPr>
+      <w:r>
+        <w:t>Transitive relations</w:t>
+      </w:r>
+      <w:r>
+        <w:rPr>
+          <w:rFonts w:hint="eastAsia"/>
+        </w:rPr>
+        <w:t>（传递关系）</w:t>
+      </w:r>
+    </w:p>
+    <w:p>
+      <w:pPr>
+        <w:jc w:val="center"/>
+        <w:rPr>
+          <w:rFonts w:hint="eastAsia"/>
+        </w:rPr>
+      </w:pPr>
+      <w:r>
+        <w:rPr>
+          <w:rFonts w:hint="eastAsia"/>
+          <w:noProof/>
+        </w:rPr>
+        <w:drawing>
+          <wp:inline distT="0" distB="0" distL="0" distR="0" wp14:anchorId="1618CC80" wp14:editId="359D6D6F">
+            <wp:extent cx="4770782" cy="3953000"/>
+            <wp:effectExtent l="0" t="0" r="0" b="0"/>
+            <wp:docPr id="1418589747" name="图片 12"/>
+            <wp:cNvGraphicFramePr>
+              <a:graphicFrameLocks xmlns:a="http://schemas.openxmlformats.org/drawingml/2006/main" noChangeAspect="1"/>
+            </wp:cNvGraphicFramePr>
+            <a:graphic xmlns:a="http://schemas.openxmlformats.org/drawingml/2006/main">
+              <a:graphicData uri="http://schemas.openxmlformats.org/drawingml/2006/picture">
+                <pic:pic xmlns:pic="http://schemas.openxmlformats.org/drawingml/2006/picture">
+                  <pic:nvPicPr>
+                    <pic:cNvPr id="0" name="Picture 24"/>
+                    <pic:cNvPicPr>
+                      <a:picLocks noChangeAspect="1" noChangeArrowheads="1"/>
+                    </pic:cNvPicPr>
+                  </pic:nvPicPr>
+                  <pic:blipFill>
+                    <a:blip r:embed="rId67">
+                      <a:extLst>
+                        <a:ext uri="{28A0092B-C50C-407E-A947-70E740481C1C}">
+                          <a14:useLocalDpi xmlns:a14="http://schemas.microsoft.com/office/drawing/2010/main" val="0"/>
+                        </a:ext>
+                      </a:extLst>
+                    </a:blip>
+                    <a:srcRect/>
+                    <a:stretch>
+                      <a:fillRect/>
+                    </a:stretch>
+                  </pic:blipFill>
+                  <pic:spPr bwMode="auto">
+                    <a:xfrm>
+                      <a:off x="0" y="0"/>
+                      <a:ext cx="4787204" cy="3966607"/>
+                    </a:xfrm>
+                    <a:prstGeom prst="rect">
+                      <a:avLst/>
+                    </a:prstGeom>
+                    <a:noFill/>
+                    <a:ln>
+                      <a:noFill/>
+                    </a:ln>
+                  </pic:spPr>
+                </pic:pic>
+              </a:graphicData>
+            </a:graphic>
+          </wp:inline>
+        </w:drawing>
+      </w:r>
+    </w:p>
+    <w:p>
+      <w:pPr>
+        <w:jc w:val="center"/>
+        <w:rPr>
+          <w:rFonts w:ascii="宋体" w:eastAsia="宋体" w:hAnsi="宋体" w:hint="eastAsia"/>
+          <w:color w:val="074F6A" w:themeColor="accent4" w:themeShade="80"/>
+          <w:sz w:val="24"/>
+          <w:szCs w:val="24"/>
+        </w:rPr>
+      </w:pPr>
+      <w:r>
+        <w:rPr>
+          <w:rFonts w:ascii="Cambria Math" w:eastAsia="宋体" w:hAnsi="Cambria Math" w:cs="Cambria Math"/>
+          <w:color w:val="074F6A" w:themeColor="accent4" w:themeShade="80"/>
+          <w:sz w:val="24"/>
+          <w:szCs w:val="24"/>
+        </w:rPr>
+        <w:t>∀</w:t>
+      </w:r>
+      <w:r>
+        <w:rPr>
+          <w:rFonts w:ascii="宋体" w:eastAsia="宋体" w:hAnsi="宋体" w:hint="eastAsia"/>
+          <w:color w:val="074F6A" w:themeColor="accent4" w:themeShade="80"/>
+          <w:sz w:val="24"/>
+          <w:szCs w:val="24"/>
+        </w:rPr>
+        <w:t xml:space="preserve"> a</w:t>
+      </w:r>
+      <w:r>
+        <w:rPr>
+          <w:rFonts w:ascii="宋体" w:eastAsia="宋体" w:hAnsi="宋体" w:hint="eastAsia"/>
+          <w:color w:val="074F6A" w:themeColor="accent4" w:themeShade="80"/>
+          <w:sz w:val="24"/>
+          <w:szCs w:val="24"/>
+        </w:rPr>
+        <w:t xml:space="preserve"> </w:t>
+      </w:r>
+      <w:r>
+        <w:rPr>
+          <w:rFonts w:ascii="Cambria Math" w:eastAsia="宋体" w:hAnsi="Cambria Math" w:cs="Cambria Math"/>
+          <w:color w:val="074F6A" w:themeColor="accent4" w:themeShade="80"/>
+          <w:sz w:val="24"/>
+          <w:szCs w:val="24"/>
+        </w:rPr>
+        <w:t>∀</w:t>
+      </w:r>
+      <w:r>
+        <w:rPr>
+          <w:rFonts w:ascii="宋体" w:eastAsia="宋体" w:hAnsi="宋体" w:hint="eastAsia"/>
+          <w:color w:val="074F6A" w:themeColor="accent4" w:themeShade="80"/>
+          <w:sz w:val="24"/>
+          <w:szCs w:val="24"/>
+        </w:rPr>
+        <w:t xml:space="preserve"> </w:t>
+      </w:r>
+      <w:r>
+        <w:rPr>
+          <w:rFonts w:ascii="宋体" w:eastAsia="宋体" w:hAnsi="宋体" w:hint="eastAsia"/>
+          <w:color w:val="074F6A" w:themeColor="accent4" w:themeShade="80"/>
+          <w:sz w:val="24"/>
+          <w:szCs w:val="24"/>
+        </w:rPr>
+        <w:t>b</w:t>
+      </w:r>
+      <w:r>
+        <w:rPr>
+          <w:rFonts w:ascii="宋体" w:eastAsia="宋体" w:hAnsi="宋体" w:hint="eastAsia"/>
+          <w:color w:val="074F6A" w:themeColor="accent4" w:themeShade="80"/>
+          <w:sz w:val="24"/>
+          <w:szCs w:val="24"/>
+        </w:rPr>
+        <w:t xml:space="preserve"> ∈ A， （a，</w:t>
+      </w:r>
+      <w:r>
+        <w:rPr>
+          <w:rFonts w:ascii="宋体" w:eastAsia="宋体" w:hAnsi="宋体" w:hint="eastAsia"/>
+          <w:color w:val="074F6A" w:themeColor="accent4" w:themeShade="80"/>
+          <w:sz w:val="24"/>
+          <w:szCs w:val="24"/>
+        </w:rPr>
+        <w:t>b</w:t>
+      </w:r>
+      <w:r>
+        <w:rPr>
+          <w:rFonts w:ascii="宋体" w:eastAsia="宋体" w:hAnsi="宋体" w:hint="eastAsia"/>
+          <w:color w:val="074F6A" w:themeColor="accent4" w:themeShade="80"/>
+          <w:sz w:val="24"/>
+          <w:szCs w:val="24"/>
+        </w:rPr>
+        <w:t xml:space="preserve">） ∈ </w:t>
+      </w:r>
+      <w:r>
+        <w:rPr>
+          <w:rFonts w:ascii="宋体" w:eastAsia="宋体" w:hAnsi="宋体" w:hint="eastAsia"/>
+          <w:color w:val="074F6A" w:themeColor="accent4" w:themeShade="80"/>
+          <w:sz w:val="24"/>
+          <w:szCs w:val="24"/>
+        </w:rPr>
+        <w:t xml:space="preserve">R and </w:t>
+      </w:r>
+      <w:r>
+        <w:rPr>
+          <w:rFonts w:ascii="宋体" w:eastAsia="宋体" w:hAnsi="宋体" w:hint="eastAsia"/>
+          <w:color w:val="074F6A" w:themeColor="accent4" w:themeShade="80"/>
+          <w:sz w:val="24"/>
+          <w:szCs w:val="24"/>
+        </w:rPr>
+        <w:t>（</w:t>
+      </w:r>
+      <w:r>
+        <w:rPr>
+          <w:rFonts w:ascii="宋体" w:eastAsia="宋体" w:hAnsi="宋体" w:hint="eastAsia"/>
+          <w:color w:val="074F6A" w:themeColor="accent4" w:themeShade="80"/>
+          <w:sz w:val="24"/>
+          <w:szCs w:val="24"/>
+        </w:rPr>
+        <w:t>b</w:t>
+      </w:r>
+      <w:r>
+        <w:rPr>
+          <w:rFonts w:ascii="宋体" w:eastAsia="宋体" w:hAnsi="宋体" w:hint="eastAsia"/>
+          <w:color w:val="074F6A" w:themeColor="accent4" w:themeShade="80"/>
+          <w:sz w:val="24"/>
+          <w:szCs w:val="24"/>
+        </w:rPr>
+        <w:t>，</w:t>
+      </w:r>
+      <w:r>
+        <w:rPr>
+          <w:rFonts w:ascii="宋体" w:eastAsia="宋体" w:hAnsi="宋体" w:hint="eastAsia"/>
+          <w:color w:val="074F6A" w:themeColor="accent4" w:themeShade="80"/>
+          <w:sz w:val="24"/>
+          <w:szCs w:val="24"/>
+        </w:rPr>
+        <w:t>c</w:t>
+      </w:r>
+      <w:r>
+        <w:rPr>
+          <w:rFonts w:ascii="宋体" w:eastAsia="宋体" w:hAnsi="宋体" w:hint="eastAsia"/>
+          <w:color w:val="074F6A" w:themeColor="accent4" w:themeShade="80"/>
+          <w:sz w:val="24"/>
+          <w:szCs w:val="24"/>
+        </w:rPr>
+        <w:t xml:space="preserve">） ∈ </w:t>
+      </w:r>
+      <w:r>
+        <w:rPr>
+          <w:rFonts w:ascii="宋体" w:eastAsia="宋体" w:hAnsi="宋体" w:hint="eastAsia"/>
+          <w:color w:val="074F6A" w:themeColor="accent4" w:themeShade="80"/>
+          <w:sz w:val="24"/>
+          <w:szCs w:val="24"/>
+        </w:rPr>
+        <w:t xml:space="preserve">R  =&gt; </w:t>
+      </w:r>
+      <w:r>
+        <w:rPr>
+          <w:rFonts w:ascii="宋体" w:eastAsia="宋体" w:hAnsi="宋体" w:hint="eastAsia"/>
+          <w:color w:val="074F6A" w:themeColor="accent4" w:themeShade="80"/>
+          <w:sz w:val="24"/>
+          <w:szCs w:val="24"/>
+        </w:rPr>
+        <w:t>（</w:t>
+      </w:r>
+      <w:r>
+        <w:rPr>
+          <w:rFonts w:ascii="宋体" w:eastAsia="宋体" w:hAnsi="宋体" w:hint="eastAsia"/>
+          <w:color w:val="074F6A" w:themeColor="accent4" w:themeShade="80"/>
+          <w:sz w:val="24"/>
+          <w:szCs w:val="24"/>
+        </w:rPr>
+        <w:t>a</w:t>
+      </w:r>
+      <w:r>
+        <w:rPr>
+          <w:rFonts w:ascii="宋体" w:eastAsia="宋体" w:hAnsi="宋体" w:hint="eastAsia"/>
+          <w:color w:val="074F6A" w:themeColor="accent4" w:themeShade="80"/>
+          <w:sz w:val="24"/>
+          <w:szCs w:val="24"/>
+        </w:rPr>
+        <w:t>，</w:t>
+      </w:r>
+      <w:r>
+        <w:rPr>
+          <w:rFonts w:ascii="宋体" w:eastAsia="宋体" w:hAnsi="宋体" w:hint="eastAsia"/>
+          <w:color w:val="074F6A" w:themeColor="accent4" w:themeShade="80"/>
+          <w:sz w:val="24"/>
+          <w:szCs w:val="24"/>
+        </w:rPr>
+        <w:t>c</w:t>
+      </w:r>
+      <w:r>
+        <w:rPr>
+          <w:rFonts w:ascii="宋体" w:eastAsia="宋体" w:hAnsi="宋体" w:hint="eastAsia"/>
+          <w:color w:val="074F6A" w:themeColor="accent4" w:themeShade="80"/>
+          <w:sz w:val="24"/>
+          <w:szCs w:val="24"/>
+        </w:rPr>
+        <w:t xml:space="preserve">） ∈ </w:t>
+      </w:r>
+      <w:r>
+        <w:rPr>
+          <w:rFonts w:ascii="宋体" w:eastAsia="宋体" w:hAnsi="宋体" w:hint="eastAsia"/>
+          <w:color w:val="074F6A" w:themeColor="accent4" w:themeShade="80"/>
+          <w:sz w:val="24"/>
+          <w:szCs w:val="24"/>
+        </w:rPr>
+        <w:t>R</w:t>
+      </w:r>
+    </w:p>
+    <w:p>
+      <w:pPr>
+        <w:pStyle w:val="4"/>
+        <w:numPr>
+          <w:ilvl w:val="0"/>
+          <w:numId w:val="34"/>
+        </w:numPr>
+        <w:rPr>
+          <w:rFonts w:hint="eastAsia"/>
+        </w:rPr>
+      </w:pPr>
+      <w:r>
+        <w:rPr>
+          <w:rFonts w:hint="eastAsia"/>
+        </w:rPr>
+        <w:lastRenderedPageBreak/>
+        <w:t>四种关系对比</w:t>
+      </w:r>
+    </w:p>
+    <w:tbl>
+      <w:tblPr>
+        <w:tblStyle w:val="af2"/>
+        <w:tblW w:w="0" w:type="auto"/>
+        <w:tblLook w:val="04A0" w:firstRow="1" w:lastRow="0" w:firstColumn="1" w:lastColumn="0" w:noHBand="0" w:noVBand="1"/>
+      </w:tblPr>
+      <w:tblGrid>
+        <w:gridCol w:w="1838"/>
+        <w:gridCol w:w="4820"/>
+        <w:gridCol w:w="3798"/>
+      </w:tblGrid>
+      <w:tr>
+        <w:tc>
+          <w:tcPr>
+            <w:tcW w:w="1838" w:type="dxa"/>
+          </w:tcPr>
+          <w:p>
+            <w:pPr>
+              <w:jc w:val="center"/>
+              <w:rPr>
+                <w:rFonts w:hint="eastAsia"/>
+                <w:b/>
+                <w:bCs/>
+              </w:rPr>
+            </w:pPr>
+            <w:r>
+              <w:rPr>
+                <w:rFonts w:hint="eastAsia"/>
+                <w:b/>
+                <w:bCs/>
+              </w:rPr>
+              <w:t>Property</w:t>
+            </w:r>
+          </w:p>
+        </w:tc>
+        <w:tc>
+          <w:tcPr>
+            <w:tcW w:w="4820" w:type="dxa"/>
+          </w:tcPr>
+          <w:p>
+            <w:pPr>
+              <w:jc w:val="center"/>
+              <w:rPr>
+                <w:rFonts w:hint="eastAsia"/>
+                <w:b/>
+                <w:bCs/>
+              </w:rPr>
+            </w:pPr>
+            <w:r>
+              <w:rPr>
+                <w:rFonts w:hint="eastAsia"/>
+                <w:b/>
+                <w:bCs/>
+              </w:rPr>
+              <w:t>Definition</w:t>
+            </w:r>
+          </w:p>
+        </w:tc>
+        <w:tc>
+          <w:tcPr>
+            <w:tcW w:w="3798" w:type="dxa"/>
+          </w:tcPr>
+          <w:p>
+            <w:pPr>
+              <w:jc w:val="center"/>
+              <w:rPr>
+                <w:rFonts w:hint="eastAsia"/>
+                <w:b/>
+                <w:bCs/>
+              </w:rPr>
+            </w:pPr>
+            <w:r>
+              <w:rPr>
+                <w:rFonts w:hint="eastAsia"/>
+                <w:b/>
+                <w:bCs/>
+              </w:rPr>
+              <w:t>Arrows</w:t>
+            </w:r>
+          </w:p>
+        </w:tc>
+      </w:tr>
+      <w:tr>
+        <w:tc>
+          <w:tcPr>
+            <w:tcW w:w="1838" w:type="dxa"/>
+          </w:tcPr>
+          <w:p>
+            <w:pPr>
+              <w:rPr>
+                <w:rFonts w:hint="eastAsia"/>
+                <w:b/>
+                <w:bCs/>
+              </w:rPr>
+            </w:pPr>
+            <w:r>
+              <w:rPr>
+                <w:rFonts w:hint="eastAsia"/>
+                <w:b/>
+                <w:bCs/>
+              </w:rPr>
+              <w:t>Reflexive</w:t>
+            </w:r>
+          </w:p>
+        </w:tc>
+        <w:tc>
+          <w:tcPr>
+            <w:tcW w:w="4820" w:type="dxa"/>
+          </w:tcPr>
+          <w:p>
+            <w:pPr>
+              <w:jc w:val="left"/>
+              <w:rPr>
+                <w:rFonts w:ascii="宋体" w:eastAsia="宋体" w:hAnsi="宋体" w:hint="eastAsia"/>
+                <w:sz w:val="24"/>
+                <w:szCs w:val="24"/>
+              </w:rPr>
+            </w:pPr>
+            <w:r>
+              <w:rPr>
+                <w:rFonts w:ascii="Cambria Math" w:eastAsia="宋体" w:hAnsi="Cambria Math" w:cs="Cambria Math"/>
+                <w:sz w:val="24"/>
+                <w:szCs w:val="24"/>
+              </w:rPr>
+              <w:t>∀</w:t>
+            </w:r>
+            <w:r>
+              <w:rPr>
+                <w:rFonts w:ascii="宋体" w:eastAsia="宋体" w:hAnsi="宋体" w:hint="eastAsia"/>
+                <w:sz w:val="24"/>
+                <w:szCs w:val="24"/>
+              </w:rPr>
+              <w:t xml:space="preserve"> a ∈ A      (a，a) ∈ R</w:t>
+            </w:r>
+          </w:p>
+        </w:tc>
+        <w:tc>
+          <w:tcPr>
+            <w:tcW w:w="3798" w:type="dxa"/>
+          </w:tcPr>
+          <w:p>
+            <w:pPr>
+              <w:rPr>
+                <w:rFonts w:hint="eastAsia"/>
+              </w:rPr>
+            </w:pPr>
+            <w:r>
+              <w:rPr>
+                <w:rFonts w:hint="eastAsia"/>
+              </w:rPr>
+              <w:t>所有点都有环(Loop)           All loop</w:t>
+            </w:r>
+          </w:p>
+          <w:p>
+            <w:pPr>
+              <w:rPr>
+                <w:rFonts w:hint="eastAsia"/>
+                <w:b/>
+                <w:bCs/>
+              </w:rPr>
+            </w:pPr>
+            <w:r>
+              <w:rPr>
+                <w:rFonts w:hint="eastAsia"/>
+                <w:b/>
+                <w:bCs/>
+                <w:color w:val="EE0000"/>
+              </w:rPr>
+              <w:t xml:space="preserve">Every </w:t>
+            </w:r>
+            <w:r>
+              <w:rPr>
+                <w:rFonts w:hint="eastAsia"/>
+                <w:b/>
+                <w:bCs/>
+                <w:color w:val="EE0000"/>
+              </w:rPr>
+              <w:t>element</w:t>
+            </w:r>
+            <w:r>
+              <w:rPr>
+                <w:rFonts w:hint="eastAsia"/>
+                <w:b/>
+                <w:bCs/>
+                <w:color w:val="EE0000"/>
+              </w:rPr>
+              <w:t xml:space="preserve"> has a loop</w:t>
+            </w:r>
+          </w:p>
+        </w:tc>
+      </w:tr>
+      <w:tr>
+        <w:tc>
+          <w:tcPr>
+            <w:tcW w:w="1838" w:type="dxa"/>
+          </w:tcPr>
+          <w:p>
+            <w:pPr>
+              <w:rPr>
+                <w:rFonts w:hint="eastAsia"/>
+                <w:b/>
+                <w:bCs/>
+              </w:rPr>
+            </w:pPr>
+            <w:r>
+              <w:rPr>
+                <w:rFonts w:hint="eastAsia"/>
+                <w:b/>
+                <w:bCs/>
+              </w:rPr>
+              <w:t>Symmetric</w:t>
+            </w:r>
+          </w:p>
+        </w:tc>
+        <w:tc>
+          <w:tcPr>
+            <w:tcW w:w="4820" w:type="dxa"/>
+          </w:tcPr>
+          <w:p>
+            <w:pPr>
+              <w:jc w:val="left"/>
+              <w:rPr>
+                <w:rFonts w:ascii="宋体" w:eastAsia="宋体" w:hAnsi="宋体" w:hint="eastAsia"/>
+                <w:sz w:val="24"/>
+                <w:szCs w:val="24"/>
+              </w:rPr>
+            </w:pPr>
+            <w:r>
+              <w:rPr>
+                <w:rFonts w:ascii="Cambria Math" w:eastAsia="宋体" w:hAnsi="Cambria Math" w:cs="Cambria Math"/>
+                <w:sz w:val="24"/>
+                <w:szCs w:val="24"/>
+              </w:rPr>
+              <w:t>∀</w:t>
+            </w:r>
+            <w:r>
+              <w:rPr>
+                <w:rFonts w:ascii="宋体" w:eastAsia="宋体" w:hAnsi="宋体" w:hint="eastAsia"/>
+                <w:sz w:val="24"/>
+                <w:szCs w:val="24"/>
+              </w:rPr>
+              <w:t xml:space="preserve"> a </w:t>
+            </w:r>
+            <w:r>
+              <w:rPr>
+                <w:rFonts w:ascii="Cambria Math" w:eastAsia="宋体" w:hAnsi="Cambria Math" w:cs="Cambria Math"/>
+                <w:sz w:val="24"/>
+                <w:szCs w:val="24"/>
+              </w:rPr>
+              <w:t>∀</w:t>
+            </w:r>
+            <w:r>
+              <w:rPr>
+                <w:rFonts w:ascii="宋体" w:eastAsia="宋体" w:hAnsi="宋体" w:hint="eastAsia"/>
+                <w:sz w:val="24"/>
+                <w:szCs w:val="24"/>
+              </w:rPr>
+              <w:t xml:space="preserve"> b ∈ A</w:t>
+            </w:r>
+          </w:p>
+          <w:p>
+            <w:pPr>
+              <w:jc w:val="left"/>
+              <w:rPr>
+                <w:rFonts w:ascii="宋体" w:eastAsia="宋体" w:hAnsi="宋体" w:hint="eastAsia"/>
+                <w:sz w:val="24"/>
+                <w:szCs w:val="24"/>
+              </w:rPr>
+            </w:pPr>
+          </w:p>
+          <w:p>
+            <w:pPr>
+              <w:jc w:val="left"/>
+              <w:rPr>
+                <w:rFonts w:ascii="宋体" w:eastAsia="宋体" w:hAnsi="宋体" w:hint="eastAsia"/>
+                <w:sz w:val="24"/>
+                <w:szCs w:val="24"/>
+              </w:rPr>
+            </w:pPr>
+            <w:r>
+              <w:rPr>
+                <w:rFonts w:ascii="宋体" w:eastAsia="宋体" w:hAnsi="宋体" w:hint="eastAsia"/>
+                <w:sz w:val="24"/>
+                <w:szCs w:val="24"/>
+              </w:rPr>
+              <w:t>(a，b) ∈ R  =&gt; (b，a) ∈ R</w:t>
+            </w:r>
+          </w:p>
+        </w:tc>
+        <w:tc>
+          <w:tcPr>
+            <w:tcW w:w="3798" w:type="dxa"/>
+          </w:tcPr>
+          <w:p>
+            <w:pPr>
+              <w:rPr>
+                <w:rFonts w:hint="eastAsia"/>
+              </w:rPr>
+            </w:pPr>
+            <w:r>
+              <w:rPr>
+                <w:rFonts w:hint="eastAsia"/>
+              </w:rPr>
+              <w:t>所有边都是双向车道。       All 2</w:t>
+            </w:r>
+          </w:p>
+          <w:p>
+            <w:pPr>
+              <w:rPr>
+                <w:rFonts w:hint="eastAsia"/>
+                <w:b/>
+                <w:bCs/>
+              </w:rPr>
+            </w:pPr>
+            <w:r>
+              <w:rPr>
+                <w:rFonts w:hint="eastAsia"/>
+                <w:b/>
+                <w:bCs/>
+              </w:rPr>
+              <w:t>L</w:t>
+            </w:r>
+            <w:r>
+              <w:rPr>
+                <w:b/>
+                <w:bCs/>
+              </w:rPr>
+              <w:t>oop</w:t>
+            </w:r>
+            <w:r>
+              <w:rPr>
+                <w:rFonts w:hint="eastAsia"/>
+                <w:b/>
+                <w:bCs/>
+              </w:rPr>
+              <w:t>不参与</w:t>
+            </w:r>
+          </w:p>
+          <w:p>
+            <w:pPr>
+              <w:rPr>
+                <w:rFonts w:hint="eastAsia"/>
+                <w:b/>
+                <w:bCs/>
+              </w:rPr>
+            </w:pPr>
+            <w:r>
+              <w:rPr>
+                <w:rFonts w:hint="eastAsia"/>
+                <w:b/>
+                <w:bCs/>
+                <w:color w:val="EE0000"/>
+              </w:rPr>
+              <w:t>Every arrow is a two-way arrow</w:t>
+            </w:r>
+          </w:p>
+        </w:tc>
+      </w:tr>
+      <w:tr>
+        <w:tc>
+          <w:tcPr>
+            <w:tcW w:w="1838" w:type="dxa"/>
+          </w:tcPr>
+          <w:p>
+            <w:pPr>
+              <w:rPr>
+                <w:rFonts w:hint="eastAsia"/>
+                <w:b/>
+                <w:bCs/>
+              </w:rPr>
+            </w:pPr>
+            <w:bookmarkStart w:id="5" w:name="_Hlk243661768"/>
+            <w:r>
+              <w:rPr>
+                <w:rFonts w:hint="eastAsia"/>
+                <w:b/>
+                <w:bCs/>
+              </w:rPr>
+              <w:t>Anti-Symmetric</w:t>
+            </w:r>
+          </w:p>
+        </w:tc>
+        <w:tc>
+          <w:tcPr>
+            <w:tcW w:w="4820" w:type="dxa"/>
+          </w:tcPr>
+          <w:p>
+            <w:pPr>
+              <w:jc w:val="left"/>
+              <w:rPr>
+                <w:rFonts w:ascii="宋体" w:eastAsia="宋体" w:hAnsi="宋体" w:hint="eastAsia"/>
+                <w:sz w:val="24"/>
+                <w:szCs w:val="24"/>
+              </w:rPr>
+            </w:pPr>
+            <w:r>
+              <w:rPr>
+                <w:rFonts w:ascii="Cambria Math" w:eastAsia="宋体" w:hAnsi="Cambria Math" w:cs="Cambria Math"/>
+                <w:sz w:val="24"/>
+                <w:szCs w:val="24"/>
+              </w:rPr>
+              <w:t>∀</w:t>
+            </w:r>
+            <w:r>
+              <w:rPr>
+                <w:rFonts w:ascii="宋体" w:eastAsia="宋体" w:hAnsi="宋体" w:hint="eastAsia"/>
+                <w:sz w:val="24"/>
+                <w:szCs w:val="24"/>
+              </w:rPr>
+              <w:t xml:space="preserve"> a </w:t>
+            </w:r>
+            <w:r>
+              <w:rPr>
+                <w:rFonts w:ascii="Cambria Math" w:eastAsia="宋体" w:hAnsi="Cambria Math" w:cs="Cambria Math"/>
+                <w:sz w:val="24"/>
+                <w:szCs w:val="24"/>
+              </w:rPr>
+              <w:t>∀</w:t>
+            </w:r>
+            <w:r>
+              <w:rPr>
+                <w:rFonts w:ascii="宋体" w:eastAsia="宋体" w:hAnsi="宋体" w:hint="eastAsia"/>
+                <w:sz w:val="24"/>
+                <w:szCs w:val="24"/>
+              </w:rPr>
+              <w:t xml:space="preserve"> b ∈ A</w:t>
+            </w:r>
+          </w:p>
+          <w:p>
+            <w:pPr>
+              <w:jc w:val="left"/>
+              <w:rPr>
+                <w:rFonts w:ascii="宋体" w:eastAsia="宋体" w:hAnsi="宋体" w:hint="eastAsia"/>
+                <w:sz w:val="24"/>
+                <w:szCs w:val="24"/>
+              </w:rPr>
+            </w:pPr>
+          </w:p>
+          <w:p>
+            <w:pPr>
+              <w:jc w:val="left"/>
+              <w:rPr>
+                <w:rFonts w:ascii="宋体" w:eastAsia="宋体" w:hAnsi="宋体" w:hint="eastAsia"/>
+                <w:sz w:val="24"/>
+                <w:szCs w:val="24"/>
+              </w:rPr>
+            </w:pPr>
+            <w:r>
+              <w:rPr>
+                <w:rFonts w:ascii="宋体" w:eastAsia="宋体" w:hAnsi="宋体" w:hint="eastAsia"/>
+                <w:sz w:val="24"/>
+                <w:szCs w:val="24"/>
+              </w:rPr>
+              <w:t>(a，b) ∈ R and (b，a) ∈ R  =&gt; a = b</w:t>
+            </w:r>
+          </w:p>
+        </w:tc>
+        <w:tc>
+          <w:tcPr>
+            <w:tcW w:w="3798" w:type="dxa"/>
+          </w:tcPr>
+          <w:p>
+            <w:pPr>
+              <w:rPr>
+                <w:rFonts w:hint="eastAsia"/>
+              </w:rPr>
+            </w:pPr>
+            <w:r>
+              <w:rPr>
+                <w:rFonts w:hint="eastAsia"/>
+              </w:rPr>
+              <w:t>所有边都是单向车道           All 1</w:t>
+            </w:r>
+          </w:p>
+          <w:p>
+            <w:pPr>
+              <w:rPr>
+                <w:rFonts w:hint="eastAsia"/>
+                <w:b/>
+                <w:bCs/>
+              </w:rPr>
+            </w:pPr>
+            <w:r>
+              <w:rPr>
+                <w:rFonts w:hint="eastAsia"/>
+                <w:b/>
+                <w:bCs/>
+              </w:rPr>
+              <w:t>L</w:t>
+            </w:r>
+            <w:r>
+              <w:rPr>
+                <w:b/>
+                <w:bCs/>
+              </w:rPr>
+              <w:t>oop</w:t>
+            </w:r>
+            <w:r>
+              <w:rPr>
+                <w:rFonts w:hint="eastAsia"/>
+                <w:b/>
+                <w:bCs/>
+              </w:rPr>
+              <w:t>不参与</w:t>
+            </w:r>
+          </w:p>
+          <w:p>
+            <w:pPr>
+              <w:rPr>
+                <w:rFonts w:hint="eastAsia"/>
+              </w:rPr>
+            </w:pPr>
+            <w:r>
+              <w:rPr>
+                <w:rFonts w:hint="eastAsia"/>
+                <w:b/>
+                <w:bCs/>
+                <w:color w:val="EE0000"/>
+              </w:rPr>
+              <w:t>Every arrow is</w:t>
+            </w:r>
+            <w:r>
+              <w:rPr>
+                <w:rFonts w:hint="eastAsia"/>
+                <w:b/>
+                <w:bCs/>
+                <w:color w:val="EE0000"/>
+              </w:rPr>
+              <w:t>not</w:t>
+            </w:r>
+            <w:r>
+              <w:rPr>
+                <w:rFonts w:hint="eastAsia"/>
+                <w:b/>
+                <w:bCs/>
+                <w:color w:val="EE0000"/>
+              </w:rPr>
+              <w:t xml:space="preserve"> a two-way arrow</w:t>
+            </w:r>
+          </w:p>
+        </w:tc>
+      </w:tr>
+      <w:bookmarkEnd w:id="5"/>
+      <w:tr>
+        <w:tc>
+          <w:tcPr>
+            <w:tcW w:w="1838" w:type="dxa"/>
+          </w:tcPr>
+          <w:p>
+            <w:pPr>
+              <w:rPr>
+                <w:rFonts w:hint="eastAsia"/>
+                <w:b/>
+                <w:bCs/>
+              </w:rPr>
+            </w:pPr>
+            <w:r>
+              <w:rPr>
+                <w:rFonts w:hint="eastAsia"/>
+                <w:b/>
+                <w:bCs/>
+              </w:rPr>
+              <w:t>Transitive</w:t>
+            </w:r>
+          </w:p>
+        </w:tc>
+        <w:tc>
+          <w:tcPr>
+            <w:tcW w:w="4820" w:type="dxa"/>
+          </w:tcPr>
+          <w:p>
+            <w:pPr>
+              <w:jc w:val="left"/>
+              <w:rPr>
+                <w:rFonts w:ascii="宋体" w:eastAsia="宋体" w:hAnsi="宋体" w:hint="eastAsia"/>
+                <w:sz w:val="24"/>
+                <w:szCs w:val="24"/>
+              </w:rPr>
+            </w:pPr>
+            <w:r>
+              <w:rPr>
+                <w:rFonts w:ascii="Cambria Math" w:eastAsia="宋体" w:hAnsi="Cambria Math" w:cs="Cambria Math"/>
+                <w:sz w:val="24"/>
+                <w:szCs w:val="24"/>
+              </w:rPr>
+              <w:t>∀</w:t>
+            </w:r>
+            <w:r>
+              <w:rPr>
+                <w:rFonts w:ascii="宋体" w:eastAsia="宋体" w:hAnsi="宋体" w:hint="eastAsia"/>
+                <w:sz w:val="24"/>
+                <w:szCs w:val="24"/>
+              </w:rPr>
+              <w:t xml:space="preserve"> a </w:t>
+            </w:r>
+            <w:r>
+              <w:rPr>
+                <w:rFonts w:ascii="Cambria Math" w:eastAsia="宋体" w:hAnsi="Cambria Math" w:cs="Cambria Math"/>
+                <w:sz w:val="24"/>
+                <w:szCs w:val="24"/>
+              </w:rPr>
+              <w:t>∀</w:t>
+            </w:r>
+            <w:r>
+              <w:rPr>
+                <w:rFonts w:ascii="宋体" w:eastAsia="宋体" w:hAnsi="宋体" w:hint="eastAsia"/>
+                <w:sz w:val="24"/>
+                <w:szCs w:val="24"/>
+              </w:rPr>
+              <w:t xml:space="preserve"> b ∈ A</w:t>
+            </w:r>
+          </w:p>
+          <w:p>
+            <w:pPr>
+              <w:jc w:val="left"/>
+              <w:rPr>
+                <w:rFonts w:ascii="宋体" w:eastAsia="宋体" w:hAnsi="宋体" w:hint="eastAsia"/>
+                <w:sz w:val="24"/>
+                <w:szCs w:val="24"/>
+              </w:rPr>
+            </w:pPr>
+            <w:r>
+              <w:rPr>
+                <w:rFonts w:ascii="宋体" w:eastAsia="宋体" w:hAnsi="宋体" w:hint="eastAsia"/>
+                <w:sz w:val="24"/>
+                <w:szCs w:val="24"/>
+              </w:rPr>
+              <w:t xml:space="preserve">(a，b) ∈ R and (b，c) ∈ R  </w:t>
+            </w:r>
+          </w:p>
+          <w:p>
+            <w:pPr>
+              <w:jc w:val="left"/>
+              <w:rPr>
+                <w:rFonts w:ascii="宋体" w:eastAsia="宋体" w:hAnsi="宋体" w:hint="eastAsia"/>
+                <w:sz w:val="24"/>
+                <w:szCs w:val="24"/>
+              </w:rPr>
+            </w:pPr>
+            <w:r>
+              <w:rPr>
+                <w:rFonts w:ascii="宋体" w:eastAsia="宋体" w:hAnsi="宋体" w:hint="eastAsia"/>
+                <w:sz w:val="24"/>
+                <w:szCs w:val="24"/>
+              </w:rPr>
+              <w:t>=&gt; (a，c) ∈ R</w:t>
+            </w:r>
+          </w:p>
+        </w:tc>
+        <w:tc>
+          <w:tcPr>
+            <w:tcW w:w="3798" w:type="dxa"/>
+          </w:tcPr>
+          <w:p>
+            <w:pPr>
+              <w:rPr>
+                <w:rFonts w:hint="eastAsia"/>
+              </w:rPr>
+            </w:pPr>
+            <w:r>
+              <w:rPr>
+                <w:rFonts w:hint="eastAsia"/>
+              </w:rPr>
+              <w:t>所有边满足                        All Jump</w:t>
+            </w:r>
+          </w:p>
+          <w:p>
+            <w:pPr>
+              <w:rPr>
+                <w:rFonts w:hint="eastAsia"/>
+              </w:rPr>
+            </w:pPr>
+            <w:r>
+              <w:rPr>
+                <w:rFonts w:hint="eastAsia"/>
+              </w:rPr>
+              <w:t>IF a-&gt;b,b-&gt;c  Then a-&gt;c</w:t>
+            </w:r>
+          </w:p>
+        </w:tc>
+      </w:tr>
+      <w:tr>
+        <w:tc>
+          <w:tcPr>
+            <w:tcW w:w="1838" w:type="dxa"/>
+          </w:tcPr>
+          <w:p>
+            <w:pPr>
+              <w:rPr>
+                <w:rFonts w:hint="eastAsia"/>
+                <w:b/>
+                <w:bCs/>
+                <w:color w:val="EE0000"/>
+              </w:rPr>
+            </w:pPr>
+            <w:r>
+              <w:rPr>
+                <w:rFonts w:hint="eastAsia"/>
+                <w:b/>
+                <w:bCs/>
+                <w:color w:val="EE0000"/>
+              </w:rPr>
+              <w:t>重要</w:t>
+            </w:r>
+          </w:p>
+        </w:tc>
+        <w:tc>
+          <w:tcPr>
+            <w:tcW w:w="8618" w:type="dxa"/>
+            <w:gridSpan w:val="2"/>
+          </w:tcPr>
+          <w:p>
+            <w:pPr>
+              <w:rPr>
+                <w:rFonts w:hint="eastAsia"/>
+                <w:b/>
+                <w:bCs/>
+                <w:color w:val="EE0000"/>
+              </w:rPr>
+            </w:pPr>
+            <w:r>
+              <w:rPr>
+                <w:rFonts w:ascii="Cambria Math" w:eastAsia="宋体" w:hAnsi="Cambria Math" w:cs="Cambria Math" w:hint="eastAsia"/>
+                <w:b/>
+                <w:bCs/>
+                <w:color w:val="EE0000"/>
+                <w:sz w:val="24"/>
+                <w:szCs w:val="24"/>
+              </w:rPr>
+              <w:t>如果要判断的边是空集</w:t>
+            </w:r>
+            <w:r>
+              <w:rPr>
+                <w:rFonts w:ascii="Cambria Math" w:eastAsia="宋体" w:hAnsi="Cambria Math" w:cs="Cambria Math" w:hint="eastAsia"/>
+                <w:b/>
+                <w:bCs/>
+                <w:color w:val="EE0000"/>
+                <w:sz w:val="24"/>
+                <w:szCs w:val="24"/>
+              </w:rPr>
+              <w:t>{}</w:t>
+            </w:r>
+            <w:r>
+              <w:rPr>
+                <w:rFonts w:ascii="Cambria Math" w:eastAsia="宋体" w:hAnsi="Cambria Math" w:cs="Cambria Math" w:hint="eastAsia"/>
+                <w:b/>
+                <w:bCs/>
+                <w:color w:val="EE0000"/>
+                <w:sz w:val="24"/>
+                <w:szCs w:val="24"/>
+              </w:rPr>
+              <w:t>，则自动满足</w:t>
+            </w:r>
+            <w:r>
+              <w:rPr>
+                <w:rFonts w:ascii="Cambria Math" w:eastAsia="宋体" w:hAnsi="Cambria Math" w:cs="Cambria Math" w:hint="eastAsia"/>
+                <w:b/>
+                <w:bCs/>
+                <w:color w:val="EE0000"/>
+                <w:sz w:val="24"/>
+                <w:szCs w:val="24"/>
+              </w:rPr>
+              <w:t>该</w:t>
+            </w:r>
+            <w:r>
+              <w:rPr>
+                <w:rFonts w:ascii="Cambria Math" w:eastAsia="宋体" w:hAnsi="Cambria Math" w:cs="Cambria Math" w:hint="eastAsia"/>
+                <w:b/>
+                <w:bCs/>
+                <w:color w:val="EE0000"/>
+                <w:sz w:val="24"/>
+                <w:szCs w:val="24"/>
+              </w:rPr>
+              <w:t>种关系</w:t>
+            </w:r>
+          </w:p>
+        </w:tc>
+      </w:tr>
+    </w:tbl>
+    <w:p/>
+    <w:p>
+      <w:pPr>
+        <w:pStyle w:val="3"/>
+        <w:numPr>
+          <w:ilvl w:val="1"/>
+          <w:numId w:val="10"/>
+        </w:numPr>
+        <w:ind w:left="567" w:hanging="567"/>
+      </w:pPr>
+      <w:r>
+        <w:rPr>
+          <w:rFonts w:hint="eastAsia"/>
+        </w:rPr>
+        <w:t>特殊的关系</w:t>
+      </w:r>
+      <w:r>
+        <w:rPr>
+          <w:rFonts w:hint="eastAsia"/>
+        </w:rPr>
+        <w:t>：</w:t>
+      </w:r>
+      <w:r>
+        <w:rPr>
+          <w:rFonts w:hint="eastAsia"/>
+        </w:rPr>
+        <w:tab/>
+        <w:t>Equivalence relations and partial orders</w:t>
+      </w:r>
+      <w:r>
+        <w:rPr>
+          <w:rFonts w:hint="eastAsia"/>
+        </w:rPr>
+        <w:t>（等价和偏序）</w:t>
+      </w:r>
+    </w:p>
+    <w:p>
+      <w:pPr>
+        <w:pStyle w:val="4"/>
+      </w:pPr>
+      <w:r>
+        <w:rPr>
+          <w:rFonts w:hint="eastAsia"/>
+        </w:rPr>
+        <w:t>4.5.1两种特殊关系的定义</w:t>
+      </w:r>
+    </w:p>
+    <w:p>
+      <w:pPr>
+        <w:rPr>
+          <w:rFonts w:ascii="宋体" w:eastAsia="宋体" w:hAnsi="宋体" w:hint="eastAsia"/>
+          <w:sz w:val="24"/>
+          <w:szCs w:val="24"/>
+        </w:rPr>
+      </w:pPr>
+      <w:r>
+        <w:rPr>
+          <w:rFonts w:ascii="宋体" w:eastAsia="宋体" w:hAnsi="宋体" w:hint="eastAsia"/>
+          <w:sz w:val="24"/>
+          <w:szCs w:val="24"/>
+        </w:rPr>
+        <w:t>设A是一个集合，R是A -&gt; A的Relation，如果Relation R的性质</w:t>
+      </w:r>
+      <w:r>
+        <w:rPr>
+          <w:rFonts w:ascii="宋体" w:eastAsia="宋体" w:hAnsi="宋体" w:hint="eastAsia"/>
+          <w:sz w:val="24"/>
+          <w:szCs w:val="24"/>
+        </w:rPr>
+        <w:t>满足</w:t>
+      </w:r>
+      <w:r>
+        <w:rPr>
+          <w:rFonts w:ascii="宋体" w:eastAsia="宋体" w:hAnsi="宋体" w:hint="eastAsia"/>
+          <w:sz w:val="24"/>
+          <w:szCs w:val="24"/>
+        </w:rPr>
+        <w:t>：</w:t>
+      </w:r>
+    </w:p>
+    <w:tbl>
+      <w:tblPr>
+        <w:tblStyle w:val="af2"/>
+        <w:tblW w:w="0" w:type="auto"/>
+        <w:tblBorders>
+          <w:left w:val="none" w:sz="0" w:space="0" w:color="auto"/>
+          <w:bottom w:val="none" w:sz="0" w:space="0" w:color="auto"/>
+          <w:right w:val="none" w:sz="0" w:space="0" w:color="auto"/>
+          <w:insideH w:val="none" w:sz="0" w:space="0" w:color="auto"/>
+          <w:insideV w:val="none" w:sz="0" w:space="0" w:color="auto"/>
+        </w:tblBorders>
+        <w:tblLook w:val="04A0" w:firstRow="1" w:lastRow="0" w:firstColumn="1" w:lastColumn="0" w:noHBand="0" w:noVBand="1"/>
+      </w:tblPr>
+      <w:tblGrid>
+        <w:gridCol w:w="6379"/>
+        <w:gridCol w:w="4077"/>
+      </w:tblGrid>
+      <w:tr>
+        <w:tc>
+          <w:tcPr>
+            <w:tcW w:w="6379" w:type="dxa"/>
+          </w:tcPr>
+          <w:p>
+            <w:pPr>
+              <w:pStyle w:val="a9"/>
+              <w:numPr>
+                <w:ilvl w:val="0"/>
+                <w:numId w:val="37"/>
+              </w:numPr>
+              <w:rPr>
+                <w:rFonts w:ascii="宋体" w:eastAsia="宋体" w:hAnsi="宋体" w:hint="eastAsia"/>
+                <w:sz w:val="24"/>
+                <w:szCs w:val="24"/>
+              </w:rPr>
+            </w:pPr>
+            <w:r>
+              <w:rPr>
+                <w:rFonts w:ascii="宋体" w:eastAsia="宋体" w:hAnsi="宋体" w:hint="eastAsia"/>
+                <w:sz w:val="24"/>
+                <w:szCs w:val="24"/>
+              </w:rPr>
+              <w:t>Reflexive、Symmetric、Transtive</w:t>
+            </w:r>
+            <w:r>
+              <w:rPr>
+                <w:rFonts w:ascii="宋体" w:eastAsia="宋体" w:hAnsi="宋体" w:hint="eastAsia"/>
+                <w:sz w:val="24"/>
+                <w:szCs w:val="24"/>
+              </w:rPr>
+              <w:t xml:space="preserve"> 3</w:t>
+            </w:r>
+            <w:r>
+              <w:rPr>
+                <w:rFonts w:ascii="宋体" w:eastAsia="宋体" w:hAnsi="宋体" w:hint="eastAsia"/>
+                <w:sz w:val="24"/>
+                <w:szCs w:val="24"/>
+              </w:rPr>
+              <w:t>种关系：</w:t>
+            </w:r>
+          </w:p>
+        </w:tc>
+        <w:tc>
+          <w:tcPr>
+            <w:tcW w:w="4077" w:type="dxa"/>
+          </w:tcPr>
+          <w:p>
+            <w:pPr>
+              <w:rPr>
+                <w:rFonts w:ascii="宋体" w:eastAsia="宋体" w:hAnsi="宋体" w:hint="eastAsia"/>
+                <w:sz w:val="24"/>
+                <w:szCs w:val="24"/>
+              </w:rPr>
+            </w:pPr>
+            <w:r>
+              <w:rPr>
+                <w:rFonts w:ascii="宋体" w:eastAsia="宋体" w:hAnsi="宋体" w:hint="eastAsia"/>
+                <w:sz w:val="24"/>
+                <w:szCs w:val="24"/>
+              </w:rPr>
+              <w:t>Equivalence relation（等价关系）</w:t>
+            </w:r>
+          </w:p>
+        </w:tc>
+      </w:tr>
+      <w:tr>
+        <w:tc>
+          <w:tcPr>
+            <w:tcW w:w="6379" w:type="dxa"/>
+          </w:tcPr>
+          <w:p>
+            <w:pPr>
+              <w:pStyle w:val="a9"/>
+              <w:numPr>
+                <w:ilvl w:val="0"/>
+                <w:numId w:val="37"/>
+              </w:numPr>
+              <w:jc w:val="left"/>
+              <w:rPr>
+                <w:rFonts w:ascii="宋体" w:eastAsia="宋体" w:hAnsi="宋体" w:hint="eastAsia"/>
+                <w:sz w:val="24"/>
+                <w:szCs w:val="24"/>
+              </w:rPr>
+            </w:pPr>
+            <w:r>
+              <w:rPr>
+                <w:rFonts w:ascii="宋体" w:eastAsia="宋体" w:hAnsi="宋体" w:hint="eastAsia"/>
+                <w:sz w:val="24"/>
+                <w:szCs w:val="24"/>
+              </w:rPr>
+              <w:t>Reflexive、Anti-symmetric、Transtive</w:t>
+            </w:r>
+            <w:r>
+              <w:rPr>
+                <w:rFonts w:ascii="宋体" w:eastAsia="宋体" w:hAnsi="宋体" w:hint="eastAsia"/>
+                <w:sz w:val="24"/>
+                <w:szCs w:val="24"/>
+              </w:rPr>
+              <w:t xml:space="preserve"> 3</w:t>
+            </w:r>
+            <w:r>
+              <w:rPr>
+                <w:rFonts w:ascii="宋体" w:eastAsia="宋体" w:hAnsi="宋体" w:hint="eastAsia"/>
+                <w:sz w:val="24"/>
+                <w:szCs w:val="24"/>
+              </w:rPr>
+              <w:t>种关系：</w:t>
+            </w:r>
+          </w:p>
+        </w:tc>
+        <w:tc>
+          <w:tcPr>
+            <w:tcW w:w="4077" w:type="dxa"/>
+          </w:tcPr>
+          <w:p>
+            <w:pPr>
+              <w:rPr>
+                <w:rFonts w:ascii="宋体" w:eastAsia="宋体" w:hAnsi="宋体" w:hint="eastAsia"/>
+                <w:sz w:val="24"/>
+                <w:szCs w:val="24"/>
+              </w:rPr>
+            </w:pPr>
+            <w:r>
+              <w:rPr>
+                <w:rFonts w:ascii="宋体" w:eastAsia="宋体" w:hAnsi="宋体" w:hint="eastAsia"/>
+                <w:sz w:val="24"/>
+                <w:szCs w:val="24"/>
+              </w:rPr>
+              <w:t>Partial orders（偏序）</w:t>
+            </w:r>
+          </w:p>
+        </w:tc>
+      </w:tr>
+    </w:tbl>
+    <w:p/>
+    <w:p>
+      <w:pPr>
+        <w:pStyle w:val="4"/>
+      </w:pPr>
+      <w:r>
+        <w:rPr>
+          <w:rFonts w:hint="eastAsia"/>
+        </w:rPr>
+        <w:t xml:space="preserve">4.5.2 </w:t>
+      </w:r>
+      <w:r>
+        <w:rPr>
+          <w:rFonts w:hint="eastAsia"/>
+        </w:rPr>
+        <w:t>Equivalence relations</w:t>
+      </w:r>
+      <w:r>
+        <w:rPr>
+          <w:rFonts w:hint="eastAsia"/>
+        </w:rPr>
+        <w:t>(等价关系)</w:t>
+      </w:r>
+    </w:p>
+    <w:p>
+      <w:pPr>
+        <w:pStyle w:val="5"/>
+      </w:pPr>
+      <w:r>
+        <w:rPr>
+          <w:rFonts w:hint="eastAsia"/>
+        </w:rPr>
+        <w:t>1.  等价关系的例子</w:t>
+      </w:r>
+    </w:p>
+    <w:p>
+      <w:pPr>
+        <w:jc w:val="center"/>
+        <w:rPr>
+          <w:rFonts w:hint="eastAsia"/>
+        </w:rPr>
+      </w:pPr>
+      <w:r>
+        <w:rPr>
+          <w:noProof/>
+        </w:rPr>
+        <w:drawing>
+          <wp:inline distT="0" distB="0" distL="0" distR="0" wp14:anchorId="02FAFC7A" wp14:editId="653250B5">
+            <wp:extent cx="4897755" cy="2359027"/>
+            <wp:effectExtent l="0" t="0" r="0" b="0"/>
+            <wp:docPr id="1506839951" name="图片 1"/>
+            <wp:cNvGraphicFramePr>
+              <a:graphicFrameLocks xmlns:a="http://schemas.openxmlformats.org/drawingml/2006/main" noChangeAspect="1"/>
+            </wp:cNvGraphicFramePr>
+            <a:graphic xmlns:a="http://schemas.openxmlformats.org/drawingml/2006/main">
+              <a:graphicData uri="http://schemas.openxmlformats.org/drawingml/2006/picture">
+                <pic:pic xmlns:pic="http://schemas.openxmlformats.org/drawingml/2006/picture">
+                  <pic:nvPicPr>
+                    <pic:cNvPr id="1506839951" name=""/>
+                    <pic:cNvPicPr/>
+                  </pic:nvPicPr>
+                  <pic:blipFill>
+                    <a:blip r:embed="rId68"/>
+                    <a:stretch>
+                      <a:fillRect/>
+                    </a:stretch>
+                  </pic:blipFill>
+                  <pic:spPr>
+                    <a:xfrm>
+                      <a:off x="0" y="0"/>
+                      <a:ext cx="4952203" cy="2385252"/>
+                    </a:xfrm>
+                    <a:prstGeom prst="rect">
+                      <a:avLst/>
+                    </a:prstGeom>
+                  </pic:spPr>
+                </pic:pic>
+              </a:graphicData>
+            </a:graphic>
+          </wp:inline>
+        </w:drawing>
+      </w:r>
+    </w:p>
+    <w:tbl>
+      <w:tblPr>
+        <w:tblStyle w:val="af2"/>
+        <w:tblW w:w="0" w:type="auto"/>
+        <w:tblLook w:val="04A0" w:firstRow="1" w:lastRow="0" w:firstColumn="1" w:lastColumn="0" w:noHBand="0" w:noVBand="1"/>
+      </w:tblPr>
+      <w:tblGrid>
+        <w:gridCol w:w="1384"/>
+        <w:gridCol w:w="5387"/>
+        <w:gridCol w:w="3827"/>
+      </w:tblGrid>
+      <w:tr>
+        <w:tc>
+          <w:tcPr>
+            <w:tcW w:w="1384" w:type="dxa"/>
+          </w:tcPr>
+          <w:p>
+            <w:pPr>
+              <w:jc w:val="center"/>
+              <w:rPr>
+                <w:rFonts w:hint="eastAsia"/>
+                <w:b/>
+                <w:bCs/>
+              </w:rPr>
+            </w:pPr>
+            <w:r>
+              <w:rPr>
+                <w:rFonts w:hint="eastAsia"/>
+                <w:b/>
+                <w:bCs/>
+              </w:rPr>
+              <w:t>满足</w:t>
+            </w:r>
+          </w:p>
+        </w:tc>
+        <w:tc>
+          <w:tcPr>
+            <w:tcW w:w="5387" w:type="dxa"/>
+          </w:tcPr>
+          <w:p>
+            <w:pPr>
+              <w:jc w:val="center"/>
+              <w:rPr>
+                <w:rFonts w:hint="eastAsia"/>
+                <w:b/>
+                <w:bCs/>
+              </w:rPr>
+            </w:pPr>
+            <w:r>
+              <w:rPr>
+                <w:rFonts w:hint="eastAsia"/>
+                <w:b/>
+                <w:bCs/>
+              </w:rPr>
+              <w:t>符合性质的ordered pairs</w:t>
+            </w:r>
+          </w:p>
+        </w:tc>
+        <w:tc>
+          <w:tcPr>
+            <w:tcW w:w="3827" w:type="dxa"/>
+          </w:tcPr>
+          <w:p>
+            <w:pPr>
+              <w:jc w:val="center"/>
+              <w:rPr>
+                <w:rFonts w:hint="eastAsia"/>
+                <w:b/>
+                <w:bCs/>
+              </w:rPr>
+            </w:pPr>
+            <w:r>
+              <w:rPr>
+                <w:rFonts w:hint="eastAsia"/>
+                <w:b/>
+                <w:bCs/>
+              </w:rPr>
+              <w:t>有向图的特征</w:t>
+            </w:r>
+          </w:p>
+        </w:tc>
+      </w:tr>
+      <w:tr>
+        <w:tc>
+          <w:tcPr>
+            <w:tcW w:w="1384" w:type="dxa"/>
+          </w:tcPr>
+          <w:p>
+            <w:pPr>
+              <w:rPr>
+                <w:rFonts w:hint="eastAsia"/>
+                <w:b/>
+                <w:bCs/>
+              </w:rPr>
+            </w:pPr>
+            <w:r>
+              <w:rPr>
+                <w:rFonts w:hint="eastAsia"/>
+                <w:b/>
+                <w:bCs/>
+              </w:rPr>
+              <w:t>Reflexive</w:t>
+            </w:r>
+          </w:p>
+        </w:tc>
+        <w:tc>
+          <w:tcPr>
+            <w:tcW w:w="5387" w:type="dxa"/>
+          </w:tcPr>
+          <w:p>
+            <w:pPr>
+              <w:jc w:val="left"/>
+              <w:rPr>
+                <w:rFonts w:ascii="宋体" w:eastAsia="宋体" w:hAnsi="宋体" w:hint="eastAsia"/>
+                <w:sz w:val="24"/>
+                <w:szCs w:val="24"/>
+              </w:rPr>
+            </w:pPr>
+            <w:r>
+              <w:rPr>
+                <w:rFonts w:ascii="宋体" w:eastAsia="宋体" w:hAnsi="宋体" w:hint="eastAsia"/>
+                <w:sz w:val="24"/>
+                <w:szCs w:val="24"/>
+              </w:rPr>
+              <w:t>{(a,a), (b,b), (c,c), (d,d), (e,e)}</w:t>
+            </w:r>
+          </w:p>
+        </w:tc>
+        <w:tc>
+          <w:tcPr>
+            <w:tcW w:w="3827" w:type="dxa"/>
+          </w:tcPr>
+          <w:p>
+            <w:pPr>
+              <w:rPr>
+                <w:rFonts w:hint="eastAsia"/>
+              </w:rPr>
+            </w:pPr>
+            <w:r>
+              <w:rPr>
+                <w:rFonts w:hint="eastAsia"/>
+              </w:rPr>
+              <w:t>每个点都有一个指向自己的箭头(Loop)</w:t>
+            </w:r>
+          </w:p>
+        </w:tc>
+      </w:tr>
+      <w:tr>
+        <w:tc>
+          <w:tcPr>
+            <w:tcW w:w="1384" w:type="dxa"/>
+          </w:tcPr>
+          <w:p>
+            <w:pPr>
+              <w:rPr>
+                <w:rFonts w:hint="eastAsia"/>
+                <w:b/>
+                <w:bCs/>
+              </w:rPr>
+            </w:pPr>
+            <w:r>
+              <w:rPr>
+                <w:rFonts w:hint="eastAsia"/>
+                <w:b/>
+                <w:bCs/>
+              </w:rPr>
+              <w:t>Symmetric</w:t>
+            </w:r>
+          </w:p>
+        </w:tc>
+        <w:tc>
+          <w:tcPr>
+            <w:tcW w:w="5387" w:type="dxa"/>
+          </w:tcPr>
+          <w:p>
+            <w:pPr>
+              <w:jc w:val="left"/>
+              <w:rPr>
+                <w:rFonts w:ascii="宋体" w:eastAsia="宋体" w:hAnsi="宋体" w:hint="eastAsia"/>
+                <w:sz w:val="24"/>
+                <w:szCs w:val="24"/>
+              </w:rPr>
+            </w:pPr>
+            <w:r>
+              <w:rPr>
+                <w:rFonts w:ascii="宋体" w:eastAsia="宋体" w:hAnsi="宋体" w:hint="eastAsia"/>
+                <w:sz w:val="24"/>
+                <w:szCs w:val="24"/>
+              </w:rPr>
+              <w:t xml:space="preserve">{(a,b), (b,a), (b,c), (c,b), </w:t>
+            </w:r>
+          </w:p>
+          <w:p>
+            <w:pPr>
+              <w:ind w:firstLineChars="50" w:firstLine="120"/>
+              <w:jc w:val="left"/>
+              <w:rPr>
+                <w:rFonts w:ascii="宋体" w:eastAsia="宋体" w:hAnsi="宋体" w:hint="eastAsia"/>
+                <w:sz w:val="24"/>
+                <w:szCs w:val="24"/>
+              </w:rPr>
+            </w:pPr>
+            <w:r>
+              <w:rPr>
+                <w:rFonts w:ascii="宋体" w:eastAsia="宋体" w:hAnsi="宋体" w:hint="eastAsia"/>
+                <w:sz w:val="24"/>
+                <w:szCs w:val="24"/>
+              </w:rPr>
+              <w:t>(a,c), (c,a), (d,e), (e,d)}</w:t>
+            </w:r>
+          </w:p>
+        </w:tc>
+        <w:tc>
+          <w:tcPr>
+            <w:tcW w:w="3827" w:type="dxa"/>
+          </w:tcPr>
+          <w:p>
+            <w:pPr>
+              <w:rPr>
+                <w:rFonts w:hint="eastAsia"/>
+              </w:rPr>
+            </w:pPr>
+            <w:r>
+              <w:rPr>
+                <w:rFonts w:hint="eastAsia"/>
+              </w:rPr>
+              <w:t>所有箭头都是双向的。</w:t>
+            </w:r>
+          </w:p>
+          <w:p>
+            <w:pPr>
+              <w:rPr>
+                <w:rFonts w:hint="eastAsia"/>
+              </w:rPr>
+            </w:pPr>
+            <w:r>
+              <w:rPr>
+                <w:rFonts w:hint="eastAsia"/>
+              </w:rPr>
+              <w:t>有去就有回（loop算双向）</w:t>
+            </w:r>
+          </w:p>
+        </w:tc>
+      </w:tr>
+      <w:tr>
+        <w:tc>
+          <w:tcPr>
+            <w:tcW w:w="1384" w:type="dxa"/>
+          </w:tcPr>
+          <w:p>
+            <w:pPr>
+              <w:rPr>
+                <w:rFonts w:hint="eastAsia"/>
+                <w:b/>
+                <w:bCs/>
+              </w:rPr>
+            </w:pPr>
+            <w:r>
+              <w:rPr>
+                <w:rFonts w:hint="eastAsia"/>
+                <w:b/>
+                <w:bCs/>
+              </w:rPr>
+              <w:t>Transitive</w:t>
+            </w:r>
+          </w:p>
+        </w:tc>
+        <w:tc>
+          <w:tcPr>
+            <w:tcW w:w="5387" w:type="dxa"/>
+          </w:tcPr>
+          <w:p>
+            <w:pPr>
+              <w:ind w:firstLineChars="50" w:firstLine="120"/>
+              <w:jc w:val="left"/>
+              <w:rPr>
+                <w:rFonts w:ascii="宋体" w:eastAsia="宋体" w:hAnsi="宋体" w:hint="eastAsia"/>
+                <w:sz w:val="24"/>
+                <w:szCs w:val="24"/>
+              </w:rPr>
+            </w:pPr>
+            <w:r>
+              <w:rPr>
+                <w:rFonts w:ascii="宋体" w:eastAsia="宋体" w:hAnsi="宋体" w:hint="eastAsia"/>
+                <w:sz w:val="24"/>
+                <w:szCs w:val="24"/>
+              </w:rPr>
+              <w:t>(a,b), (b,a) =&gt; (a,a)</w:t>
+            </w:r>
+            <w:r>
+              <w:rPr>
+                <w:rFonts w:ascii="宋体" w:eastAsia="宋体" w:hAnsi="宋体" w:hint="eastAsia"/>
+                <w:sz w:val="24"/>
+                <w:szCs w:val="24"/>
+              </w:rPr>
+              <w:t xml:space="preserve"> </w:t>
+            </w:r>
+            <w:r>
+              <w:rPr>
+                <w:rFonts w:ascii="宋体" w:eastAsia="宋体" w:hAnsi="宋体" w:hint="eastAsia"/>
+                <w:sz w:val="24"/>
+                <w:szCs w:val="24"/>
+              </w:rPr>
+              <w:t>(a,b),(b,c) =&gt; (a,c)</w:t>
+            </w:r>
+          </w:p>
+          <w:p>
+            <w:pPr>
+              <w:ind w:firstLineChars="50" w:firstLine="120"/>
+              <w:jc w:val="left"/>
+              <w:rPr>
+                <w:rFonts w:ascii="宋体" w:eastAsia="宋体" w:hAnsi="宋体" w:hint="eastAsia"/>
+                <w:sz w:val="24"/>
+                <w:szCs w:val="24"/>
+              </w:rPr>
+            </w:pPr>
+            <w:r>
+              <w:rPr>
+                <w:rFonts w:ascii="宋体" w:eastAsia="宋体" w:hAnsi="宋体" w:hint="eastAsia"/>
+                <w:sz w:val="24"/>
+                <w:szCs w:val="24"/>
+              </w:rPr>
+              <w:t>(a,c), (c,b) =&gt; (b,c)(b,a), (a,b) =&gt; (b,b)</w:t>
+            </w:r>
+          </w:p>
+          <w:p>
+            <w:pPr>
+              <w:ind w:firstLineChars="50" w:firstLine="120"/>
+              <w:jc w:val="left"/>
+              <w:rPr>
+                <w:rFonts w:ascii="宋体" w:eastAsia="宋体" w:hAnsi="宋体" w:hint="eastAsia"/>
+                <w:sz w:val="24"/>
+                <w:szCs w:val="24"/>
+              </w:rPr>
+            </w:pPr>
+            <w:r>
+              <w:rPr>
+                <w:rFonts w:ascii="宋体" w:eastAsia="宋体" w:hAnsi="宋体" w:hint="eastAsia"/>
+                <w:sz w:val="24"/>
+                <w:szCs w:val="24"/>
+              </w:rPr>
+              <w:t xml:space="preserve"> </w:t>
+            </w:r>
+            <w:r>
+              <w:rPr>
+                <w:rFonts w:ascii="宋体" w:eastAsia="宋体" w:hAnsi="宋体"/>
+                <w:sz w:val="24"/>
+                <w:szCs w:val="24"/>
+              </w:rPr>
+              <w:t>……</w:t>
+            </w:r>
+          </w:p>
+        </w:tc>
+        <w:tc>
+          <w:tcPr>
+            <w:tcW w:w="3827" w:type="dxa"/>
+          </w:tcPr>
+          <w:p>
+            <w:pPr>
+              <w:rPr>
+                <w:rFonts w:hint="eastAsia"/>
+              </w:rPr>
+            </w:pPr>
+            <w:r>
+              <w:rPr>
+                <w:rFonts w:hint="eastAsia"/>
+              </w:rPr>
+              <w:t>IF a-&gt;b,b-&gt;c  Then a-&gt;c</w:t>
+            </w:r>
+          </w:p>
+        </w:tc>
+      </w:tr>
+    </w:tbl>
+    <w:p>
+      <w:pPr>
+        <w:rPr>
+          <w:rFonts w:ascii="宋体" w:eastAsia="宋体" w:hAnsi="宋体" w:hint="eastAsia"/>
+          <w:color w:val="074F6A" w:themeColor="accent4" w:themeShade="80"/>
+          <w:sz w:val="24"/>
+          <w:szCs w:val="24"/>
+        </w:rPr>
+      </w:pPr>
+    </w:p>
+    <w:p>
+      <w:pPr>
+        <w:rPr>
+          <w:rFonts w:ascii="宋体" w:eastAsia="宋体" w:hAnsi="宋体" w:hint="eastAsia"/>
+          <w:color w:val="074F6A" w:themeColor="accent4" w:themeShade="80"/>
+          <w:sz w:val="24"/>
+          <w:szCs w:val="24"/>
+        </w:rPr>
+      </w:pPr>
+      <w:r>
+        <w:rPr>
+          <w:rFonts w:ascii="宋体" w:eastAsia="宋体" w:hAnsi="宋体" w:hint="eastAsia"/>
+          <w:color w:val="074F6A" w:themeColor="accent4" w:themeShade="80"/>
+          <w:sz w:val="24"/>
+          <w:szCs w:val="24"/>
+        </w:rPr>
+        <w:t>= 是一个Equivalence relation。它满足：</w:t>
+      </w:r>
+    </w:p>
+    <w:p>
+      <w:pPr>
+        <w:rPr>
+          <w:rFonts w:ascii="宋体" w:eastAsia="宋体" w:hAnsi="宋体" w:hint="eastAsia"/>
+          <w:color w:val="074F6A" w:themeColor="accent4" w:themeShade="80"/>
+          <w:sz w:val="24"/>
+          <w:szCs w:val="24"/>
+        </w:rPr>
+      </w:pPr>
+      <w:r>
+        <w:rPr>
+          <w:rFonts w:ascii="宋体" w:eastAsia="宋体" w:hAnsi="宋体" w:hint="eastAsia"/>
+          <w:color w:val="074F6A" w:themeColor="accent4" w:themeShade="80"/>
+          <w:sz w:val="24"/>
+          <w:szCs w:val="24"/>
+        </w:rPr>
+        <w:t>Reflexive：</w:t>
+      </w:r>
+      <w:r>
+        <w:rPr>
+          <w:rFonts w:ascii="宋体" w:eastAsia="宋体" w:hAnsi="宋体"/>
+          <w:color w:val="074F6A" w:themeColor="accent4" w:themeShade="80"/>
+          <w:sz w:val="24"/>
+          <w:szCs w:val="24"/>
+        </w:rPr>
+        <w:tab/>
+      </w:r>
+      <w:r>
+        <w:rPr>
+          <w:rFonts w:ascii="宋体" w:eastAsia="宋体" w:hAnsi="宋体"/>
+          <w:color w:val="074F6A" w:themeColor="accent4" w:themeShade="80"/>
+          <w:sz w:val="24"/>
+          <w:szCs w:val="24"/>
+        </w:rPr>
+        <w:tab/>
+      </w:r>
+      <w:r>
+        <w:rPr>
+          <w:rFonts w:ascii="宋体" w:eastAsia="宋体" w:hAnsi="宋体" w:hint="eastAsia"/>
+          <w:color w:val="074F6A" w:themeColor="accent4" w:themeShade="80"/>
+          <w:sz w:val="24"/>
+          <w:szCs w:val="24"/>
+        </w:rPr>
+        <w:t>a = a</w:t>
+      </w:r>
+    </w:p>
+    <w:p>
+      <w:pPr>
+        <w:rPr>
+          <w:rFonts w:ascii="宋体" w:eastAsia="宋体" w:hAnsi="宋体" w:hint="eastAsia"/>
+          <w:color w:val="074F6A" w:themeColor="accent4" w:themeShade="80"/>
+          <w:sz w:val="24"/>
+          <w:szCs w:val="24"/>
+        </w:rPr>
+      </w:pPr>
+      <w:r>
+        <w:rPr>
+          <w:rFonts w:ascii="宋体" w:eastAsia="宋体" w:hAnsi="宋体" w:hint="eastAsia"/>
+          <w:color w:val="074F6A" w:themeColor="accent4" w:themeShade="80"/>
+          <w:sz w:val="24"/>
+          <w:szCs w:val="24"/>
+        </w:rPr>
+        <w:t xml:space="preserve">Symmetric:     </w:t>
+      </w:r>
+      <w:r>
+        <w:rPr>
+          <w:rFonts w:ascii="宋体" w:eastAsia="宋体" w:hAnsi="宋体"/>
+          <w:color w:val="074F6A" w:themeColor="accent4" w:themeShade="80"/>
+          <w:sz w:val="24"/>
+          <w:szCs w:val="24"/>
+        </w:rPr>
+        <w:tab/>
+      </w:r>
+      <w:r>
+        <w:rPr>
+          <w:rFonts w:ascii="宋体" w:eastAsia="宋体" w:hAnsi="宋体" w:hint="eastAsia"/>
+          <w:color w:val="074F6A" w:themeColor="accent4" w:themeShade="80"/>
+          <w:sz w:val="24"/>
+          <w:szCs w:val="24"/>
+        </w:rPr>
+        <w:t>a = b =&gt; b = a</w:t>
+      </w:r>
+    </w:p>
+    <w:p>
+      <w:pPr>
+        <w:rPr>
+          <w:rFonts w:ascii="宋体" w:eastAsia="宋体" w:hAnsi="宋体"/>
+          <w:color w:val="074F6A" w:themeColor="accent4" w:themeShade="80"/>
+          <w:sz w:val="24"/>
+          <w:szCs w:val="24"/>
+        </w:rPr>
+      </w:pPr>
+      <w:r>
+        <w:rPr>
+          <w:rFonts w:ascii="宋体" w:eastAsia="宋体" w:hAnsi="宋体" w:hint="eastAsia"/>
+          <w:color w:val="074F6A" w:themeColor="accent4" w:themeShade="80"/>
+          <w:sz w:val="24"/>
+          <w:szCs w:val="24"/>
+        </w:rPr>
+        <w:t>Transitive:       a = b and b= c    =&gt; a = c</w:t>
+      </w:r>
+    </w:p>
+    <w:p>
+      <w:pPr>
+        <w:rPr>
+          <w:rFonts w:ascii="宋体" w:eastAsia="宋体" w:hAnsi="宋体"/>
+          <w:color w:val="074F6A" w:themeColor="accent4" w:themeShade="80"/>
+          <w:sz w:val="24"/>
+          <w:szCs w:val="24"/>
+        </w:rPr>
+      </w:pPr>
+    </w:p>
+    <w:p>
+      <w:pPr>
+        <w:pStyle w:val="5"/>
+      </w:pPr>
+      <w:r>
+        <w:rPr>
+          <w:rFonts w:hint="eastAsia"/>
+        </w:rPr>
+        <w:t>2</w:t>
+      </w:r>
+      <w:r>
+        <w:rPr>
+          <w:rFonts w:hint="eastAsia"/>
+        </w:rPr>
+        <w:t>.  等价关系的</w:t>
+      </w:r>
+      <w:r>
+        <w:rPr>
+          <w:rFonts w:hint="eastAsia"/>
+        </w:rPr>
+        <w:t>partition（分区）</w:t>
+      </w:r>
+    </w:p>
+    <w:p>
+      <w:r>
+        <w:rPr>
+          <w:rFonts w:hint="eastAsia"/>
+          <w:noProof/>
+        </w:rPr>
+        <w:drawing>
+          <wp:inline distT="0" distB="0" distL="0" distR="0" wp14:anchorId="2C78BC88" wp14:editId="1BDC1C9F">
+            <wp:extent cx="5430741" cy="1398198"/>
+            <wp:effectExtent l="0" t="0" r="0" b="0"/>
+            <wp:docPr id="1590104412" name="图片 3"/>
+            <wp:cNvGraphicFramePr>
+              <a:graphicFrameLocks xmlns:a="http://schemas.openxmlformats.org/drawingml/2006/main" noChangeAspect="1"/>
+            </wp:cNvGraphicFramePr>
+            <a:graphic xmlns:a="http://schemas.openxmlformats.org/drawingml/2006/main">
+              <a:graphicData uri="http://schemas.openxmlformats.org/drawingml/2006/picture">
+                <pic:pic xmlns:pic="http://schemas.openxmlformats.org/drawingml/2006/picture">
+                  <pic:nvPicPr>
+                    <pic:cNvPr id="0" name="Picture 10"/>
+                    <pic:cNvPicPr>
+                      <a:picLocks noChangeAspect="1" noChangeArrowheads="1"/>
+                    </pic:cNvPicPr>
+                  </pic:nvPicPr>
+                  <pic:blipFill>
+                    <a:blip r:embed="rId69">
+                      <a:extLst>
+                        <a:ext uri="{28A0092B-C50C-407E-A947-70E740481C1C}">
+                          <a14:useLocalDpi xmlns:a14="http://schemas.microsoft.com/office/drawing/2010/main" val="0"/>
+                        </a:ext>
+                      </a:extLst>
+                    </a:blip>
+                    <a:srcRect/>
+                    <a:stretch>
+                      <a:fillRect/>
+                    </a:stretch>
+                  </pic:blipFill>
+                  <pic:spPr bwMode="auto">
+                    <a:xfrm>
+                      <a:off x="0" y="0"/>
+                      <a:ext cx="5451141" cy="1403450"/>
+                    </a:xfrm>
+                    <a:prstGeom prst="rect">
+                      <a:avLst/>
+                    </a:prstGeom>
+                    <a:noFill/>
+                    <a:ln>
+                      <a:noFill/>
+                    </a:ln>
+                  </pic:spPr>
+                </pic:pic>
+              </a:graphicData>
+            </a:graphic>
+          </wp:inline>
+        </w:drawing>
+      </w:r>
+    </w:p>
+    <w:p>
+      <w:pPr>
+        <w:rPr>
+          <w:rFonts w:hint="eastAsia"/>
+        </w:rPr>
+      </w:pPr>
+    </w:p>
+    <w:p>
+      <w:pPr>
+        <w:pStyle w:val="5"/>
+      </w:pPr>
+      <w:r>
+        <w:rPr>
+          <w:rFonts w:hint="eastAsia"/>
+        </w:rPr>
+        <w:t>3</w:t>
+      </w:r>
+      <w:r>
+        <w:rPr>
+          <w:rFonts w:hint="eastAsia"/>
+        </w:rPr>
+        <w:t>.  等价关系的</w:t>
+      </w:r>
+      <w:r>
+        <w:rPr>
+          <w:rFonts w:hint="eastAsia"/>
+        </w:rPr>
+        <w:t>Equivalence classes（等价类）</w:t>
+      </w:r>
+    </w:p>
+    <w:p>
+      <w:pPr>
+        <w:ind w:firstLine="225"/>
+        <w:rPr>
+          <w:color w:val="074F6A" w:themeColor="accent4" w:themeShade="80"/>
+        </w:rPr>
+      </w:pPr>
+      <w:r>
+        <w:rPr>
+          <w:rFonts w:hint="eastAsia"/>
+          <w:color w:val="074F6A" w:themeColor="accent4" w:themeShade="80"/>
+        </w:rPr>
+        <w:t>简单说，等价类[a]就是从a点</w:t>
+      </w:r>
+      <w:r>
+        <w:rPr>
+          <w:rFonts w:hint="eastAsia"/>
+          <w:color w:val="074F6A" w:themeColor="accent4" w:themeShade="80"/>
+        </w:rPr>
+        <w:t>出发，</w:t>
+      </w:r>
+      <w:r>
+        <w:rPr>
+          <w:rFonts w:hint="eastAsia"/>
+          <w:color w:val="074F6A" w:themeColor="accent4" w:themeShade="80"/>
+        </w:rPr>
+        <w:t>能到达的所有点的集合</w:t>
+      </w:r>
+      <w:r>
+        <w:rPr>
+          <w:rFonts w:hint="eastAsia"/>
+          <w:color w:val="074F6A" w:themeColor="accent4" w:themeShade="80"/>
+        </w:rPr>
+        <w:t xml:space="preserve">. </w:t>
+      </w:r>
+    </w:p>
+    <w:p>
+      <w:pPr>
+        <w:ind w:firstLine="225"/>
+        <w:rPr>
+          <w:color w:val="074F6A" w:themeColor="accent4" w:themeShade="80"/>
+        </w:rPr>
+      </w:pPr>
+      <w:r>
+        <w:rPr>
+          <w:noProof/>
+          <w:color w:val="074F6A" w:themeColor="accent4" w:themeShade="80"/>
+        </w:rPr>
+        <w:drawing>
+          <wp:inline distT="0" distB="0" distL="0" distR="0" wp14:anchorId="07AB66E1" wp14:editId="69A99003">
+            <wp:extent cx="5812155" cy="1733550"/>
+            <wp:effectExtent l="0" t="0" r="0" b="0"/>
+            <wp:docPr id="1012668698" name="图片 4"/>
+            <wp:cNvGraphicFramePr>
+              <a:graphicFrameLocks xmlns:a="http://schemas.openxmlformats.org/drawingml/2006/main" noChangeAspect="1"/>
+            </wp:cNvGraphicFramePr>
+            <a:graphic xmlns:a="http://schemas.openxmlformats.org/drawingml/2006/main">
+              <a:graphicData uri="http://schemas.openxmlformats.org/drawingml/2006/picture">
+                <pic:pic xmlns:pic="http://schemas.openxmlformats.org/drawingml/2006/picture">
+                  <pic:nvPicPr>
+                    <pic:cNvPr id="0" name="Picture 11"/>
+                    <pic:cNvPicPr>
+                      <a:picLocks noChangeAspect="1" noChangeArrowheads="1"/>
+                    </pic:cNvPicPr>
+                  </pic:nvPicPr>
+                  <pic:blipFill>
+                    <a:blip r:embed="rId70">
+                      <a:extLst>
+                        <a:ext uri="{28A0092B-C50C-407E-A947-70E740481C1C}">
+                          <a14:useLocalDpi xmlns:a14="http://schemas.microsoft.com/office/drawing/2010/main" val="0"/>
+                        </a:ext>
+                      </a:extLst>
+                    </a:blip>
+                    <a:srcRect/>
+                    <a:stretch>
+                      <a:fillRect/>
+                    </a:stretch>
+                  </pic:blipFill>
+                  <pic:spPr bwMode="auto">
+                    <a:xfrm>
+                      <a:off x="0" y="0"/>
+                      <a:ext cx="5812155" cy="1733550"/>
+                    </a:xfrm>
+                    <a:prstGeom prst="rect">
+                      <a:avLst/>
+                    </a:prstGeom>
+                    <a:noFill/>
+                    <a:ln>
+                      <a:noFill/>
+                    </a:ln>
+                  </pic:spPr>
+                </pic:pic>
+              </a:graphicData>
+            </a:graphic>
+          </wp:inline>
+        </w:drawing>
+      </w:r>
+    </w:p>
+    <w:p>
+      <w:pPr>
+        <w:rPr>
+          <w:rFonts w:hint="eastAsia"/>
+        </w:rPr>
+      </w:pPr>
+    </w:p>
+    <w:p>
+      <w:pPr>
+        <w:pStyle w:val="5"/>
+        <w:rPr>
+          <w:rFonts w:hint="eastAsia"/>
+        </w:rPr>
+      </w:pPr>
+      <w:r>
+        <w:rPr>
+          <w:rFonts w:hint="eastAsia"/>
+        </w:rPr>
+        <w:t xml:space="preserve">4   </w:t>
+      </w:r>
+      <w:bookmarkStart w:id="6" w:name="_Hlk243775876"/>
+      <w:r>
+        <w:t>Equivalence classes</w:t>
+      </w:r>
+      <w:bookmarkEnd w:id="6"/>
+      <w:r>
+        <w:rPr>
+          <w:rFonts w:hint="eastAsia"/>
+        </w:rPr>
+        <w:t>转换为</w:t>
+      </w:r>
+      <w:bookmarkStart w:id="7" w:name="_Hlk243775891"/>
+      <w:r>
+        <w:rPr>
+          <w:rFonts w:hint="eastAsia"/>
+        </w:rPr>
+        <w:t>directed graph</w:t>
+      </w:r>
+      <w:bookmarkEnd w:id="7"/>
+      <w:r>
+        <w:rPr>
+          <w:rFonts w:hint="eastAsia"/>
+        </w:rPr>
+        <w:t xml:space="preserve"> </w:t>
+      </w:r>
+    </w:p>
+    <w:p>
+      <w:pPr>
+        <w:rPr>
+          <w:rFonts w:ascii="宋体" w:eastAsia="宋体" w:hAnsi="宋体" w:hint="eastAsia"/>
+          <w:sz w:val="24"/>
+          <w:szCs w:val="24"/>
+        </w:rPr>
+      </w:pPr>
+      <w:r>
+        <w:rPr>
+          <w:rFonts w:ascii="宋体" w:eastAsia="宋体" w:hAnsi="宋体" w:hint="eastAsia"/>
+          <w:sz w:val="24"/>
+          <w:szCs w:val="24"/>
+        </w:rPr>
+        <w:t xml:space="preserve">        </w:t>
+      </w:r>
+    </w:p>
+    <w:p>
+      <w:pPr>
+        <w:ind w:firstLineChars="150" w:firstLine="360"/>
+        <w:rPr>
+          <w:rFonts w:ascii="宋体" w:eastAsia="宋体" w:hAnsi="宋体" w:hint="eastAsia"/>
+          <w:color w:val="074F6A" w:themeColor="accent4" w:themeShade="80"/>
+          <w:sz w:val="24"/>
+          <w:szCs w:val="24"/>
+        </w:rPr>
+      </w:pPr>
+      <w:r>
+        <w:rPr>
+          <w:rFonts w:ascii="宋体" w:eastAsia="宋体" w:hAnsi="宋体" w:hint="eastAsia"/>
+          <w:color w:val="074F6A" w:themeColor="accent4" w:themeShade="80"/>
+          <w:sz w:val="24"/>
+          <w:szCs w:val="24"/>
+        </w:rPr>
+        <w:t xml:space="preserve"> </w:t>
+      </w:r>
+      <w:bookmarkStart w:id="8" w:name="_Hlk243776062"/>
+      <w:r>
+        <w:rPr>
+          <w:rFonts w:ascii="宋体" w:eastAsia="宋体" w:hAnsi="宋体" w:hint="eastAsia"/>
+          <w:color w:val="074F6A" w:themeColor="accent4" w:themeShade="80"/>
+          <w:sz w:val="24"/>
+          <w:szCs w:val="24"/>
+        </w:rPr>
+        <w:t>Equivalence classes</w:t>
+      </w:r>
+      <w:bookmarkEnd w:id="8"/>
+      <w:r>
+        <w:rPr>
+          <w:rFonts w:ascii="宋体" w:eastAsia="宋体" w:hAnsi="宋体" w:hint="eastAsia"/>
+          <w:color w:val="074F6A" w:themeColor="accent4" w:themeShade="80"/>
+          <w:sz w:val="24"/>
+          <w:szCs w:val="24"/>
+        </w:rPr>
+        <w:t>是等价关系，所以必然满足Reflexive、Symmetric、Transtive 3种性质，依照性质我们可以绘制directed graph。绘制方法如下：</w:t>
+      </w:r>
+    </w:p>
+    <w:p>
+      <w:pPr>
+        <w:pStyle w:val="a9"/>
+        <w:numPr>
+          <w:ilvl w:val="0"/>
+          <w:numId w:val="38"/>
+        </w:numPr>
+        <w:rPr>
+          <w:rFonts w:ascii="宋体" w:eastAsia="宋体" w:hAnsi="宋体" w:hint="eastAsia"/>
+          <w:color w:val="074F6A" w:themeColor="accent4" w:themeShade="80"/>
+          <w:sz w:val="24"/>
+          <w:szCs w:val="24"/>
+        </w:rPr>
+      </w:pPr>
+      <w:r>
+        <w:rPr>
+          <w:rFonts w:ascii="宋体" w:eastAsia="宋体" w:hAnsi="宋体" w:hint="eastAsia"/>
+          <w:color w:val="074F6A" w:themeColor="accent4" w:themeShade="80"/>
+          <w:sz w:val="24"/>
+          <w:szCs w:val="24"/>
+        </w:rPr>
+        <w:t>满足Reflexive： Equivalence classes内，所有点画loop指向自己</w:t>
+      </w:r>
+    </w:p>
+    <w:p>
+      <w:pPr>
+        <w:pStyle w:val="a9"/>
+        <w:numPr>
+          <w:ilvl w:val="0"/>
+          <w:numId w:val="38"/>
+        </w:numPr>
+        <w:rPr>
+          <w:rFonts w:ascii="宋体" w:eastAsia="宋体" w:hAnsi="宋体" w:hint="eastAsia"/>
+          <w:color w:val="074F6A" w:themeColor="accent4" w:themeShade="80"/>
+          <w:sz w:val="24"/>
+          <w:szCs w:val="24"/>
+        </w:rPr>
+      </w:pPr>
+      <w:r>
+        <w:rPr>
+          <w:rFonts w:ascii="宋体" w:eastAsia="宋体" w:hAnsi="宋体" w:hint="eastAsia"/>
+          <w:color w:val="074F6A" w:themeColor="accent4" w:themeShade="80"/>
+          <w:sz w:val="24"/>
+          <w:szCs w:val="24"/>
+        </w:rPr>
+        <w:t>满足Symmetric： Equivalence classes内，任意两点画双向箭头</w:t>
+      </w:r>
+    </w:p>
+    <w:p>
+      <w:pPr>
+        <w:pStyle w:val="a9"/>
+        <w:numPr>
+          <w:ilvl w:val="0"/>
+          <w:numId w:val="38"/>
+        </w:numPr>
+        <w:rPr>
+          <w:rFonts w:ascii="宋体" w:eastAsia="宋体" w:hAnsi="宋体" w:hint="eastAsia"/>
+          <w:color w:val="074F6A" w:themeColor="accent4" w:themeShade="80"/>
+          <w:sz w:val="24"/>
+          <w:szCs w:val="24"/>
+        </w:rPr>
+      </w:pPr>
+      <w:r>
+        <w:rPr>
+          <w:rFonts w:ascii="宋体" w:eastAsia="宋体" w:hAnsi="宋体" w:hint="eastAsia"/>
+          <w:color w:val="074F6A" w:themeColor="accent4" w:themeShade="80"/>
+          <w:sz w:val="24"/>
+          <w:szCs w:val="24"/>
+        </w:rPr>
+        <w:t>满足Transtive:  不需绘制。</w:t>
+      </w:r>
+    </w:p>
+    <w:p>
+      <w:pPr>
+        <w:ind w:left="360"/>
+        <w:rPr>
+          <w:rFonts w:ascii="宋体" w:eastAsia="宋体" w:hAnsi="宋体" w:hint="eastAsia"/>
+          <w:color w:val="074F6A" w:themeColor="accent4" w:themeShade="80"/>
+          <w:sz w:val="24"/>
+          <w:szCs w:val="24"/>
+        </w:rPr>
+      </w:pPr>
+    </w:p>
+    <w:p>
+      <w:pPr>
+        <w:ind w:left="360"/>
+        <w:rPr>
+          <w:rFonts w:ascii="宋体" w:eastAsia="宋体" w:hAnsi="宋体" w:hint="eastAsia"/>
+          <w:sz w:val="24"/>
+          <w:szCs w:val="24"/>
+        </w:rPr>
+      </w:pPr>
+      <w:r>
+        <w:rPr>
+          <w:rFonts w:ascii="宋体" w:eastAsia="宋体" w:hAnsi="宋体" w:hint="eastAsia"/>
+          <w:color w:val="074F6A" w:themeColor="accent4" w:themeShade="80"/>
+          <w:sz w:val="24"/>
+          <w:szCs w:val="24"/>
+        </w:rPr>
+        <w:t>下面给出包含1,2,3个点的 Equivalence classes的directed graph画法：</w:t>
+      </w:r>
+      <w:r>
+        <w:rPr>
+          <w:rFonts w:ascii="宋体" w:eastAsia="宋体" w:hAnsi="宋体" w:hint="eastAsia"/>
+          <w:sz w:val="24"/>
+          <w:szCs w:val="24"/>
+        </w:rPr>
+        <w:t xml:space="preserve">  </w:t>
+      </w:r>
+    </w:p>
+    <w:p>
+      <w:pPr>
+        <w:ind w:left="360"/>
+        <w:rPr>
+          <w:rFonts w:ascii="宋体" w:eastAsia="宋体" w:hAnsi="宋体" w:hint="eastAsia"/>
+          <w:sz w:val="24"/>
+          <w:szCs w:val="24"/>
+        </w:rPr>
+      </w:pPr>
+      <w:r>
+        <w:rPr>
+          <w:rFonts w:ascii="宋体" w:eastAsia="宋体" w:hAnsi="宋体"/>
+          <w:noProof/>
+          <w:sz w:val="24"/>
+          <w:szCs w:val="24"/>
+        </w:rPr>
+        <w:drawing>
+          <wp:inline distT="0" distB="0" distL="0" distR="0" wp14:anchorId="2D714BA7" wp14:editId="6E701FF4">
+            <wp:extent cx="5048955" cy="1467055"/>
+            <wp:effectExtent l="0" t="0" r="0" b="0"/>
+            <wp:docPr id="1581937349" name="图片 1"/>
+            <wp:cNvGraphicFramePr>
+              <a:graphicFrameLocks xmlns:a="http://schemas.openxmlformats.org/drawingml/2006/main" noChangeAspect="1"/>
+            </wp:cNvGraphicFramePr>
+            <a:graphic xmlns:a="http://schemas.openxmlformats.org/drawingml/2006/main">
+              <a:graphicData uri="http://schemas.openxmlformats.org/drawingml/2006/picture">
+                <pic:pic xmlns:pic="http://schemas.openxmlformats.org/drawingml/2006/picture">
+                  <pic:nvPicPr>
+                    <pic:cNvPr id="1581937349" name=""/>
+                    <pic:cNvPicPr/>
+                  </pic:nvPicPr>
+                  <pic:blipFill>
+                    <a:blip r:embed="rId71"/>
+                    <a:stretch>
+                      <a:fillRect/>
+                    </a:stretch>
+                  </pic:blipFill>
+                  <pic:spPr>
+                    <a:xfrm>
+                      <a:off x="0" y="0"/>
+                      <a:ext cx="5048955" cy="1467055"/>
+                    </a:xfrm>
+                    <a:prstGeom prst="rect">
+                      <a:avLst/>
+                    </a:prstGeom>
+                  </pic:spPr>
+                </pic:pic>
+              </a:graphicData>
+            </a:graphic>
+          </wp:inline>
+        </w:drawing>
+      </w:r>
+      <w:r>
+        <w:rPr>
+          <w:rFonts w:ascii="宋体" w:eastAsia="宋体" w:hAnsi="宋体" w:hint="eastAsia"/>
+          <w:sz w:val="24"/>
+          <w:szCs w:val="24"/>
+        </w:rPr>
+        <w:t xml:space="preserve">     </w:t>
+      </w:r>
+    </w:p>
+    <w:p>
+      <w:pPr>
+        <w:rPr>
+          <w:rFonts w:ascii="宋体" w:eastAsia="宋体" w:hAnsi="宋体" w:hint="eastAsia"/>
+          <w:color w:val="074F6A" w:themeColor="accent4" w:themeShade="80"/>
+          <w:sz w:val="24"/>
+          <w:szCs w:val="24"/>
+        </w:rPr>
+      </w:pPr>
+    </w:p>
+    <w:p>
+      <w:pPr>
+        <w:pStyle w:val="4"/>
+      </w:pPr>
+      <w:r>
+        <w:rPr>
+          <w:rFonts w:hint="eastAsia"/>
+        </w:rPr>
+        <w:t>4.5.</w:t>
+      </w:r>
+      <w:r>
+        <w:rPr>
+          <w:rFonts w:hint="eastAsia"/>
+        </w:rPr>
+        <w:t>3</w:t>
+      </w:r>
+      <w:r>
+        <w:rPr>
+          <w:rFonts w:hint="eastAsia"/>
+        </w:rPr>
+        <w:t xml:space="preserve"> </w:t>
+      </w:r>
+      <w:r>
+        <w:rPr>
+          <w:rFonts w:hint="eastAsia"/>
+        </w:rPr>
+        <w:t>P</w:t>
+      </w:r>
+      <w:r>
+        <w:rPr>
+          <w:rFonts w:hint="eastAsia"/>
+        </w:rPr>
+        <w:t>artial orders</w:t>
+      </w:r>
+      <w:r>
+        <w:rPr>
+          <w:rFonts w:hint="eastAsia"/>
+        </w:rPr>
+        <w:t xml:space="preserve"> </w:t>
+      </w:r>
+      <w:r>
+        <w:rPr>
+          <w:rFonts w:hint="eastAsia"/>
+        </w:rPr>
+        <w:t>(</w:t>
+      </w:r>
+      <w:r>
+        <w:rPr>
+          <w:rFonts w:hint="eastAsia"/>
+        </w:rPr>
+        <w:t>偏序</w:t>
+      </w:r>
+      <w:r>
+        <w:rPr>
+          <w:rFonts w:hint="eastAsia"/>
+        </w:rPr>
+        <w:t>关系)</w:t>
+      </w:r>
+    </w:p>
+    <w:p>
+      <w:pPr>
+        <w:pStyle w:val="5"/>
+      </w:pPr>
+      <w:r>
+        <w:rPr>
+          <w:rFonts w:hint="eastAsia"/>
+        </w:rPr>
+        <w:t xml:space="preserve">1.  </w:t>
+      </w:r>
+      <w:r>
+        <w:rPr>
+          <w:rFonts w:hint="eastAsia"/>
+        </w:rPr>
+        <w:t>偏序</w:t>
+      </w:r>
+      <w:r>
+        <w:rPr>
+          <w:rFonts w:hint="eastAsia"/>
+        </w:rPr>
+        <w:t>关系的例子</w:t>
+      </w:r>
+    </w:p>
+    <w:p>
+      <w:r>
+        <w:drawing>
+          <wp:inline distT="0" distB="0" distL="0" distR="0" wp14:anchorId="416BDC7C" wp14:editId="38614FA8">
+            <wp:extent cx="6645910" cy="1802765"/>
+            <wp:effectExtent l="0" t="0" r="0" b="0"/>
+            <wp:docPr id="2033271719" name="图片 1"/>
+            <wp:cNvGraphicFramePr>
+              <a:graphicFrameLocks xmlns:a="http://schemas.openxmlformats.org/drawingml/2006/main" noChangeAspect="1"/>
+            </wp:cNvGraphicFramePr>
+            <a:graphic xmlns:a="http://schemas.openxmlformats.org/drawingml/2006/main">
+              <a:graphicData uri="http://schemas.openxmlformats.org/drawingml/2006/picture">
+                <pic:pic xmlns:pic="http://schemas.openxmlformats.org/drawingml/2006/picture">
+                  <pic:nvPicPr>
+                    <pic:cNvPr id="2033271719" name=""/>
+                    <pic:cNvPicPr/>
+                  </pic:nvPicPr>
+                  <pic:blipFill>
+                    <a:blip r:embed="rId72"/>
+                    <a:stretch>
+                      <a:fillRect/>
+                    </a:stretch>
+                  </pic:blipFill>
+                  <pic:spPr>
+                    <a:xfrm>
+                      <a:off x="0" y="0"/>
+                      <a:ext cx="6645910" cy="1802765"/>
+                    </a:xfrm>
+                    <a:prstGeom prst="rect">
+                      <a:avLst/>
+                    </a:prstGeom>
+                  </pic:spPr>
+                </pic:pic>
+              </a:graphicData>
+            </a:graphic>
+          </wp:inline>
+        </w:drawing>
+      </w:r>
+    </w:p>
+    <w:p/>
+    <w:p>
+      <w:pPr>
+        <w:pStyle w:val="5"/>
+      </w:pPr>
+      <w:r>
+        <w:rPr>
+          <w:rFonts w:hint="eastAsia"/>
+        </w:rPr>
+        <w:t>2. 偏序关系的</w:t>
+      </w:r>
+      <w:r>
+        <w:rPr>
+          <w:rFonts w:hint="eastAsia"/>
+        </w:rPr>
+        <w:t>Hasse diagram（哈斯图）</w:t>
+      </w:r>
+    </w:p>
+    <w:p>
+      <w:pPr>
+        <w:pStyle w:val="af3"/>
+        <w:shd w:val="clear" w:color="auto" w:fill="FFFFFF"/>
+        <w:spacing w:before="0" w:beforeAutospacing="0" w:after="0" w:afterAutospacing="0" w:line="360" w:lineRule="auto"/>
+        <w:rPr>
+          <w:rFonts w:cstheme="minorBidi" w:hint="eastAsia"/>
+          <w:color w:val="074F6A" w:themeColor="accent4" w:themeShade="80"/>
+          <w:kern w:val="2"/>
+        </w:rPr>
+      </w:pPr>
+      <w:r>
+        <w:rPr>
+          <w:rFonts w:cstheme="minorBidi" w:hint="eastAsia"/>
+          <w:color w:val="074F6A" w:themeColor="accent4" w:themeShade="80"/>
+          <w:kern w:val="2"/>
+        </w:rPr>
+        <w:t>Partial order</w:t>
+      </w:r>
+      <w:r>
+        <w:rPr>
+          <w:rFonts w:cstheme="minorBidi"/>
+          <w:color w:val="074F6A" w:themeColor="accent4" w:themeShade="80"/>
+          <w:kern w:val="2"/>
+        </w:rPr>
+        <w:t>可以用Hasse</w:t>
+      </w:r>
+      <w:r>
+        <w:rPr>
+          <w:rFonts w:cstheme="minorBidi" w:hint="eastAsia"/>
+          <w:color w:val="074F6A" w:themeColor="accent4" w:themeShade="80"/>
+          <w:kern w:val="2"/>
+        </w:rPr>
+        <w:t xml:space="preserve"> diagram</w:t>
+      </w:r>
+      <w:r>
+        <w:rPr>
+          <w:rFonts w:cstheme="minorBidi"/>
+          <w:color w:val="074F6A" w:themeColor="accent4" w:themeShade="80"/>
+          <w:kern w:val="2"/>
+        </w:rPr>
+        <w:t>来表示。以下步骤，可以从有向图中获得Hasse</w:t>
+      </w:r>
+      <w:r>
+        <w:rPr>
+          <w:rFonts w:cstheme="minorBidi" w:hint="eastAsia"/>
+          <w:color w:val="074F6A" w:themeColor="accent4" w:themeShade="80"/>
+          <w:kern w:val="2"/>
+        </w:rPr>
+        <w:t xml:space="preserve"> diagram</w:t>
+      </w:r>
+      <w:r>
+        <w:rPr>
+          <w:rFonts w:cstheme="minorBidi"/>
+          <w:color w:val="074F6A" w:themeColor="accent4" w:themeShade="80"/>
+          <w:kern w:val="2"/>
+        </w:rPr>
+        <w:t>。</w:t>
+      </w:r>
+    </w:p>
+    <w:p>
+      <w:pPr>
+        <w:pStyle w:val="af3"/>
+        <w:numPr>
+          <w:ilvl w:val="0"/>
+          <w:numId w:val="40"/>
+        </w:numPr>
+        <w:shd w:val="clear" w:color="auto" w:fill="FFFFFF"/>
+        <w:spacing w:before="0" w:beforeAutospacing="0" w:after="0" w:afterAutospacing="0" w:line="360" w:lineRule="auto"/>
+        <w:rPr>
+          <w:rFonts w:cstheme="minorBidi" w:hint="eastAsia"/>
+          <w:color w:val="074F6A" w:themeColor="accent4" w:themeShade="80"/>
+          <w:kern w:val="2"/>
+        </w:rPr>
+      </w:pPr>
+      <w:r>
+        <w:rPr>
+          <w:rFonts w:cstheme="minorBidi"/>
+          <w:color w:val="074F6A" w:themeColor="accent4" w:themeShade="80"/>
+          <w:kern w:val="2"/>
+        </w:rPr>
+        <w:t>由于</w:t>
+      </w:r>
+      <w:r>
+        <w:rPr>
+          <w:rFonts w:cstheme="minorBidi" w:hint="eastAsia"/>
+          <w:color w:val="074F6A" w:themeColor="accent4" w:themeShade="80"/>
+          <w:kern w:val="2"/>
+        </w:rPr>
+        <w:t>Relation</w:t>
+      </w:r>
+      <w:r>
+        <w:rPr>
+          <w:rFonts w:cstheme="minorBidi"/>
+          <w:color w:val="074F6A" w:themeColor="accent4" w:themeShade="80"/>
+          <w:kern w:val="2"/>
+        </w:rPr>
+        <w:t>是</w:t>
+      </w:r>
+      <w:bookmarkStart w:id="9" w:name="_Hlk243746149"/>
+      <w:r>
+        <w:rPr>
+          <w:rFonts w:cstheme="minorBidi" w:hint="eastAsia"/>
+          <w:color w:val="074F6A" w:themeColor="accent4" w:themeShade="80"/>
+          <w:kern w:val="2"/>
+        </w:rPr>
+        <w:t>reflexive</w:t>
+      </w:r>
+      <w:bookmarkEnd w:id="9"/>
+      <w:r>
+        <w:rPr>
+          <w:rFonts w:cstheme="minorBidi" w:hint="eastAsia"/>
+          <w:color w:val="074F6A" w:themeColor="accent4" w:themeShade="80"/>
+          <w:kern w:val="2"/>
+        </w:rPr>
+        <w:t>(</w:t>
+      </w:r>
+      <w:r>
+        <w:rPr>
+          <w:rFonts w:cstheme="minorBidi"/>
+          <w:color w:val="074F6A" w:themeColor="accent4" w:themeShade="80"/>
+          <w:kern w:val="2"/>
+        </w:rPr>
+        <w:t>自反</w:t>
+      </w:r>
+      <w:r>
+        <w:rPr>
+          <w:rFonts w:cstheme="minorBidi" w:hint="eastAsia"/>
+          <w:color w:val="074F6A" w:themeColor="accent4" w:themeShade="80"/>
+          <w:kern w:val="2"/>
+        </w:rPr>
+        <w:t>)</w:t>
+      </w:r>
+      <w:r>
+        <w:rPr>
+          <w:rFonts w:cstheme="minorBidi"/>
+          <w:color w:val="074F6A" w:themeColor="accent4" w:themeShade="80"/>
+          <w:kern w:val="2"/>
+        </w:rPr>
+        <w:t>的，</w:t>
+      </w:r>
+      <w:r>
+        <w:rPr>
+          <w:rFonts w:cstheme="minorBidi" w:hint="eastAsia"/>
+          <w:b/>
+          <w:bCs/>
+          <w:color w:val="074F6A" w:themeColor="accent4" w:themeShade="80"/>
+          <w:kern w:val="2"/>
+        </w:rPr>
+        <w:t>不绘制</w:t>
+      </w:r>
+      <w:r>
+        <w:rPr>
+          <w:rFonts w:cstheme="minorBidi"/>
+          <w:color w:val="074F6A" w:themeColor="accent4" w:themeShade="80"/>
+          <w:kern w:val="2"/>
+        </w:rPr>
+        <w:t>。</w:t>
+      </w:r>
+    </w:p>
+    <w:p>
+      <w:pPr>
+        <w:pStyle w:val="af3"/>
+        <w:numPr>
+          <w:ilvl w:val="0"/>
+          <w:numId w:val="40"/>
+        </w:numPr>
+        <w:shd w:val="clear" w:color="auto" w:fill="FFFFFF"/>
+        <w:spacing w:before="0" w:beforeAutospacing="0" w:after="0" w:afterAutospacing="0" w:line="360" w:lineRule="auto"/>
+        <w:rPr>
+          <w:rFonts w:cstheme="minorBidi" w:hint="eastAsia"/>
+          <w:color w:val="074F6A" w:themeColor="accent4" w:themeShade="80"/>
+          <w:kern w:val="2"/>
+        </w:rPr>
+      </w:pPr>
+      <w:r>
+        <w:rPr>
+          <w:rFonts w:cstheme="minorBidi"/>
+          <w:color w:val="074F6A" w:themeColor="accent4" w:themeShade="80"/>
+          <w:kern w:val="2"/>
+        </w:rPr>
+        <w:t>由于</w:t>
+      </w:r>
+      <w:r>
+        <w:rPr>
+          <w:rFonts w:cstheme="minorBidi" w:hint="eastAsia"/>
+          <w:color w:val="074F6A" w:themeColor="accent4" w:themeShade="80"/>
+          <w:kern w:val="2"/>
+        </w:rPr>
+        <w:t>Relation</w:t>
+      </w:r>
+      <w:r>
+        <w:rPr>
+          <w:rFonts w:cstheme="minorBidi"/>
+          <w:color w:val="074F6A" w:themeColor="accent4" w:themeShade="80"/>
+          <w:kern w:val="2"/>
+        </w:rPr>
+        <w:t>是</w:t>
+      </w:r>
+      <w:bookmarkStart w:id="10" w:name="_Hlk243746141"/>
+      <w:r>
+        <w:rPr>
+          <w:rFonts w:cstheme="minorBidi" w:hint="eastAsia"/>
+          <w:color w:val="074F6A" w:themeColor="accent4" w:themeShade="80"/>
+          <w:kern w:val="2"/>
+        </w:rPr>
+        <w:t>anti-symmetric</w:t>
+      </w:r>
+      <w:bookmarkEnd w:id="10"/>
+      <w:r>
+        <w:rPr>
+          <w:rFonts w:cstheme="minorBidi" w:hint="eastAsia"/>
+          <w:color w:val="074F6A" w:themeColor="accent4" w:themeShade="80"/>
+          <w:kern w:val="2"/>
+        </w:rPr>
+        <w:t>(反对称)</w:t>
+      </w:r>
+      <w:r>
+        <w:rPr>
+          <w:rFonts w:cstheme="minorBidi"/>
+          <w:color w:val="074F6A" w:themeColor="accent4" w:themeShade="80"/>
+          <w:kern w:val="2"/>
+        </w:rPr>
+        <w:t>的，因此它不能包含任何有向环。因此，我们可以绘制有向图，其中页面上的每个箭头都指向上方。因此，我们可以省略箭头。</w:t>
+      </w:r>
+    </w:p>
+    <w:p>
+      <w:pPr>
+        <w:pStyle w:val="af3"/>
+        <w:numPr>
+          <w:ilvl w:val="0"/>
+          <w:numId w:val="40"/>
+        </w:numPr>
+        <w:shd w:val="clear" w:color="auto" w:fill="FFFFFF"/>
+        <w:spacing w:before="0" w:beforeAutospacing="0" w:after="0" w:afterAutospacing="0" w:line="360" w:lineRule="auto"/>
+        <w:rPr>
+          <w:rFonts w:cstheme="minorBidi" w:hint="eastAsia"/>
+          <w:color w:val="074F6A" w:themeColor="accent4" w:themeShade="80"/>
+          <w:kern w:val="2"/>
+        </w:rPr>
+      </w:pPr>
+      <w:r>
+        <w:rPr>
+          <w:rFonts w:cstheme="minorBidi" w:hint="eastAsia"/>
+          <w:color w:val="074F6A" w:themeColor="accent4" w:themeShade="80"/>
+          <w:kern w:val="2"/>
+        </w:rPr>
+        <w:t>如果Rleation</w:t>
+      </w:r>
+      <w:r>
+        <w:rPr>
+          <w:rFonts w:cstheme="minorBidi"/>
+          <w:color w:val="074F6A" w:themeColor="accent4" w:themeShade="80"/>
+          <w:kern w:val="2"/>
+        </w:rPr>
+        <w:t>是</w:t>
+      </w:r>
+      <w:r>
+        <w:rPr>
+          <w:rFonts w:cstheme="minorBidi" w:hint="eastAsia"/>
+          <w:color w:val="074F6A" w:themeColor="accent4" w:themeShade="80"/>
+          <w:kern w:val="2"/>
+        </w:rPr>
+        <w:t>transitive</w:t>
+      </w:r>
+      <w:r>
+        <w:rPr>
+          <w:rFonts w:cstheme="minorBidi"/>
+          <w:color w:val="074F6A" w:themeColor="accent4" w:themeShade="80"/>
+          <w:kern w:val="2"/>
+        </w:rPr>
+        <w:t>的，</w:t>
+      </w:r>
+      <w:r>
+        <w:rPr>
+          <w:rFonts w:cstheme="minorBidi" w:hint="eastAsia"/>
+          <w:b/>
+          <w:bCs/>
+          <w:color w:val="074F6A" w:themeColor="accent4" w:themeShade="80"/>
+          <w:kern w:val="2"/>
+        </w:rPr>
+        <w:t>不绘制</w:t>
+      </w:r>
+      <w:r>
+        <w:rPr>
+          <w:rFonts w:cstheme="minorBidi"/>
+          <w:color w:val="074F6A" w:themeColor="accent4" w:themeShade="80"/>
+          <w:kern w:val="2"/>
+        </w:rPr>
+        <w:t>。</w:t>
+      </w:r>
+    </w:p>
+    <w:p>
+      <w:pPr>
+        <w:pStyle w:val="af3"/>
+        <w:shd w:val="clear" w:color="auto" w:fill="FFFFFF"/>
+        <w:spacing w:before="0" w:beforeAutospacing="0" w:after="0" w:afterAutospacing="0" w:line="360" w:lineRule="auto"/>
+        <w:rPr>
+          <w:rFonts w:cstheme="minorBidi" w:hint="eastAsia"/>
+          <w:b/>
+          <w:bCs/>
+          <w:color w:val="074F6A" w:themeColor="accent4" w:themeShade="80"/>
+          <w:kern w:val="2"/>
+        </w:rPr>
+      </w:pPr>
+      <w:r>
+        <w:rPr>
+          <w:rFonts w:cstheme="minorBidi" w:hint="eastAsia"/>
+          <w:b/>
+          <w:bCs/>
+          <w:color w:val="EE0000"/>
+          <w:kern w:val="2"/>
+        </w:rPr>
+        <w:t>简单而言，绘制parital order的规则是：只绘制anti-symmetric关系，不绘制reflexive和transitive关系</w:t>
+      </w:r>
+      <w:r>
+        <w:rPr>
+          <w:rFonts w:cstheme="minorBidi" w:hint="eastAsia"/>
+          <w:b/>
+          <w:bCs/>
+          <w:color w:val="074F6A" w:themeColor="accent4" w:themeShade="80"/>
+          <w:kern w:val="2"/>
+        </w:rPr>
+        <w:br w:type="page"/>
+      </w:r>
+    </w:p>
+    <w:p>
+      <w:pPr>
+        <w:rPr>
+          <w:rFonts w:hint="eastAsia"/>
+        </w:rPr>
+      </w:pPr>
+    </w:p>
+    <w:p>
+      <w:pPr>
+        <w:rPr>
+          <w:rFonts w:hint="eastAsia"/>
         </w:rPr>
       </w:pPr>
     </w:p>
@@ -14810,6 +19270,95 @@
     </w:lvl>
   </w:abstractNum>
   <w:abstractNum w:abstractNumId="1" w15:restartNumberingAfterBreak="0">
+    <w:nsid w:val="0A102BA9"/>
+    <w:multiLevelType w:val="hybridMultilevel"/>
+    <w:tmpl w:val="7276AE38"/>
+    <w:lvl w:ilvl="0" w:tplc="6336640A">
+      <w:start w:val="1"/>
+      <w:numFmt w:val="decimal"/>
+      <w:lvlText w:val="%1."/>
+      <w:lvlJc w:val="left"/>
+      <w:pPr>
+        <w:ind w:left="360" w:hanging="360"/>
+      </w:pPr>
+      <w:rPr>
+        <w:rFonts w:hint="default"/>
+      </w:rPr>
+    </w:lvl>
+    <w:lvl w:ilvl="1" w:tplc="04090019" w:tentative="1">
+      <w:start w:val="1"/>
+      <w:numFmt w:val="lowerLetter"/>
+      <w:lvlText w:val="%2)"/>
+      <w:lvlJc w:val="left"/>
+      <w:pPr>
+        <w:ind w:left="880" w:hanging="440"/>
+      </w:pPr>
+    </w:lvl>
+    <w:lvl w:ilvl="2" w:tplc="0409001B" w:tentative="1">
+      <w:start w:val="1"/>
+      <w:numFmt w:val="lowerRoman"/>
+      <w:lvlText w:val="%3."/>
+      <w:lvlJc w:val="right"/>
+      <w:pPr>
+        <w:ind w:left="1320" w:hanging="440"/>
+      </w:pPr>
+    </w:lvl>
+    <w:lvl w:ilvl="3" w:tplc="0409000F" w:tentative="1">
+      <w:start w:val="1"/>
+      <w:numFmt w:val="decimal"/>
+      <w:lvlText w:val="%4."/>
+      <w:lvlJc w:val="left"/>
+      <w:pPr>
+        <w:ind w:left="1760" w:hanging="440"/>
+      </w:pPr>
+    </w:lvl>
+    <w:lvl w:ilvl="4" w:tplc="04090019" w:tentative="1">
+      <w:start w:val="1"/>
+      <w:numFmt w:val="lowerLetter"/>
+      <w:lvlText w:val="%5)"/>
+      <w:lvlJc w:val="left"/>
+      <w:pPr>
+        <w:ind w:left="2200" w:hanging="440"/>
+      </w:pPr>
+    </w:lvl>
+    <w:lvl w:ilvl="5" w:tplc="0409001B" w:tentative="1">
+      <w:start w:val="1"/>
+      <w:numFmt w:val="lowerRoman"/>
+      <w:lvlText w:val="%6."/>
+      <w:lvlJc w:val="right"/>
+      <w:pPr>
+        <w:ind w:left="2640" w:hanging="440"/>
+      </w:pPr>
+    </w:lvl>
+    <w:lvl w:ilvl="6" w:tplc="0409000F" w:tentative="1">
+      <w:start w:val="1"/>
+      <w:numFmt w:val="decimal"/>
+      <w:lvlText w:val="%7."/>
+      <w:lvlJc w:val="left"/>
+      <w:pPr>
+        <w:ind w:left="3080" w:hanging="440"/>
+      </w:pPr>
+    </w:lvl>
+    <w:lvl w:ilvl="7" w:tplc="04090019" w:tentative="1">
+      <w:start w:val="1"/>
+      <w:numFmt w:val="lowerLetter"/>
+      <w:lvlText w:val="%8)"/>
+      <w:lvlJc w:val="left"/>
+      <w:pPr>
+        <w:ind w:left="3520" w:hanging="440"/>
+      </w:pPr>
+    </w:lvl>
+    <w:lvl w:ilvl="8" w:tplc="0409001B" w:tentative="1">
+      <w:start w:val="1"/>
+      <w:numFmt w:val="lowerRoman"/>
+      <w:lvlText w:val="%9."/>
+      <w:lvlJc w:val="right"/>
+      <w:pPr>
+        <w:ind w:left="3960" w:hanging="440"/>
+      </w:pPr>
+    </w:lvl>
+  </w:abstractNum>
+  <w:abstractNum w:abstractNumId="2" w15:restartNumberingAfterBreak="0">
     <w:nsid w:val="0E1D2444"/>
     <w:multiLevelType w:val="hybridMultilevel"/>
     <w:tmpl w:val="EB6AFBDE"/>
@@ -14898,7 +19447,7 @@
       </w:pPr>
     </w:lvl>
   </w:abstractNum>
-  <w:abstractNum w:abstractNumId="2" w15:restartNumberingAfterBreak="0">
+  <w:abstractNum w:abstractNumId="3" w15:restartNumberingAfterBreak="0">
     <w:nsid w:val="0FF72480"/>
     <w:multiLevelType w:val="multilevel"/>
     <w:tmpl w:val="F3187FF8"/>
@@ -15011,7 +19560,7 @@
       </w:rPr>
     </w:lvl>
   </w:abstractNum>
-  <w:abstractNum w:abstractNumId="3" w15:restartNumberingAfterBreak="0">
+  <w:abstractNum w:abstractNumId="4" w15:restartNumberingAfterBreak="0">
     <w:nsid w:val="1069396E"/>
     <w:multiLevelType w:val="hybridMultilevel"/>
     <w:tmpl w:val="C7C8FD7E"/>
@@ -15124,7 +19673,120 @@
       </w:rPr>
     </w:lvl>
   </w:abstractNum>
-  <w:abstractNum w:abstractNumId="4" w15:restartNumberingAfterBreak="0">
+  <w:abstractNum w:abstractNumId="5" w15:restartNumberingAfterBreak="0">
+    <w:nsid w:val="111B6C9F"/>
+    <w:multiLevelType w:val="hybridMultilevel"/>
+    <w:tmpl w:val="CCF0AC98"/>
+    <w:lvl w:ilvl="0" w:tplc="04090001">
+      <w:start w:val="1"/>
+      <w:numFmt w:val="bullet"/>
+      <w:lvlText w:val=""/>
+      <w:lvlJc w:val="left"/>
+      <w:pPr>
+        <w:ind w:left="440" w:hanging="440"/>
+      </w:pPr>
+      <w:rPr>
+        <w:rFonts w:ascii="Wingdings" w:hAnsi="Wingdings" w:hint="default"/>
+      </w:rPr>
+    </w:lvl>
+    <w:lvl w:ilvl="1" w:tplc="04090003" w:tentative="1">
+      <w:start w:val="1"/>
+      <w:numFmt w:val="bullet"/>
+      <w:lvlText w:val=""/>
+      <w:lvlJc w:val="left"/>
+      <w:pPr>
+        <w:ind w:left="880" w:hanging="440"/>
+      </w:pPr>
+      <w:rPr>
+        <w:rFonts w:ascii="Wingdings" w:hAnsi="Wingdings" w:hint="default"/>
+      </w:rPr>
+    </w:lvl>
+    <w:lvl w:ilvl="2" w:tplc="04090005" w:tentative="1">
+      <w:start w:val="1"/>
+      <w:numFmt w:val="bullet"/>
+      <w:lvlText w:val=""/>
+      <w:lvlJc w:val="left"/>
+      <w:pPr>
+        <w:ind w:left="1320" w:hanging="440"/>
+      </w:pPr>
+      <w:rPr>
+        <w:rFonts w:ascii="Wingdings" w:hAnsi="Wingdings" w:hint="default"/>
+      </w:rPr>
+    </w:lvl>
+    <w:lvl w:ilvl="3" w:tplc="04090001" w:tentative="1">
+      <w:start w:val="1"/>
+      <w:numFmt w:val="bullet"/>
+      <w:lvlText w:val=""/>
+      <w:lvlJc w:val="left"/>
+      <w:pPr>
+        <w:ind w:left="1760" w:hanging="440"/>
+      </w:pPr>
+      <w:rPr>
+        <w:rFonts w:ascii="Wingdings" w:hAnsi="Wingdings" w:hint="default"/>
+      </w:rPr>
+    </w:lvl>
+    <w:lvl w:ilvl="4" w:tplc="04090003" w:tentative="1">
+      <w:start w:val="1"/>
+      <w:numFmt w:val="bullet"/>
+      <w:lvlText w:val=""/>
+      <w:lvlJc w:val="left"/>
+      <w:pPr>
+        <w:ind w:left="2200" w:hanging="440"/>
+      </w:pPr>
+      <w:rPr>
+        <w:rFonts w:ascii="Wingdings" w:hAnsi="Wingdings" w:hint="default"/>
+      </w:rPr>
+    </w:lvl>
+    <w:lvl w:ilvl="5" w:tplc="04090005" w:tentative="1">
+      <w:start w:val="1"/>
+      <w:numFmt w:val="bullet"/>
+      <w:lvlText w:val=""/>
+      <w:lvlJc w:val="left"/>
+      <w:pPr>
+        <w:ind w:left="2640" w:hanging="440"/>
+      </w:pPr>
+      <w:rPr>
+        <w:rFonts w:ascii="Wingdings" w:hAnsi="Wingdings" w:hint="default"/>
+      </w:rPr>
+    </w:lvl>
+    <w:lvl w:ilvl="6" w:tplc="04090001" w:tentative="1">
+      <w:start w:val="1"/>
+      <w:numFmt w:val="bullet"/>
+      <w:lvlText w:val=""/>
+      <w:lvlJc w:val="left"/>
+      <w:pPr>
+        <w:ind w:left="3080" w:hanging="440"/>
+      </w:pPr>
+      <w:rPr>
+        <w:rFonts w:ascii="Wingdings" w:hAnsi="Wingdings" w:hint="default"/>
+      </w:rPr>
+    </w:lvl>
+    <w:lvl w:ilvl="7" w:tplc="04090003" w:tentative="1">
+      <w:start w:val="1"/>
+      <w:numFmt w:val="bullet"/>
+      <w:lvlText w:val=""/>
+      <w:lvlJc w:val="left"/>
+      <w:pPr>
+        <w:ind w:left="3520" w:hanging="440"/>
+      </w:pPr>
+      <w:rPr>
+        <w:rFonts w:ascii="Wingdings" w:hAnsi="Wingdings" w:hint="default"/>
+      </w:rPr>
+    </w:lvl>
+    <w:lvl w:ilvl="8" w:tplc="04090005" w:tentative="1">
+      <w:start w:val="1"/>
+      <w:numFmt w:val="bullet"/>
+      <w:lvlText w:val=""/>
+      <w:lvlJc w:val="left"/>
+      <w:pPr>
+        <w:ind w:left="3960" w:hanging="440"/>
+      </w:pPr>
+      <w:rPr>
+        <w:rFonts w:ascii="Wingdings" w:hAnsi="Wingdings" w:hint="default"/>
+      </w:rPr>
+    </w:lvl>
+  </w:abstractNum>
+  <w:abstractNum w:abstractNumId="6" w15:restartNumberingAfterBreak="0">
     <w:nsid w:val="137E6B1C"/>
     <w:multiLevelType w:val="hybridMultilevel"/>
     <w:tmpl w:val="AE56982C"/>
@@ -15237,7 +19899,7 @@
       </w:rPr>
     </w:lvl>
   </w:abstractNum>
-  <w:abstractNum w:abstractNumId="5" w15:restartNumberingAfterBreak="0">
+  <w:abstractNum w:abstractNumId="7" w15:restartNumberingAfterBreak="0">
     <w:nsid w:val="16015BCD"/>
     <w:multiLevelType w:val="hybridMultilevel"/>
     <w:tmpl w:val="8FB2479C"/>
@@ -15350,11 +20012,11 @@
       </w:rPr>
     </w:lvl>
   </w:abstractNum>
-  <w:abstractNum w:abstractNumId="6" w15:restartNumberingAfterBreak="0">
+  <w:abstractNum w:abstractNumId="8" w15:restartNumberingAfterBreak="0">
     <w:nsid w:val="1B96004E"/>
-    <w:multiLevelType w:val="hybridMultilevel"/>
-    <w:tmpl w:val="BC78DCE6"/>
-    <w:lvl w:ilvl="0" w:tplc="0409000F">
+    <w:multiLevelType w:val="multilevel"/>
+    <w:tmpl w:val="634EFF1A"/>
+    <w:lvl w:ilvl="0">
       <w:start w:val="1"/>
       <w:numFmt w:val="decimal"/>
       <w:lvlText w:val="%1."/>
@@ -15363,80 +20025,112 @@
         <w:ind w:left="440" w:hanging="440"/>
       </w:pPr>
     </w:lvl>
-    <w:lvl w:ilvl="1" w:tplc="04090019" w:tentative="1">
-      <w:start w:val="1"/>
-      <w:numFmt w:val="lowerLetter"/>
-      <w:lvlText w:val="%2)"/>
-      <w:lvlJc w:val="left"/>
-      <w:pPr>
-        <w:ind w:left="880" w:hanging="440"/>
-      </w:pPr>
-    </w:lvl>
-    <w:lvl w:ilvl="2" w:tplc="0409001B" w:tentative="1">
-      <w:start w:val="1"/>
-      <w:numFmt w:val="lowerRoman"/>
-      <w:lvlText w:val="%3."/>
-      <w:lvlJc w:val="right"/>
-      <w:pPr>
-        <w:ind w:left="1320" w:hanging="440"/>
-      </w:pPr>
-    </w:lvl>
-    <w:lvl w:ilvl="3" w:tplc="0409000F" w:tentative="1">
-      <w:start w:val="1"/>
+    <w:lvl w:ilvl="1">
+      <w:start w:val="5"/>
       <w:numFmt w:val="decimal"/>
-      <w:lvlText w:val="%4."/>
-      <w:lvlJc w:val="left"/>
-      <w:pPr>
-        <w:ind w:left="1760" w:hanging="440"/>
-      </w:pPr>
-    </w:lvl>
-    <w:lvl w:ilvl="4" w:tplc="04090019" w:tentative="1">
-      <w:start w:val="1"/>
-      <w:numFmt w:val="lowerLetter"/>
-      <w:lvlText w:val="%5)"/>
-      <w:lvlJc w:val="left"/>
-      <w:pPr>
-        <w:ind w:left="2200" w:hanging="440"/>
-      </w:pPr>
-    </w:lvl>
-    <w:lvl w:ilvl="5" w:tplc="0409001B" w:tentative="1">
-      <w:start w:val="1"/>
-      <w:numFmt w:val="lowerRoman"/>
-      <w:lvlText w:val="%6."/>
-      <w:lvlJc w:val="right"/>
-      <w:pPr>
-        <w:ind w:left="2640" w:hanging="440"/>
-      </w:pPr>
-    </w:lvl>
-    <w:lvl w:ilvl="6" w:tplc="0409000F" w:tentative="1">
+      <w:isLgl/>
+      <w:lvlText w:val="%1.%2"/>
+      <w:lvlJc w:val="left"/>
+      <w:pPr>
+        <w:ind w:left="495" w:hanging="495"/>
+      </w:pPr>
+      <w:rPr>
+        <w:rFonts w:hint="default"/>
+      </w:rPr>
+    </w:lvl>
+    <w:lvl w:ilvl="2">
       <w:start w:val="1"/>
       <w:numFmt w:val="decimal"/>
-      <w:lvlText w:val="%7."/>
-      <w:lvlJc w:val="left"/>
-      <w:pPr>
-        <w:ind w:left="3080" w:hanging="440"/>
-      </w:pPr>
-    </w:lvl>
-    <w:lvl w:ilvl="7" w:tplc="04090019" w:tentative="1">
-      <w:start w:val="1"/>
-      <w:numFmt w:val="lowerLetter"/>
-      <w:lvlText w:val="%8)"/>
-      <w:lvlJc w:val="left"/>
-      <w:pPr>
-        <w:ind w:left="3520" w:hanging="440"/>
-      </w:pPr>
-    </w:lvl>
-    <w:lvl w:ilvl="8" w:tplc="0409001B" w:tentative="1">
-      <w:start w:val="1"/>
-      <w:numFmt w:val="lowerRoman"/>
-      <w:lvlText w:val="%9."/>
-      <w:lvlJc w:val="right"/>
-      <w:pPr>
-        <w:ind w:left="3960" w:hanging="440"/>
-      </w:pPr>
+      <w:isLgl/>
+      <w:lvlText w:val="%1.%2.%3"/>
+      <w:lvlJc w:val="left"/>
+      <w:pPr>
+        <w:ind w:left="720" w:hanging="720"/>
+      </w:pPr>
+      <w:rPr>
+        <w:rFonts w:hint="default"/>
+      </w:rPr>
+    </w:lvl>
+    <w:lvl w:ilvl="3">
+      <w:start w:val="1"/>
+      <w:numFmt w:val="decimal"/>
+      <w:isLgl/>
+      <w:lvlText w:val="%1.%2.%3.%4"/>
+      <w:lvlJc w:val="left"/>
+      <w:pPr>
+        <w:ind w:left="720" w:hanging="720"/>
+      </w:pPr>
+      <w:rPr>
+        <w:rFonts w:hint="default"/>
+      </w:rPr>
+    </w:lvl>
+    <w:lvl w:ilvl="4">
+      <w:start w:val="1"/>
+      <w:numFmt w:val="decimal"/>
+      <w:isLgl/>
+      <w:lvlText w:val="%1.%2.%3.%4.%5"/>
+      <w:lvlJc w:val="left"/>
+      <w:pPr>
+        <w:ind w:left="1080" w:hanging="1080"/>
+      </w:pPr>
+      <w:rPr>
+        <w:rFonts w:hint="default"/>
+      </w:rPr>
+    </w:lvl>
+    <w:lvl w:ilvl="5">
+      <w:start w:val="1"/>
+      <w:numFmt w:val="decimal"/>
+      <w:isLgl/>
+      <w:lvlText w:val="%1.%2.%3.%4.%5.%6"/>
+      <w:lvlJc w:val="left"/>
+      <w:pPr>
+        <w:ind w:left="1080" w:hanging="1080"/>
+      </w:pPr>
+      <w:rPr>
+        <w:rFonts w:hint="default"/>
+      </w:rPr>
+    </w:lvl>
+    <w:lvl w:ilvl="6">
+      <w:start w:val="1"/>
+      <w:numFmt w:val="decimal"/>
+      <w:isLgl/>
+      <w:lvlText w:val="%1.%2.%3.%4.%5.%6.%7"/>
+      <w:lvlJc w:val="left"/>
+      <w:pPr>
+        <w:ind w:left="1440" w:hanging="1440"/>
+      </w:pPr>
+      <w:rPr>
+        <w:rFonts w:hint="default"/>
+      </w:rPr>
+    </w:lvl>
+    <w:lvl w:ilvl="7">
+      <w:start w:val="1"/>
+      <w:numFmt w:val="decimal"/>
+      <w:isLgl/>
+      <w:lvlText w:val="%1.%2.%3.%4.%5.%6.%7.%8"/>
+      <w:lvlJc w:val="left"/>
+      <w:pPr>
+        <w:ind w:left="1440" w:hanging="1440"/>
+      </w:pPr>
+      <w:rPr>
+        <w:rFonts w:hint="default"/>
+      </w:rPr>
+    </w:lvl>
+    <w:lvl w:ilvl="8">
+      <w:start w:val="1"/>
+      <w:numFmt w:val="decimal"/>
+      <w:isLgl/>
+      <w:lvlText w:val="%1.%2.%3.%4.%5.%6.%7.%8.%9"/>
+      <w:lvlJc w:val="left"/>
+      <w:pPr>
+        <w:ind w:left="1800" w:hanging="1800"/>
+      </w:pPr>
+      <w:rPr>
+        <w:rFonts w:hint="default"/>
+      </w:rPr>
     </w:lvl>
   </w:abstractNum>
-  <w:abstractNum w:abstractNumId="7" w15:restartNumberingAfterBreak="0">
+  <w:abstractNum w:abstractNumId="9" w15:restartNumberingAfterBreak="0">
     <w:nsid w:val="22612681"/>
     <w:multiLevelType w:val="multilevel"/>
     <w:tmpl w:val="94365A06"/>
@@ -15549,7 +20243,7 @@
       </w:rPr>
     </w:lvl>
   </w:abstractNum>
-  <w:abstractNum w:abstractNumId="8" w15:restartNumberingAfterBreak="0">
+  <w:abstractNum w:abstractNumId="10" w15:restartNumberingAfterBreak="0">
     <w:nsid w:val="2E2E63D3"/>
     <w:multiLevelType w:val="hybridMultilevel"/>
     <w:tmpl w:val="04CED32C"/>
@@ -15638,7 +20332,7 @@
       </w:pPr>
     </w:lvl>
   </w:abstractNum>
-  <w:abstractNum w:abstractNumId="9" w15:restartNumberingAfterBreak="0">
+  <w:abstractNum w:abstractNumId="11" w15:restartNumberingAfterBreak="0">
     <w:nsid w:val="2E8B5973"/>
     <w:multiLevelType w:val="multilevel"/>
     <w:tmpl w:val="A0A2D074"/>
@@ -15751,7 +20445,217 @@
       </w:rPr>
     </w:lvl>
   </w:abstractNum>
-  <w:abstractNum w:abstractNumId="10" w15:restartNumberingAfterBreak="0">
+  <w:abstractNum w:abstractNumId="12" w15:restartNumberingAfterBreak="0">
+    <w:nsid w:val="31972A51"/>
+    <w:multiLevelType w:val="multilevel"/>
+    <w:tmpl w:val="9D52DC3A"/>
+    <w:lvl w:ilvl="0">
+      <w:start w:val="1"/>
+      <w:numFmt w:val="decimal"/>
+      <w:lvlText w:val="%1."/>
+      <w:lvlJc w:val="left"/>
+      <w:pPr>
+        <w:ind w:left="360" w:hanging="360"/>
+      </w:pPr>
+      <w:rPr>
+        <w:rFonts w:hint="default"/>
+      </w:rPr>
+    </w:lvl>
+    <w:lvl w:ilvl="1">
+      <w:start w:val="2"/>
+      <w:numFmt w:val="decimal"/>
+      <w:isLgl/>
+      <w:lvlText w:val="%1.%2"/>
+      <w:lvlJc w:val="left"/>
+      <w:pPr>
+        <w:ind w:left="435" w:hanging="435"/>
+      </w:pPr>
+      <w:rPr>
+        <w:rFonts w:hint="default"/>
+      </w:rPr>
+    </w:lvl>
+    <w:lvl w:ilvl="2">
+      <w:start w:val="1"/>
+      <w:numFmt w:val="decimal"/>
+      <w:isLgl/>
+      <w:lvlText w:val="%1.%2.%3"/>
+      <w:lvlJc w:val="left"/>
+      <w:pPr>
+        <w:ind w:left="720" w:hanging="720"/>
+      </w:pPr>
+      <w:rPr>
+        <w:rFonts w:hint="default"/>
+      </w:rPr>
+    </w:lvl>
+    <w:lvl w:ilvl="3">
+      <w:start w:val="1"/>
+      <w:numFmt w:val="decimal"/>
+      <w:isLgl/>
+      <w:lvlText w:val="%1.%2.%3.%4"/>
+      <w:lvlJc w:val="left"/>
+      <w:pPr>
+        <w:ind w:left="720" w:hanging="720"/>
+      </w:pPr>
+      <w:rPr>
+        <w:rFonts w:hint="default"/>
+      </w:rPr>
+    </w:lvl>
+    <w:lvl w:ilvl="4">
+      <w:start w:val="1"/>
+      <w:numFmt w:val="decimal"/>
+      <w:isLgl/>
+      <w:lvlText w:val="%1.%2.%3.%4.%5"/>
+      <w:lvlJc w:val="left"/>
+      <w:pPr>
+        <w:ind w:left="1080" w:hanging="1080"/>
+      </w:pPr>
+      <w:rPr>
+        <w:rFonts w:hint="default"/>
+      </w:rPr>
+    </w:lvl>
+    <w:lvl w:ilvl="5">
+      <w:start w:val="1"/>
+      <w:numFmt w:val="decimal"/>
+      <w:isLgl/>
+      <w:lvlText w:val="%1.%2.%3.%4.%5.%6"/>
+      <w:lvlJc w:val="left"/>
+      <w:pPr>
+        <w:ind w:left="1080" w:hanging="1080"/>
+      </w:pPr>
+      <w:rPr>
+        <w:rFonts w:hint="default"/>
+      </w:rPr>
+    </w:lvl>
+    <w:lvl w:ilvl="6">
+      <w:start w:val="1"/>
+      <w:numFmt w:val="decimal"/>
+      <w:isLgl/>
+      <w:lvlText w:val="%1.%2.%3.%4.%5.%6.%7"/>
+      <w:lvlJc w:val="left"/>
+      <w:pPr>
+        <w:ind w:left="1440" w:hanging="1440"/>
+      </w:pPr>
+      <w:rPr>
+        <w:rFonts w:hint="default"/>
+      </w:rPr>
+    </w:lvl>
+    <w:lvl w:ilvl="7">
+      <w:start w:val="1"/>
+      <w:numFmt w:val="decimal"/>
+      <w:isLgl/>
+      <w:lvlText w:val="%1.%2.%3.%4.%5.%6.%7.%8"/>
+      <w:lvlJc w:val="left"/>
+      <w:pPr>
+        <w:ind w:left="1440" w:hanging="1440"/>
+      </w:pPr>
+      <w:rPr>
+        <w:rFonts w:hint="default"/>
+      </w:rPr>
+    </w:lvl>
+    <w:lvl w:ilvl="8">
+      <w:start w:val="1"/>
+      <w:numFmt w:val="decimal"/>
+      <w:isLgl/>
+      <w:lvlText w:val="%1.%2.%3.%4.%5.%6.%7.%8.%9"/>
+      <w:lvlJc w:val="left"/>
+      <w:pPr>
+        <w:ind w:left="1800" w:hanging="1800"/>
+      </w:pPr>
+      <w:rPr>
+        <w:rFonts w:hint="default"/>
+      </w:rPr>
+    </w:lvl>
+  </w:abstractNum>
+  <w:abstractNum w:abstractNumId="13" w15:restartNumberingAfterBreak="0">
+    <w:nsid w:val="31CE6AE8"/>
+    <w:multiLevelType w:val="hybridMultilevel"/>
+    <w:tmpl w:val="ADBA414C"/>
+    <w:lvl w:ilvl="0" w:tplc="559EF626">
+      <w:start w:val="1"/>
+      <w:numFmt w:val="decimal"/>
+      <w:lvlText w:val="%1."/>
+      <w:lvlJc w:val="left"/>
+      <w:pPr>
+        <w:ind w:left="360" w:hanging="360"/>
+      </w:pPr>
+      <w:rPr>
+        <w:rFonts w:hint="default"/>
+      </w:rPr>
+    </w:lvl>
+    <w:lvl w:ilvl="1" w:tplc="04090019" w:tentative="1">
+      <w:start w:val="1"/>
+      <w:numFmt w:val="lowerLetter"/>
+      <w:lvlText w:val="%2)"/>
+      <w:lvlJc w:val="left"/>
+      <w:pPr>
+        <w:ind w:left="880" w:hanging="440"/>
+      </w:pPr>
+    </w:lvl>
+    <w:lvl w:ilvl="2" w:tplc="0409001B" w:tentative="1">
+      <w:start w:val="1"/>
+      <w:numFmt w:val="lowerRoman"/>
+      <w:lvlText w:val="%3."/>
+      <w:lvlJc w:val="right"/>
+      <w:pPr>
+        <w:ind w:left="1320" w:hanging="440"/>
+      </w:pPr>
+    </w:lvl>
+    <w:lvl w:ilvl="3" w:tplc="0409000F" w:tentative="1">
+      <w:start w:val="1"/>
+      <w:numFmt w:val="decimal"/>
+      <w:lvlText w:val="%4."/>
+      <w:lvlJc w:val="left"/>
+      <w:pPr>
+        <w:ind w:left="1760" w:hanging="440"/>
+      </w:pPr>
+    </w:lvl>
+    <w:lvl w:ilvl="4" w:tplc="04090019" w:tentative="1">
+      <w:start w:val="1"/>
+      <w:numFmt w:val="lowerLetter"/>
+      <w:lvlText w:val="%5)"/>
+      <w:lvlJc w:val="left"/>
+      <w:pPr>
+        <w:ind w:left="2200" w:hanging="440"/>
+      </w:pPr>
+    </w:lvl>
+    <w:lvl w:ilvl="5" w:tplc="0409001B" w:tentative="1">
+      <w:start w:val="1"/>
+      <w:numFmt w:val="lowerRoman"/>
+      <w:lvlText w:val="%6."/>
+      <w:lvlJc w:val="right"/>
+      <w:pPr>
+        <w:ind w:left="2640" w:hanging="440"/>
+      </w:pPr>
+    </w:lvl>
+    <w:lvl w:ilvl="6" w:tplc="0409000F" w:tentative="1">
+      <w:start w:val="1"/>
+      <w:numFmt w:val="decimal"/>
+      <w:lvlText w:val="%7."/>
+      <w:lvlJc w:val="left"/>
+      <w:pPr>
+        <w:ind w:left="3080" w:hanging="440"/>
+      </w:pPr>
+    </w:lvl>
+    <w:lvl w:ilvl="7" w:tplc="04090019" w:tentative="1">
+      <w:start w:val="1"/>
+      <w:numFmt w:val="lowerLetter"/>
+      <w:lvlText w:val="%8)"/>
+      <w:lvlJc w:val="left"/>
+      <w:pPr>
+        <w:ind w:left="3520" w:hanging="440"/>
+      </w:pPr>
+    </w:lvl>
+    <w:lvl w:ilvl="8" w:tplc="0409001B" w:tentative="1">
+      <w:start w:val="1"/>
+      <w:numFmt w:val="lowerRoman"/>
+      <w:lvlText w:val="%9."/>
+      <w:lvlJc w:val="right"/>
+      <w:pPr>
+        <w:ind w:left="3960" w:hanging="440"/>
+      </w:pPr>
+    </w:lvl>
+  </w:abstractNum>
+  <w:abstractNum w:abstractNumId="14" w15:restartNumberingAfterBreak="0">
     <w:nsid w:val="32552850"/>
     <w:multiLevelType w:val="hybridMultilevel"/>
     <w:tmpl w:val="86F4CA72"/>
@@ -15864,7 +20768,7 @@
       </w:rPr>
     </w:lvl>
   </w:abstractNum>
-  <w:abstractNum w:abstractNumId="11" w15:restartNumberingAfterBreak="0">
+  <w:abstractNum w:abstractNumId="15" w15:restartNumberingAfterBreak="0">
     <w:nsid w:val="35801D4F"/>
     <w:multiLevelType w:val="hybridMultilevel"/>
     <w:tmpl w:val="CE04F402"/>
@@ -15955,7 +20859,7 @@
       </w:pPr>
     </w:lvl>
   </w:abstractNum>
-  <w:abstractNum w:abstractNumId="12" w15:restartNumberingAfterBreak="0">
+  <w:abstractNum w:abstractNumId="16" w15:restartNumberingAfterBreak="0">
     <w:nsid w:val="36837818"/>
     <w:multiLevelType w:val="hybridMultilevel"/>
     <w:tmpl w:val="FB14EA26"/>
@@ -16068,7 +20972,7 @@
       </w:rPr>
     </w:lvl>
   </w:abstractNum>
-  <w:abstractNum w:abstractNumId="13" w15:restartNumberingAfterBreak="0">
+  <w:abstractNum w:abstractNumId="17" w15:restartNumberingAfterBreak="0">
     <w:nsid w:val="3B974129"/>
     <w:multiLevelType w:val="hybridMultilevel"/>
     <w:tmpl w:val="ED6E3154"/>
@@ -16181,7 +21085,7 @@
       </w:rPr>
     </w:lvl>
   </w:abstractNum>
-  <w:abstractNum w:abstractNumId="14" w15:restartNumberingAfterBreak="0">
+  <w:abstractNum w:abstractNumId="18" w15:restartNumberingAfterBreak="0">
     <w:nsid w:val="3E173A56"/>
     <w:multiLevelType w:val="multilevel"/>
     <w:tmpl w:val="839A49D8"/>
@@ -16294,11 +21198,11 @@
       </w:rPr>
     </w:lvl>
   </w:abstractNum>
-  <w:abstractNum w:abstractNumId="15" w15:restartNumberingAfterBreak="0">
-    <w:nsid w:val="425B7028"/>
+  <w:abstractNum w:abstractNumId="19" w15:restartNumberingAfterBreak="0">
+    <w:nsid w:val="3F381793"/>
     <w:multiLevelType w:val="hybridMultilevel"/>
-    <w:tmpl w:val="0E72744E"/>
-    <w:lvl w:ilvl="0" w:tplc="245E8732">
+    <w:tmpl w:val="6CFEAD66"/>
+    <w:lvl w:ilvl="0" w:tplc="E7B25334">
       <w:start w:val="1"/>
       <w:numFmt w:val="decimal"/>
       <w:lvlText w:val="%1."/>
@@ -16383,7 +21287,217 @@
       </w:pPr>
     </w:lvl>
   </w:abstractNum>
-  <w:abstractNum w:abstractNumId="16" w15:restartNumberingAfterBreak="0">
+  <w:abstractNum w:abstractNumId="20" w15:restartNumberingAfterBreak="0">
+    <w:nsid w:val="40DA22D0"/>
+    <w:multiLevelType w:val="hybridMultilevel"/>
+    <w:tmpl w:val="8886E09E"/>
+    <w:lvl w:ilvl="0" w:tplc="A4AABEFE">
+      <w:start w:val="1"/>
+      <w:numFmt w:val="decimal"/>
+      <w:lvlText w:val="%1."/>
+      <w:lvlJc w:val="left"/>
+      <w:pPr>
+        <w:ind w:left="720" w:hanging="360"/>
+      </w:pPr>
+      <w:rPr>
+        <w:rFonts w:hint="default"/>
+      </w:rPr>
+    </w:lvl>
+    <w:lvl w:ilvl="1" w:tplc="04090019" w:tentative="1">
+      <w:start w:val="1"/>
+      <w:numFmt w:val="lowerLetter"/>
+      <w:lvlText w:val="%2)"/>
+      <w:lvlJc w:val="left"/>
+      <w:pPr>
+        <w:ind w:left="1240" w:hanging="440"/>
+      </w:pPr>
+    </w:lvl>
+    <w:lvl w:ilvl="2" w:tplc="0409001B" w:tentative="1">
+      <w:start w:val="1"/>
+      <w:numFmt w:val="lowerRoman"/>
+      <w:lvlText w:val="%3."/>
+      <w:lvlJc w:val="right"/>
+      <w:pPr>
+        <w:ind w:left="1680" w:hanging="440"/>
+      </w:pPr>
+    </w:lvl>
+    <w:lvl w:ilvl="3" w:tplc="0409000F" w:tentative="1">
+      <w:start w:val="1"/>
+      <w:numFmt w:val="decimal"/>
+      <w:lvlText w:val="%4."/>
+      <w:lvlJc w:val="left"/>
+      <w:pPr>
+        <w:ind w:left="2120" w:hanging="440"/>
+      </w:pPr>
+    </w:lvl>
+    <w:lvl w:ilvl="4" w:tplc="04090019" w:tentative="1">
+      <w:start w:val="1"/>
+      <w:numFmt w:val="lowerLetter"/>
+      <w:lvlText w:val="%5)"/>
+      <w:lvlJc w:val="left"/>
+      <w:pPr>
+        <w:ind w:left="2560" w:hanging="440"/>
+      </w:pPr>
+    </w:lvl>
+    <w:lvl w:ilvl="5" w:tplc="0409001B" w:tentative="1">
+      <w:start w:val="1"/>
+      <w:numFmt w:val="lowerRoman"/>
+      <w:lvlText w:val="%6."/>
+      <w:lvlJc w:val="right"/>
+      <w:pPr>
+        <w:ind w:left="3000" w:hanging="440"/>
+      </w:pPr>
+    </w:lvl>
+    <w:lvl w:ilvl="6" w:tplc="0409000F" w:tentative="1">
+      <w:start w:val="1"/>
+      <w:numFmt w:val="decimal"/>
+      <w:lvlText w:val="%7."/>
+      <w:lvlJc w:val="left"/>
+      <w:pPr>
+        <w:ind w:left="3440" w:hanging="440"/>
+      </w:pPr>
+    </w:lvl>
+    <w:lvl w:ilvl="7" w:tplc="04090019" w:tentative="1">
+      <w:start w:val="1"/>
+      <w:numFmt w:val="lowerLetter"/>
+      <w:lvlText w:val="%8)"/>
+      <w:lvlJc w:val="left"/>
+      <w:pPr>
+        <w:ind w:left="3880" w:hanging="440"/>
+      </w:pPr>
+    </w:lvl>
+    <w:lvl w:ilvl="8" w:tplc="0409001B" w:tentative="1">
+      <w:start w:val="1"/>
+      <w:numFmt w:val="lowerRoman"/>
+      <w:lvlText w:val="%9."/>
+      <w:lvlJc w:val="right"/>
+      <w:pPr>
+        <w:ind w:left="4320" w:hanging="440"/>
+      </w:pPr>
+    </w:lvl>
+  </w:abstractNum>
+  <w:abstractNum w:abstractNumId="21" w15:restartNumberingAfterBreak="0">
+    <w:nsid w:val="425B7028"/>
+    <w:multiLevelType w:val="multilevel"/>
+    <w:tmpl w:val="B19E987E"/>
+    <w:lvl w:ilvl="0">
+      <w:start w:val="1"/>
+      <w:numFmt w:val="decimal"/>
+      <w:lvlText w:val="%1."/>
+      <w:lvlJc w:val="left"/>
+      <w:pPr>
+        <w:ind w:left="360" w:hanging="360"/>
+      </w:pPr>
+      <w:rPr>
+        <w:rFonts w:hint="default"/>
+      </w:rPr>
+    </w:lvl>
+    <w:lvl w:ilvl="1">
+      <w:start w:val="4"/>
+      <w:numFmt w:val="decimal"/>
+      <w:isLgl/>
+      <w:lvlText w:val="%1.%2"/>
+      <w:lvlJc w:val="left"/>
+      <w:pPr>
+        <w:ind w:left="495" w:hanging="495"/>
+      </w:pPr>
+      <w:rPr>
+        <w:rFonts w:hint="default"/>
+      </w:rPr>
+    </w:lvl>
+    <w:lvl w:ilvl="2">
+      <w:start w:val="1"/>
+      <w:numFmt w:val="decimal"/>
+      <w:isLgl/>
+      <w:lvlText w:val="%1.%2.%3"/>
+      <w:lvlJc w:val="left"/>
+      <w:pPr>
+        <w:ind w:left="720" w:hanging="720"/>
+      </w:pPr>
+      <w:rPr>
+        <w:rFonts w:hint="default"/>
+      </w:rPr>
+    </w:lvl>
+    <w:lvl w:ilvl="3">
+      <w:start w:val="1"/>
+      <w:numFmt w:val="decimal"/>
+      <w:isLgl/>
+      <w:lvlText w:val="%1.%2.%3.%4"/>
+      <w:lvlJc w:val="left"/>
+      <w:pPr>
+        <w:ind w:left="720" w:hanging="720"/>
+      </w:pPr>
+      <w:rPr>
+        <w:rFonts w:hint="default"/>
+      </w:rPr>
+    </w:lvl>
+    <w:lvl w:ilvl="4">
+      <w:start w:val="1"/>
+      <w:numFmt w:val="decimal"/>
+      <w:isLgl/>
+      <w:lvlText w:val="%1.%2.%3.%4.%5"/>
+      <w:lvlJc w:val="left"/>
+      <w:pPr>
+        <w:ind w:left="1080" w:hanging="1080"/>
+      </w:pPr>
+      <w:rPr>
+        <w:rFonts w:hint="default"/>
+      </w:rPr>
+    </w:lvl>
+    <w:lvl w:ilvl="5">
+      <w:start w:val="1"/>
+      <w:numFmt w:val="decimal"/>
+      <w:isLgl/>
+      <w:lvlText w:val="%1.%2.%3.%4.%5.%6"/>
+      <w:lvlJc w:val="left"/>
+      <w:pPr>
+        <w:ind w:left="1080" w:hanging="1080"/>
+      </w:pPr>
+      <w:rPr>
+        <w:rFonts w:hint="default"/>
+      </w:rPr>
+    </w:lvl>
+    <w:lvl w:ilvl="6">
+      <w:start w:val="1"/>
+      <w:numFmt w:val="decimal"/>
+      <w:isLgl/>
+      <w:lvlText w:val="%1.%2.%3.%4.%5.%6.%7"/>
+      <w:lvlJc w:val="left"/>
+      <w:pPr>
+        <w:ind w:left="1440" w:hanging="1440"/>
+      </w:pPr>
+      <w:rPr>
+        <w:rFonts w:hint="default"/>
+      </w:rPr>
+    </w:lvl>
+    <w:lvl w:ilvl="7">
+      <w:start w:val="1"/>
+      <w:numFmt w:val="decimal"/>
+      <w:isLgl/>
+      <w:lvlText w:val="%1.%2.%3.%4.%5.%6.%7.%8"/>
+      <w:lvlJc w:val="left"/>
+      <w:pPr>
+        <w:ind w:left="1440" w:hanging="1440"/>
+      </w:pPr>
+      <w:rPr>
+        <w:rFonts w:hint="default"/>
+      </w:rPr>
+    </w:lvl>
+    <w:lvl w:ilvl="8">
+      <w:start w:val="1"/>
+      <w:numFmt w:val="decimal"/>
+      <w:isLgl/>
+      <w:lvlText w:val="%1.%2.%3.%4.%5.%6.%7.%8.%9"/>
+      <w:lvlJc w:val="left"/>
+      <w:pPr>
+        <w:ind w:left="1800" w:hanging="1800"/>
+      </w:pPr>
+      <w:rPr>
+        <w:rFonts w:hint="default"/>
+      </w:rPr>
+    </w:lvl>
+  </w:abstractNum>
+  <w:abstractNum w:abstractNumId="22" w15:restartNumberingAfterBreak="0">
     <w:nsid w:val="43461A5F"/>
     <w:multiLevelType w:val="hybridMultilevel"/>
     <w:tmpl w:val="FE1060EA"/>
@@ -16496,7 +21610,7 @@
       </w:rPr>
     </w:lvl>
   </w:abstractNum>
-  <w:abstractNum w:abstractNumId="17" w15:restartNumberingAfterBreak="0">
+  <w:abstractNum w:abstractNumId="23" w15:restartNumberingAfterBreak="0">
     <w:nsid w:val="46D7603E"/>
     <w:multiLevelType w:val="multilevel"/>
     <w:tmpl w:val="F8581290"/>
@@ -16609,7 +21723,7 @@
       </w:rPr>
     </w:lvl>
   </w:abstractNum>
-  <w:abstractNum w:abstractNumId="18" w15:restartNumberingAfterBreak="0">
+  <w:abstractNum w:abstractNumId="24" w15:restartNumberingAfterBreak="0">
     <w:nsid w:val="49DB0B05"/>
     <w:multiLevelType w:val="hybridMultilevel"/>
     <w:tmpl w:val="C09A67EE"/>
@@ -16695,7 +21809,7 @@
       </w:pPr>
     </w:lvl>
   </w:abstractNum>
-  <w:abstractNum w:abstractNumId="19" w15:restartNumberingAfterBreak="0">
+  <w:abstractNum w:abstractNumId="25" w15:restartNumberingAfterBreak="0">
     <w:nsid w:val="4B427A87"/>
     <w:multiLevelType w:val="hybridMultilevel"/>
     <w:tmpl w:val="D3BEB142"/>
@@ -16808,7 +21922,7 @@
       </w:rPr>
     </w:lvl>
   </w:abstractNum>
-  <w:abstractNum w:abstractNumId="20" w15:restartNumberingAfterBreak="0">
+  <w:abstractNum w:abstractNumId="26" w15:restartNumberingAfterBreak="0">
     <w:nsid w:val="53687F90"/>
     <w:multiLevelType w:val="hybridMultilevel"/>
     <w:tmpl w:val="DB606EA2"/>
@@ -16897,7 +22011,7 @@
       </w:pPr>
     </w:lvl>
   </w:abstractNum>
-  <w:abstractNum w:abstractNumId="21" w15:restartNumberingAfterBreak="0">
+  <w:abstractNum w:abstractNumId="27" w15:restartNumberingAfterBreak="0">
     <w:nsid w:val="5B2909CC"/>
     <w:multiLevelType w:val="multilevel"/>
     <w:tmpl w:val="FCEA69C8"/>
@@ -17010,7 +22124,7 @@
       </w:rPr>
     </w:lvl>
   </w:abstractNum>
-  <w:abstractNum w:abstractNumId="22" w15:restartNumberingAfterBreak="0">
+  <w:abstractNum w:abstractNumId="28" w15:restartNumberingAfterBreak="0">
     <w:nsid w:val="5D142187"/>
     <w:multiLevelType w:val="multilevel"/>
     <w:tmpl w:val="0409001F"/>
@@ -17123,7 +22237,7 @@
       </w:rPr>
     </w:lvl>
   </w:abstractNum>
-  <w:abstractNum w:abstractNumId="23" w15:restartNumberingAfterBreak="0">
+  <w:abstractNum w:abstractNumId="29" w15:restartNumberingAfterBreak="0">
     <w:nsid w:val="5EFB1C64"/>
     <w:multiLevelType w:val="hybridMultilevel"/>
     <w:tmpl w:val="A100EB5E"/>
@@ -17212,7 +22326,387 @@
       </w:pPr>
     </w:lvl>
   </w:abstractNum>
-  <w:abstractNum w:abstractNumId="24" w15:restartNumberingAfterBreak="0">
+  <w:abstractNum w:abstractNumId="30" w15:restartNumberingAfterBreak="0">
+    <w:nsid w:val="60085CA1"/>
+    <w:multiLevelType w:val="hybridMultilevel"/>
+    <w:tmpl w:val="ACE41B1A"/>
+    <w:lvl w:ilvl="0" w:tplc="04090001">
+      <w:start w:val="1"/>
+      <w:numFmt w:val="bullet"/>
+      <w:lvlText w:val=""/>
+      <w:lvlJc w:val="left"/>
+      <w:pPr>
+        <w:ind w:left="440" w:hanging="440"/>
+      </w:pPr>
+      <w:rPr>
+        <w:rFonts w:ascii="Wingdings" w:hAnsi="Wingdings" w:hint="default"/>
+      </w:rPr>
+    </w:lvl>
+    <w:lvl w:ilvl="1" w:tplc="04090003" w:tentative="1">
+      <w:start w:val="1"/>
+      <w:numFmt w:val="bullet"/>
+      <w:lvlText w:val=""/>
+      <w:lvlJc w:val="left"/>
+      <w:pPr>
+        <w:ind w:left="880" w:hanging="440"/>
+      </w:pPr>
+      <w:rPr>
+        <w:rFonts w:ascii="Wingdings" w:hAnsi="Wingdings" w:hint="default"/>
+      </w:rPr>
+    </w:lvl>
+    <w:lvl w:ilvl="2" w:tplc="04090005" w:tentative="1">
+      <w:start w:val="1"/>
+      <w:numFmt w:val="bullet"/>
+      <w:lvlText w:val=""/>
+      <w:lvlJc w:val="left"/>
+      <w:pPr>
+        <w:ind w:left="1320" w:hanging="440"/>
+      </w:pPr>
+      <w:rPr>
+        <w:rFonts w:ascii="Wingdings" w:hAnsi="Wingdings" w:hint="default"/>
+      </w:rPr>
+    </w:lvl>
+    <w:lvl w:ilvl="3" w:tplc="04090001" w:tentative="1">
+      <w:start w:val="1"/>
+      <w:numFmt w:val="bullet"/>
+      <w:lvlText w:val=""/>
+      <w:lvlJc w:val="left"/>
+      <w:pPr>
+        <w:ind w:left="1760" w:hanging="440"/>
+      </w:pPr>
+      <w:rPr>
+        <w:rFonts w:ascii="Wingdings" w:hAnsi="Wingdings" w:hint="default"/>
+      </w:rPr>
+    </w:lvl>
+    <w:lvl w:ilvl="4" w:tplc="04090003" w:tentative="1">
+      <w:start w:val="1"/>
+      <w:numFmt w:val="bullet"/>
+      <w:lvlText w:val=""/>
+      <w:lvlJc w:val="left"/>
+      <w:pPr>
+        <w:ind w:left="2200" w:hanging="440"/>
+      </w:pPr>
+      <w:rPr>
+        <w:rFonts w:ascii="Wingdings" w:hAnsi="Wingdings" w:hint="default"/>
+      </w:rPr>
+    </w:lvl>
+    <w:lvl w:ilvl="5" w:tplc="04090005" w:tentative="1">
+      <w:start w:val="1"/>
+      <w:numFmt w:val="bullet"/>
+      <w:lvlText w:val=""/>
+      <w:lvlJc w:val="left"/>
+      <w:pPr>
+        <w:ind w:left="2640" w:hanging="440"/>
+      </w:pPr>
+      <w:rPr>
+        <w:rFonts w:ascii="Wingdings" w:hAnsi="Wingdings" w:hint="default"/>
+      </w:rPr>
+    </w:lvl>
+    <w:lvl w:ilvl="6" w:tplc="04090001" w:tentative="1">
+      <w:start w:val="1"/>
+      <w:numFmt w:val="bullet"/>
+      <w:lvlText w:val=""/>
+      <w:lvlJc w:val="left"/>
+      <w:pPr>
+        <w:ind w:left="3080" w:hanging="440"/>
+      </w:pPr>
+      <w:rPr>
+        <w:rFonts w:ascii="Wingdings" w:hAnsi="Wingdings" w:hint="default"/>
+      </w:rPr>
+    </w:lvl>
+    <w:lvl w:ilvl="7" w:tplc="04090003" w:tentative="1">
+      <w:start w:val="1"/>
+      <w:numFmt w:val="bullet"/>
+      <w:lvlText w:val=""/>
+      <w:lvlJc w:val="left"/>
+      <w:pPr>
+        <w:ind w:left="3520" w:hanging="440"/>
+      </w:pPr>
+      <w:rPr>
+        <w:rFonts w:ascii="Wingdings" w:hAnsi="Wingdings" w:hint="default"/>
+      </w:rPr>
+    </w:lvl>
+    <w:lvl w:ilvl="8" w:tplc="04090005" w:tentative="1">
+      <w:start w:val="1"/>
+      <w:numFmt w:val="bullet"/>
+      <w:lvlText w:val=""/>
+      <w:lvlJc w:val="left"/>
+      <w:pPr>
+        <w:ind w:left="3960" w:hanging="440"/>
+      </w:pPr>
+      <w:rPr>
+        <w:rFonts w:ascii="Wingdings" w:hAnsi="Wingdings" w:hint="default"/>
+      </w:rPr>
+    </w:lvl>
+  </w:abstractNum>
+  <w:abstractNum w:abstractNumId="31" w15:restartNumberingAfterBreak="0">
+    <w:nsid w:val="6B2A7BD7"/>
+    <w:multiLevelType w:val="hybridMultilevel"/>
+    <w:tmpl w:val="0E10B7BE"/>
+    <w:lvl w:ilvl="0" w:tplc="FB1CFE6C">
+      <w:start w:val="1"/>
+      <w:numFmt w:val="decimal"/>
+      <w:lvlText w:val="%1."/>
+      <w:lvlJc w:val="left"/>
+      <w:pPr>
+        <w:ind w:left="360" w:hanging="360"/>
+      </w:pPr>
+      <w:rPr>
+        <w:rFonts w:hint="default"/>
+      </w:rPr>
+    </w:lvl>
+    <w:lvl w:ilvl="1" w:tplc="04090019" w:tentative="1">
+      <w:start w:val="1"/>
+      <w:numFmt w:val="lowerLetter"/>
+      <w:lvlText w:val="%2)"/>
+      <w:lvlJc w:val="left"/>
+      <w:pPr>
+        <w:ind w:left="880" w:hanging="440"/>
+      </w:pPr>
+    </w:lvl>
+    <w:lvl w:ilvl="2" w:tplc="0409001B" w:tentative="1">
+      <w:start w:val="1"/>
+      <w:numFmt w:val="lowerRoman"/>
+      <w:lvlText w:val="%3."/>
+      <w:lvlJc w:val="right"/>
+      <w:pPr>
+        <w:ind w:left="1320" w:hanging="440"/>
+      </w:pPr>
+    </w:lvl>
+    <w:lvl w:ilvl="3" w:tplc="0409000F" w:tentative="1">
+      <w:start w:val="1"/>
+      <w:numFmt w:val="decimal"/>
+      <w:lvlText w:val="%4."/>
+      <w:lvlJc w:val="left"/>
+      <w:pPr>
+        <w:ind w:left="1760" w:hanging="440"/>
+      </w:pPr>
+    </w:lvl>
+    <w:lvl w:ilvl="4" w:tplc="04090019" w:tentative="1">
+      <w:start w:val="1"/>
+      <w:numFmt w:val="lowerLetter"/>
+      <w:lvlText w:val="%5)"/>
+      <w:lvlJc w:val="left"/>
+      <w:pPr>
+        <w:ind w:left="2200" w:hanging="440"/>
+      </w:pPr>
+    </w:lvl>
+    <w:lvl w:ilvl="5" w:tplc="0409001B" w:tentative="1">
+      <w:start w:val="1"/>
+      <w:numFmt w:val="lowerRoman"/>
+      <w:lvlText w:val="%6."/>
+      <w:lvlJc w:val="right"/>
+      <w:pPr>
+        <w:ind w:left="2640" w:hanging="440"/>
+      </w:pPr>
+    </w:lvl>
+    <w:lvl w:ilvl="6" w:tplc="0409000F" w:tentative="1">
+      <w:start w:val="1"/>
+      <w:numFmt w:val="decimal"/>
+      <w:lvlText w:val="%7."/>
+      <w:lvlJc w:val="left"/>
+      <w:pPr>
+        <w:ind w:left="3080" w:hanging="440"/>
+      </w:pPr>
+    </w:lvl>
+    <w:lvl w:ilvl="7" w:tplc="04090019" w:tentative="1">
+      <w:start w:val="1"/>
+      <w:numFmt w:val="lowerLetter"/>
+      <w:lvlText w:val="%8)"/>
+      <w:lvlJc w:val="left"/>
+      <w:pPr>
+        <w:ind w:left="3520" w:hanging="440"/>
+      </w:pPr>
+    </w:lvl>
+    <w:lvl w:ilvl="8" w:tplc="0409001B" w:tentative="1">
+      <w:start w:val="1"/>
+      <w:numFmt w:val="lowerRoman"/>
+      <w:lvlText w:val="%9."/>
+      <w:lvlJc w:val="right"/>
+      <w:pPr>
+        <w:ind w:left="3960" w:hanging="440"/>
+      </w:pPr>
+    </w:lvl>
+  </w:abstractNum>
+  <w:abstractNum w:abstractNumId="32" w15:restartNumberingAfterBreak="0">
+    <w:nsid w:val="6C0F5A05"/>
+    <w:multiLevelType w:val="hybridMultilevel"/>
+    <w:tmpl w:val="6BC0357A"/>
+    <w:lvl w:ilvl="0" w:tplc="12D60490">
+      <w:start w:val="1"/>
+      <w:numFmt w:val="decimal"/>
+      <w:lvlText w:val="%1."/>
+      <w:lvlJc w:val="left"/>
+      <w:pPr>
+        <w:ind w:left="360" w:hanging="360"/>
+      </w:pPr>
+      <w:rPr>
+        <w:rFonts w:hint="default"/>
+      </w:rPr>
+    </w:lvl>
+    <w:lvl w:ilvl="1" w:tplc="04090019" w:tentative="1">
+      <w:start w:val="1"/>
+      <w:numFmt w:val="lowerLetter"/>
+      <w:lvlText w:val="%2)"/>
+      <w:lvlJc w:val="left"/>
+      <w:pPr>
+        <w:ind w:left="880" w:hanging="440"/>
+      </w:pPr>
+    </w:lvl>
+    <w:lvl w:ilvl="2" w:tplc="0409001B" w:tentative="1">
+      <w:start w:val="1"/>
+      <w:numFmt w:val="lowerRoman"/>
+      <w:lvlText w:val="%3."/>
+      <w:lvlJc w:val="right"/>
+      <w:pPr>
+        <w:ind w:left="1320" w:hanging="440"/>
+      </w:pPr>
+    </w:lvl>
+    <w:lvl w:ilvl="3" w:tplc="0409000F" w:tentative="1">
+      <w:start w:val="1"/>
+      <w:numFmt w:val="decimal"/>
+      <w:lvlText w:val="%4."/>
+      <w:lvlJc w:val="left"/>
+      <w:pPr>
+        <w:ind w:left="1760" w:hanging="440"/>
+      </w:pPr>
+    </w:lvl>
+    <w:lvl w:ilvl="4" w:tplc="04090019" w:tentative="1">
+      <w:start w:val="1"/>
+      <w:numFmt w:val="lowerLetter"/>
+      <w:lvlText w:val="%5)"/>
+      <w:lvlJc w:val="left"/>
+      <w:pPr>
+        <w:ind w:left="2200" w:hanging="440"/>
+      </w:pPr>
+    </w:lvl>
+    <w:lvl w:ilvl="5" w:tplc="0409001B" w:tentative="1">
+      <w:start w:val="1"/>
+      <w:numFmt w:val="lowerRoman"/>
+      <w:lvlText w:val="%6."/>
+      <w:lvlJc w:val="right"/>
+      <w:pPr>
+        <w:ind w:left="2640" w:hanging="440"/>
+      </w:pPr>
+    </w:lvl>
+    <w:lvl w:ilvl="6" w:tplc="0409000F" w:tentative="1">
+      <w:start w:val="1"/>
+      <w:numFmt w:val="decimal"/>
+      <w:lvlText w:val="%7."/>
+      <w:lvlJc w:val="left"/>
+      <w:pPr>
+        <w:ind w:left="3080" w:hanging="440"/>
+      </w:pPr>
+    </w:lvl>
+    <w:lvl w:ilvl="7" w:tplc="04090019" w:tentative="1">
+      <w:start w:val="1"/>
+      <w:numFmt w:val="lowerLetter"/>
+      <w:lvlText w:val="%8)"/>
+      <w:lvlJc w:val="left"/>
+      <w:pPr>
+        <w:ind w:left="3520" w:hanging="440"/>
+      </w:pPr>
+    </w:lvl>
+    <w:lvl w:ilvl="8" w:tplc="0409001B" w:tentative="1">
+      <w:start w:val="1"/>
+      <w:numFmt w:val="lowerRoman"/>
+      <w:lvlText w:val="%9."/>
+      <w:lvlJc w:val="right"/>
+      <w:pPr>
+        <w:ind w:left="3960" w:hanging="440"/>
+      </w:pPr>
+    </w:lvl>
+  </w:abstractNum>
+  <w:abstractNum w:abstractNumId="33" w15:restartNumberingAfterBreak="0">
+    <w:nsid w:val="6FA26B7A"/>
+    <w:multiLevelType w:val="hybridMultilevel"/>
+    <w:tmpl w:val="3FB6B268"/>
+    <w:lvl w:ilvl="0" w:tplc="069CE5E6">
+      <w:start w:val="1"/>
+      <w:numFmt w:val="decimal"/>
+      <w:lvlText w:val="%1."/>
+      <w:lvlJc w:val="left"/>
+      <w:pPr>
+        <w:ind w:left="360" w:hanging="360"/>
+      </w:pPr>
+      <w:rPr>
+        <w:rFonts w:hint="default"/>
+      </w:rPr>
+    </w:lvl>
+    <w:lvl w:ilvl="1" w:tplc="04090019" w:tentative="1">
+      <w:start w:val="1"/>
+      <w:numFmt w:val="lowerLetter"/>
+      <w:lvlText w:val="%2)"/>
+      <w:lvlJc w:val="left"/>
+      <w:pPr>
+        <w:ind w:left="880" w:hanging="440"/>
+      </w:pPr>
+    </w:lvl>
+    <w:lvl w:ilvl="2" w:tplc="0409001B" w:tentative="1">
+      <w:start w:val="1"/>
+      <w:numFmt w:val="lowerRoman"/>
+      <w:lvlText w:val="%3."/>
+      <w:lvlJc w:val="right"/>
+      <w:pPr>
+        <w:ind w:left="1320" w:hanging="440"/>
+      </w:pPr>
+    </w:lvl>
+    <w:lvl w:ilvl="3" w:tplc="0409000F" w:tentative="1">
+      <w:start w:val="1"/>
+      <w:numFmt w:val="decimal"/>
+      <w:lvlText w:val="%4."/>
+      <w:lvlJc w:val="left"/>
+      <w:pPr>
+        <w:ind w:left="1760" w:hanging="440"/>
+      </w:pPr>
+    </w:lvl>
+    <w:lvl w:ilvl="4" w:tplc="04090019" w:tentative="1">
+      <w:start w:val="1"/>
+      <w:numFmt w:val="lowerLetter"/>
+      <w:lvlText w:val="%5)"/>
+      <w:lvlJc w:val="left"/>
+      <w:pPr>
+        <w:ind w:left="2200" w:hanging="440"/>
+      </w:pPr>
+    </w:lvl>
+    <w:lvl w:ilvl="5" w:tplc="0409001B" w:tentative="1">
+      <w:start w:val="1"/>
+      <w:numFmt w:val="lowerRoman"/>
+      <w:lvlText w:val="%6."/>
+      <w:lvlJc w:val="right"/>
+      <w:pPr>
+        <w:ind w:left="2640" w:hanging="440"/>
+      </w:pPr>
+    </w:lvl>
+    <w:lvl w:ilvl="6" w:tplc="0409000F" w:tentative="1">
+      <w:start w:val="1"/>
+      <w:numFmt w:val="decimal"/>
+      <w:lvlText w:val="%7."/>
+      <w:lvlJc w:val="left"/>
+      <w:pPr>
+        <w:ind w:left="3080" w:hanging="440"/>
+      </w:pPr>
+    </w:lvl>
+    <w:lvl w:ilvl="7" w:tplc="04090019" w:tentative="1">
+      <w:start w:val="1"/>
+      <w:numFmt w:val="lowerLetter"/>
+      <w:lvlText w:val="%8)"/>
+      <w:lvlJc w:val="left"/>
+      <w:pPr>
+        <w:ind w:left="3520" w:hanging="440"/>
+      </w:pPr>
+    </w:lvl>
+    <w:lvl w:ilvl="8" w:tplc="0409001B" w:tentative="1">
+      <w:start w:val="1"/>
+      <w:numFmt w:val="lowerRoman"/>
+      <w:lvlText w:val="%9."/>
+      <w:lvlJc w:val="right"/>
+      <w:pPr>
+        <w:ind w:left="3960" w:hanging="440"/>
+      </w:pPr>
+    </w:lvl>
+  </w:abstractNum>
+  <w:abstractNum w:abstractNumId="34" w15:restartNumberingAfterBreak="0">
     <w:nsid w:val="73320A3D"/>
     <w:multiLevelType w:val="hybridMultilevel"/>
     <w:tmpl w:val="13F62C12"/>
@@ -17325,7 +22819,7 @@
       </w:rPr>
     </w:lvl>
   </w:abstractNum>
-  <w:abstractNum w:abstractNumId="25" w15:restartNumberingAfterBreak="0">
+  <w:abstractNum w:abstractNumId="35" w15:restartNumberingAfterBreak="0">
     <w:nsid w:val="77084836"/>
     <w:multiLevelType w:val="multilevel"/>
     <w:tmpl w:val="EED29006"/>
@@ -17474,7 +22968,96 @@
       </w:rPr>
     </w:lvl>
   </w:abstractNum>
-  <w:abstractNum w:abstractNumId="26" w15:restartNumberingAfterBreak="0">
+  <w:abstractNum w:abstractNumId="36" w15:restartNumberingAfterBreak="0">
+    <w:nsid w:val="77844A98"/>
+    <w:multiLevelType w:val="hybridMultilevel"/>
+    <w:tmpl w:val="869EF01C"/>
+    <w:lvl w:ilvl="0" w:tplc="B8E0E45E">
+      <w:start w:val="1"/>
+      <w:numFmt w:val="decimal"/>
+      <w:lvlText w:val="%1."/>
+      <w:lvlJc w:val="left"/>
+      <w:pPr>
+        <w:ind w:left="360" w:hanging="360"/>
+      </w:pPr>
+      <w:rPr>
+        <w:rFonts w:hint="default"/>
+      </w:rPr>
+    </w:lvl>
+    <w:lvl w:ilvl="1" w:tplc="04090019" w:tentative="1">
+      <w:start w:val="1"/>
+      <w:numFmt w:val="lowerLetter"/>
+      <w:lvlText w:val="%2)"/>
+      <w:lvlJc w:val="left"/>
+      <w:pPr>
+        <w:ind w:left="880" w:hanging="440"/>
+      </w:pPr>
+    </w:lvl>
+    <w:lvl w:ilvl="2" w:tplc="0409001B" w:tentative="1">
+      <w:start w:val="1"/>
+      <w:numFmt w:val="lowerRoman"/>
+      <w:lvlText w:val="%3."/>
+      <w:lvlJc w:val="right"/>
+      <w:pPr>
+        <w:ind w:left="1320" w:hanging="440"/>
+      </w:pPr>
+    </w:lvl>
+    <w:lvl w:ilvl="3" w:tplc="0409000F" w:tentative="1">
+      <w:start w:val="1"/>
+      <w:numFmt w:val="decimal"/>
+      <w:lvlText w:val="%4."/>
+      <w:lvlJc w:val="left"/>
+      <w:pPr>
+        <w:ind w:left="1760" w:hanging="440"/>
+      </w:pPr>
+    </w:lvl>
+    <w:lvl w:ilvl="4" w:tplc="04090019" w:tentative="1">
+      <w:start w:val="1"/>
+      <w:numFmt w:val="lowerLetter"/>
+      <w:lvlText w:val="%5)"/>
+      <w:lvlJc w:val="left"/>
+      <w:pPr>
+        <w:ind w:left="2200" w:hanging="440"/>
+      </w:pPr>
+    </w:lvl>
+    <w:lvl w:ilvl="5" w:tplc="0409001B" w:tentative="1">
+      <w:start w:val="1"/>
+      <w:numFmt w:val="lowerRoman"/>
+      <w:lvlText w:val="%6."/>
+      <w:lvlJc w:val="right"/>
+      <w:pPr>
+        <w:ind w:left="2640" w:hanging="440"/>
+      </w:pPr>
+    </w:lvl>
+    <w:lvl w:ilvl="6" w:tplc="0409000F" w:tentative="1">
+      <w:start w:val="1"/>
+      <w:numFmt w:val="decimal"/>
+      <w:lvlText w:val="%7."/>
+      <w:lvlJc w:val="left"/>
+      <w:pPr>
+        <w:ind w:left="3080" w:hanging="440"/>
+      </w:pPr>
+    </w:lvl>
+    <w:lvl w:ilvl="7" w:tplc="04090019" w:tentative="1">
+      <w:start w:val="1"/>
+      <w:numFmt w:val="lowerLetter"/>
+      <w:lvlText w:val="%8)"/>
+      <w:lvlJc w:val="left"/>
+      <w:pPr>
+        <w:ind w:left="3520" w:hanging="440"/>
+      </w:pPr>
+    </w:lvl>
+    <w:lvl w:ilvl="8" w:tplc="0409001B" w:tentative="1">
+      <w:start w:val="1"/>
+      <w:numFmt w:val="lowerRoman"/>
+      <w:lvlText w:val="%9."/>
+      <w:lvlJc w:val="right"/>
+      <w:pPr>
+        <w:ind w:left="3960" w:hanging="440"/>
+      </w:pPr>
+    </w:lvl>
+  </w:abstractNum>
+  <w:abstractNum w:abstractNumId="37" w15:restartNumberingAfterBreak="0">
     <w:nsid w:val="7A0D077A"/>
     <w:multiLevelType w:val="hybridMultilevel"/>
     <w:tmpl w:val="C01EAF04"/>
@@ -17587,7 +23170,7 @@
       </w:rPr>
     </w:lvl>
   </w:abstractNum>
-  <w:abstractNum w:abstractNumId="27" w15:restartNumberingAfterBreak="0">
+  <w:abstractNum w:abstractNumId="38" w15:restartNumberingAfterBreak="0">
     <w:nsid w:val="7A5C712F"/>
     <w:multiLevelType w:val="multilevel"/>
     <w:tmpl w:val="619C202E"/>
@@ -17708,7 +23291,7 @@
       </w:rPr>
     </w:lvl>
   </w:abstractNum>
-  <w:abstractNum w:abstractNumId="28" w15:restartNumberingAfterBreak="0">
+  <w:abstractNum w:abstractNumId="39" w15:restartNumberingAfterBreak="0">
     <w:nsid w:val="7DA86810"/>
     <w:multiLevelType w:val="hybridMultilevel"/>
     <w:tmpl w:val="05087DEA"/>
@@ -17822,91 +23405,124 @@
     </w:lvl>
   </w:abstractNum>
   <w:num w:numId="1" w16cid:durableId="1240867659">
-    <w:abstractNumId w:val="22"/>
+    <w:abstractNumId w:val="28"/>
   </w:num>
   <w:num w:numId="2" w16cid:durableId="196630198">
-    <w:abstractNumId w:val="18"/>
+    <w:abstractNumId w:val="24"/>
   </w:num>
   <w:num w:numId="3" w16cid:durableId="1513374809">
-    <w:abstractNumId w:val="2"/>
+    <w:abstractNumId w:val="3"/>
   </w:num>
   <w:num w:numId="4" w16cid:durableId="1452363633">
-    <w:abstractNumId w:val="21"/>
+    <w:abstractNumId w:val="27"/>
   </w:num>
   <w:num w:numId="5" w16cid:durableId="198785566">
-    <w:abstractNumId w:val="27"/>
+    <w:abstractNumId w:val="38"/>
   </w:num>
   <w:num w:numId="6" w16cid:durableId="771628036">
-    <w:abstractNumId w:val="14"/>
+    <w:abstractNumId w:val="18"/>
   </w:num>
   <w:num w:numId="7" w16cid:durableId="1531380041">
     <w:abstractNumId w:val="0"/>
   </w:num>
   <w:num w:numId="8" w16cid:durableId="1339576219">
+    <w:abstractNumId w:val="11"/>
+  </w:num>
+  <w:num w:numId="9" w16cid:durableId="1898274004">
+    <w:abstractNumId w:val="10"/>
+  </w:num>
+  <w:num w:numId="10" w16cid:durableId="493574660">
+    <w:abstractNumId w:val="21"/>
+  </w:num>
+  <w:num w:numId="11" w16cid:durableId="1743673916">
+    <w:abstractNumId w:val="2"/>
+  </w:num>
+  <w:num w:numId="12" w16cid:durableId="1302998764">
+    <w:abstractNumId w:val="26"/>
+  </w:num>
+  <w:num w:numId="13" w16cid:durableId="797458006">
+    <w:abstractNumId w:val="17"/>
+  </w:num>
+  <w:num w:numId="14" w16cid:durableId="749229815">
+    <w:abstractNumId w:val="6"/>
+  </w:num>
+  <w:num w:numId="15" w16cid:durableId="1317491897">
+    <w:abstractNumId w:val="15"/>
+  </w:num>
+  <w:num w:numId="16" w16cid:durableId="1494445906">
+    <w:abstractNumId w:val="29"/>
+  </w:num>
+  <w:num w:numId="17" w16cid:durableId="84814034">
     <w:abstractNumId w:val="9"/>
   </w:num>
-  <w:num w:numId="9" w16cid:durableId="1898274004">
+  <w:num w:numId="18" w16cid:durableId="1756508992">
+    <w:abstractNumId w:val="35"/>
+  </w:num>
+  <w:num w:numId="19" w16cid:durableId="1629967288">
+    <w:abstractNumId w:val="39"/>
+  </w:num>
+  <w:num w:numId="20" w16cid:durableId="1238829811">
+    <w:abstractNumId w:val="14"/>
+  </w:num>
+  <w:num w:numId="21" w16cid:durableId="2105564320">
+    <w:abstractNumId w:val="16"/>
+  </w:num>
+  <w:num w:numId="22" w16cid:durableId="659119520">
     <w:abstractNumId w:val="8"/>
   </w:num>
-  <w:num w:numId="10" w16cid:durableId="493574660">
-    <w:abstractNumId w:val="15"/>
+  <w:num w:numId="23" w16cid:durableId="1294288819">
+    <w:abstractNumId w:val="23"/>
   </w:num>
-  <w:num w:numId="11" w16cid:durableId="1743673916">
-    <w:abstractNumId w:val="1"/>
+  <w:num w:numId="24" w16cid:durableId="1892157358">
+    <w:abstractNumId w:val="22"/>
   </w:num>
-  <w:num w:numId="12" w16cid:durableId="1302998764">
+  <w:num w:numId="25" w16cid:durableId="164051344">
+    <w:abstractNumId w:val="7"/>
+  </w:num>
+  <w:num w:numId="26" w16cid:durableId="747965557">
+    <w:abstractNumId w:val="4"/>
+  </w:num>
+  <w:num w:numId="27" w16cid:durableId="2066369263">
+    <w:abstractNumId w:val="34"/>
+  </w:num>
+  <w:num w:numId="28" w16cid:durableId="1422525299">
+    <w:abstractNumId w:val="37"/>
+  </w:num>
+  <w:num w:numId="29" w16cid:durableId="910238763">
+    <w:abstractNumId w:val="25"/>
+  </w:num>
+  <w:num w:numId="30" w16cid:durableId="130221356">
+    <w:abstractNumId w:val="5"/>
+  </w:num>
+  <w:num w:numId="31" w16cid:durableId="48960238">
+    <w:abstractNumId w:val="36"/>
+  </w:num>
+  <w:num w:numId="32" w16cid:durableId="320936087">
+    <w:abstractNumId w:val="12"/>
+  </w:num>
+  <w:num w:numId="33" w16cid:durableId="772631798">
+    <w:abstractNumId w:val="19"/>
+  </w:num>
+  <w:num w:numId="34" w16cid:durableId="2059040259">
+    <w:abstractNumId w:val="13"/>
+  </w:num>
+  <w:num w:numId="35" w16cid:durableId="549072291">
+    <w:abstractNumId w:val="32"/>
+  </w:num>
+  <w:num w:numId="36" w16cid:durableId="1092312930">
+    <w:abstractNumId w:val="31"/>
+  </w:num>
+  <w:num w:numId="37" w16cid:durableId="106657345">
+    <w:abstractNumId w:val="30"/>
+  </w:num>
+  <w:num w:numId="38" w16cid:durableId="468017990">
     <w:abstractNumId w:val="20"/>
   </w:num>
-  <w:num w:numId="13" w16cid:durableId="797458006">
-    <w:abstractNumId w:val="13"/>
+  <w:num w:numId="39" w16cid:durableId="1261722366">
+    <w:abstractNumId w:val="33"/>
   </w:num>
-  <w:num w:numId="14" w16cid:durableId="749229815">
-    <w:abstractNumId w:val="4"/>
-  </w:num>
-  <w:num w:numId="15" w16cid:durableId="1317491897">
-    <w:abstractNumId w:val="11"/>
-  </w:num>
-  <w:num w:numId="16" w16cid:durableId="1494445906">
-    <w:abstractNumId w:val="23"/>
-  </w:num>
-  <w:num w:numId="17" w16cid:durableId="84814034">
-    <w:abstractNumId w:val="7"/>
-  </w:num>
-  <w:num w:numId="18" w16cid:durableId="1756508992">
-    <w:abstractNumId w:val="25"/>
-  </w:num>
-  <w:num w:numId="19" w16cid:durableId="1629967288">
-    <w:abstractNumId w:val="28"/>
-  </w:num>
-  <w:num w:numId="20" w16cid:durableId="1238829811">
-    <w:abstractNumId w:val="10"/>
-  </w:num>
-  <w:num w:numId="21" w16cid:durableId="2105564320">
-    <w:abstractNumId w:val="12"/>
-  </w:num>
-  <w:num w:numId="22" w16cid:durableId="659119520">
-    <w:abstractNumId w:val="6"/>
-  </w:num>
-  <w:num w:numId="23" w16cid:durableId="1294288819">
-    <w:abstractNumId w:val="17"/>
-  </w:num>
-  <w:num w:numId="24" w16cid:durableId="1892157358">
-    <w:abstractNumId w:val="16"/>
-  </w:num>
-  <w:num w:numId="25" w16cid:durableId="164051344">
-    <w:abstractNumId w:val="5"/>
-  </w:num>
-  <w:num w:numId="26" w16cid:durableId="747965557">
-    <w:abstractNumId w:val="3"/>
-  </w:num>
-  <w:num w:numId="27" w16cid:durableId="2066369263">
-    <w:abstractNumId w:val="24"/>
-  </w:num>
-  <w:num w:numId="28" w16cid:durableId="1422525299">
-    <w:abstractNumId w:val="26"/>
-  </w:num>
-  <w:num w:numId="29" w16cid:durableId="910238763">
-    <w:abstractNumId w:val="19"/>
+  <w:num w:numId="40" w16cid:durableId="319311434">
+    <w:abstractNumId w:val="1"/>
   </w:num>
 </w:numbering>
 </file>
@@ -18307,7 +23923,7 @@
   <w:style w:type="paragraph" w:default="1" w:styleId="a">
     <w:name w:val="Normal"/>
     <w:qFormat/>
-    <w:rsid w:val="0071093D"/>
+    <w:rsid w:val="006114FD"/>
     <w:pPr>
       <w:widowControl w:val="0"/>
       <w:jc w:val="both"/>
@@ -18428,7 +24044,6 @@
     <w:next w:val="a"/>
     <w:link w:val="60"/>
     <w:uiPriority w:val="9"/>
-    <w:semiHidden/>
     <w:unhideWhenUsed/>
     <w:qFormat/>
     <w:rsid w:val="008D79D5"/>
@@ -18605,7 +24220,6 @@
     <w:basedOn w:val="a0"/>
     <w:link w:val="6"/>
     <w:uiPriority w:val="9"/>
-    <w:semiHidden/>
     <w:rsid w:val="008D79D5"/>
     <w:rPr>
       <w:rFonts w:cstheme="majorBidi"/>
@@ -19007,6 +24621,25 @@
       </w:tcPr>
     </w:tblStylePr>
   </w:style>
+  <w:style w:type="paragraph" w:styleId="af3">
+    <w:name w:val="Normal (Web)"/>
+    <w:basedOn w:val="a"/>
+    <w:uiPriority w:val="99"/>
+    <w:semiHidden/>
+    <w:unhideWhenUsed/>
+    <w:rsid w:val="00367998"/>
+    <w:pPr>
+      <w:widowControl/>
+      <w:spacing w:before="100" w:beforeAutospacing="1" w:after="100" w:afterAutospacing="1"/>
+      <w:jc w:val="left"/>
+    </w:pPr>
+    <w:rPr>
+      <w:rFonts w:ascii="宋体" w:eastAsia="宋体" w:hAnsi="宋体" w:cs="宋体"/>
+      <w:kern w:val="0"/>
+      <w:sz w:val="24"/>
+      <w:szCs w:val="24"/>
+    </w:rPr>
+  </w:style>
 </w:styles>
 </file>
 
